--- a/انیسا.docx
+++ b/انیسا.docx
@@ -1,6 +1,6 @@
 
 <file path=word/document.xml><?xml version="1.0" encoding="utf-8"?>
-<w:document xmlns:wpc="http://schemas.microsoft.com/office/word/2010/wordprocessingCanvas" xmlns:cx="http://schemas.microsoft.com/office/drawing/2014/chartex" xmlns:cx1="http://schemas.microsoft.com/office/drawing/2015/9/8/chartex" xmlns:cx2="http://schemas.microsoft.com/office/drawing/2015/10/21/chartex" xmlns:cx3="http://schemas.microsoft.com/office/drawing/2016/5/9/chartex" xmlns:cx4="http://schemas.microsoft.com/office/drawing/2016/5/10/chartex" xmlns:cx5="http://schemas.microsoft.com/office/drawing/2016/5/11/chartex" xmlns:cx6="http://schemas.microsoft.com/office/drawing/2016/5/12/chartex" xmlns:cx7="http://schemas.microsoft.com/office/drawing/2016/5/13/chartex" xmlns:cx8="http://schemas.microsoft.com/office/drawing/2016/5/14/chartex" xmlns:mc="http://schemas.openxmlformats.org/markup-compatibility/2006" xmlns:aink="http://schemas.microsoft.com/office/drawing/2016/ink" xmlns:am3d="http://schemas.microsoft.com/office/drawing/2017/model3d" xmlns:o="urn:schemas-microsoft-com:office:office" xmlns:r="http://schemas.openxmlformats.org/officeDocument/2006/relationships" xmlns:m="http://schemas.openxmlformats.org/officeDocument/2006/math" xmlns:v="urn:schemas-microsoft-com:vml" xmlns:wp14="http://schemas.microsoft.com/office/word/2010/wordprocessingDrawing" xmlns:wp="http://schemas.openxmlformats.org/drawingml/2006/wordprocessingDrawing" xmlns:w10="urn:schemas-microsoft-com:office:word" xmlns:w="http://schemas.openxmlformats.org/wordprocessingml/2006/main" xmlns:w14="http://schemas.microsoft.com/office/word/2010/wordml" xmlns:w15="http://schemas.microsoft.com/office/word/2012/wordml" xmlns:w16cex="http://schemas.microsoft.com/office/word/2018/wordml/cex" xmlns:w16cid="http://schemas.microsoft.com/office/word/2016/wordml/cid" xmlns:w16="http://schemas.microsoft.com/office/word/2018/wordml" xmlns:w16sdtdh="http://schemas.microsoft.com/office/word/2020/wordml/sdtdatahash" xmlns:w16se="http://schemas.microsoft.com/office/word/2015/wordml/symex" xmlns:wpg="http://schemas.microsoft.com/office/word/2010/wordprocessingGroup" xmlns:wpi="http://schemas.microsoft.com/office/word/2010/wordprocessingInk" xmlns:wne="http://schemas.microsoft.com/office/word/2006/wordml" xmlns:wps="http://schemas.microsoft.com/office/word/2010/wordprocessingShape" mc:Ignorable="w14 w15 w16se w16cid w16 w16cex w16sdtdh wp14">
+<w:document xmlns:wpc="http://schemas.microsoft.com/office/word/2010/wordprocessingCanvas" xmlns:cx="http://schemas.microsoft.com/office/drawing/2014/chartex" xmlns:cx1="http://schemas.microsoft.com/office/drawing/2015/9/8/chartex" xmlns:cx2="http://schemas.microsoft.com/office/drawing/2015/10/21/chartex" xmlns:cx3="http://schemas.microsoft.com/office/drawing/2016/5/9/chartex" xmlns:cx4="http://schemas.microsoft.com/office/drawing/2016/5/10/chartex" xmlns:cx5="http://schemas.microsoft.com/office/drawing/2016/5/11/chartex" xmlns:cx6="http://schemas.microsoft.com/office/drawing/2016/5/12/chartex" xmlns:cx7="http://schemas.microsoft.com/office/drawing/2016/5/13/chartex" xmlns:cx8="http://schemas.microsoft.com/office/drawing/2016/5/14/chartex" xmlns:mc="http://schemas.openxmlformats.org/markup-compatibility/2006" xmlns:aink="http://schemas.microsoft.com/office/drawing/2016/ink" xmlns:am3d="http://schemas.microsoft.com/office/drawing/2017/model3d" xmlns:o="urn:schemas-microsoft-com:office:office" xmlns:oel="http://schemas.microsoft.com/office/2019/extlst" xmlns:r="http://schemas.openxmlformats.org/officeDocument/2006/relationships" xmlns:m="http://schemas.openxmlformats.org/officeDocument/2006/math" xmlns:v="urn:schemas-microsoft-com:vml" xmlns:wp14="http://schemas.microsoft.com/office/word/2010/wordprocessingDrawing" xmlns:wp="http://schemas.openxmlformats.org/drawingml/2006/wordprocessingDrawing" xmlns:w10="urn:schemas-microsoft-com:office:word" xmlns:w="http://schemas.openxmlformats.org/wordprocessingml/2006/main" xmlns:w14="http://schemas.microsoft.com/office/word/2010/wordml" xmlns:w15="http://schemas.microsoft.com/office/word/2012/wordml" xmlns:w16cex="http://schemas.microsoft.com/office/word/2018/wordml/cex" xmlns:w16cid="http://schemas.microsoft.com/office/word/2016/wordml/cid" xmlns:w16="http://schemas.microsoft.com/office/word/2018/wordml" xmlns:w16du="http://schemas.microsoft.com/office/word/2023/wordml/word16du" xmlns:w16sdtdh="http://schemas.microsoft.com/office/word/2020/wordml/sdtdatahash" xmlns:w16sdtfl="http://schemas.microsoft.com/office/word/2024/wordml/sdtformatlock" xmlns:w16se="http://schemas.microsoft.com/office/word/2015/wordml/symex" xmlns:wpg="http://schemas.microsoft.com/office/word/2010/wordprocessingGroup" xmlns:wpi="http://schemas.microsoft.com/office/word/2010/wordprocessingInk" xmlns:wne="http://schemas.microsoft.com/office/word/2006/wordml" xmlns:wps="http://schemas.microsoft.com/office/word/2010/wordprocessingShape" mc:Ignorable="w14 w15 w16se w16cid w16 w16cex w16sdtdh w16sdtfl w16du wp14">
   <w:body>
     <w:p>
       <w:pPr>
@@ -117,7 +117,6 @@
           <w:lang w:bidi="fa-IR"/>
         </w:rPr>
       </w:pPr>
-      <w:proofErr w:type="gramStart"/>
       <w:r>
         <w:rPr>
           <w:lang w:bidi="fa-IR"/>
@@ -130,16 +129,7 @@
           <w:rtl/>
           <w:lang w:bidi="fa-IR"/>
         </w:rPr>
-        <w:t xml:space="preserve"> هم</w:t>
-      </w:r>
-      <w:proofErr w:type="gramEnd"/>
-      <w:r>
-        <w:rPr>
-          <w:rFonts w:hint="cs"/>
-          <w:rtl/>
-          <w:lang w:bidi="fa-IR"/>
-        </w:rPr>
-        <w:t xml:space="preserve"> میان این فایل ها رو میگیرن و دیپلوی رو سرور عملیاتی و کار </w:t>
+        <w:t xml:space="preserve"> هم میان این فایل ها رو میگیرن و دیپلوی رو سرور عملیاتی و کار </w:t>
       </w:r>
       <w:r>
         <w:rPr>
@@ -1056,21 +1046,7 @@
         <w:rPr>
           <w:lang w:bidi="fa-IR"/>
         </w:rPr>
-        <w:t xml:space="preserve"> </w:t>
-      </w:r>
-      <w:proofErr w:type="gramStart"/>
-      <w:r>
-        <w:rPr>
-          <w:lang w:bidi="fa-IR"/>
-        </w:rPr>
-        <w:t>integration ,</w:t>
-      </w:r>
-      <w:proofErr w:type="gramEnd"/>
-      <w:r>
-        <w:rPr>
-          <w:lang w:bidi="fa-IR"/>
-        </w:rPr>
-        <w:t xml:space="preserve"> </w:t>
+        <w:t xml:space="preserve"> integration , </w:t>
       </w:r>
       <w:proofErr w:type="spellStart"/>
       <w:r>
@@ -1095,7 +1071,6 @@
           <w:lang w:bidi="fa-IR"/>
         </w:rPr>
       </w:pPr>
-      <w:proofErr w:type="gramStart"/>
       <w:r>
         <w:rPr>
           <w:lang w:bidi="fa-IR"/>
@@ -1108,16 +1083,7 @@
           <w:rtl/>
           <w:lang w:bidi="fa-IR"/>
         </w:rPr>
-        <w:t>یعنی</w:t>
-      </w:r>
-      <w:proofErr w:type="gramEnd"/>
-      <w:r>
-        <w:rPr>
-          <w:rFonts w:hint="cs"/>
-          <w:rtl/>
-          <w:lang w:bidi="fa-IR"/>
-        </w:rPr>
-        <w:t xml:space="preserve"> فراهم کردن سازو کاری رو پیاده سازی کنیم که دولوپر های ما بتوند کدی که توسعه دادن رو بیلد و تست کنند.با صرف کمترین هزینه . یعینی اگر دوپلور نقظه کم و زیاد کرد اتوماتیکالی پروژه بیلد و تست بشه </w:t>
+        <w:t xml:space="preserve">یعنی فراهم کردن سازو کاری رو پیاده سازی کنیم که دولوپر های ما بتوند کدی که توسعه دادن رو بیلد و تست کنند.با صرف کمترین هزینه . یعینی اگر دوپلور نقظه کم و زیاد کرد اتوماتیکالی پروژه بیلد و تست بشه </w:t>
       </w:r>
     </w:p>
     <w:p>
@@ -1147,21 +1113,7 @@
         <w:rPr>
           <w:lang w:bidi="fa-IR"/>
         </w:rPr>
-        <w:t xml:space="preserve"> </w:t>
-      </w:r>
-      <w:proofErr w:type="gramStart"/>
-      <w:r>
-        <w:rPr>
-          <w:lang w:bidi="fa-IR"/>
-        </w:rPr>
-        <w:t>delivery ,</w:t>
-      </w:r>
-      <w:proofErr w:type="gramEnd"/>
-      <w:r>
-        <w:rPr>
-          <w:lang w:bidi="fa-IR"/>
-        </w:rPr>
-        <w:t xml:space="preserve"> deployment</w:t>
+        <w:t xml:space="preserve"> delivery , deployment</w:t>
       </w:r>
     </w:p>
     <w:p>
@@ -1172,7 +1124,6 @@
           <w:lang w:bidi="fa-IR"/>
         </w:rPr>
       </w:pPr>
-      <w:proofErr w:type="gramStart"/>
       <w:r>
         <w:rPr>
           <w:lang w:bidi="fa-IR"/>
@@ -1185,16 +1136,7 @@
           <w:rtl/>
           <w:lang w:bidi="fa-IR"/>
         </w:rPr>
-        <w:t xml:space="preserve"> اون</w:t>
-      </w:r>
-      <w:proofErr w:type="gramEnd"/>
-      <w:r>
-        <w:rPr>
-          <w:rFonts w:hint="cs"/>
-          <w:rtl/>
-          <w:lang w:bidi="fa-IR"/>
-        </w:rPr>
-        <w:t xml:space="preserve"> زمان بندی </w:t>
+        <w:t xml:space="preserve"> اون زمان بندی </w:t>
       </w:r>
       <w:r>
         <w:rPr>
@@ -1304,7 +1246,7 @@
                     <pic:cNvPicPr/>
                   </pic:nvPicPr>
                   <pic:blipFill>
-                    <a:blip r:embed="rId5">
+                    <a:blip r:embed="rId7">
                       <a:extLst>
                         <a:ext uri="{28A0092B-C50C-407E-A947-70E740481C1C}">
                           <a14:useLocalDpi xmlns:a14="http://schemas.microsoft.com/office/drawing/2010/main" val="0"/>
@@ -1365,7 +1307,7 @@
                     <pic:cNvPicPr/>
                   </pic:nvPicPr>
                   <pic:blipFill>
-                    <a:blip r:embed="rId6"/>
+                    <a:blip r:embed="rId8"/>
                     <a:stretch>
                       <a:fillRect/>
                     </a:stretch>
@@ -1427,7 +1369,7 @@
                     <pic:cNvPicPr/>
                   </pic:nvPicPr>
                   <pic:blipFill>
-                    <a:blip r:embed="rId5"/>
+                    <a:blip r:embed="rId7"/>
                     <a:stretch>
                       <a:fillRect/>
                     </a:stretch>
@@ -2043,6 +1985,14 @@
       </w:r>
       <w:r>
         <w:rPr>
+          <w:rFonts w:hint="cs"/>
+          <w:rtl/>
+          <w:lang w:bidi="fa-IR"/>
+        </w:rPr>
+        <w:t xml:space="preserve"> </w:t>
+      </w:r>
+      <w:r>
+        <w:rPr>
           <w:lang w:bidi="fa-IR"/>
         </w:rPr>
         <w:t xml:space="preserve">  </w:t>
@@ -2057,6 +2007,8 @@
       <w:proofErr w:type="spellEnd"/>
       <w:r>
         <w:rPr>
+          <w:rFonts w:hint="cs"/>
+          <w:rtl/>
           <w:lang w:bidi="fa-IR"/>
         </w:rPr>
         <w:t xml:space="preserve"> </w:t>
@@ -2097,7 +2049,6 @@
       <w:pPr>
         <w:bidi/>
         <w:rPr>
-          <w:rtl/>
           <w:lang w:bidi="fa-IR"/>
         </w:rPr>
       </w:pPr>
@@ -2143,17 +2094,26 @@
           <w:rtl/>
           <w:lang w:bidi="fa-IR"/>
         </w:rPr>
-        <w:t xml:space="preserve"> ها ما میایم و از مفاهیم سوکت استفاده میکنیم. یوزر روت فقط مجاز هست این سوکت رو بسازه و ارتباط رو برقرار میکنه.</w:t>
-      </w:r>
-    </w:p>
-    <w:p>
-      <w:pPr>
-        <w:bidi/>
-        <w:rPr>
-          <w:rtl/>
-          <w:lang w:bidi="fa-IR"/>
-        </w:rPr>
-      </w:pPr>
+        <w:t xml:space="preserve"> ها ما میایم و از مفاهیم سوکت استفاده میکنیم.</w:t>
+      </w:r>
+    </w:p>
+    <w:p>
+      <w:pPr>
+        <w:bidi/>
+        <w:rPr>
+          <w:rFonts w:hint="cs"/>
+          <w:rtl/>
+          <w:lang w:bidi="fa-IR"/>
+        </w:rPr>
+      </w:pPr>
+      <w:r>
+        <w:rPr>
+          <w:rFonts w:hint="cs"/>
+          <w:rtl/>
+          <w:lang w:bidi="fa-IR"/>
+        </w:rPr>
+        <w:t xml:space="preserve"> یوزر روت فقط مجاز هست این سوکت رو بسازه و ارتباط رو برقرار میکنه.</w:t>
+      </w:r>
     </w:p>
     <w:p>
       <w:pPr>
@@ -2353,7 +2313,6 @@
       <w:pPr>
         <w:bidi/>
         <w:rPr>
-          <w:rFonts w:hint="cs"/>
           <w:lang w:bidi="fa-IR"/>
         </w:rPr>
       </w:pPr>
@@ -2376,25 +2335,764 @@
       <w:pPr>
         <w:bidi/>
         <w:rPr>
-          <w:rtl/>
-          <w:lang w:bidi="fa-IR"/>
-        </w:rPr>
-      </w:pPr>
-    </w:p>
-    <w:p>
-      <w:pPr>
-        <w:bidi/>
-        <w:rPr>
-          <w:rFonts w:hint="cs"/>
-          <w:lang w:bidi="fa-IR"/>
-        </w:rPr>
-      </w:pPr>
-    </w:p>
-    <w:p>
-      <w:pPr>
-        <w:bidi/>
-        <w:rPr>
-          <w:rtl/>
+          <w:lang w:bidi="fa-IR"/>
+        </w:rPr>
+      </w:pPr>
+      <w:r>
+        <w:rPr>
+          <w:rFonts w:hint="cs"/>
+          <w:rtl/>
+          <w:lang w:bidi="fa-IR"/>
+        </w:rPr>
+        <w:t xml:space="preserve">توضیحات در مورد تفاوت </w:t>
+      </w:r>
+      <w:r>
+        <w:rPr>
+          <w:lang w:bidi="fa-IR"/>
+        </w:rPr>
+        <w:t xml:space="preserve">container vs </w:t>
+      </w:r>
+      <w:proofErr w:type="spellStart"/>
+      <w:r>
+        <w:rPr>
+          <w:lang w:bidi="fa-IR"/>
+        </w:rPr>
+        <w:t>vm</w:t>
+      </w:r>
+      <w:proofErr w:type="spellEnd"/>
+      <w:r>
+        <w:rPr>
+          <w:lang w:bidi="fa-IR"/>
+        </w:rPr>
+        <w:t xml:space="preserve"> </w:t>
+      </w:r>
+    </w:p>
+    <w:p>
+      <w:pPr>
+        <w:bidi/>
+        <w:rPr>
+          <w:rFonts w:cs="Arial"/>
+          <w:rtl/>
+          <w:lang w:bidi="fa-IR"/>
+        </w:rPr>
+      </w:pPr>
+      <w:r>
+        <w:rPr>
+          <w:rFonts w:cs="Arial"/>
+          <w:rtl/>
+          <w:lang w:bidi="fa-IR"/>
+        </w:rPr>
+        <w:lastRenderedPageBreak/>
+        <w:drawing>
+          <wp:inline distT="0" distB="0" distL="0" distR="0" wp14:anchorId="0C4C9AD5" wp14:editId="1A0634D9">
+            <wp:extent cx="5943600" cy="4050030"/>
+            <wp:effectExtent l="0" t="0" r="0" b="7620"/>
+            <wp:docPr id="750751110" name="Picture 1"/>
+            <wp:cNvGraphicFramePr>
+              <a:graphicFrameLocks xmlns:a="http://schemas.openxmlformats.org/drawingml/2006/main" noChangeAspect="1"/>
+            </wp:cNvGraphicFramePr>
+            <a:graphic xmlns:a="http://schemas.openxmlformats.org/drawingml/2006/main">
+              <a:graphicData uri="http://schemas.openxmlformats.org/drawingml/2006/picture">
+                <pic:pic xmlns:pic="http://schemas.openxmlformats.org/drawingml/2006/picture">
+                  <pic:nvPicPr>
+                    <pic:cNvPr id="750751110" name=""/>
+                    <pic:cNvPicPr/>
+                  </pic:nvPicPr>
+                  <pic:blipFill>
+                    <a:blip r:embed="rId9"/>
+                    <a:stretch>
+                      <a:fillRect/>
+                    </a:stretch>
+                  </pic:blipFill>
+                  <pic:spPr>
+                    <a:xfrm>
+                      <a:off x="0" y="0"/>
+                      <a:ext cx="5943600" cy="4050030"/>
+                    </a:xfrm>
+                    <a:prstGeom prst="rect">
+                      <a:avLst/>
+                    </a:prstGeom>
+                  </pic:spPr>
+                </pic:pic>
+              </a:graphicData>
+            </a:graphic>
+          </wp:inline>
+        </w:drawing>
+      </w:r>
+    </w:p>
+    <w:p>
+      <w:pPr>
+        <w:bidi/>
+        <w:rPr>
+          <w:rFonts w:cs="Arial"/>
+          <w:rtl/>
+          <w:lang w:bidi="fa-IR"/>
+        </w:rPr>
+      </w:pPr>
+      <w:r>
+        <w:rPr>
+          <w:rFonts w:cs="Arial"/>
+          <w:rtl/>
+          <w:lang w:bidi="fa-IR"/>
+        </w:rPr>
+        <w:drawing>
+          <wp:inline distT="0" distB="0" distL="0" distR="0" wp14:anchorId="62BB57E4" wp14:editId="02D7BD15">
+            <wp:extent cx="5943600" cy="3225800"/>
+            <wp:effectExtent l="0" t="0" r="0" b="0"/>
+            <wp:docPr id="1675669571" name="Picture 1"/>
+            <wp:cNvGraphicFramePr>
+              <a:graphicFrameLocks xmlns:a="http://schemas.openxmlformats.org/drawingml/2006/main" noChangeAspect="1"/>
+            </wp:cNvGraphicFramePr>
+            <a:graphic xmlns:a="http://schemas.openxmlformats.org/drawingml/2006/main">
+              <a:graphicData uri="http://schemas.openxmlformats.org/drawingml/2006/picture">
+                <pic:pic xmlns:pic="http://schemas.openxmlformats.org/drawingml/2006/picture">
+                  <pic:nvPicPr>
+                    <pic:cNvPr id="1675669571" name=""/>
+                    <pic:cNvPicPr/>
+                  </pic:nvPicPr>
+                  <pic:blipFill>
+                    <a:blip r:embed="rId10"/>
+                    <a:stretch>
+                      <a:fillRect/>
+                    </a:stretch>
+                  </pic:blipFill>
+                  <pic:spPr>
+                    <a:xfrm>
+                      <a:off x="0" y="0"/>
+                      <a:ext cx="5943600" cy="3225800"/>
+                    </a:xfrm>
+                    <a:prstGeom prst="rect">
+                      <a:avLst/>
+                    </a:prstGeom>
+                  </pic:spPr>
+                </pic:pic>
+              </a:graphicData>
+            </a:graphic>
+          </wp:inline>
+        </w:drawing>
+      </w:r>
+    </w:p>
+    <w:p>
+      <w:pPr>
+        <w:bidi/>
+        <w:rPr>
+          <w:rFonts w:cs="Arial"/>
+          <w:rtl/>
+          <w:lang w:bidi="fa-IR"/>
+        </w:rPr>
+      </w:pPr>
+    </w:p>
+    <w:p>
+      <w:pPr>
+        <w:bidi/>
+        <w:rPr>
+          <w:rtl/>
+          <w:lang w:bidi="fa-IR"/>
+        </w:rPr>
+      </w:pPr>
+      <w:r>
+        <w:rPr>
+          <w:rFonts w:hint="cs"/>
+          <w:rtl/>
+          <w:lang w:bidi="fa-IR"/>
+        </w:rPr>
+        <w:t xml:space="preserve">الان رفتیم یه جایی برای اینکه داکر هاست رو نصب کنیم نیازه هست که روی یک سرور به صورت </w:t>
+      </w:r>
+      <w:r>
+        <w:rPr>
+          <w:lang w:bidi="fa-IR"/>
+        </w:rPr>
+        <w:t>bare metal</w:t>
+      </w:r>
+      <w:r>
+        <w:rPr>
+          <w:rFonts w:hint="cs"/>
+          <w:rtl/>
+          <w:lang w:bidi="fa-IR"/>
+        </w:rPr>
+        <w:t xml:space="preserve"> نصب کنیم یا به صورت ماشین مجازی؟ پاسخ بستگی داره توی هر سوالی خیلی پاسخ هوشمند دانه ای هست.</w:t>
+      </w:r>
+    </w:p>
+    <w:p>
+      <w:pPr>
+        <w:bidi/>
+        <w:rPr>
+          <w:rtl/>
+          <w:lang w:bidi="fa-IR"/>
+        </w:rPr>
+      </w:pPr>
+      <w:r>
+        <w:rPr>
+          <w:rFonts w:cs="Arial"/>
+          <w:rtl/>
+          <w:lang w:bidi="fa-IR"/>
+        </w:rPr>
+        <w:lastRenderedPageBreak/>
+        <w:drawing>
+          <wp:inline distT="0" distB="0" distL="0" distR="0" wp14:anchorId="135C5F91" wp14:editId="4BD72E8D">
+            <wp:extent cx="5943600" cy="3683000"/>
+            <wp:effectExtent l="0" t="0" r="0" b="0"/>
+            <wp:docPr id="650324656" name="Picture 1"/>
+            <wp:cNvGraphicFramePr>
+              <a:graphicFrameLocks xmlns:a="http://schemas.openxmlformats.org/drawingml/2006/main" noChangeAspect="1"/>
+            </wp:cNvGraphicFramePr>
+            <a:graphic xmlns:a="http://schemas.openxmlformats.org/drawingml/2006/main">
+              <a:graphicData uri="http://schemas.openxmlformats.org/drawingml/2006/picture">
+                <pic:pic xmlns:pic="http://schemas.openxmlformats.org/drawingml/2006/picture">
+                  <pic:nvPicPr>
+                    <pic:cNvPr id="650324656" name=""/>
+                    <pic:cNvPicPr/>
+                  </pic:nvPicPr>
+                  <pic:blipFill>
+                    <a:blip r:embed="rId11"/>
+                    <a:stretch>
+                      <a:fillRect/>
+                    </a:stretch>
+                  </pic:blipFill>
+                  <pic:spPr>
+                    <a:xfrm>
+                      <a:off x="0" y="0"/>
+                      <a:ext cx="5943600" cy="3683000"/>
+                    </a:xfrm>
+                    <a:prstGeom prst="rect">
+                      <a:avLst/>
+                    </a:prstGeom>
+                  </pic:spPr>
+                </pic:pic>
+              </a:graphicData>
+            </a:graphic>
+          </wp:inline>
+        </w:drawing>
+      </w:r>
+    </w:p>
+    <w:p>
+      <w:pPr>
+        <w:bidi/>
+        <w:rPr>
+          <w:rFonts w:cs="Arial"/>
+          <w:rtl/>
+          <w:lang w:bidi="fa-IR"/>
+        </w:rPr>
+      </w:pPr>
+      <w:r>
+        <w:rPr>
+          <w:rFonts w:cs="Arial"/>
+          <w:rtl/>
+          <w:lang w:bidi="fa-IR"/>
+        </w:rPr>
+        <w:drawing>
+          <wp:inline distT="0" distB="0" distL="0" distR="0" wp14:anchorId="5F1FADD5" wp14:editId="1A79BAC4">
+            <wp:extent cx="5943600" cy="2387600"/>
+            <wp:effectExtent l="0" t="0" r="0" b="0"/>
+            <wp:docPr id="1142132253" name="Picture 1"/>
+            <wp:cNvGraphicFramePr>
+              <a:graphicFrameLocks xmlns:a="http://schemas.openxmlformats.org/drawingml/2006/main" noChangeAspect="1"/>
+            </wp:cNvGraphicFramePr>
+            <a:graphic xmlns:a="http://schemas.openxmlformats.org/drawingml/2006/main">
+              <a:graphicData uri="http://schemas.openxmlformats.org/drawingml/2006/picture">
+                <pic:pic xmlns:pic="http://schemas.openxmlformats.org/drawingml/2006/picture">
+                  <pic:nvPicPr>
+                    <pic:cNvPr id="1142132253" name=""/>
+                    <pic:cNvPicPr/>
+                  </pic:nvPicPr>
+                  <pic:blipFill>
+                    <a:blip r:embed="rId12"/>
+                    <a:stretch>
+                      <a:fillRect/>
+                    </a:stretch>
+                  </pic:blipFill>
+                  <pic:spPr>
+                    <a:xfrm>
+                      <a:off x="0" y="0"/>
+                      <a:ext cx="5943600" cy="2387600"/>
+                    </a:xfrm>
+                    <a:prstGeom prst="rect">
+                      <a:avLst/>
+                    </a:prstGeom>
+                  </pic:spPr>
+                </pic:pic>
+              </a:graphicData>
+            </a:graphic>
+          </wp:inline>
+        </w:drawing>
+      </w:r>
+    </w:p>
+    <w:p>
+      <w:pPr>
+        <w:bidi/>
+        <w:rPr>
+          <w:rFonts w:cs="Arial"/>
+          <w:rtl/>
+          <w:lang w:bidi="fa-IR"/>
+        </w:rPr>
+      </w:pPr>
+    </w:p>
+    <w:p>
+      <w:pPr>
+        <w:bidi/>
+        <w:rPr>
+          <w:rFonts w:cs="Arial"/>
+          <w:rtl/>
+          <w:lang w:bidi="fa-IR"/>
+        </w:rPr>
+      </w:pPr>
+      <w:r>
+        <w:rPr>
+          <w:rFonts w:cs="Arial"/>
+          <w:rtl/>
+          <w:lang w:bidi="fa-IR"/>
+        </w:rPr>
+        <w:lastRenderedPageBreak/>
+        <w:drawing>
+          <wp:inline distT="0" distB="0" distL="0" distR="0" wp14:anchorId="1054774D" wp14:editId="6FB70ABA">
+            <wp:extent cx="5943600" cy="2439035"/>
+            <wp:effectExtent l="0" t="0" r="0" b="0"/>
+            <wp:docPr id="1559725444" name="Picture 1"/>
+            <wp:cNvGraphicFramePr>
+              <a:graphicFrameLocks xmlns:a="http://schemas.openxmlformats.org/drawingml/2006/main" noChangeAspect="1"/>
+            </wp:cNvGraphicFramePr>
+            <a:graphic xmlns:a="http://schemas.openxmlformats.org/drawingml/2006/main">
+              <a:graphicData uri="http://schemas.openxmlformats.org/drawingml/2006/picture">
+                <pic:pic xmlns:pic="http://schemas.openxmlformats.org/drawingml/2006/picture">
+                  <pic:nvPicPr>
+                    <pic:cNvPr id="1559725444" name=""/>
+                    <pic:cNvPicPr/>
+                  </pic:nvPicPr>
+                  <pic:blipFill>
+                    <a:blip r:embed="rId13"/>
+                    <a:stretch>
+                      <a:fillRect/>
+                    </a:stretch>
+                  </pic:blipFill>
+                  <pic:spPr>
+                    <a:xfrm>
+                      <a:off x="0" y="0"/>
+                      <a:ext cx="5943600" cy="2439035"/>
+                    </a:xfrm>
+                    <a:prstGeom prst="rect">
+                      <a:avLst/>
+                    </a:prstGeom>
+                  </pic:spPr>
+                </pic:pic>
+              </a:graphicData>
+            </a:graphic>
+          </wp:inline>
+        </w:drawing>
+      </w:r>
+    </w:p>
+    <w:p>
+      <w:pPr>
+        <w:bidi/>
+        <w:rPr>
+          <w:rFonts w:cs="Arial"/>
+          <w:rtl/>
+          <w:lang w:bidi="fa-IR"/>
+        </w:rPr>
+      </w:pPr>
+      <w:r>
+        <w:rPr>
+          <w:rFonts w:cs="Arial"/>
+          <w:rtl/>
+          <w:lang w:bidi="fa-IR"/>
+        </w:rPr>
+        <w:drawing>
+          <wp:inline distT="0" distB="0" distL="0" distR="0" wp14:anchorId="6CC51724" wp14:editId="1A18EEAB">
+            <wp:extent cx="5943600" cy="3698875"/>
+            <wp:effectExtent l="0" t="0" r="0" b="0"/>
+            <wp:docPr id="939351680" name="Picture 1"/>
+            <wp:cNvGraphicFramePr>
+              <a:graphicFrameLocks xmlns:a="http://schemas.openxmlformats.org/drawingml/2006/main" noChangeAspect="1"/>
+            </wp:cNvGraphicFramePr>
+            <a:graphic xmlns:a="http://schemas.openxmlformats.org/drawingml/2006/main">
+              <a:graphicData uri="http://schemas.openxmlformats.org/drawingml/2006/picture">
+                <pic:pic xmlns:pic="http://schemas.openxmlformats.org/drawingml/2006/picture">
+                  <pic:nvPicPr>
+                    <pic:cNvPr id="939351680" name=""/>
+                    <pic:cNvPicPr/>
+                  </pic:nvPicPr>
+                  <pic:blipFill>
+                    <a:blip r:embed="rId14"/>
+                    <a:stretch>
+                      <a:fillRect/>
+                    </a:stretch>
+                  </pic:blipFill>
+                  <pic:spPr>
+                    <a:xfrm>
+                      <a:off x="0" y="0"/>
+                      <a:ext cx="5943600" cy="3698875"/>
+                    </a:xfrm>
+                    <a:prstGeom prst="rect">
+                      <a:avLst/>
+                    </a:prstGeom>
+                  </pic:spPr>
+                </pic:pic>
+              </a:graphicData>
+            </a:graphic>
+          </wp:inline>
+        </w:drawing>
+      </w:r>
+    </w:p>
+    <w:p>
+      <w:pPr>
+        <w:bidi/>
+        <w:rPr>
+          <w:rFonts w:cs="Arial"/>
+          <w:rtl/>
+          <w:lang w:bidi="fa-IR"/>
+        </w:rPr>
+      </w:pPr>
+    </w:p>
+    <w:p>
+      <w:pPr>
+        <w:bidi/>
+        <w:rPr>
+          <w:rtl/>
+          <w:lang w:bidi="fa-IR"/>
+        </w:rPr>
+      </w:pPr>
+      <w:r>
+        <w:rPr>
+          <w:rFonts w:hint="cs"/>
+          <w:rtl/>
+          <w:lang w:bidi="fa-IR"/>
+        </w:rPr>
+        <w:t xml:space="preserve">حالا چیکار کنیم روی </w:t>
+      </w:r>
+      <w:r>
+        <w:rPr>
+          <w:lang w:bidi="fa-IR"/>
+        </w:rPr>
+        <w:t xml:space="preserve">bare metal </w:t>
+      </w:r>
+      <w:r>
+        <w:rPr>
+          <w:rFonts w:hint="cs"/>
+          <w:rtl/>
+          <w:lang w:bidi="fa-IR"/>
+        </w:rPr>
+        <w:t xml:space="preserve"> نصب کنیم یا به صورت </w:t>
+      </w:r>
+      <w:r>
+        <w:rPr>
+          <w:lang w:bidi="fa-IR"/>
+        </w:rPr>
+        <w:t>virtual machine</w:t>
+      </w:r>
+      <w:r>
+        <w:rPr>
+          <w:rFonts w:hint="cs"/>
+          <w:rtl/>
+          <w:lang w:bidi="fa-IR"/>
+        </w:rPr>
+        <w:t>؟</w:t>
+      </w:r>
+    </w:p>
+    <w:p>
+      <w:pPr>
+        <w:bidi/>
+        <w:rPr>
+          <w:rtl/>
+          <w:lang w:bidi="fa-IR"/>
+        </w:rPr>
+      </w:pPr>
+      <w:r>
+        <w:rPr>
+          <w:rFonts w:hint="cs"/>
+          <w:rtl/>
+          <w:lang w:bidi="fa-IR"/>
+        </w:rPr>
+        <w:t>1.اگر اپگرید سرور راحت باشه ، اگر میخواهیم ببیریم روی کلاد و بحث راحت بک اپ ، وی موشن و .. که ماشین مجازی ها خیلی راحت به ما میدن میرم سراغ ماشین مجازی</w:t>
+      </w:r>
+    </w:p>
+    <w:p>
+      <w:pPr>
+        <w:bidi/>
+        <w:rPr>
+          <w:rtl/>
+          <w:lang w:bidi="fa-IR"/>
+        </w:rPr>
+      </w:pPr>
+      <w:r>
+        <w:rPr>
+          <w:rFonts w:hint="cs"/>
+          <w:rtl/>
+          <w:lang w:bidi="fa-IR"/>
+        </w:rPr>
+        <w:t xml:space="preserve">2. اگر </w:t>
+      </w:r>
+      <w:r>
+        <w:rPr>
+          <w:lang w:bidi="fa-IR"/>
+        </w:rPr>
+        <w:t>performance</w:t>
+      </w:r>
+      <w:r>
+        <w:rPr>
+          <w:rFonts w:hint="cs"/>
+          <w:rtl/>
+          <w:lang w:bidi="fa-IR"/>
+        </w:rPr>
+        <w:t xml:space="preserve"> خیلی مهمو ترابل شوت راحت تره به صورت </w:t>
+      </w:r>
+      <w:r>
+        <w:rPr>
+          <w:lang w:bidi="fa-IR"/>
+        </w:rPr>
+        <w:t>bare metal</w:t>
+      </w:r>
+      <w:r>
+        <w:rPr>
+          <w:rFonts w:hint="cs"/>
+          <w:rtl/>
+          <w:lang w:bidi="fa-IR"/>
+        </w:rPr>
+        <w:t xml:space="preserve"> نصب میکنیم.</w:t>
+      </w:r>
+    </w:p>
+    <w:p>
+      <w:pPr>
+        <w:bidi/>
+        <w:rPr>
+          <w:lang w:bidi="fa-IR"/>
+        </w:rPr>
+      </w:pPr>
+      <w:r>
+        <w:rPr>
+          <w:rFonts w:hint="cs"/>
+          <w:rtl/>
+          <w:lang w:bidi="fa-IR"/>
+        </w:rPr>
+        <w:t>در خیلی از سازمان ها ما به صورت ماشین مجازی داریم و از هایپروایز داریم استفاده میکنیم.</w:t>
+      </w:r>
+    </w:p>
+    <w:p>
+      <w:pPr>
+        <w:bidi/>
+        <w:rPr>
+          <w:rtl/>
+          <w:lang w:bidi="fa-IR"/>
+        </w:rPr>
+      </w:pPr>
+      <w:r>
+        <w:rPr>
+          <w:rFonts w:cs="Arial"/>
+          <w:rtl/>
+          <w:lang w:bidi="fa-IR"/>
+        </w:rPr>
+        <w:lastRenderedPageBreak/>
+        <w:drawing>
+          <wp:inline distT="0" distB="0" distL="0" distR="0" wp14:anchorId="09EB1545" wp14:editId="178CDAC0">
+            <wp:extent cx="5943600" cy="4156075"/>
+            <wp:effectExtent l="0" t="0" r="0" b="0"/>
+            <wp:docPr id="575505810" name="Picture 1"/>
+            <wp:cNvGraphicFramePr>
+              <a:graphicFrameLocks xmlns:a="http://schemas.openxmlformats.org/drawingml/2006/main" noChangeAspect="1"/>
+            </wp:cNvGraphicFramePr>
+            <a:graphic xmlns:a="http://schemas.openxmlformats.org/drawingml/2006/main">
+              <a:graphicData uri="http://schemas.openxmlformats.org/drawingml/2006/picture">
+                <pic:pic xmlns:pic="http://schemas.openxmlformats.org/drawingml/2006/picture">
+                  <pic:nvPicPr>
+                    <pic:cNvPr id="575505810" name=""/>
+                    <pic:cNvPicPr/>
+                  </pic:nvPicPr>
+                  <pic:blipFill>
+                    <a:blip r:embed="rId15"/>
+                    <a:stretch>
+                      <a:fillRect/>
+                    </a:stretch>
+                  </pic:blipFill>
+                  <pic:spPr>
+                    <a:xfrm>
+                      <a:off x="0" y="0"/>
+                      <a:ext cx="5943600" cy="4156075"/>
+                    </a:xfrm>
+                    <a:prstGeom prst="rect">
+                      <a:avLst/>
+                    </a:prstGeom>
+                  </pic:spPr>
+                </pic:pic>
+              </a:graphicData>
+            </a:graphic>
+          </wp:inline>
+        </w:drawing>
+      </w:r>
+      <w:r>
+        <w:rPr>
+          <w:rFonts w:hint="cs"/>
+          <w:rtl/>
+          <w:lang w:bidi="fa-IR"/>
+        </w:rPr>
+        <w:t>خیلی از اپ ها وقتی که میخوان اجرا باشن به تعدادی لایبری و وابستگی نیاز دارند.</w:t>
+      </w:r>
+    </w:p>
+    <w:p>
+      <w:pPr>
+        <w:bidi/>
+        <w:rPr>
+          <w:rtl/>
+          <w:lang w:bidi="fa-IR"/>
+        </w:rPr>
+      </w:pPr>
+      <w:r>
+        <w:rPr>
+          <w:rFonts w:hint="cs"/>
+          <w:rtl/>
+          <w:lang w:bidi="fa-IR"/>
+        </w:rPr>
+        <w:t xml:space="preserve">مثلا یک اپ داریم این اپ به نسخه </w:t>
+      </w:r>
+      <w:proofErr w:type="spellStart"/>
+      <w:r>
+        <w:rPr>
+          <w:lang w:bidi="fa-IR"/>
+        </w:rPr>
+        <w:t>cpp</w:t>
+      </w:r>
+      <w:proofErr w:type="spellEnd"/>
+      <w:r>
+        <w:rPr>
+          <w:lang w:bidi="fa-IR"/>
+        </w:rPr>
+        <w:t xml:space="preserve"> v4</w:t>
+      </w:r>
+      <w:r>
+        <w:rPr>
+          <w:rFonts w:hint="cs"/>
+          <w:rtl/>
+          <w:lang w:bidi="fa-IR"/>
+        </w:rPr>
+        <w:t xml:space="preserve"> نیاز داره و </w:t>
+      </w:r>
+      <w:proofErr w:type="spellStart"/>
+      <w:r>
+        <w:rPr>
+          <w:lang w:bidi="fa-IR"/>
+        </w:rPr>
+        <w:t>libssi</w:t>
+      </w:r>
+      <w:proofErr w:type="spellEnd"/>
+      <w:r>
+        <w:rPr>
+          <w:lang w:bidi="fa-IR"/>
+        </w:rPr>
+        <w:t xml:space="preserve"> 6.7</w:t>
+      </w:r>
+      <w:r>
+        <w:rPr>
+          <w:rFonts w:hint="cs"/>
+          <w:rtl/>
+          <w:lang w:bidi="fa-IR"/>
+        </w:rPr>
+        <w:t xml:space="preserve"> </w:t>
+      </w:r>
+    </w:p>
+    <w:p>
+      <w:pPr>
+        <w:bidi/>
+        <w:rPr>
+          <w:rtl/>
+          <w:lang w:bidi="fa-IR"/>
+        </w:rPr>
+      </w:pPr>
+      <w:r>
+        <w:rPr>
+          <w:rFonts w:hint="cs"/>
+          <w:rtl/>
+          <w:lang w:bidi="fa-IR"/>
+        </w:rPr>
+        <w:t xml:space="preserve">ما میایم روی ماشین مجازی اون موارد رو نصب مکینم و اپ ما به سلامت میاد بالا </w:t>
+      </w:r>
+    </w:p>
+    <w:p>
+      <w:pPr>
+        <w:bidi/>
+        <w:rPr>
+          <w:rtl/>
+          <w:lang w:bidi="fa-IR"/>
+        </w:rPr>
+      </w:pPr>
+      <w:r>
+        <w:rPr>
+          <w:rFonts w:hint="cs"/>
+          <w:rtl/>
+          <w:lang w:bidi="fa-IR"/>
+        </w:rPr>
+        <w:t>حالا ما میریم روی اپ دوم روی همون ماشین میگیم چه چیزی هایی نیاز داری ؟ میگه فالان فلان و فلان میبینم اون چیز هایی که نیاز داره رو ما قبلا نصب کردیم اما میگه نه من اون نسخه ها رو نمیخوام و نسخه های قبلی رو میخوام</w:t>
+      </w:r>
+    </w:p>
+    <w:p>
+      <w:pPr>
+        <w:bidi/>
+        <w:rPr>
+          <w:rtl/>
+          <w:lang w:bidi="fa-IR"/>
+        </w:rPr>
+      </w:pPr>
+      <w:r>
+        <w:rPr>
+          <w:rFonts w:hint="cs"/>
+          <w:rtl/>
+          <w:lang w:bidi="fa-IR"/>
+        </w:rPr>
+        <w:t xml:space="preserve">اینجا دعوا میشه بین این دو اپ ها . حالا فرض کنید ما به هر بد بختی به این دو گفتیم که کار کنید و مشکلی نداشته باشند. </w:t>
+      </w:r>
+    </w:p>
+    <w:p>
+      <w:pPr>
+        <w:bidi/>
+        <w:rPr>
+          <w:rtl/>
+          <w:lang w:bidi="fa-IR"/>
+        </w:rPr>
+      </w:pPr>
+      <w:r>
+        <w:rPr>
+          <w:rFonts w:hint="cs"/>
+          <w:rtl/>
+          <w:lang w:bidi="fa-IR"/>
+        </w:rPr>
+        <w:t xml:space="preserve">حالا میریم برای اپ سوم اون هم یکسری نسخه و لایبری ها و کتابخانه هایی رو میخواد که با بقیه در تعارض هست . </w:t>
+      </w:r>
+    </w:p>
+    <w:p>
+      <w:pPr>
+        <w:bidi/>
+        <w:rPr>
+          <w:lang w:bidi="fa-IR"/>
+        </w:rPr>
+      </w:pPr>
+      <w:r>
+        <w:rPr>
+          <w:rFonts w:hint="cs"/>
+          <w:rtl/>
+          <w:lang w:bidi="fa-IR"/>
+        </w:rPr>
+        <w:t xml:space="preserve">و جهنم وابستگی ها براشون پیش میاد. </w:t>
+      </w:r>
+    </w:p>
+    <w:p>
+      <w:pPr>
+        <w:bidi/>
+        <w:rPr>
+          <w:rFonts w:hint="cs"/>
+          <w:rtl/>
+          <w:lang w:bidi="fa-IR"/>
+        </w:rPr>
+      </w:pPr>
+      <w:r>
+        <w:rPr>
+          <w:rFonts w:hint="cs"/>
+          <w:rtl/>
+          <w:lang w:bidi="fa-IR"/>
+        </w:rPr>
+        <w:t>داکر میاد و اپلیکیشن و تمام اون کتاب خانه و مواردی رو که نیاز داره رو میاد و داخل یک پکیجی بسته بندی میکنه و به اسم یک کانتینر در محیط عملیاتی میاره بالا.</w:t>
+      </w:r>
+    </w:p>
+    <w:p>
+      <w:pPr>
+        <w:bidi/>
+        <w:rPr>
+          <w:rFonts w:hint="cs"/>
           <w:lang w:bidi="fa-IR"/>
         </w:rPr>
       </w:pPr>
@@ -2409,8 +3107,58 @@
 </w:document>
 </file>
 
+<file path=word/endnotes.xml><?xml version="1.0" encoding="utf-8"?>
+<w:endnotes xmlns:wpc="http://schemas.microsoft.com/office/word/2010/wordprocessingCanvas" xmlns:cx="http://schemas.microsoft.com/office/drawing/2014/chartex" xmlns:cx1="http://schemas.microsoft.com/office/drawing/2015/9/8/chartex" xmlns:cx2="http://schemas.microsoft.com/office/drawing/2015/10/21/chartex" xmlns:cx3="http://schemas.microsoft.com/office/drawing/2016/5/9/chartex" xmlns:cx4="http://schemas.microsoft.com/office/drawing/2016/5/10/chartex" xmlns:cx5="http://schemas.microsoft.com/office/drawing/2016/5/11/chartex" xmlns:cx6="http://schemas.microsoft.com/office/drawing/2016/5/12/chartex" xmlns:cx7="http://schemas.microsoft.com/office/drawing/2016/5/13/chartex" xmlns:cx8="http://schemas.microsoft.com/office/drawing/2016/5/14/chartex" xmlns:mc="http://schemas.openxmlformats.org/markup-compatibility/2006" xmlns:aink="http://schemas.microsoft.com/office/drawing/2016/ink" xmlns:am3d="http://schemas.microsoft.com/office/drawing/2017/model3d" xmlns:o="urn:schemas-microsoft-com:office:office" xmlns:oel="http://schemas.microsoft.com/office/2019/extlst" xmlns:r="http://schemas.openxmlformats.org/officeDocument/2006/relationships" xmlns:m="http://schemas.openxmlformats.org/officeDocument/2006/math" xmlns:v="urn:schemas-microsoft-com:vml" xmlns:wp14="http://schemas.microsoft.com/office/word/2010/wordprocessingDrawing" xmlns:wp="http://schemas.openxmlformats.org/drawingml/2006/wordprocessingDrawing" xmlns:w10="urn:schemas-microsoft-com:office:word" xmlns:w="http://schemas.openxmlformats.org/wordprocessingml/2006/main" xmlns:w14="http://schemas.microsoft.com/office/word/2010/wordml" xmlns:w15="http://schemas.microsoft.com/office/word/2012/wordml" xmlns:w16cex="http://schemas.microsoft.com/office/word/2018/wordml/cex" xmlns:w16cid="http://schemas.microsoft.com/office/word/2016/wordml/cid" xmlns:w16="http://schemas.microsoft.com/office/word/2018/wordml" xmlns:w16du="http://schemas.microsoft.com/office/word/2023/wordml/word16du" xmlns:w16sdtdh="http://schemas.microsoft.com/office/word/2020/wordml/sdtdatahash" xmlns:w16sdtfl="http://schemas.microsoft.com/office/word/2024/wordml/sdtformatlock" xmlns:w16se="http://schemas.microsoft.com/office/word/2015/wordml/symex" xmlns:wpg="http://schemas.microsoft.com/office/word/2010/wordprocessingGroup" xmlns:wpi="http://schemas.microsoft.com/office/word/2010/wordprocessingInk" xmlns:wne="http://schemas.microsoft.com/office/word/2006/wordml" xmlns:wps="http://schemas.microsoft.com/office/word/2010/wordprocessingShape" mc:Ignorable="w14 w15 w16se w16cid w16 w16cex w16sdtdh w16sdtfl w16du wp14">
+  <w:endnote w:type="separator" w:id="-1">
+    <w:p>
+      <w:pPr>
+        <w:spacing w:after="0" w:line="240" w:lineRule="auto"/>
+      </w:pPr>
+      <w:r>
+        <w:separator/>
+      </w:r>
+    </w:p>
+  </w:endnote>
+  <w:endnote w:type="continuationSeparator" w:id="0">
+    <w:p>
+      <w:pPr>
+        <w:spacing w:after="0" w:line="240" w:lineRule="auto"/>
+      </w:pPr>
+      <w:r>
+        <w:continuationSeparator/>
+      </w:r>
+    </w:p>
+  </w:endnote>
+</w:endnotes>
+</file>
+
+<file path=word/footnotes.xml><?xml version="1.0" encoding="utf-8"?>
+<w:footnotes xmlns:wpc="http://schemas.microsoft.com/office/word/2010/wordprocessingCanvas" xmlns:cx="http://schemas.microsoft.com/office/drawing/2014/chartex" xmlns:cx1="http://schemas.microsoft.com/office/drawing/2015/9/8/chartex" xmlns:cx2="http://schemas.microsoft.com/office/drawing/2015/10/21/chartex" xmlns:cx3="http://schemas.microsoft.com/office/drawing/2016/5/9/chartex" xmlns:cx4="http://schemas.microsoft.com/office/drawing/2016/5/10/chartex" xmlns:cx5="http://schemas.microsoft.com/office/drawing/2016/5/11/chartex" xmlns:cx6="http://schemas.microsoft.com/office/drawing/2016/5/12/chartex" xmlns:cx7="http://schemas.microsoft.com/office/drawing/2016/5/13/chartex" xmlns:cx8="http://schemas.microsoft.com/office/drawing/2016/5/14/chartex" xmlns:mc="http://schemas.openxmlformats.org/markup-compatibility/2006" xmlns:aink="http://schemas.microsoft.com/office/drawing/2016/ink" xmlns:am3d="http://schemas.microsoft.com/office/drawing/2017/model3d" xmlns:o="urn:schemas-microsoft-com:office:office" xmlns:oel="http://schemas.microsoft.com/office/2019/extlst" xmlns:r="http://schemas.openxmlformats.org/officeDocument/2006/relationships" xmlns:m="http://schemas.openxmlformats.org/officeDocument/2006/math" xmlns:v="urn:schemas-microsoft-com:vml" xmlns:wp14="http://schemas.microsoft.com/office/word/2010/wordprocessingDrawing" xmlns:wp="http://schemas.openxmlformats.org/drawingml/2006/wordprocessingDrawing" xmlns:w10="urn:schemas-microsoft-com:office:word" xmlns:w="http://schemas.openxmlformats.org/wordprocessingml/2006/main" xmlns:w14="http://schemas.microsoft.com/office/word/2010/wordml" xmlns:w15="http://schemas.microsoft.com/office/word/2012/wordml" xmlns:w16cex="http://schemas.microsoft.com/office/word/2018/wordml/cex" xmlns:w16cid="http://schemas.microsoft.com/office/word/2016/wordml/cid" xmlns:w16="http://schemas.microsoft.com/office/word/2018/wordml" xmlns:w16du="http://schemas.microsoft.com/office/word/2023/wordml/word16du" xmlns:w16sdtdh="http://schemas.microsoft.com/office/word/2020/wordml/sdtdatahash" xmlns:w16sdtfl="http://schemas.microsoft.com/office/word/2024/wordml/sdtformatlock" xmlns:w16se="http://schemas.microsoft.com/office/word/2015/wordml/symex" xmlns:wpg="http://schemas.microsoft.com/office/word/2010/wordprocessingGroup" xmlns:wpi="http://schemas.microsoft.com/office/word/2010/wordprocessingInk" xmlns:wne="http://schemas.microsoft.com/office/word/2006/wordml" xmlns:wps="http://schemas.microsoft.com/office/word/2010/wordprocessingShape" mc:Ignorable="w14 w15 w16se w16cid w16 w16cex w16sdtdh w16sdtfl w16du wp14">
+  <w:footnote w:type="separator" w:id="-1">
+    <w:p>
+      <w:pPr>
+        <w:spacing w:after="0" w:line="240" w:lineRule="auto"/>
+      </w:pPr>
+      <w:r>
+        <w:separator/>
+      </w:r>
+    </w:p>
+  </w:footnote>
+  <w:footnote w:type="continuationSeparator" w:id="0">
+    <w:p>
+      <w:pPr>
+        <w:spacing w:after="0" w:line="240" w:lineRule="auto"/>
+      </w:pPr>
+      <w:r>
+        <w:continuationSeparator/>
+      </w:r>
+    </w:p>
+  </w:footnote>
+</w:footnotes>
+</file>
+
 <file path=word/numbering.xml><?xml version="1.0" encoding="utf-8"?>
-<w:numbering xmlns:wpc="http://schemas.microsoft.com/office/word/2010/wordprocessingCanvas" xmlns:cx="http://schemas.microsoft.com/office/drawing/2014/chartex" xmlns:cx1="http://schemas.microsoft.com/office/drawing/2015/9/8/chartex" xmlns:cx2="http://schemas.microsoft.com/office/drawing/2015/10/21/chartex" xmlns:cx3="http://schemas.microsoft.com/office/drawing/2016/5/9/chartex" xmlns:cx4="http://schemas.microsoft.com/office/drawing/2016/5/10/chartex" xmlns:cx5="http://schemas.microsoft.com/office/drawing/2016/5/11/chartex" xmlns:cx6="http://schemas.microsoft.com/office/drawing/2016/5/12/chartex" xmlns:cx7="http://schemas.microsoft.com/office/drawing/2016/5/13/chartex" xmlns:cx8="http://schemas.microsoft.com/office/drawing/2016/5/14/chartex" xmlns:mc="http://schemas.openxmlformats.org/markup-compatibility/2006" xmlns:aink="http://schemas.microsoft.com/office/drawing/2016/ink" xmlns:am3d="http://schemas.microsoft.com/office/drawing/2017/model3d" xmlns:o="urn:schemas-microsoft-com:office:office" xmlns:r="http://schemas.openxmlformats.org/officeDocument/2006/relationships" xmlns:m="http://schemas.openxmlformats.org/officeDocument/2006/math" xmlns:v="urn:schemas-microsoft-com:vml" xmlns:wp14="http://schemas.microsoft.com/office/word/2010/wordprocessingDrawing" xmlns:wp="http://schemas.openxmlformats.org/drawingml/2006/wordprocessingDrawing" xmlns:w10="urn:schemas-microsoft-com:office:word" xmlns:w="http://schemas.openxmlformats.org/wordprocessingml/2006/main" xmlns:w14="http://schemas.microsoft.com/office/word/2010/wordml" xmlns:w15="http://schemas.microsoft.com/office/word/2012/wordml" xmlns:w16cex="http://schemas.microsoft.com/office/word/2018/wordml/cex" xmlns:w16cid="http://schemas.microsoft.com/office/word/2016/wordml/cid" xmlns:w16="http://schemas.microsoft.com/office/word/2018/wordml" xmlns:w16sdtdh="http://schemas.microsoft.com/office/word/2020/wordml/sdtdatahash" xmlns:w16se="http://schemas.microsoft.com/office/word/2015/wordml/symex" xmlns:wpg="http://schemas.microsoft.com/office/word/2010/wordprocessingGroup" xmlns:wpi="http://schemas.microsoft.com/office/word/2010/wordprocessingInk" xmlns:wne="http://schemas.microsoft.com/office/word/2006/wordml" xmlns:wps="http://schemas.microsoft.com/office/word/2010/wordprocessingShape" mc:Ignorable="w14 w15 w16se w16cid w16 w16cex w16sdtdh wp14">
+<w:numbering xmlns:wpc="http://schemas.microsoft.com/office/word/2010/wordprocessingCanvas" xmlns:cx="http://schemas.microsoft.com/office/drawing/2014/chartex" xmlns:cx1="http://schemas.microsoft.com/office/drawing/2015/9/8/chartex" xmlns:cx2="http://schemas.microsoft.com/office/drawing/2015/10/21/chartex" xmlns:cx3="http://schemas.microsoft.com/office/drawing/2016/5/9/chartex" xmlns:cx4="http://schemas.microsoft.com/office/drawing/2016/5/10/chartex" xmlns:cx5="http://schemas.microsoft.com/office/drawing/2016/5/11/chartex" xmlns:cx6="http://schemas.microsoft.com/office/drawing/2016/5/12/chartex" xmlns:cx7="http://schemas.microsoft.com/office/drawing/2016/5/13/chartex" xmlns:cx8="http://schemas.microsoft.com/office/drawing/2016/5/14/chartex" xmlns:mc="http://schemas.openxmlformats.org/markup-compatibility/2006" xmlns:aink="http://schemas.microsoft.com/office/drawing/2016/ink" xmlns:am3d="http://schemas.microsoft.com/office/drawing/2017/model3d" xmlns:o="urn:schemas-microsoft-com:office:office" xmlns:oel="http://schemas.microsoft.com/office/2019/extlst" xmlns:r="http://schemas.openxmlformats.org/officeDocument/2006/relationships" xmlns:m="http://schemas.openxmlformats.org/officeDocument/2006/math" xmlns:v="urn:schemas-microsoft-com:vml" xmlns:wp14="http://schemas.microsoft.com/office/word/2010/wordprocessingDrawing" xmlns:wp="http://schemas.openxmlformats.org/drawingml/2006/wordprocessingDrawing" xmlns:w10="urn:schemas-microsoft-com:office:word" xmlns:w="http://schemas.openxmlformats.org/wordprocessingml/2006/main" xmlns:w14="http://schemas.microsoft.com/office/word/2010/wordml" xmlns:w15="http://schemas.microsoft.com/office/word/2012/wordml" xmlns:w16cex="http://schemas.microsoft.com/office/word/2018/wordml/cex" xmlns:w16cid="http://schemas.microsoft.com/office/word/2016/wordml/cid" xmlns:w16="http://schemas.microsoft.com/office/word/2018/wordml" xmlns:w16du="http://schemas.microsoft.com/office/word/2023/wordml/word16du" xmlns:w16sdtdh="http://schemas.microsoft.com/office/word/2020/wordml/sdtdatahash" xmlns:w16sdtfl="http://schemas.microsoft.com/office/word/2024/wordml/sdtformatlock" xmlns:w16se="http://schemas.microsoft.com/office/word/2015/wordml/symex" xmlns:wpg="http://schemas.microsoft.com/office/word/2010/wordprocessingGroup" xmlns:wpi="http://schemas.microsoft.com/office/word/2010/wordprocessingInk" xmlns:wne="http://schemas.microsoft.com/office/word/2006/wordml" xmlns:wps="http://schemas.microsoft.com/office/word/2010/wordprocessingShape" mc:Ignorable="w14 w15 w16se w16cid w16 w16cex w16sdtdh w16sdtfl w16du wp14">
   <w:abstractNum w:abstractNumId="0" w15:restartNumberingAfterBreak="0">
     <w:nsid w:val="2B3F3A70"/>
     <w:multiLevelType w:val="multilevel"/>
@@ -2560,14 +3308,14 @@
       </w:rPr>
     </w:lvl>
   </w:abstractNum>
-  <w:num w:numId="1">
+  <w:num w:numId="1" w16cid:durableId="1268124656">
     <w:abstractNumId w:val="0"/>
   </w:num>
 </w:numbering>
 </file>
 
 <file path=word/styles.xml><?xml version="1.0" encoding="utf-8"?>
-<w:styles xmlns:mc="http://schemas.openxmlformats.org/markup-compatibility/2006" xmlns:r="http://schemas.openxmlformats.org/officeDocument/2006/relationships" xmlns:w="http://schemas.openxmlformats.org/wordprocessingml/2006/main" xmlns:w14="http://schemas.microsoft.com/office/word/2010/wordml" xmlns:w15="http://schemas.microsoft.com/office/word/2012/wordml" xmlns:w16cex="http://schemas.microsoft.com/office/word/2018/wordml/cex" xmlns:w16cid="http://schemas.microsoft.com/office/word/2016/wordml/cid" xmlns:w16="http://schemas.microsoft.com/office/word/2018/wordml" xmlns:w16sdtdh="http://schemas.microsoft.com/office/word/2020/wordml/sdtdatahash" xmlns:w16se="http://schemas.microsoft.com/office/word/2015/wordml/symex" mc:Ignorable="w14 w15 w16se w16cid w16 w16cex w16sdtdh">
+<w:styles xmlns:mc="http://schemas.openxmlformats.org/markup-compatibility/2006" xmlns:r="http://schemas.openxmlformats.org/officeDocument/2006/relationships" xmlns:w="http://schemas.openxmlformats.org/wordprocessingml/2006/main" xmlns:w14="http://schemas.microsoft.com/office/word/2010/wordml" xmlns:w15="http://schemas.microsoft.com/office/word/2012/wordml" xmlns:w16cex="http://schemas.microsoft.com/office/word/2018/wordml/cex" xmlns:w16cid="http://schemas.microsoft.com/office/word/2016/wordml/cid" xmlns:w16="http://schemas.microsoft.com/office/word/2018/wordml" xmlns:w16du="http://schemas.microsoft.com/office/word/2023/wordml/word16du" xmlns:w16sdtdh="http://schemas.microsoft.com/office/word/2020/wordml/sdtdatahash" xmlns:w16sdtfl="http://schemas.microsoft.com/office/word/2024/wordml/sdtformatlock" xmlns:w16se="http://schemas.microsoft.com/office/word/2015/wordml/symex" mc:Ignorable="w14 w15 w16se w16cid w16 w16cex w16sdtdh w16sdtfl w16du">
   <w:docDefaults>
     <w:rPrDefault>
       <w:rPr>
@@ -3066,6 +3814,50 @@
       <w:szCs w:val="32"/>
     </w:rPr>
   </w:style>
+  <w:style w:type="paragraph" w:styleId="Header">
+    <w:name w:val="header"/>
+    <w:basedOn w:val="Normal"/>
+    <w:link w:val="HeaderChar"/>
+    <w:uiPriority w:val="99"/>
+    <w:unhideWhenUsed/>
+    <w:rsid w:val="001532C4"/>
+    <w:pPr>
+      <w:tabs>
+        <w:tab w:val="center" w:pos="4680"/>
+        <w:tab w:val="right" w:pos="9360"/>
+      </w:tabs>
+      <w:spacing w:after="0" w:line="240" w:lineRule="auto"/>
+    </w:pPr>
+  </w:style>
+  <w:style w:type="character" w:customStyle="1" w:styleId="HeaderChar">
+    <w:name w:val="Header Char"/>
+    <w:basedOn w:val="DefaultParagraphFont"/>
+    <w:link w:val="Header"/>
+    <w:uiPriority w:val="99"/>
+    <w:rsid w:val="001532C4"/>
+  </w:style>
+  <w:style w:type="paragraph" w:styleId="Footer">
+    <w:name w:val="footer"/>
+    <w:basedOn w:val="Normal"/>
+    <w:link w:val="FooterChar"/>
+    <w:uiPriority w:val="99"/>
+    <w:unhideWhenUsed/>
+    <w:rsid w:val="001532C4"/>
+    <w:pPr>
+      <w:tabs>
+        <w:tab w:val="center" w:pos="4680"/>
+        <w:tab w:val="right" w:pos="9360"/>
+      </w:tabs>
+      <w:spacing w:after="0" w:line="240" w:lineRule="auto"/>
+    </w:pPr>
+  </w:style>
+  <w:style w:type="character" w:customStyle="1" w:styleId="FooterChar">
+    <w:name w:val="Footer Char"/>
+    <w:basedOn w:val="DefaultParagraphFont"/>
+    <w:link w:val="Footer"/>
+    <w:uiPriority w:val="99"/>
+    <w:rsid w:val="001532C4"/>
+  </w:style>
 </w:styles>
 </file>
 

--- a/انیسا.docx
+++ b/انیسا.docx
@@ -1,6 +1,6 @@
 
 <file path=word/document.xml><?xml version="1.0" encoding="utf-8"?>
-<w:document xmlns:wpc="http://schemas.microsoft.com/office/word/2010/wordprocessingCanvas" xmlns:cx="http://schemas.microsoft.com/office/drawing/2014/chartex" xmlns:cx1="http://schemas.microsoft.com/office/drawing/2015/9/8/chartex" xmlns:cx2="http://schemas.microsoft.com/office/drawing/2015/10/21/chartex" xmlns:cx3="http://schemas.microsoft.com/office/drawing/2016/5/9/chartex" xmlns:cx4="http://schemas.microsoft.com/office/drawing/2016/5/10/chartex" xmlns:cx5="http://schemas.microsoft.com/office/drawing/2016/5/11/chartex" xmlns:cx6="http://schemas.microsoft.com/office/drawing/2016/5/12/chartex" xmlns:cx7="http://schemas.microsoft.com/office/drawing/2016/5/13/chartex" xmlns:cx8="http://schemas.microsoft.com/office/drawing/2016/5/14/chartex" xmlns:mc="http://schemas.openxmlformats.org/markup-compatibility/2006" xmlns:aink="http://schemas.microsoft.com/office/drawing/2016/ink" xmlns:am3d="http://schemas.microsoft.com/office/drawing/2017/model3d" xmlns:o="urn:schemas-microsoft-com:office:office" xmlns:oel="http://schemas.microsoft.com/office/2019/extlst" xmlns:r="http://schemas.openxmlformats.org/officeDocument/2006/relationships" xmlns:m="http://schemas.openxmlformats.org/officeDocument/2006/math" xmlns:v="urn:schemas-microsoft-com:vml" xmlns:wp14="http://schemas.microsoft.com/office/word/2010/wordprocessingDrawing" xmlns:wp="http://schemas.openxmlformats.org/drawingml/2006/wordprocessingDrawing" xmlns:w10="urn:schemas-microsoft-com:office:word" xmlns:w="http://schemas.openxmlformats.org/wordprocessingml/2006/main" xmlns:w14="http://schemas.microsoft.com/office/word/2010/wordml" xmlns:w15="http://schemas.microsoft.com/office/word/2012/wordml" xmlns:w16cex="http://schemas.microsoft.com/office/word/2018/wordml/cex" xmlns:w16cid="http://schemas.microsoft.com/office/word/2016/wordml/cid" xmlns:w16="http://schemas.microsoft.com/office/word/2018/wordml" xmlns:w16du="http://schemas.microsoft.com/office/word/2023/wordml/word16du" xmlns:w16sdtdh="http://schemas.microsoft.com/office/word/2020/wordml/sdtdatahash" xmlns:w16sdtfl="http://schemas.microsoft.com/office/word/2024/wordml/sdtformatlock" xmlns:w16se="http://schemas.microsoft.com/office/word/2015/wordml/symex" xmlns:wpg="http://schemas.microsoft.com/office/word/2010/wordprocessingGroup" xmlns:wpi="http://schemas.microsoft.com/office/word/2010/wordprocessingInk" xmlns:wne="http://schemas.microsoft.com/office/word/2006/wordml" xmlns:wps="http://schemas.microsoft.com/office/word/2010/wordprocessingShape" mc:Ignorable="w14 w15 w16se w16cid w16 w16cex w16sdtdh w16sdtfl w16du wp14">
+<w:document xmlns:wpc="http://schemas.microsoft.com/office/word/2010/wordprocessingCanvas" xmlns:cx="http://schemas.microsoft.com/office/drawing/2014/chartex" xmlns:cx1="http://schemas.microsoft.com/office/drawing/2015/9/8/chartex" xmlns:cx2="http://schemas.microsoft.com/office/drawing/2015/10/21/chartex" xmlns:cx3="http://schemas.microsoft.com/office/drawing/2016/5/9/chartex" xmlns:cx4="http://schemas.microsoft.com/office/drawing/2016/5/10/chartex" xmlns:cx5="http://schemas.microsoft.com/office/drawing/2016/5/11/chartex" xmlns:cx6="http://schemas.microsoft.com/office/drawing/2016/5/12/chartex" xmlns:cx7="http://schemas.microsoft.com/office/drawing/2016/5/13/chartex" xmlns:cx8="http://schemas.microsoft.com/office/drawing/2016/5/14/chartex" xmlns:mc="http://schemas.openxmlformats.org/markup-compatibility/2006" xmlns:aink="http://schemas.microsoft.com/office/drawing/2016/ink" xmlns:am3d="http://schemas.microsoft.com/office/drawing/2017/model3d" xmlns:o="urn:schemas-microsoft-com:office:office" xmlns:r="http://schemas.openxmlformats.org/officeDocument/2006/relationships" xmlns:m="http://schemas.openxmlformats.org/officeDocument/2006/math" xmlns:v="urn:schemas-microsoft-com:vml" xmlns:wp14="http://schemas.microsoft.com/office/word/2010/wordprocessingDrawing" xmlns:wp="http://schemas.openxmlformats.org/drawingml/2006/wordprocessingDrawing" xmlns:w10="urn:schemas-microsoft-com:office:word" xmlns:w="http://schemas.openxmlformats.org/wordprocessingml/2006/main" xmlns:w14="http://schemas.microsoft.com/office/word/2010/wordml" xmlns:w15="http://schemas.microsoft.com/office/word/2012/wordml" xmlns:w16cex="http://schemas.microsoft.com/office/word/2018/wordml/cex" xmlns:w16cid="http://schemas.microsoft.com/office/word/2016/wordml/cid" xmlns:w16="http://schemas.microsoft.com/office/word/2018/wordml" xmlns:w16sdtdh="http://schemas.microsoft.com/office/word/2020/wordml/sdtdatahash" xmlns:w16se="http://schemas.microsoft.com/office/word/2015/wordml/symex" xmlns:wpg="http://schemas.microsoft.com/office/word/2010/wordprocessingGroup" xmlns:wpi="http://schemas.microsoft.com/office/word/2010/wordprocessingInk" xmlns:wne="http://schemas.microsoft.com/office/word/2006/wordml" xmlns:wps="http://schemas.microsoft.com/office/word/2010/wordprocessingShape" mc:Ignorable="w14 w15 w16se w16cid w16 w16cex w16sdtdh wp14">
   <w:body>
     <w:p>
       <w:pPr>
@@ -117,6 +117,7 @@
           <w:lang w:bidi="fa-IR"/>
         </w:rPr>
       </w:pPr>
+      <w:proofErr w:type="gramStart"/>
       <w:r>
         <w:rPr>
           <w:lang w:bidi="fa-IR"/>
@@ -129,7 +130,16 @@
           <w:rtl/>
           <w:lang w:bidi="fa-IR"/>
         </w:rPr>
-        <w:t xml:space="preserve"> هم میان این فایل ها رو میگیرن و دیپلوی رو سرور عملیاتی و کار </w:t>
+        <w:t xml:space="preserve"> هم</w:t>
+      </w:r>
+      <w:proofErr w:type="gramEnd"/>
+      <w:r>
+        <w:rPr>
+          <w:rFonts w:hint="cs"/>
+          <w:rtl/>
+          <w:lang w:bidi="fa-IR"/>
+        </w:rPr>
+        <w:t xml:space="preserve"> میان این فایل ها رو میگیرن و دیپلوی رو سرور عملیاتی و کار </w:t>
       </w:r>
       <w:r>
         <w:rPr>
@@ -1046,7 +1056,21 @@
         <w:rPr>
           <w:lang w:bidi="fa-IR"/>
         </w:rPr>
-        <w:t xml:space="preserve"> integration , </w:t>
+        <w:t xml:space="preserve"> </w:t>
+      </w:r>
+      <w:proofErr w:type="gramStart"/>
+      <w:r>
+        <w:rPr>
+          <w:lang w:bidi="fa-IR"/>
+        </w:rPr>
+        <w:t>integration ,</w:t>
+      </w:r>
+      <w:proofErr w:type="gramEnd"/>
+      <w:r>
+        <w:rPr>
+          <w:lang w:bidi="fa-IR"/>
+        </w:rPr>
+        <w:t xml:space="preserve"> </w:t>
       </w:r>
       <w:proofErr w:type="spellStart"/>
       <w:r>
@@ -1071,6 +1095,7 @@
           <w:lang w:bidi="fa-IR"/>
         </w:rPr>
       </w:pPr>
+      <w:proofErr w:type="gramStart"/>
       <w:r>
         <w:rPr>
           <w:lang w:bidi="fa-IR"/>
@@ -1083,7 +1108,16 @@
           <w:rtl/>
           <w:lang w:bidi="fa-IR"/>
         </w:rPr>
-        <w:t xml:space="preserve">یعنی فراهم کردن سازو کاری رو پیاده سازی کنیم که دولوپر های ما بتوند کدی که توسعه دادن رو بیلد و تست کنند.با صرف کمترین هزینه . یعینی اگر دوپلور نقظه کم و زیاد کرد اتوماتیکالی پروژه بیلد و تست بشه </w:t>
+        <w:t>یعنی</w:t>
+      </w:r>
+      <w:proofErr w:type="gramEnd"/>
+      <w:r>
+        <w:rPr>
+          <w:rFonts w:hint="cs"/>
+          <w:rtl/>
+          <w:lang w:bidi="fa-IR"/>
+        </w:rPr>
+        <w:t xml:space="preserve"> فراهم کردن سازو کاری رو پیاده سازی کنیم که دولوپر های ما بتوند کدی که توسعه دادن رو بیلد و تست کنند.با صرف کمترین هزینه . یعینی اگر دوپلور نقظه کم و زیاد کرد اتوماتیکالی پروژه بیلد و تست بشه </w:t>
       </w:r>
     </w:p>
     <w:p>
@@ -1113,7 +1147,21 @@
         <w:rPr>
           <w:lang w:bidi="fa-IR"/>
         </w:rPr>
-        <w:t xml:space="preserve"> delivery , deployment</w:t>
+        <w:t xml:space="preserve"> </w:t>
+      </w:r>
+      <w:proofErr w:type="gramStart"/>
+      <w:r>
+        <w:rPr>
+          <w:lang w:bidi="fa-IR"/>
+        </w:rPr>
+        <w:t>delivery ,</w:t>
+      </w:r>
+      <w:proofErr w:type="gramEnd"/>
+      <w:r>
+        <w:rPr>
+          <w:lang w:bidi="fa-IR"/>
+        </w:rPr>
+        <w:t xml:space="preserve"> deployment</w:t>
       </w:r>
     </w:p>
     <w:p>
@@ -1124,6 +1172,7 @@
           <w:lang w:bidi="fa-IR"/>
         </w:rPr>
       </w:pPr>
+      <w:proofErr w:type="gramStart"/>
       <w:r>
         <w:rPr>
           <w:lang w:bidi="fa-IR"/>
@@ -1136,7 +1185,16 @@
           <w:rtl/>
           <w:lang w:bidi="fa-IR"/>
         </w:rPr>
-        <w:t xml:space="preserve"> اون زمان بندی </w:t>
+        <w:t xml:space="preserve"> اون</w:t>
+      </w:r>
+      <w:proofErr w:type="gramEnd"/>
+      <w:r>
+        <w:rPr>
+          <w:rFonts w:hint="cs"/>
+          <w:rtl/>
+          <w:lang w:bidi="fa-IR"/>
+        </w:rPr>
+        <w:t xml:space="preserve"> زمان بندی </w:t>
       </w:r>
       <w:r>
         <w:rPr>
@@ -1966,6 +2024,20 @@
         </w:rPr>
         <w:t xml:space="preserve"> </w:t>
       </w:r>
+      <w:proofErr w:type="spellStart"/>
+      <w:r>
+        <w:rPr>
+          <w:lang w:bidi="fa-IR"/>
+        </w:rPr>
+        <w:t>Gpasswd</w:t>
+      </w:r>
+      <w:proofErr w:type="spellEnd"/>
+      <w:r>
+        <w:rPr>
+          <w:lang w:bidi="fa-IR"/>
+        </w:rPr>
+        <w:t xml:space="preserve"> -a $User docker </w:t>
+      </w:r>
     </w:p>
     <w:p>
       <w:pPr>
@@ -1985,6 +2057,20 @@
       </w:r>
       <w:r>
         <w:rPr>
+          <w:lang w:bidi="fa-IR"/>
+        </w:rPr>
+        <w:t xml:space="preserve">  </w:t>
+      </w:r>
+      <w:proofErr w:type="spellStart"/>
+      <w:r>
+        <w:rPr>
+          <w:lang w:bidi="fa-IR"/>
+        </w:rPr>
+        <w:t>api</w:t>
+      </w:r>
+      <w:proofErr w:type="spellEnd"/>
+      <w:r>
+        <w:rPr>
           <w:rFonts w:hint="cs"/>
           <w:rtl/>
           <w:lang w:bidi="fa-IR"/>
@@ -1993,22 +2079,184 @@
       </w:r>
       <w:r>
         <w:rPr>
-          <w:lang w:bidi="fa-IR"/>
-        </w:rPr>
-        <w:t xml:space="preserve">  </w:t>
+          <w:rFonts w:hint="cs"/>
+          <w:rtl/>
+          <w:lang w:bidi="fa-IR"/>
+        </w:rPr>
+        <w:t xml:space="preserve"> با </w:t>
+      </w:r>
+      <w:r>
+        <w:rPr>
+          <w:lang w:bidi="fa-IR"/>
+        </w:rPr>
+        <w:t>docker daemon</w:t>
+      </w:r>
+      <w:r>
+        <w:rPr>
+          <w:rFonts w:hint="cs"/>
+          <w:rtl/>
+          <w:lang w:bidi="fa-IR"/>
+        </w:rPr>
+        <w:t xml:space="preserve"> میروسنه و اجرا میشه این مکانیزم داکر است. </w:t>
+      </w:r>
+    </w:p>
+    <w:p>
+      <w:pPr>
+        <w:bidi/>
+        <w:rPr>
+          <w:rtl/>
+          <w:lang w:bidi="fa-IR"/>
+        </w:rPr>
+      </w:pPr>
+    </w:p>
+    <w:p>
+      <w:pPr>
+        <w:bidi/>
+        <w:rPr>
+          <w:lang w:bidi="fa-IR"/>
+        </w:rPr>
+      </w:pPr>
+      <w:r>
+        <w:rPr>
+          <w:rFonts w:hint="cs"/>
+          <w:rtl/>
+          <w:lang w:bidi="fa-IR"/>
+        </w:rPr>
+        <w:t xml:space="preserve">ما در لینوکس مبحثی به اسم </w:t>
+      </w:r>
+      <w:r>
+        <w:rPr>
+          <w:lang w:bidi="fa-IR"/>
+        </w:rPr>
+        <w:t xml:space="preserve">socket </w:t>
+      </w:r>
+      <w:r>
+        <w:rPr>
+          <w:rFonts w:hint="cs"/>
+          <w:rtl/>
+          <w:lang w:bidi="fa-IR"/>
+        </w:rPr>
+        <w:t xml:space="preserve"> داریم </w:t>
+      </w:r>
+      <w:r>
+        <w:rPr>
+          <w:rFonts w:hint="cs"/>
+          <w:rtl/>
+          <w:lang w:bidi="fa-IR"/>
+        </w:rPr>
+        <w:t xml:space="preserve">؟ برای ارتباط برقرار کردن بین دو تا از </w:t>
+      </w:r>
+      <w:r>
+        <w:rPr>
+          <w:lang w:bidi="fa-IR"/>
+        </w:rPr>
+        <w:t>process</w:t>
+      </w:r>
+      <w:r>
+        <w:rPr>
+          <w:rFonts w:hint="cs"/>
+          <w:rtl/>
+          <w:lang w:bidi="fa-IR"/>
+        </w:rPr>
+        <w:t xml:space="preserve"> ها ما میایم و از مفاهیم سوکت استفاده میکنیم.</w:t>
+      </w:r>
+    </w:p>
+    <w:p>
+      <w:pPr>
+        <w:bidi/>
+        <w:rPr>
+          <w:rtl/>
+          <w:lang w:bidi="fa-IR"/>
+        </w:rPr>
+      </w:pPr>
+      <w:r>
+        <w:rPr>
+          <w:rFonts w:hint="cs"/>
+          <w:rtl/>
+          <w:lang w:bidi="fa-IR"/>
+        </w:rPr>
+        <w:t xml:space="preserve"> یوزر روت فقط مجاز هست این سوکت رو بسازه و ارتباط رو برقرار میکنه.</w:t>
+      </w:r>
+    </w:p>
+    <w:p>
+      <w:pPr>
+        <w:bidi/>
+        <w:rPr>
+          <w:rtl/>
+          <w:lang w:bidi="fa-IR"/>
+        </w:rPr>
+      </w:pPr>
+      <w:r>
+        <w:rPr>
+          <w:rFonts w:hint="cs"/>
+          <w:rtl/>
+          <w:lang w:bidi="fa-IR"/>
+        </w:rPr>
+        <w:t xml:space="preserve">مسیرش </w:t>
+      </w:r>
+      <w:r>
+        <w:rPr>
+          <w:lang w:bidi="fa-IR"/>
+        </w:rPr>
+        <w:t>/var/run/</w:t>
       </w:r>
       <w:proofErr w:type="spellStart"/>
       <w:r>
         <w:rPr>
           <w:lang w:bidi="fa-IR"/>
         </w:rPr>
+        <w:t>docker.socekt</w:t>
+      </w:r>
+      <w:proofErr w:type="spellEnd"/>
+      <w:r>
+        <w:rPr>
+          <w:rFonts w:hint="cs"/>
+          <w:rtl/>
+          <w:lang w:bidi="fa-IR"/>
+        </w:rPr>
+        <w:t xml:space="preserve"> هست.</w:t>
+      </w:r>
+    </w:p>
+    <w:p>
+      <w:pPr>
+        <w:bidi/>
+        <w:rPr>
+          <w:rtl/>
+          <w:lang w:bidi="fa-IR"/>
+        </w:rPr>
+      </w:pPr>
+      <w:r>
+        <w:rPr>
+          <w:rFonts w:hint="cs"/>
+          <w:rtl/>
+          <w:lang w:bidi="fa-IR"/>
+        </w:rPr>
+        <w:t xml:space="preserve">ما که یوزرمون روت نیست رفتیم کامند </w:t>
+      </w:r>
+      <w:r>
+        <w:rPr>
+          <w:lang w:bidi="fa-IR"/>
+        </w:rPr>
+        <w:t>docker run hello-world</w:t>
+      </w:r>
+      <w:r>
+        <w:rPr>
+          <w:rFonts w:hint="cs"/>
+          <w:rtl/>
+          <w:lang w:bidi="fa-IR"/>
+        </w:rPr>
+        <w:t xml:space="preserve"> زدیم این دستور با استفاده از  داکر کلاینت و به وسیله </w:t>
+      </w:r>
+      <w:proofErr w:type="spellStart"/>
+      <w:r>
+        <w:rPr>
+          <w:lang w:bidi="fa-IR"/>
+        </w:rPr>
         <w:t>api</w:t>
       </w:r>
       <w:proofErr w:type="spellEnd"/>
       <w:r>
         <w:rPr>
-          <w:rFonts w:hint="cs"/>
-          <w:rtl/>
           <w:lang w:bidi="fa-IR"/>
         </w:rPr>
         <w:t xml:space="preserve"> </w:t>
@@ -2019,7 +2267,7 @@
           <w:rtl/>
           <w:lang w:bidi="fa-IR"/>
         </w:rPr>
-        <w:t xml:space="preserve"> با </w:t>
+        <w:t xml:space="preserve"> به </w:t>
       </w:r>
       <w:r>
         <w:rPr>
@@ -2033,163 +2281,146 @@
           <w:rtl/>
           <w:lang w:bidi="fa-IR"/>
         </w:rPr>
-        <w:t xml:space="preserve"> میروسنه و اجرا میشه این مکانیزم داکر است. </w:t>
-      </w:r>
-    </w:p>
-    <w:p>
-      <w:pPr>
-        <w:bidi/>
-        <w:rPr>
-          <w:rtl/>
-          <w:lang w:bidi="fa-IR"/>
-        </w:rPr>
-      </w:pPr>
-    </w:p>
-    <w:p>
-      <w:pPr>
-        <w:bidi/>
-        <w:rPr>
-          <w:lang w:bidi="fa-IR"/>
-        </w:rPr>
-      </w:pPr>
-      <w:r>
-        <w:rPr>
-          <w:rFonts w:hint="cs"/>
-          <w:rtl/>
-          <w:lang w:bidi="fa-IR"/>
-        </w:rPr>
-        <w:t xml:space="preserve">ما در لینوکس مبحثی به اسم </w:t>
-      </w:r>
-      <w:r>
-        <w:rPr>
-          <w:lang w:bidi="fa-IR"/>
-        </w:rPr>
-        <w:t xml:space="preserve">socket </w:t>
-      </w:r>
-      <w:r>
-        <w:rPr>
-          <w:rFonts w:hint="cs"/>
-          <w:rtl/>
-          <w:lang w:bidi="fa-IR"/>
-        </w:rPr>
-        <w:t xml:space="preserve"> داریم </w:t>
-      </w:r>
-      <w:r>
-        <w:rPr>
-          <w:rFonts w:hint="cs"/>
-          <w:rtl/>
-          <w:lang w:bidi="fa-IR"/>
-        </w:rPr>
-        <w:t xml:space="preserve">؟ برای ارتباط برقرار کردن بین دو تا از </w:t>
-      </w:r>
-      <w:r>
-        <w:rPr>
-          <w:lang w:bidi="fa-IR"/>
-        </w:rPr>
-        <w:t>process</w:t>
-      </w:r>
-      <w:r>
-        <w:rPr>
-          <w:rFonts w:hint="cs"/>
-          <w:rtl/>
-          <w:lang w:bidi="fa-IR"/>
-        </w:rPr>
-        <w:t xml:space="preserve"> ها ما میایم و از مفاهیم سوکت استفاده میکنیم.</w:t>
-      </w:r>
-    </w:p>
-    <w:p>
-      <w:pPr>
-        <w:bidi/>
-        <w:rPr>
-          <w:rFonts w:hint="cs"/>
-          <w:rtl/>
-          <w:lang w:bidi="fa-IR"/>
-        </w:rPr>
-      </w:pPr>
-      <w:r>
-        <w:rPr>
-          <w:rFonts w:hint="cs"/>
-          <w:rtl/>
-          <w:lang w:bidi="fa-IR"/>
-        </w:rPr>
-        <w:t xml:space="preserve"> یوزر روت فقط مجاز هست این سوکت رو بسازه و ارتباط رو برقرار میکنه.</w:t>
-      </w:r>
-    </w:p>
-    <w:p>
-      <w:pPr>
-        <w:bidi/>
-        <w:rPr>
-          <w:rtl/>
-          <w:lang w:bidi="fa-IR"/>
-        </w:rPr>
-      </w:pPr>
-      <w:r>
-        <w:rPr>
-          <w:rFonts w:hint="cs"/>
-          <w:rtl/>
-          <w:lang w:bidi="fa-IR"/>
-        </w:rPr>
-        <w:t xml:space="preserve">مسیرش </w:t>
-      </w:r>
-      <w:r>
-        <w:rPr>
-          <w:lang w:bidi="fa-IR"/>
-        </w:rPr>
-        <w:t>/var/run/</w:t>
-      </w:r>
+        <w:t xml:space="preserve"> ارتباط میگیره .  واین ارتباط به واسطه این داکر سوکت اتفاق میافته.</w:t>
+      </w:r>
+    </w:p>
+    <w:p>
+      <w:pPr>
+        <w:bidi/>
+        <w:rPr>
+          <w:rtl/>
+          <w:lang w:bidi="fa-IR"/>
+        </w:rPr>
+      </w:pPr>
+      <w:r>
+        <w:rPr>
+          <w:rFonts w:hint="cs"/>
+          <w:rtl/>
+          <w:lang w:bidi="fa-IR"/>
+        </w:rPr>
+        <w:t>به همین دلیل که این سوکت فقط توسط یوزر روت قابل ایجاد و استفاده است و ما چون روت نیستم خطا میده و ارور میگیریم.</w:t>
+      </w:r>
+    </w:p>
+    <w:p>
+      <w:pPr>
+        <w:bidi/>
+        <w:rPr>
+          <w:rtl/>
+          <w:lang w:bidi="fa-IR"/>
+        </w:rPr>
+      </w:pPr>
+      <w:r>
+        <w:rPr>
+          <w:rFonts w:hint="cs"/>
+          <w:rtl/>
+          <w:lang w:bidi="fa-IR"/>
+        </w:rPr>
+        <w:t xml:space="preserve">راه حلش این است که اون یوزری که میخواهیم با داکر دائمن کار کنه رو عضو گروه </w:t>
+      </w:r>
+      <w:r>
+        <w:rPr>
+          <w:lang w:bidi="fa-IR"/>
+        </w:rPr>
+        <w:t xml:space="preserve">docker groups </w:t>
+      </w:r>
+      <w:r>
+        <w:rPr>
+          <w:rFonts w:hint="cs"/>
+          <w:rtl/>
+          <w:lang w:bidi="fa-IR"/>
+        </w:rPr>
+        <w:t xml:space="preserve"> کنیم.</w:t>
+      </w:r>
+    </w:p>
+    <w:p>
+      <w:pPr>
+        <w:bidi/>
+        <w:rPr>
+          <w:rtl/>
+          <w:lang w:bidi="fa-IR"/>
+        </w:rPr>
+      </w:pPr>
       <w:proofErr w:type="spellStart"/>
       <w:r>
         <w:rPr>
           <w:lang w:bidi="fa-IR"/>
         </w:rPr>
-        <w:t>docker.socekt</w:t>
+        <w:t>Gpasswd</w:t>
       </w:r>
       <w:proofErr w:type="spellEnd"/>
       <w:r>
         <w:rPr>
-          <w:rFonts w:hint="cs"/>
-          <w:rtl/>
-          <w:lang w:bidi="fa-IR"/>
-        </w:rPr>
-        <w:t xml:space="preserve"> هست.</w:t>
-      </w:r>
-    </w:p>
-    <w:p>
-      <w:pPr>
-        <w:bidi/>
-        <w:rPr>
-          <w:rtl/>
-          <w:lang w:bidi="fa-IR"/>
-        </w:rPr>
-      </w:pPr>
-      <w:r>
-        <w:rPr>
-          <w:rFonts w:hint="cs"/>
-          <w:rtl/>
-          <w:lang w:bidi="fa-IR"/>
-        </w:rPr>
-        <w:t xml:space="preserve">ما که یوزرمون روت نیست رفتیم کامند </w:t>
-      </w:r>
-      <w:r>
-        <w:rPr>
-          <w:lang w:bidi="fa-IR"/>
-        </w:rPr>
-        <w:t>docker run hello-world</w:t>
-      </w:r>
-      <w:r>
-        <w:rPr>
-          <w:rFonts w:hint="cs"/>
-          <w:rtl/>
-          <w:lang w:bidi="fa-IR"/>
-        </w:rPr>
-        <w:t xml:space="preserve"> زدیم این دستور با استفاده از  داکر کلاینت و به وسیله </w:t>
+          <w:lang w:bidi="fa-IR"/>
+        </w:rPr>
+        <w:t xml:space="preserve"> -a $USER docker</w:t>
+      </w:r>
+    </w:p>
+    <w:p>
+      <w:pPr>
+        <w:bidi/>
+        <w:rPr>
+          <w:rtl/>
+          <w:lang w:bidi="fa-IR"/>
+        </w:rPr>
+      </w:pPr>
+      <w:r>
+        <w:rPr>
+          <w:rFonts w:hint="cs"/>
+          <w:rtl/>
+          <w:lang w:bidi="fa-IR"/>
+        </w:rPr>
+        <w:t>از نظر امنیتی این داکر سوکت خیلی مهمه است.</w:t>
+      </w:r>
+    </w:p>
+    <w:p>
+      <w:pPr>
+        <w:bidi/>
+        <w:rPr>
+          <w:lang w:bidi="fa-IR"/>
+        </w:rPr>
+      </w:pPr>
+      <w:r>
+        <w:rPr>
+          <w:lang w:bidi="fa-IR"/>
+        </w:rPr>
+        <w:t>https://www.geeksforgeeks.org/devops/what-is-docker-socket-binding</w:t>
+      </w:r>
+      <w:r>
+        <w:rPr>
+          <w:rFonts w:cs="Arial"/>
+          <w:rtl/>
+          <w:lang w:bidi="fa-IR"/>
+        </w:rPr>
+        <w:t>/</w:t>
+      </w:r>
+    </w:p>
+    <w:p>
+      <w:pPr>
+        <w:bidi/>
+        <w:rPr>
+          <w:lang w:bidi="fa-IR"/>
+        </w:rPr>
+      </w:pPr>
+      <w:r>
+        <w:rPr>
+          <w:rFonts w:hint="cs"/>
+          <w:rtl/>
+          <w:lang w:bidi="fa-IR"/>
+        </w:rPr>
+        <w:t xml:space="preserve">توضیحات در مورد تفاوت </w:t>
+      </w:r>
+      <w:r>
+        <w:rPr>
+          <w:lang w:bidi="fa-IR"/>
+        </w:rPr>
+        <w:t xml:space="preserve">container vs </w:t>
       </w:r>
       <w:proofErr w:type="spellStart"/>
       <w:r>
         <w:rPr>
           <w:lang w:bidi="fa-IR"/>
         </w:rPr>
-        <w:t>api</w:t>
+        <w:t>vm</w:t>
       </w:r>
       <w:proofErr w:type="spellEnd"/>
       <w:r>
@@ -2198,187 +2429,20 @@
         </w:rPr>
         <w:t xml:space="preserve"> </w:t>
       </w:r>
-      <w:r>
-        <w:rPr>
-          <w:rFonts w:hint="cs"/>
-          <w:rtl/>
-          <w:lang w:bidi="fa-IR"/>
-        </w:rPr>
-        <w:t xml:space="preserve"> به </w:t>
-      </w:r>
-      <w:r>
-        <w:rPr>
-          <w:lang w:bidi="fa-IR"/>
-        </w:rPr>
-        <w:t>docker daemon</w:t>
-      </w:r>
-      <w:r>
-        <w:rPr>
-          <w:rFonts w:hint="cs"/>
-          <w:rtl/>
-          <w:lang w:bidi="fa-IR"/>
-        </w:rPr>
-        <w:t xml:space="preserve"> ارتباط میگیره .  واین ارتباط به واسطه این داکر سوکت اتفاق میافته.</w:t>
-      </w:r>
-    </w:p>
-    <w:p>
-      <w:pPr>
-        <w:bidi/>
-        <w:rPr>
-          <w:rtl/>
-          <w:lang w:bidi="fa-IR"/>
-        </w:rPr>
-      </w:pPr>
-      <w:r>
-        <w:rPr>
-          <w:rFonts w:hint="cs"/>
-          <w:rtl/>
-          <w:lang w:bidi="fa-IR"/>
-        </w:rPr>
-        <w:t>به همین دلیل که این سوکت فقط توسط یوزر روت قابل ایجاد و استفاده است و ما چون روت نیستم خطا میده و ارور میگیریم.</w:t>
-      </w:r>
-    </w:p>
-    <w:p>
-      <w:pPr>
-        <w:bidi/>
-        <w:rPr>
-          <w:rtl/>
-          <w:lang w:bidi="fa-IR"/>
-        </w:rPr>
-      </w:pPr>
-      <w:r>
-        <w:rPr>
-          <w:rFonts w:hint="cs"/>
-          <w:rtl/>
-          <w:lang w:bidi="fa-IR"/>
-        </w:rPr>
-        <w:t xml:space="preserve">راه حلش این است که اون یوزری که میخواهیم با داکر دائمن کار کنه رو عضو گروه </w:t>
-      </w:r>
-      <w:r>
-        <w:rPr>
-          <w:lang w:bidi="fa-IR"/>
-        </w:rPr>
-        <w:t xml:space="preserve">docker groups </w:t>
-      </w:r>
-      <w:r>
-        <w:rPr>
-          <w:rFonts w:hint="cs"/>
-          <w:rtl/>
-          <w:lang w:bidi="fa-IR"/>
-        </w:rPr>
-        <w:t xml:space="preserve"> کنیم.</w:t>
-      </w:r>
-    </w:p>
-    <w:p>
-      <w:pPr>
-        <w:bidi/>
-        <w:rPr>
-          <w:rtl/>
-          <w:lang w:bidi="fa-IR"/>
-        </w:rPr>
-      </w:pPr>
-      <w:proofErr w:type="spellStart"/>
-      <w:r>
-        <w:rPr>
-          <w:lang w:bidi="fa-IR"/>
-        </w:rPr>
-        <w:t>Gpasswd</w:t>
-      </w:r>
-      <w:proofErr w:type="spellEnd"/>
-      <w:r>
-        <w:rPr>
-          <w:lang w:bidi="fa-IR"/>
-        </w:rPr>
-        <w:t xml:space="preserve"> -a $USER docker</w:t>
-      </w:r>
-    </w:p>
-    <w:p>
-      <w:pPr>
-        <w:bidi/>
-        <w:rPr>
-          <w:rtl/>
-          <w:lang w:bidi="fa-IR"/>
-        </w:rPr>
-      </w:pPr>
-      <w:r>
-        <w:rPr>
-          <w:rFonts w:hint="cs"/>
-          <w:rtl/>
-          <w:lang w:bidi="fa-IR"/>
-        </w:rPr>
-        <w:t>از نظر امنیتی این داکر سوکت خیلی مهمه است.</w:t>
-      </w:r>
-    </w:p>
-    <w:p>
-      <w:pPr>
-        <w:bidi/>
-        <w:rPr>
-          <w:lang w:bidi="fa-IR"/>
-        </w:rPr>
-      </w:pPr>
-      <w:r>
-        <w:rPr>
-          <w:lang w:bidi="fa-IR"/>
-        </w:rPr>
-        <w:t>https://www.geeksforgeeks.org/devops/what-is-docker-socket-binding</w:t>
-      </w:r>
-      <w:r>
+    </w:p>
+    <w:p>
+      <w:pPr>
+        <w:bidi/>
         <w:rPr>
           <w:rFonts w:cs="Arial"/>
           <w:rtl/>
           <w:lang w:bidi="fa-IR"/>
         </w:rPr>
-        <w:t>/</w:t>
-      </w:r>
-    </w:p>
-    <w:p>
-      <w:pPr>
-        <w:bidi/>
-        <w:rPr>
-          <w:lang w:bidi="fa-IR"/>
-        </w:rPr>
-      </w:pPr>
-      <w:r>
-        <w:rPr>
-          <w:rFonts w:hint="cs"/>
-          <w:rtl/>
-          <w:lang w:bidi="fa-IR"/>
-        </w:rPr>
-        <w:t xml:space="preserve">توضیحات در مورد تفاوت </w:t>
-      </w:r>
-      <w:r>
-        <w:rPr>
-          <w:lang w:bidi="fa-IR"/>
-        </w:rPr>
-        <w:t xml:space="preserve">container vs </w:t>
-      </w:r>
-      <w:proofErr w:type="spellStart"/>
-      <w:r>
-        <w:rPr>
-          <w:lang w:bidi="fa-IR"/>
-        </w:rPr>
-        <w:t>vm</w:t>
-      </w:r>
-      <w:proofErr w:type="spellEnd"/>
-      <w:r>
-        <w:rPr>
-          <w:lang w:bidi="fa-IR"/>
-        </w:rPr>
-        <w:t xml:space="preserve"> </w:t>
-      </w:r>
-    </w:p>
-    <w:p>
-      <w:pPr>
-        <w:bidi/>
+      </w:pPr>
+      <w:r>
         <w:rPr>
           <w:rFonts w:cs="Arial"/>
-          <w:rtl/>
-          <w:lang w:bidi="fa-IR"/>
-        </w:rPr>
-      </w:pPr>
-      <w:r>
-        <w:rPr>
-          <w:rFonts w:cs="Arial"/>
+          <w:noProof/>
           <w:rtl/>
           <w:lang w:bidi="fa-IR"/>
         </w:rPr>
@@ -2432,6 +2496,7 @@
       <w:r>
         <w:rPr>
           <w:rFonts w:cs="Arial"/>
+          <w:noProof/>
           <w:rtl/>
           <w:lang w:bidi="fa-IR"/>
         </w:rPr>
@@ -2524,13 +2589,14 @@
       <w:r>
         <w:rPr>
           <w:rFonts w:cs="Arial"/>
+          <w:noProof/>
           <w:rtl/>
           <w:lang w:bidi="fa-IR"/>
         </w:rPr>
         <w:lastRenderedPageBreak/>
         <w:drawing>
-          <wp:inline distT="0" distB="0" distL="0" distR="0" wp14:anchorId="135C5F91" wp14:editId="4BD72E8D">
-            <wp:extent cx="5943600" cy="3683000"/>
+          <wp:inline distT="0" distB="0" distL="0" distR="0" wp14:anchorId="135C5F91" wp14:editId="7226C79F">
+            <wp:extent cx="4867275" cy="3016046"/>
             <wp:effectExtent l="0" t="0" r="0" b="0"/>
             <wp:docPr id="650324656" name="Picture 1"/>
             <wp:cNvGraphicFramePr>
@@ -2552,7 +2618,7 @@
                   <pic:spPr>
                     <a:xfrm>
                       <a:off x="0" y="0"/>
-                      <a:ext cx="5943600" cy="3683000"/>
+                      <a:ext cx="4874908" cy="3020776"/>
                     </a:xfrm>
                     <a:prstGeom prst="rect">
                       <a:avLst/>
@@ -2569,20 +2635,21 @@
       <w:pPr>
         <w:bidi/>
         <w:rPr>
+          <w:rFonts w:cs="Arial" w:hint="cs"/>
+          <w:rtl/>
+          <w:lang w:bidi="fa-IR"/>
+        </w:rPr>
+      </w:pPr>
+      <w:r>
+        <w:rPr>
           <w:rFonts w:cs="Arial"/>
-          <w:rtl/>
-          <w:lang w:bidi="fa-IR"/>
-        </w:rPr>
-      </w:pPr>
-      <w:r>
-        <w:rPr>
-          <w:rFonts w:cs="Arial"/>
+          <w:noProof/>
           <w:rtl/>
           <w:lang w:bidi="fa-IR"/>
         </w:rPr>
         <w:drawing>
-          <wp:inline distT="0" distB="0" distL="0" distR="0" wp14:anchorId="5F1FADD5" wp14:editId="1A79BAC4">
-            <wp:extent cx="5943600" cy="2387600"/>
+          <wp:inline distT="0" distB="0" distL="0" distR="0" wp14:anchorId="5F1FADD5" wp14:editId="342B7E72">
+            <wp:extent cx="4857750" cy="1951404"/>
             <wp:effectExtent l="0" t="0" r="0" b="0"/>
             <wp:docPr id="1142132253" name="Picture 1"/>
             <wp:cNvGraphicFramePr>
@@ -2604,7 +2671,7 @@
                   <pic:spPr>
                     <a:xfrm>
                       <a:off x="0" y="0"/>
-                      <a:ext cx="5943600" cy="2387600"/>
+                      <a:ext cx="4878071" cy="1959567"/>
                     </a:xfrm>
                     <a:prstGeom prst="rect">
                       <a:avLst/>
@@ -2622,7 +2689,7 @@
         <w:bidi/>
         <w:rPr>
           <w:rFonts w:cs="Arial"/>
-          <w:rtl/>
+          <w:noProof/>
           <w:lang w:bidi="fa-IR"/>
         </w:rPr>
       </w:pPr>
@@ -2632,20 +2699,40 @@
         <w:bidi/>
         <w:rPr>
           <w:rFonts w:cs="Arial"/>
-          <w:rtl/>
-          <w:lang w:bidi="fa-IR"/>
-        </w:rPr>
-      </w:pPr>
-      <w:r>
+          <w:noProof/>
+          <w:lang w:bidi="fa-IR"/>
+        </w:rPr>
+      </w:pPr>
+    </w:p>
+    <w:p>
+      <w:pPr>
+        <w:bidi/>
         <w:rPr>
           <w:rFonts w:cs="Arial"/>
-          <w:rtl/>
-          <w:lang w:bidi="fa-IR"/>
-        </w:rPr>
-        <w:lastRenderedPageBreak/>
+          <w:noProof/>
+          <w:lang w:bidi="fa-IR"/>
+        </w:rPr>
+      </w:pPr>
+    </w:p>
+    <w:p>
+      <w:pPr>
+        <w:bidi/>
+        <w:rPr>
+          <w:rFonts w:cs="Arial"/>
+          <w:rtl/>
+          <w:lang w:bidi="fa-IR"/>
+        </w:rPr>
+      </w:pPr>
+      <w:r>
+        <w:rPr>
+          <w:rFonts w:cs="Arial"/>
+          <w:noProof/>
+          <w:rtl/>
+          <w:lang w:bidi="fa-IR"/>
+        </w:rPr>
         <w:drawing>
-          <wp:inline distT="0" distB="0" distL="0" distR="0" wp14:anchorId="1054774D" wp14:editId="6FB70ABA">
-            <wp:extent cx="5943600" cy="2439035"/>
+          <wp:inline distT="0" distB="0" distL="0" distR="0" wp14:anchorId="1054774D" wp14:editId="13A060F2">
+            <wp:extent cx="4838700" cy="1985625"/>
             <wp:effectExtent l="0" t="0" r="0" b="0"/>
             <wp:docPr id="1559725444" name="Picture 1"/>
             <wp:cNvGraphicFramePr>
@@ -2667,7 +2754,7 @@
                   <pic:spPr>
                     <a:xfrm>
                       <a:off x="0" y="0"/>
-                      <a:ext cx="5943600" cy="2439035"/>
+                      <a:ext cx="4869256" cy="1998164"/>
                     </a:xfrm>
                     <a:prstGeom prst="rect">
                       <a:avLst/>
@@ -2692,9 +2779,11 @@
       <w:r>
         <w:rPr>
           <w:rFonts w:cs="Arial"/>
-          <w:rtl/>
-          <w:lang w:bidi="fa-IR"/>
-        </w:rPr>
+          <w:noProof/>
+          <w:rtl/>
+          <w:lang w:bidi="fa-IR"/>
+        </w:rPr>
+        <w:lastRenderedPageBreak/>
         <w:drawing>
           <wp:inline distT="0" distB="0" distL="0" distR="0" wp14:anchorId="6CC51724" wp14:editId="1A18EEAB">
             <wp:extent cx="5943600" cy="3698875"/>
@@ -2832,7 +2921,23 @@
           <w:rtl/>
           <w:lang w:bidi="fa-IR"/>
         </w:rPr>
-        <w:t xml:space="preserve"> خیلی مهمو ترابل شوت راحت تره به صورت </w:t>
+        <w:t xml:space="preserve"> خیلی مهم</w:t>
+      </w:r>
+      <w:r>
+        <w:rPr>
+          <w:rFonts w:hint="cs"/>
+          <w:rtl/>
+          <w:lang w:bidi="fa-IR"/>
+        </w:rPr>
+        <w:t>ه</w:t>
+      </w:r>
+      <w:r>
+        <w:rPr>
+          <w:rFonts w:hint="cs"/>
+          <w:rtl/>
+          <w:lang w:bidi="fa-IR"/>
+        </w:rPr>
+        <w:t xml:space="preserve"> ترابل شوت راحت تره به صورت </w:t>
       </w:r>
       <w:r>
         <w:rPr>
@@ -2876,12 +2981,13 @@
       <w:r>
         <w:rPr>
           <w:rFonts w:cs="Arial"/>
+          <w:noProof/>
           <w:rtl/>
           <w:lang w:bidi="fa-IR"/>
         </w:rPr>
         <w:lastRenderedPageBreak/>
         <w:drawing>
-          <wp:inline distT="0" distB="0" distL="0" distR="0" wp14:anchorId="09EB1545" wp14:editId="178CDAC0">
+          <wp:inline distT="0" distB="0" distL="0" distR="0" wp14:anchorId="09EB1545" wp14:editId="088FAEE3">
             <wp:extent cx="5943600" cy="4156075"/>
             <wp:effectExtent l="0" t="0" r="0" b="0"/>
             <wp:docPr id="575505810" name="Picture 1"/>
@@ -2904,7 +3010,7 @@
                   <pic:spPr>
                     <a:xfrm>
                       <a:off x="0" y="0"/>
-                      <a:ext cx="5943600" cy="4156075"/>
+                      <a:ext cx="6008312" cy="4201325"/>
                     </a:xfrm>
                     <a:prstGeom prst="rect">
                       <a:avLst/>
@@ -3074,7 +3180,6 @@
       <w:pPr>
         <w:bidi/>
         <w:rPr>
-          <w:rFonts w:hint="cs"/>
           <w:rtl/>
           <w:lang w:bidi="fa-IR"/>
         </w:rPr>
@@ -3092,7 +3197,1463 @@
       <w:pPr>
         <w:bidi/>
         <w:rPr>
-          <w:rFonts w:hint="cs"/>
+          <w:rtl/>
+          <w:lang w:bidi="fa-IR"/>
+        </w:rPr>
+      </w:pPr>
+      <w:r>
+        <w:rPr>
+          <w:rFonts w:hint="cs"/>
+          <w:rtl/>
+          <w:lang w:bidi="fa-IR"/>
+        </w:rPr>
+        <w:t>از لحاظ امنیتی هم بسیار بهبود بخشییده شده است.</w:t>
+      </w:r>
+    </w:p>
+    <w:p>
+      <w:pPr>
+        <w:bidi/>
+        <w:rPr>
+          <w:rFonts w:hint="cs"/>
+          <w:rtl/>
+          <w:lang w:bidi="fa-IR"/>
+        </w:rPr>
+      </w:pPr>
+      <w:r>
+        <w:rPr>
+          <w:rFonts w:cs="Arial"/>
+          <w:rtl/>
+          <w:lang w:bidi="fa-IR"/>
+        </w:rPr>
+        <w:lastRenderedPageBreak/>
+        <w:drawing>
+          <wp:inline distT="0" distB="0" distL="0" distR="0" wp14:anchorId="0EFBCC7F" wp14:editId="405DEED7">
+            <wp:extent cx="5553075" cy="3566783"/>
+            <wp:effectExtent l="0" t="0" r="0" b="0"/>
+            <wp:docPr id="4" name="Picture 4"/>
+            <wp:cNvGraphicFramePr>
+              <a:graphicFrameLocks xmlns:a="http://schemas.openxmlformats.org/drawingml/2006/main" noChangeAspect="1"/>
+            </wp:cNvGraphicFramePr>
+            <a:graphic xmlns:a="http://schemas.openxmlformats.org/drawingml/2006/main">
+              <a:graphicData uri="http://schemas.openxmlformats.org/drawingml/2006/picture">
+                <pic:pic xmlns:pic="http://schemas.openxmlformats.org/drawingml/2006/picture">
+                  <pic:nvPicPr>
+                    <pic:cNvPr id="1" name=""/>
+                    <pic:cNvPicPr/>
+                  </pic:nvPicPr>
+                  <pic:blipFill>
+                    <a:blip r:embed="rId16"/>
+                    <a:stretch>
+                      <a:fillRect/>
+                    </a:stretch>
+                  </pic:blipFill>
+                  <pic:spPr>
+                    <a:xfrm>
+                      <a:off x="0" y="0"/>
+                      <a:ext cx="5600565" cy="3597286"/>
+                    </a:xfrm>
+                    <a:prstGeom prst="rect">
+                      <a:avLst/>
+                    </a:prstGeom>
+                  </pic:spPr>
+                </pic:pic>
+              </a:graphicData>
+            </a:graphic>
+          </wp:inline>
+        </w:drawing>
+      </w:r>
+    </w:p>
+    <w:p>
+      <w:pPr>
+        <w:bidi/>
+        <w:rPr>
+          <w:rFonts w:hint="cs"/>
+          <w:rtl/>
+          <w:lang w:bidi="fa-IR"/>
+        </w:rPr>
+      </w:pPr>
+      <w:r>
+        <w:rPr>
+          <w:rFonts w:hint="cs"/>
+          <w:rtl/>
+          <w:lang w:bidi="fa-IR"/>
+        </w:rPr>
+        <w:t>مفهوم کانتینر اسکیپ هست که اگر یک ویرویسی به هر طریقی رفته باشه داخل اکانتینر فقط به همون کانتینر دسترسی داره و نمیتونه این ویروس رو داخل این ماشین پخش کنه.</w:t>
+      </w:r>
+    </w:p>
+    <w:p>
+      <w:pPr>
+        <w:bidi/>
+        <w:rPr>
+          <w:rFonts w:hint="cs"/>
+          <w:lang w:bidi="fa-IR"/>
+        </w:rPr>
+      </w:pPr>
+    </w:p>
+    <w:p>
+      <w:pPr>
+        <w:bidi/>
+        <w:rPr>
+          <w:lang w:bidi="fa-IR"/>
+        </w:rPr>
+      </w:pPr>
+      <w:r>
+        <w:rPr>
+          <w:rFonts w:hint="cs"/>
+          <w:rtl/>
+          <w:lang w:bidi="fa-IR"/>
+        </w:rPr>
+        <w:t xml:space="preserve">تاریخچه </w:t>
+      </w:r>
+      <w:r>
+        <w:rPr>
+          <w:lang w:bidi="fa-IR"/>
+        </w:rPr>
+        <w:t>Docker</w:t>
+      </w:r>
+    </w:p>
+    <w:p>
+      <w:pPr>
+        <w:bidi/>
+        <w:rPr>
+          <w:rtl/>
+          <w:lang w:bidi="fa-IR"/>
+        </w:rPr>
+      </w:pPr>
+      <w:r>
+        <w:rPr>
+          <w:rFonts w:hint="cs"/>
+          <w:rtl/>
+          <w:lang w:bidi="fa-IR"/>
+        </w:rPr>
+        <w:t>کانتینر ها از سال 2004 ایجاد شدن و در ان زمان اصلا داکر نبوده . پس داکر کانتینتر ها رو ایجاد نکرده .</w:t>
+      </w:r>
+    </w:p>
+    <w:p>
+      <w:pPr>
+        <w:bidi/>
+        <w:rPr>
+          <w:rtl/>
+          <w:lang w:bidi="fa-IR"/>
+        </w:rPr>
+      </w:pPr>
+      <w:r>
+        <w:rPr>
+          <w:rFonts w:hint="cs"/>
+          <w:rtl/>
+          <w:lang w:bidi="fa-IR"/>
+        </w:rPr>
+        <w:t xml:space="preserve">در سال 2008 خود لینوکس </w:t>
+      </w:r>
+      <w:proofErr w:type="spellStart"/>
+      <w:r>
+        <w:rPr>
+          <w:lang w:bidi="fa-IR"/>
+        </w:rPr>
+        <w:t>lxc</w:t>
+      </w:r>
+      <w:proofErr w:type="spellEnd"/>
+      <w:r>
+        <w:rPr>
+          <w:rFonts w:hint="cs"/>
+          <w:rtl/>
+          <w:lang w:bidi="fa-IR"/>
+        </w:rPr>
+        <w:t xml:space="preserve"> اومد و تکنولوژی کانتنیر ها رو معرفی کرد  بدون اینکه نیاز باشه و تیرد پارتی نصب کنیم مثل داکر</w:t>
+      </w:r>
+    </w:p>
+    <w:p>
+      <w:pPr>
+        <w:bidi/>
+        <w:rPr>
+          <w:rtl/>
+          <w:lang w:bidi="fa-IR"/>
+        </w:rPr>
+      </w:pPr>
+      <w:r>
+        <w:rPr>
+          <w:rFonts w:hint="cs"/>
+          <w:rtl/>
+          <w:lang w:bidi="fa-IR"/>
+        </w:rPr>
+        <w:t>در سال 2013 داکر معرفی شد و توسط زبان گو نوشته شده است.</w:t>
+      </w:r>
+    </w:p>
+    <w:p>
+      <w:pPr>
+        <w:bidi/>
+        <w:rPr>
+          <w:lang w:bidi="fa-IR"/>
+        </w:rPr>
+      </w:pPr>
+      <w:r>
+        <w:rPr>
+          <w:rFonts w:hint="cs"/>
+          <w:rtl/>
+          <w:lang w:bidi="fa-IR"/>
+        </w:rPr>
+        <w:t xml:space="preserve">تفاوت </w:t>
+      </w:r>
+      <w:proofErr w:type="spellStart"/>
+      <w:r>
+        <w:rPr>
+          <w:lang w:bidi="fa-IR"/>
+        </w:rPr>
+        <w:t>lxc</w:t>
+      </w:r>
+      <w:proofErr w:type="spellEnd"/>
+      <w:r>
+        <w:rPr>
+          <w:lang w:bidi="fa-IR"/>
+        </w:rPr>
+        <w:t xml:space="preserve"> , docker</w:t>
+      </w:r>
+      <w:r>
+        <w:rPr>
+          <w:rFonts w:hint="cs"/>
+          <w:rtl/>
+          <w:lang w:bidi="fa-IR"/>
+        </w:rPr>
+        <w:t xml:space="preserve">: </w:t>
+      </w:r>
+    </w:p>
+    <w:p>
+      <w:pPr>
+        <w:bidi/>
+        <w:rPr>
+          <w:rtl/>
+          <w:lang w:bidi="fa-IR"/>
+        </w:rPr>
+      </w:pPr>
+      <w:proofErr w:type="spellStart"/>
+      <w:r>
+        <w:rPr>
+          <w:lang w:bidi="fa-IR"/>
+        </w:rPr>
+        <w:t>Lxc</w:t>
+      </w:r>
+      <w:proofErr w:type="spellEnd"/>
+      <w:r>
+        <w:rPr>
+          <w:rFonts w:hint="cs"/>
+          <w:rtl/>
+          <w:lang w:bidi="fa-IR"/>
+        </w:rPr>
+        <w:t xml:space="preserve"> در یک کانتینر تو میتونی داخل یک کانتینر چندین تا اپ سرویس بدی.</w:t>
+      </w:r>
+    </w:p>
+    <w:p>
+      <w:pPr>
+        <w:bidi/>
+        <w:rPr>
+          <w:rFonts w:hint="cs"/>
+          <w:lang w:bidi="fa-IR"/>
+        </w:rPr>
+      </w:pPr>
+      <w:r>
+        <w:rPr>
+          <w:rFonts w:hint="cs"/>
+          <w:rtl/>
+          <w:lang w:bidi="fa-IR"/>
+        </w:rPr>
+        <w:t xml:space="preserve">اما در داکر ما برای هر اپ یک کانتینر و ایمیج مجزا داریم که این مهم ترین تفاوت های داکر و </w:t>
+      </w:r>
+      <w:proofErr w:type="spellStart"/>
+      <w:r>
+        <w:rPr>
+          <w:lang w:bidi="fa-IR"/>
+        </w:rPr>
+        <w:t>lxc</w:t>
+      </w:r>
+      <w:proofErr w:type="spellEnd"/>
+      <w:r>
+        <w:rPr>
+          <w:rFonts w:hint="cs"/>
+          <w:rtl/>
+          <w:lang w:bidi="fa-IR"/>
+        </w:rPr>
+        <w:t xml:space="preserve"> بود.</w:t>
+      </w:r>
+    </w:p>
+    <w:p>
+      <w:pPr>
+        <w:bidi/>
+        <w:rPr>
+          <w:lang w:bidi="fa-IR"/>
+        </w:rPr>
+      </w:pPr>
+      <w:r>
+        <w:rPr>
+          <w:rFonts w:hint="cs"/>
+          <w:rtl/>
+          <w:lang w:bidi="fa-IR"/>
+        </w:rPr>
+        <w:t xml:space="preserve">ما دو نسخه از داکر داریم به نام های </w:t>
+      </w:r>
+      <w:r>
+        <w:rPr>
+          <w:lang w:bidi="fa-IR"/>
+        </w:rPr>
+        <w:t xml:space="preserve">docker </w:t>
+      </w:r>
+      <w:proofErr w:type="spellStart"/>
+      <w:r>
+        <w:rPr>
+          <w:lang w:bidi="fa-IR"/>
+        </w:rPr>
+        <w:t>ce</w:t>
+      </w:r>
+      <w:proofErr w:type="spellEnd"/>
+      <w:r>
+        <w:rPr>
+          <w:lang w:bidi="fa-IR"/>
+        </w:rPr>
+        <w:t xml:space="preserve"> , docker ed </w:t>
+      </w:r>
+    </w:p>
+    <w:p>
+      <w:pPr>
+        <w:bidi/>
+        <w:rPr>
+          <w:rFonts w:hint="cs"/>
+          <w:rtl/>
+          <w:lang w:bidi="fa-IR"/>
+        </w:rPr>
+      </w:pPr>
+      <w:r>
+        <w:rPr>
+          <w:rFonts w:cs="Arial"/>
+          <w:rtl/>
+          <w:lang w:bidi="fa-IR"/>
+        </w:rPr>
+        <w:lastRenderedPageBreak/>
+        <w:drawing>
+          <wp:inline distT="0" distB="0" distL="0" distR="0" wp14:anchorId="60437D7E" wp14:editId="287A63AA">
+            <wp:extent cx="5943600" cy="3567430"/>
+            <wp:effectExtent l="0" t="0" r="0" b="0"/>
+            <wp:docPr id="5" name="Picture 5"/>
+            <wp:cNvGraphicFramePr>
+              <a:graphicFrameLocks xmlns:a="http://schemas.openxmlformats.org/drawingml/2006/main" noChangeAspect="1"/>
+            </wp:cNvGraphicFramePr>
+            <a:graphic xmlns:a="http://schemas.openxmlformats.org/drawingml/2006/main">
+              <a:graphicData uri="http://schemas.openxmlformats.org/drawingml/2006/picture">
+                <pic:pic xmlns:pic="http://schemas.openxmlformats.org/drawingml/2006/picture">
+                  <pic:nvPicPr>
+                    <pic:cNvPr id="1" name=""/>
+                    <pic:cNvPicPr/>
+                  </pic:nvPicPr>
+                  <pic:blipFill>
+                    <a:blip r:embed="rId17"/>
+                    <a:stretch>
+                      <a:fillRect/>
+                    </a:stretch>
+                  </pic:blipFill>
+                  <pic:spPr>
+                    <a:xfrm>
+                      <a:off x="0" y="0"/>
+                      <a:ext cx="5943600" cy="3567430"/>
+                    </a:xfrm>
+                    <a:prstGeom prst="rect">
+                      <a:avLst/>
+                    </a:prstGeom>
+                  </pic:spPr>
+                </pic:pic>
+              </a:graphicData>
+            </a:graphic>
+          </wp:inline>
+        </w:drawing>
+      </w:r>
+    </w:p>
+    <w:p>
+      <w:pPr>
+        <w:bidi/>
+        <w:rPr>
+          <w:rFonts w:hint="cs"/>
+          <w:rtl/>
+          <w:lang w:bidi="fa-IR"/>
+        </w:rPr>
+      </w:pPr>
+      <w:r>
+        <w:rPr>
+          <w:lang w:bidi="fa-IR"/>
+        </w:rPr>
+        <w:t xml:space="preserve">Core functionality docker </w:t>
+      </w:r>
+      <w:proofErr w:type="spellStart"/>
+      <w:proofErr w:type="gramStart"/>
+      <w:r>
+        <w:rPr>
+          <w:lang w:bidi="fa-IR"/>
+        </w:rPr>
+        <w:t>ee</w:t>
+      </w:r>
+      <w:proofErr w:type="spellEnd"/>
+      <w:r>
+        <w:rPr>
+          <w:lang w:bidi="fa-IR"/>
+        </w:rPr>
+        <w:t xml:space="preserve">  ,</w:t>
+      </w:r>
+      <w:proofErr w:type="gramEnd"/>
+      <w:r>
+        <w:rPr>
+          <w:lang w:bidi="fa-IR"/>
+        </w:rPr>
+        <w:t xml:space="preserve"> docker cd</w:t>
+      </w:r>
+      <w:r>
+        <w:rPr>
+          <w:rFonts w:hint="cs"/>
+          <w:rtl/>
+          <w:lang w:bidi="fa-IR"/>
+        </w:rPr>
+        <w:t xml:space="preserve"> یکسان هست و خود داکر داره توصیه میکنه که از نسخه </w:t>
+      </w:r>
+      <w:proofErr w:type="spellStart"/>
+      <w:r>
+        <w:rPr>
+          <w:lang w:bidi="fa-IR"/>
+        </w:rPr>
+        <w:t>ee</w:t>
+      </w:r>
+      <w:proofErr w:type="spellEnd"/>
+      <w:r>
+        <w:rPr>
+          <w:rFonts w:hint="cs"/>
+          <w:rtl/>
+          <w:lang w:bidi="fa-IR"/>
+        </w:rPr>
+        <w:t xml:space="preserve"> استفاده کنید اما این یک سخن بازای هست و بین دو تا نسخه تفاوتی وجود نداره.</w:t>
+      </w:r>
+    </w:p>
+    <w:p>
+      <w:pPr>
+        <w:bidi/>
+        <w:rPr>
+          <w:rtl/>
+          <w:lang w:bidi="fa-IR"/>
+        </w:rPr>
+      </w:pPr>
+      <w:r>
+        <w:rPr>
+          <w:rFonts w:hint="cs"/>
+          <w:rtl/>
+          <w:lang w:bidi="fa-IR"/>
+        </w:rPr>
+        <w:t xml:space="preserve">همه سازمان ها دارند از نسخه </w:t>
+      </w:r>
+      <w:r>
+        <w:rPr>
+          <w:lang w:bidi="fa-IR"/>
+        </w:rPr>
+        <w:t xml:space="preserve">community edition </w:t>
+      </w:r>
+      <w:r>
+        <w:rPr>
+          <w:rFonts w:hint="cs"/>
+          <w:rtl/>
+          <w:lang w:bidi="fa-IR"/>
+        </w:rPr>
+        <w:t xml:space="preserve"> استفاده میکنند </w:t>
+      </w:r>
+      <w:r>
+        <w:rPr>
+          <w:rFonts w:hint="cs"/>
+          <w:rtl/>
+          <w:lang w:bidi="fa-IR"/>
+        </w:rPr>
+        <w:t xml:space="preserve">برای ما از نسخه </w:t>
+      </w:r>
+      <w:proofErr w:type="spellStart"/>
+      <w:r>
+        <w:rPr>
+          <w:lang w:bidi="fa-IR"/>
+        </w:rPr>
+        <w:t>commutiny</w:t>
+      </w:r>
+      <w:proofErr w:type="spellEnd"/>
+      <w:r>
+        <w:rPr>
+          <w:lang w:bidi="fa-IR"/>
+        </w:rPr>
+        <w:t xml:space="preserve"> edition stable</w:t>
+      </w:r>
+      <w:r>
+        <w:rPr>
+          <w:rFonts w:hint="cs"/>
+          <w:rtl/>
+          <w:lang w:bidi="fa-IR"/>
+        </w:rPr>
+        <w:t xml:space="preserve"> دانلود و نصب کنیم و استفاده کنیم </w:t>
+      </w:r>
+    </w:p>
+    <w:p>
+      <w:pPr>
+        <w:bidi/>
+        <w:rPr>
+          <w:rtl/>
+          <w:lang w:bidi="fa-IR"/>
+        </w:rPr>
+      </w:pPr>
+      <w:r>
+        <w:rPr>
+          <w:rFonts w:hint="cs"/>
+          <w:rtl/>
+          <w:lang w:bidi="fa-IR"/>
+        </w:rPr>
+        <w:t xml:space="preserve">چه چیزی ما رو طرقیب میکنه که بریم پول بدیم و نسخه </w:t>
+      </w:r>
+      <w:r>
+        <w:rPr>
+          <w:lang w:bidi="fa-IR"/>
+        </w:rPr>
+        <w:t xml:space="preserve">enterprise edition </w:t>
+      </w:r>
+      <w:r>
+        <w:rPr>
+          <w:rFonts w:hint="cs"/>
+          <w:rtl/>
+          <w:lang w:bidi="fa-IR"/>
+        </w:rPr>
+        <w:t xml:space="preserve"> بدیم و بخیریم ؟ ساپورت شرکت داکر که داخل ایران جواب نیست.</w:t>
+      </w:r>
+    </w:p>
+    <w:p>
+      <w:pPr>
+        <w:bidi/>
+        <w:rPr>
+          <w:rtl/>
+          <w:lang w:bidi="fa-IR"/>
+        </w:rPr>
+      </w:pPr>
+      <w:r>
+        <w:rPr>
+          <w:rFonts w:hint="cs"/>
+          <w:rtl/>
+          <w:lang w:bidi="fa-IR"/>
+        </w:rPr>
+        <w:t xml:space="preserve">خود داکر گفته که روی داکر رو روی نسخه های لینوکس </w:t>
+      </w:r>
+      <w:r>
+        <w:rPr>
+          <w:lang w:bidi="fa-IR"/>
+        </w:rPr>
+        <w:t xml:space="preserve">red hat </w:t>
+      </w:r>
+      <w:proofErr w:type="spellStart"/>
+      <w:r>
+        <w:rPr>
+          <w:lang w:bidi="fa-IR"/>
+        </w:rPr>
+        <w:t>entripse</w:t>
+      </w:r>
+      <w:proofErr w:type="spellEnd"/>
+      <w:r>
+        <w:rPr>
+          <w:rFonts w:hint="cs"/>
+          <w:rtl/>
+          <w:lang w:bidi="fa-IR"/>
+        </w:rPr>
+        <w:t xml:space="preserve"> نصب و استفاده کنیم. </w:t>
+      </w:r>
+    </w:p>
+    <w:p>
+      <w:pPr>
+        <w:pStyle w:val="Heading1"/>
+        <w:bidi/>
+      </w:pPr>
+      <w:r>
+        <w:rPr>
+          <w:rtl/>
+        </w:rPr>
+        <w:t>آیا موتور داکر متفاوت است؟</w:t>
+      </w:r>
+    </w:p>
+    <w:p>
+      <w:pPr>
+        <w:pStyle w:val="NormalWeb"/>
+        <w:bidi/>
+      </w:pPr>
+      <w:r>
+        <w:rPr>
+          <w:rtl/>
+        </w:rPr>
+        <w:t>خیر</w:t>
+      </w:r>
+      <w:r>
+        <w:t>.</w:t>
+      </w:r>
+    </w:p>
+    <w:p>
+      <w:pPr>
+        <w:pStyle w:val="NormalWeb"/>
+        <w:bidi/>
+      </w:pPr>
+      <w:r>
+        <w:rPr>
+          <w:rtl/>
+        </w:rPr>
+        <w:t>موتور اصلی</w:t>
+      </w:r>
+      <w:r>
+        <w:t xml:space="preserve"> Docker </w:t>
+      </w:r>
+      <w:r>
+        <w:rPr>
+          <w:rtl/>
+        </w:rPr>
+        <w:t>در هر دو نسخه تقریباً یکسان است</w:t>
+      </w:r>
+      <w:r>
+        <w:t>.</w:t>
+      </w:r>
+    </w:p>
+    <w:p>
+      <w:pPr>
+        <w:pStyle w:val="NormalWeb"/>
+        <w:bidi/>
+      </w:pPr>
+      <w:r>
+        <w:rPr>
+          <w:rtl/>
+        </w:rPr>
+        <w:t>تفاوت اصلی در موارد زیر است</w:t>
+      </w:r>
+      <w:r>
+        <w:t>:</w:t>
+      </w:r>
+    </w:p>
+    <w:p>
+      <w:pPr>
+        <w:numPr>
+          <w:ilvl w:val="0"/>
+          <w:numId w:val="2"/>
+        </w:numPr>
+        <w:bidi/>
+        <w:spacing w:before="100" w:beforeAutospacing="1" w:after="100" w:afterAutospacing="1" w:line="240" w:lineRule="auto"/>
+      </w:pPr>
+      <w:r>
+        <w:rPr>
+          <w:rtl/>
+        </w:rPr>
+        <w:t xml:space="preserve">پشتیبانی رسمی </w:t>
+      </w:r>
+    </w:p>
+    <w:p>
+      <w:pPr>
+        <w:numPr>
+          <w:ilvl w:val="0"/>
+          <w:numId w:val="2"/>
+        </w:numPr>
+        <w:bidi/>
+        <w:spacing w:before="100" w:beforeAutospacing="1" w:after="100" w:afterAutospacing="1" w:line="240" w:lineRule="auto"/>
+      </w:pPr>
+      <w:r>
+        <w:rPr>
+          <w:rtl/>
+        </w:rPr>
+        <w:t xml:space="preserve">ابزارهای مدیریتی </w:t>
+      </w:r>
+    </w:p>
+    <w:p>
+      <w:pPr>
+        <w:numPr>
+          <w:ilvl w:val="0"/>
+          <w:numId w:val="2"/>
+        </w:numPr>
+        <w:bidi/>
+        <w:spacing w:before="100" w:beforeAutospacing="1" w:after="100" w:afterAutospacing="1" w:line="240" w:lineRule="auto"/>
+      </w:pPr>
+      <w:r>
+        <w:rPr>
+          <w:rtl/>
+        </w:rPr>
+        <w:t xml:space="preserve">قابلیت‌های امنیتی </w:t>
+      </w:r>
+    </w:p>
+    <w:p>
+      <w:pPr>
+        <w:numPr>
+          <w:ilvl w:val="0"/>
+          <w:numId w:val="2"/>
+        </w:numPr>
+        <w:bidi/>
+        <w:spacing w:before="100" w:beforeAutospacing="1" w:after="100" w:afterAutospacing="1" w:line="240" w:lineRule="auto"/>
+      </w:pPr>
+      <w:r>
+        <w:rPr>
+          <w:rtl/>
+        </w:rPr>
+        <w:t xml:space="preserve">امکانات مناسب سازمان‌های بزرگ </w:t>
+      </w:r>
+    </w:p>
+    <w:p>
+      <w:pPr>
+        <w:bidi/>
+        <w:rPr>
+          <w:rFonts w:cs="Arial"/>
+          <w:rtl/>
+          <w:lang w:bidi="fa-IR"/>
+        </w:rPr>
+      </w:pPr>
+      <w:r>
+        <w:rPr>
+          <w:rFonts w:cs="Arial"/>
+          <w:rtl/>
+          <w:lang w:bidi="fa-IR"/>
+        </w:rPr>
+        <w:lastRenderedPageBreak/>
+        <w:drawing>
+          <wp:inline distT="0" distB="0" distL="0" distR="0" wp14:anchorId="3872674E" wp14:editId="39ADF8D1">
+            <wp:extent cx="5943600" cy="3816985"/>
+            <wp:effectExtent l="0" t="0" r="0" b="0"/>
+            <wp:docPr id="6" name="Picture 6"/>
+            <wp:cNvGraphicFramePr>
+              <a:graphicFrameLocks xmlns:a="http://schemas.openxmlformats.org/drawingml/2006/main" noChangeAspect="1"/>
+            </wp:cNvGraphicFramePr>
+            <a:graphic xmlns:a="http://schemas.openxmlformats.org/drawingml/2006/main">
+              <a:graphicData uri="http://schemas.openxmlformats.org/drawingml/2006/picture">
+                <pic:pic xmlns:pic="http://schemas.openxmlformats.org/drawingml/2006/picture">
+                  <pic:nvPicPr>
+                    <pic:cNvPr id="1" name=""/>
+                    <pic:cNvPicPr/>
+                  </pic:nvPicPr>
+                  <pic:blipFill>
+                    <a:blip r:embed="rId18"/>
+                    <a:stretch>
+                      <a:fillRect/>
+                    </a:stretch>
+                  </pic:blipFill>
+                  <pic:spPr>
+                    <a:xfrm>
+                      <a:off x="0" y="0"/>
+                      <a:ext cx="5943600" cy="3816985"/>
+                    </a:xfrm>
+                    <a:prstGeom prst="rect">
+                      <a:avLst/>
+                    </a:prstGeom>
+                  </pic:spPr>
+                </pic:pic>
+              </a:graphicData>
+            </a:graphic>
+          </wp:inline>
+        </w:drawing>
+      </w:r>
+    </w:p>
+    <w:p>
+      <w:pPr>
+        <w:bidi/>
+        <w:rPr>
+          <w:rFonts w:cs="Arial"/>
+          <w:lang w:bidi="fa-IR"/>
+        </w:rPr>
+      </w:pPr>
+    </w:p>
+    <w:p>
+      <w:pPr>
+        <w:bidi/>
+        <w:rPr>
+          <w:lang w:bidi="fa-IR"/>
+        </w:rPr>
+      </w:pPr>
+      <w:r>
+        <w:rPr>
+          <w:rFonts w:cs="Arial"/>
+          <w:rtl/>
+          <w:lang w:bidi="fa-IR"/>
+        </w:rPr>
+        <w:drawing>
+          <wp:inline distT="0" distB="0" distL="0" distR="0" wp14:anchorId="05E1B742" wp14:editId="29659DF3">
+            <wp:extent cx="5943600" cy="3132455"/>
+            <wp:effectExtent l="0" t="0" r="0" b="0"/>
+            <wp:docPr id="7" name="Picture 7"/>
+            <wp:cNvGraphicFramePr>
+              <a:graphicFrameLocks xmlns:a="http://schemas.openxmlformats.org/drawingml/2006/main" noChangeAspect="1"/>
+            </wp:cNvGraphicFramePr>
+            <a:graphic xmlns:a="http://schemas.openxmlformats.org/drawingml/2006/main">
+              <a:graphicData uri="http://schemas.openxmlformats.org/drawingml/2006/picture">
+                <pic:pic xmlns:pic="http://schemas.openxmlformats.org/drawingml/2006/picture">
+                  <pic:nvPicPr>
+                    <pic:cNvPr id="1" name=""/>
+                    <pic:cNvPicPr/>
+                  </pic:nvPicPr>
+                  <pic:blipFill>
+                    <a:blip r:embed="rId19"/>
+                    <a:stretch>
+                      <a:fillRect/>
+                    </a:stretch>
+                  </pic:blipFill>
+                  <pic:spPr>
+                    <a:xfrm>
+                      <a:off x="0" y="0"/>
+                      <a:ext cx="5943600" cy="3132455"/>
+                    </a:xfrm>
+                    <a:prstGeom prst="rect">
+                      <a:avLst/>
+                    </a:prstGeom>
+                  </pic:spPr>
+                </pic:pic>
+              </a:graphicData>
+            </a:graphic>
+          </wp:inline>
+        </w:drawing>
+      </w:r>
+    </w:p>
+    <w:p>
+      <w:pPr>
+        <w:bidi/>
+        <w:rPr>
+          <w:rtl/>
+          <w:lang w:bidi="fa-IR"/>
+        </w:rPr>
+      </w:pPr>
+      <w:r>
+        <w:rPr>
+          <w:rFonts w:hint="cs"/>
+          <w:rtl/>
+          <w:lang w:bidi="fa-IR"/>
+        </w:rPr>
+        <w:t xml:space="preserve">معماری داکر در نسخه های قدیمی داکر ما معماری متفاوتی داشتیم . </w:t>
+      </w:r>
+    </w:p>
+    <w:p>
+      <w:pPr>
+        <w:bidi/>
+        <w:rPr>
+          <w:rFonts w:hint="cs"/>
+          <w:rtl/>
+          <w:lang w:bidi="fa-IR"/>
+        </w:rPr>
+      </w:pPr>
+      <w:r>
+        <w:rPr>
+          <w:rFonts w:hint="cs"/>
+          <w:rtl/>
+          <w:lang w:bidi="fa-IR"/>
+        </w:rPr>
+        <w:lastRenderedPageBreak/>
+        <w:t xml:space="preserve">همونطور که گفتیم در لینوکس از </w:t>
+      </w:r>
+      <w:proofErr w:type="spellStart"/>
+      <w:r>
+        <w:rPr>
+          <w:lang w:bidi="fa-IR"/>
+        </w:rPr>
+        <w:t>lxc</w:t>
+      </w:r>
+      <w:proofErr w:type="spellEnd"/>
+      <w:r>
+        <w:rPr>
+          <w:rFonts w:hint="cs"/>
+          <w:rtl/>
+          <w:lang w:bidi="fa-IR"/>
+        </w:rPr>
+        <w:t xml:space="preserve"> استفاده میکرد و مفاهیم کانتینر ها رو ارائه میداد.</w:t>
+      </w:r>
+      <w:r>
+        <w:rPr>
+          <w:rFonts w:hint="cs"/>
+          <w:rtl/>
+          <w:lang w:bidi="fa-IR"/>
+        </w:rPr>
+        <w:t xml:space="preserve"> داکر دائمون نمیدونست چطوری باید با این دو تا ویژگی </w:t>
+      </w:r>
+      <w:proofErr w:type="spellStart"/>
+      <w:r>
+        <w:rPr>
+          <w:lang w:bidi="fa-IR"/>
+        </w:rPr>
+        <w:t>cgroup</w:t>
+      </w:r>
+      <w:proofErr w:type="spellEnd"/>
+      <w:r>
+        <w:rPr>
+          <w:lang w:bidi="fa-IR"/>
+        </w:rPr>
+        <w:t xml:space="preserve"> , namespace</w:t>
+      </w:r>
+      <w:r>
+        <w:rPr>
+          <w:rFonts w:hint="cs"/>
+          <w:rtl/>
+          <w:lang w:bidi="fa-IR"/>
+        </w:rPr>
+        <w:t xml:space="preserve"> که ویژگیی های لینوکس کرنل هستند چطوری استفاده کنه به همین خاطر </w:t>
+      </w:r>
+      <w:proofErr w:type="spellStart"/>
+      <w:r>
+        <w:rPr>
+          <w:lang w:bidi="fa-IR"/>
+        </w:rPr>
+        <w:t>lxc</w:t>
+      </w:r>
+      <w:proofErr w:type="spellEnd"/>
+      <w:r>
+        <w:rPr>
+          <w:lang w:bidi="fa-IR"/>
+        </w:rPr>
+        <w:t xml:space="preserve"> </w:t>
+      </w:r>
+      <w:proofErr w:type="spellStart"/>
+      <w:r>
+        <w:rPr>
+          <w:lang w:bidi="fa-IR"/>
+        </w:rPr>
+        <w:t>linux</w:t>
+      </w:r>
+      <w:proofErr w:type="spellEnd"/>
+      <w:r>
+        <w:rPr>
+          <w:lang w:bidi="fa-IR"/>
+        </w:rPr>
+        <w:t xml:space="preserve"> container</w:t>
+      </w:r>
+      <w:r>
+        <w:rPr>
+          <w:rFonts w:hint="cs"/>
+          <w:rtl/>
+          <w:lang w:bidi="fa-IR"/>
+        </w:rPr>
+        <w:t xml:space="preserve"> رو واسط قرار میداد تا با این دو تا ویژگی ها ارتباط برقرار کنند.</w:t>
+      </w:r>
+    </w:p>
+    <w:p>
+      <w:pPr>
+        <w:bidi/>
+        <w:rPr>
+          <w:rtl/>
+          <w:lang w:bidi="fa-IR"/>
+        </w:rPr>
+      </w:pPr>
+      <w:proofErr w:type="spellStart"/>
+      <w:r>
+        <w:rPr>
+          <w:lang w:bidi="fa-IR"/>
+        </w:rPr>
+        <w:t>Lxc</w:t>
+      </w:r>
+      <w:proofErr w:type="spellEnd"/>
+      <w:r>
+        <w:rPr>
+          <w:rFonts w:hint="cs"/>
+          <w:rtl/>
+          <w:lang w:bidi="fa-IR"/>
+        </w:rPr>
+        <w:t xml:space="preserve"> =</w:t>
+      </w:r>
+      <w:r>
+        <w:rPr>
+          <w:lang w:bidi="fa-IR"/>
+        </w:rPr>
+        <w:t xml:space="preserve"> </w:t>
+      </w:r>
+      <w:proofErr w:type="spellStart"/>
+      <w:r>
+        <w:rPr>
+          <w:lang w:bidi="fa-IR"/>
+        </w:rPr>
+        <w:t>linux</w:t>
+      </w:r>
+      <w:proofErr w:type="spellEnd"/>
+      <w:r>
+        <w:rPr>
+          <w:lang w:bidi="fa-IR"/>
+        </w:rPr>
+        <w:t xml:space="preserve"> </w:t>
+      </w:r>
+      <w:proofErr w:type="gramStart"/>
+      <w:r>
+        <w:rPr>
+          <w:lang w:bidi="fa-IR"/>
+        </w:rPr>
+        <w:t xml:space="preserve">container </w:t>
+      </w:r>
+      <w:r>
+        <w:rPr>
+          <w:rFonts w:hint="cs"/>
+          <w:rtl/>
+          <w:lang w:bidi="fa-IR"/>
+        </w:rPr>
+        <w:t xml:space="preserve"> شما</w:t>
+      </w:r>
+      <w:proofErr w:type="gramEnd"/>
+      <w:r>
+        <w:rPr>
+          <w:rFonts w:hint="cs"/>
+          <w:rtl/>
+          <w:lang w:bidi="fa-IR"/>
+        </w:rPr>
+        <w:t xml:space="preserve"> میتونید بدون داکر از کانتینر ها استفاده کنید. در نسخه های قبلی داکر یک داکر دائمون گذاشته بالا و بلد نبود با کرنل رو بلد نبود اما در اون زمان چون </w:t>
+      </w:r>
+      <w:proofErr w:type="spellStart"/>
+      <w:r>
+        <w:rPr>
+          <w:lang w:bidi="fa-IR"/>
+        </w:rPr>
+        <w:t>lxc</w:t>
+      </w:r>
+      <w:proofErr w:type="spellEnd"/>
+      <w:r>
+        <w:rPr>
+          <w:rFonts w:hint="cs"/>
+          <w:rtl/>
+          <w:lang w:bidi="fa-IR"/>
+        </w:rPr>
+        <w:t xml:space="preserve"> بود و نیاز بود که با کرنل صبحت میکرد اینجا به واسطه </w:t>
+      </w:r>
+      <w:proofErr w:type="spellStart"/>
+      <w:r>
+        <w:rPr>
+          <w:lang w:bidi="fa-IR"/>
+        </w:rPr>
+        <w:t>lxc</w:t>
+      </w:r>
+      <w:proofErr w:type="spellEnd"/>
+      <w:r>
+        <w:rPr>
+          <w:rFonts w:hint="cs"/>
+          <w:rtl/>
+          <w:lang w:bidi="fa-IR"/>
+        </w:rPr>
+        <w:t xml:space="preserve"> با کرنل صبحت میکرد.</w:t>
+      </w:r>
+    </w:p>
+    <w:p>
+      <w:pPr>
+        <w:bidi/>
+        <w:rPr>
+          <w:rtl/>
+          <w:lang w:bidi="fa-IR"/>
+        </w:rPr>
+      </w:pPr>
+    </w:p>
+    <w:p>
+      <w:pPr>
+        <w:bidi/>
+        <w:rPr>
+          <w:rtl/>
+          <w:lang w:bidi="fa-IR"/>
+        </w:rPr>
+      </w:pPr>
+      <w:r>
+        <w:rPr>
+          <w:rFonts w:hint="cs"/>
+          <w:rtl/>
+          <w:lang w:bidi="fa-IR"/>
+        </w:rPr>
+        <w:t xml:space="preserve">در کرنل چه چیزی هایی وجود داشته که داکر نیاز داشت با کرنل لینوکس صحبت کنه ؟ </w:t>
+      </w:r>
+    </w:p>
+    <w:p>
+      <w:pPr>
+        <w:bidi/>
+        <w:rPr>
+          <w:rtl/>
+          <w:lang w:bidi="fa-IR"/>
+        </w:rPr>
+      </w:pPr>
+      <w:r>
+        <w:rPr>
+          <w:rFonts w:hint="cs"/>
+          <w:rtl/>
+          <w:lang w:bidi="fa-IR"/>
+        </w:rPr>
+        <w:t>اینا ها اصلا چی هستند که داکر نیاز داره با اینا صحبت کنه و استفاده کنه</w:t>
+      </w:r>
+    </w:p>
+    <w:p>
+      <w:pPr>
+        <w:bidi/>
+        <w:rPr>
+          <w:rFonts w:hint="cs"/>
+          <w:rtl/>
+          <w:lang w:bidi="fa-IR"/>
+        </w:rPr>
+      </w:pPr>
+      <w:proofErr w:type="spellStart"/>
+      <w:r>
+        <w:rPr>
+          <w:lang w:bidi="fa-IR"/>
+        </w:rPr>
+        <w:t>Cgroup</w:t>
+      </w:r>
+      <w:proofErr w:type="spellEnd"/>
+      <w:r>
+        <w:rPr>
+          <w:lang w:bidi="fa-IR"/>
+        </w:rPr>
+        <w:t>:</w:t>
+      </w:r>
+      <w:r>
+        <w:rPr>
+          <w:rFonts w:hint="cs"/>
+          <w:rtl/>
+          <w:lang w:bidi="fa-IR"/>
+        </w:rPr>
+        <w:t xml:space="preserve"> در کرنل لینوکس میزان </w:t>
+      </w:r>
+      <w:r>
+        <w:rPr>
+          <w:lang w:bidi="fa-IR"/>
+        </w:rPr>
+        <w:t>resource</w:t>
+      </w:r>
+      <w:r>
+        <w:rPr>
+          <w:rFonts w:hint="cs"/>
+          <w:rtl/>
+          <w:lang w:bidi="fa-IR"/>
+        </w:rPr>
+        <w:t xml:space="preserve"> مصرفی که کانتینر هاه رو نیاز داره رو کنترل میکنه و میتونیم نظارت رو این مورد داشته باشیم.</w:t>
+      </w:r>
+    </w:p>
+    <w:p>
+      <w:pPr>
+        <w:pStyle w:val="NormalWeb"/>
+        <w:bidi/>
+        <w:rPr>
+          <w:rtl/>
+          <w:lang w:bidi="fa-IR"/>
+        </w:rPr>
+      </w:pPr>
+      <w:proofErr w:type="gramStart"/>
+      <w:r>
+        <w:rPr>
+          <w:rStyle w:val="Strong"/>
+        </w:rPr>
+        <w:t>Namespace</w:t>
+      </w:r>
+      <w:r>
+        <w:t xml:space="preserve"> </w:t>
+      </w:r>
+      <w:r>
+        <w:rPr>
+          <w:rFonts w:hint="cs"/>
+          <w:rtl/>
+        </w:rPr>
+        <w:t>:</w:t>
+      </w:r>
+      <w:proofErr w:type="gramEnd"/>
+      <w:r>
+        <w:rPr>
+          <w:rFonts w:hint="cs"/>
+          <w:rtl/>
+        </w:rPr>
+        <w:t xml:space="preserve"> این پردازش کجا ها رو ببنینه و کجا ها رو نبینه . ایا این </w:t>
+      </w:r>
+      <w:r>
+        <w:t xml:space="preserve">process </w:t>
+      </w:r>
+      <w:r>
+        <w:rPr>
+          <w:rFonts w:hint="cs"/>
+          <w:rtl/>
+          <w:lang w:bidi="fa-IR"/>
+        </w:rPr>
+        <w:t xml:space="preserve"> بتونه فراینده های دیگه رو ببنیه یا نه . </w:t>
+      </w:r>
+    </w:p>
+    <w:p>
+      <w:pPr>
+        <w:pStyle w:val="NormalWeb"/>
+        <w:bidi/>
+        <w:rPr>
+          <w:rtl/>
+          <w:lang w:bidi="fa-IR"/>
+        </w:rPr>
+      </w:pPr>
+      <w:r>
+        <w:rPr>
+          <w:rFonts w:hint="cs"/>
+          <w:rtl/>
+          <w:lang w:bidi="fa-IR"/>
+        </w:rPr>
+        <w:t xml:space="preserve">فایل سیستم رو ببینه یا خیر. کجا رو ببینه کجا رو نبینه رو </w:t>
+      </w:r>
+      <w:r>
+        <w:rPr>
+          <w:lang w:bidi="fa-IR"/>
+        </w:rPr>
+        <w:t>namespace</w:t>
+      </w:r>
+      <w:r>
+        <w:rPr>
+          <w:rFonts w:hint="cs"/>
+          <w:rtl/>
+          <w:lang w:bidi="fa-IR"/>
+        </w:rPr>
+        <w:t xml:space="preserve"> استفاده میکنه.</w:t>
+      </w:r>
+    </w:p>
+    <w:p>
+      <w:pPr>
+        <w:pStyle w:val="NormalWeb"/>
+        <w:bidi/>
+        <w:rPr>
+          <w:rtl/>
+          <w:lang w:bidi="fa-IR"/>
+        </w:rPr>
+      </w:pPr>
+    </w:p>
+    <w:p>
+      <w:pPr>
+        <w:pStyle w:val="NormalWeb"/>
+        <w:bidi/>
+        <w:rPr>
+          <w:rtl/>
+          <w:lang w:bidi="fa-IR"/>
+        </w:rPr>
+      </w:pPr>
+      <w:r>
+        <w:rPr>
+          <w:rFonts w:hint="cs"/>
+          <w:rtl/>
+          <w:lang w:bidi="fa-IR"/>
+        </w:rPr>
+        <w:t xml:space="preserve">داکر چه استفاده ای از این دو تا داره. داکر از </w:t>
+      </w:r>
+      <w:proofErr w:type="spellStart"/>
+      <w:r>
+        <w:rPr>
+          <w:lang w:bidi="fa-IR"/>
+        </w:rPr>
+        <w:t>cgroup</w:t>
+      </w:r>
+      <w:proofErr w:type="spellEnd"/>
+      <w:r>
+        <w:rPr>
+          <w:lang w:bidi="fa-IR"/>
+        </w:rPr>
+        <w:t xml:space="preserve"> </w:t>
+      </w:r>
+      <w:r>
+        <w:rPr>
+          <w:rFonts w:hint="cs"/>
+          <w:rtl/>
+          <w:lang w:bidi="fa-IR"/>
+        </w:rPr>
+        <w:t xml:space="preserve"> استفاده میکنه و میگه که به این کانتینر چقدر منابع به این کانتینر باید بده </w:t>
+      </w:r>
+    </w:p>
+    <w:p>
+      <w:pPr>
+        <w:pStyle w:val="NormalWeb"/>
+        <w:bidi/>
+        <w:rPr>
+          <w:rtl/>
+          <w:lang w:bidi="fa-IR"/>
+        </w:rPr>
+      </w:pPr>
+      <w:r>
+        <w:rPr>
+          <w:rFonts w:hint="cs"/>
+          <w:rtl/>
+          <w:lang w:bidi="fa-IR"/>
+        </w:rPr>
+        <w:t xml:space="preserve">داکر از </w:t>
+      </w:r>
+      <w:r>
+        <w:rPr>
+          <w:lang w:bidi="fa-IR"/>
+        </w:rPr>
+        <w:t>namespace</w:t>
+      </w:r>
+      <w:r>
+        <w:rPr>
+          <w:rFonts w:hint="cs"/>
+          <w:rtl/>
+          <w:lang w:bidi="fa-IR"/>
+        </w:rPr>
+        <w:t xml:space="preserve"> کرنل هاست لینوکس استفاده میکه که به کانتینری که اومده بالا کجاها رو ببینه و کجا ها رو نبینه </w:t>
+      </w:r>
+    </w:p>
+    <w:p>
+      <w:pPr>
+        <w:pStyle w:val="NormalWeb"/>
+        <w:bidi/>
+        <w:rPr>
+          <w:rFonts w:hint="cs"/>
+          <w:rtl/>
+          <w:lang w:bidi="fa-IR"/>
+        </w:rPr>
+      </w:pPr>
+      <w:r>
+        <w:rPr>
+          <w:rFonts w:hint="cs"/>
+          <w:rtl/>
+          <w:lang w:bidi="fa-IR"/>
+        </w:rPr>
+        <w:t xml:space="preserve">این دو تا موارد مهمی هستند که داکر از کرنل لینوکس استفاده میکننند </w:t>
+      </w:r>
+    </w:p>
+    <w:p>
+      <w:pPr>
+        <w:pStyle w:val="NormalWeb"/>
+        <w:bidi/>
+        <w:rPr>
+          <w:rFonts w:hint="cs"/>
+          <w:rtl/>
+          <w:lang w:bidi="fa-IR"/>
+        </w:rPr>
+      </w:pPr>
+      <w:r>
+        <w:rPr>
+          <w:rtl/>
+          <w:lang w:bidi="fa-IR"/>
+        </w:rPr>
+        <w:drawing>
+          <wp:inline distT="0" distB="0" distL="0" distR="0" wp14:anchorId="57E696FE" wp14:editId="16541171">
+            <wp:extent cx="5943600" cy="2653030"/>
+            <wp:effectExtent l="0" t="0" r="0" b="0"/>
+            <wp:docPr id="8" name="Picture 8"/>
+            <wp:cNvGraphicFramePr>
+              <a:graphicFrameLocks xmlns:a="http://schemas.openxmlformats.org/drawingml/2006/main" noChangeAspect="1"/>
+            </wp:cNvGraphicFramePr>
+            <a:graphic xmlns:a="http://schemas.openxmlformats.org/drawingml/2006/main">
+              <a:graphicData uri="http://schemas.openxmlformats.org/drawingml/2006/picture">
+                <pic:pic xmlns:pic="http://schemas.openxmlformats.org/drawingml/2006/picture">
+                  <pic:nvPicPr>
+                    <pic:cNvPr id="1" name=""/>
+                    <pic:cNvPicPr/>
+                  </pic:nvPicPr>
+                  <pic:blipFill>
+                    <a:blip r:embed="rId20"/>
+                    <a:stretch>
+                      <a:fillRect/>
+                    </a:stretch>
+                  </pic:blipFill>
+                  <pic:spPr>
+                    <a:xfrm>
+                      <a:off x="0" y="0"/>
+                      <a:ext cx="5943600" cy="2653030"/>
+                    </a:xfrm>
+                    <a:prstGeom prst="rect">
+                      <a:avLst/>
+                    </a:prstGeom>
+                  </pic:spPr>
+                </pic:pic>
+              </a:graphicData>
+            </a:graphic>
+          </wp:inline>
+        </w:drawing>
+      </w:r>
+    </w:p>
+    <w:p>
+      <w:pPr>
+        <w:bidi/>
+        <w:rPr>
+          <w:rtl/>
+          <w:lang w:bidi="fa-IR"/>
+        </w:rPr>
+      </w:pPr>
+      <w:r>
+        <w:rPr>
+          <w:rFonts w:hint="cs"/>
+          <w:rtl/>
+          <w:lang w:bidi="fa-IR"/>
+        </w:rPr>
+        <w:t xml:space="preserve">در نسخه های جدید مهندسین داکر اومدن فک کردن که </w:t>
+      </w:r>
+      <w:proofErr w:type="spellStart"/>
+      <w:r>
+        <w:rPr>
+          <w:lang w:bidi="fa-IR"/>
+        </w:rPr>
+        <w:t>lxc</w:t>
+      </w:r>
+      <w:proofErr w:type="spellEnd"/>
+      <w:r>
+        <w:rPr>
+          <w:lang w:bidi="fa-IR"/>
+        </w:rPr>
+        <w:t xml:space="preserve"> </w:t>
+      </w:r>
+      <w:r>
+        <w:rPr>
+          <w:rFonts w:hint="cs"/>
+          <w:rtl/>
+          <w:lang w:bidi="fa-IR"/>
+        </w:rPr>
+        <w:t xml:space="preserve"> حذف کنند چرا؟ چون </w:t>
+      </w:r>
+      <w:proofErr w:type="spellStart"/>
+      <w:r>
+        <w:rPr>
+          <w:lang w:bidi="fa-IR"/>
+        </w:rPr>
+        <w:t>lxc</w:t>
+      </w:r>
+      <w:proofErr w:type="spellEnd"/>
+      <w:r>
+        <w:rPr>
+          <w:lang w:bidi="fa-IR"/>
+        </w:rPr>
+        <w:t xml:space="preserve"> </w:t>
+      </w:r>
+      <w:r>
+        <w:rPr>
+          <w:rFonts w:hint="cs"/>
+          <w:rtl/>
+          <w:lang w:bidi="fa-IR"/>
+        </w:rPr>
+        <w:t xml:space="preserve"> مخصوص تکنولوژی لینوکس برای مدیریت کانینتر ها بود اگر این ویژگی میموند ما دیگه در ویندوز داکر نداشتیم. اگر </w:t>
+      </w:r>
+      <w:proofErr w:type="spellStart"/>
+      <w:r>
+        <w:rPr>
+          <w:lang w:bidi="fa-IR"/>
+        </w:rPr>
+        <w:t>lxc</w:t>
+      </w:r>
+      <w:proofErr w:type="spellEnd"/>
+      <w:r>
+        <w:rPr>
+          <w:rFonts w:hint="cs"/>
+          <w:rtl/>
+          <w:lang w:bidi="fa-IR"/>
+        </w:rPr>
+        <w:t xml:space="preserve"> نسخه جدید میداد باید داکر هم نسخه جدید میداد</w:t>
+      </w:r>
+    </w:p>
+    <w:p>
+      <w:pPr>
+        <w:bidi/>
+        <w:rPr>
+          <w:rFonts w:hint="cs"/>
+          <w:rtl/>
+          <w:lang w:bidi="fa-IR"/>
+        </w:rPr>
+      </w:pPr>
+      <w:proofErr w:type="spellStart"/>
+      <w:r>
+        <w:rPr>
+          <w:lang w:bidi="fa-IR"/>
+        </w:rPr>
+        <w:lastRenderedPageBreak/>
+        <w:t>Libcontainer</w:t>
+      </w:r>
+      <w:proofErr w:type="spellEnd"/>
+      <w:r>
+        <w:rPr>
+          <w:lang w:bidi="fa-IR"/>
+        </w:rPr>
+        <w:t xml:space="preserve"> </w:t>
+      </w:r>
+      <w:r>
+        <w:rPr>
+          <w:rFonts w:hint="cs"/>
+          <w:rtl/>
+          <w:lang w:bidi="fa-IR"/>
+        </w:rPr>
+        <w:t xml:space="preserve"> جایگزین کانیتر شد برای </w:t>
+      </w:r>
+    </w:p>
+    <w:p>
+      <w:pPr>
+        <w:bidi/>
+        <w:rPr>
+          <w:rFonts w:hint="cs"/>
+          <w:rtl/>
           <w:lang w:bidi="fa-IR"/>
         </w:rPr>
       </w:pPr>
@@ -3108,7 +4669,7 @@
 </file>
 
 <file path=word/endnotes.xml><?xml version="1.0" encoding="utf-8"?>
-<w:endnotes xmlns:wpc="http://schemas.microsoft.com/office/word/2010/wordprocessingCanvas" xmlns:cx="http://schemas.microsoft.com/office/drawing/2014/chartex" xmlns:cx1="http://schemas.microsoft.com/office/drawing/2015/9/8/chartex" xmlns:cx2="http://schemas.microsoft.com/office/drawing/2015/10/21/chartex" xmlns:cx3="http://schemas.microsoft.com/office/drawing/2016/5/9/chartex" xmlns:cx4="http://schemas.microsoft.com/office/drawing/2016/5/10/chartex" xmlns:cx5="http://schemas.microsoft.com/office/drawing/2016/5/11/chartex" xmlns:cx6="http://schemas.microsoft.com/office/drawing/2016/5/12/chartex" xmlns:cx7="http://schemas.microsoft.com/office/drawing/2016/5/13/chartex" xmlns:cx8="http://schemas.microsoft.com/office/drawing/2016/5/14/chartex" xmlns:mc="http://schemas.openxmlformats.org/markup-compatibility/2006" xmlns:aink="http://schemas.microsoft.com/office/drawing/2016/ink" xmlns:am3d="http://schemas.microsoft.com/office/drawing/2017/model3d" xmlns:o="urn:schemas-microsoft-com:office:office" xmlns:oel="http://schemas.microsoft.com/office/2019/extlst" xmlns:r="http://schemas.openxmlformats.org/officeDocument/2006/relationships" xmlns:m="http://schemas.openxmlformats.org/officeDocument/2006/math" xmlns:v="urn:schemas-microsoft-com:vml" xmlns:wp14="http://schemas.microsoft.com/office/word/2010/wordprocessingDrawing" xmlns:wp="http://schemas.openxmlformats.org/drawingml/2006/wordprocessingDrawing" xmlns:w10="urn:schemas-microsoft-com:office:word" xmlns:w="http://schemas.openxmlformats.org/wordprocessingml/2006/main" xmlns:w14="http://schemas.microsoft.com/office/word/2010/wordml" xmlns:w15="http://schemas.microsoft.com/office/word/2012/wordml" xmlns:w16cex="http://schemas.microsoft.com/office/word/2018/wordml/cex" xmlns:w16cid="http://schemas.microsoft.com/office/word/2016/wordml/cid" xmlns:w16="http://schemas.microsoft.com/office/word/2018/wordml" xmlns:w16du="http://schemas.microsoft.com/office/word/2023/wordml/word16du" xmlns:w16sdtdh="http://schemas.microsoft.com/office/word/2020/wordml/sdtdatahash" xmlns:w16sdtfl="http://schemas.microsoft.com/office/word/2024/wordml/sdtformatlock" xmlns:w16se="http://schemas.microsoft.com/office/word/2015/wordml/symex" xmlns:wpg="http://schemas.microsoft.com/office/word/2010/wordprocessingGroup" xmlns:wpi="http://schemas.microsoft.com/office/word/2010/wordprocessingInk" xmlns:wne="http://schemas.microsoft.com/office/word/2006/wordml" xmlns:wps="http://schemas.microsoft.com/office/word/2010/wordprocessingShape" mc:Ignorable="w14 w15 w16se w16cid w16 w16cex w16sdtdh w16sdtfl w16du wp14">
+<w:endnotes xmlns:wpc="http://schemas.microsoft.com/office/word/2010/wordprocessingCanvas" xmlns:cx="http://schemas.microsoft.com/office/drawing/2014/chartex" xmlns:cx1="http://schemas.microsoft.com/office/drawing/2015/9/8/chartex" xmlns:cx2="http://schemas.microsoft.com/office/drawing/2015/10/21/chartex" xmlns:cx3="http://schemas.microsoft.com/office/drawing/2016/5/9/chartex" xmlns:cx4="http://schemas.microsoft.com/office/drawing/2016/5/10/chartex" xmlns:cx5="http://schemas.microsoft.com/office/drawing/2016/5/11/chartex" xmlns:cx6="http://schemas.microsoft.com/office/drawing/2016/5/12/chartex" xmlns:cx7="http://schemas.microsoft.com/office/drawing/2016/5/13/chartex" xmlns:cx8="http://schemas.microsoft.com/office/drawing/2016/5/14/chartex" xmlns:mc="http://schemas.openxmlformats.org/markup-compatibility/2006" xmlns:aink="http://schemas.microsoft.com/office/drawing/2016/ink" xmlns:am3d="http://schemas.microsoft.com/office/drawing/2017/model3d" xmlns:o="urn:schemas-microsoft-com:office:office" xmlns:r="http://schemas.openxmlformats.org/officeDocument/2006/relationships" xmlns:m="http://schemas.openxmlformats.org/officeDocument/2006/math" xmlns:v="urn:schemas-microsoft-com:vml" xmlns:wp14="http://schemas.microsoft.com/office/word/2010/wordprocessingDrawing" xmlns:wp="http://schemas.openxmlformats.org/drawingml/2006/wordprocessingDrawing" xmlns:w10="urn:schemas-microsoft-com:office:word" xmlns:w="http://schemas.openxmlformats.org/wordprocessingml/2006/main" xmlns:w14="http://schemas.microsoft.com/office/word/2010/wordml" xmlns:w15="http://schemas.microsoft.com/office/word/2012/wordml" xmlns:w16cex="http://schemas.microsoft.com/office/word/2018/wordml/cex" xmlns:w16cid="http://schemas.microsoft.com/office/word/2016/wordml/cid" xmlns:w16="http://schemas.microsoft.com/office/word/2018/wordml" xmlns:w16sdtdh="http://schemas.microsoft.com/office/word/2020/wordml/sdtdatahash" xmlns:w16se="http://schemas.microsoft.com/office/word/2015/wordml/symex" xmlns:wpg="http://schemas.microsoft.com/office/word/2010/wordprocessingGroup" xmlns:wpi="http://schemas.microsoft.com/office/word/2010/wordprocessingInk" xmlns:wne="http://schemas.microsoft.com/office/word/2006/wordml" xmlns:wps="http://schemas.microsoft.com/office/word/2010/wordprocessingShape" mc:Ignorable="w14 w15 w16se w16cid w16 w16cex w16sdtdh wp14">
   <w:endnote w:type="separator" w:id="-1">
     <w:p>
       <w:pPr>
@@ -3133,7 +4694,7 @@
 </file>
 
 <file path=word/footnotes.xml><?xml version="1.0" encoding="utf-8"?>
-<w:footnotes xmlns:wpc="http://schemas.microsoft.com/office/word/2010/wordprocessingCanvas" xmlns:cx="http://schemas.microsoft.com/office/drawing/2014/chartex" xmlns:cx1="http://schemas.microsoft.com/office/drawing/2015/9/8/chartex" xmlns:cx2="http://schemas.microsoft.com/office/drawing/2015/10/21/chartex" xmlns:cx3="http://schemas.microsoft.com/office/drawing/2016/5/9/chartex" xmlns:cx4="http://schemas.microsoft.com/office/drawing/2016/5/10/chartex" xmlns:cx5="http://schemas.microsoft.com/office/drawing/2016/5/11/chartex" xmlns:cx6="http://schemas.microsoft.com/office/drawing/2016/5/12/chartex" xmlns:cx7="http://schemas.microsoft.com/office/drawing/2016/5/13/chartex" xmlns:cx8="http://schemas.microsoft.com/office/drawing/2016/5/14/chartex" xmlns:mc="http://schemas.openxmlformats.org/markup-compatibility/2006" xmlns:aink="http://schemas.microsoft.com/office/drawing/2016/ink" xmlns:am3d="http://schemas.microsoft.com/office/drawing/2017/model3d" xmlns:o="urn:schemas-microsoft-com:office:office" xmlns:oel="http://schemas.microsoft.com/office/2019/extlst" xmlns:r="http://schemas.openxmlformats.org/officeDocument/2006/relationships" xmlns:m="http://schemas.openxmlformats.org/officeDocument/2006/math" xmlns:v="urn:schemas-microsoft-com:vml" xmlns:wp14="http://schemas.microsoft.com/office/word/2010/wordprocessingDrawing" xmlns:wp="http://schemas.openxmlformats.org/drawingml/2006/wordprocessingDrawing" xmlns:w10="urn:schemas-microsoft-com:office:word" xmlns:w="http://schemas.openxmlformats.org/wordprocessingml/2006/main" xmlns:w14="http://schemas.microsoft.com/office/word/2010/wordml" xmlns:w15="http://schemas.microsoft.com/office/word/2012/wordml" xmlns:w16cex="http://schemas.microsoft.com/office/word/2018/wordml/cex" xmlns:w16cid="http://schemas.microsoft.com/office/word/2016/wordml/cid" xmlns:w16="http://schemas.microsoft.com/office/word/2018/wordml" xmlns:w16du="http://schemas.microsoft.com/office/word/2023/wordml/word16du" xmlns:w16sdtdh="http://schemas.microsoft.com/office/word/2020/wordml/sdtdatahash" xmlns:w16sdtfl="http://schemas.microsoft.com/office/word/2024/wordml/sdtformatlock" xmlns:w16se="http://schemas.microsoft.com/office/word/2015/wordml/symex" xmlns:wpg="http://schemas.microsoft.com/office/word/2010/wordprocessingGroup" xmlns:wpi="http://schemas.microsoft.com/office/word/2010/wordprocessingInk" xmlns:wne="http://schemas.microsoft.com/office/word/2006/wordml" xmlns:wps="http://schemas.microsoft.com/office/word/2010/wordprocessingShape" mc:Ignorable="w14 w15 w16se w16cid w16 w16cex w16sdtdh w16sdtfl w16du wp14">
+<w:footnotes xmlns:wpc="http://schemas.microsoft.com/office/word/2010/wordprocessingCanvas" xmlns:cx="http://schemas.microsoft.com/office/drawing/2014/chartex" xmlns:cx1="http://schemas.microsoft.com/office/drawing/2015/9/8/chartex" xmlns:cx2="http://schemas.microsoft.com/office/drawing/2015/10/21/chartex" xmlns:cx3="http://schemas.microsoft.com/office/drawing/2016/5/9/chartex" xmlns:cx4="http://schemas.microsoft.com/office/drawing/2016/5/10/chartex" xmlns:cx5="http://schemas.microsoft.com/office/drawing/2016/5/11/chartex" xmlns:cx6="http://schemas.microsoft.com/office/drawing/2016/5/12/chartex" xmlns:cx7="http://schemas.microsoft.com/office/drawing/2016/5/13/chartex" xmlns:cx8="http://schemas.microsoft.com/office/drawing/2016/5/14/chartex" xmlns:mc="http://schemas.openxmlformats.org/markup-compatibility/2006" xmlns:aink="http://schemas.microsoft.com/office/drawing/2016/ink" xmlns:am3d="http://schemas.microsoft.com/office/drawing/2017/model3d" xmlns:o="urn:schemas-microsoft-com:office:office" xmlns:r="http://schemas.openxmlformats.org/officeDocument/2006/relationships" xmlns:m="http://schemas.openxmlformats.org/officeDocument/2006/math" xmlns:v="urn:schemas-microsoft-com:vml" xmlns:wp14="http://schemas.microsoft.com/office/word/2010/wordprocessingDrawing" xmlns:wp="http://schemas.openxmlformats.org/drawingml/2006/wordprocessingDrawing" xmlns:w10="urn:schemas-microsoft-com:office:word" xmlns:w="http://schemas.openxmlformats.org/wordprocessingml/2006/main" xmlns:w14="http://schemas.microsoft.com/office/word/2010/wordml" xmlns:w15="http://schemas.microsoft.com/office/word/2012/wordml" xmlns:w16cex="http://schemas.microsoft.com/office/word/2018/wordml/cex" xmlns:w16cid="http://schemas.microsoft.com/office/word/2016/wordml/cid" xmlns:w16="http://schemas.microsoft.com/office/word/2018/wordml" xmlns:w16sdtdh="http://schemas.microsoft.com/office/word/2020/wordml/sdtdatahash" xmlns:w16se="http://schemas.microsoft.com/office/word/2015/wordml/symex" xmlns:wpg="http://schemas.microsoft.com/office/word/2010/wordprocessingGroup" xmlns:wpi="http://schemas.microsoft.com/office/word/2010/wordprocessingInk" xmlns:wne="http://schemas.microsoft.com/office/word/2006/wordml" xmlns:wps="http://schemas.microsoft.com/office/word/2010/wordprocessingShape" mc:Ignorable="w14 w15 w16se w16cid w16 w16cex w16sdtdh wp14">
   <w:footnote w:type="separator" w:id="-1">
     <w:p>
       <w:pPr>
@@ -3158,8 +4719,604 @@
 </file>
 
 <file path=word/numbering.xml><?xml version="1.0" encoding="utf-8"?>
-<w:numbering xmlns:wpc="http://schemas.microsoft.com/office/word/2010/wordprocessingCanvas" xmlns:cx="http://schemas.microsoft.com/office/drawing/2014/chartex" xmlns:cx1="http://schemas.microsoft.com/office/drawing/2015/9/8/chartex" xmlns:cx2="http://schemas.microsoft.com/office/drawing/2015/10/21/chartex" xmlns:cx3="http://schemas.microsoft.com/office/drawing/2016/5/9/chartex" xmlns:cx4="http://schemas.microsoft.com/office/drawing/2016/5/10/chartex" xmlns:cx5="http://schemas.microsoft.com/office/drawing/2016/5/11/chartex" xmlns:cx6="http://schemas.microsoft.com/office/drawing/2016/5/12/chartex" xmlns:cx7="http://schemas.microsoft.com/office/drawing/2016/5/13/chartex" xmlns:cx8="http://schemas.microsoft.com/office/drawing/2016/5/14/chartex" xmlns:mc="http://schemas.openxmlformats.org/markup-compatibility/2006" xmlns:aink="http://schemas.microsoft.com/office/drawing/2016/ink" xmlns:am3d="http://schemas.microsoft.com/office/drawing/2017/model3d" xmlns:o="urn:schemas-microsoft-com:office:office" xmlns:oel="http://schemas.microsoft.com/office/2019/extlst" xmlns:r="http://schemas.openxmlformats.org/officeDocument/2006/relationships" xmlns:m="http://schemas.openxmlformats.org/officeDocument/2006/math" xmlns:v="urn:schemas-microsoft-com:vml" xmlns:wp14="http://schemas.microsoft.com/office/word/2010/wordprocessingDrawing" xmlns:wp="http://schemas.openxmlformats.org/drawingml/2006/wordprocessingDrawing" xmlns:w10="urn:schemas-microsoft-com:office:word" xmlns:w="http://schemas.openxmlformats.org/wordprocessingml/2006/main" xmlns:w14="http://schemas.microsoft.com/office/word/2010/wordml" xmlns:w15="http://schemas.microsoft.com/office/word/2012/wordml" xmlns:w16cex="http://schemas.microsoft.com/office/word/2018/wordml/cex" xmlns:w16cid="http://schemas.microsoft.com/office/word/2016/wordml/cid" xmlns:w16="http://schemas.microsoft.com/office/word/2018/wordml" xmlns:w16du="http://schemas.microsoft.com/office/word/2023/wordml/word16du" xmlns:w16sdtdh="http://schemas.microsoft.com/office/word/2020/wordml/sdtdatahash" xmlns:w16sdtfl="http://schemas.microsoft.com/office/word/2024/wordml/sdtformatlock" xmlns:w16se="http://schemas.microsoft.com/office/word/2015/wordml/symex" xmlns:wpg="http://schemas.microsoft.com/office/word/2010/wordprocessingGroup" xmlns:wpi="http://schemas.microsoft.com/office/word/2010/wordprocessingInk" xmlns:wne="http://schemas.microsoft.com/office/word/2006/wordml" xmlns:wps="http://schemas.microsoft.com/office/word/2010/wordprocessingShape" mc:Ignorable="w14 w15 w16se w16cid w16 w16cex w16sdtdh w16sdtfl w16du wp14">
+<w:numbering xmlns:wpc="http://schemas.microsoft.com/office/word/2010/wordprocessingCanvas" xmlns:cx="http://schemas.microsoft.com/office/drawing/2014/chartex" xmlns:cx1="http://schemas.microsoft.com/office/drawing/2015/9/8/chartex" xmlns:cx2="http://schemas.microsoft.com/office/drawing/2015/10/21/chartex" xmlns:cx3="http://schemas.microsoft.com/office/drawing/2016/5/9/chartex" xmlns:cx4="http://schemas.microsoft.com/office/drawing/2016/5/10/chartex" xmlns:cx5="http://schemas.microsoft.com/office/drawing/2016/5/11/chartex" xmlns:cx6="http://schemas.microsoft.com/office/drawing/2016/5/12/chartex" xmlns:cx7="http://schemas.microsoft.com/office/drawing/2016/5/13/chartex" xmlns:cx8="http://schemas.microsoft.com/office/drawing/2016/5/14/chartex" xmlns:mc="http://schemas.openxmlformats.org/markup-compatibility/2006" xmlns:aink="http://schemas.microsoft.com/office/drawing/2016/ink" xmlns:am3d="http://schemas.microsoft.com/office/drawing/2017/model3d" xmlns:o="urn:schemas-microsoft-com:office:office" xmlns:r="http://schemas.openxmlformats.org/officeDocument/2006/relationships" xmlns:m="http://schemas.openxmlformats.org/officeDocument/2006/math" xmlns:v="urn:schemas-microsoft-com:vml" xmlns:wp14="http://schemas.microsoft.com/office/word/2010/wordprocessingDrawing" xmlns:wp="http://schemas.openxmlformats.org/drawingml/2006/wordprocessingDrawing" xmlns:w10="urn:schemas-microsoft-com:office:word" xmlns:w="http://schemas.openxmlformats.org/wordprocessingml/2006/main" xmlns:w14="http://schemas.microsoft.com/office/word/2010/wordml" xmlns:w15="http://schemas.microsoft.com/office/word/2012/wordml" xmlns:w16cex="http://schemas.microsoft.com/office/word/2018/wordml/cex" xmlns:w16cid="http://schemas.microsoft.com/office/word/2016/wordml/cid" xmlns:w16="http://schemas.microsoft.com/office/word/2018/wordml" xmlns:w16sdtdh="http://schemas.microsoft.com/office/word/2020/wordml/sdtdatahash" xmlns:w16se="http://schemas.microsoft.com/office/word/2015/wordml/symex" xmlns:wpg="http://schemas.microsoft.com/office/word/2010/wordprocessingGroup" xmlns:wpi="http://schemas.microsoft.com/office/word/2010/wordprocessingInk" xmlns:wne="http://schemas.microsoft.com/office/word/2006/wordml" xmlns:wps="http://schemas.microsoft.com/office/word/2010/wordprocessingShape" mc:Ignorable="w14 w15 w16se w16cid w16 w16cex w16sdtdh wp14">
   <w:abstractNum w:abstractNumId="0" w15:restartNumberingAfterBreak="0">
+    <w:nsid w:val="0CF71F75"/>
+    <w:multiLevelType w:val="multilevel"/>
+    <w:tmpl w:val="2676E196"/>
+    <w:lvl w:ilvl="0">
+      <w:start w:val="1"/>
+      <w:numFmt w:val="bullet"/>
+      <w:lvlText w:val=""/>
+      <w:lvlJc w:val="left"/>
+      <w:pPr>
+        <w:tabs>
+          <w:tab w:val="num" w:pos="720"/>
+        </w:tabs>
+        <w:ind w:left="720" w:hanging="360"/>
+      </w:pPr>
+      <w:rPr>
+        <w:rFonts w:ascii="Symbol" w:hAnsi="Symbol" w:hint="default"/>
+        <w:sz w:val="20"/>
+      </w:rPr>
+    </w:lvl>
+    <w:lvl w:ilvl="1" w:tentative="1">
+      <w:start w:val="1"/>
+      <w:numFmt w:val="bullet"/>
+      <w:lvlText w:val="o"/>
+      <w:lvlJc w:val="left"/>
+      <w:pPr>
+        <w:tabs>
+          <w:tab w:val="num" w:pos="1440"/>
+        </w:tabs>
+        <w:ind w:left="1440" w:hanging="360"/>
+      </w:pPr>
+      <w:rPr>
+        <w:rFonts w:ascii="Courier New" w:hAnsi="Courier New" w:hint="default"/>
+        <w:sz w:val="20"/>
+      </w:rPr>
+    </w:lvl>
+    <w:lvl w:ilvl="2" w:tentative="1">
+      <w:start w:val="1"/>
+      <w:numFmt w:val="bullet"/>
+      <w:lvlText w:val=""/>
+      <w:lvlJc w:val="left"/>
+      <w:pPr>
+        <w:tabs>
+          <w:tab w:val="num" w:pos="2160"/>
+        </w:tabs>
+        <w:ind w:left="2160" w:hanging="360"/>
+      </w:pPr>
+      <w:rPr>
+        <w:rFonts w:ascii="Wingdings" w:hAnsi="Wingdings" w:hint="default"/>
+        <w:sz w:val="20"/>
+      </w:rPr>
+    </w:lvl>
+    <w:lvl w:ilvl="3" w:tentative="1">
+      <w:start w:val="1"/>
+      <w:numFmt w:val="bullet"/>
+      <w:lvlText w:val=""/>
+      <w:lvlJc w:val="left"/>
+      <w:pPr>
+        <w:tabs>
+          <w:tab w:val="num" w:pos="2880"/>
+        </w:tabs>
+        <w:ind w:left="2880" w:hanging="360"/>
+      </w:pPr>
+      <w:rPr>
+        <w:rFonts w:ascii="Wingdings" w:hAnsi="Wingdings" w:hint="default"/>
+        <w:sz w:val="20"/>
+      </w:rPr>
+    </w:lvl>
+    <w:lvl w:ilvl="4" w:tentative="1">
+      <w:start w:val="1"/>
+      <w:numFmt w:val="bullet"/>
+      <w:lvlText w:val=""/>
+      <w:lvlJc w:val="left"/>
+      <w:pPr>
+        <w:tabs>
+          <w:tab w:val="num" w:pos="3600"/>
+        </w:tabs>
+        <w:ind w:left="3600" w:hanging="360"/>
+      </w:pPr>
+      <w:rPr>
+        <w:rFonts w:ascii="Wingdings" w:hAnsi="Wingdings" w:hint="default"/>
+        <w:sz w:val="20"/>
+      </w:rPr>
+    </w:lvl>
+    <w:lvl w:ilvl="5" w:tentative="1">
+      <w:start w:val="1"/>
+      <w:numFmt w:val="bullet"/>
+      <w:lvlText w:val=""/>
+      <w:lvlJc w:val="left"/>
+      <w:pPr>
+        <w:tabs>
+          <w:tab w:val="num" w:pos="4320"/>
+        </w:tabs>
+        <w:ind w:left="4320" w:hanging="360"/>
+      </w:pPr>
+      <w:rPr>
+        <w:rFonts w:ascii="Wingdings" w:hAnsi="Wingdings" w:hint="default"/>
+        <w:sz w:val="20"/>
+      </w:rPr>
+    </w:lvl>
+    <w:lvl w:ilvl="6" w:tentative="1">
+      <w:start w:val="1"/>
+      <w:numFmt w:val="bullet"/>
+      <w:lvlText w:val=""/>
+      <w:lvlJc w:val="left"/>
+      <w:pPr>
+        <w:tabs>
+          <w:tab w:val="num" w:pos="5040"/>
+        </w:tabs>
+        <w:ind w:left="5040" w:hanging="360"/>
+      </w:pPr>
+      <w:rPr>
+        <w:rFonts w:ascii="Wingdings" w:hAnsi="Wingdings" w:hint="default"/>
+        <w:sz w:val="20"/>
+      </w:rPr>
+    </w:lvl>
+    <w:lvl w:ilvl="7" w:tentative="1">
+      <w:start w:val="1"/>
+      <w:numFmt w:val="bullet"/>
+      <w:lvlText w:val=""/>
+      <w:lvlJc w:val="left"/>
+      <w:pPr>
+        <w:tabs>
+          <w:tab w:val="num" w:pos="5760"/>
+        </w:tabs>
+        <w:ind w:left="5760" w:hanging="360"/>
+      </w:pPr>
+      <w:rPr>
+        <w:rFonts w:ascii="Wingdings" w:hAnsi="Wingdings" w:hint="default"/>
+        <w:sz w:val="20"/>
+      </w:rPr>
+    </w:lvl>
+    <w:lvl w:ilvl="8" w:tentative="1">
+      <w:start w:val="1"/>
+      <w:numFmt w:val="bullet"/>
+      <w:lvlText w:val=""/>
+      <w:lvlJc w:val="left"/>
+      <w:pPr>
+        <w:tabs>
+          <w:tab w:val="num" w:pos="6480"/>
+        </w:tabs>
+        <w:ind w:left="6480" w:hanging="360"/>
+      </w:pPr>
+      <w:rPr>
+        <w:rFonts w:ascii="Wingdings" w:hAnsi="Wingdings" w:hint="default"/>
+        <w:sz w:val="20"/>
+      </w:rPr>
+    </w:lvl>
+  </w:abstractNum>
+  <w:abstractNum w:abstractNumId="1" w15:restartNumberingAfterBreak="0">
+    <w:nsid w:val="0D2F7FA6"/>
+    <w:multiLevelType w:val="multilevel"/>
+    <w:tmpl w:val="A9048DE2"/>
+    <w:lvl w:ilvl="0">
+      <w:start w:val="1"/>
+      <w:numFmt w:val="bullet"/>
+      <w:lvlText w:val=""/>
+      <w:lvlJc w:val="left"/>
+      <w:pPr>
+        <w:tabs>
+          <w:tab w:val="num" w:pos="720"/>
+        </w:tabs>
+        <w:ind w:left="720" w:hanging="360"/>
+      </w:pPr>
+      <w:rPr>
+        <w:rFonts w:ascii="Symbol" w:hAnsi="Symbol" w:hint="default"/>
+        <w:sz w:val="20"/>
+      </w:rPr>
+    </w:lvl>
+    <w:lvl w:ilvl="1" w:tentative="1">
+      <w:start w:val="1"/>
+      <w:numFmt w:val="bullet"/>
+      <w:lvlText w:val="o"/>
+      <w:lvlJc w:val="left"/>
+      <w:pPr>
+        <w:tabs>
+          <w:tab w:val="num" w:pos="1440"/>
+        </w:tabs>
+        <w:ind w:left="1440" w:hanging="360"/>
+      </w:pPr>
+      <w:rPr>
+        <w:rFonts w:ascii="Courier New" w:hAnsi="Courier New" w:hint="default"/>
+        <w:sz w:val="20"/>
+      </w:rPr>
+    </w:lvl>
+    <w:lvl w:ilvl="2" w:tentative="1">
+      <w:start w:val="1"/>
+      <w:numFmt w:val="bullet"/>
+      <w:lvlText w:val=""/>
+      <w:lvlJc w:val="left"/>
+      <w:pPr>
+        <w:tabs>
+          <w:tab w:val="num" w:pos="2160"/>
+        </w:tabs>
+        <w:ind w:left="2160" w:hanging="360"/>
+      </w:pPr>
+      <w:rPr>
+        <w:rFonts w:ascii="Wingdings" w:hAnsi="Wingdings" w:hint="default"/>
+        <w:sz w:val="20"/>
+      </w:rPr>
+    </w:lvl>
+    <w:lvl w:ilvl="3" w:tentative="1">
+      <w:start w:val="1"/>
+      <w:numFmt w:val="bullet"/>
+      <w:lvlText w:val=""/>
+      <w:lvlJc w:val="left"/>
+      <w:pPr>
+        <w:tabs>
+          <w:tab w:val="num" w:pos="2880"/>
+        </w:tabs>
+        <w:ind w:left="2880" w:hanging="360"/>
+      </w:pPr>
+      <w:rPr>
+        <w:rFonts w:ascii="Wingdings" w:hAnsi="Wingdings" w:hint="default"/>
+        <w:sz w:val="20"/>
+      </w:rPr>
+    </w:lvl>
+    <w:lvl w:ilvl="4" w:tentative="1">
+      <w:start w:val="1"/>
+      <w:numFmt w:val="bullet"/>
+      <w:lvlText w:val=""/>
+      <w:lvlJc w:val="left"/>
+      <w:pPr>
+        <w:tabs>
+          <w:tab w:val="num" w:pos="3600"/>
+        </w:tabs>
+        <w:ind w:left="3600" w:hanging="360"/>
+      </w:pPr>
+      <w:rPr>
+        <w:rFonts w:ascii="Wingdings" w:hAnsi="Wingdings" w:hint="default"/>
+        <w:sz w:val="20"/>
+      </w:rPr>
+    </w:lvl>
+    <w:lvl w:ilvl="5" w:tentative="1">
+      <w:start w:val="1"/>
+      <w:numFmt w:val="bullet"/>
+      <w:lvlText w:val=""/>
+      <w:lvlJc w:val="left"/>
+      <w:pPr>
+        <w:tabs>
+          <w:tab w:val="num" w:pos="4320"/>
+        </w:tabs>
+        <w:ind w:left="4320" w:hanging="360"/>
+      </w:pPr>
+      <w:rPr>
+        <w:rFonts w:ascii="Wingdings" w:hAnsi="Wingdings" w:hint="default"/>
+        <w:sz w:val="20"/>
+      </w:rPr>
+    </w:lvl>
+    <w:lvl w:ilvl="6" w:tentative="1">
+      <w:start w:val="1"/>
+      <w:numFmt w:val="bullet"/>
+      <w:lvlText w:val=""/>
+      <w:lvlJc w:val="left"/>
+      <w:pPr>
+        <w:tabs>
+          <w:tab w:val="num" w:pos="5040"/>
+        </w:tabs>
+        <w:ind w:left="5040" w:hanging="360"/>
+      </w:pPr>
+      <w:rPr>
+        <w:rFonts w:ascii="Wingdings" w:hAnsi="Wingdings" w:hint="default"/>
+        <w:sz w:val="20"/>
+      </w:rPr>
+    </w:lvl>
+    <w:lvl w:ilvl="7" w:tentative="1">
+      <w:start w:val="1"/>
+      <w:numFmt w:val="bullet"/>
+      <w:lvlText w:val=""/>
+      <w:lvlJc w:val="left"/>
+      <w:pPr>
+        <w:tabs>
+          <w:tab w:val="num" w:pos="5760"/>
+        </w:tabs>
+        <w:ind w:left="5760" w:hanging="360"/>
+      </w:pPr>
+      <w:rPr>
+        <w:rFonts w:ascii="Wingdings" w:hAnsi="Wingdings" w:hint="default"/>
+        <w:sz w:val="20"/>
+      </w:rPr>
+    </w:lvl>
+    <w:lvl w:ilvl="8" w:tentative="1">
+      <w:start w:val="1"/>
+      <w:numFmt w:val="bullet"/>
+      <w:lvlText w:val=""/>
+      <w:lvlJc w:val="left"/>
+      <w:pPr>
+        <w:tabs>
+          <w:tab w:val="num" w:pos="6480"/>
+        </w:tabs>
+        <w:ind w:left="6480" w:hanging="360"/>
+      </w:pPr>
+      <w:rPr>
+        <w:rFonts w:ascii="Wingdings" w:hAnsi="Wingdings" w:hint="default"/>
+        <w:sz w:val="20"/>
+      </w:rPr>
+    </w:lvl>
+  </w:abstractNum>
+  <w:abstractNum w:abstractNumId="2" w15:restartNumberingAfterBreak="0">
+    <w:nsid w:val="0D7E4687"/>
+    <w:multiLevelType w:val="multilevel"/>
+    <w:tmpl w:val="CAB62224"/>
+    <w:lvl w:ilvl="0">
+      <w:start w:val="1"/>
+      <w:numFmt w:val="bullet"/>
+      <w:lvlText w:val=""/>
+      <w:lvlJc w:val="left"/>
+      <w:pPr>
+        <w:tabs>
+          <w:tab w:val="num" w:pos="720"/>
+        </w:tabs>
+        <w:ind w:left="720" w:hanging="360"/>
+      </w:pPr>
+      <w:rPr>
+        <w:rFonts w:ascii="Symbol" w:hAnsi="Symbol" w:hint="default"/>
+        <w:sz w:val="20"/>
+      </w:rPr>
+    </w:lvl>
+    <w:lvl w:ilvl="1" w:tentative="1">
+      <w:start w:val="1"/>
+      <w:numFmt w:val="bullet"/>
+      <w:lvlText w:val="o"/>
+      <w:lvlJc w:val="left"/>
+      <w:pPr>
+        <w:tabs>
+          <w:tab w:val="num" w:pos="1440"/>
+        </w:tabs>
+        <w:ind w:left="1440" w:hanging="360"/>
+      </w:pPr>
+      <w:rPr>
+        <w:rFonts w:ascii="Courier New" w:hAnsi="Courier New" w:hint="default"/>
+        <w:sz w:val="20"/>
+      </w:rPr>
+    </w:lvl>
+    <w:lvl w:ilvl="2" w:tentative="1">
+      <w:start w:val="1"/>
+      <w:numFmt w:val="bullet"/>
+      <w:lvlText w:val=""/>
+      <w:lvlJc w:val="left"/>
+      <w:pPr>
+        <w:tabs>
+          <w:tab w:val="num" w:pos="2160"/>
+        </w:tabs>
+        <w:ind w:left="2160" w:hanging="360"/>
+      </w:pPr>
+      <w:rPr>
+        <w:rFonts w:ascii="Wingdings" w:hAnsi="Wingdings" w:hint="default"/>
+        <w:sz w:val="20"/>
+      </w:rPr>
+    </w:lvl>
+    <w:lvl w:ilvl="3" w:tentative="1">
+      <w:start w:val="1"/>
+      <w:numFmt w:val="bullet"/>
+      <w:lvlText w:val=""/>
+      <w:lvlJc w:val="left"/>
+      <w:pPr>
+        <w:tabs>
+          <w:tab w:val="num" w:pos="2880"/>
+        </w:tabs>
+        <w:ind w:left="2880" w:hanging="360"/>
+      </w:pPr>
+      <w:rPr>
+        <w:rFonts w:ascii="Wingdings" w:hAnsi="Wingdings" w:hint="default"/>
+        <w:sz w:val="20"/>
+      </w:rPr>
+    </w:lvl>
+    <w:lvl w:ilvl="4" w:tentative="1">
+      <w:start w:val="1"/>
+      <w:numFmt w:val="bullet"/>
+      <w:lvlText w:val=""/>
+      <w:lvlJc w:val="left"/>
+      <w:pPr>
+        <w:tabs>
+          <w:tab w:val="num" w:pos="3600"/>
+        </w:tabs>
+        <w:ind w:left="3600" w:hanging="360"/>
+      </w:pPr>
+      <w:rPr>
+        <w:rFonts w:ascii="Wingdings" w:hAnsi="Wingdings" w:hint="default"/>
+        <w:sz w:val="20"/>
+      </w:rPr>
+    </w:lvl>
+    <w:lvl w:ilvl="5" w:tentative="1">
+      <w:start w:val="1"/>
+      <w:numFmt w:val="bullet"/>
+      <w:lvlText w:val=""/>
+      <w:lvlJc w:val="left"/>
+      <w:pPr>
+        <w:tabs>
+          <w:tab w:val="num" w:pos="4320"/>
+        </w:tabs>
+        <w:ind w:left="4320" w:hanging="360"/>
+      </w:pPr>
+      <w:rPr>
+        <w:rFonts w:ascii="Wingdings" w:hAnsi="Wingdings" w:hint="default"/>
+        <w:sz w:val="20"/>
+      </w:rPr>
+    </w:lvl>
+    <w:lvl w:ilvl="6" w:tentative="1">
+      <w:start w:val="1"/>
+      <w:numFmt w:val="bullet"/>
+      <w:lvlText w:val=""/>
+      <w:lvlJc w:val="left"/>
+      <w:pPr>
+        <w:tabs>
+          <w:tab w:val="num" w:pos="5040"/>
+        </w:tabs>
+        <w:ind w:left="5040" w:hanging="360"/>
+      </w:pPr>
+      <w:rPr>
+        <w:rFonts w:ascii="Wingdings" w:hAnsi="Wingdings" w:hint="default"/>
+        <w:sz w:val="20"/>
+      </w:rPr>
+    </w:lvl>
+    <w:lvl w:ilvl="7" w:tentative="1">
+      <w:start w:val="1"/>
+      <w:numFmt w:val="bullet"/>
+      <w:lvlText w:val=""/>
+      <w:lvlJc w:val="left"/>
+      <w:pPr>
+        <w:tabs>
+          <w:tab w:val="num" w:pos="5760"/>
+        </w:tabs>
+        <w:ind w:left="5760" w:hanging="360"/>
+      </w:pPr>
+      <w:rPr>
+        <w:rFonts w:ascii="Wingdings" w:hAnsi="Wingdings" w:hint="default"/>
+        <w:sz w:val="20"/>
+      </w:rPr>
+    </w:lvl>
+    <w:lvl w:ilvl="8" w:tentative="1">
+      <w:start w:val="1"/>
+      <w:numFmt w:val="bullet"/>
+      <w:lvlText w:val=""/>
+      <w:lvlJc w:val="left"/>
+      <w:pPr>
+        <w:tabs>
+          <w:tab w:val="num" w:pos="6480"/>
+        </w:tabs>
+        <w:ind w:left="6480" w:hanging="360"/>
+      </w:pPr>
+      <w:rPr>
+        <w:rFonts w:ascii="Wingdings" w:hAnsi="Wingdings" w:hint="default"/>
+        <w:sz w:val="20"/>
+      </w:rPr>
+    </w:lvl>
+  </w:abstractNum>
+  <w:abstractNum w:abstractNumId="3" w15:restartNumberingAfterBreak="0">
+    <w:nsid w:val="17D86A57"/>
+    <w:multiLevelType w:val="multilevel"/>
+    <w:tmpl w:val="9D404BB4"/>
+    <w:lvl w:ilvl="0">
+      <w:start w:val="1"/>
+      <w:numFmt w:val="bullet"/>
+      <w:lvlText w:val=""/>
+      <w:lvlJc w:val="left"/>
+      <w:pPr>
+        <w:tabs>
+          <w:tab w:val="num" w:pos="720"/>
+        </w:tabs>
+        <w:ind w:left="720" w:hanging="360"/>
+      </w:pPr>
+      <w:rPr>
+        <w:rFonts w:ascii="Symbol" w:hAnsi="Symbol" w:hint="default"/>
+        <w:sz w:val="20"/>
+      </w:rPr>
+    </w:lvl>
+    <w:lvl w:ilvl="1" w:tentative="1">
+      <w:start w:val="1"/>
+      <w:numFmt w:val="bullet"/>
+      <w:lvlText w:val="o"/>
+      <w:lvlJc w:val="left"/>
+      <w:pPr>
+        <w:tabs>
+          <w:tab w:val="num" w:pos="1440"/>
+        </w:tabs>
+        <w:ind w:left="1440" w:hanging="360"/>
+      </w:pPr>
+      <w:rPr>
+        <w:rFonts w:ascii="Courier New" w:hAnsi="Courier New" w:hint="default"/>
+        <w:sz w:val="20"/>
+      </w:rPr>
+    </w:lvl>
+    <w:lvl w:ilvl="2" w:tentative="1">
+      <w:start w:val="1"/>
+      <w:numFmt w:val="bullet"/>
+      <w:lvlText w:val=""/>
+      <w:lvlJc w:val="left"/>
+      <w:pPr>
+        <w:tabs>
+          <w:tab w:val="num" w:pos="2160"/>
+        </w:tabs>
+        <w:ind w:left="2160" w:hanging="360"/>
+      </w:pPr>
+      <w:rPr>
+        <w:rFonts w:ascii="Wingdings" w:hAnsi="Wingdings" w:hint="default"/>
+        <w:sz w:val="20"/>
+      </w:rPr>
+    </w:lvl>
+    <w:lvl w:ilvl="3" w:tentative="1">
+      <w:start w:val="1"/>
+      <w:numFmt w:val="bullet"/>
+      <w:lvlText w:val=""/>
+      <w:lvlJc w:val="left"/>
+      <w:pPr>
+        <w:tabs>
+          <w:tab w:val="num" w:pos="2880"/>
+        </w:tabs>
+        <w:ind w:left="2880" w:hanging="360"/>
+      </w:pPr>
+      <w:rPr>
+        <w:rFonts w:ascii="Wingdings" w:hAnsi="Wingdings" w:hint="default"/>
+        <w:sz w:val="20"/>
+      </w:rPr>
+    </w:lvl>
+    <w:lvl w:ilvl="4" w:tentative="1">
+      <w:start w:val="1"/>
+      <w:numFmt w:val="bullet"/>
+      <w:lvlText w:val=""/>
+      <w:lvlJc w:val="left"/>
+      <w:pPr>
+        <w:tabs>
+          <w:tab w:val="num" w:pos="3600"/>
+        </w:tabs>
+        <w:ind w:left="3600" w:hanging="360"/>
+      </w:pPr>
+      <w:rPr>
+        <w:rFonts w:ascii="Wingdings" w:hAnsi="Wingdings" w:hint="default"/>
+        <w:sz w:val="20"/>
+      </w:rPr>
+    </w:lvl>
+    <w:lvl w:ilvl="5" w:tentative="1">
+      <w:start w:val="1"/>
+      <w:numFmt w:val="bullet"/>
+      <w:lvlText w:val=""/>
+      <w:lvlJc w:val="left"/>
+      <w:pPr>
+        <w:tabs>
+          <w:tab w:val="num" w:pos="4320"/>
+        </w:tabs>
+        <w:ind w:left="4320" w:hanging="360"/>
+      </w:pPr>
+      <w:rPr>
+        <w:rFonts w:ascii="Wingdings" w:hAnsi="Wingdings" w:hint="default"/>
+        <w:sz w:val="20"/>
+      </w:rPr>
+    </w:lvl>
+    <w:lvl w:ilvl="6" w:tentative="1">
+      <w:start w:val="1"/>
+      <w:numFmt w:val="bullet"/>
+      <w:lvlText w:val=""/>
+      <w:lvlJc w:val="left"/>
+      <w:pPr>
+        <w:tabs>
+          <w:tab w:val="num" w:pos="5040"/>
+        </w:tabs>
+        <w:ind w:left="5040" w:hanging="360"/>
+      </w:pPr>
+      <w:rPr>
+        <w:rFonts w:ascii="Wingdings" w:hAnsi="Wingdings" w:hint="default"/>
+        <w:sz w:val="20"/>
+      </w:rPr>
+    </w:lvl>
+    <w:lvl w:ilvl="7" w:tentative="1">
+      <w:start w:val="1"/>
+      <w:numFmt w:val="bullet"/>
+      <w:lvlText w:val=""/>
+      <w:lvlJc w:val="left"/>
+      <w:pPr>
+        <w:tabs>
+          <w:tab w:val="num" w:pos="5760"/>
+        </w:tabs>
+        <w:ind w:left="5760" w:hanging="360"/>
+      </w:pPr>
+      <w:rPr>
+        <w:rFonts w:ascii="Wingdings" w:hAnsi="Wingdings" w:hint="default"/>
+        <w:sz w:val="20"/>
+      </w:rPr>
+    </w:lvl>
+    <w:lvl w:ilvl="8" w:tentative="1">
+      <w:start w:val="1"/>
+      <w:numFmt w:val="bullet"/>
+      <w:lvlText w:val=""/>
+      <w:lvlJc w:val="left"/>
+      <w:pPr>
+        <w:tabs>
+          <w:tab w:val="num" w:pos="6480"/>
+        </w:tabs>
+        <w:ind w:left="6480" w:hanging="360"/>
+      </w:pPr>
+      <w:rPr>
+        <w:rFonts w:ascii="Wingdings" w:hAnsi="Wingdings" w:hint="default"/>
+        <w:sz w:val="20"/>
+      </w:rPr>
+    </w:lvl>
+  </w:abstractNum>
+  <w:abstractNum w:abstractNumId="4" w15:restartNumberingAfterBreak="0">
     <w:nsid w:val="2B3F3A70"/>
     <w:multiLevelType w:val="multilevel"/>
     <w:tmpl w:val="520ADA58"/>
@@ -3308,14 +5465,1474 @@
       </w:rPr>
     </w:lvl>
   </w:abstractNum>
-  <w:num w:numId="1" w16cid:durableId="1268124656">
+  <w:abstractNum w:abstractNumId="5" w15:restartNumberingAfterBreak="0">
+    <w:nsid w:val="3DE64ED3"/>
+    <w:multiLevelType w:val="multilevel"/>
+    <w:tmpl w:val="644C2A68"/>
+    <w:lvl w:ilvl="0">
+      <w:start w:val="1"/>
+      <w:numFmt w:val="bullet"/>
+      <w:lvlText w:val=""/>
+      <w:lvlJc w:val="left"/>
+      <w:pPr>
+        <w:tabs>
+          <w:tab w:val="num" w:pos="720"/>
+        </w:tabs>
+        <w:ind w:left="720" w:hanging="360"/>
+      </w:pPr>
+      <w:rPr>
+        <w:rFonts w:ascii="Symbol" w:hAnsi="Symbol" w:hint="default"/>
+        <w:sz w:val="20"/>
+      </w:rPr>
+    </w:lvl>
+    <w:lvl w:ilvl="1" w:tentative="1">
+      <w:start w:val="1"/>
+      <w:numFmt w:val="bullet"/>
+      <w:lvlText w:val="o"/>
+      <w:lvlJc w:val="left"/>
+      <w:pPr>
+        <w:tabs>
+          <w:tab w:val="num" w:pos="1440"/>
+        </w:tabs>
+        <w:ind w:left="1440" w:hanging="360"/>
+      </w:pPr>
+      <w:rPr>
+        <w:rFonts w:ascii="Courier New" w:hAnsi="Courier New" w:hint="default"/>
+        <w:sz w:val="20"/>
+      </w:rPr>
+    </w:lvl>
+    <w:lvl w:ilvl="2" w:tentative="1">
+      <w:start w:val="1"/>
+      <w:numFmt w:val="bullet"/>
+      <w:lvlText w:val=""/>
+      <w:lvlJc w:val="left"/>
+      <w:pPr>
+        <w:tabs>
+          <w:tab w:val="num" w:pos="2160"/>
+        </w:tabs>
+        <w:ind w:left="2160" w:hanging="360"/>
+      </w:pPr>
+      <w:rPr>
+        <w:rFonts w:ascii="Wingdings" w:hAnsi="Wingdings" w:hint="default"/>
+        <w:sz w:val="20"/>
+      </w:rPr>
+    </w:lvl>
+    <w:lvl w:ilvl="3" w:tentative="1">
+      <w:start w:val="1"/>
+      <w:numFmt w:val="bullet"/>
+      <w:lvlText w:val=""/>
+      <w:lvlJc w:val="left"/>
+      <w:pPr>
+        <w:tabs>
+          <w:tab w:val="num" w:pos="2880"/>
+        </w:tabs>
+        <w:ind w:left="2880" w:hanging="360"/>
+      </w:pPr>
+      <w:rPr>
+        <w:rFonts w:ascii="Wingdings" w:hAnsi="Wingdings" w:hint="default"/>
+        <w:sz w:val="20"/>
+      </w:rPr>
+    </w:lvl>
+    <w:lvl w:ilvl="4" w:tentative="1">
+      <w:start w:val="1"/>
+      <w:numFmt w:val="bullet"/>
+      <w:lvlText w:val=""/>
+      <w:lvlJc w:val="left"/>
+      <w:pPr>
+        <w:tabs>
+          <w:tab w:val="num" w:pos="3600"/>
+        </w:tabs>
+        <w:ind w:left="3600" w:hanging="360"/>
+      </w:pPr>
+      <w:rPr>
+        <w:rFonts w:ascii="Wingdings" w:hAnsi="Wingdings" w:hint="default"/>
+        <w:sz w:val="20"/>
+      </w:rPr>
+    </w:lvl>
+    <w:lvl w:ilvl="5" w:tentative="1">
+      <w:start w:val="1"/>
+      <w:numFmt w:val="bullet"/>
+      <w:lvlText w:val=""/>
+      <w:lvlJc w:val="left"/>
+      <w:pPr>
+        <w:tabs>
+          <w:tab w:val="num" w:pos="4320"/>
+        </w:tabs>
+        <w:ind w:left="4320" w:hanging="360"/>
+      </w:pPr>
+      <w:rPr>
+        <w:rFonts w:ascii="Wingdings" w:hAnsi="Wingdings" w:hint="default"/>
+        <w:sz w:val="20"/>
+      </w:rPr>
+    </w:lvl>
+    <w:lvl w:ilvl="6" w:tentative="1">
+      <w:start w:val="1"/>
+      <w:numFmt w:val="bullet"/>
+      <w:lvlText w:val=""/>
+      <w:lvlJc w:val="left"/>
+      <w:pPr>
+        <w:tabs>
+          <w:tab w:val="num" w:pos="5040"/>
+        </w:tabs>
+        <w:ind w:left="5040" w:hanging="360"/>
+      </w:pPr>
+      <w:rPr>
+        <w:rFonts w:ascii="Wingdings" w:hAnsi="Wingdings" w:hint="default"/>
+        <w:sz w:val="20"/>
+      </w:rPr>
+    </w:lvl>
+    <w:lvl w:ilvl="7" w:tentative="1">
+      <w:start w:val="1"/>
+      <w:numFmt w:val="bullet"/>
+      <w:lvlText w:val=""/>
+      <w:lvlJc w:val="left"/>
+      <w:pPr>
+        <w:tabs>
+          <w:tab w:val="num" w:pos="5760"/>
+        </w:tabs>
+        <w:ind w:left="5760" w:hanging="360"/>
+      </w:pPr>
+      <w:rPr>
+        <w:rFonts w:ascii="Wingdings" w:hAnsi="Wingdings" w:hint="default"/>
+        <w:sz w:val="20"/>
+      </w:rPr>
+    </w:lvl>
+    <w:lvl w:ilvl="8" w:tentative="1">
+      <w:start w:val="1"/>
+      <w:numFmt w:val="bullet"/>
+      <w:lvlText w:val=""/>
+      <w:lvlJc w:val="left"/>
+      <w:pPr>
+        <w:tabs>
+          <w:tab w:val="num" w:pos="6480"/>
+        </w:tabs>
+        <w:ind w:left="6480" w:hanging="360"/>
+      </w:pPr>
+      <w:rPr>
+        <w:rFonts w:ascii="Wingdings" w:hAnsi="Wingdings" w:hint="default"/>
+        <w:sz w:val="20"/>
+      </w:rPr>
+    </w:lvl>
+  </w:abstractNum>
+  <w:abstractNum w:abstractNumId="6" w15:restartNumberingAfterBreak="0">
+    <w:nsid w:val="3EB031A1"/>
+    <w:multiLevelType w:val="multilevel"/>
+    <w:tmpl w:val="4F9ED8A6"/>
+    <w:lvl w:ilvl="0">
+      <w:start w:val="1"/>
+      <w:numFmt w:val="bullet"/>
+      <w:lvlText w:val=""/>
+      <w:lvlJc w:val="left"/>
+      <w:pPr>
+        <w:tabs>
+          <w:tab w:val="num" w:pos="720"/>
+        </w:tabs>
+        <w:ind w:left="720" w:hanging="360"/>
+      </w:pPr>
+      <w:rPr>
+        <w:rFonts w:ascii="Symbol" w:hAnsi="Symbol" w:hint="default"/>
+        <w:sz w:val="20"/>
+      </w:rPr>
+    </w:lvl>
+    <w:lvl w:ilvl="1" w:tentative="1">
+      <w:start w:val="1"/>
+      <w:numFmt w:val="bullet"/>
+      <w:lvlText w:val="o"/>
+      <w:lvlJc w:val="left"/>
+      <w:pPr>
+        <w:tabs>
+          <w:tab w:val="num" w:pos="1440"/>
+        </w:tabs>
+        <w:ind w:left="1440" w:hanging="360"/>
+      </w:pPr>
+      <w:rPr>
+        <w:rFonts w:ascii="Courier New" w:hAnsi="Courier New" w:hint="default"/>
+        <w:sz w:val="20"/>
+      </w:rPr>
+    </w:lvl>
+    <w:lvl w:ilvl="2" w:tentative="1">
+      <w:start w:val="1"/>
+      <w:numFmt w:val="bullet"/>
+      <w:lvlText w:val=""/>
+      <w:lvlJc w:val="left"/>
+      <w:pPr>
+        <w:tabs>
+          <w:tab w:val="num" w:pos="2160"/>
+        </w:tabs>
+        <w:ind w:left="2160" w:hanging="360"/>
+      </w:pPr>
+      <w:rPr>
+        <w:rFonts w:ascii="Wingdings" w:hAnsi="Wingdings" w:hint="default"/>
+        <w:sz w:val="20"/>
+      </w:rPr>
+    </w:lvl>
+    <w:lvl w:ilvl="3" w:tentative="1">
+      <w:start w:val="1"/>
+      <w:numFmt w:val="bullet"/>
+      <w:lvlText w:val=""/>
+      <w:lvlJc w:val="left"/>
+      <w:pPr>
+        <w:tabs>
+          <w:tab w:val="num" w:pos="2880"/>
+        </w:tabs>
+        <w:ind w:left="2880" w:hanging="360"/>
+      </w:pPr>
+      <w:rPr>
+        <w:rFonts w:ascii="Wingdings" w:hAnsi="Wingdings" w:hint="default"/>
+        <w:sz w:val="20"/>
+      </w:rPr>
+    </w:lvl>
+    <w:lvl w:ilvl="4" w:tentative="1">
+      <w:start w:val="1"/>
+      <w:numFmt w:val="bullet"/>
+      <w:lvlText w:val=""/>
+      <w:lvlJc w:val="left"/>
+      <w:pPr>
+        <w:tabs>
+          <w:tab w:val="num" w:pos="3600"/>
+        </w:tabs>
+        <w:ind w:left="3600" w:hanging="360"/>
+      </w:pPr>
+      <w:rPr>
+        <w:rFonts w:ascii="Wingdings" w:hAnsi="Wingdings" w:hint="default"/>
+        <w:sz w:val="20"/>
+      </w:rPr>
+    </w:lvl>
+    <w:lvl w:ilvl="5" w:tentative="1">
+      <w:start w:val="1"/>
+      <w:numFmt w:val="bullet"/>
+      <w:lvlText w:val=""/>
+      <w:lvlJc w:val="left"/>
+      <w:pPr>
+        <w:tabs>
+          <w:tab w:val="num" w:pos="4320"/>
+        </w:tabs>
+        <w:ind w:left="4320" w:hanging="360"/>
+      </w:pPr>
+      <w:rPr>
+        <w:rFonts w:ascii="Wingdings" w:hAnsi="Wingdings" w:hint="default"/>
+        <w:sz w:val="20"/>
+      </w:rPr>
+    </w:lvl>
+    <w:lvl w:ilvl="6" w:tentative="1">
+      <w:start w:val="1"/>
+      <w:numFmt w:val="bullet"/>
+      <w:lvlText w:val=""/>
+      <w:lvlJc w:val="left"/>
+      <w:pPr>
+        <w:tabs>
+          <w:tab w:val="num" w:pos="5040"/>
+        </w:tabs>
+        <w:ind w:left="5040" w:hanging="360"/>
+      </w:pPr>
+      <w:rPr>
+        <w:rFonts w:ascii="Wingdings" w:hAnsi="Wingdings" w:hint="default"/>
+        <w:sz w:val="20"/>
+      </w:rPr>
+    </w:lvl>
+    <w:lvl w:ilvl="7" w:tentative="1">
+      <w:start w:val="1"/>
+      <w:numFmt w:val="bullet"/>
+      <w:lvlText w:val=""/>
+      <w:lvlJc w:val="left"/>
+      <w:pPr>
+        <w:tabs>
+          <w:tab w:val="num" w:pos="5760"/>
+        </w:tabs>
+        <w:ind w:left="5760" w:hanging="360"/>
+      </w:pPr>
+      <w:rPr>
+        <w:rFonts w:ascii="Wingdings" w:hAnsi="Wingdings" w:hint="default"/>
+        <w:sz w:val="20"/>
+      </w:rPr>
+    </w:lvl>
+    <w:lvl w:ilvl="8" w:tentative="1">
+      <w:start w:val="1"/>
+      <w:numFmt w:val="bullet"/>
+      <w:lvlText w:val=""/>
+      <w:lvlJc w:val="left"/>
+      <w:pPr>
+        <w:tabs>
+          <w:tab w:val="num" w:pos="6480"/>
+        </w:tabs>
+        <w:ind w:left="6480" w:hanging="360"/>
+      </w:pPr>
+      <w:rPr>
+        <w:rFonts w:ascii="Wingdings" w:hAnsi="Wingdings" w:hint="default"/>
+        <w:sz w:val="20"/>
+      </w:rPr>
+    </w:lvl>
+  </w:abstractNum>
+  <w:abstractNum w:abstractNumId="7" w15:restartNumberingAfterBreak="0">
+    <w:nsid w:val="48605848"/>
+    <w:multiLevelType w:val="multilevel"/>
+    <w:tmpl w:val="1B98FBF6"/>
+    <w:lvl w:ilvl="0">
+      <w:start w:val="1"/>
+      <w:numFmt w:val="bullet"/>
+      <w:lvlText w:val=""/>
+      <w:lvlJc w:val="left"/>
+      <w:pPr>
+        <w:tabs>
+          <w:tab w:val="num" w:pos="720"/>
+        </w:tabs>
+        <w:ind w:left="720" w:hanging="360"/>
+      </w:pPr>
+      <w:rPr>
+        <w:rFonts w:ascii="Symbol" w:hAnsi="Symbol" w:hint="default"/>
+        <w:sz w:val="20"/>
+      </w:rPr>
+    </w:lvl>
+    <w:lvl w:ilvl="1" w:tentative="1">
+      <w:start w:val="1"/>
+      <w:numFmt w:val="bullet"/>
+      <w:lvlText w:val="o"/>
+      <w:lvlJc w:val="left"/>
+      <w:pPr>
+        <w:tabs>
+          <w:tab w:val="num" w:pos="1440"/>
+        </w:tabs>
+        <w:ind w:left="1440" w:hanging="360"/>
+      </w:pPr>
+      <w:rPr>
+        <w:rFonts w:ascii="Courier New" w:hAnsi="Courier New" w:hint="default"/>
+        <w:sz w:val="20"/>
+      </w:rPr>
+    </w:lvl>
+    <w:lvl w:ilvl="2" w:tentative="1">
+      <w:start w:val="1"/>
+      <w:numFmt w:val="bullet"/>
+      <w:lvlText w:val=""/>
+      <w:lvlJc w:val="left"/>
+      <w:pPr>
+        <w:tabs>
+          <w:tab w:val="num" w:pos="2160"/>
+        </w:tabs>
+        <w:ind w:left="2160" w:hanging="360"/>
+      </w:pPr>
+      <w:rPr>
+        <w:rFonts w:ascii="Wingdings" w:hAnsi="Wingdings" w:hint="default"/>
+        <w:sz w:val="20"/>
+      </w:rPr>
+    </w:lvl>
+    <w:lvl w:ilvl="3" w:tentative="1">
+      <w:start w:val="1"/>
+      <w:numFmt w:val="bullet"/>
+      <w:lvlText w:val=""/>
+      <w:lvlJc w:val="left"/>
+      <w:pPr>
+        <w:tabs>
+          <w:tab w:val="num" w:pos="2880"/>
+        </w:tabs>
+        <w:ind w:left="2880" w:hanging="360"/>
+      </w:pPr>
+      <w:rPr>
+        <w:rFonts w:ascii="Wingdings" w:hAnsi="Wingdings" w:hint="default"/>
+        <w:sz w:val="20"/>
+      </w:rPr>
+    </w:lvl>
+    <w:lvl w:ilvl="4" w:tentative="1">
+      <w:start w:val="1"/>
+      <w:numFmt w:val="bullet"/>
+      <w:lvlText w:val=""/>
+      <w:lvlJc w:val="left"/>
+      <w:pPr>
+        <w:tabs>
+          <w:tab w:val="num" w:pos="3600"/>
+        </w:tabs>
+        <w:ind w:left="3600" w:hanging="360"/>
+      </w:pPr>
+      <w:rPr>
+        <w:rFonts w:ascii="Wingdings" w:hAnsi="Wingdings" w:hint="default"/>
+        <w:sz w:val="20"/>
+      </w:rPr>
+    </w:lvl>
+    <w:lvl w:ilvl="5" w:tentative="1">
+      <w:start w:val="1"/>
+      <w:numFmt w:val="bullet"/>
+      <w:lvlText w:val=""/>
+      <w:lvlJc w:val="left"/>
+      <w:pPr>
+        <w:tabs>
+          <w:tab w:val="num" w:pos="4320"/>
+        </w:tabs>
+        <w:ind w:left="4320" w:hanging="360"/>
+      </w:pPr>
+      <w:rPr>
+        <w:rFonts w:ascii="Wingdings" w:hAnsi="Wingdings" w:hint="default"/>
+        <w:sz w:val="20"/>
+      </w:rPr>
+    </w:lvl>
+    <w:lvl w:ilvl="6" w:tentative="1">
+      <w:start w:val="1"/>
+      <w:numFmt w:val="bullet"/>
+      <w:lvlText w:val=""/>
+      <w:lvlJc w:val="left"/>
+      <w:pPr>
+        <w:tabs>
+          <w:tab w:val="num" w:pos="5040"/>
+        </w:tabs>
+        <w:ind w:left="5040" w:hanging="360"/>
+      </w:pPr>
+      <w:rPr>
+        <w:rFonts w:ascii="Wingdings" w:hAnsi="Wingdings" w:hint="default"/>
+        <w:sz w:val="20"/>
+      </w:rPr>
+    </w:lvl>
+    <w:lvl w:ilvl="7" w:tentative="1">
+      <w:start w:val="1"/>
+      <w:numFmt w:val="bullet"/>
+      <w:lvlText w:val=""/>
+      <w:lvlJc w:val="left"/>
+      <w:pPr>
+        <w:tabs>
+          <w:tab w:val="num" w:pos="5760"/>
+        </w:tabs>
+        <w:ind w:left="5760" w:hanging="360"/>
+      </w:pPr>
+      <w:rPr>
+        <w:rFonts w:ascii="Wingdings" w:hAnsi="Wingdings" w:hint="default"/>
+        <w:sz w:val="20"/>
+      </w:rPr>
+    </w:lvl>
+    <w:lvl w:ilvl="8" w:tentative="1">
+      <w:start w:val="1"/>
+      <w:numFmt w:val="bullet"/>
+      <w:lvlText w:val=""/>
+      <w:lvlJc w:val="left"/>
+      <w:pPr>
+        <w:tabs>
+          <w:tab w:val="num" w:pos="6480"/>
+        </w:tabs>
+        <w:ind w:left="6480" w:hanging="360"/>
+      </w:pPr>
+      <w:rPr>
+        <w:rFonts w:ascii="Wingdings" w:hAnsi="Wingdings" w:hint="default"/>
+        <w:sz w:val="20"/>
+      </w:rPr>
+    </w:lvl>
+  </w:abstractNum>
+  <w:abstractNum w:abstractNumId="8" w15:restartNumberingAfterBreak="0">
+    <w:nsid w:val="52F96679"/>
+    <w:multiLevelType w:val="multilevel"/>
+    <w:tmpl w:val="E97CDA4E"/>
+    <w:lvl w:ilvl="0">
+      <w:start w:val="1"/>
+      <w:numFmt w:val="decimal"/>
+      <w:lvlText w:val="%1."/>
+      <w:lvlJc w:val="left"/>
+      <w:pPr>
+        <w:tabs>
+          <w:tab w:val="num" w:pos="720"/>
+        </w:tabs>
+        <w:ind w:left="720" w:hanging="360"/>
+      </w:pPr>
+    </w:lvl>
+    <w:lvl w:ilvl="1" w:tentative="1">
+      <w:start w:val="1"/>
+      <w:numFmt w:val="decimal"/>
+      <w:lvlText w:val="%2."/>
+      <w:lvlJc w:val="left"/>
+      <w:pPr>
+        <w:tabs>
+          <w:tab w:val="num" w:pos="1440"/>
+        </w:tabs>
+        <w:ind w:left="1440" w:hanging="360"/>
+      </w:pPr>
+    </w:lvl>
+    <w:lvl w:ilvl="2" w:tentative="1">
+      <w:start w:val="1"/>
+      <w:numFmt w:val="decimal"/>
+      <w:lvlText w:val="%3."/>
+      <w:lvlJc w:val="left"/>
+      <w:pPr>
+        <w:tabs>
+          <w:tab w:val="num" w:pos="2160"/>
+        </w:tabs>
+        <w:ind w:left="2160" w:hanging="360"/>
+      </w:pPr>
+    </w:lvl>
+    <w:lvl w:ilvl="3" w:tentative="1">
+      <w:start w:val="1"/>
+      <w:numFmt w:val="decimal"/>
+      <w:lvlText w:val="%4."/>
+      <w:lvlJc w:val="left"/>
+      <w:pPr>
+        <w:tabs>
+          <w:tab w:val="num" w:pos="2880"/>
+        </w:tabs>
+        <w:ind w:left="2880" w:hanging="360"/>
+      </w:pPr>
+    </w:lvl>
+    <w:lvl w:ilvl="4" w:tentative="1">
+      <w:start w:val="1"/>
+      <w:numFmt w:val="decimal"/>
+      <w:lvlText w:val="%5."/>
+      <w:lvlJc w:val="left"/>
+      <w:pPr>
+        <w:tabs>
+          <w:tab w:val="num" w:pos="3600"/>
+        </w:tabs>
+        <w:ind w:left="3600" w:hanging="360"/>
+      </w:pPr>
+    </w:lvl>
+    <w:lvl w:ilvl="5" w:tentative="1">
+      <w:start w:val="1"/>
+      <w:numFmt w:val="decimal"/>
+      <w:lvlText w:val="%6."/>
+      <w:lvlJc w:val="left"/>
+      <w:pPr>
+        <w:tabs>
+          <w:tab w:val="num" w:pos="4320"/>
+        </w:tabs>
+        <w:ind w:left="4320" w:hanging="360"/>
+      </w:pPr>
+    </w:lvl>
+    <w:lvl w:ilvl="6" w:tentative="1">
+      <w:start w:val="1"/>
+      <w:numFmt w:val="decimal"/>
+      <w:lvlText w:val="%7."/>
+      <w:lvlJc w:val="left"/>
+      <w:pPr>
+        <w:tabs>
+          <w:tab w:val="num" w:pos="5040"/>
+        </w:tabs>
+        <w:ind w:left="5040" w:hanging="360"/>
+      </w:pPr>
+    </w:lvl>
+    <w:lvl w:ilvl="7" w:tentative="1">
+      <w:start w:val="1"/>
+      <w:numFmt w:val="decimal"/>
+      <w:lvlText w:val="%8."/>
+      <w:lvlJc w:val="left"/>
+      <w:pPr>
+        <w:tabs>
+          <w:tab w:val="num" w:pos="5760"/>
+        </w:tabs>
+        <w:ind w:left="5760" w:hanging="360"/>
+      </w:pPr>
+    </w:lvl>
+    <w:lvl w:ilvl="8" w:tentative="1">
+      <w:start w:val="1"/>
+      <w:numFmt w:val="decimal"/>
+      <w:lvlText w:val="%9."/>
+      <w:lvlJc w:val="left"/>
+      <w:pPr>
+        <w:tabs>
+          <w:tab w:val="num" w:pos="6480"/>
+        </w:tabs>
+        <w:ind w:left="6480" w:hanging="360"/>
+      </w:pPr>
+    </w:lvl>
+  </w:abstractNum>
+  <w:abstractNum w:abstractNumId="9" w15:restartNumberingAfterBreak="0">
+    <w:nsid w:val="5463114B"/>
+    <w:multiLevelType w:val="multilevel"/>
+    <w:tmpl w:val="26748D0E"/>
+    <w:lvl w:ilvl="0">
+      <w:start w:val="1"/>
+      <w:numFmt w:val="bullet"/>
+      <w:lvlText w:val=""/>
+      <w:lvlJc w:val="left"/>
+      <w:pPr>
+        <w:tabs>
+          <w:tab w:val="num" w:pos="720"/>
+        </w:tabs>
+        <w:ind w:left="720" w:hanging="360"/>
+      </w:pPr>
+      <w:rPr>
+        <w:rFonts w:ascii="Symbol" w:hAnsi="Symbol" w:hint="default"/>
+        <w:sz w:val="20"/>
+      </w:rPr>
+    </w:lvl>
+    <w:lvl w:ilvl="1" w:tentative="1">
+      <w:start w:val="1"/>
+      <w:numFmt w:val="bullet"/>
+      <w:lvlText w:val="o"/>
+      <w:lvlJc w:val="left"/>
+      <w:pPr>
+        <w:tabs>
+          <w:tab w:val="num" w:pos="1440"/>
+        </w:tabs>
+        <w:ind w:left="1440" w:hanging="360"/>
+      </w:pPr>
+      <w:rPr>
+        <w:rFonts w:ascii="Courier New" w:hAnsi="Courier New" w:hint="default"/>
+        <w:sz w:val="20"/>
+      </w:rPr>
+    </w:lvl>
+    <w:lvl w:ilvl="2" w:tentative="1">
+      <w:start w:val="1"/>
+      <w:numFmt w:val="bullet"/>
+      <w:lvlText w:val=""/>
+      <w:lvlJc w:val="left"/>
+      <w:pPr>
+        <w:tabs>
+          <w:tab w:val="num" w:pos="2160"/>
+        </w:tabs>
+        <w:ind w:left="2160" w:hanging="360"/>
+      </w:pPr>
+      <w:rPr>
+        <w:rFonts w:ascii="Wingdings" w:hAnsi="Wingdings" w:hint="default"/>
+        <w:sz w:val="20"/>
+      </w:rPr>
+    </w:lvl>
+    <w:lvl w:ilvl="3" w:tentative="1">
+      <w:start w:val="1"/>
+      <w:numFmt w:val="bullet"/>
+      <w:lvlText w:val=""/>
+      <w:lvlJc w:val="left"/>
+      <w:pPr>
+        <w:tabs>
+          <w:tab w:val="num" w:pos="2880"/>
+        </w:tabs>
+        <w:ind w:left="2880" w:hanging="360"/>
+      </w:pPr>
+      <w:rPr>
+        <w:rFonts w:ascii="Wingdings" w:hAnsi="Wingdings" w:hint="default"/>
+        <w:sz w:val="20"/>
+      </w:rPr>
+    </w:lvl>
+    <w:lvl w:ilvl="4" w:tentative="1">
+      <w:start w:val="1"/>
+      <w:numFmt w:val="bullet"/>
+      <w:lvlText w:val=""/>
+      <w:lvlJc w:val="left"/>
+      <w:pPr>
+        <w:tabs>
+          <w:tab w:val="num" w:pos="3600"/>
+        </w:tabs>
+        <w:ind w:left="3600" w:hanging="360"/>
+      </w:pPr>
+      <w:rPr>
+        <w:rFonts w:ascii="Wingdings" w:hAnsi="Wingdings" w:hint="default"/>
+        <w:sz w:val="20"/>
+      </w:rPr>
+    </w:lvl>
+    <w:lvl w:ilvl="5" w:tentative="1">
+      <w:start w:val="1"/>
+      <w:numFmt w:val="bullet"/>
+      <w:lvlText w:val=""/>
+      <w:lvlJc w:val="left"/>
+      <w:pPr>
+        <w:tabs>
+          <w:tab w:val="num" w:pos="4320"/>
+        </w:tabs>
+        <w:ind w:left="4320" w:hanging="360"/>
+      </w:pPr>
+      <w:rPr>
+        <w:rFonts w:ascii="Wingdings" w:hAnsi="Wingdings" w:hint="default"/>
+        <w:sz w:val="20"/>
+      </w:rPr>
+    </w:lvl>
+    <w:lvl w:ilvl="6" w:tentative="1">
+      <w:start w:val="1"/>
+      <w:numFmt w:val="bullet"/>
+      <w:lvlText w:val=""/>
+      <w:lvlJc w:val="left"/>
+      <w:pPr>
+        <w:tabs>
+          <w:tab w:val="num" w:pos="5040"/>
+        </w:tabs>
+        <w:ind w:left="5040" w:hanging="360"/>
+      </w:pPr>
+      <w:rPr>
+        <w:rFonts w:ascii="Wingdings" w:hAnsi="Wingdings" w:hint="default"/>
+        <w:sz w:val="20"/>
+      </w:rPr>
+    </w:lvl>
+    <w:lvl w:ilvl="7" w:tentative="1">
+      <w:start w:val="1"/>
+      <w:numFmt w:val="bullet"/>
+      <w:lvlText w:val=""/>
+      <w:lvlJc w:val="left"/>
+      <w:pPr>
+        <w:tabs>
+          <w:tab w:val="num" w:pos="5760"/>
+        </w:tabs>
+        <w:ind w:left="5760" w:hanging="360"/>
+      </w:pPr>
+      <w:rPr>
+        <w:rFonts w:ascii="Wingdings" w:hAnsi="Wingdings" w:hint="default"/>
+        <w:sz w:val="20"/>
+      </w:rPr>
+    </w:lvl>
+    <w:lvl w:ilvl="8" w:tentative="1">
+      <w:start w:val="1"/>
+      <w:numFmt w:val="bullet"/>
+      <w:lvlText w:val=""/>
+      <w:lvlJc w:val="left"/>
+      <w:pPr>
+        <w:tabs>
+          <w:tab w:val="num" w:pos="6480"/>
+        </w:tabs>
+        <w:ind w:left="6480" w:hanging="360"/>
+      </w:pPr>
+      <w:rPr>
+        <w:rFonts w:ascii="Wingdings" w:hAnsi="Wingdings" w:hint="default"/>
+        <w:sz w:val="20"/>
+      </w:rPr>
+    </w:lvl>
+  </w:abstractNum>
+  <w:abstractNum w:abstractNumId="10" w15:restartNumberingAfterBreak="0">
+    <w:nsid w:val="5B2A341A"/>
+    <w:multiLevelType w:val="multilevel"/>
+    <w:tmpl w:val="FB047A46"/>
+    <w:lvl w:ilvl="0">
+      <w:start w:val="1"/>
+      <w:numFmt w:val="bullet"/>
+      <w:lvlText w:val=""/>
+      <w:lvlJc w:val="left"/>
+      <w:pPr>
+        <w:tabs>
+          <w:tab w:val="num" w:pos="720"/>
+        </w:tabs>
+        <w:ind w:left="720" w:hanging="360"/>
+      </w:pPr>
+      <w:rPr>
+        <w:rFonts w:ascii="Symbol" w:hAnsi="Symbol" w:hint="default"/>
+        <w:sz w:val="20"/>
+      </w:rPr>
+    </w:lvl>
+    <w:lvl w:ilvl="1" w:tentative="1">
+      <w:start w:val="1"/>
+      <w:numFmt w:val="bullet"/>
+      <w:lvlText w:val="o"/>
+      <w:lvlJc w:val="left"/>
+      <w:pPr>
+        <w:tabs>
+          <w:tab w:val="num" w:pos="1440"/>
+        </w:tabs>
+        <w:ind w:left="1440" w:hanging="360"/>
+      </w:pPr>
+      <w:rPr>
+        <w:rFonts w:ascii="Courier New" w:hAnsi="Courier New" w:hint="default"/>
+        <w:sz w:val="20"/>
+      </w:rPr>
+    </w:lvl>
+    <w:lvl w:ilvl="2" w:tentative="1">
+      <w:start w:val="1"/>
+      <w:numFmt w:val="bullet"/>
+      <w:lvlText w:val=""/>
+      <w:lvlJc w:val="left"/>
+      <w:pPr>
+        <w:tabs>
+          <w:tab w:val="num" w:pos="2160"/>
+        </w:tabs>
+        <w:ind w:left="2160" w:hanging="360"/>
+      </w:pPr>
+      <w:rPr>
+        <w:rFonts w:ascii="Wingdings" w:hAnsi="Wingdings" w:hint="default"/>
+        <w:sz w:val="20"/>
+      </w:rPr>
+    </w:lvl>
+    <w:lvl w:ilvl="3" w:tentative="1">
+      <w:start w:val="1"/>
+      <w:numFmt w:val="bullet"/>
+      <w:lvlText w:val=""/>
+      <w:lvlJc w:val="left"/>
+      <w:pPr>
+        <w:tabs>
+          <w:tab w:val="num" w:pos="2880"/>
+        </w:tabs>
+        <w:ind w:left="2880" w:hanging="360"/>
+      </w:pPr>
+      <w:rPr>
+        <w:rFonts w:ascii="Wingdings" w:hAnsi="Wingdings" w:hint="default"/>
+        <w:sz w:val="20"/>
+      </w:rPr>
+    </w:lvl>
+    <w:lvl w:ilvl="4" w:tentative="1">
+      <w:start w:val="1"/>
+      <w:numFmt w:val="bullet"/>
+      <w:lvlText w:val=""/>
+      <w:lvlJc w:val="left"/>
+      <w:pPr>
+        <w:tabs>
+          <w:tab w:val="num" w:pos="3600"/>
+        </w:tabs>
+        <w:ind w:left="3600" w:hanging="360"/>
+      </w:pPr>
+      <w:rPr>
+        <w:rFonts w:ascii="Wingdings" w:hAnsi="Wingdings" w:hint="default"/>
+        <w:sz w:val="20"/>
+      </w:rPr>
+    </w:lvl>
+    <w:lvl w:ilvl="5" w:tentative="1">
+      <w:start w:val="1"/>
+      <w:numFmt w:val="bullet"/>
+      <w:lvlText w:val=""/>
+      <w:lvlJc w:val="left"/>
+      <w:pPr>
+        <w:tabs>
+          <w:tab w:val="num" w:pos="4320"/>
+        </w:tabs>
+        <w:ind w:left="4320" w:hanging="360"/>
+      </w:pPr>
+      <w:rPr>
+        <w:rFonts w:ascii="Wingdings" w:hAnsi="Wingdings" w:hint="default"/>
+        <w:sz w:val="20"/>
+      </w:rPr>
+    </w:lvl>
+    <w:lvl w:ilvl="6" w:tentative="1">
+      <w:start w:val="1"/>
+      <w:numFmt w:val="bullet"/>
+      <w:lvlText w:val=""/>
+      <w:lvlJc w:val="left"/>
+      <w:pPr>
+        <w:tabs>
+          <w:tab w:val="num" w:pos="5040"/>
+        </w:tabs>
+        <w:ind w:left="5040" w:hanging="360"/>
+      </w:pPr>
+      <w:rPr>
+        <w:rFonts w:ascii="Wingdings" w:hAnsi="Wingdings" w:hint="default"/>
+        <w:sz w:val="20"/>
+      </w:rPr>
+    </w:lvl>
+    <w:lvl w:ilvl="7" w:tentative="1">
+      <w:start w:val="1"/>
+      <w:numFmt w:val="bullet"/>
+      <w:lvlText w:val=""/>
+      <w:lvlJc w:val="left"/>
+      <w:pPr>
+        <w:tabs>
+          <w:tab w:val="num" w:pos="5760"/>
+        </w:tabs>
+        <w:ind w:left="5760" w:hanging="360"/>
+      </w:pPr>
+      <w:rPr>
+        <w:rFonts w:ascii="Wingdings" w:hAnsi="Wingdings" w:hint="default"/>
+        <w:sz w:val="20"/>
+      </w:rPr>
+    </w:lvl>
+    <w:lvl w:ilvl="8" w:tentative="1">
+      <w:start w:val="1"/>
+      <w:numFmt w:val="bullet"/>
+      <w:lvlText w:val=""/>
+      <w:lvlJc w:val="left"/>
+      <w:pPr>
+        <w:tabs>
+          <w:tab w:val="num" w:pos="6480"/>
+        </w:tabs>
+        <w:ind w:left="6480" w:hanging="360"/>
+      </w:pPr>
+      <w:rPr>
+        <w:rFonts w:ascii="Wingdings" w:hAnsi="Wingdings" w:hint="default"/>
+        <w:sz w:val="20"/>
+      </w:rPr>
+    </w:lvl>
+  </w:abstractNum>
+  <w:abstractNum w:abstractNumId="11" w15:restartNumberingAfterBreak="0">
+    <w:nsid w:val="6A00584F"/>
+    <w:multiLevelType w:val="multilevel"/>
+    <w:tmpl w:val="1902CD8C"/>
+    <w:lvl w:ilvl="0">
+      <w:start w:val="1"/>
+      <w:numFmt w:val="bullet"/>
+      <w:lvlText w:val=""/>
+      <w:lvlJc w:val="left"/>
+      <w:pPr>
+        <w:tabs>
+          <w:tab w:val="num" w:pos="720"/>
+        </w:tabs>
+        <w:ind w:left="720" w:hanging="360"/>
+      </w:pPr>
+      <w:rPr>
+        <w:rFonts w:ascii="Symbol" w:hAnsi="Symbol" w:hint="default"/>
+        <w:sz w:val="20"/>
+      </w:rPr>
+    </w:lvl>
+    <w:lvl w:ilvl="1" w:tentative="1">
+      <w:start w:val="1"/>
+      <w:numFmt w:val="bullet"/>
+      <w:lvlText w:val="o"/>
+      <w:lvlJc w:val="left"/>
+      <w:pPr>
+        <w:tabs>
+          <w:tab w:val="num" w:pos="1440"/>
+        </w:tabs>
+        <w:ind w:left="1440" w:hanging="360"/>
+      </w:pPr>
+      <w:rPr>
+        <w:rFonts w:ascii="Courier New" w:hAnsi="Courier New" w:hint="default"/>
+        <w:sz w:val="20"/>
+      </w:rPr>
+    </w:lvl>
+    <w:lvl w:ilvl="2" w:tentative="1">
+      <w:start w:val="1"/>
+      <w:numFmt w:val="bullet"/>
+      <w:lvlText w:val=""/>
+      <w:lvlJc w:val="left"/>
+      <w:pPr>
+        <w:tabs>
+          <w:tab w:val="num" w:pos="2160"/>
+        </w:tabs>
+        <w:ind w:left="2160" w:hanging="360"/>
+      </w:pPr>
+      <w:rPr>
+        <w:rFonts w:ascii="Wingdings" w:hAnsi="Wingdings" w:hint="default"/>
+        <w:sz w:val="20"/>
+      </w:rPr>
+    </w:lvl>
+    <w:lvl w:ilvl="3" w:tentative="1">
+      <w:start w:val="1"/>
+      <w:numFmt w:val="bullet"/>
+      <w:lvlText w:val=""/>
+      <w:lvlJc w:val="left"/>
+      <w:pPr>
+        <w:tabs>
+          <w:tab w:val="num" w:pos="2880"/>
+        </w:tabs>
+        <w:ind w:left="2880" w:hanging="360"/>
+      </w:pPr>
+      <w:rPr>
+        <w:rFonts w:ascii="Wingdings" w:hAnsi="Wingdings" w:hint="default"/>
+        <w:sz w:val="20"/>
+      </w:rPr>
+    </w:lvl>
+    <w:lvl w:ilvl="4" w:tentative="1">
+      <w:start w:val="1"/>
+      <w:numFmt w:val="bullet"/>
+      <w:lvlText w:val=""/>
+      <w:lvlJc w:val="left"/>
+      <w:pPr>
+        <w:tabs>
+          <w:tab w:val="num" w:pos="3600"/>
+        </w:tabs>
+        <w:ind w:left="3600" w:hanging="360"/>
+      </w:pPr>
+      <w:rPr>
+        <w:rFonts w:ascii="Wingdings" w:hAnsi="Wingdings" w:hint="default"/>
+        <w:sz w:val="20"/>
+      </w:rPr>
+    </w:lvl>
+    <w:lvl w:ilvl="5" w:tentative="1">
+      <w:start w:val="1"/>
+      <w:numFmt w:val="bullet"/>
+      <w:lvlText w:val=""/>
+      <w:lvlJc w:val="left"/>
+      <w:pPr>
+        <w:tabs>
+          <w:tab w:val="num" w:pos="4320"/>
+        </w:tabs>
+        <w:ind w:left="4320" w:hanging="360"/>
+      </w:pPr>
+      <w:rPr>
+        <w:rFonts w:ascii="Wingdings" w:hAnsi="Wingdings" w:hint="default"/>
+        <w:sz w:val="20"/>
+      </w:rPr>
+    </w:lvl>
+    <w:lvl w:ilvl="6" w:tentative="1">
+      <w:start w:val="1"/>
+      <w:numFmt w:val="bullet"/>
+      <w:lvlText w:val=""/>
+      <w:lvlJc w:val="left"/>
+      <w:pPr>
+        <w:tabs>
+          <w:tab w:val="num" w:pos="5040"/>
+        </w:tabs>
+        <w:ind w:left="5040" w:hanging="360"/>
+      </w:pPr>
+      <w:rPr>
+        <w:rFonts w:ascii="Wingdings" w:hAnsi="Wingdings" w:hint="default"/>
+        <w:sz w:val="20"/>
+      </w:rPr>
+    </w:lvl>
+    <w:lvl w:ilvl="7" w:tentative="1">
+      <w:start w:val="1"/>
+      <w:numFmt w:val="bullet"/>
+      <w:lvlText w:val=""/>
+      <w:lvlJc w:val="left"/>
+      <w:pPr>
+        <w:tabs>
+          <w:tab w:val="num" w:pos="5760"/>
+        </w:tabs>
+        <w:ind w:left="5760" w:hanging="360"/>
+      </w:pPr>
+      <w:rPr>
+        <w:rFonts w:ascii="Wingdings" w:hAnsi="Wingdings" w:hint="default"/>
+        <w:sz w:val="20"/>
+      </w:rPr>
+    </w:lvl>
+    <w:lvl w:ilvl="8" w:tentative="1">
+      <w:start w:val="1"/>
+      <w:numFmt w:val="bullet"/>
+      <w:lvlText w:val=""/>
+      <w:lvlJc w:val="left"/>
+      <w:pPr>
+        <w:tabs>
+          <w:tab w:val="num" w:pos="6480"/>
+        </w:tabs>
+        <w:ind w:left="6480" w:hanging="360"/>
+      </w:pPr>
+      <w:rPr>
+        <w:rFonts w:ascii="Wingdings" w:hAnsi="Wingdings" w:hint="default"/>
+        <w:sz w:val="20"/>
+      </w:rPr>
+    </w:lvl>
+  </w:abstractNum>
+  <w:abstractNum w:abstractNumId="12" w15:restartNumberingAfterBreak="0">
+    <w:nsid w:val="758C3B7F"/>
+    <w:multiLevelType w:val="multilevel"/>
+    <w:tmpl w:val="5B846928"/>
+    <w:lvl w:ilvl="0">
+      <w:start w:val="1"/>
+      <w:numFmt w:val="bullet"/>
+      <w:lvlText w:val=""/>
+      <w:lvlJc w:val="left"/>
+      <w:pPr>
+        <w:tabs>
+          <w:tab w:val="num" w:pos="720"/>
+        </w:tabs>
+        <w:ind w:left="720" w:hanging="360"/>
+      </w:pPr>
+      <w:rPr>
+        <w:rFonts w:ascii="Symbol" w:hAnsi="Symbol" w:hint="default"/>
+        <w:sz w:val="20"/>
+      </w:rPr>
+    </w:lvl>
+    <w:lvl w:ilvl="1" w:tentative="1">
+      <w:start w:val="1"/>
+      <w:numFmt w:val="bullet"/>
+      <w:lvlText w:val="o"/>
+      <w:lvlJc w:val="left"/>
+      <w:pPr>
+        <w:tabs>
+          <w:tab w:val="num" w:pos="1440"/>
+        </w:tabs>
+        <w:ind w:left="1440" w:hanging="360"/>
+      </w:pPr>
+      <w:rPr>
+        <w:rFonts w:ascii="Courier New" w:hAnsi="Courier New" w:hint="default"/>
+        <w:sz w:val="20"/>
+      </w:rPr>
+    </w:lvl>
+    <w:lvl w:ilvl="2" w:tentative="1">
+      <w:start w:val="1"/>
+      <w:numFmt w:val="bullet"/>
+      <w:lvlText w:val=""/>
+      <w:lvlJc w:val="left"/>
+      <w:pPr>
+        <w:tabs>
+          <w:tab w:val="num" w:pos="2160"/>
+        </w:tabs>
+        <w:ind w:left="2160" w:hanging="360"/>
+      </w:pPr>
+      <w:rPr>
+        <w:rFonts w:ascii="Wingdings" w:hAnsi="Wingdings" w:hint="default"/>
+        <w:sz w:val="20"/>
+      </w:rPr>
+    </w:lvl>
+    <w:lvl w:ilvl="3" w:tentative="1">
+      <w:start w:val="1"/>
+      <w:numFmt w:val="bullet"/>
+      <w:lvlText w:val=""/>
+      <w:lvlJc w:val="left"/>
+      <w:pPr>
+        <w:tabs>
+          <w:tab w:val="num" w:pos="2880"/>
+        </w:tabs>
+        <w:ind w:left="2880" w:hanging="360"/>
+      </w:pPr>
+      <w:rPr>
+        <w:rFonts w:ascii="Wingdings" w:hAnsi="Wingdings" w:hint="default"/>
+        <w:sz w:val="20"/>
+      </w:rPr>
+    </w:lvl>
+    <w:lvl w:ilvl="4" w:tentative="1">
+      <w:start w:val="1"/>
+      <w:numFmt w:val="bullet"/>
+      <w:lvlText w:val=""/>
+      <w:lvlJc w:val="left"/>
+      <w:pPr>
+        <w:tabs>
+          <w:tab w:val="num" w:pos="3600"/>
+        </w:tabs>
+        <w:ind w:left="3600" w:hanging="360"/>
+      </w:pPr>
+      <w:rPr>
+        <w:rFonts w:ascii="Wingdings" w:hAnsi="Wingdings" w:hint="default"/>
+        <w:sz w:val="20"/>
+      </w:rPr>
+    </w:lvl>
+    <w:lvl w:ilvl="5" w:tentative="1">
+      <w:start w:val="1"/>
+      <w:numFmt w:val="bullet"/>
+      <w:lvlText w:val=""/>
+      <w:lvlJc w:val="left"/>
+      <w:pPr>
+        <w:tabs>
+          <w:tab w:val="num" w:pos="4320"/>
+        </w:tabs>
+        <w:ind w:left="4320" w:hanging="360"/>
+      </w:pPr>
+      <w:rPr>
+        <w:rFonts w:ascii="Wingdings" w:hAnsi="Wingdings" w:hint="default"/>
+        <w:sz w:val="20"/>
+      </w:rPr>
+    </w:lvl>
+    <w:lvl w:ilvl="6" w:tentative="1">
+      <w:start w:val="1"/>
+      <w:numFmt w:val="bullet"/>
+      <w:lvlText w:val=""/>
+      <w:lvlJc w:val="left"/>
+      <w:pPr>
+        <w:tabs>
+          <w:tab w:val="num" w:pos="5040"/>
+        </w:tabs>
+        <w:ind w:left="5040" w:hanging="360"/>
+      </w:pPr>
+      <w:rPr>
+        <w:rFonts w:ascii="Wingdings" w:hAnsi="Wingdings" w:hint="default"/>
+        <w:sz w:val="20"/>
+      </w:rPr>
+    </w:lvl>
+    <w:lvl w:ilvl="7" w:tentative="1">
+      <w:start w:val="1"/>
+      <w:numFmt w:val="bullet"/>
+      <w:lvlText w:val=""/>
+      <w:lvlJc w:val="left"/>
+      <w:pPr>
+        <w:tabs>
+          <w:tab w:val="num" w:pos="5760"/>
+        </w:tabs>
+        <w:ind w:left="5760" w:hanging="360"/>
+      </w:pPr>
+      <w:rPr>
+        <w:rFonts w:ascii="Wingdings" w:hAnsi="Wingdings" w:hint="default"/>
+        <w:sz w:val="20"/>
+      </w:rPr>
+    </w:lvl>
+    <w:lvl w:ilvl="8" w:tentative="1">
+      <w:start w:val="1"/>
+      <w:numFmt w:val="bullet"/>
+      <w:lvlText w:val=""/>
+      <w:lvlJc w:val="left"/>
+      <w:pPr>
+        <w:tabs>
+          <w:tab w:val="num" w:pos="6480"/>
+        </w:tabs>
+        <w:ind w:left="6480" w:hanging="360"/>
+      </w:pPr>
+      <w:rPr>
+        <w:rFonts w:ascii="Wingdings" w:hAnsi="Wingdings" w:hint="default"/>
+        <w:sz w:val="20"/>
+      </w:rPr>
+    </w:lvl>
+  </w:abstractNum>
+  <w:abstractNum w:abstractNumId="13" w15:restartNumberingAfterBreak="0">
+    <w:nsid w:val="7C4D5ACE"/>
+    <w:multiLevelType w:val="multilevel"/>
+    <w:tmpl w:val="922E9BF8"/>
+    <w:lvl w:ilvl="0">
+      <w:start w:val="1"/>
+      <w:numFmt w:val="decimal"/>
+      <w:lvlText w:val="%1."/>
+      <w:lvlJc w:val="left"/>
+      <w:pPr>
+        <w:tabs>
+          <w:tab w:val="num" w:pos="720"/>
+        </w:tabs>
+        <w:ind w:left="720" w:hanging="360"/>
+      </w:pPr>
+    </w:lvl>
+    <w:lvl w:ilvl="1" w:tentative="1">
+      <w:start w:val="1"/>
+      <w:numFmt w:val="decimal"/>
+      <w:lvlText w:val="%2."/>
+      <w:lvlJc w:val="left"/>
+      <w:pPr>
+        <w:tabs>
+          <w:tab w:val="num" w:pos="1440"/>
+        </w:tabs>
+        <w:ind w:left="1440" w:hanging="360"/>
+      </w:pPr>
+    </w:lvl>
+    <w:lvl w:ilvl="2" w:tentative="1">
+      <w:start w:val="1"/>
+      <w:numFmt w:val="decimal"/>
+      <w:lvlText w:val="%3."/>
+      <w:lvlJc w:val="left"/>
+      <w:pPr>
+        <w:tabs>
+          <w:tab w:val="num" w:pos="2160"/>
+        </w:tabs>
+        <w:ind w:left="2160" w:hanging="360"/>
+      </w:pPr>
+    </w:lvl>
+    <w:lvl w:ilvl="3" w:tentative="1">
+      <w:start w:val="1"/>
+      <w:numFmt w:val="decimal"/>
+      <w:lvlText w:val="%4."/>
+      <w:lvlJc w:val="left"/>
+      <w:pPr>
+        <w:tabs>
+          <w:tab w:val="num" w:pos="2880"/>
+        </w:tabs>
+        <w:ind w:left="2880" w:hanging="360"/>
+      </w:pPr>
+    </w:lvl>
+    <w:lvl w:ilvl="4" w:tentative="1">
+      <w:start w:val="1"/>
+      <w:numFmt w:val="decimal"/>
+      <w:lvlText w:val="%5."/>
+      <w:lvlJc w:val="left"/>
+      <w:pPr>
+        <w:tabs>
+          <w:tab w:val="num" w:pos="3600"/>
+        </w:tabs>
+        <w:ind w:left="3600" w:hanging="360"/>
+      </w:pPr>
+    </w:lvl>
+    <w:lvl w:ilvl="5" w:tentative="1">
+      <w:start w:val="1"/>
+      <w:numFmt w:val="decimal"/>
+      <w:lvlText w:val="%6."/>
+      <w:lvlJc w:val="left"/>
+      <w:pPr>
+        <w:tabs>
+          <w:tab w:val="num" w:pos="4320"/>
+        </w:tabs>
+        <w:ind w:left="4320" w:hanging="360"/>
+      </w:pPr>
+    </w:lvl>
+    <w:lvl w:ilvl="6" w:tentative="1">
+      <w:start w:val="1"/>
+      <w:numFmt w:val="decimal"/>
+      <w:lvlText w:val="%7."/>
+      <w:lvlJc w:val="left"/>
+      <w:pPr>
+        <w:tabs>
+          <w:tab w:val="num" w:pos="5040"/>
+        </w:tabs>
+        <w:ind w:left="5040" w:hanging="360"/>
+      </w:pPr>
+    </w:lvl>
+    <w:lvl w:ilvl="7" w:tentative="1">
+      <w:start w:val="1"/>
+      <w:numFmt w:val="decimal"/>
+      <w:lvlText w:val="%8."/>
+      <w:lvlJc w:val="left"/>
+      <w:pPr>
+        <w:tabs>
+          <w:tab w:val="num" w:pos="5760"/>
+        </w:tabs>
+        <w:ind w:left="5760" w:hanging="360"/>
+      </w:pPr>
+    </w:lvl>
+    <w:lvl w:ilvl="8" w:tentative="1">
+      <w:start w:val="1"/>
+      <w:numFmt w:val="decimal"/>
+      <w:lvlText w:val="%9."/>
+      <w:lvlJc w:val="left"/>
+      <w:pPr>
+        <w:tabs>
+          <w:tab w:val="num" w:pos="6480"/>
+        </w:tabs>
+        <w:ind w:left="6480" w:hanging="360"/>
+      </w:pPr>
+    </w:lvl>
+  </w:abstractNum>
+  <w:abstractNum w:abstractNumId="14" w15:restartNumberingAfterBreak="0">
+    <w:nsid w:val="7DF90EDE"/>
+    <w:multiLevelType w:val="multilevel"/>
+    <w:tmpl w:val="2EAA8AAC"/>
+    <w:lvl w:ilvl="0">
+      <w:start w:val="1"/>
+      <w:numFmt w:val="bullet"/>
+      <w:lvlText w:val=""/>
+      <w:lvlJc w:val="left"/>
+      <w:pPr>
+        <w:tabs>
+          <w:tab w:val="num" w:pos="720"/>
+        </w:tabs>
+        <w:ind w:left="720" w:hanging="360"/>
+      </w:pPr>
+      <w:rPr>
+        <w:rFonts w:ascii="Symbol" w:hAnsi="Symbol" w:hint="default"/>
+        <w:sz w:val="20"/>
+      </w:rPr>
+    </w:lvl>
+    <w:lvl w:ilvl="1" w:tentative="1">
+      <w:start w:val="1"/>
+      <w:numFmt w:val="bullet"/>
+      <w:lvlText w:val="o"/>
+      <w:lvlJc w:val="left"/>
+      <w:pPr>
+        <w:tabs>
+          <w:tab w:val="num" w:pos="1440"/>
+        </w:tabs>
+        <w:ind w:left="1440" w:hanging="360"/>
+      </w:pPr>
+      <w:rPr>
+        <w:rFonts w:ascii="Courier New" w:hAnsi="Courier New" w:hint="default"/>
+        <w:sz w:val="20"/>
+      </w:rPr>
+    </w:lvl>
+    <w:lvl w:ilvl="2" w:tentative="1">
+      <w:start w:val="1"/>
+      <w:numFmt w:val="bullet"/>
+      <w:lvlText w:val=""/>
+      <w:lvlJc w:val="left"/>
+      <w:pPr>
+        <w:tabs>
+          <w:tab w:val="num" w:pos="2160"/>
+        </w:tabs>
+        <w:ind w:left="2160" w:hanging="360"/>
+      </w:pPr>
+      <w:rPr>
+        <w:rFonts w:ascii="Wingdings" w:hAnsi="Wingdings" w:hint="default"/>
+        <w:sz w:val="20"/>
+      </w:rPr>
+    </w:lvl>
+    <w:lvl w:ilvl="3" w:tentative="1">
+      <w:start w:val="1"/>
+      <w:numFmt w:val="bullet"/>
+      <w:lvlText w:val=""/>
+      <w:lvlJc w:val="left"/>
+      <w:pPr>
+        <w:tabs>
+          <w:tab w:val="num" w:pos="2880"/>
+        </w:tabs>
+        <w:ind w:left="2880" w:hanging="360"/>
+      </w:pPr>
+      <w:rPr>
+        <w:rFonts w:ascii="Wingdings" w:hAnsi="Wingdings" w:hint="default"/>
+        <w:sz w:val="20"/>
+      </w:rPr>
+    </w:lvl>
+    <w:lvl w:ilvl="4" w:tentative="1">
+      <w:start w:val="1"/>
+      <w:numFmt w:val="bullet"/>
+      <w:lvlText w:val=""/>
+      <w:lvlJc w:val="left"/>
+      <w:pPr>
+        <w:tabs>
+          <w:tab w:val="num" w:pos="3600"/>
+        </w:tabs>
+        <w:ind w:left="3600" w:hanging="360"/>
+      </w:pPr>
+      <w:rPr>
+        <w:rFonts w:ascii="Wingdings" w:hAnsi="Wingdings" w:hint="default"/>
+        <w:sz w:val="20"/>
+      </w:rPr>
+    </w:lvl>
+    <w:lvl w:ilvl="5" w:tentative="1">
+      <w:start w:val="1"/>
+      <w:numFmt w:val="bullet"/>
+      <w:lvlText w:val=""/>
+      <w:lvlJc w:val="left"/>
+      <w:pPr>
+        <w:tabs>
+          <w:tab w:val="num" w:pos="4320"/>
+        </w:tabs>
+        <w:ind w:left="4320" w:hanging="360"/>
+      </w:pPr>
+      <w:rPr>
+        <w:rFonts w:ascii="Wingdings" w:hAnsi="Wingdings" w:hint="default"/>
+        <w:sz w:val="20"/>
+      </w:rPr>
+    </w:lvl>
+    <w:lvl w:ilvl="6" w:tentative="1">
+      <w:start w:val="1"/>
+      <w:numFmt w:val="bullet"/>
+      <w:lvlText w:val=""/>
+      <w:lvlJc w:val="left"/>
+      <w:pPr>
+        <w:tabs>
+          <w:tab w:val="num" w:pos="5040"/>
+        </w:tabs>
+        <w:ind w:left="5040" w:hanging="360"/>
+      </w:pPr>
+      <w:rPr>
+        <w:rFonts w:ascii="Wingdings" w:hAnsi="Wingdings" w:hint="default"/>
+        <w:sz w:val="20"/>
+      </w:rPr>
+    </w:lvl>
+    <w:lvl w:ilvl="7" w:tentative="1">
+      <w:start w:val="1"/>
+      <w:numFmt w:val="bullet"/>
+      <w:lvlText w:val=""/>
+      <w:lvlJc w:val="left"/>
+      <w:pPr>
+        <w:tabs>
+          <w:tab w:val="num" w:pos="5760"/>
+        </w:tabs>
+        <w:ind w:left="5760" w:hanging="360"/>
+      </w:pPr>
+      <w:rPr>
+        <w:rFonts w:ascii="Wingdings" w:hAnsi="Wingdings" w:hint="default"/>
+        <w:sz w:val="20"/>
+      </w:rPr>
+    </w:lvl>
+    <w:lvl w:ilvl="8" w:tentative="1">
+      <w:start w:val="1"/>
+      <w:numFmt w:val="bullet"/>
+      <w:lvlText w:val=""/>
+      <w:lvlJc w:val="left"/>
+      <w:pPr>
+        <w:tabs>
+          <w:tab w:val="num" w:pos="6480"/>
+        </w:tabs>
+        <w:ind w:left="6480" w:hanging="360"/>
+      </w:pPr>
+      <w:rPr>
+        <w:rFonts w:ascii="Wingdings" w:hAnsi="Wingdings" w:hint="default"/>
+        <w:sz w:val="20"/>
+      </w:rPr>
+    </w:lvl>
+  </w:abstractNum>
+  <w:num w:numId="1">
+    <w:abstractNumId w:val="4"/>
+  </w:num>
+  <w:num w:numId="2">
+    <w:abstractNumId w:val="3"/>
+  </w:num>
+  <w:num w:numId="3">
+    <w:abstractNumId w:val="9"/>
+  </w:num>
+  <w:num w:numId="4">
+    <w:abstractNumId w:val="13"/>
+  </w:num>
+  <w:num w:numId="5">
     <w:abstractNumId w:val="0"/>
+  </w:num>
+  <w:num w:numId="6">
+    <w:abstractNumId w:val="14"/>
+  </w:num>
+  <w:num w:numId="7">
+    <w:abstractNumId w:val="5"/>
+  </w:num>
+  <w:num w:numId="8">
+    <w:abstractNumId w:val="2"/>
+  </w:num>
+  <w:num w:numId="9">
+    <w:abstractNumId w:val="1"/>
+  </w:num>
+  <w:num w:numId="10">
+    <w:abstractNumId w:val="7"/>
+  </w:num>
+  <w:num w:numId="11">
+    <w:abstractNumId w:val="10"/>
+  </w:num>
+  <w:num w:numId="12">
+    <w:abstractNumId w:val="8"/>
+  </w:num>
+  <w:num w:numId="13">
+    <w:abstractNumId w:val="6"/>
+  </w:num>
+  <w:num w:numId="14">
+    <w:abstractNumId w:val="11"/>
+  </w:num>
+  <w:num w:numId="15">
+    <w:abstractNumId w:val="12"/>
   </w:num>
 </w:numbering>
 </file>
 
 <file path=word/styles.xml><?xml version="1.0" encoding="utf-8"?>
-<w:styles xmlns:mc="http://schemas.openxmlformats.org/markup-compatibility/2006" xmlns:r="http://schemas.openxmlformats.org/officeDocument/2006/relationships" xmlns:w="http://schemas.openxmlformats.org/wordprocessingml/2006/main" xmlns:w14="http://schemas.microsoft.com/office/word/2010/wordml" xmlns:w15="http://schemas.microsoft.com/office/word/2012/wordml" xmlns:w16cex="http://schemas.microsoft.com/office/word/2018/wordml/cex" xmlns:w16cid="http://schemas.microsoft.com/office/word/2016/wordml/cid" xmlns:w16="http://schemas.microsoft.com/office/word/2018/wordml" xmlns:w16du="http://schemas.microsoft.com/office/word/2023/wordml/word16du" xmlns:w16sdtdh="http://schemas.microsoft.com/office/word/2020/wordml/sdtdatahash" xmlns:w16sdtfl="http://schemas.microsoft.com/office/word/2024/wordml/sdtformatlock" xmlns:w16se="http://schemas.microsoft.com/office/word/2015/wordml/symex" mc:Ignorable="w14 w15 w16se w16cid w16 w16cex w16sdtdh w16sdtfl w16du">
+<w:styles xmlns:mc="http://schemas.openxmlformats.org/markup-compatibility/2006" xmlns:r="http://schemas.openxmlformats.org/officeDocument/2006/relationships" xmlns:w="http://schemas.openxmlformats.org/wordprocessingml/2006/main" xmlns:w14="http://schemas.microsoft.com/office/word/2010/wordml" xmlns:w15="http://schemas.microsoft.com/office/word/2012/wordml" xmlns:w16cex="http://schemas.microsoft.com/office/word/2018/wordml/cex" xmlns:w16cid="http://schemas.microsoft.com/office/word/2016/wordml/cid" xmlns:w16="http://schemas.microsoft.com/office/word/2018/wordml" xmlns:w16sdtdh="http://schemas.microsoft.com/office/word/2020/wordml/sdtdatahash" xmlns:w16se="http://schemas.microsoft.com/office/word/2015/wordml/symex" mc:Ignorable="w14 w15 w16se w16cid w16 w16cex w16sdtdh">
   <w:docDefaults>
     <w:rPrDefault>
       <w:rPr>
@@ -3734,6 +7351,52 @@
       <w:szCs w:val="32"/>
     </w:rPr>
   </w:style>
+  <w:style w:type="paragraph" w:styleId="Heading2">
+    <w:name w:val="heading 2"/>
+    <w:basedOn w:val="Normal"/>
+    <w:next w:val="Normal"/>
+    <w:link w:val="Heading2Char"/>
+    <w:uiPriority w:val="9"/>
+    <w:semiHidden/>
+    <w:unhideWhenUsed/>
+    <w:qFormat/>
+    <w:rsid w:val="00030E13"/>
+    <w:pPr>
+      <w:keepNext/>
+      <w:keepLines/>
+      <w:spacing w:before="40" w:after="0"/>
+      <w:outlineLvl w:val="1"/>
+    </w:pPr>
+    <w:rPr>
+      <w:rFonts w:asciiTheme="majorHAnsi" w:eastAsiaTheme="majorEastAsia" w:hAnsiTheme="majorHAnsi" w:cstheme="majorBidi"/>
+      <w:color w:val="2F5496" w:themeColor="accent1" w:themeShade="BF"/>
+      <w:sz w:val="26"/>
+      <w:szCs w:val="26"/>
+    </w:rPr>
+  </w:style>
+  <w:style w:type="paragraph" w:styleId="Heading3">
+    <w:name w:val="heading 3"/>
+    <w:basedOn w:val="Normal"/>
+    <w:next w:val="Normal"/>
+    <w:link w:val="Heading3Char"/>
+    <w:uiPriority w:val="9"/>
+    <w:semiHidden/>
+    <w:unhideWhenUsed/>
+    <w:qFormat/>
+    <w:rsid w:val="00030E13"/>
+    <w:pPr>
+      <w:keepNext/>
+      <w:keepLines/>
+      <w:spacing w:before="40" w:after="0"/>
+      <w:outlineLvl w:val="2"/>
+    </w:pPr>
+    <w:rPr>
+      <w:rFonts w:asciiTheme="majorHAnsi" w:eastAsiaTheme="majorEastAsia" w:hAnsiTheme="majorHAnsi" w:cstheme="majorBidi"/>
+      <w:color w:val="1F3763" w:themeColor="accent1" w:themeShade="7F"/>
+      <w:sz w:val="24"/>
+      <w:szCs w:val="24"/>
+    </w:rPr>
+  </w:style>
   <w:style w:type="character" w:default="1" w:styleId="DefaultParagraphFont">
     <w:name w:val="Default Paragraph Font"/>
     <w:uiPriority w:val="1"/>
@@ -3789,7 +7452,6 @@
     <w:name w:val="Normal (Web)"/>
     <w:basedOn w:val="Normal"/>
     <w:uiPriority w:val="99"/>
-    <w:semiHidden/>
     <w:unhideWhenUsed/>
     <w:rsid w:val="00C24E7E"/>
     <w:pPr>
@@ -3857,6 +7519,95 @@
     <w:link w:val="Footer"/>
     <w:uiPriority w:val="99"/>
     <w:rsid w:val="001532C4"/>
+  </w:style>
+  <w:style w:type="character" w:customStyle="1" w:styleId="Heading2Char">
+    <w:name w:val="Heading 2 Char"/>
+    <w:basedOn w:val="DefaultParagraphFont"/>
+    <w:link w:val="Heading2"/>
+    <w:uiPriority w:val="9"/>
+    <w:semiHidden/>
+    <w:rsid w:val="00030E13"/>
+    <w:rPr>
+      <w:rFonts w:asciiTheme="majorHAnsi" w:eastAsiaTheme="majorEastAsia" w:hAnsiTheme="majorHAnsi" w:cstheme="majorBidi"/>
+      <w:color w:val="2F5496" w:themeColor="accent1" w:themeShade="BF"/>
+      <w:sz w:val="26"/>
+      <w:szCs w:val="26"/>
+    </w:rPr>
+  </w:style>
+  <w:style w:type="character" w:customStyle="1" w:styleId="Heading3Char">
+    <w:name w:val="Heading 3 Char"/>
+    <w:basedOn w:val="DefaultParagraphFont"/>
+    <w:link w:val="Heading3"/>
+    <w:uiPriority w:val="9"/>
+    <w:semiHidden/>
+    <w:rsid w:val="00030E13"/>
+    <w:rPr>
+      <w:rFonts w:asciiTheme="majorHAnsi" w:eastAsiaTheme="majorEastAsia" w:hAnsiTheme="majorHAnsi" w:cstheme="majorBidi"/>
+      <w:color w:val="1F3763" w:themeColor="accent1" w:themeShade="7F"/>
+      <w:sz w:val="24"/>
+      <w:szCs w:val="24"/>
+    </w:rPr>
+  </w:style>
+  <w:style w:type="paragraph" w:styleId="HTMLPreformatted">
+    <w:name w:val="HTML Preformatted"/>
+    <w:basedOn w:val="Normal"/>
+    <w:link w:val="HTMLPreformattedChar"/>
+    <w:uiPriority w:val="99"/>
+    <w:semiHidden/>
+    <w:unhideWhenUsed/>
+    <w:rsid w:val="00030E13"/>
+    <w:pPr>
+      <w:tabs>
+        <w:tab w:val="left" w:pos="916"/>
+        <w:tab w:val="left" w:pos="1832"/>
+        <w:tab w:val="left" w:pos="2748"/>
+        <w:tab w:val="left" w:pos="3664"/>
+        <w:tab w:val="left" w:pos="4580"/>
+        <w:tab w:val="left" w:pos="5496"/>
+        <w:tab w:val="left" w:pos="6412"/>
+        <w:tab w:val="left" w:pos="7328"/>
+        <w:tab w:val="left" w:pos="8244"/>
+        <w:tab w:val="left" w:pos="9160"/>
+        <w:tab w:val="left" w:pos="10076"/>
+        <w:tab w:val="left" w:pos="10992"/>
+        <w:tab w:val="left" w:pos="11908"/>
+        <w:tab w:val="left" w:pos="12824"/>
+        <w:tab w:val="left" w:pos="13740"/>
+        <w:tab w:val="left" w:pos="14656"/>
+      </w:tabs>
+      <w:spacing w:after="0" w:line="240" w:lineRule="auto"/>
+    </w:pPr>
+    <w:rPr>
+      <w:rFonts w:ascii="Courier New" w:eastAsia="Times New Roman" w:hAnsi="Courier New" w:cs="Courier New"/>
+      <w:sz w:val="20"/>
+      <w:szCs w:val="20"/>
+    </w:rPr>
+  </w:style>
+  <w:style w:type="character" w:customStyle="1" w:styleId="HTMLPreformattedChar">
+    <w:name w:val="HTML Preformatted Char"/>
+    <w:basedOn w:val="DefaultParagraphFont"/>
+    <w:link w:val="HTMLPreformatted"/>
+    <w:uiPriority w:val="99"/>
+    <w:semiHidden/>
+    <w:rsid w:val="00030E13"/>
+    <w:rPr>
+      <w:rFonts w:ascii="Courier New" w:eastAsia="Times New Roman" w:hAnsi="Courier New" w:cs="Courier New"/>
+      <w:sz w:val="20"/>
+      <w:szCs w:val="20"/>
+    </w:rPr>
+  </w:style>
+  <w:style w:type="character" w:styleId="HTMLCode">
+    <w:name w:val="HTML Code"/>
+    <w:basedOn w:val="DefaultParagraphFont"/>
+    <w:uiPriority w:val="99"/>
+    <w:semiHidden/>
+    <w:unhideWhenUsed/>
+    <w:rsid w:val="00030E13"/>
+    <w:rPr>
+      <w:rFonts w:ascii="Courier New" w:eastAsia="Times New Roman" w:hAnsi="Courier New" w:cs="Courier New"/>
+      <w:sz w:val="20"/>
+      <w:szCs w:val="20"/>
+    </w:rPr>
   </w:style>
 </w:styles>
 </file>

--- a/انیسا.docx
+++ b/انیسا.docx
@@ -1,6 +1,6 @@
 
 <file path=word/document.xml><?xml version="1.0" encoding="utf-8"?>
-<w:document xmlns:wpc="http://schemas.microsoft.com/office/word/2010/wordprocessingCanvas" xmlns:cx="http://schemas.microsoft.com/office/drawing/2014/chartex" xmlns:cx1="http://schemas.microsoft.com/office/drawing/2015/9/8/chartex" xmlns:cx2="http://schemas.microsoft.com/office/drawing/2015/10/21/chartex" xmlns:cx3="http://schemas.microsoft.com/office/drawing/2016/5/9/chartex" xmlns:cx4="http://schemas.microsoft.com/office/drawing/2016/5/10/chartex" xmlns:cx5="http://schemas.microsoft.com/office/drawing/2016/5/11/chartex" xmlns:cx6="http://schemas.microsoft.com/office/drawing/2016/5/12/chartex" xmlns:cx7="http://schemas.microsoft.com/office/drawing/2016/5/13/chartex" xmlns:cx8="http://schemas.microsoft.com/office/drawing/2016/5/14/chartex" xmlns:mc="http://schemas.openxmlformats.org/markup-compatibility/2006" xmlns:aink="http://schemas.microsoft.com/office/drawing/2016/ink" xmlns:am3d="http://schemas.microsoft.com/office/drawing/2017/model3d" xmlns:o="urn:schemas-microsoft-com:office:office" xmlns:r="http://schemas.openxmlformats.org/officeDocument/2006/relationships" xmlns:m="http://schemas.openxmlformats.org/officeDocument/2006/math" xmlns:v="urn:schemas-microsoft-com:vml" xmlns:wp14="http://schemas.microsoft.com/office/word/2010/wordprocessingDrawing" xmlns:wp="http://schemas.openxmlformats.org/drawingml/2006/wordprocessingDrawing" xmlns:w10="urn:schemas-microsoft-com:office:word" xmlns:w="http://schemas.openxmlformats.org/wordprocessingml/2006/main" xmlns:w14="http://schemas.microsoft.com/office/word/2010/wordml" xmlns:w15="http://schemas.microsoft.com/office/word/2012/wordml" xmlns:w16cex="http://schemas.microsoft.com/office/word/2018/wordml/cex" xmlns:w16cid="http://schemas.microsoft.com/office/word/2016/wordml/cid" xmlns:w16="http://schemas.microsoft.com/office/word/2018/wordml" xmlns:w16sdtdh="http://schemas.microsoft.com/office/word/2020/wordml/sdtdatahash" xmlns:w16se="http://schemas.microsoft.com/office/word/2015/wordml/symex" xmlns:wpg="http://schemas.microsoft.com/office/word/2010/wordprocessingGroup" xmlns:wpi="http://schemas.microsoft.com/office/word/2010/wordprocessingInk" xmlns:wne="http://schemas.microsoft.com/office/word/2006/wordml" xmlns:wps="http://schemas.microsoft.com/office/word/2010/wordprocessingShape" mc:Ignorable="w14 w15 w16se w16cid w16 w16cex w16sdtdh wp14">
+<w:document xmlns:wpc="http://schemas.microsoft.com/office/word/2010/wordprocessingCanvas" xmlns:cx="http://schemas.microsoft.com/office/drawing/2014/chartex" xmlns:cx1="http://schemas.microsoft.com/office/drawing/2015/9/8/chartex" xmlns:cx2="http://schemas.microsoft.com/office/drawing/2015/10/21/chartex" xmlns:cx3="http://schemas.microsoft.com/office/drawing/2016/5/9/chartex" xmlns:cx4="http://schemas.microsoft.com/office/drawing/2016/5/10/chartex" xmlns:cx5="http://schemas.microsoft.com/office/drawing/2016/5/11/chartex" xmlns:cx6="http://schemas.microsoft.com/office/drawing/2016/5/12/chartex" xmlns:cx7="http://schemas.microsoft.com/office/drawing/2016/5/13/chartex" xmlns:cx8="http://schemas.microsoft.com/office/drawing/2016/5/14/chartex" xmlns:mc="http://schemas.openxmlformats.org/markup-compatibility/2006" xmlns:aink="http://schemas.microsoft.com/office/drawing/2016/ink" xmlns:am3d="http://schemas.microsoft.com/office/drawing/2017/model3d" xmlns:o="urn:schemas-microsoft-com:office:office" xmlns:oel="http://schemas.microsoft.com/office/2019/extlst" xmlns:r="http://schemas.openxmlformats.org/officeDocument/2006/relationships" xmlns:m="http://schemas.openxmlformats.org/officeDocument/2006/math" xmlns:v="urn:schemas-microsoft-com:vml" xmlns:wp14="http://schemas.microsoft.com/office/word/2010/wordprocessingDrawing" xmlns:wp="http://schemas.openxmlformats.org/drawingml/2006/wordprocessingDrawing" xmlns:w10="urn:schemas-microsoft-com:office:word" xmlns:w="http://schemas.openxmlformats.org/wordprocessingml/2006/main" xmlns:w14="http://schemas.microsoft.com/office/word/2010/wordml" xmlns:w15="http://schemas.microsoft.com/office/word/2012/wordml" xmlns:w16cex="http://schemas.microsoft.com/office/word/2018/wordml/cex" xmlns:w16cid="http://schemas.microsoft.com/office/word/2016/wordml/cid" xmlns:w16="http://schemas.microsoft.com/office/word/2018/wordml" xmlns:w16du="http://schemas.microsoft.com/office/word/2023/wordml/word16du" xmlns:w16sdtdh="http://schemas.microsoft.com/office/word/2020/wordml/sdtdatahash" xmlns:w16sdtfl="http://schemas.microsoft.com/office/word/2024/wordml/sdtformatlock" xmlns:w16se="http://schemas.microsoft.com/office/word/2015/wordml/symex" xmlns:wpg="http://schemas.microsoft.com/office/word/2010/wordprocessingGroup" xmlns:wpi="http://schemas.microsoft.com/office/word/2010/wordprocessingInk" xmlns:wne="http://schemas.microsoft.com/office/word/2006/wordml" xmlns:wps="http://schemas.microsoft.com/office/word/2010/wordprocessingShape" mc:Ignorable="w14 w15 w16se w16cid w16 w16cex w16sdtdh w16sdtfl w16du wp14">
   <w:body>
     <w:p>
       <w:pPr>
@@ -141,11 +141,33 @@
         </w:rPr>
         <w:t xml:space="preserve"> میان این فایل ها رو میگیرن و دیپلوی رو سرور عملیاتی و کار </w:t>
       </w:r>
-      <w:r>
-        <w:rPr>
-          <w:lang w:bidi="fa-IR"/>
-        </w:rPr>
-        <w:t>deploy , operation , monitor</w:t>
+      <w:proofErr w:type="gramStart"/>
+      <w:r>
+        <w:rPr>
+          <w:lang w:bidi="fa-IR"/>
+        </w:rPr>
+        <w:t>deploy ,</w:t>
+      </w:r>
+      <w:proofErr w:type="gramEnd"/>
+      <w:r>
+        <w:rPr>
+          <w:lang w:bidi="fa-IR"/>
+        </w:rPr>
+        <w:t xml:space="preserve"> </w:t>
+      </w:r>
+      <w:proofErr w:type="gramStart"/>
+      <w:r>
+        <w:rPr>
+          <w:lang w:bidi="fa-IR"/>
+        </w:rPr>
+        <w:t>operation ,</w:t>
+      </w:r>
+      <w:proofErr w:type="gramEnd"/>
+      <w:r>
+        <w:rPr>
+          <w:lang w:bidi="fa-IR"/>
+        </w:rPr>
+        <w:t xml:space="preserve"> monitor</w:t>
       </w:r>
       <w:r>
         <w:rPr>
@@ -1084,7 +1106,21 @@
         <w:rPr>
           <w:lang w:bidi="fa-IR"/>
         </w:rPr>
-        <w:t xml:space="preserve"> delivery , deployment</w:t>
+        <w:t xml:space="preserve"> </w:t>
+      </w:r>
+      <w:proofErr w:type="gramStart"/>
+      <w:r>
+        <w:rPr>
+          <w:lang w:bidi="fa-IR"/>
+        </w:rPr>
+        <w:t>delivery ,</w:t>
+      </w:r>
+      <w:proofErr w:type="gramEnd"/>
+      <w:r>
+        <w:rPr>
+          <w:lang w:bidi="fa-IR"/>
+        </w:rPr>
+        <w:t xml:space="preserve"> deployment</w:t>
       </w:r>
     </w:p>
     <w:p>
@@ -1117,7 +1153,43 @@
           <w:rtl/>
           <w:lang w:bidi="fa-IR"/>
         </w:rPr>
-        <w:t xml:space="preserve"> فراهم کردن سازو کاری رو پیاده سازی کنیم که دولوپر های ما بتوند کدی که توسعه دادن رو بیلد و تست کنند.با صرف کمترین هزینه . یعینی اگر دوپلور نقظه کم و زیاد کرد اتوماتیکالی پروژه بیلد و تست بشه </w:t>
+        <w:t xml:space="preserve"> فراهم کردن سازو کاری رو پیاده سازی کنیم که دولوپر های ما بتوند کدی که توسعه دادن رو بیلد و تست </w:t>
+      </w:r>
+      <w:proofErr w:type="gramStart"/>
+      <w:r>
+        <w:rPr>
+          <w:rFonts w:hint="cs"/>
+          <w:rtl/>
+          <w:lang w:bidi="fa-IR"/>
+        </w:rPr>
+        <w:t>کنند.با</w:t>
+      </w:r>
+      <w:proofErr w:type="gramEnd"/>
+      <w:r>
+        <w:rPr>
+          <w:rFonts w:hint="cs"/>
+          <w:rtl/>
+          <w:lang w:bidi="fa-IR"/>
+        </w:rPr>
+        <w:t xml:space="preserve"> صرف کمترین </w:t>
+      </w:r>
+      <w:proofErr w:type="gramStart"/>
+      <w:r>
+        <w:rPr>
+          <w:rFonts w:hint="cs"/>
+          <w:rtl/>
+          <w:lang w:bidi="fa-IR"/>
+        </w:rPr>
+        <w:t>هزینه .</w:t>
+      </w:r>
+      <w:proofErr w:type="gramEnd"/>
+      <w:r>
+        <w:rPr>
+          <w:rFonts w:hint="cs"/>
+          <w:rtl/>
+          <w:lang w:bidi="fa-IR"/>
+        </w:rPr>
+        <w:t xml:space="preserve"> یعینی اگر دوپلور نقظه کم و زیاد کرد اتوماتیکالی پروژه بیلد و تست بشه </w:t>
       </w:r>
     </w:p>
     <w:p>
@@ -1194,15 +1266,33 @@
           <w:rtl/>
           <w:lang w:bidi="fa-IR"/>
         </w:rPr>
-        <w:t xml:space="preserve"> زمان بندی </w:t>
-      </w:r>
-      <w:r>
-        <w:rPr>
-          <w:rFonts w:hint="cs"/>
-          <w:rtl/>
-          <w:lang w:bidi="fa-IR"/>
-        </w:rPr>
-        <w:t xml:space="preserve"> و دیپلوی شدن به زیرساخت </w:t>
+        <w:t xml:space="preserve"> زمان </w:t>
+      </w:r>
+      <w:proofErr w:type="gramStart"/>
+      <w:r>
+        <w:rPr>
+          <w:rFonts w:hint="cs"/>
+          <w:rtl/>
+          <w:lang w:bidi="fa-IR"/>
+        </w:rPr>
+        <w:t xml:space="preserve">بندی </w:t>
+      </w:r>
+      <w:r>
+        <w:rPr>
+          <w:rFonts w:hint="cs"/>
+          <w:rtl/>
+          <w:lang w:bidi="fa-IR"/>
+        </w:rPr>
+        <w:t xml:space="preserve"> و</w:t>
+      </w:r>
+      <w:proofErr w:type="gramEnd"/>
+      <w:r>
+        <w:rPr>
+          <w:rFonts w:hint="cs"/>
+          <w:rtl/>
+          <w:lang w:bidi="fa-IR"/>
+        </w:rPr>
+        <w:t xml:space="preserve"> دیپلوی شدن به زیرساخت </w:t>
       </w:r>
       <w:r>
         <w:rPr>
@@ -1905,7 +1995,6 @@
         <w:rPr>
           <w:sz w:val="40"/>
           <w:szCs w:val="40"/>
-          <w:rtl/>
           <w:lang w:bidi="fa-IR"/>
         </w:rPr>
       </w:pPr>
@@ -1935,7 +2024,279 @@
           <w:rtl/>
           <w:lang w:bidi="fa-IR"/>
         </w:rPr>
-        <w:t xml:space="preserve"> از اینجا میخواهیم شروع کنیم که علت اینکه ما در داکر باید برای اجرای دستورات روت یوزر باشیم چیه؟  ما برای اجرای دستورات داکر خطای های پرمیشن دریافت میکردیم.</w:t>
+        <w:t>گفتیم که داکر یک پلتفرم کانتینرایزیشن هست. برای اینکه ببینیم کانتینر چیه باید ببینیم ایمیج چیه؟</w:t>
+      </w:r>
+    </w:p>
+    <w:p>
+      <w:pPr>
+        <w:bidi/>
+        <w:rPr>
+          <w:rtl/>
+          <w:lang w:bidi="fa-IR"/>
+        </w:rPr>
+      </w:pPr>
+      <w:r>
+        <w:rPr>
+          <w:rFonts w:hint="cs"/>
+          <w:rtl/>
+          <w:lang w:bidi="fa-IR"/>
+        </w:rPr>
+        <w:t>اپلیکیشن مجموعه ای فایل هاست .</w:t>
+      </w:r>
+      <w:r>
+        <w:rPr>
+          <w:rFonts w:hint="cs"/>
+          <w:rtl/>
+          <w:lang w:bidi="fa-IR"/>
+        </w:rPr>
+        <w:t xml:space="preserve"> ایمیج یک سری از فایل های نرم افزار ، کتابخانه ها و </w:t>
+      </w:r>
+      <w:r>
+        <w:rPr>
+          <w:rFonts w:hint="cs"/>
+          <w:rtl/>
+          <w:lang w:bidi="fa-IR"/>
+        </w:rPr>
+        <w:t xml:space="preserve">هر انچه که اپلیکیشن بهش نیاز داره. </w:t>
+      </w:r>
+    </w:p>
+    <w:p>
+      <w:pPr>
+        <w:bidi/>
+        <w:rPr>
+          <w:rtl/>
+          <w:lang w:bidi="fa-IR"/>
+        </w:rPr>
+      </w:pPr>
+      <w:r>
+        <w:rPr>
+          <w:rFonts w:hint="cs"/>
+          <w:rtl/>
+          <w:lang w:bidi="fa-IR"/>
+        </w:rPr>
+        <w:t>ایمیج یک ساختار لایه ای دارند . این لایه ها روی هم قرار میگیرند و وابستگی نرم افزار روی این لایه ها قرار میگیره.</w:t>
+      </w:r>
+    </w:p>
+    <w:p>
+      <w:pPr>
+        <w:bidi/>
+        <w:rPr>
+          <w:rtl/>
+          <w:lang w:bidi="fa-IR"/>
+        </w:rPr>
+      </w:pPr>
+      <w:r>
+        <w:rPr>
+          <w:rFonts w:hint="cs"/>
+          <w:rtl/>
+          <w:lang w:bidi="fa-IR"/>
+        </w:rPr>
+        <w:t xml:space="preserve">این لایه ها </w:t>
+      </w:r>
+      <w:r>
+        <w:rPr>
+          <w:lang w:bidi="fa-IR"/>
+        </w:rPr>
+        <w:t>read only</w:t>
+      </w:r>
+      <w:r>
+        <w:rPr>
+          <w:rFonts w:hint="cs"/>
+          <w:rtl/>
+          <w:lang w:bidi="fa-IR"/>
+        </w:rPr>
+        <w:t xml:space="preserve"> هستند و ما نمیتونیم تغییر بدیم مگر اینکه این اپلیکیشن رو </w:t>
+      </w:r>
+      <w:r>
+        <w:rPr>
+          <w:lang w:bidi="fa-IR"/>
+        </w:rPr>
+        <w:t>rebuild</w:t>
+      </w:r>
+      <w:r>
+        <w:rPr>
+          <w:rFonts w:hint="cs"/>
+          <w:rtl/>
+          <w:lang w:bidi="fa-IR"/>
+        </w:rPr>
+        <w:t xml:space="preserve"> کنیم. این لایه ها قابلیت </w:t>
+      </w:r>
+      <w:r>
+        <w:rPr>
+          <w:lang w:bidi="fa-IR"/>
+        </w:rPr>
+        <w:t>share</w:t>
+      </w:r>
+      <w:r>
+        <w:rPr>
+          <w:rFonts w:hint="cs"/>
+          <w:rtl/>
+          <w:lang w:bidi="fa-IR"/>
+        </w:rPr>
+        <w:t xml:space="preserve"> شدن دارن بین اییمیچ و قابلیت استفاده مجدد دارند . به یک نمونه اجرا شده از ایمیج بهش میگین </w:t>
+      </w:r>
+      <w:r>
+        <w:rPr>
+          <w:lang w:bidi="fa-IR"/>
+        </w:rPr>
+        <w:t>container</w:t>
+      </w:r>
+      <w:r>
+        <w:rPr>
+          <w:rFonts w:hint="cs"/>
+          <w:rtl/>
+          <w:lang w:bidi="fa-IR"/>
+        </w:rPr>
+        <w:t xml:space="preserve"> .</w:t>
+      </w:r>
+    </w:p>
+    <w:p>
+      <w:pPr>
+        <w:bidi/>
+        <w:rPr>
+          <w:rtl/>
+          <w:lang w:bidi="fa-IR"/>
+        </w:rPr>
+      </w:pPr>
+      <w:r>
+        <w:rPr>
+          <w:rFonts w:hint="cs"/>
+          <w:rtl/>
+          <w:lang w:bidi="fa-IR"/>
+        </w:rPr>
+        <w:t xml:space="preserve">به مکانی که ما ایمیج ها رو نگه داری میکنیم میگیم </w:t>
+      </w:r>
+      <w:r>
+        <w:rPr>
+          <w:lang w:bidi="fa-IR"/>
+        </w:rPr>
+        <w:t>registry</w:t>
+      </w:r>
+      <w:r>
+        <w:rPr>
+          <w:rFonts w:hint="cs"/>
+          <w:rtl/>
+          <w:lang w:bidi="fa-IR"/>
+        </w:rPr>
+        <w:t>.</w:t>
+      </w:r>
+    </w:p>
+    <w:p>
+      <w:pPr>
+        <w:bidi/>
+        <w:rPr>
+          <w:rFonts w:hint="cs"/>
+          <w:rtl/>
+          <w:lang w:bidi="fa-IR"/>
+        </w:rPr>
+      </w:pPr>
+    </w:p>
+    <w:p>
+      <w:pPr>
+        <w:bidi/>
+        <w:rPr>
+          <w:rtl/>
+          <w:lang w:bidi="fa-IR"/>
+        </w:rPr>
+      </w:pPr>
+      <w:r>
+        <w:rPr>
+          <w:rFonts w:hint="cs"/>
+          <w:rtl/>
+          <w:lang w:bidi="fa-IR"/>
+        </w:rPr>
+        <w:t xml:space="preserve">لایه زیرین پلند نداشت و ما میگیم </w:t>
+      </w:r>
+      <w:r>
+        <w:rPr>
+          <w:lang w:bidi="fa-IR"/>
+        </w:rPr>
+        <w:t>base image</w:t>
+      </w:r>
+    </w:p>
+    <w:p>
+      <w:pPr>
+        <w:bidi/>
+        <w:rPr>
+          <w:rtl/>
+          <w:lang w:bidi="fa-IR"/>
+        </w:rPr>
+      </w:pPr>
+      <w:r>
+        <w:rPr>
+          <w:rFonts w:hint="cs"/>
+          <w:rtl/>
+          <w:lang w:bidi="fa-IR"/>
+        </w:rPr>
+        <w:t xml:space="preserve">با دستورات </w:t>
+      </w:r>
+      <w:r>
+        <w:rPr>
+          <w:lang w:bidi="fa-IR"/>
+        </w:rPr>
+        <w:t>docker info , docker -v</w:t>
+      </w:r>
+      <w:r>
+        <w:rPr>
+          <w:rFonts w:hint="cs"/>
+          <w:rtl/>
+          <w:lang w:bidi="fa-IR"/>
+        </w:rPr>
+        <w:t xml:space="preserve"> کار کردیم . قسمت زیادی رو در قسمت اول متوجه نمیشدیم. به عنوان اولین دستور </w:t>
+      </w:r>
+      <w:r>
+        <w:rPr>
+          <w:lang w:bidi="fa-IR"/>
+        </w:rPr>
+        <w:t>docker run hello-world , docker pull hello-world</w:t>
+      </w:r>
+      <w:r>
+        <w:rPr>
+          <w:rFonts w:hint="cs"/>
+          <w:rtl/>
+          <w:lang w:bidi="fa-IR"/>
+        </w:rPr>
+        <w:t xml:space="preserve"> رو کار کردیم. و لیست ایمیج هایی که روی سیتستم هستند </w:t>
+      </w:r>
+      <w:r>
+        <w:rPr>
+          <w:lang w:bidi="fa-IR"/>
+        </w:rPr>
+        <w:t>docker images</w:t>
+      </w:r>
+      <w:r>
+        <w:rPr>
+          <w:rFonts w:hint="cs"/>
+          <w:rtl/>
+          <w:lang w:bidi="fa-IR"/>
+        </w:rPr>
+        <w:t>.</w:t>
+      </w:r>
+    </w:p>
+    <w:p>
+      <w:pPr>
+        <w:bidi/>
+        <w:rPr>
+          <w:rFonts w:hint="cs"/>
+          <w:lang w:bidi="fa-IR"/>
+        </w:rPr>
+      </w:pPr>
+    </w:p>
+    <w:p>
+      <w:pPr>
+        <w:bidi/>
+        <w:rPr>
+          <w:rtl/>
+          <w:lang w:bidi="fa-IR"/>
+        </w:rPr>
+      </w:pPr>
+      <w:r>
+        <w:rPr>
+          <w:rFonts w:hint="cs"/>
+          <w:rtl/>
+          <w:lang w:bidi="fa-IR"/>
+        </w:rPr>
+        <w:t xml:space="preserve"> از اینجا میخواهیم شروع کنیم علت اینکه ما در داکر باید برای اجرای دستورات روت یوزر باشیم چیه؟  ما برای اجرای دستورات داکر خطای های پرمیشن دریافت میکردیم.</w:t>
       </w:r>
     </w:p>
     <w:p>
@@ -1968,6 +2329,8 @@
       <w:pPr>
         <w:bidi/>
         <w:rPr>
+          <w:rFonts w:hint="cs"/>
+          <w:rtl/>
           <w:lang w:bidi="fa-IR"/>
         </w:rPr>
       </w:pPr>
@@ -2007,23 +2370,37 @@
         </w:rPr>
         <w:t xml:space="preserve"> docker $User</w:t>
       </w:r>
-    </w:p>
-    <w:p>
-      <w:pPr>
-        <w:bidi/>
-        <w:rPr>
-          <w:rtl/>
-          <w:lang w:bidi="fa-IR"/>
-        </w:rPr>
-      </w:pPr>
-      <w:r>
-        <w:rPr>
-          <w:rFonts w:hint="cs"/>
-          <w:rtl/>
+      <w:r>
+        <w:rPr>
           <w:lang w:bidi="fa-IR"/>
         </w:rPr>
         <w:t xml:space="preserve"> </w:t>
       </w:r>
+      <w:r>
+        <w:rPr>
+          <w:rFonts w:hint="cs"/>
+          <w:rtl/>
+          <w:lang w:bidi="fa-IR"/>
+        </w:rPr>
+        <w:t xml:space="preserve"> یا</w:t>
+      </w:r>
+    </w:p>
+    <w:p>
+      <w:pPr>
+        <w:bidi/>
+        <w:rPr>
+          <w:rtl/>
+          <w:lang w:bidi="fa-IR"/>
+        </w:rPr>
+      </w:pPr>
+      <w:r>
+        <w:rPr>
+          <w:rFonts w:hint="cs"/>
+          <w:rtl/>
+          <w:lang w:bidi="fa-IR"/>
+        </w:rPr>
+        <w:t xml:space="preserve"> </w:t>
+      </w:r>
       <w:proofErr w:type="spellStart"/>
       <w:r>
         <w:rPr>
@@ -2053,13 +2430,21 @@
           <w:rtl/>
           <w:lang w:bidi="fa-IR"/>
         </w:rPr>
-        <w:t>ما گفتیم که معماری داکر یک معماری کلاینت و سروری هست و ما و شما وقتی که دستوری رو اجرا میکنیم به داکر کلاینت وصل میشیمو این داکر کلاینت باید با یک</w:t>
-      </w:r>
-      <w:r>
-        <w:rPr>
-          <w:lang w:bidi="fa-IR"/>
-        </w:rPr>
-        <w:t xml:space="preserve">  </w:t>
+        <w:t>ما گفتیم که معماری داکر یک معماری کلاینت و سروری هست و ما و شما وقتی که دستوری رو اجرا میکنیم به داکر کلاینت وصل میشیم این داکر کلاینت باید با یک</w:t>
+      </w:r>
+      <w:r>
+        <w:rPr>
+          <w:rFonts w:hint="cs"/>
+          <w:rtl/>
+          <w:lang w:bidi="fa-IR"/>
+        </w:rPr>
+        <w:t xml:space="preserve"> </w:t>
+      </w:r>
+      <w:r>
+        <w:rPr>
+          <w:lang w:bidi="fa-IR"/>
+        </w:rPr>
+        <w:t xml:space="preserve"> </w:t>
       </w:r>
       <w:proofErr w:type="spellStart"/>
       <w:r>
@@ -2071,8 +2456,6 @@
       <w:proofErr w:type="spellEnd"/>
       <w:r>
         <w:rPr>
-          <w:rFonts w:hint="cs"/>
-          <w:rtl/>
           <w:lang w:bidi="fa-IR"/>
         </w:rPr>
         <w:t xml:space="preserve"> </w:t>
@@ -2083,7 +2466,7 @@
           <w:rtl/>
           <w:lang w:bidi="fa-IR"/>
         </w:rPr>
-        <w:t xml:space="preserve"> با </w:t>
+        <w:t xml:space="preserve">با </w:t>
       </w:r>
       <w:r>
         <w:rPr>
@@ -2097,17 +2480,55 @@
           <w:rtl/>
           <w:lang w:bidi="fa-IR"/>
         </w:rPr>
-        <w:t xml:space="preserve"> میروسنه و اجرا میشه این مکانیزم داکر است. </w:t>
-      </w:r>
-    </w:p>
-    <w:p>
-      <w:pPr>
-        <w:bidi/>
-        <w:rPr>
-          <w:rtl/>
-          <w:lang w:bidi="fa-IR"/>
-        </w:rPr>
-      </w:pPr>
+        <w:t xml:space="preserve"> میرس</w:t>
+      </w:r>
+      <w:r>
+        <w:rPr>
+          <w:rFonts w:hint="cs"/>
+          <w:rtl/>
+          <w:lang w:bidi="fa-IR"/>
+        </w:rPr>
+        <w:t>و</w:t>
+      </w:r>
+      <w:r>
+        <w:rPr>
+          <w:rFonts w:hint="cs"/>
+          <w:rtl/>
+          <w:lang w:bidi="fa-IR"/>
+        </w:rPr>
+        <w:t xml:space="preserve">نه و اجرا میشه این مکانیزم داکر است. </w:t>
+      </w:r>
+    </w:p>
+    <w:p>
+      <w:pPr>
+        <w:bidi/>
+        <w:rPr>
+          <w:rFonts w:hint="cs"/>
+          <w:lang w:bidi="fa-IR"/>
+        </w:rPr>
+      </w:pPr>
+      <w:r>
+        <w:rPr>
+          <w:rFonts w:hint="cs"/>
+          <w:rtl/>
+          <w:lang w:bidi="fa-IR"/>
+        </w:rPr>
+        <w:t xml:space="preserve">وقتی که دستور </w:t>
+      </w:r>
+      <w:r>
+        <w:rPr>
+          <w:lang w:bidi="fa-IR"/>
+        </w:rPr>
+        <w:t>docker run</w:t>
+      </w:r>
+      <w:r>
+        <w:rPr>
+          <w:rFonts w:hint="cs"/>
+          <w:rtl/>
+          <w:lang w:bidi="fa-IR"/>
+        </w:rPr>
+        <w:t xml:space="preserve"> رو میزنیم اگر اون ایمیج رو داشتیم داخل ریپازیتوری سیستم میاد و یک نمونه و کانتینر میسازه اما اگر نباشه میره و اون ایمیج رو دانلود میکنه.</w:t>
+      </w:r>
     </w:p>
     <w:p>
       <w:pPr>
@@ -2136,7 +2557,7 @@
           <w:rtl/>
           <w:lang w:bidi="fa-IR"/>
         </w:rPr>
-        <w:t xml:space="preserve"> داریم </w:t>
+        <w:t xml:space="preserve"> داریم</w:t>
       </w:r>
       <w:r>
         <w:rPr>
@@ -2281,7 +2702,21 @@
           <w:rtl/>
           <w:lang w:bidi="fa-IR"/>
         </w:rPr>
-        <w:t xml:space="preserve"> ارتباط میگیره .  واین ارتباط به واسطه این داکر سوکت اتفاق میافته.</w:t>
+        <w:t xml:space="preserve"> ارتباط میگیره</w:t>
+      </w:r>
+      <w:r>
+        <w:rPr>
+          <w:lang w:bidi="fa-IR"/>
+        </w:rPr>
+        <w:t xml:space="preserve">. </w:t>
+      </w:r>
+      <w:r>
+        <w:rPr>
+          <w:rFonts w:hint="cs"/>
+          <w:rtl/>
+          <w:lang w:bidi="fa-IR"/>
+        </w:rPr>
+        <w:t xml:space="preserve"> واین ارتباط به واسطه این داکر سوکت اتفاق میافته.</w:t>
       </w:r>
     </w:p>
     <w:p>
@@ -2369,6 +2804,7 @@
           <w:rtl/>
           <w:lang w:bidi="fa-IR"/>
         </w:rPr>
+        <w:lastRenderedPageBreak/>
         <w:t>از نظر امنیتی این داکر سوکت خیلی مهمه است.</w:t>
       </w:r>
     </w:p>
@@ -2446,7 +2882,6 @@
           <w:rtl/>
           <w:lang w:bidi="fa-IR"/>
         </w:rPr>
-        <w:lastRenderedPageBreak/>
         <w:drawing>
           <wp:inline distT="0" distB="0" distL="0" distR="0" wp14:anchorId="0C4C9AD5" wp14:editId="1A0634D9">
             <wp:extent cx="5943600" cy="4050030"/>
@@ -2500,6 +2935,7 @@
           <w:rtl/>
           <w:lang w:bidi="fa-IR"/>
         </w:rPr>
+        <w:lastRenderedPageBreak/>
         <w:drawing>
           <wp:inline distT="0" distB="0" distL="0" distR="0" wp14:anchorId="62BB57E4" wp14:editId="02D7BD15">
             <wp:extent cx="5943600" cy="3225800"/>
@@ -2593,10 +3029,9 @@
           <w:rtl/>
           <w:lang w:bidi="fa-IR"/>
         </w:rPr>
-        <w:lastRenderedPageBreak/>
         <w:drawing>
-          <wp:inline distT="0" distB="0" distL="0" distR="0" wp14:anchorId="135C5F91" wp14:editId="7226C79F">
-            <wp:extent cx="4867275" cy="3016046"/>
+          <wp:inline distT="0" distB="0" distL="0" distR="0" wp14:anchorId="135C5F91" wp14:editId="1CCB8731">
+            <wp:extent cx="6028629" cy="3735689"/>
             <wp:effectExtent l="0" t="0" r="0" b="0"/>
             <wp:docPr id="650324656" name="Picture 1"/>
             <wp:cNvGraphicFramePr>
@@ -2618,7 +3053,7 @@
                   <pic:spPr>
                     <a:xfrm>
                       <a:off x="0" y="0"/>
-                      <a:ext cx="4874908" cy="3020776"/>
+                      <a:ext cx="6049413" cy="3748568"/>
                     </a:xfrm>
                     <a:prstGeom prst="rect">
                       <a:avLst/>
@@ -2635,7 +3070,7 @@
       <w:pPr>
         <w:bidi/>
         <w:rPr>
-          <w:rFonts w:cs="Arial" w:hint="cs"/>
+          <w:rFonts w:cs="Arial"/>
           <w:rtl/>
           <w:lang w:bidi="fa-IR"/>
         </w:rPr>
@@ -2647,10 +3082,11 @@
           <w:rtl/>
           <w:lang w:bidi="fa-IR"/>
         </w:rPr>
+        <w:lastRenderedPageBreak/>
         <w:drawing>
-          <wp:inline distT="0" distB="0" distL="0" distR="0" wp14:anchorId="5F1FADD5" wp14:editId="342B7E72">
-            <wp:extent cx="4857750" cy="1951404"/>
-            <wp:effectExtent l="0" t="0" r="0" b="0"/>
+          <wp:inline distT="0" distB="0" distL="0" distR="0" wp14:anchorId="5F1FADD5" wp14:editId="701E51E0">
+            <wp:extent cx="5972053" cy="2399030"/>
+            <wp:effectExtent l="0" t="0" r="0" b="1270"/>
             <wp:docPr id="1142132253" name="Picture 1"/>
             <wp:cNvGraphicFramePr>
               <a:graphicFrameLocks xmlns:a="http://schemas.openxmlformats.org/drawingml/2006/main" noChangeAspect="1"/>
@@ -2671,7 +3107,7 @@
                   <pic:spPr>
                     <a:xfrm>
                       <a:off x="0" y="0"/>
-                      <a:ext cx="4878071" cy="1959567"/>
+                      <a:ext cx="6010599" cy="2414514"/>
                     </a:xfrm>
                     <a:prstGeom prst="rect">
                       <a:avLst/>
@@ -2709,16 +3145,6 @@
         <w:bidi/>
         <w:rPr>
           <w:rFonts w:cs="Arial"/>
-          <w:noProof/>
-          <w:lang w:bidi="fa-IR"/>
-        </w:rPr>
-      </w:pPr>
-    </w:p>
-    <w:p>
-      <w:pPr>
-        <w:bidi/>
-        <w:rPr>
-          <w:rFonts w:cs="Arial"/>
           <w:rtl/>
           <w:lang w:bidi="fa-IR"/>
         </w:rPr>
@@ -2731,9 +3157,9 @@
           <w:lang w:bidi="fa-IR"/>
         </w:rPr>
         <w:drawing>
-          <wp:inline distT="0" distB="0" distL="0" distR="0" wp14:anchorId="1054774D" wp14:editId="13A060F2">
-            <wp:extent cx="4838700" cy="1985625"/>
-            <wp:effectExtent l="0" t="0" r="0" b="0"/>
+          <wp:inline distT="0" distB="0" distL="0" distR="0" wp14:anchorId="1054774D" wp14:editId="0879F78C">
+            <wp:extent cx="6267007" cy="2571750"/>
+            <wp:effectExtent l="0" t="0" r="635" b="0"/>
             <wp:docPr id="1559725444" name="Picture 1"/>
             <wp:cNvGraphicFramePr>
               <a:graphicFrameLocks xmlns:a="http://schemas.openxmlformats.org/drawingml/2006/main" noChangeAspect="1"/>
@@ -2754,7 +3180,7 @@
                   <pic:spPr>
                     <a:xfrm>
                       <a:off x="0" y="0"/>
-                      <a:ext cx="4869256" cy="1998164"/>
+                      <a:ext cx="6314888" cy="2591399"/>
                     </a:xfrm>
                     <a:prstGeom prst="rect">
                       <a:avLst/>
@@ -3214,7 +3640,6 @@
       <w:pPr>
         <w:bidi/>
         <w:rPr>
-          <w:rFonts w:hint="cs"/>
           <w:rtl/>
           <w:lang w:bidi="fa-IR"/>
         </w:rPr>
@@ -3222,6 +3647,7 @@
       <w:r>
         <w:rPr>
           <w:rFonts w:cs="Arial"/>
+          <w:noProof/>
           <w:rtl/>
           <w:lang w:bidi="fa-IR"/>
         </w:rPr>
@@ -3267,7 +3693,6 @@
       <w:pPr>
         <w:bidi/>
         <w:rPr>
-          <w:rFonts w:hint="cs"/>
           <w:rtl/>
           <w:lang w:bidi="fa-IR"/>
         </w:rPr>
@@ -3285,7 +3710,6 @@
       <w:pPr>
         <w:bidi/>
         <w:rPr>
-          <w:rFonts w:hint="cs"/>
           <w:lang w:bidi="fa-IR"/>
         </w:rPr>
       </w:pPr>
@@ -3446,7 +3870,6 @@
       <w:pPr>
         <w:bidi/>
         <w:rPr>
-          <w:rFonts w:hint="cs"/>
           <w:lang w:bidi="fa-IR"/>
         </w:rPr>
       </w:pPr>
@@ -3515,7 +3938,6 @@
       <w:pPr>
         <w:bidi/>
         <w:rPr>
-          <w:rFonts w:hint="cs"/>
           <w:rtl/>
           <w:lang w:bidi="fa-IR"/>
         </w:rPr>
@@ -3523,6 +3945,7 @@
       <w:r>
         <w:rPr>
           <w:rFonts w:cs="Arial"/>
+          <w:noProof/>
           <w:rtl/>
           <w:lang w:bidi="fa-IR"/>
         </w:rPr>
@@ -3568,7 +3991,6 @@
       <w:pPr>
         <w:bidi/>
         <w:rPr>
-          <w:rFonts w:hint="cs"/>
           <w:rtl/>
           <w:lang w:bidi="fa-IR"/>
         </w:rPr>
@@ -3579,42 +4001,163 @@
         </w:rPr>
         <w:t xml:space="preserve">Core functionality docker </w:t>
       </w:r>
+      <w:proofErr w:type="gramStart"/>
+      <w:r>
+        <w:rPr>
+          <w:lang w:bidi="fa-IR"/>
+        </w:rPr>
+        <w:t>ee  ,</w:t>
+      </w:r>
+      <w:proofErr w:type="gramEnd"/>
+      <w:r>
+        <w:rPr>
+          <w:lang w:bidi="fa-IR"/>
+        </w:rPr>
+        <w:t xml:space="preserve"> docker cd</w:t>
+      </w:r>
+      <w:r>
+        <w:rPr>
+          <w:rFonts w:hint="cs"/>
+          <w:rtl/>
+          <w:lang w:bidi="fa-IR"/>
+        </w:rPr>
+        <w:t xml:space="preserve"> یکسان هست و خود داکر داره توصیه میکنه که از نسخه </w:t>
+      </w:r>
+      <w:r>
+        <w:rPr>
+          <w:lang w:bidi="fa-IR"/>
+        </w:rPr>
+        <w:t>ee</w:t>
+      </w:r>
+      <w:r>
+        <w:rPr>
+          <w:rFonts w:hint="cs"/>
+          <w:rtl/>
+          <w:lang w:bidi="fa-IR"/>
+        </w:rPr>
+        <w:t xml:space="preserve"> استفاده کنید اما این یک سخن بازای هست و بین دو تا نسخه تفاوتی وجود نداره.</w:t>
+      </w:r>
+    </w:p>
+    <w:p>
+      <w:pPr>
+        <w:bidi/>
+        <w:rPr>
+          <w:rtl/>
+          <w:lang w:bidi="fa-IR"/>
+        </w:rPr>
+      </w:pPr>
+      <w:r>
+        <w:rPr>
+          <w:rFonts w:hint="cs"/>
+          <w:rtl/>
+          <w:lang w:bidi="fa-IR"/>
+        </w:rPr>
+        <w:t xml:space="preserve">همه سازمان ها دارند از نسخه </w:t>
+      </w:r>
+      <w:r>
+        <w:rPr>
+          <w:lang w:bidi="fa-IR"/>
+        </w:rPr>
+        <w:t xml:space="preserve">community edition </w:t>
+      </w:r>
+      <w:r>
+        <w:rPr>
+          <w:rFonts w:hint="cs"/>
+          <w:rtl/>
+          <w:lang w:bidi="fa-IR"/>
+        </w:rPr>
+        <w:t xml:space="preserve"> استفاده میکنند </w:t>
+      </w:r>
+      <w:r>
+        <w:rPr>
+          <w:rFonts w:hint="cs"/>
+          <w:rtl/>
+          <w:lang w:bidi="fa-IR"/>
+        </w:rPr>
+        <w:t xml:space="preserve">برای ما از نسخه </w:t>
+      </w:r>
       <w:proofErr w:type="spellStart"/>
-      <w:proofErr w:type="gramStart"/>
-      <w:r>
-        <w:rPr>
-          <w:lang w:bidi="fa-IR"/>
-        </w:rPr>
-        <w:t>ee</w:t>
+      <w:r>
+        <w:rPr>
+          <w:lang w:bidi="fa-IR"/>
+        </w:rPr>
+        <w:t>commutiny</w:t>
       </w:r>
       <w:proofErr w:type="spellEnd"/>
       <w:r>
         <w:rPr>
           <w:lang w:bidi="fa-IR"/>
         </w:rPr>
-        <w:t xml:space="preserve">  ,</w:t>
-      </w:r>
-      <w:proofErr w:type="gramEnd"/>
-      <w:r>
-        <w:rPr>
-          <w:lang w:bidi="fa-IR"/>
-        </w:rPr>
-        <w:t xml:space="preserve"> docker cd</w:t>
-      </w:r>
-      <w:r>
-        <w:rPr>
-          <w:rFonts w:hint="cs"/>
-          <w:rtl/>
-          <w:lang w:bidi="fa-IR"/>
-        </w:rPr>
-        <w:t xml:space="preserve"> یکسان هست و خود داکر داره توصیه میکنه که از نسخه </w:t>
+        <w:t xml:space="preserve"> edition stable</w:t>
+      </w:r>
+      <w:r>
+        <w:rPr>
+          <w:rFonts w:hint="cs"/>
+          <w:rtl/>
+          <w:lang w:bidi="fa-IR"/>
+        </w:rPr>
+        <w:t xml:space="preserve"> دانلود و نصب کنیم و استفاده کنیم </w:t>
+      </w:r>
+    </w:p>
+    <w:p>
+      <w:pPr>
+        <w:bidi/>
+        <w:rPr>
+          <w:rtl/>
+          <w:lang w:bidi="fa-IR"/>
+        </w:rPr>
+      </w:pPr>
+      <w:r>
+        <w:rPr>
+          <w:rFonts w:hint="cs"/>
+          <w:rtl/>
+          <w:lang w:bidi="fa-IR"/>
+        </w:rPr>
+        <w:t xml:space="preserve">چه چیزی ما رو طرقیب میکنه که بریم پول بدیم و نسخه </w:t>
+      </w:r>
+      <w:r>
+        <w:rPr>
+          <w:lang w:bidi="fa-IR"/>
+        </w:rPr>
+        <w:t xml:space="preserve">enterprise edition </w:t>
+      </w:r>
+      <w:r>
+        <w:rPr>
+          <w:rFonts w:hint="cs"/>
+          <w:rtl/>
+          <w:lang w:bidi="fa-IR"/>
+        </w:rPr>
+        <w:t xml:space="preserve"> بدیم و بخیریم ؟ ساپورت شرکت داکر که داخل ایران جواب نیست.</w:t>
+      </w:r>
+    </w:p>
+    <w:p>
+      <w:pPr>
+        <w:bidi/>
+        <w:rPr>
+          <w:rtl/>
+          <w:lang w:bidi="fa-IR"/>
+        </w:rPr>
+      </w:pPr>
+      <w:r>
+        <w:rPr>
+          <w:rFonts w:hint="cs"/>
+          <w:rtl/>
+          <w:lang w:bidi="fa-IR"/>
+        </w:rPr>
+        <w:t xml:space="preserve">خود داکر گفته که روی داکر رو روی نسخه های لینوکس </w:t>
+      </w:r>
+      <w:r>
+        <w:rPr>
+          <w:lang w:bidi="fa-IR"/>
+        </w:rPr>
+        <w:t xml:space="preserve">red hat </w:t>
       </w:r>
       <w:proofErr w:type="spellStart"/>
       <w:r>
         <w:rPr>
           <w:lang w:bidi="fa-IR"/>
         </w:rPr>
-        <w:t>ee</w:t>
+        <w:t>entripse</w:t>
       </w:r>
       <w:proofErr w:type="spellEnd"/>
       <w:r>
@@ -3623,143 +4166,12 @@
           <w:rtl/>
           <w:lang w:bidi="fa-IR"/>
         </w:rPr>
-        <w:t xml:space="preserve"> استفاده کنید اما این یک سخن بازای هست و بین دو تا نسخه تفاوتی وجود نداره.</w:t>
-      </w:r>
-    </w:p>
-    <w:p>
-      <w:pPr>
-        <w:bidi/>
-        <w:rPr>
-          <w:rtl/>
-          <w:lang w:bidi="fa-IR"/>
-        </w:rPr>
-      </w:pPr>
-      <w:r>
-        <w:rPr>
-          <w:rFonts w:hint="cs"/>
-          <w:rtl/>
-          <w:lang w:bidi="fa-IR"/>
-        </w:rPr>
-        <w:t xml:space="preserve">همه سازمان ها دارند از نسخه </w:t>
-      </w:r>
-      <w:r>
-        <w:rPr>
-          <w:lang w:bidi="fa-IR"/>
-        </w:rPr>
-        <w:t xml:space="preserve">community edition </w:t>
-      </w:r>
-      <w:r>
-        <w:rPr>
-          <w:rFonts w:hint="cs"/>
-          <w:rtl/>
-          <w:lang w:bidi="fa-IR"/>
-        </w:rPr>
-        <w:t xml:space="preserve"> استفاده میکنند </w:t>
-      </w:r>
-      <w:r>
-        <w:rPr>
-          <w:rFonts w:hint="cs"/>
-          <w:rtl/>
-          <w:lang w:bidi="fa-IR"/>
-        </w:rPr>
-        <w:t xml:space="preserve">برای ما از نسخه </w:t>
-      </w:r>
-      <w:proofErr w:type="spellStart"/>
-      <w:r>
-        <w:rPr>
-          <w:lang w:bidi="fa-IR"/>
-        </w:rPr>
-        <w:t>commutiny</w:t>
-      </w:r>
-      <w:proofErr w:type="spellEnd"/>
-      <w:r>
-        <w:rPr>
-          <w:lang w:bidi="fa-IR"/>
-        </w:rPr>
-        <w:t xml:space="preserve"> edition stable</w:t>
-      </w:r>
-      <w:r>
-        <w:rPr>
-          <w:rFonts w:hint="cs"/>
-          <w:rtl/>
-          <w:lang w:bidi="fa-IR"/>
-        </w:rPr>
-        <w:t xml:space="preserve"> دانلود و نصب کنیم و استفاده کنیم </w:t>
-      </w:r>
-    </w:p>
-    <w:p>
-      <w:pPr>
-        <w:bidi/>
-        <w:rPr>
-          <w:rtl/>
-          <w:lang w:bidi="fa-IR"/>
-        </w:rPr>
-      </w:pPr>
-      <w:r>
-        <w:rPr>
-          <w:rFonts w:hint="cs"/>
-          <w:rtl/>
-          <w:lang w:bidi="fa-IR"/>
-        </w:rPr>
-        <w:t xml:space="preserve">چه چیزی ما رو طرقیب میکنه که بریم پول بدیم و نسخه </w:t>
-      </w:r>
-      <w:r>
-        <w:rPr>
-          <w:lang w:bidi="fa-IR"/>
-        </w:rPr>
-        <w:t xml:space="preserve">enterprise edition </w:t>
-      </w:r>
-      <w:r>
-        <w:rPr>
-          <w:rFonts w:hint="cs"/>
-          <w:rtl/>
-          <w:lang w:bidi="fa-IR"/>
-        </w:rPr>
-        <w:t xml:space="preserve"> بدیم و بخیریم ؟ ساپورت شرکت داکر که داخل ایران جواب نیست.</w:t>
-      </w:r>
-    </w:p>
-    <w:p>
-      <w:pPr>
-        <w:bidi/>
-        <w:rPr>
-          <w:rtl/>
-          <w:lang w:bidi="fa-IR"/>
-        </w:rPr>
-      </w:pPr>
-      <w:r>
-        <w:rPr>
-          <w:rFonts w:hint="cs"/>
-          <w:rtl/>
-          <w:lang w:bidi="fa-IR"/>
-        </w:rPr>
-        <w:t xml:space="preserve">خود داکر گفته که روی داکر رو روی نسخه های لینوکس </w:t>
-      </w:r>
-      <w:r>
-        <w:rPr>
-          <w:lang w:bidi="fa-IR"/>
-        </w:rPr>
-        <w:t xml:space="preserve">red hat </w:t>
-      </w:r>
-      <w:proofErr w:type="spellStart"/>
-      <w:r>
-        <w:rPr>
-          <w:lang w:bidi="fa-IR"/>
-        </w:rPr>
-        <w:t>entripse</w:t>
-      </w:r>
-      <w:proofErr w:type="spellEnd"/>
-      <w:r>
-        <w:rPr>
-          <w:rFonts w:hint="cs"/>
-          <w:rtl/>
-          <w:lang w:bidi="fa-IR"/>
-        </w:rPr>
         <w:t xml:space="preserve"> نصب و استفاده کنیم. </w:t>
       </w:r>
     </w:p>
     <w:p>
       <w:pPr>
-        <w:pStyle w:val="Heading1"/>
+        <w:pStyle w:val="NormalWeb"/>
         <w:bidi/>
       </w:pPr>
       <w:r>
@@ -3768,12 +4180,12 @@
         </w:rPr>
         <w:t>آیا موتور داکر متفاوت است؟</w:t>
       </w:r>
-    </w:p>
-    <w:p>
-      <w:pPr>
-        <w:pStyle w:val="NormalWeb"/>
-        <w:bidi/>
-      </w:pPr>
+      <w:r>
+        <w:rPr>
+          <w:rtl/>
+        </w:rPr>
+        <w:t xml:space="preserve"> </w:t>
+      </w:r>
       <w:r>
         <w:rPr>
           <w:rtl/>
@@ -3899,6 +4311,7 @@
       <w:r>
         <w:rPr>
           <w:rFonts w:cs="Arial"/>
+          <w:noProof/>
           <w:rtl/>
           <w:lang w:bidi="fa-IR"/>
         </w:rPr>
@@ -3959,6 +4372,7 @@
       <w:r>
         <w:rPr>
           <w:rFonts w:cs="Arial"/>
+          <w:noProof/>
           <w:rtl/>
           <w:lang w:bidi="fa-IR"/>
         </w:rPr>
@@ -4020,7 +4434,6 @@
       <w:pPr>
         <w:bidi/>
         <w:rPr>
-          <w:rFonts w:hint="cs"/>
           <w:rtl/>
           <w:lang w:bidi="fa-IR"/>
         </w:rPr>
@@ -4265,7 +4678,6 @@
       <w:pPr>
         <w:bidi/>
         <w:rPr>
-          <w:rFonts w:hint="cs"/>
           <w:rtl/>
           <w:lang w:bidi="fa-IR"/>
         </w:rPr>
@@ -4339,7 +4751,23 @@
           <w:rFonts w:hint="cs"/>
           <w:rtl/>
         </w:rPr>
-        <w:t xml:space="preserve"> این پردازش کجا ها رو ببنینه و کجا ها رو نبینه . ایا این </w:t>
+        <w:t xml:space="preserve"> این پردازش کجا ها رو ببنینه و کجا ها رو </w:t>
+      </w:r>
+      <w:proofErr w:type="gramStart"/>
+      <w:r>
+        <w:rPr>
+          <w:rFonts w:hint="cs"/>
+          <w:rtl/>
+        </w:rPr>
+        <w:t>نبینه .</w:t>
+      </w:r>
+      <w:proofErr w:type="gramEnd"/>
+      <w:r>
+        <w:rPr>
+          <w:rFonts w:hint="cs"/>
+          <w:rtl/>
+        </w:rPr>
+        <w:t xml:space="preserve"> ایا این </w:t>
       </w:r>
       <w:r>
         <w:t xml:space="preserve">process </w:t>
@@ -4472,7 +4900,6 @@
         <w:pStyle w:val="NormalWeb"/>
         <w:bidi/>
         <w:rPr>
-          <w:rFonts w:hint="cs"/>
           <w:rtl/>
           <w:lang w:bidi="fa-IR"/>
         </w:rPr>
@@ -4491,13 +4918,13 @@
         <w:pStyle w:val="NormalWeb"/>
         <w:bidi/>
         <w:rPr>
-          <w:rFonts w:hint="cs"/>
-          <w:rtl/>
-          <w:lang w:bidi="fa-IR"/>
-        </w:rPr>
-      </w:pPr>
-      <w:r>
-        <w:rPr>
+          <w:rtl/>
+          <w:lang w:bidi="fa-IR"/>
+        </w:rPr>
+      </w:pPr>
+      <w:r>
+        <w:rPr>
+          <w:noProof/>
           <w:rtl/>
           <w:lang w:bidi="fa-IR"/>
         </w:rPr>
@@ -4619,7 +5046,6 @@
       <w:pPr>
         <w:bidi/>
         <w:rPr>
-          <w:rFonts w:hint="cs"/>
           <w:rtl/>
           <w:lang w:bidi="fa-IR"/>
         </w:rPr>
@@ -4652,7 +5078,6 @@
       <w:pPr>
         <w:bidi/>
         <w:rPr>
-          <w:rFonts w:hint="cs"/>
           <w:rtl/>
           <w:lang w:bidi="fa-IR"/>
         </w:rPr>
@@ -4669,7 +5094,7 @@
 </file>
 
 <file path=word/endnotes.xml><?xml version="1.0" encoding="utf-8"?>
-<w:endnotes xmlns:wpc="http://schemas.microsoft.com/office/word/2010/wordprocessingCanvas" xmlns:cx="http://schemas.microsoft.com/office/drawing/2014/chartex" xmlns:cx1="http://schemas.microsoft.com/office/drawing/2015/9/8/chartex" xmlns:cx2="http://schemas.microsoft.com/office/drawing/2015/10/21/chartex" xmlns:cx3="http://schemas.microsoft.com/office/drawing/2016/5/9/chartex" xmlns:cx4="http://schemas.microsoft.com/office/drawing/2016/5/10/chartex" xmlns:cx5="http://schemas.microsoft.com/office/drawing/2016/5/11/chartex" xmlns:cx6="http://schemas.microsoft.com/office/drawing/2016/5/12/chartex" xmlns:cx7="http://schemas.microsoft.com/office/drawing/2016/5/13/chartex" xmlns:cx8="http://schemas.microsoft.com/office/drawing/2016/5/14/chartex" xmlns:mc="http://schemas.openxmlformats.org/markup-compatibility/2006" xmlns:aink="http://schemas.microsoft.com/office/drawing/2016/ink" xmlns:am3d="http://schemas.microsoft.com/office/drawing/2017/model3d" xmlns:o="urn:schemas-microsoft-com:office:office" xmlns:r="http://schemas.openxmlformats.org/officeDocument/2006/relationships" xmlns:m="http://schemas.openxmlformats.org/officeDocument/2006/math" xmlns:v="urn:schemas-microsoft-com:vml" xmlns:wp14="http://schemas.microsoft.com/office/word/2010/wordprocessingDrawing" xmlns:wp="http://schemas.openxmlformats.org/drawingml/2006/wordprocessingDrawing" xmlns:w10="urn:schemas-microsoft-com:office:word" xmlns:w="http://schemas.openxmlformats.org/wordprocessingml/2006/main" xmlns:w14="http://schemas.microsoft.com/office/word/2010/wordml" xmlns:w15="http://schemas.microsoft.com/office/word/2012/wordml" xmlns:w16cex="http://schemas.microsoft.com/office/word/2018/wordml/cex" xmlns:w16cid="http://schemas.microsoft.com/office/word/2016/wordml/cid" xmlns:w16="http://schemas.microsoft.com/office/word/2018/wordml" xmlns:w16sdtdh="http://schemas.microsoft.com/office/word/2020/wordml/sdtdatahash" xmlns:w16se="http://schemas.microsoft.com/office/word/2015/wordml/symex" xmlns:wpg="http://schemas.microsoft.com/office/word/2010/wordprocessingGroup" xmlns:wpi="http://schemas.microsoft.com/office/word/2010/wordprocessingInk" xmlns:wne="http://schemas.microsoft.com/office/word/2006/wordml" xmlns:wps="http://schemas.microsoft.com/office/word/2010/wordprocessingShape" mc:Ignorable="w14 w15 w16se w16cid w16 w16cex w16sdtdh wp14">
+<w:endnotes xmlns:wpc="http://schemas.microsoft.com/office/word/2010/wordprocessingCanvas" xmlns:cx="http://schemas.microsoft.com/office/drawing/2014/chartex" xmlns:cx1="http://schemas.microsoft.com/office/drawing/2015/9/8/chartex" xmlns:cx2="http://schemas.microsoft.com/office/drawing/2015/10/21/chartex" xmlns:cx3="http://schemas.microsoft.com/office/drawing/2016/5/9/chartex" xmlns:cx4="http://schemas.microsoft.com/office/drawing/2016/5/10/chartex" xmlns:cx5="http://schemas.microsoft.com/office/drawing/2016/5/11/chartex" xmlns:cx6="http://schemas.microsoft.com/office/drawing/2016/5/12/chartex" xmlns:cx7="http://schemas.microsoft.com/office/drawing/2016/5/13/chartex" xmlns:cx8="http://schemas.microsoft.com/office/drawing/2016/5/14/chartex" xmlns:mc="http://schemas.openxmlformats.org/markup-compatibility/2006" xmlns:aink="http://schemas.microsoft.com/office/drawing/2016/ink" xmlns:am3d="http://schemas.microsoft.com/office/drawing/2017/model3d" xmlns:o="urn:schemas-microsoft-com:office:office" xmlns:oel="http://schemas.microsoft.com/office/2019/extlst" xmlns:r="http://schemas.openxmlformats.org/officeDocument/2006/relationships" xmlns:m="http://schemas.openxmlformats.org/officeDocument/2006/math" xmlns:v="urn:schemas-microsoft-com:vml" xmlns:wp14="http://schemas.microsoft.com/office/word/2010/wordprocessingDrawing" xmlns:wp="http://schemas.openxmlformats.org/drawingml/2006/wordprocessingDrawing" xmlns:w10="urn:schemas-microsoft-com:office:word" xmlns:w="http://schemas.openxmlformats.org/wordprocessingml/2006/main" xmlns:w14="http://schemas.microsoft.com/office/word/2010/wordml" xmlns:w15="http://schemas.microsoft.com/office/word/2012/wordml" xmlns:w16cex="http://schemas.microsoft.com/office/word/2018/wordml/cex" xmlns:w16cid="http://schemas.microsoft.com/office/word/2016/wordml/cid" xmlns:w16="http://schemas.microsoft.com/office/word/2018/wordml" xmlns:w16du="http://schemas.microsoft.com/office/word/2023/wordml/word16du" xmlns:w16sdtdh="http://schemas.microsoft.com/office/word/2020/wordml/sdtdatahash" xmlns:w16sdtfl="http://schemas.microsoft.com/office/word/2024/wordml/sdtformatlock" xmlns:w16se="http://schemas.microsoft.com/office/word/2015/wordml/symex" xmlns:wpg="http://schemas.microsoft.com/office/word/2010/wordprocessingGroup" xmlns:wpi="http://schemas.microsoft.com/office/word/2010/wordprocessingInk" xmlns:wne="http://schemas.microsoft.com/office/word/2006/wordml" xmlns:wps="http://schemas.microsoft.com/office/word/2010/wordprocessingShape" mc:Ignorable="w14 w15 w16se w16cid w16 w16cex w16sdtdh w16sdtfl w16du wp14">
   <w:endnote w:type="separator" w:id="-1">
     <w:p>
       <w:pPr>
@@ -4694,7 +5119,7 @@
 </file>
 
 <file path=word/footnotes.xml><?xml version="1.0" encoding="utf-8"?>
-<w:footnotes xmlns:wpc="http://schemas.microsoft.com/office/word/2010/wordprocessingCanvas" xmlns:cx="http://schemas.microsoft.com/office/drawing/2014/chartex" xmlns:cx1="http://schemas.microsoft.com/office/drawing/2015/9/8/chartex" xmlns:cx2="http://schemas.microsoft.com/office/drawing/2015/10/21/chartex" xmlns:cx3="http://schemas.microsoft.com/office/drawing/2016/5/9/chartex" xmlns:cx4="http://schemas.microsoft.com/office/drawing/2016/5/10/chartex" xmlns:cx5="http://schemas.microsoft.com/office/drawing/2016/5/11/chartex" xmlns:cx6="http://schemas.microsoft.com/office/drawing/2016/5/12/chartex" xmlns:cx7="http://schemas.microsoft.com/office/drawing/2016/5/13/chartex" xmlns:cx8="http://schemas.microsoft.com/office/drawing/2016/5/14/chartex" xmlns:mc="http://schemas.openxmlformats.org/markup-compatibility/2006" xmlns:aink="http://schemas.microsoft.com/office/drawing/2016/ink" xmlns:am3d="http://schemas.microsoft.com/office/drawing/2017/model3d" xmlns:o="urn:schemas-microsoft-com:office:office" xmlns:r="http://schemas.openxmlformats.org/officeDocument/2006/relationships" xmlns:m="http://schemas.openxmlformats.org/officeDocument/2006/math" xmlns:v="urn:schemas-microsoft-com:vml" xmlns:wp14="http://schemas.microsoft.com/office/word/2010/wordprocessingDrawing" xmlns:wp="http://schemas.openxmlformats.org/drawingml/2006/wordprocessingDrawing" xmlns:w10="urn:schemas-microsoft-com:office:word" xmlns:w="http://schemas.openxmlformats.org/wordprocessingml/2006/main" xmlns:w14="http://schemas.microsoft.com/office/word/2010/wordml" xmlns:w15="http://schemas.microsoft.com/office/word/2012/wordml" xmlns:w16cex="http://schemas.microsoft.com/office/word/2018/wordml/cex" xmlns:w16cid="http://schemas.microsoft.com/office/word/2016/wordml/cid" xmlns:w16="http://schemas.microsoft.com/office/word/2018/wordml" xmlns:w16sdtdh="http://schemas.microsoft.com/office/word/2020/wordml/sdtdatahash" xmlns:w16se="http://schemas.microsoft.com/office/word/2015/wordml/symex" xmlns:wpg="http://schemas.microsoft.com/office/word/2010/wordprocessingGroup" xmlns:wpi="http://schemas.microsoft.com/office/word/2010/wordprocessingInk" xmlns:wne="http://schemas.microsoft.com/office/word/2006/wordml" xmlns:wps="http://schemas.microsoft.com/office/word/2010/wordprocessingShape" mc:Ignorable="w14 w15 w16se w16cid w16 w16cex w16sdtdh wp14">
+<w:footnotes xmlns:wpc="http://schemas.microsoft.com/office/word/2010/wordprocessingCanvas" xmlns:cx="http://schemas.microsoft.com/office/drawing/2014/chartex" xmlns:cx1="http://schemas.microsoft.com/office/drawing/2015/9/8/chartex" xmlns:cx2="http://schemas.microsoft.com/office/drawing/2015/10/21/chartex" xmlns:cx3="http://schemas.microsoft.com/office/drawing/2016/5/9/chartex" xmlns:cx4="http://schemas.microsoft.com/office/drawing/2016/5/10/chartex" xmlns:cx5="http://schemas.microsoft.com/office/drawing/2016/5/11/chartex" xmlns:cx6="http://schemas.microsoft.com/office/drawing/2016/5/12/chartex" xmlns:cx7="http://schemas.microsoft.com/office/drawing/2016/5/13/chartex" xmlns:cx8="http://schemas.microsoft.com/office/drawing/2016/5/14/chartex" xmlns:mc="http://schemas.openxmlformats.org/markup-compatibility/2006" xmlns:aink="http://schemas.microsoft.com/office/drawing/2016/ink" xmlns:am3d="http://schemas.microsoft.com/office/drawing/2017/model3d" xmlns:o="urn:schemas-microsoft-com:office:office" xmlns:oel="http://schemas.microsoft.com/office/2019/extlst" xmlns:r="http://schemas.openxmlformats.org/officeDocument/2006/relationships" xmlns:m="http://schemas.openxmlformats.org/officeDocument/2006/math" xmlns:v="urn:schemas-microsoft-com:vml" xmlns:wp14="http://schemas.microsoft.com/office/word/2010/wordprocessingDrawing" xmlns:wp="http://schemas.openxmlformats.org/drawingml/2006/wordprocessingDrawing" xmlns:w10="urn:schemas-microsoft-com:office:word" xmlns:w="http://schemas.openxmlformats.org/wordprocessingml/2006/main" xmlns:w14="http://schemas.microsoft.com/office/word/2010/wordml" xmlns:w15="http://schemas.microsoft.com/office/word/2012/wordml" xmlns:w16cex="http://schemas.microsoft.com/office/word/2018/wordml/cex" xmlns:w16cid="http://schemas.microsoft.com/office/word/2016/wordml/cid" xmlns:w16="http://schemas.microsoft.com/office/word/2018/wordml" xmlns:w16du="http://schemas.microsoft.com/office/word/2023/wordml/word16du" xmlns:w16sdtdh="http://schemas.microsoft.com/office/word/2020/wordml/sdtdatahash" xmlns:w16sdtfl="http://schemas.microsoft.com/office/word/2024/wordml/sdtformatlock" xmlns:w16se="http://schemas.microsoft.com/office/word/2015/wordml/symex" xmlns:wpg="http://schemas.microsoft.com/office/word/2010/wordprocessingGroup" xmlns:wpi="http://schemas.microsoft.com/office/word/2010/wordprocessingInk" xmlns:wne="http://schemas.microsoft.com/office/word/2006/wordml" xmlns:wps="http://schemas.microsoft.com/office/word/2010/wordprocessingShape" mc:Ignorable="w14 w15 w16se w16cid w16 w16cex w16sdtdh w16sdtfl w16du wp14">
   <w:footnote w:type="separator" w:id="-1">
     <w:p>
       <w:pPr>
@@ -4719,7 +5144,7 @@
 </file>
 
 <file path=word/numbering.xml><?xml version="1.0" encoding="utf-8"?>
-<w:numbering xmlns:wpc="http://schemas.microsoft.com/office/word/2010/wordprocessingCanvas" xmlns:cx="http://schemas.microsoft.com/office/drawing/2014/chartex" xmlns:cx1="http://schemas.microsoft.com/office/drawing/2015/9/8/chartex" xmlns:cx2="http://schemas.microsoft.com/office/drawing/2015/10/21/chartex" xmlns:cx3="http://schemas.microsoft.com/office/drawing/2016/5/9/chartex" xmlns:cx4="http://schemas.microsoft.com/office/drawing/2016/5/10/chartex" xmlns:cx5="http://schemas.microsoft.com/office/drawing/2016/5/11/chartex" xmlns:cx6="http://schemas.microsoft.com/office/drawing/2016/5/12/chartex" xmlns:cx7="http://schemas.microsoft.com/office/drawing/2016/5/13/chartex" xmlns:cx8="http://schemas.microsoft.com/office/drawing/2016/5/14/chartex" xmlns:mc="http://schemas.openxmlformats.org/markup-compatibility/2006" xmlns:aink="http://schemas.microsoft.com/office/drawing/2016/ink" xmlns:am3d="http://schemas.microsoft.com/office/drawing/2017/model3d" xmlns:o="urn:schemas-microsoft-com:office:office" xmlns:r="http://schemas.openxmlformats.org/officeDocument/2006/relationships" xmlns:m="http://schemas.openxmlformats.org/officeDocument/2006/math" xmlns:v="urn:schemas-microsoft-com:vml" xmlns:wp14="http://schemas.microsoft.com/office/word/2010/wordprocessingDrawing" xmlns:wp="http://schemas.openxmlformats.org/drawingml/2006/wordprocessingDrawing" xmlns:w10="urn:schemas-microsoft-com:office:word" xmlns:w="http://schemas.openxmlformats.org/wordprocessingml/2006/main" xmlns:w14="http://schemas.microsoft.com/office/word/2010/wordml" xmlns:w15="http://schemas.microsoft.com/office/word/2012/wordml" xmlns:w16cex="http://schemas.microsoft.com/office/word/2018/wordml/cex" xmlns:w16cid="http://schemas.microsoft.com/office/word/2016/wordml/cid" xmlns:w16="http://schemas.microsoft.com/office/word/2018/wordml" xmlns:w16sdtdh="http://schemas.microsoft.com/office/word/2020/wordml/sdtdatahash" xmlns:w16se="http://schemas.microsoft.com/office/word/2015/wordml/symex" xmlns:wpg="http://schemas.microsoft.com/office/word/2010/wordprocessingGroup" xmlns:wpi="http://schemas.microsoft.com/office/word/2010/wordprocessingInk" xmlns:wne="http://schemas.microsoft.com/office/word/2006/wordml" xmlns:wps="http://schemas.microsoft.com/office/word/2010/wordprocessingShape" mc:Ignorable="w14 w15 w16se w16cid w16 w16cex w16sdtdh wp14">
+<w:numbering xmlns:wpc="http://schemas.microsoft.com/office/word/2010/wordprocessingCanvas" xmlns:cx="http://schemas.microsoft.com/office/drawing/2014/chartex" xmlns:cx1="http://schemas.microsoft.com/office/drawing/2015/9/8/chartex" xmlns:cx2="http://schemas.microsoft.com/office/drawing/2015/10/21/chartex" xmlns:cx3="http://schemas.microsoft.com/office/drawing/2016/5/9/chartex" xmlns:cx4="http://schemas.microsoft.com/office/drawing/2016/5/10/chartex" xmlns:cx5="http://schemas.microsoft.com/office/drawing/2016/5/11/chartex" xmlns:cx6="http://schemas.microsoft.com/office/drawing/2016/5/12/chartex" xmlns:cx7="http://schemas.microsoft.com/office/drawing/2016/5/13/chartex" xmlns:cx8="http://schemas.microsoft.com/office/drawing/2016/5/14/chartex" xmlns:mc="http://schemas.openxmlformats.org/markup-compatibility/2006" xmlns:aink="http://schemas.microsoft.com/office/drawing/2016/ink" xmlns:am3d="http://schemas.microsoft.com/office/drawing/2017/model3d" xmlns:o="urn:schemas-microsoft-com:office:office" xmlns:oel="http://schemas.microsoft.com/office/2019/extlst" xmlns:r="http://schemas.openxmlformats.org/officeDocument/2006/relationships" xmlns:m="http://schemas.openxmlformats.org/officeDocument/2006/math" xmlns:v="urn:schemas-microsoft-com:vml" xmlns:wp14="http://schemas.microsoft.com/office/word/2010/wordprocessingDrawing" xmlns:wp="http://schemas.openxmlformats.org/drawingml/2006/wordprocessingDrawing" xmlns:w10="urn:schemas-microsoft-com:office:word" xmlns:w="http://schemas.openxmlformats.org/wordprocessingml/2006/main" xmlns:w14="http://schemas.microsoft.com/office/word/2010/wordml" xmlns:w15="http://schemas.microsoft.com/office/word/2012/wordml" xmlns:w16cex="http://schemas.microsoft.com/office/word/2018/wordml/cex" xmlns:w16cid="http://schemas.microsoft.com/office/word/2016/wordml/cid" xmlns:w16="http://schemas.microsoft.com/office/word/2018/wordml" xmlns:w16du="http://schemas.microsoft.com/office/word/2023/wordml/word16du" xmlns:w16sdtdh="http://schemas.microsoft.com/office/word/2020/wordml/sdtdatahash" xmlns:w16sdtfl="http://schemas.microsoft.com/office/word/2024/wordml/sdtformatlock" xmlns:w16se="http://schemas.microsoft.com/office/word/2015/wordml/symex" xmlns:wpg="http://schemas.microsoft.com/office/word/2010/wordprocessingGroup" xmlns:wpi="http://schemas.microsoft.com/office/word/2010/wordprocessingInk" xmlns:wne="http://schemas.microsoft.com/office/word/2006/wordml" xmlns:wps="http://schemas.microsoft.com/office/word/2010/wordprocessingShape" mc:Ignorable="w14 w15 w16se w16cid w16 w16cex w16sdtdh w16sdtfl w16du wp14">
   <w:abstractNum w:abstractNumId="0" w15:restartNumberingAfterBreak="0">
     <w:nsid w:val="0CF71F75"/>
     <w:multiLevelType w:val="multilevel"/>
@@ -6883,56 +7308,56 @@
       </w:rPr>
     </w:lvl>
   </w:abstractNum>
-  <w:num w:numId="1">
+  <w:num w:numId="1" w16cid:durableId="1698577308">
     <w:abstractNumId w:val="4"/>
   </w:num>
-  <w:num w:numId="2">
+  <w:num w:numId="2" w16cid:durableId="622419375">
     <w:abstractNumId w:val="3"/>
   </w:num>
-  <w:num w:numId="3">
+  <w:num w:numId="3" w16cid:durableId="765229715">
     <w:abstractNumId w:val="9"/>
   </w:num>
-  <w:num w:numId="4">
+  <w:num w:numId="4" w16cid:durableId="873619669">
     <w:abstractNumId w:val="13"/>
   </w:num>
-  <w:num w:numId="5">
+  <w:num w:numId="5" w16cid:durableId="163935957">
     <w:abstractNumId w:val="0"/>
   </w:num>
-  <w:num w:numId="6">
+  <w:num w:numId="6" w16cid:durableId="547491432">
     <w:abstractNumId w:val="14"/>
   </w:num>
-  <w:num w:numId="7">
+  <w:num w:numId="7" w16cid:durableId="1747801086">
     <w:abstractNumId w:val="5"/>
   </w:num>
-  <w:num w:numId="8">
+  <w:num w:numId="8" w16cid:durableId="1381661529">
     <w:abstractNumId w:val="2"/>
   </w:num>
-  <w:num w:numId="9">
+  <w:num w:numId="9" w16cid:durableId="1979341243">
     <w:abstractNumId w:val="1"/>
   </w:num>
-  <w:num w:numId="10">
+  <w:num w:numId="10" w16cid:durableId="1558392909">
     <w:abstractNumId w:val="7"/>
   </w:num>
-  <w:num w:numId="11">
+  <w:num w:numId="11" w16cid:durableId="829172966">
     <w:abstractNumId w:val="10"/>
   </w:num>
-  <w:num w:numId="12">
+  <w:num w:numId="12" w16cid:durableId="1713265655">
     <w:abstractNumId w:val="8"/>
   </w:num>
-  <w:num w:numId="13">
+  <w:num w:numId="13" w16cid:durableId="1695762869">
     <w:abstractNumId w:val="6"/>
   </w:num>
-  <w:num w:numId="14">
+  <w:num w:numId="14" w16cid:durableId="975791633">
     <w:abstractNumId w:val="11"/>
   </w:num>
-  <w:num w:numId="15">
+  <w:num w:numId="15" w16cid:durableId="1072390721">
     <w:abstractNumId w:val="12"/>
   </w:num>
 </w:numbering>
 </file>
 
 <file path=word/styles.xml><?xml version="1.0" encoding="utf-8"?>
-<w:styles xmlns:mc="http://schemas.openxmlformats.org/markup-compatibility/2006" xmlns:r="http://schemas.openxmlformats.org/officeDocument/2006/relationships" xmlns:w="http://schemas.openxmlformats.org/wordprocessingml/2006/main" xmlns:w14="http://schemas.microsoft.com/office/word/2010/wordml" xmlns:w15="http://schemas.microsoft.com/office/word/2012/wordml" xmlns:w16cex="http://schemas.microsoft.com/office/word/2018/wordml/cex" xmlns:w16cid="http://schemas.microsoft.com/office/word/2016/wordml/cid" xmlns:w16="http://schemas.microsoft.com/office/word/2018/wordml" xmlns:w16sdtdh="http://schemas.microsoft.com/office/word/2020/wordml/sdtdatahash" xmlns:w16se="http://schemas.microsoft.com/office/word/2015/wordml/symex" mc:Ignorable="w14 w15 w16se w16cid w16 w16cex w16sdtdh">
+<w:styles xmlns:mc="http://schemas.openxmlformats.org/markup-compatibility/2006" xmlns:r="http://schemas.openxmlformats.org/officeDocument/2006/relationships" xmlns:w="http://schemas.openxmlformats.org/wordprocessingml/2006/main" xmlns:w14="http://schemas.microsoft.com/office/word/2010/wordml" xmlns:w15="http://schemas.microsoft.com/office/word/2012/wordml" xmlns:w16cex="http://schemas.microsoft.com/office/word/2018/wordml/cex" xmlns:w16cid="http://schemas.microsoft.com/office/word/2016/wordml/cid" xmlns:w16="http://schemas.microsoft.com/office/word/2018/wordml" xmlns:w16du="http://schemas.microsoft.com/office/word/2023/wordml/word16du" xmlns:w16sdtdh="http://schemas.microsoft.com/office/word/2020/wordml/sdtdatahash" xmlns:w16sdtfl="http://schemas.microsoft.com/office/word/2024/wordml/sdtformatlock" xmlns:w16se="http://schemas.microsoft.com/office/word/2015/wordml/symex" mc:Ignorable="w14 w15 w16se w16cid w16 w16cex w16sdtdh w16sdtfl w16du">
   <w:docDefaults>
     <w:rPrDefault>
       <w:rPr>
@@ -7609,6 +8034,15 @@
       <w:szCs w:val="20"/>
     </w:rPr>
   </w:style>
+  <w:style w:type="paragraph" w:styleId="NoSpacing">
+    <w:name w:val="No Spacing"/>
+    <w:uiPriority w:val="1"/>
+    <w:qFormat/>
+    <w:rsid w:val="00024F9F"/>
+    <w:pPr>
+      <w:spacing w:after="0" w:line="240" w:lineRule="auto"/>
+    </w:pPr>
+  </w:style>
 </w:styles>
 </file>
 

--- a/انیسا.docx
+++ b/انیسا.docx
@@ -1723,11 +1723,19 @@
           <w:lang w:bidi="fa-IR"/>
         </w:rPr>
       </w:pPr>
-      <w:r>
-        <w:rPr>
-          <w:lang w:bidi="fa-IR"/>
-        </w:rPr>
-        <w:t>Sudo docker inf</w:t>
+      <w:proofErr w:type="spellStart"/>
+      <w:r>
+        <w:rPr>
+          <w:lang w:bidi="fa-IR"/>
+        </w:rPr>
+        <w:t>Sudo</w:t>
+      </w:r>
+      <w:proofErr w:type="spellEnd"/>
+      <w:r>
+        <w:rPr>
+          <w:lang w:bidi="fa-IR"/>
+        </w:rPr>
+        <w:t xml:space="preserve"> docker inf</w:t>
       </w:r>
       <w:r>
         <w:rPr>
@@ -2582,22 +2590,32 @@
       <w:pPr>
         <w:bidi/>
         <w:rPr>
-          <w:rtl/>
-          <w:lang w:bidi="fa-IR"/>
-        </w:rPr>
-      </w:pPr>
-      <w:r>
-        <w:rPr>
           <w:rFonts w:cs="Arial"/>
           <w:noProof/>
           <w:rtl/>
           <w:lang w:bidi="fa-IR"/>
         </w:rPr>
-        <w:lastRenderedPageBreak/>
+      </w:pPr>
+    </w:p>
+    <w:p>
+      <w:pPr>
+        <w:bidi/>
+        <w:rPr>
+          <w:rtl/>
+          <w:lang w:bidi="fa-IR"/>
+        </w:rPr>
+      </w:pPr>
+      <w:r>
+        <w:rPr>
+          <w:rFonts w:cs="Arial"/>
+          <w:noProof/>
+          <w:rtl/>
+          <w:lang w:bidi="fa-IR"/>
+        </w:rPr>
         <w:drawing>
-          <wp:inline distT="0" distB="0" distL="0" distR="0" wp14:anchorId="135C5F91" wp14:editId="7226C79F">
-            <wp:extent cx="4867275" cy="3016046"/>
-            <wp:effectExtent l="0" t="0" r="0" b="0"/>
+          <wp:inline distT="0" distB="0" distL="0" distR="0" wp14:anchorId="135C5F91" wp14:editId="697286ED">
+            <wp:extent cx="5764133" cy="3571792"/>
+            <wp:effectExtent l="0" t="0" r="8255" b="0"/>
             <wp:docPr id="650324656" name="Picture 1"/>
             <wp:cNvGraphicFramePr>
               <a:graphicFrameLocks xmlns:a="http://schemas.openxmlformats.org/drawingml/2006/main" noChangeAspect="1"/>
@@ -2618,7 +2636,7 @@
                   <pic:spPr>
                     <a:xfrm>
                       <a:off x="0" y="0"/>
-                      <a:ext cx="4874908" cy="3020776"/>
+                      <a:ext cx="5802262" cy="3595419"/>
                     </a:xfrm>
                     <a:prstGeom prst="rect">
                       <a:avLst/>
@@ -2635,22 +2653,112 @@
       <w:pPr>
         <w:bidi/>
         <w:rPr>
-          <w:rFonts w:cs="Arial" w:hint="cs"/>
-          <w:rtl/>
-          <w:lang w:bidi="fa-IR"/>
-        </w:rPr>
-      </w:pPr>
-      <w:r>
-        <w:rPr>
           <w:rFonts w:cs="Arial"/>
           <w:noProof/>
           <w:rtl/>
           <w:lang w:bidi="fa-IR"/>
         </w:rPr>
+      </w:pPr>
+      <w:r>
+        <w:rPr>
+          <w:rFonts w:cs="Arial" w:hint="cs"/>
+          <w:noProof/>
+          <w:rtl/>
+          <w:lang w:bidi="fa-IR"/>
+        </w:rPr>
+        <w:t>اصلا از داکر و ماشین مجازی استفاده نکنیم</w:t>
+      </w:r>
+      <w:r>
+        <w:rPr>
+          <w:rFonts w:cs="Arial" w:hint="cs"/>
+          <w:noProof/>
+          <w:rtl/>
+          <w:lang w:bidi="fa-IR"/>
+        </w:rPr>
+        <w:t xml:space="preserve">: </w:t>
+      </w:r>
+    </w:p>
+    <w:p>
+      <w:pPr>
+        <w:bidi/>
+        <w:rPr>
+          <w:rFonts w:cs="Arial"/>
+          <w:noProof/>
+          <w:rtl/>
+          <w:lang w:bidi="fa-IR"/>
+        </w:rPr>
+      </w:pPr>
+      <w:r>
+        <w:rPr>
+          <w:rFonts w:cs="Arial" w:hint="cs"/>
+          <w:noProof/>
+          <w:rtl/>
+          <w:lang w:bidi="fa-IR"/>
+        </w:rPr>
+        <w:t>نیاز نیست تکنولوژی مجازی سازی رو یادبگیریم و خیلی ساده هست و مستقیم سخت افزار رو به کار میگیریم.</w:t>
+      </w:r>
+    </w:p>
+    <w:p>
+      <w:pPr>
+        <w:bidi/>
+        <w:rPr>
+          <w:rFonts w:cs="Arial"/>
+          <w:noProof/>
+          <w:rtl/>
+          <w:lang w:bidi="fa-IR"/>
+        </w:rPr>
+      </w:pPr>
+      <w:r>
+        <w:rPr>
+          <w:rFonts w:cs="Arial" w:hint="cs"/>
+          <w:noProof/>
+          <w:rtl/>
+          <w:lang w:bidi="fa-IR"/>
+        </w:rPr>
+        <w:t xml:space="preserve">اگر دو تا اپلیکیشن داشتیم چی و این اپ ها کتابخونه ها و لایبری هاشون در تعارض بودن چی. </w:t>
+      </w:r>
+    </w:p>
+    <w:p>
+      <w:pPr>
+        <w:bidi/>
+        <w:rPr>
+          <w:rFonts w:cs="Arial"/>
+          <w:noProof/>
+          <w:rtl/>
+          <w:lang w:bidi="fa-IR"/>
+        </w:rPr>
+      </w:pPr>
+      <w:r>
+        <w:rPr>
+          <w:rFonts w:cs="Arial" w:hint="cs"/>
+          <w:noProof/>
+          <w:rtl/>
+          <w:lang w:bidi="fa-IR"/>
+        </w:rPr>
+        <w:t>ترجیح اینکه اپلیکیشن رو مستقیم روی سرور نیاریم بالا.</w:t>
+      </w:r>
+    </w:p>
+    <w:p>
+      <w:pPr>
+        <w:bidi/>
+        <w:rPr>
+          <w:rFonts w:cs="Arial"/>
+          <w:noProof/>
+          <w:rtl/>
+          <w:lang w:bidi="fa-IR"/>
+        </w:rPr>
+      </w:pPr>
+      <w:r>
+        <w:rPr>
+          <w:rFonts w:cs="Arial"/>
+          <w:noProof/>
+          <w:rtl/>
+          <w:lang w:bidi="fa-IR"/>
+        </w:rPr>
         <w:drawing>
-          <wp:inline distT="0" distB="0" distL="0" distR="0" wp14:anchorId="5F1FADD5" wp14:editId="342B7E72">
-            <wp:extent cx="4857750" cy="1951404"/>
-            <wp:effectExtent l="0" t="0" r="0" b="0"/>
+          <wp:inline distT="0" distB="0" distL="0" distR="0" wp14:anchorId="47E4AEAA" wp14:editId="2B0D9A28">
+            <wp:extent cx="5779752" cy="2321781"/>
+            <wp:effectExtent l="0" t="0" r="0" b="2540"/>
             <wp:docPr id="1142132253" name="Picture 1"/>
             <wp:cNvGraphicFramePr>
               <a:graphicFrameLocks xmlns:a="http://schemas.openxmlformats.org/drawingml/2006/main" noChangeAspect="1"/>
@@ -2671,7 +2779,7 @@
                   <pic:spPr>
                     <a:xfrm>
                       <a:off x="0" y="0"/>
-                      <a:ext cx="4878071" cy="1959567"/>
+                      <a:ext cx="5819560" cy="2337772"/>
                     </a:xfrm>
                     <a:prstGeom prst="rect">
                       <a:avLst/>
@@ -2690,9 +2798,19 @@
         <w:rPr>
           <w:rFonts w:cs="Arial"/>
           <w:noProof/>
-          <w:lang w:bidi="fa-IR"/>
-        </w:rPr>
-      </w:pPr>
+          <w:rtl/>
+          <w:lang w:bidi="fa-IR"/>
+        </w:rPr>
+      </w:pPr>
+      <w:r>
+        <w:rPr>
+          <w:rFonts w:cs="Arial" w:hint="cs"/>
+          <w:noProof/>
+          <w:rtl/>
+          <w:lang w:bidi="fa-IR"/>
+        </w:rPr>
+        <w:t xml:space="preserve">داکر هاست میخواهیم بریم ماشین مجازی بگیریم یا مستقیم روی سرور نصب کنیم؟ </w:t>
+      </w:r>
     </w:p>
     <w:p>
       <w:pPr>
@@ -2703,37 +2821,363 @@
           <w:lang w:bidi="fa-IR"/>
         </w:rPr>
       </w:pPr>
-    </w:p>
-    <w:p>
-      <w:pPr>
-        <w:bidi/>
+      <w:r>
+        <w:rPr>
+          <w:rFonts w:cs="Arial" w:hint="cs"/>
+          <w:noProof/>
+          <w:rtl/>
+          <w:lang w:bidi="fa-IR"/>
+        </w:rPr>
+        <w:lastRenderedPageBreak/>
+        <w:t xml:space="preserve">اپدیت و اپگرید کردن سرور ها سخته . مثلا میخواهیم سرور رو رم اضافه کنیم باید خاموش کنیم. تو ماشین مجازی و تکنولوژی مجازی سازی ما </w:t>
+      </w:r>
+      <w:r>
         <w:rPr>
           <w:rFonts w:cs="Arial"/>
           <w:noProof/>
           <w:lang w:bidi="fa-IR"/>
         </w:rPr>
-      </w:pPr>
-    </w:p>
-    <w:p>
-      <w:pPr>
-        <w:bidi/>
-        <w:rPr>
-          <w:rFonts w:cs="Arial"/>
-          <w:rtl/>
-          <w:lang w:bidi="fa-IR"/>
-        </w:rPr>
-      </w:pPr>
+        <w:t>hot plug</w:t>
+      </w:r>
+      <w:r>
+        <w:rPr>
+          <w:rFonts w:cs="Arial" w:hint="cs"/>
+          <w:noProof/>
+          <w:rtl/>
+          <w:lang w:bidi="fa-IR"/>
+        </w:rPr>
+        <w:t xml:space="preserve"> داریم . اکثر محیط های ابری از تکنولوژی مجازی سازی استفاده میکنند.</w:t>
+      </w:r>
+      <w:r>
+        <w:rPr>
+          <w:rFonts w:cs="Arial" w:hint="cs"/>
+          <w:noProof/>
+          <w:rtl/>
+          <w:lang w:bidi="fa-IR"/>
+        </w:rPr>
+        <w:t xml:space="preserve"> </w:t>
+      </w:r>
       <w:r>
         <w:rPr>
           <w:rFonts w:cs="Arial"/>
           <w:noProof/>
-          <w:rtl/>
-          <w:lang w:bidi="fa-IR"/>
+          <w:lang w:bidi="fa-IR"/>
+        </w:rPr>
+        <w:t>Restore , backup , clone ,snapshot</w:t>
+      </w:r>
+    </w:p>
+    <w:p>
+      <w:pPr>
+        <w:bidi/>
+        <w:rPr>
+          <w:rFonts w:cs="Arial"/>
+          <w:noProof/>
+          <w:rtl/>
+          <w:lang w:bidi="fa-IR"/>
+        </w:rPr>
+      </w:pPr>
+      <w:r>
+        <w:rPr>
+          <w:rFonts w:cs="Arial" w:hint="cs"/>
+          <w:noProof/>
+          <w:rtl/>
+          <w:lang w:bidi="fa-IR"/>
+        </w:rPr>
+        <w:t>اگر مستقیم از داکر روی سرور فیزیکی استفاده کنیم و ما دو تا ایمیج با سیستم عامل مختلف داشته باشیم نمیتونیم چون کانتنتر ویندوزی روی لینوکس کار نمیکنه و برعکس.</w:t>
+      </w:r>
+    </w:p>
+    <w:p>
+      <w:pPr>
+        <w:bidi/>
+        <w:rPr>
+          <w:rFonts w:cs="Arial"/>
+          <w:noProof/>
+          <w:rtl/>
+          <w:lang w:bidi="fa-IR"/>
+        </w:rPr>
+      </w:pPr>
+      <w:r>
+        <w:rPr>
+          <w:rFonts w:cs="Arial" w:hint="cs"/>
+          <w:noProof/>
+          <w:rtl/>
+          <w:lang w:bidi="fa-IR"/>
+        </w:rPr>
+        <w:t xml:space="preserve">میتیونم از قابلیت ها و امکاناتی که </w:t>
+      </w:r>
+      <w:r>
+        <w:rPr>
+          <w:rFonts w:cs="Arial"/>
+          <w:noProof/>
+          <w:lang w:bidi="fa-IR"/>
+        </w:rPr>
+        <w:t>virtaul machine</w:t>
+      </w:r>
+      <w:r>
+        <w:rPr>
+          <w:rFonts w:cs="Arial" w:hint="cs"/>
+          <w:noProof/>
+          <w:rtl/>
+          <w:lang w:bidi="fa-IR"/>
+        </w:rPr>
+        <w:t xml:space="preserve"> ارائه میدهند استفاده کنیم . </w:t>
+      </w:r>
+      <w:r>
+        <w:rPr>
+          <w:rFonts w:cs="Arial"/>
+          <w:noProof/>
+          <w:lang w:bidi="fa-IR"/>
+        </w:rPr>
+        <w:t>vMotion , Storage , Fault Tolerant</w:t>
+      </w:r>
+      <w:r>
+        <w:rPr>
+          <w:rFonts w:cs="Arial" w:hint="cs"/>
+          <w:noProof/>
+          <w:rtl/>
+          <w:lang w:bidi="fa-IR"/>
+        </w:rPr>
+        <w:t xml:space="preserve"> استفاده کنیم.</w:t>
+      </w:r>
+    </w:p>
+    <w:p>
+      <w:pPr>
+        <w:bidi/>
+        <w:rPr>
+          <w:rFonts w:cs="Arial"/>
+          <w:noProof/>
+          <w:rtl/>
+          <w:lang w:bidi="fa-IR"/>
+        </w:rPr>
+      </w:pPr>
+    </w:p>
+    <w:p>
+      <w:pPr>
+        <w:bidi/>
+        <w:rPr>
+          <w:rFonts w:cs="Arial"/>
+          <w:noProof/>
+          <w:rtl/>
+          <w:lang w:bidi="fa-IR"/>
+        </w:rPr>
+      </w:pPr>
+      <w:r>
+        <w:rPr>
+          <w:noProof/>
         </w:rPr>
         <w:drawing>
-          <wp:inline distT="0" distB="0" distL="0" distR="0" wp14:anchorId="1054774D" wp14:editId="13A060F2">
-            <wp:extent cx="4838700" cy="1985625"/>
+          <wp:inline distT="0" distB="0" distL="0" distR="0" wp14:anchorId="69A16FA6" wp14:editId="714523D8">
+            <wp:extent cx="4389120" cy="4389120"/>
             <wp:effectExtent l="0" t="0" r="0" b="0"/>
+            <wp:docPr id="9" name="Picture 9"/>
+            <wp:cNvGraphicFramePr>
+              <a:graphicFrameLocks xmlns:a="http://schemas.openxmlformats.org/drawingml/2006/main" noChangeAspect="1"/>
+            </wp:cNvGraphicFramePr>
+            <a:graphic xmlns:a="http://schemas.openxmlformats.org/drawingml/2006/main">
+              <a:graphicData uri="http://schemas.openxmlformats.org/drawingml/2006/picture">
+                <pic:pic xmlns:pic="http://schemas.openxmlformats.org/drawingml/2006/picture">
+                  <pic:nvPicPr>
+                    <pic:cNvPr id="0" name="Picture 1"/>
+                    <pic:cNvPicPr>
+                      <a:picLocks noChangeAspect="1" noChangeArrowheads="1"/>
+                    </pic:cNvPicPr>
+                  </pic:nvPicPr>
+                  <pic:blipFill>
+                    <a:blip r:embed="rId13">
+                      <a:extLst>
+                        <a:ext uri="{28A0092B-C50C-407E-A947-70E740481C1C}">
+                          <a14:useLocalDpi xmlns:a14="http://schemas.microsoft.com/office/drawing/2010/main" val="0"/>
+                        </a:ext>
+                      </a:extLst>
+                    </a:blip>
+                    <a:srcRect/>
+                    <a:stretch>
+                      <a:fillRect/>
+                    </a:stretch>
+                  </pic:blipFill>
+                  <pic:spPr bwMode="auto">
+                    <a:xfrm>
+                      <a:off x="0" y="0"/>
+                      <a:ext cx="4392037" cy="4392037"/>
+                    </a:xfrm>
+                    <a:prstGeom prst="rect">
+                      <a:avLst/>
+                    </a:prstGeom>
+                    <a:noFill/>
+                    <a:ln>
+                      <a:noFill/>
+                    </a:ln>
+                  </pic:spPr>
+                </pic:pic>
+              </a:graphicData>
+            </a:graphic>
+          </wp:inline>
+        </w:drawing>
+      </w:r>
+    </w:p>
+    <w:p>
+      <w:pPr>
+        <w:bidi/>
+        <w:rPr>
+          <w:rFonts w:cs="Arial"/>
+          <w:rtl/>
+          <w:lang w:bidi="fa-IR"/>
+        </w:rPr>
+      </w:pPr>
+    </w:p>
+    <w:p>
+      <w:pPr>
+        <w:bidi/>
+        <w:rPr>
+          <w:rFonts w:cs="Arial"/>
+          <w:noProof/>
+          <w:lang w:bidi="fa-IR"/>
+        </w:rPr>
+      </w:pPr>
+    </w:p>
+    <w:p>
+      <w:pPr>
+        <w:bidi/>
+        <w:rPr>
+          <w:rFonts w:cs="Arial"/>
+          <w:noProof/>
+          <w:lang w:bidi="fa-IR"/>
+        </w:rPr>
+      </w:pPr>
+    </w:p>
+    <w:p>
+      <w:pPr>
+        <w:bidi/>
+        <w:rPr>
+          <w:rFonts w:cs="Arial"/>
+          <w:noProof/>
+          <w:lang w:bidi="fa-IR"/>
+        </w:rPr>
+      </w:pPr>
+    </w:p>
+    <w:p>
+      <w:pPr>
+        <w:bidi/>
+        <w:rPr>
+          <w:rFonts w:cs="Arial"/>
+          <w:noProof/>
+          <w:rtl/>
+          <w:lang w:bidi="fa-IR"/>
+        </w:rPr>
+      </w:pPr>
+    </w:p>
+    <w:p>
+      <w:pPr>
+        <w:bidi/>
+        <w:rPr>
+          <w:rFonts w:cs="Arial"/>
+          <w:noProof/>
+          <w:rtl/>
+          <w:lang w:bidi="fa-IR"/>
+        </w:rPr>
+      </w:pPr>
+    </w:p>
+    <w:p>
+      <w:pPr>
+        <w:bidi/>
+        <w:rPr>
+          <w:rFonts w:cs="Arial"/>
+          <w:noProof/>
+          <w:rtl/>
+          <w:lang w:bidi="fa-IR"/>
+        </w:rPr>
+      </w:pPr>
+    </w:p>
+    <w:p>
+      <w:pPr>
+        <w:bidi/>
+        <w:rPr>
+          <w:rFonts w:cs="Arial"/>
+          <w:noProof/>
+          <w:rtl/>
+          <w:lang w:bidi="fa-IR"/>
+        </w:rPr>
+      </w:pPr>
+    </w:p>
+    <w:p>
+      <w:pPr>
+        <w:bidi/>
+        <w:rPr>
+          <w:rFonts w:cs="Arial"/>
+          <w:noProof/>
+          <w:rtl/>
+          <w:lang w:bidi="fa-IR"/>
+        </w:rPr>
+      </w:pPr>
+    </w:p>
+    <w:p>
+      <w:pPr>
+        <w:bidi/>
+        <w:rPr>
+          <w:rFonts w:cs="Arial"/>
+          <w:noProof/>
+          <w:rtl/>
+          <w:lang w:bidi="fa-IR"/>
+        </w:rPr>
+      </w:pPr>
+    </w:p>
+    <w:p>
+      <w:pPr>
+        <w:bidi/>
+        <w:rPr>
+          <w:rFonts w:cs="Arial"/>
+          <w:noProof/>
+          <w:rtl/>
+          <w:lang w:bidi="fa-IR"/>
+        </w:rPr>
+      </w:pPr>
+      <w:r>
+        <w:rPr>
+          <w:rFonts w:cs="Arial" w:hint="cs"/>
+          <w:noProof/>
+          <w:rtl/>
+          <w:lang w:bidi="fa-IR"/>
+        </w:rPr>
+        <w:t xml:space="preserve">چرا از </w:t>
+      </w:r>
+      <w:r>
+        <w:rPr>
+          <w:rFonts w:cs="Arial"/>
+          <w:noProof/>
+          <w:lang w:bidi="fa-IR"/>
+        </w:rPr>
+        <w:t>bare metal</w:t>
+      </w:r>
+      <w:r>
+        <w:rPr>
+          <w:rFonts w:cs="Arial" w:hint="cs"/>
+          <w:noProof/>
+          <w:rtl/>
+          <w:lang w:bidi="fa-IR"/>
+        </w:rPr>
+        <w:t xml:space="preserve"> استفاده کنیم؟</w:t>
+      </w:r>
+    </w:p>
+    <w:p>
+      <w:pPr>
+        <w:bidi/>
+        <w:rPr>
+          <w:rFonts w:cs="Arial"/>
+          <w:rtl/>
+          <w:lang w:bidi="fa-IR"/>
+        </w:rPr>
+      </w:pPr>
+      <w:r>
+        <w:rPr>
+          <w:rFonts w:cs="Arial"/>
+          <w:noProof/>
+          <w:rtl/>
+          <w:lang w:bidi="fa-IR"/>
+        </w:rPr>
+        <w:drawing>
+          <wp:inline distT="0" distB="0" distL="0" distR="0" wp14:anchorId="1054774D" wp14:editId="44ADCB39">
+            <wp:extent cx="5619113" cy="2305878"/>
+            <wp:effectExtent l="0" t="0" r="1270" b="0"/>
             <wp:docPr id="1559725444" name="Picture 1"/>
             <wp:cNvGraphicFramePr>
               <a:graphicFrameLocks xmlns:a="http://schemas.openxmlformats.org/drawingml/2006/main" noChangeAspect="1"/>
@@ -2746,7 +3190,7 @@
                     <pic:cNvPicPr/>
                   </pic:nvPicPr>
                   <pic:blipFill>
-                    <a:blip r:embed="rId13"/>
+                    <a:blip r:embed="rId14"/>
                     <a:stretch>
                       <a:fillRect/>
                     </a:stretch>
@@ -2754,7 +3198,7 @@
                   <pic:spPr>
                     <a:xfrm>
                       <a:off x="0" y="0"/>
-                      <a:ext cx="4869256" cy="1998164"/>
+                      <a:ext cx="5670488" cy="2326960"/>
                     </a:xfrm>
                     <a:prstGeom prst="rect">
                       <a:avLst/>
@@ -2772,22 +3216,57 @@
         <w:bidi/>
         <w:rPr>
           <w:rFonts w:cs="Arial"/>
-          <w:rtl/>
-          <w:lang w:bidi="fa-IR"/>
-        </w:rPr>
-      </w:pPr>
+          <w:noProof/>
+          <w:lang w:bidi="fa-IR"/>
+        </w:rPr>
+      </w:pPr>
+      <w:r>
+        <w:rPr>
+          <w:rFonts w:cs="Arial" w:hint="cs"/>
+          <w:noProof/>
+          <w:rtl/>
+          <w:lang w:bidi="fa-IR"/>
+        </w:rPr>
+        <w:t xml:space="preserve">وقتی که ما داکر رو مستقیم روی سرور نصب میکنیم تعداد اون لایه ای که تکنولوژی مجازی سازی ایجاد میکنه کمتر میشه . پرفورمنس بیشتری داریم . تعداد کانتینر های بیشتری میتونیم داشته باشیم روی سرور. خروجی بهتری از نظر </w:t>
+      </w:r>
       <w:r>
         <w:rPr>
           <w:rFonts w:cs="Arial"/>
           <w:noProof/>
-          <w:rtl/>
-          <w:lang w:bidi="fa-IR"/>
-        </w:rPr>
-        <w:lastRenderedPageBreak/>
+          <w:lang w:bidi="fa-IR"/>
+        </w:rPr>
+        <w:t>performance</w:t>
+      </w:r>
+      <w:r>
+        <w:rPr>
+          <w:rFonts w:cs="Arial" w:hint="cs"/>
+          <w:noProof/>
+          <w:rtl/>
+          <w:lang w:bidi="fa-IR"/>
+        </w:rPr>
+        <w:t xml:space="preserve"> خواهیم داشت.</w:t>
+      </w:r>
+    </w:p>
+    <w:p>
+      <w:pPr>
+        <w:bidi/>
+        <w:rPr>
+          <w:rFonts w:cs="Arial"/>
+          <w:rtl/>
+          <w:lang w:bidi="fa-IR"/>
+        </w:rPr>
+      </w:pPr>
+      <w:r>
+        <w:rPr>
+          <w:rFonts w:cs="Arial"/>
+          <w:noProof/>
+          <w:rtl/>
+          <w:lang w:bidi="fa-IR"/>
+        </w:rPr>
         <w:drawing>
-          <wp:inline distT="0" distB="0" distL="0" distR="0" wp14:anchorId="6CC51724" wp14:editId="1A18EEAB">
-            <wp:extent cx="5943600" cy="3698875"/>
-            <wp:effectExtent l="0" t="0" r="0" b="0"/>
+          <wp:inline distT="0" distB="0" distL="0" distR="0" wp14:anchorId="6CC51724" wp14:editId="4AAA6F81">
+            <wp:extent cx="5661108" cy="3523072"/>
+            <wp:effectExtent l="0" t="0" r="0" b="1270"/>
             <wp:docPr id="939351680" name="Picture 1"/>
             <wp:cNvGraphicFramePr>
               <a:graphicFrameLocks xmlns:a="http://schemas.openxmlformats.org/drawingml/2006/main" noChangeAspect="1"/>
@@ -2800,7 +3279,7 @@
                     <pic:cNvPicPr/>
                   </pic:nvPicPr>
                   <pic:blipFill>
-                    <a:blip r:embed="rId14"/>
+                    <a:blip r:embed="rId15"/>
                     <a:stretch>
                       <a:fillRect/>
                     </a:stretch>
@@ -2808,7 +3287,7 @@
                   <pic:spPr>
                     <a:xfrm>
                       <a:off x="0" y="0"/>
-                      <a:ext cx="5943600" cy="3698875"/>
+                      <a:ext cx="5678164" cy="3533686"/>
                     </a:xfrm>
                     <a:prstGeom prst="rect">
                       <a:avLst/>
@@ -2825,16 +3304,6 @@
       <w:pPr>
         <w:bidi/>
         <w:rPr>
-          <w:rFonts w:cs="Arial"/>
-          <w:rtl/>
-          <w:lang w:bidi="fa-IR"/>
-        </w:rPr>
-      </w:pPr>
-    </w:p>
-    <w:p>
-      <w:pPr>
-        <w:bidi/>
-        <w:rPr>
           <w:rtl/>
           <w:lang w:bidi="fa-IR"/>
         </w:rPr>
@@ -2890,6 +3359,7 @@
           <w:rtl/>
           <w:lang w:bidi="fa-IR"/>
         </w:rPr>
+        <w:lastRenderedPageBreak/>
         <w:t>1.اگر اپگرید سرور راحت باشه ، اگر میخواهیم ببیریم روی کلاد و بحث راحت بک اپ ، وی موشن و .. که ماشین مجازی ها خیلی راحت به ما میدن میرم سراغ ماشین مجازی</w:t>
       </w:r>
     </w:p>
@@ -2897,7 +3367,6 @@
       <w:pPr>
         <w:bidi/>
         <w:rPr>
-          <w:rtl/>
           <w:lang w:bidi="fa-IR"/>
         </w:rPr>
       </w:pPr>
@@ -2961,13 +3430,150 @@
           <w:lang w:bidi="fa-IR"/>
         </w:rPr>
       </w:pPr>
-      <w:r>
-        <w:rPr>
-          <w:rFonts w:hint="cs"/>
-          <w:rtl/>
-          <w:lang w:bidi="fa-IR"/>
-        </w:rPr>
-        <w:t>در خیلی از سازمان ها ما به صورت ماشین مجازی داریم و از هایپروایز داریم استفاده میکنیم.</w:t>
+    </w:p>
+    <w:p>
+      <w:pPr>
+        <w:bidi/>
+        <w:rPr>
+          <w:lang w:bidi="fa-IR"/>
+        </w:rPr>
+      </w:pPr>
+    </w:p>
+    <w:p>
+      <w:pPr>
+        <w:bidi/>
+        <w:rPr>
+          <w:rtl/>
+          <w:lang w:bidi="fa-IR"/>
+        </w:rPr>
+      </w:pPr>
+      <w:r>
+        <w:rPr>
+          <w:rFonts w:hint="cs"/>
+          <w:rtl/>
+          <w:lang w:bidi="fa-IR"/>
+        </w:rPr>
+        <w:t>چرا ما داریم میریم سمت کانتینر سازی ؟</w:t>
+      </w:r>
+    </w:p>
+    <w:p>
+      <w:pPr>
+        <w:pStyle w:val="ListParagraph"/>
+        <w:numPr>
+          <w:ilvl w:val="0"/>
+          <w:numId w:val="16"/>
+        </w:numPr>
+        <w:bidi/>
+        <w:rPr>
+          <w:lang w:bidi="fa-IR"/>
+        </w:rPr>
+      </w:pPr>
+      <w:r>
+        <w:rPr>
+          <w:rFonts w:hint="cs"/>
+          <w:rtl/>
+          <w:lang w:bidi="fa-IR"/>
+        </w:rPr>
+        <w:t>یک کانتنیر یک محیط ایزوله رو به ما میده همه مواردی که نرم افزار رو نیاز داره داخل اون کانتنر هست. امکان جابه جایی این نرم افزار و محیط رو تضمین میکنیم و میتونیم بگیم اگر این نرم افزار روی کانتنر در محیط 1کار کرد به احتمال 100 هم در محیط دوم کار میکنه.</w:t>
+      </w:r>
+    </w:p>
+    <w:p>
+      <w:pPr>
+        <w:pStyle w:val="ListParagraph"/>
+        <w:numPr>
+          <w:ilvl w:val="0"/>
+          <w:numId w:val="16"/>
+        </w:numPr>
+        <w:bidi/>
+        <w:rPr>
+          <w:lang w:bidi="fa-IR"/>
+        </w:rPr>
+      </w:pPr>
+      <w:r>
+        <w:rPr>
+          <w:rFonts w:hint="cs"/>
+          <w:rtl/>
+          <w:lang w:bidi="fa-IR"/>
+        </w:rPr>
+        <w:t xml:space="preserve">در </w:t>
+      </w:r>
+      <w:r>
+        <w:rPr>
+          <w:lang w:bidi="fa-IR"/>
+        </w:rPr>
+        <w:t>ci/cd</w:t>
+      </w:r>
+      <w:r>
+        <w:rPr>
+          <w:rFonts w:hint="cs"/>
+          <w:rtl/>
+          <w:lang w:bidi="fa-IR"/>
+        </w:rPr>
+        <w:t xml:space="preserve"> خیلی دستمون بازه </w:t>
+      </w:r>
+    </w:p>
+    <w:p>
+      <w:pPr>
+        <w:pStyle w:val="ListParagraph"/>
+        <w:numPr>
+          <w:ilvl w:val="0"/>
+          <w:numId w:val="16"/>
+        </w:numPr>
+        <w:bidi/>
+        <w:rPr>
+          <w:lang w:bidi="fa-IR"/>
+        </w:rPr>
+      </w:pPr>
+      <w:r>
+        <w:rPr>
+          <w:rFonts w:hint="cs"/>
+          <w:rtl/>
+          <w:lang w:bidi="fa-IR"/>
+        </w:rPr>
+        <w:t>امکان رول بک و برگشتن به نسخه قبلی وجود داره.</w:t>
+      </w:r>
+    </w:p>
+    <w:p>
+      <w:pPr>
+        <w:pStyle w:val="ListParagraph"/>
+        <w:numPr>
+          <w:ilvl w:val="0"/>
+          <w:numId w:val="16"/>
+        </w:numPr>
+        <w:bidi/>
+        <w:rPr>
+          <w:lang w:bidi="fa-IR"/>
+        </w:rPr>
+      </w:pPr>
+      <w:r>
+        <w:rPr>
+          <w:rFonts w:hint="cs"/>
+          <w:rtl/>
+          <w:lang w:bidi="fa-IR"/>
+        </w:rPr>
+        <w:t xml:space="preserve">هزینه ها رو کاهش میده </w:t>
+      </w:r>
+    </w:p>
+    <w:p>
+      <w:pPr>
+        <w:pStyle w:val="ListParagraph"/>
+        <w:numPr>
+          <w:ilvl w:val="0"/>
+          <w:numId w:val="16"/>
+        </w:numPr>
+        <w:bidi/>
+        <w:rPr>
+          <w:rtl/>
+          <w:lang w:bidi="fa-IR"/>
+        </w:rPr>
+      </w:pPr>
+      <w:r>
+        <w:rPr>
+          <w:rFonts w:hint="cs"/>
+          <w:rtl/>
+          <w:lang w:bidi="fa-IR"/>
+        </w:rPr>
+        <w:t>امنینت بالایی داریم</w:t>
       </w:r>
     </w:p>
     <w:p>
@@ -2985,252 +3591,11 @@
           <w:rtl/>
           <w:lang w:bidi="fa-IR"/>
         </w:rPr>
-        <w:lastRenderedPageBreak/>
         <w:drawing>
-          <wp:inline distT="0" distB="0" distL="0" distR="0" wp14:anchorId="09EB1545" wp14:editId="088FAEE3">
-            <wp:extent cx="5943600" cy="4156075"/>
-            <wp:effectExtent l="0" t="0" r="0" b="0"/>
-            <wp:docPr id="575505810" name="Picture 1"/>
-            <wp:cNvGraphicFramePr>
-              <a:graphicFrameLocks xmlns:a="http://schemas.openxmlformats.org/drawingml/2006/main" noChangeAspect="1"/>
-            </wp:cNvGraphicFramePr>
-            <a:graphic xmlns:a="http://schemas.openxmlformats.org/drawingml/2006/main">
-              <a:graphicData uri="http://schemas.openxmlformats.org/drawingml/2006/picture">
-                <pic:pic xmlns:pic="http://schemas.openxmlformats.org/drawingml/2006/picture">
-                  <pic:nvPicPr>
-                    <pic:cNvPr id="575505810" name=""/>
-                    <pic:cNvPicPr/>
-                  </pic:nvPicPr>
-                  <pic:blipFill>
-                    <a:blip r:embed="rId15"/>
-                    <a:stretch>
-                      <a:fillRect/>
-                    </a:stretch>
-                  </pic:blipFill>
-                  <pic:spPr>
-                    <a:xfrm>
-                      <a:off x="0" y="0"/>
-                      <a:ext cx="6008312" cy="4201325"/>
-                    </a:xfrm>
-                    <a:prstGeom prst="rect">
-                      <a:avLst/>
-                    </a:prstGeom>
-                  </pic:spPr>
-                </pic:pic>
-              </a:graphicData>
-            </a:graphic>
-          </wp:inline>
-        </w:drawing>
-      </w:r>
-      <w:r>
-        <w:rPr>
-          <w:rFonts w:hint="cs"/>
-          <w:rtl/>
-          <w:lang w:bidi="fa-IR"/>
-        </w:rPr>
-        <w:t>خیلی از اپ ها وقتی که میخوان اجرا باشن به تعدادی لایبری و وابستگی نیاز دارند.</w:t>
-      </w:r>
-    </w:p>
-    <w:p>
-      <w:pPr>
-        <w:bidi/>
-        <w:rPr>
-          <w:rtl/>
-          <w:lang w:bidi="fa-IR"/>
-        </w:rPr>
-      </w:pPr>
-      <w:r>
-        <w:rPr>
-          <w:rFonts w:hint="cs"/>
-          <w:rtl/>
-          <w:lang w:bidi="fa-IR"/>
-        </w:rPr>
-        <w:t xml:space="preserve">مثلا یک اپ داریم این اپ به نسخه </w:t>
-      </w:r>
-      <w:proofErr w:type="spellStart"/>
-      <w:r>
-        <w:rPr>
-          <w:lang w:bidi="fa-IR"/>
-        </w:rPr>
-        <w:t>cpp</w:t>
-      </w:r>
-      <w:proofErr w:type="spellEnd"/>
-      <w:r>
-        <w:rPr>
-          <w:lang w:bidi="fa-IR"/>
-        </w:rPr>
-        <w:t xml:space="preserve"> v4</w:t>
-      </w:r>
-      <w:r>
-        <w:rPr>
-          <w:rFonts w:hint="cs"/>
-          <w:rtl/>
-          <w:lang w:bidi="fa-IR"/>
-        </w:rPr>
-        <w:t xml:space="preserve"> نیاز داره و </w:t>
-      </w:r>
-      <w:proofErr w:type="spellStart"/>
-      <w:r>
-        <w:rPr>
-          <w:lang w:bidi="fa-IR"/>
-        </w:rPr>
-        <w:t>libssi</w:t>
-      </w:r>
-      <w:proofErr w:type="spellEnd"/>
-      <w:r>
-        <w:rPr>
-          <w:lang w:bidi="fa-IR"/>
-        </w:rPr>
-        <w:t xml:space="preserve"> 6.7</w:t>
-      </w:r>
-      <w:r>
-        <w:rPr>
-          <w:rFonts w:hint="cs"/>
-          <w:rtl/>
-          <w:lang w:bidi="fa-IR"/>
-        </w:rPr>
-        <w:t xml:space="preserve"> </w:t>
-      </w:r>
-    </w:p>
-    <w:p>
-      <w:pPr>
-        <w:bidi/>
-        <w:rPr>
-          <w:rtl/>
-          <w:lang w:bidi="fa-IR"/>
-        </w:rPr>
-      </w:pPr>
-      <w:r>
-        <w:rPr>
-          <w:rFonts w:hint="cs"/>
-          <w:rtl/>
-          <w:lang w:bidi="fa-IR"/>
-        </w:rPr>
-        <w:t xml:space="preserve">ما میایم روی ماشین مجازی اون موارد رو نصب مکینم و اپ ما به سلامت میاد بالا </w:t>
-      </w:r>
-    </w:p>
-    <w:p>
-      <w:pPr>
-        <w:bidi/>
-        <w:rPr>
-          <w:rtl/>
-          <w:lang w:bidi="fa-IR"/>
-        </w:rPr>
-      </w:pPr>
-      <w:r>
-        <w:rPr>
-          <w:rFonts w:hint="cs"/>
-          <w:rtl/>
-          <w:lang w:bidi="fa-IR"/>
-        </w:rPr>
-        <w:t>حالا ما میریم روی اپ دوم روی همون ماشین میگیم چه چیزی هایی نیاز داری ؟ میگه فالان فلان و فلان میبینم اون چیز هایی که نیاز داره رو ما قبلا نصب کردیم اما میگه نه من اون نسخه ها رو نمیخوام و نسخه های قبلی رو میخوام</w:t>
-      </w:r>
-    </w:p>
-    <w:p>
-      <w:pPr>
-        <w:bidi/>
-        <w:rPr>
-          <w:rtl/>
-          <w:lang w:bidi="fa-IR"/>
-        </w:rPr>
-      </w:pPr>
-      <w:r>
-        <w:rPr>
-          <w:rFonts w:hint="cs"/>
-          <w:rtl/>
-          <w:lang w:bidi="fa-IR"/>
-        </w:rPr>
-        <w:t xml:space="preserve">اینجا دعوا میشه بین این دو اپ ها . حالا فرض کنید ما به هر بد بختی به این دو گفتیم که کار کنید و مشکلی نداشته باشند. </w:t>
-      </w:r>
-    </w:p>
-    <w:p>
-      <w:pPr>
-        <w:bidi/>
-        <w:rPr>
-          <w:rtl/>
-          <w:lang w:bidi="fa-IR"/>
-        </w:rPr>
-      </w:pPr>
-      <w:r>
-        <w:rPr>
-          <w:rFonts w:hint="cs"/>
-          <w:rtl/>
-          <w:lang w:bidi="fa-IR"/>
-        </w:rPr>
-        <w:t xml:space="preserve">حالا میریم برای اپ سوم اون هم یکسری نسخه و لایبری ها و کتابخانه هایی رو میخواد که با بقیه در تعارض هست . </w:t>
-      </w:r>
-    </w:p>
-    <w:p>
-      <w:pPr>
-        <w:bidi/>
-        <w:rPr>
-          <w:lang w:bidi="fa-IR"/>
-        </w:rPr>
-      </w:pPr>
-      <w:r>
-        <w:rPr>
-          <w:rFonts w:hint="cs"/>
-          <w:rtl/>
-          <w:lang w:bidi="fa-IR"/>
-        </w:rPr>
-        <w:t xml:space="preserve">و جهنم وابستگی ها براشون پیش میاد. </w:t>
-      </w:r>
-    </w:p>
-    <w:p>
-      <w:pPr>
-        <w:bidi/>
-        <w:rPr>
-          <w:rtl/>
-          <w:lang w:bidi="fa-IR"/>
-        </w:rPr>
-      </w:pPr>
-      <w:r>
-        <w:rPr>
-          <w:rFonts w:hint="cs"/>
-          <w:rtl/>
-          <w:lang w:bidi="fa-IR"/>
-        </w:rPr>
-        <w:t>داکر میاد و اپلیکیشن و تمام اون کتاب خانه و مواردی رو که نیاز داره رو میاد و داخل یک پکیجی بسته بندی میکنه و به اسم یک کانتینر در محیط عملیاتی میاره بالا.</w:t>
-      </w:r>
-    </w:p>
-    <w:p>
-      <w:pPr>
-        <w:bidi/>
-        <w:rPr>
-          <w:rtl/>
-          <w:lang w:bidi="fa-IR"/>
-        </w:rPr>
-      </w:pPr>
-      <w:r>
-        <w:rPr>
-          <w:rFonts w:hint="cs"/>
-          <w:rtl/>
-          <w:lang w:bidi="fa-IR"/>
-        </w:rPr>
-        <w:t>از لحاظ امنیتی هم بسیار بهبود بخشییده شده است.</w:t>
-      </w:r>
-    </w:p>
-    <w:p>
-      <w:pPr>
-        <w:bidi/>
-        <w:rPr>
-          <w:rFonts w:hint="cs"/>
-          <w:rtl/>
-          <w:lang w:bidi="fa-IR"/>
-        </w:rPr>
-      </w:pPr>
-      <w:r>
-        <w:rPr>
-          <w:rFonts w:cs="Arial"/>
-          <w:rtl/>
-          <w:lang w:bidi="fa-IR"/>
-        </w:rPr>
-        <w:lastRenderedPageBreak/>
-        <w:drawing>
-          <wp:inline distT="0" distB="0" distL="0" distR="0" wp14:anchorId="0EFBCC7F" wp14:editId="405DEED7">
-            <wp:extent cx="5553075" cy="3566783"/>
-            <wp:effectExtent l="0" t="0" r="0" b="0"/>
-            <wp:docPr id="4" name="Picture 4"/>
+          <wp:inline distT="0" distB="0" distL="0" distR="0" wp14:anchorId="6771CB74" wp14:editId="23CBC8B8">
+            <wp:extent cx="5343277" cy="3480551"/>
+            <wp:effectExtent l="0" t="0" r="0" b="5715"/>
+            <wp:docPr id="10" name="Picture 10"/>
             <wp:cNvGraphicFramePr>
               <a:graphicFrameLocks xmlns:a="http://schemas.openxmlformats.org/drawingml/2006/main" noChangeAspect="1"/>
             </wp:cNvGraphicFramePr>
@@ -3250,7 +3615,7 @@
                   <pic:spPr>
                     <a:xfrm>
                       <a:off x="0" y="0"/>
-                      <a:ext cx="5600565" cy="3597286"/>
+                      <a:ext cx="5346577" cy="3482701"/>
                     </a:xfrm>
                     <a:prstGeom prst="rect">
                       <a:avLst/>
@@ -3267,255 +3632,22 @@
       <w:pPr>
         <w:bidi/>
         <w:rPr>
-          <w:rFonts w:hint="cs"/>
-          <w:rtl/>
-          <w:lang w:bidi="fa-IR"/>
-        </w:rPr>
-      </w:pPr>
-      <w:r>
-        <w:rPr>
-          <w:rFonts w:hint="cs"/>
-          <w:rtl/>
-          <w:lang w:bidi="fa-IR"/>
-        </w:rPr>
-        <w:t>مفهوم کانتینر اسکیپ هست که اگر یک ویرویسی به هر طریقی رفته باشه داخل اکانتینر فقط به همون کانتینر دسترسی داره و نمیتونه این ویروس رو داخل این ماشین پخش کنه.</w:t>
-      </w:r>
-    </w:p>
-    <w:p>
-      <w:pPr>
-        <w:bidi/>
-        <w:rPr>
-          <w:rFonts w:hint="cs"/>
-          <w:lang w:bidi="fa-IR"/>
-        </w:rPr>
-      </w:pPr>
-    </w:p>
-    <w:p>
-      <w:pPr>
-        <w:bidi/>
-        <w:rPr>
-          <w:lang w:bidi="fa-IR"/>
-        </w:rPr>
-      </w:pPr>
-      <w:r>
-        <w:rPr>
-          <w:rFonts w:hint="cs"/>
-          <w:rtl/>
-          <w:lang w:bidi="fa-IR"/>
-        </w:rPr>
-        <w:t xml:space="preserve">تاریخچه </w:t>
-      </w:r>
-      <w:r>
-        <w:rPr>
-          <w:lang w:bidi="fa-IR"/>
-        </w:rPr>
-        <w:t>Docker</w:t>
-      </w:r>
-    </w:p>
-    <w:p>
-      <w:pPr>
-        <w:bidi/>
-        <w:rPr>
-          <w:rtl/>
-          <w:lang w:bidi="fa-IR"/>
-        </w:rPr>
-      </w:pPr>
-      <w:r>
-        <w:rPr>
-          <w:rFonts w:hint="cs"/>
-          <w:rtl/>
-          <w:lang w:bidi="fa-IR"/>
-        </w:rPr>
-        <w:t>کانتینر ها از سال 2004 ایجاد شدن و در ان زمان اصلا داکر نبوده . پس داکر کانتینتر ها رو ایجاد نکرده .</w:t>
-      </w:r>
-    </w:p>
-    <w:p>
-      <w:pPr>
-        <w:bidi/>
-        <w:rPr>
-          <w:rtl/>
-          <w:lang w:bidi="fa-IR"/>
-        </w:rPr>
-      </w:pPr>
-      <w:r>
-        <w:rPr>
-          <w:rFonts w:hint="cs"/>
-          <w:rtl/>
-          <w:lang w:bidi="fa-IR"/>
-        </w:rPr>
-        <w:t xml:space="preserve">در سال 2008 خود لینوکس </w:t>
-      </w:r>
-      <w:proofErr w:type="spellStart"/>
-      <w:r>
-        <w:rPr>
-          <w:lang w:bidi="fa-IR"/>
-        </w:rPr>
-        <w:t>lxc</w:t>
-      </w:r>
-      <w:proofErr w:type="spellEnd"/>
-      <w:r>
-        <w:rPr>
-          <w:rFonts w:hint="cs"/>
-          <w:rtl/>
-          <w:lang w:bidi="fa-IR"/>
-        </w:rPr>
-        <w:t xml:space="preserve"> اومد و تکنولوژی کانتنیر ها رو معرفی کرد  بدون اینکه نیاز باشه و تیرد پارتی نصب کنیم مثل داکر</w:t>
-      </w:r>
-    </w:p>
-    <w:p>
-      <w:pPr>
-        <w:bidi/>
-        <w:rPr>
-          <w:rtl/>
-          <w:lang w:bidi="fa-IR"/>
-        </w:rPr>
-      </w:pPr>
-      <w:r>
-        <w:rPr>
-          <w:rFonts w:hint="cs"/>
-          <w:rtl/>
-          <w:lang w:bidi="fa-IR"/>
-        </w:rPr>
-        <w:t>در سال 2013 داکر معرفی شد و توسط زبان گو نوشته شده است.</w:t>
-      </w:r>
-    </w:p>
-    <w:p>
-      <w:pPr>
-        <w:bidi/>
-        <w:rPr>
-          <w:lang w:bidi="fa-IR"/>
-        </w:rPr>
-      </w:pPr>
-      <w:r>
-        <w:rPr>
-          <w:rFonts w:hint="cs"/>
-          <w:rtl/>
-          <w:lang w:bidi="fa-IR"/>
-        </w:rPr>
-        <w:t xml:space="preserve">تفاوت </w:t>
-      </w:r>
-      <w:proofErr w:type="spellStart"/>
-      <w:r>
-        <w:rPr>
-          <w:lang w:bidi="fa-IR"/>
-        </w:rPr>
-        <w:t>lxc</w:t>
-      </w:r>
-      <w:proofErr w:type="spellEnd"/>
-      <w:r>
-        <w:rPr>
-          <w:lang w:bidi="fa-IR"/>
-        </w:rPr>
-        <w:t xml:space="preserve"> , docker</w:t>
-      </w:r>
-      <w:r>
-        <w:rPr>
-          <w:rFonts w:hint="cs"/>
-          <w:rtl/>
-          <w:lang w:bidi="fa-IR"/>
-        </w:rPr>
-        <w:t xml:space="preserve">: </w:t>
-      </w:r>
-    </w:p>
-    <w:p>
-      <w:pPr>
-        <w:bidi/>
-        <w:rPr>
-          <w:rtl/>
-          <w:lang w:bidi="fa-IR"/>
-        </w:rPr>
-      </w:pPr>
-      <w:proofErr w:type="spellStart"/>
-      <w:r>
-        <w:rPr>
-          <w:lang w:bidi="fa-IR"/>
-        </w:rPr>
-        <w:t>Lxc</w:t>
-      </w:r>
-      <w:proofErr w:type="spellEnd"/>
-      <w:r>
-        <w:rPr>
-          <w:rFonts w:hint="cs"/>
-          <w:rtl/>
-          <w:lang w:bidi="fa-IR"/>
-        </w:rPr>
-        <w:t xml:space="preserve"> در یک کانتینر تو میتونی داخل یک کانتینر چندین تا اپ سرویس بدی.</w:t>
-      </w:r>
-    </w:p>
-    <w:p>
-      <w:pPr>
-        <w:bidi/>
-        <w:rPr>
-          <w:rFonts w:hint="cs"/>
-          <w:lang w:bidi="fa-IR"/>
-        </w:rPr>
-      </w:pPr>
-      <w:r>
-        <w:rPr>
-          <w:rFonts w:hint="cs"/>
-          <w:rtl/>
-          <w:lang w:bidi="fa-IR"/>
-        </w:rPr>
-        <w:t xml:space="preserve">اما در داکر ما برای هر اپ یک کانتینر و ایمیج مجزا داریم که این مهم ترین تفاوت های داکر و </w:t>
-      </w:r>
-      <w:proofErr w:type="spellStart"/>
-      <w:r>
-        <w:rPr>
-          <w:lang w:bidi="fa-IR"/>
-        </w:rPr>
-        <w:t>lxc</w:t>
-      </w:r>
-      <w:proofErr w:type="spellEnd"/>
-      <w:r>
-        <w:rPr>
-          <w:rFonts w:hint="cs"/>
-          <w:rtl/>
-          <w:lang w:bidi="fa-IR"/>
-        </w:rPr>
-        <w:t xml:space="preserve"> بود.</w:t>
-      </w:r>
-    </w:p>
-    <w:p>
-      <w:pPr>
-        <w:bidi/>
-        <w:rPr>
-          <w:lang w:bidi="fa-IR"/>
-        </w:rPr>
-      </w:pPr>
-      <w:r>
-        <w:rPr>
-          <w:rFonts w:hint="cs"/>
-          <w:rtl/>
-          <w:lang w:bidi="fa-IR"/>
-        </w:rPr>
-        <w:t xml:space="preserve">ما دو نسخه از داکر داریم به نام های </w:t>
-      </w:r>
-      <w:r>
-        <w:rPr>
-          <w:lang w:bidi="fa-IR"/>
-        </w:rPr>
-        <w:t xml:space="preserve">docker </w:t>
-      </w:r>
-      <w:proofErr w:type="spellStart"/>
-      <w:r>
-        <w:rPr>
-          <w:lang w:bidi="fa-IR"/>
-        </w:rPr>
-        <w:t>ce</w:t>
-      </w:r>
-      <w:proofErr w:type="spellEnd"/>
-      <w:r>
-        <w:rPr>
-          <w:lang w:bidi="fa-IR"/>
-        </w:rPr>
-        <w:t xml:space="preserve"> , docker ed </w:t>
-      </w:r>
-    </w:p>
-    <w:p>
-      <w:pPr>
-        <w:bidi/>
-        <w:rPr>
-          <w:rFonts w:hint="cs"/>
+          <w:lang w:bidi="fa-IR"/>
+        </w:rPr>
+      </w:pPr>
+      <w:r>
+        <w:rPr>
+          <w:rFonts w:hint="cs"/>
+          <w:rtl/>
+          <w:lang w:bidi="fa-IR"/>
+        </w:rPr>
+        <w:t>در خیلی از سازمان ها ما به صورت ماشین مجازی داریم و از هایپروایز داریم استفاده میکنیم.</w:t>
+      </w:r>
+    </w:p>
+    <w:p>
+      <w:pPr>
+        <w:bidi/>
+        <w:rPr>
           <w:rtl/>
           <w:lang w:bidi="fa-IR"/>
         </w:rPr>
@@ -3523,15 +3655,16 @@
       <w:r>
         <w:rPr>
           <w:rFonts w:cs="Arial"/>
+          <w:noProof/>
           <w:rtl/>
           <w:lang w:bidi="fa-IR"/>
         </w:rPr>
         <w:lastRenderedPageBreak/>
         <w:drawing>
-          <wp:inline distT="0" distB="0" distL="0" distR="0" wp14:anchorId="60437D7E" wp14:editId="287A63AA">
-            <wp:extent cx="5943600" cy="3567430"/>
+          <wp:inline distT="0" distB="0" distL="0" distR="0" wp14:anchorId="09EB1545" wp14:editId="088FAEE3">
+            <wp:extent cx="5943600" cy="4156075"/>
             <wp:effectExtent l="0" t="0" r="0" b="0"/>
-            <wp:docPr id="5" name="Picture 5"/>
+            <wp:docPr id="575505810" name="Picture 1"/>
             <wp:cNvGraphicFramePr>
               <a:graphicFrameLocks xmlns:a="http://schemas.openxmlformats.org/drawingml/2006/main" noChangeAspect="1"/>
             </wp:cNvGraphicFramePr>
@@ -3539,7 +3672,7 @@
               <a:graphicData uri="http://schemas.openxmlformats.org/drawingml/2006/picture">
                 <pic:pic xmlns:pic="http://schemas.openxmlformats.org/drawingml/2006/picture">
                   <pic:nvPicPr>
-                    <pic:cNvPr id="1" name=""/>
+                    <pic:cNvPr id="575505810" name=""/>
                     <pic:cNvPicPr/>
                   </pic:nvPicPr>
                   <pic:blipFill>
@@ -3551,7 +3684,7 @@
                   <pic:spPr>
                     <a:xfrm>
                       <a:off x="0" y="0"/>
-                      <a:ext cx="5943600" cy="3567430"/>
+                      <a:ext cx="6008312" cy="4201325"/>
                     </a:xfrm>
                     <a:prstGeom prst="rect">
                       <a:avLst/>
@@ -3568,346 +3701,275 @@
       <w:pPr>
         <w:bidi/>
         <w:rPr>
-          <w:rFonts w:hint="cs"/>
-          <w:rtl/>
-          <w:lang w:bidi="fa-IR"/>
-        </w:rPr>
-      </w:pPr>
-      <w:r>
-        <w:rPr>
-          <w:lang w:bidi="fa-IR"/>
-        </w:rPr>
-        <w:t xml:space="preserve">Core functionality docker </w:t>
+          <w:rtl/>
+          <w:lang w:bidi="fa-IR"/>
+        </w:rPr>
+      </w:pPr>
+    </w:p>
+    <w:p>
+      <w:pPr>
+        <w:bidi/>
+        <w:rPr>
+          <w:rtl/>
+          <w:lang w:bidi="fa-IR"/>
+        </w:rPr>
+      </w:pPr>
+      <w:r>
+        <w:rPr>
+          <w:rFonts w:hint="cs"/>
+          <w:rtl/>
+          <w:lang w:bidi="fa-IR"/>
+        </w:rPr>
+        <w:t>خیلی از اپ ها وقتی که میخوان اجرا بشن به تعدادی لایبری و وابستگی نیاز دارند.</w:t>
+      </w:r>
+    </w:p>
+    <w:p>
+      <w:pPr>
+        <w:bidi/>
+        <w:rPr>
+          <w:rtl/>
+          <w:lang w:bidi="fa-IR"/>
+        </w:rPr>
+      </w:pPr>
+      <w:r>
+        <w:rPr>
+          <w:rFonts w:hint="cs"/>
+          <w:rtl/>
+          <w:lang w:bidi="fa-IR"/>
+        </w:rPr>
+        <w:t xml:space="preserve">مثلا یک اپ داریم این اپ به نسخه </w:t>
       </w:r>
       <w:proofErr w:type="spellStart"/>
-      <w:proofErr w:type="gramStart"/>
-      <w:r>
-        <w:rPr>
-          <w:lang w:bidi="fa-IR"/>
-        </w:rPr>
-        <w:t>ee</w:t>
+      <w:r>
+        <w:rPr>
+          <w:lang w:bidi="fa-IR"/>
+        </w:rPr>
+        <w:t>cpp</w:t>
       </w:r>
       <w:proofErr w:type="spellEnd"/>
       <w:r>
         <w:rPr>
           <w:lang w:bidi="fa-IR"/>
         </w:rPr>
-        <w:t xml:space="preserve">  ,</w:t>
-      </w:r>
-      <w:proofErr w:type="gramEnd"/>
-      <w:r>
-        <w:rPr>
-          <w:lang w:bidi="fa-IR"/>
-        </w:rPr>
-        <w:t xml:space="preserve"> docker cd</w:t>
-      </w:r>
-      <w:r>
-        <w:rPr>
-          <w:rFonts w:hint="cs"/>
-          <w:rtl/>
-          <w:lang w:bidi="fa-IR"/>
-        </w:rPr>
-        <w:t xml:space="preserve"> یکسان هست و خود داکر داره توصیه میکنه که از نسخه </w:t>
+        <w:t xml:space="preserve"> v4</w:t>
+      </w:r>
+      <w:r>
+        <w:rPr>
+          <w:rFonts w:hint="cs"/>
+          <w:rtl/>
+          <w:lang w:bidi="fa-IR"/>
+        </w:rPr>
+        <w:t xml:space="preserve"> نیاز داره و </w:t>
       </w:r>
       <w:proofErr w:type="spellStart"/>
       <w:r>
         <w:rPr>
           <w:lang w:bidi="fa-IR"/>
         </w:rPr>
-        <w:t>ee</w:t>
+        <w:t>libssi</w:t>
       </w:r>
       <w:proofErr w:type="spellEnd"/>
       <w:r>
         <w:rPr>
-          <w:rFonts w:hint="cs"/>
-          <w:rtl/>
-          <w:lang w:bidi="fa-IR"/>
-        </w:rPr>
-        <w:t xml:space="preserve"> استفاده کنید اما این یک سخن بازای هست و بین دو تا نسخه تفاوتی وجود نداره.</w:t>
-      </w:r>
-    </w:p>
-    <w:p>
-      <w:pPr>
-        <w:bidi/>
-        <w:rPr>
-          <w:rtl/>
-          <w:lang w:bidi="fa-IR"/>
-        </w:rPr>
-      </w:pPr>
-      <w:r>
-        <w:rPr>
-          <w:rFonts w:hint="cs"/>
-          <w:rtl/>
-          <w:lang w:bidi="fa-IR"/>
-        </w:rPr>
-        <w:t xml:space="preserve">همه سازمان ها دارند از نسخه </w:t>
-      </w:r>
-      <w:r>
-        <w:rPr>
-          <w:lang w:bidi="fa-IR"/>
-        </w:rPr>
-        <w:t xml:space="preserve">community edition </w:t>
-      </w:r>
-      <w:r>
-        <w:rPr>
-          <w:rFonts w:hint="cs"/>
-          <w:rtl/>
-          <w:lang w:bidi="fa-IR"/>
-        </w:rPr>
-        <w:t xml:space="preserve"> استفاده میکنند </w:t>
-      </w:r>
-      <w:r>
-        <w:rPr>
-          <w:rFonts w:hint="cs"/>
-          <w:rtl/>
-          <w:lang w:bidi="fa-IR"/>
-        </w:rPr>
-        <w:t xml:space="preserve">برای ما از نسخه </w:t>
-      </w:r>
-      <w:proofErr w:type="spellStart"/>
-      <w:r>
-        <w:rPr>
-          <w:lang w:bidi="fa-IR"/>
-        </w:rPr>
-        <w:t>commutiny</w:t>
-      </w:r>
-      <w:proofErr w:type="spellEnd"/>
-      <w:r>
-        <w:rPr>
-          <w:lang w:bidi="fa-IR"/>
-        </w:rPr>
-        <w:t xml:space="preserve"> edition stable</w:t>
-      </w:r>
-      <w:r>
-        <w:rPr>
-          <w:rFonts w:hint="cs"/>
-          <w:rtl/>
-          <w:lang w:bidi="fa-IR"/>
-        </w:rPr>
-        <w:t xml:space="preserve"> دانلود و نصب کنیم و استفاده کنیم </w:t>
-      </w:r>
-    </w:p>
-    <w:p>
-      <w:pPr>
-        <w:bidi/>
-        <w:rPr>
-          <w:rtl/>
-          <w:lang w:bidi="fa-IR"/>
-        </w:rPr>
-      </w:pPr>
-      <w:r>
-        <w:rPr>
-          <w:rFonts w:hint="cs"/>
-          <w:rtl/>
-          <w:lang w:bidi="fa-IR"/>
-        </w:rPr>
-        <w:t xml:space="preserve">چه چیزی ما رو طرقیب میکنه که بریم پول بدیم و نسخه </w:t>
-      </w:r>
-      <w:r>
-        <w:rPr>
-          <w:lang w:bidi="fa-IR"/>
-        </w:rPr>
-        <w:t xml:space="preserve">enterprise edition </w:t>
-      </w:r>
-      <w:r>
-        <w:rPr>
-          <w:rFonts w:hint="cs"/>
-          <w:rtl/>
-          <w:lang w:bidi="fa-IR"/>
-        </w:rPr>
-        <w:t xml:space="preserve"> بدیم و بخیریم ؟ ساپورت شرکت داکر که داخل ایران جواب نیست.</w:t>
-      </w:r>
-    </w:p>
-    <w:p>
-      <w:pPr>
-        <w:bidi/>
-        <w:rPr>
-          <w:rtl/>
-          <w:lang w:bidi="fa-IR"/>
-        </w:rPr>
-      </w:pPr>
-      <w:r>
-        <w:rPr>
-          <w:rFonts w:hint="cs"/>
-          <w:rtl/>
-          <w:lang w:bidi="fa-IR"/>
-        </w:rPr>
-        <w:t xml:space="preserve">خود داکر گفته که روی داکر رو روی نسخه های لینوکس </w:t>
-      </w:r>
-      <w:r>
-        <w:rPr>
-          <w:lang w:bidi="fa-IR"/>
-        </w:rPr>
-        <w:t xml:space="preserve">red hat </w:t>
-      </w:r>
-      <w:proofErr w:type="spellStart"/>
-      <w:r>
-        <w:rPr>
-          <w:lang w:bidi="fa-IR"/>
-        </w:rPr>
-        <w:t>entripse</w:t>
-      </w:r>
-      <w:proofErr w:type="spellEnd"/>
-      <w:r>
-        <w:rPr>
-          <w:rFonts w:hint="cs"/>
-          <w:rtl/>
-          <w:lang w:bidi="fa-IR"/>
-        </w:rPr>
-        <w:t xml:space="preserve"> نصب و استفاده کنیم. </w:t>
-      </w:r>
-    </w:p>
-    <w:p>
-      <w:pPr>
-        <w:pStyle w:val="Heading1"/>
-        <w:bidi/>
-      </w:pPr>
-      <w:r>
-        <w:rPr>
-          <w:rtl/>
-        </w:rPr>
-        <w:t>آیا موتور داکر متفاوت است؟</w:t>
-      </w:r>
-    </w:p>
-    <w:p>
-      <w:pPr>
-        <w:pStyle w:val="NormalWeb"/>
-        <w:bidi/>
-      </w:pPr>
-      <w:r>
-        <w:rPr>
-          <w:rtl/>
-        </w:rPr>
-        <w:t>خیر</w:t>
-      </w:r>
-      <w:r>
-        <w:t>.</w:t>
-      </w:r>
-    </w:p>
-    <w:p>
-      <w:pPr>
-        <w:pStyle w:val="NormalWeb"/>
-        <w:bidi/>
-      </w:pPr>
-      <w:r>
-        <w:rPr>
-          <w:rtl/>
-        </w:rPr>
-        <w:t>موتور اصلی</w:t>
-      </w:r>
-      <w:r>
-        <w:t xml:space="preserve"> Docker </w:t>
-      </w:r>
-      <w:r>
-        <w:rPr>
-          <w:rtl/>
-        </w:rPr>
-        <w:t>در هر دو نسخه تقریباً یکسان است</w:t>
-      </w:r>
-      <w:r>
-        <w:t>.</w:t>
-      </w:r>
-    </w:p>
-    <w:p>
-      <w:pPr>
-        <w:pStyle w:val="NormalWeb"/>
-        <w:bidi/>
-      </w:pPr>
-      <w:r>
-        <w:rPr>
-          <w:rtl/>
-        </w:rPr>
-        <w:t>تفاوت اصلی در موارد زیر است</w:t>
-      </w:r>
-      <w:r>
+          <w:lang w:bidi="fa-IR"/>
+        </w:rPr>
+        <w:t xml:space="preserve"> 6.7</w:t>
+      </w:r>
+      <w:r>
+        <w:rPr>
+          <w:rFonts w:hint="cs"/>
+          <w:rtl/>
+          <w:lang w:bidi="fa-IR"/>
+        </w:rPr>
+        <w:t xml:space="preserve"> </w:t>
+      </w:r>
+    </w:p>
+    <w:p>
+      <w:pPr>
+        <w:bidi/>
+        <w:rPr>
+          <w:rtl/>
+          <w:lang w:bidi="fa-IR"/>
+        </w:rPr>
+      </w:pPr>
+      <w:r>
+        <w:rPr>
+          <w:rFonts w:hint="cs"/>
+          <w:rtl/>
+          <w:lang w:bidi="fa-IR"/>
+        </w:rPr>
+        <w:t xml:space="preserve">ما میایم روی ماشین مجازی اون موارد رو نصب مکینم و اپ ما به سلامت میاد بالا </w:t>
+      </w:r>
+    </w:p>
+    <w:p>
+      <w:pPr>
+        <w:bidi/>
+        <w:rPr>
+          <w:rtl/>
+          <w:lang w:bidi="fa-IR"/>
+        </w:rPr>
+      </w:pPr>
+      <w:r>
+        <w:rPr>
+          <w:rFonts w:hint="cs"/>
+          <w:rtl/>
+          <w:lang w:bidi="fa-IR"/>
+        </w:rPr>
+        <w:t>حالا ما میریم روی اپ دوم روی همون ماشین میگیم چه چیزی هایی نیاز داری ؟ میگه فالان فلان و فلان میبینم اون چیز هایی که نیاز داره رو ما قبلا نصب کردیم اما میگه نه من اون نسخه ها رو نمیخوام و نسخه های قبلی رو میخوام</w:t>
+      </w:r>
+    </w:p>
+    <w:p>
+      <w:pPr>
+        <w:bidi/>
+        <w:rPr>
+          <w:rtl/>
+          <w:lang w:bidi="fa-IR"/>
+        </w:rPr>
+      </w:pPr>
+      <w:r>
+        <w:rPr>
+          <w:rFonts w:hint="cs"/>
+          <w:rtl/>
+          <w:lang w:bidi="fa-IR"/>
+        </w:rPr>
+        <w:t xml:space="preserve">اینجا دعوا میشه بین این دو اپ ها . حالا فرض کنید ما به هر بد بختی به این دو گفتیم که کار کنید و مشکلی نداشته باشند. </w:t>
+      </w:r>
+    </w:p>
+    <w:p>
+      <w:pPr>
+        <w:bidi/>
+        <w:rPr>
+          <w:rtl/>
+          <w:lang w:bidi="fa-IR"/>
+        </w:rPr>
+      </w:pPr>
+      <w:r>
+        <w:rPr>
+          <w:rFonts w:hint="cs"/>
+          <w:rtl/>
+          <w:lang w:bidi="fa-IR"/>
+        </w:rPr>
+        <w:t xml:space="preserve">حالا میریم برای اپ سوم اون هم یکسری نسخه و لایبری ها و کتابخانه هایی رو میخواد که با بقیه در تعارض هست . </w:t>
+      </w:r>
+    </w:p>
+    <w:p>
+      <w:pPr>
+        <w:bidi/>
+        <w:rPr>
+          <w:lang w:bidi="fa-IR"/>
+        </w:rPr>
+      </w:pPr>
+      <w:r>
+        <w:rPr>
+          <w:rFonts w:hint="cs"/>
+          <w:rtl/>
+          <w:lang w:bidi="fa-IR"/>
+        </w:rPr>
+        <w:t xml:space="preserve">و جهنم وابستگی ها براشون پیش میاد. </w:t>
+      </w:r>
+    </w:p>
+    <w:p>
+      <w:pPr>
+        <w:bidi/>
+        <w:rPr>
+          <w:rtl/>
+          <w:lang w:bidi="fa-IR"/>
+        </w:rPr>
+      </w:pPr>
+      <w:r>
+        <w:rPr>
+          <w:rFonts w:hint="cs"/>
+          <w:rtl/>
+          <w:lang w:bidi="fa-IR"/>
+        </w:rPr>
+        <w:t>داکر میاد و اپلیکیشن و تمام اون کتاب خانه و مواردی رو که نیاز داره رو میاد و داخل یک پکیجی بسته بندی میکنه و به اسم یک کانتینر در محیط عملیاتی میاره بالا.</w:t>
+      </w:r>
+    </w:p>
+    <w:p>
+      <w:pPr>
+        <w:bidi/>
+        <w:rPr>
+          <w:rtl/>
+          <w:lang w:bidi="fa-IR"/>
+        </w:rPr>
+      </w:pPr>
+      <w:r>
+        <w:rPr>
+          <w:rFonts w:hint="cs"/>
+          <w:rtl/>
+          <w:lang w:bidi="fa-IR"/>
+        </w:rPr>
+        <w:t xml:space="preserve">استیبل و </w:t>
+      </w:r>
+      <w:r>
+        <w:rPr>
+          <w:lang w:bidi="fa-IR"/>
+        </w:rPr>
+        <w:t>reliability</w:t>
+      </w:r>
+      <w:r>
+        <w:rPr>
+          <w:rFonts w:hint="cs"/>
+          <w:rtl/>
+          <w:lang w:bidi="fa-IR"/>
+        </w:rPr>
         <w:t>:</w:t>
       </w:r>
-    </w:p>
-    <w:p>
-      <w:pPr>
-        <w:numPr>
-          <w:ilvl w:val="0"/>
-          <w:numId w:val="2"/>
-        </w:numPr>
-        <w:bidi/>
-        <w:spacing w:before="100" w:beforeAutospacing="1" w:after="100" w:afterAutospacing="1" w:line="240" w:lineRule="auto"/>
-      </w:pPr>
-      <w:r>
-        <w:rPr>
-          <w:rtl/>
-        </w:rPr>
-        <w:t xml:space="preserve">پشتیبانی رسمی </w:t>
-      </w:r>
-    </w:p>
-    <w:p>
-      <w:pPr>
-        <w:numPr>
-          <w:ilvl w:val="0"/>
-          <w:numId w:val="2"/>
-        </w:numPr>
-        <w:bidi/>
-        <w:spacing w:before="100" w:beforeAutospacing="1" w:after="100" w:afterAutospacing="1" w:line="240" w:lineRule="auto"/>
-      </w:pPr>
-      <w:r>
-        <w:rPr>
-          <w:rtl/>
-        </w:rPr>
-        <w:t xml:space="preserve">ابزارهای مدیریتی </w:t>
-      </w:r>
-    </w:p>
-    <w:p>
-      <w:pPr>
-        <w:numPr>
-          <w:ilvl w:val="0"/>
-          <w:numId w:val="2"/>
-        </w:numPr>
-        <w:bidi/>
-        <w:spacing w:before="100" w:beforeAutospacing="1" w:after="100" w:afterAutospacing="1" w:line="240" w:lineRule="auto"/>
-      </w:pPr>
-      <w:r>
-        <w:rPr>
-          <w:rtl/>
-        </w:rPr>
-        <w:t xml:space="preserve">قابلیت‌های امنیتی </w:t>
-      </w:r>
-    </w:p>
-    <w:p>
-      <w:pPr>
-        <w:numPr>
-          <w:ilvl w:val="0"/>
-          <w:numId w:val="2"/>
-        </w:numPr>
-        <w:bidi/>
-        <w:spacing w:before="100" w:beforeAutospacing="1" w:after="100" w:afterAutospacing="1" w:line="240" w:lineRule="auto"/>
-      </w:pPr>
-      <w:r>
-        <w:rPr>
-          <w:rtl/>
-        </w:rPr>
-        <w:t xml:space="preserve">امکانات مناسب سازمان‌های بزرگ </w:t>
-      </w:r>
-    </w:p>
-    <w:p>
-      <w:pPr>
-        <w:bidi/>
+      <w:r>
+        <w:rPr>
+          <w:rFonts w:hint="cs"/>
+          <w:rtl/>
+          <w:lang w:bidi="fa-IR"/>
+        </w:rPr>
+        <w:t xml:space="preserve"> دیگه اون دوره و زمونه گذشت که برنامه نویسه میومد میگفت که روی لپتاپ من کار میکنه اما روی سرور نمیدونم چرا اینطوری میشه .</w:t>
+      </w:r>
+    </w:p>
+    <w:p>
+      <w:pPr>
+        <w:bidi/>
+        <w:rPr>
+          <w:rtl/>
+          <w:lang w:bidi="fa-IR"/>
+        </w:rPr>
+      </w:pPr>
+      <w:r>
+        <w:rPr>
+          <w:rFonts w:hint="cs"/>
+          <w:rtl/>
+          <w:lang w:bidi="fa-IR"/>
+        </w:rPr>
+        <w:t xml:space="preserve">امنتیت :فک کنیم حالا ما از داکر و کانتینر ها استفاده نمیکنم و یک ویرویسی چیزی رفت داخل ماشین مجازی و به همه چی دسترسی داره و میاد خراب کاریی میکنه و مثلا فراینده ها رو میاد تغییر میده حالا ما این اپلیکیشن رو میومدیم میزاشتیم داخل کانتینر </w:t>
+      </w:r>
+      <w:r>
+        <w:rPr>
+          <w:rFonts w:hint="cs"/>
+          <w:rtl/>
+          <w:lang w:bidi="fa-IR"/>
+        </w:rPr>
+        <w:lastRenderedPageBreak/>
+        <w:t>حالا این ویروس داخل کانتینر شده این ویروس هرغلطی به خواهد بکنه هیچ کاریی نمیتونه بکنه و خراب کاریی هم در سطح همون کانتینر هست.</w:t>
+      </w:r>
+    </w:p>
+    <w:p>
+      <w:pPr>
+        <w:bidi/>
+        <w:rPr>
+          <w:rtl/>
+          <w:lang w:bidi="fa-IR"/>
+        </w:rPr>
+      </w:pPr>
+      <w:r>
         <w:rPr>
           <w:rFonts w:cs="Arial"/>
-          <w:rtl/>
-          <w:lang w:bidi="fa-IR"/>
-        </w:rPr>
-      </w:pPr>
-      <w:r>
-        <w:rPr>
-          <w:rFonts w:cs="Arial"/>
-          <w:rtl/>
-          <w:lang w:bidi="fa-IR"/>
-        </w:rPr>
-        <w:lastRenderedPageBreak/>
+          <w:noProof/>
+          <w:rtl/>
+          <w:lang w:bidi="fa-IR"/>
+        </w:rPr>
         <w:drawing>
-          <wp:inline distT="0" distB="0" distL="0" distR="0" wp14:anchorId="3872674E" wp14:editId="39ADF8D1">
-            <wp:extent cx="5943600" cy="3816985"/>
+          <wp:inline distT="0" distB="0" distL="0" distR="0" wp14:anchorId="0EFBCC7F" wp14:editId="405DEED7">
+            <wp:extent cx="5553075" cy="3566783"/>
             <wp:effectExtent l="0" t="0" r="0" b="0"/>
-            <wp:docPr id="6" name="Picture 6"/>
+            <wp:docPr id="4" name="Picture 4"/>
             <wp:cNvGraphicFramePr>
               <a:graphicFrameLocks xmlns:a="http://schemas.openxmlformats.org/drawingml/2006/main" noChangeAspect="1"/>
             </wp:cNvGraphicFramePr>
@@ -3927,7 +3989,7 @@
                   <pic:spPr>
                     <a:xfrm>
                       <a:off x="0" y="0"/>
-                      <a:ext cx="5943600" cy="3816985"/>
+                      <a:ext cx="5600565" cy="3597286"/>
                     </a:xfrm>
                     <a:prstGeom prst="rect">
                       <a:avLst/>
@@ -3944,29 +4006,93 @@
       <w:pPr>
         <w:bidi/>
         <w:rPr>
+          <w:rtl/>
+          <w:lang w:bidi="fa-IR"/>
+        </w:rPr>
+      </w:pPr>
+    </w:p>
+    <w:p>
+      <w:pPr>
+        <w:bidi/>
+        <w:rPr>
+          <w:rtl/>
+          <w:lang w:bidi="fa-IR"/>
+        </w:rPr>
+      </w:pPr>
+      <w:r>
+        <w:rPr>
+          <w:rFonts w:hint="cs"/>
+          <w:rtl/>
+          <w:lang w:bidi="fa-IR"/>
+        </w:rPr>
+        <w:t>مفهوم کانتینر اسکیپ هست که اگر یک ویرویسی به هر طریقی رفته باشه داخل اکانتینر فقط به همون کانتینر دسترسی داره و نمیتونه این ویروس رو داخل این ماشین پخش کنه.</w:t>
+      </w:r>
+    </w:p>
+    <w:p>
+      <w:pPr>
+        <w:bidi/>
+        <w:rPr>
+          <w:lang w:bidi="fa-IR"/>
+        </w:rPr>
+      </w:pPr>
+    </w:p>
+    <w:p>
+      <w:pPr>
+        <w:bidi/>
+        <w:rPr>
+          <w:b/>
+          <w:bCs/>
+          <w:i/>
+          <w:iCs/>
+          <w:u w:val="single"/>
+          <w:rtl/>
+          <w:lang w:bidi="fa-IR"/>
+        </w:rPr>
+      </w:pPr>
+      <w:r>
+        <w:rPr>
+          <w:rFonts w:hint="cs"/>
+          <w:b/>
+          <w:bCs/>
+          <w:i/>
+          <w:iCs/>
+          <w:u w:val="single"/>
+          <w:rtl/>
+          <w:lang w:bidi="fa-IR"/>
+        </w:rPr>
+        <w:t xml:space="preserve">تاریخچه </w:t>
+      </w:r>
+      <w:r>
+        <w:rPr>
+          <w:b/>
+          <w:bCs/>
+          <w:i/>
+          <w:iCs/>
+          <w:u w:val="single"/>
+          <w:lang w:bidi="fa-IR"/>
+        </w:rPr>
+        <w:t>Docker</w:t>
+      </w:r>
+    </w:p>
+    <w:p>
+      <w:pPr>
+        <w:bidi/>
+        <w:rPr>
+          <w:lang w:bidi="fa-IR"/>
+        </w:rPr>
+      </w:pPr>
+      <w:r>
+        <w:rPr>
           <w:rFonts w:cs="Arial"/>
-          <w:lang w:bidi="fa-IR"/>
-        </w:rPr>
-      </w:pPr>
-    </w:p>
-    <w:p>
-      <w:pPr>
-        <w:bidi/>
-        <w:rPr>
-          <w:lang w:bidi="fa-IR"/>
-        </w:rPr>
-      </w:pPr>
-      <w:r>
-        <w:rPr>
-          <w:rFonts w:cs="Arial"/>
+          <w:noProof/>
           <w:rtl/>
           <w:lang w:bidi="fa-IR"/>
         </w:rPr>
         <w:drawing>
-          <wp:inline distT="0" distB="0" distL="0" distR="0" wp14:anchorId="05E1B742" wp14:editId="29659DF3">
-            <wp:extent cx="5943600" cy="3132455"/>
+          <wp:inline distT="0" distB="0" distL="0" distR="0" wp14:anchorId="1F0436FB" wp14:editId="5B1A98DA">
+            <wp:extent cx="3819362" cy="2401791"/>
             <wp:effectExtent l="0" t="0" r="0" b="0"/>
-            <wp:docPr id="7" name="Picture 7"/>
+            <wp:docPr id="11" name="Picture 11"/>
             <wp:cNvGraphicFramePr>
               <a:graphicFrameLocks xmlns:a="http://schemas.openxmlformats.org/drawingml/2006/main" noChangeAspect="1"/>
             </wp:cNvGraphicFramePr>
@@ -3986,7 +4112,7 @@
                   <pic:spPr>
                     <a:xfrm>
                       <a:off x="0" y="0"/>
-                      <a:ext cx="5943600" cy="3132455"/>
+                      <a:ext cx="3841090" cy="2415454"/>
                     </a:xfrm>
                     <a:prstGeom prst="rect">
                       <a:avLst/>
@@ -4013,14 +4139,13 @@
           <w:rtl/>
           <w:lang w:bidi="fa-IR"/>
         </w:rPr>
-        <w:t xml:space="preserve">معماری داکر در نسخه های قدیمی داکر ما معماری متفاوتی داشتیم . </w:t>
-      </w:r>
-    </w:p>
-    <w:p>
-      <w:pPr>
-        <w:bidi/>
-        <w:rPr>
-          <w:rFonts w:hint="cs"/>
+        <w:t>کانتینر ها از سال 2004 ایجاد شدن و در ان زمان اصلا داکر نبوده . پس داکر کانتینتر ها رو ایجاد نکرده .</w:t>
+      </w:r>
+    </w:p>
+    <w:p>
+      <w:pPr>
+        <w:bidi/>
+        <w:rPr>
           <w:rtl/>
           <w:lang w:bidi="fa-IR"/>
         </w:rPr>
@@ -4032,7 +4157,7 @@
           <w:lang w:bidi="fa-IR"/>
         </w:rPr>
         <w:lastRenderedPageBreak/>
-        <w:t xml:space="preserve">همونطور که گفتیم در لینوکس از </w:t>
+        <w:t xml:space="preserve">در سال 2008 خود لینوکس </w:t>
       </w:r>
       <w:proofErr w:type="spellStart"/>
       <w:r>
@@ -4048,464 +4173,46 @@
           <w:rtl/>
           <w:lang w:bidi="fa-IR"/>
         </w:rPr>
-        <w:t xml:space="preserve"> استفاده میکرد و مفاهیم کانتینر ها رو ارائه میداد.</w:t>
-      </w:r>
-      <w:r>
-        <w:rPr>
-          <w:rFonts w:hint="cs"/>
-          <w:rtl/>
-          <w:lang w:bidi="fa-IR"/>
-        </w:rPr>
-        <w:t xml:space="preserve"> داکر دائمون نمیدونست چطوری باید با این دو تا ویژگی </w:t>
-      </w:r>
-      <w:proofErr w:type="spellStart"/>
-      <w:r>
-        <w:rPr>
-          <w:lang w:bidi="fa-IR"/>
-        </w:rPr>
-        <w:t>cgroup</w:t>
-      </w:r>
-      <w:proofErr w:type="spellEnd"/>
-      <w:r>
-        <w:rPr>
-          <w:lang w:bidi="fa-IR"/>
-        </w:rPr>
-        <w:t xml:space="preserve"> , namespace</w:t>
-      </w:r>
-      <w:r>
-        <w:rPr>
-          <w:rFonts w:hint="cs"/>
-          <w:rtl/>
-          <w:lang w:bidi="fa-IR"/>
-        </w:rPr>
-        <w:t xml:space="preserve"> که ویژگیی های لینوکس کرنل هستند چطوری استفاده کنه به همین خاطر </w:t>
-      </w:r>
-      <w:proofErr w:type="spellStart"/>
-      <w:r>
-        <w:rPr>
-          <w:lang w:bidi="fa-IR"/>
-        </w:rPr>
-        <w:t>lxc</w:t>
-      </w:r>
-      <w:proofErr w:type="spellEnd"/>
-      <w:r>
-        <w:rPr>
-          <w:lang w:bidi="fa-IR"/>
-        </w:rPr>
-        <w:t xml:space="preserve"> </w:t>
-      </w:r>
-      <w:proofErr w:type="spellStart"/>
-      <w:r>
-        <w:rPr>
-          <w:lang w:bidi="fa-IR"/>
-        </w:rPr>
-        <w:t>linux</w:t>
-      </w:r>
-      <w:proofErr w:type="spellEnd"/>
-      <w:r>
-        <w:rPr>
-          <w:lang w:bidi="fa-IR"/>
-        </w:rPr>
-        <w:t xml:space="preserve"> container</w:t>
-      </w:r>
-      <w:r>
-        <w:rPr>
-          <w:rFonts w:hint="cs"/>
-          <w:rtl/>
-          <w:lang w:bidi="fa-IR"/>
-        </w:rPr>
-        <w:t xml:space="preserve"> رو واسط قرار میداد تا با این دو تا ویژگی ها ارتباط برقرار کنند.</w:t>
-      </w:r>
-    </w:p>
-    <w:p>
-      <w:pPr>
-        <w:bidi/>
-        <w:rPr>
-          <w:rtl/>
-          <w:lang w:bidi="fa-IR"/>
-        </w:rPr>
-      </w:pPr>
-      <w:proofErr w:type="spellStart"/>
-      <w:r>
-        <w:rPr>
-          <w:lang w:bidi="fa-IR"/>
-        </w:rPr>
-        <w:t>Lxc</w:t>
-      </w:r>
-      <w:proofErr w:type="spellEnd"/>
-      <w:r>
-        <w:rPr>
-          <w:rFonts w:hint="cs"/>
-          <w:rtl/>
-          <w:lang w:bidi="fa-IR"/>
-        </w:rPr>
-        <w:t xml:space="preserve"> =</w:t>
-      </w:r>
-      <w:r>
-        <w:rPr>
-          <w:lang w:bidi="fa-IR"/>
-        </w:rPr>
-        <w:t xml:space="preserve"> </w:t>
-      </w:r>
-      <w:proofErr w:type="spellStart"/>
-      <w:r>
-        <w:rPr>
-          <w:lang w:bidi="fa-IR"/>
-        </w:rPr>
-        <w:t>linux</w:t>
-      </w:r>
-      <w:proofErr w:type="spellEnd"/>
-      <w:r>
-        <w:rPr>
-          <w:lang w:bidi="fa-IR"/>
-        </w:rPr>
-        <w:t xml:space="preserve"> </w:t>
-      </w:r>
-      <w:proofErr w:type="gramStart"/>
-      <w:r>
-        <w:rPr>
-          <w:lang w:bidi="fa-IR"/>
-        </w:rPr>
-        <w:t xml:space="preserve">container </w:t>
-      </w:r>
-      <w:r>
-        <w:rPr>
-          <w:rFonts w:hint="cs"/>
-          <w:rtl/>
-          <w:lang w:bidi="fa-IR"/>
-        </w:rPr>
-        <w:t xml:space="preserve"> شما</w:t>
-      </w:r>
-      <w:proofErr w:type="gramEnd"/>
-      <w:r>
-        <w:rPr>
-          <w:rFonts w:hint="cs"/>
-          <w:rtl/>
-          <w:lang w:bidi="fa-IR"/>
-        </w:rPr>
-        <w:t xml:space="preserve"> میتونید بدون داکر از کانتینر ها استفاده کنید. در نسخه های قبلی داکر یک داکر دائمون گذاشته بالا و بلد نبود با کرنل رو بلد نبود اما در اون زمان چون </w:t>
-      </w:r>
-      <w:proofErr w:type="spellStart"/>
-      <w:r>
-        <w:rPr>
-          <w:lang w:bidi="fa-IR"/>
-        </w:rPr>
-        <w:t>lxc</w:t>
-      </w:r>
-      <w:proofErr w:type="spellEnd"/>
-      <w:r>
-        <w:rPr>
-          <w:rFonts w:hint="cs"/>
-          <w:rtl/>
-          <w:lang w:bidi="fa-IR"/>
-        </w:rPr>
-        <w:t xml:space="preserve"> بود و نیاز بود که با کرنل صبحت میکرد اینجا به واسطه </w:t>
-      </w:r>
-      <w:proofErr w:type="spellStart"/>
-      <w:r>
-        <w:rPr>
-          <w:lang w:bidi="fa-IR"/>
-        </w:rPr>
-        <w:t>lxc</w:t>
-      </w:r>
-      <w:proofErr w:type="spellEnd"/>
-      <w:r>
-        <w:rPr>
-          <w:rFonts w:hint="cs"/>
-          <w:rtl/>
-          <w:lang w:bidi="fa-IR"/>
-        </w:rPr>
-        <w:t xml:space="preserve"> با کرنل صبحت میکرد.</w:t>
-      </w:r>
-    </w:p>
-    <w:p>
-      <w:pPr>
-        <w:bidi/>
-        <w:rPr>
-          <w:rtl/>
-          <w:lang w:bidi="fa-IR"/>
-        </w:rPr>
-      </w:pPr>
-    </w:p>
-    <w:p>
-      <w:pPr>
-        <w:bidi/>
-        <w:rPr>
-          <w:rtl/>
-          <w:lang w:bidi="fa-IR"/>
-        </w:rPr>
-      </w:pPr>
-      <w:r>
-        <w:rPr>
-          <w:rFonts w:hint="cs"/>
-          <w:rtl/>
-          <w:lang w:bidi="fa-IR"/>
-        </w:rPr>
-        <w:t xml:space="preserve">در کرنل چه چیزی هایی وجود داشته که داکر نیاز داشت با کرنل لینوکس صحبت کنه ؟ </w:t>
-      </w:r>
-    </w:p>
-    <w:p>
-      <w:pPr>
-        <w:bidi/>
-        <w:rPr>
-          <w:rtl/>
-          <w:lang w:bidi="fa-IR"/>
-        </w:rPr>
-      </w:pPr>
-      <w:r>
-        <w:rPr>
-          <w:rFonts w:hint="cs"/>
-          <w:rtl/>
-          <w:lang w:bidi="fa-IR"/>
-        </w:rPr>
-        <w:t>اینا ها اصلا چی هستند که داکر نیاز داره با اینا صحبت کنه و استفاده کنه</w:t>
-      </w:r>
-    </w:p>
-    <w:p>
-      <w:pPr>
-        <w:bidi/>
-        <w:rPr>
-          <w:rFonts w:hint="cs"/>
-          <w:rtl/>
-          <w:lang w:bidi="fa-IR"/>
-        </w:rPr>
-      </w:pPr>
-      <w:proofErr w:type="spellStart"/>
-      <w:r>
-        <w:rPr>
-          <w:lang w:bidi="fa-IR"/>
-        </w:rPr>
-        <w:t>Cgroup</w:t>
-      </w:r>
-      <w:proofErr w:type="spellEnd"/>
-      <w:r>
-        <w:rPr>
-          <w:lang w:bidi="fa-IR"/>
-        </w:rPr>
-        <w:t>:</w:t>
-      </w:r>
-      <w:r>
-        <w:rPr>
-          <w:rFonts w:hint="cs"/>
-          <w:rtl/>
-          <w:lang w:bidi="fa-IR"/>
-        </w:rPr>
-        <w:t xml:space="preserve"> در کرنل لینوکس میزان </w:t>
-      </w:r>
-      <w:r>
-        <w:rPr>
-          <w:lang w:bidi="fa-IR"/>
-        </w:rPr>
-        <w:t>resource</w:t>
-      </w:r>
-      <w:r>
-        <w:rPr>
-          <w:rFonts w:hint="cs"/>
-          <w:rtl/>
-          <w:lang w:bidi="fa-IR"/>
-        </w:rPr>
-        <w:t xml:space="preserve"> مصرفی که کانتینر هاه رو نیاز داره رو کنترل میکنه و میتونیم نظارت رو این مورد داشته باشیم.</w:t>
-      </w:r>
-    </w:p>
-    <w:p>
-      <w:pPr>
-        <w:pStyle w:val="NormalWeb"/>
-        <w:bidi/>
-        <w:rPr>
-          <w:rtl/>
-          <w:lang w:bidi="fa-IR"/>
-        </w:rPr>
-      </w:pPr>
-      <w:proofErr w:type="gramStart"/>
-      <w:r>
-        <w:rPr>
-          <w:rStyle w:val="Strong"/>
-        </w:rPr>
-        <w:t>Namespace</w:t>
-      </w:r>
-      <w:r>
-        <w:t xml:space="preserve"> </w:t>
-      </w:r>
-      <w:r>
-        <w:rPr>
-          <w:rFonts w:hint="cs"/>
-          <w:rtl/>
-        </w:rPr>
-        <w:t>:</w:t>
-      </w:r>
-      <w:proofErr w:type="gramEnd"/>
-      <w:r>
-        <w:rPr>
-          <w:rFonts w:hint="cs"/>
-          <w:rtl/>
-        </w:rPr>
-        <w:t xml:space="preserve"> این پردازش کجا ها رو ببنینه و کجا ها رو نبینه . ایا این </w:t>
-      </w:r>
-      <w:r>
-        <w:t xml:space="preserve">process </w:t>
-      </w:r>
-      <w:r>
-        <w:rPr>
-          <w:rFonts w:hint="cs"/>
-          <w:rtl/>
-          <w:lang w:bidi="fa-IR"/>
-        </w:rPr>
-        <w:t xml:space="preserve"> بتونه فراینده های دیگه رو ببنیه یا نه . </w:t>
-      </w:r>
-    </w:p>
-    <w:p>
-      <w:pPr>
-        <w:pStyle w:val="NormalWeb"/>
-        <w:bidi/>
-        <w:rPr>
-          <w:rtl/>
-          <w:lang w:bidi="fa-IR"/>
-        </w:rPr>
-      </w:pPr>
-      <w:r>
-        <w:rPr>
-          <w:rFonts w:hint="cs"/>
-          <w:rtl/>
-          <w:lang w:bidi="fa-IR"/>
-        </w:rPr>
-        <w:t xml:space="preserve">فایل سیستم رو ببینه یا خیر. کجا رو ببینه کجا رو نبینه رو </w:t>
-      </w:r>
-      <w:r>
-        <w:rPr>
-          <w:lang w:bidi="fa-IR"/>
-        </w:rPr>
-        <w:t>namespace</w:t>
-      </w:r>
-      <w:r>
-        <w:rPr>
-          <w:rFonts w:hint="cs"/>
-          <w:rtl/>
-          <w:lang w:bidi="fa-IR"/>
-        </w:rPr>
-        <w:t xml:space="preserve"> استفاده میکنه.</w:t>
-      </w:r>
-    </w:p>
-    <w:p>
-      <w:pPr>
-        <w:pStyle w:val="NormalWeb"/>
-        <w:bidi/>
-        <w:rPr>
-          <w:rtl/>
-          <w:lang w:bidi="fa-IR"/>
-        </w:rPr>
-      </w:pPr>
-    </w:p>
-    <w:p>
-      <w:pPr>
-        <w:pStyle w:val="NormalWeb"/>
-        <w:bidi/>
-        <w:rPr>
-          <w:rtl/>
-          <w:lang w:bidi="fa-IR"/>
-        </w:rPr>
-      </w:pPr>
-      <w:r>
-        <w:rPr>
-          <w:rFonts w:hint="cs"/>
-          <w:rtl/>
-          <w:lang w:bidi="fa-IR"/>
-        </w:rPr>
-        <w:t xml:space="preserve">داکر چه استفاده ای از این دو تا داره. داکر از </w:t>
-      </w:r>
-      <w:proofErr w:type="spellStart"/>
-      <w:r>
-        <w:rPr>
-          <w:lang w:bidi="fa-IR"/>
-        </w:rPr>
-        <w:t>cgroup</w:t>
-      </w:r>
-      <w:proofErr w:type="spellEnd"/>
-      <w:r>
-        <w:rPr>
-          <w:lang w:bidi="fa-IR"/>
-        </w:rPr>
-        <w:t xml:space="preserve"> </w:t>
-      </w:r>
-      <w:r>
-        <w:rPr>
-          <w:rFonts w:hint="cs"/>
-          <w:rtl/>
-          <w:lang w:bidi="fa-IR"/>
-        </w:rPr>
-        <w:t xml:space="preserve"> استفاده میکنه و میگه که به این کانتینر چقدر منابع به این کانتینر باید بده </w:t>
-      </w:r>
-    </w:p>
-    <w:p>
-      <w:pPr>
-        <w:pStyle w:val="NormalWeb"/>
-        <w:bidi/>
-        <w:rPr>
-          <w:rtl/>
-          <w:lang w:bidi="fa-IR"/>
-        </w:rPr>
-      </w:pPr>
-      <w:r>
-        <w:rPr>
-          <w:rFonts w:hint="cs"/>
-          <w:rtl/>
-          <w:lang w:bidi="fa-IR"/>
-        </w:rPr>
-        <w:t xml:space="preserve">داکر از </w:t>
-      </w:r>
-      <w:r>
-        <w:rPr>
-          <w:lang w:bidi="fa-IR"/>
-        </w:rPr>
-        <w:t>namespace</w:t>
-      </w:r>
-      <w:r>
-        <w:rPr>
-          <w:rFonts w:hint="cs"/>
-          <w:rtl/>
-          <w:lang w:bidi="fa-IR"/>
-        </w:rPr>
-        <w:t xml:space="preserve"> کرنل هاست لینوکس استفاده میکه که به کانتینری که اومده بالا کجاها رو ببینه و کجا ها رو نبینه </w:t>
-      </w:r>
-    </w:p>
-    <w:p>
-      <w:pPr>
-        <w:pStyle w:val="NormalWeb"/>
-        <w:bidi/>
-        <w:rPr>
-          <w:rFonts w:hint="cs"/>
-          <w:rtl/>
-          <w:lang w:bidi="fa-IR"/>
-        </w:rPr>
-      </w:pPr>
-      <w:r>
-        <w:rPr>
-          <w:rFonts w:hint="cs"/>
-          <w:rtl/>
-          <w:lang w:bidi="fa-IR"/>
-        </w:rPr>
-        <w:t xml:space="preserve">این دو تا موارد مهمی هستند که داکر از کرنل لینوکس استفاده میکننند </w:t>
-      </w:r>
-    </w:p>
-    <w:p>
-      <w:pPr>
-        <w:pStyle w:val="NormalWeb"/>
-        <w:bidi/>
-        <w:rPr>
-          <w:rFonts w:hint="cs"/>
-          <w:rtl/>
-          <w:lang w:bidi="fa-IR"/>
-        </w:rPr>
-      </w:pPr>
-      <w:r>
-        <w:rPr>
+        <w:t xml:space="preserve"> اومد و تکنولوژی کانتنیر ها رو معرفی کرد  بدون اینکه نیاز باشه و تیرد پارتی نصب کنیم مثل داکر</w:t>
+      </w:r>
+    </w:p>
+    <w:p>
+      <w:pPr>
+        <w:bidi/>
+        <w:rPr>
+          <w:rtl/>
+          <w:lang w:bidi="fa-IR"/>
+        </w:rPr>
+      </w:pPr>
+      <w:r>
+        <w:rPr>
+          <w:rFonts w:hint="cs"/>
+          <w:rtl/>
+          <w:lang w:bidi="fa-IR"/>
+        </w:rPr>
+        <w:t>در سال 2013 داکر معرفی شد و توسط زبان گو نوشته شده است.</w:t>
+      </w:r>
+    </w:p>
+    <w:p>
+      <w:pPr>
+        <w:bidi/>
+        <w:rPr>
+          <w:rtl/>
+          <w:lang w:bidi="fa-IR"/>
+        </w:rPr>
+      </w:pPr>
+      <w:r>
+        <w:rPr>
+          <w:rFonts w:cs="Arial"/>
+          <w:noProof/>
           <w:rtl/>
           <w:lang w:bidi="fa-IR"/>
         </w:rPr>
         <w:drawing>
-          <wp:inline distT="0" distB="0" distL="0" distR="0" wp14:anchorId="57E696FE" wp14:editId="16541171">
-            <wp:extent cx="5943600" cy="2653030"/>
-            <wp:effectExtent l="0" t="0" r="0" b="0"/>
-            <wp:docPr id="8" name="Picture 8"/>
+          <wp:inline distT="0" distB="0" distL="0" distR="0" wp14:anchorId="101199A5" wp14:editId="525CD5DA">
+            <wp:extent cx="4796905" cy="3093389"/>
+            <wp:effectExtent l="0" t="0" r="3810" b="0"/>
+            <wp:docPr id="12" name="Picture 12"/>
             <wp:cNvGraphicFramePr>
               <a:graphicFrameLocks xmlns:a="http://schemas.openxmlformats.org/drawingml/2006/main" noChangeAspect="1"/>
             </wp:cNvGraphicFramePr>
@@ -4525,6 +4232,1619 @@
                   <pic:spPr>
                     <a:xfrm>
                       <a:off x="0" y="0"/>
+                      <a:ext cx="4805205" cy="3098742"/>
+                    </a:xfrm>
+                    <a:prstGeom prst="rect">
+                      <a:avLst/>
+                    </a:prstGeom>
+                  </pic:spPr>
+                </pic:pic>
+              </a:graphicData>
+            </a:graphic>
+          </wp:inline>
+        </w:drawing>
+      </w:r>
+    </w:p>
+    <w:p>
+      <w:pPr>
+        <w:bidi/>
+        <w:rPr>
+          <w:lang w:bidi="fa-IR"/>
+        </w:rPr>
+      </w:pPr>
+      <w:r>
+        <w:rPr>
+          <w:rFonts w:hint="cs"/>
+          <w:rtl/>
+          <w:lang w:bidi="fa-IR"/>
+        </w:rPr>
+        <w:t xml:space="preserve">تفاوت </w:t>
+      </w:r>
+      <w:proofErr w:type="spellStart"/>
+      <w:r>
+        <w:rPr>
+          <w:lang w:bidi="fa-IR"/>
+        </w:rPr>
+        <w:t>lxc</w:t>
+      </w:r>
+      <w:proofErr w:type="spellEnd"/>
+      <w:r>
+        <w:rPr>
+          <w:lang w:bidi="fa-IR"/>
+        </w:rPr>
+        <w:t xml:space="preserve"> , docker</w:t>
+      </w:r>
+      <w:r>
+        <w:rPr>
+          <w:rFonts w:hint="cs"/>
+          <w:rtl/>
+          <w:lang w:bidi="fa-IR"/>
+        </w:rPr>
+        <w:t xml:space="preserve">: </w:t>
+      </w:r>
+    </w:p>
+    <w:p>
+      <w:pPr>
+        <w:bidi/>
+        <w:rPr>
+          <w:rtl/>
+          <w:lang w:bidi="fa-IR"/>
+        </w:rPr>
+      </w:pPr>
+      <w:proofErr w:type="spellStart"/>
+      <w:r>
+        <w:rPr>
+          <w:lang w:bidi="fa-IR"/>
+        </w:rPr>
+        <w:t>Lxc</w:t>
+      </w:r>
+      <w:proofErr w:type="spellEnd"/>
+      <w:r>
+        <w:rPr>
+          <w:rFonts w:hint="cs"/>
+          <w:rtl/>
+          <w:lang w:bidi="fa-IR"/>
+        </w:rPr>
+        <w:t xml:space="preserve"> </w:t>
+      </w:r>
+      <w:r>
+        <w:rPr>
+          <w:rFonts w:hint="cs"/>
+          <w:rtl/>
+          <w:lang w:bidi="fa-IR"/>
+        </w:rPr>
+        <w:t xml:space="preserve">میومد میگفت که تو داخل یک کانتینر میتونی </w:t>
+      </w:r>
+      <w:r>
+        <w:rPr>
+          <w:rFonts w:hint="cs"/>
+          <w:rtl/>
+          <w:lang w:bidi="fa-IR"/>
+        </w:rPr>
+        <w:t>چندین تا اپ داشته باشی.</w:t>
+      </w:r>
+    </w:p>
+    <w:p>
+      <w:pPr>
+        <w:bidi/>
+        <w:rPr>
+          <w:lang w:bidi="fa-IR"/>
+        </w:rPr>
+      </w:pPr>
+      <w:r>
+        <w:rPr>
+          <w:rFonts w:hint="cs"/>
+          <w:rtl/>
+          <w:lang w:bidi="fa-IR"/>
+        </w:rPr>
+        <w:t xml:space="preserve">اما در داکر ما برای هر اپ یک کانتینر و ایمیج مجزا داریم که این مهم ترین تفاوت های داکر و </w:t>
+      </w:r>
+      <w:proofErr w:type="spellStart"/>
+      <w:r>
+        <w:rPr>
+          <w:lang w:bidi="fa-IR"/>
+        </w:rPr>
+        <w:t>lxc</w:t>
+      </w:r>
+      <w:proofErr w:type="spellEnd"/>
+      <w:r>
+        <w:rPr>
+          <w:rFonts w:hint="cs"/>
+          <w:rtl/>
+          <w:lang w:bidi="fa-IR"/>
+        </w:rPr>
+        <w:t xml:space="preserve"> بود.</w:t>
+      </w:r>
+    </w:p>
+    <w:p>
+      <w:pPr>
+        <w:bidi/>
+        <w:rPr>
+          <w:lang w:bidi="fa-IR"/>
+        </w:rPr>
+      </w:pPr>
+      <w:r>
+        <w:rPr>
+          <w:rFonts w:hint="cs"/>
+          <w:rtl/>
+          <w:lang w:bidi="fa-IR"/>
+        </w:rPr>
+        <w:t xml:space="preserve">ما دو نسخه از داکر داریم به نام های </w:t>
+      </w:r>
+      <w:r>
+        <w:rPr>
+          <w:lang w:bidi="fa-IR"/>
+        </w:rPr>
+        <w:t xml:space="preserve">docker </w:t>
+      </w:r>
+      <w:proofErr w:type="spellStart"/>
+      <w:r>
+        <w:rPr>
+          <w:lang w:bidi="fa-IR"/>
+        </w:rPr>
+        <w:t>ce</w:t>
+      </w:r>
+      <w:proofErr w:type="spellEnd"/>
+      <w:r>
+        <w:rPr>
+          <w:lang w:bidi="fa-IR"/>
+        </w:rPr>
+        <w:t xml:space="preserve"> , docker ed </w:t>
+      </w:r>
+    </w:p>
+    <w:p>
+      <w:pPr>
+        <w:bidi/>
+        <w:rPr>
+          <w:rtl/>
+          <w:lang w:bidi="fa-IR"/>
+        </w:rPr>
+      </w:pPr>
+      <w:r>
+        <w:rPr>
+          <w:rFonts w:cs="Arial"/>
+          <w:noProof/>
+          <w:rtl/>
+          <w:lang w:bidi="fa-IR"/>
+        </w:rPr>
+        <w:lastRenderedPageBreak/>
+        <w:drawing>
+          <wp:inline distT="0" distB="0" distL="0" distR="0" wp14:anchorId="60437D7E" wp14:editId="287A63AA">
+            <wp:extent cx="5943600" cy="3567430"/>
+            <wp:effectExtent l="0" t="0" r="0" b="0"/>
+            <wp:docPr id="5" name="Picture 5"/>
+            <wp:cNvGraphicFramePr>
+              <a:graphicFrameLocks xmlns:a="http://schemas.openxmlformats.org/drawingml/2006/main" noChangeAspect="1"/>
+            </wp:cNvGraphicFramePr>
+            <a:graphic xmlns:a="http://schemas.openxmlformats.org/drawingml/2006/main">
+              <a:graphicData uri="http://schemas.openxmlformats.org/drawingml/2006/picture">
+                <pic:pic xmlns:pic="http://schemas.openxmlformats.org/drawingml/2006/picture">
+                  <pic:nvPicPr>
+                    <pic:cNvPr id="1" name=""/>
+                    <pic:cNvPicPr/>
+                  </pic:nvPicPr>
+                  <pic:blipFill>
+                    <a:blip r:embed="rId21"/>
+                    <a:stretch>
+                      <a:fillRect/>
+                    </a:stretch>
+                  </pic:blipFill>
+                  <pic:spPr>
+                    <a:xfrm>
+                      <a:off x="0" y="0"/>
+                      <a:ext cx="5943600" cy="3567430"/>
+                    </a:xfrm>
+                    <a:prstGeom prst="rect">
+                      <a:avLst/>
+                    </a:prstGeom>
+                  </pic:spPr>
+                </pic:pic>
+              </a:graphicData>
+            </a:graphic>
+          </wp:inline>
+        </w:drawing>
+      </w:r>
+    </w:p>
+    <w:p>
+      <w:pPr>
+        <w:bidi/>
+        <w:rPr>
+          <w:rtl/>
+          <w:lang w:bidi="fa-IR"/>
+        </w:rPr>
+      </w:pPr>
+      <w:r>
+        <w:rPr>
+          <w:lang w:bidi="fa-IR"/>
+        </w:rPr>
+        <w:t xml:space="preserve">Core functionality docker </w:t>
+      </w:r>
+      <w:proofErr w:type="spellStart"/>
+      <w:proofErr w:type="gramStart"/>
+      <w:r>
+        <w:rPr>
+          <w:lang w:bidi="fa-IR"/>
+        </w:rPr>
+        <w:t>ee</w:t>
+      </w:r>
+      <w:proofErr w:type="spellEnd"/>
+      <w:r>
+        <w:rPr>
+          <w:lang w:bidi="fa-IR"/>
+        </w:rPr>
+        <w:t xml:space="preserve">  ,</w:t>
+      </w:r>
+      <w:proofErr w:type="gramEnd"/>
+      <w:r>
+        <w:rPr>
+          <w:lang w:bidi="fa-IR"/>
+        </w:rPr>
+        <w:t xml:space="preserve"> docker cd</w:t>
+      </w:r>
+      <w:r>
+        <w:rPr>
+          <w:rFonts w:hint="cs"/>
+          <w:rtl/>
+          <w:lang w:bidi="fa-IR"/>
+        </w:rPr>
+        <w:t xml:space="preserve"> یکسان هست و خود داکر داره توصیه میکنه که از نسخه </w:t>
+      </w:r>
+      <w:proofErr w:type="spellStart"/>
+      <w:r>
+        <w:rPr>
+          <w:lang w:bidi="fa-IR"/>
+        </w:rPr>
+        <w:t>ee</w:t>
+      </w:r>
+      <w:proofErr w:type="spellEnd"/>
+      <w:r>
+        <w:rPr>
+          <w:rFonts w:hint="cs"/>
+          <w:rtl/>
+          <w:lang w:bidi="fa-IR"/>
+        </w:rPr>
+        <w:t xml:space="preserve"> استفاده کنید اما این یک سخن بازای هست و بین دو تا نسخه تفاوتی وجود نداره.</w:t>
+      </w:r>
+    </w:p>
+    <w:p>
+      <w:pPr>
+        <w:bidi/>
+        <w:rPr>
+          <w:rtl/>
+          <w:lang w:bidi="fa-IR"/>
+        </w:rPr>
+      </w:pPr>
+      <w:r>
+        <w:rPr>
+          <w:rFonts w:hint="cs"/>
+          <w:rtl/>
+          <w:lang w:bidi="fa-IR"/>
+        </w:rPr>
+        <w:t xml:space="preserve">همه سازمان ها دارند از نسخه </w:t>
+      </w:r>
+      <w:r>
+        <w:rPr>
+          <w:lang w:bidi="fa-IR"/>
+        </w:rPr>
+        <w:t xml:space="preserve">community edition </w:t>
+      </w:r>
+      <w:r>
+        <w:rPr>
+          <w:rFonts w:hint="cs"/>
+          <w:rtl/>
+          <w:lang w:bidi="fa-IR"/>
+        </w:rPr>
+        <w:t xml:space="preserve"> استفاده میکنند </w:t>
+      </w:r>
+      <w:r>
+        <w:rPr>
+          <w:rFonts w:hint="cs"/>
+          <w:rtl/>
+          <w:lang w:bidi="fa-IR"/>
+        </w:rPr>
+        <w:t xml:space="preserve">برای ما از نسخه </w:t>
+      </w:r>
+      <w:proofErr w:type="spellStart"/>
+      <w:r>
+        <w:rPr>
+          <w:lang w:bidi="fa-IR"/>
+        </w:rPr>
+        <w:t>commutiny</w:t>
+      </w:r>
+      <w:proofErr w:type="spellEnd"/>
+      <w:r>
+        <w:rPr>
+          <w:lang w:bidi="fa-IR"/>
+        </w:rPr>
+        <w:t xml:space="preserve"> edition stable</w:t>
+      </w:r>
+      <w:r>
+        <w:rPr>
+          <w:rFonts w:hint="cs"/>
+          <w:rtl/>
+          <w:lang w:bidi="fa-IR"/>
+        </w:rPr>
+        <w:t xml:space="preserve"> دانلود و نصب کنیم و استفاده کنیم </w:t>
+      </w:r>
+    </w:p>
+    <w:p>
+      <w:pPr>
+        <w:bidi/>
+        <w:rPr>
+          <w:rtl/>
+          <w:lang w:bidi="fa-IR"/>
+        </w:rPr>
+      </w:pPr>
+      <w:r>
+        <w:rPr>
+          <w:rFonts w:hint="cs"/>
+          <w:rtl/>
+          <w:lang w:bidi="fa-IR"/>
+        </w:rPr>
+        <w:t xml:space="preserve">چه چیزی ما رو </w:t>
+      </w:r>
+      <w:r>
+        <w:rPr>
+          <w:rFonts w:hint="cs"/>
+          <w:rtl/>
+          <w:lang w:bidi="fa-IR"/>
+        </w:rPr>
+        <w:t>طرغیب</w:t>
+      </w:r>
+      <w:r>
+        <w:rPr>
+          <w:rFonts w:hint="cs"/>
+          <w:rtl/>
+          <w:lang w:bidi="fa-IR"/>
+        </w:rPr>
+        <w:t xml:space="preserve"> میکنه که بریم پول بدیم و نسخه </w:t>
+      </w:r>
+      <w:r>
+        <w:rPr>
+          <w:lang w:bidi="fa-IR"/>
+        </w:rPr>
+        <w:t xml:space="preserve">enterprise edition </w:t>
+      </w:r>
+      <w:r>
+        <w:rPr>
+          <w:rFonts w:hint="cs"/>
+          <w:rtl/>
+          <w:lang w:bidi="fa-IR"/>
+        </w:rPr>
+        <w:t xml:space="preserve"> بدیم و بخیریم ؟ ساپورت شرکت داکر که داخل ایران جواب نیست.</w:t>
+      </w:r>
+      <w:r>
+        <w:rPr>
+          <w:rFonts w:hint="cs"/>
+          <w:rtl/>
+          <w:lang w:bidi="fa-IR"/>
+        </w:rPr>
+        <w:t xml:space="preserve"> پس همون </w:t>
+      </w:r>
+      <w:r>
+        <w:rPr>
+          <w:lang w:bidi="fa-IR"/>
+        </w:rPr>
+        <w:t xml:space="preserve">docker community edition </w:t>
+      </w:r>
+      <w:r>
+        <w:rPr>
+          <w:rFonts w:hint="cs"/>
+          <w:rtl/>
+          <w:lang w:bidi="fa-IR"/>
+        </w:rPr>
+        <w:t xml:space="preserve"> استفاده میکنیم.</w:t>
+      </w:r>
+    </w:p>
+    <w:p>
+      <w:pPr>
+        <w:bidi/>
+        <w:rPr>
+          <w:rtl/>
+          <w:lang w:bidi="fa-IR"/>
+        </w:rPr>
+      </w:pPr>
+      <w:r>
+        <w:rPr>
+          <w:rFonts w:hint="cs"/>
+          <w:rtl/>
+          <w:lang w:bidi="fa-IR"/>
+        </w:rPr>
+        <w:t xml:space="preserve">خود داکر گفته که روی </w:t>
+      </w:r>
+      <w:r>
+        <w:rPr>
+          <w:rFonts w:hint="cs"/>
+          <w:rtl/>
+          <w:lang w:bidi="fa-IR"/>
+        </w:rPr>
+        <w:t xml:space="preserve">نسخه </w:t>
+      </w:r>
+      <w:r>
+        <w:rPr>
+          <w:lang w:bidi="fa-IR"/>
+        </w:rPr>
+        <w:t xml:space="preserve">enterprise edition </w:t>
+      </w:r>
+      <w:r>
+        <w:rPr>
+          <w:rFonts w:hint="cs"/>
+          <w:rtl/>
+          <w:lang w:bidi="fa-IR"/>
+        </w:rPr>
+        <w:t xml:space="preserve"> رو روی توزیع های به خصوصی مثل </w:t>
+      </w:r>
+      <w:r>
+        <w:rPr>
+          <w:lang w:bidi="fa-IR"/>
+        </w:rPr>
+        <w:t xml:space="preserve">red hat </w:t>
+      </w:r>
+      <w:proofErr w:type="spellStart"/>
+      <w:r>
+        <w:rPr>
+          <w:lang w:bidi="fa-IR"/>
+        </w:rPr>
+        <w:t>entripise</w:t>
+      </w:r>
+      <w:proofErr w:type="spellEnd"/>
+      <w:r>
+        <w:rPr>
+          <w:rFonts w:hint="cs"/>
+          <w:rtl/>
+          <w:lang w:bidi="fa-IR"/>
+        </w:rPr>
+        <w:t xml:space="preserve"> نصب و استفاده میکنیم.</w:t>
+      </w:r>
+    </w:p>
+    <w:p>
+      <w:pPr>
+        <w:bidi/>
+        <w:rPr>
+          <w:lang w:bidi="fa-IR"/>
+        </w:rPr>
+      </w:pPr>
+      <w:r>
+        <w:rPr>
+          <w:rFonts w:hint="cs"/>
+          <w:rtl/>
+          <w:lang w:bidi="fa-IR"/>
+        </w:rPr>
+        <w:t xml:space="preserve">ما به عنوان استفاده کننده باید بریم نسخه </w:t>
+      </w:r>
+      <w:r>
+        <w:rPr>
+          <w:lang w:bidi="fa-IR"/>
+        </w:rPr>
+        <w:t>docker commercial edition stable</w:t>
+      </w:r>
+      <w:r>
+        <w:rPr>
+          <w:rFonts w:hint="cs"/>
+          <w:rtl/>
+          <w:lang w:bidi="fa-IR"/>
+        </w:rPr>
+        <w:t xml:space="preserve"> رو نصب کنیم.</w:t>
+      </w:r>
+    </w:p>
+    <w:p>
+      <w:pPr>
+        <w:bidi/>
+        <w:rPr>
+          <w:rFonts w:hint="cs"/>
+          <w:lang w:bidi="fa-IR"/>
+        </w:rPr>
+      </w:pPr>
+      <w:r>
+        <w:rPr>
+          <w:lang w:bidi="fa-IR"/>
+        </w:rPr>
+        <w:t xml:space="preserve">Docker </w:t>
+      </w:r>
+      <w:proofErr w:type="spellStart"/>
+      <w:r>
+        <w:rPr>
+          <w:lang w:bidi="fa-IR"/>
+        </w:rPr>
+        <w:t>ce</w:t>
+      </w:r>
+      <w:proofErr w:type="spellEnd"/>
+      <w:r>
+        <w:rPr>
+          <w:rFonts w:hint="cs"/>
+          <w:rtl/>
+          <w:lang w:bidi="fa-IR"/>
+        </w:rPr>
+        <w:t xml:space="preserve"> یک ویژگی به اسم </w:t>
+      </w:r>
+      <w:proofErr w:type="spellStart"/>
+      <w:r>
+        <w:rPr>
+          <w:lang w:bidi="fa-IR"/>
+        </w:rPr>
+        <w:t>dtr</w:t>
+      </w:r>
+      <w:proofErr w:type="spellEnd"/>
+      <w:r>
+        <w:rPr>
+          <w:rFonts w:hint="cs"/>
+          <w:rtl/>
+          <w:lang w:bidi="fa-IR"/>
+        </w:rPr>
+        <w:t xml:space="preserve"> به ما میده که یک ویژگی امنیتی هست. </w:t>
+      </w:r>
+      <w:r>
+        <w:rPr>
+          <w:rFonts w:hint="cs"/>
+          <w:rtl/>
+          <w:lang w:bidi="fa-IR"/>
+        </w:rPr>
+        <w:t>معماری داکر یک معماری کلاینت و سروری هست.</w:t>
+      </w:r>
+    </w:p>
+    <w:p>
+      <w:pPr>
+        <w:bidi/>
+        <w:rPr>
+          <w:rtl/>
+          <w:lang w:bidi="fa-IR"/>
+        </w:rPr>
+      </w:pPr>
+      <w:r>
+        <w:rPr>
+          <w:rFonts w:hint="cs"/>
+          <w:rtl/>
+          <w:lang w:bidi="fa-IR"/>
+        </w:rPr>
+        <w:t xml:space="preserve">نسخه </w:t>
+      </w:r>
+      <w:r>
+        <w:rPr>
+          <w:lang w:bidi="fa-IR"/>
+        </w:rPr>
+        <w:t>enterprise edition</w:t>
+      </w:r>
+      <w:r>
+        <w:rPr>
+          <w:rFonts w:hint="cs"/>
+          <w:rtl/>
+          <w:lang w:bidi="fa-IR"/>
+        </w:rPr>
+        <w:t xml:space="preserve"> و </w:t>
+      </w:r>
+      <w:proofErr w:type="spellStart"/>
+      <w:r>
+        <w:rPr>
+          <w:lang w:bidi="fa-IR"/>
+        </w:rPr>
+        <w:t>commutiy</w:t>
+      </w:r>
+      <w:proofErr w:type="spellEnd"/>
+      <w:r>
+        <w:rPr>
+          <w:lang w:bidi="fa-IR"/>
+        </w:rPr>
+        <w:t xml:space="preserve"> </w:t>
+      </w:r>
+      <w:r>
+        <w:rPr>
+          <w:lang w:bidi="fa-IR"/>
+        </w:rPr>
+        <w:t>edition</w:t>
+      </w:r>
+    </w:p>
+    <w:p>
+      <w:pPr>
+        <w:bidi/>
+        <w:rPr>
+          <w:rFonts w:hint="cs"/>
+          <w:rtl/>
+          <w:lang w:bidi="fa-IR"/>
+        </w:rPr>
+      </w:pPr>
+      <w:r>
+        <w:rPr>
+          <w:rFonts w:hint="cs"/>
+          <w:rtl/>
+          <w:lang w:bidi="fa-IR"/>
+        </w:rPr>
+        <w:t xml:space="preserve">ما به داکر کلاینت داکر </w:t>
+      </w:r>
+      <w:r>
+        <w:rPr>
+          <w:lang w:bidi="fa-IR"/>
+        </w:rPr>
+        <w:t>cli</w:t>
+      </w:r>
+      <w:r>
+        <w:rPr>
+          <w:rFonts w:hint="cs"/>
+          <w:rtl/>
+          <w:lang w:bidi="fa-IR"/>
+        </w:rPr>
+        <w:t xml:space="preserve"> هم میگیم ، سرور </w:t>
+      </w:r>
+      <w:r>
+        <w:rPr>
+          <w:lang w:bidi="fa-IR"/>
+        </w:rPr>
+        <w:t>)</w:t>
+      </w:r>
+      <w:proofErr w:type="spellStart"/>
+      <w:r>
+        <w:rPr>
+          <w:lang w:bidi="fa-IR"/>
+        </w:rPr>
+        <w:t>dockerd</w:t>
+      </w:r>
+      <w:proofErr w:type="spellEnd"/>
+      <w:r>
+        <w:rPr>
+          <w:lang w:bidi="fa-IR"/>
+        </w:rPr>
+        <w:t>(</w:t>
+      </w:r>
+      <w:r>
+        <w:rPr>
+          <w:rFonts w:hint="cs"/>
+          <w:rtl/>
+          <w:lang w:bidi="fa-IR"/>
+        </w:rPr>
+        <w:t xml:space="preserve"> و یک </w:t>
+      </w:r>
+      <w:r>
+        <w:rPr>
+          <w:lang w:bidi="fa-IR"/>
+        </w:rPr>
+        <w:t xml:space="preserve">rest </w:t>
+      </w:r>
+      <w:proofErr w:type="spellStart"/>
+      <w:r>
+        <w:rPr>
+          <w:lang w:bidi="fa-IR"/>
+        </w:rPr>
+        <w:t>api</w:t>
+      </w:r>
+      <w:proofErr w:type="spellEnd"/>
+      <w:r>
+        <w:rPr>
+          <w:lang w:bidi="fa-IR"/>
+        </w:rPr>
+        <w:t xml:space="preserve"> </w:t>
+      </w:r>
+      <w:r>
+        <w:rPr>
+          <w:rFonts w:hint="cs"/>
+          <w:rtl/>
+          <w:lang w:bidi="fa-IR"/>
+        </w:rPr>
+        <w:t xml:space="preserve"> هست.</w:t>
+      </w:r>
+    </w:p>
+    <w:p>
+      <w:pPr>
+        <w:pStyle w:val="Heading1"/>
+        <w:bidi/>
+      </w:pPr>
+      <w:r>
+        <w:rPr>
+          <w:rtl/>
+        </w:rPr>
+        <w:t>آیا موتور داکر متفاوت است؟</w:t>
+      </w:r>
+    </w:p>
+    <w:p>
+      <w:pPr>
+        <w:pStyle w:val="NormalWeb"/>
+        <w:bidi/>
+      </w:pPr>
+      <w:r>
+        <w:rPr>
+          <w:rtl/>
+        </w:rPr>
+        <w:t>خیر</w:t>
+      </w:r>
+      <w:r>
+        <w:t>.</w:t>
+      </w:r>
+    </w:p>
+    <w:p>
+      <w:pPr>
+        <w:pStyle w:val="NormalWeb"/>
+        <w:bidi/>
+      </w:pPr>
+      <w:r>
+        <w:rPr>
+          <w:rtl/>
+        </w:rPr>
+        <w:t>موتور اصلی</w:t>
+      </w:r>
+      <w:r>
+        <w:t xml:space="preserve"> Docker </w:t>
+      </w:r>
+      <w:r>
+        <w:rPr>
+          <w:rtl/>
+        </w:rPr>
+        <w:t>در هر دو نسخه تقریباً یکسان است</w:t>
+      </w:r>
+      <w:r>
+        <w:t>.</w:t>
+      </w:r>
+    </w:p>
+    <w:p>
+      <w:pPr>
+        <w:pStyle w:val="NormalWeb"/>
+        <w:bidi/>
+      </w:pPr>
+      <w:r>
+        <w:rPr>
+          <w:rtl/>
+        </w:rPr>
+        <w:t>تفاوت اصلی در موارد زیر است</w:t>
+      </w:r>
+      <w:r>
+        <w:t>:</w:t>
+      </w:r>
+    </w:p>
+    <w:p>
+      <w:pPr>
+        <w:numPr>
+          <w:ilvl w:val="0"/>
+          <w:numId w:val="2"/>
+        </w:numPr>
+        <w:bidi/>
+        <w:spacing w:before="100" w:beforeAutospacing="1" w:after="100" w:afterAutospacing="1" w:line="240" w:lineRule="auto"/>
+      </w:pPr>
+      <w:r>
+        <w:rPr>
+          <w:rtl/>
+        </w:rPr>
+        <w:lastRenderedPageBreak/>
+        <w:t xml:space="preserve">پشتیبانی رسمی </w:t>
+      </w:r>
+    </w:p>
+    <w:p>
+      <w:pPr>
+        <w:numPr>
+          <w:ilvl w:val="0"/>
+          <w:numId w:val="2"/>
+        </w:numPr>
+        <w:bidi/>
+        <w:spacing w:before="100" w:beforeAutospacing="1" w:after="100" w:afterAutospacing="1" w:line="240" w:lineRule="auto"/>
+      </w:pPr>
+      <w:r>
+        <w:rPr>
+          <w:rtl/>
+        </w:rPr>
+        <w:t xml:space="preserve">ابزارهای مدیریتی </w:t>
+      </w:r>
+    </w:p>
+    <w:p>
+      <w:pPr>
+        <w:numPr>
+          <w:ilvl w:val="0"/>
+          <w:numId w:val="2"/>
+        </w:numPr>
+        <w:bidi/>
+        <w:spacing w:before="100" w:beforeAutospacing="1" w:after="100" w:afterAutospacing="1" w:line="240" w:lineRule="auto"/>
+      </w:pPr>
+      <w:r>
+        <w:rPr>
+          <w:rtl/>
+        </w:rPr>
+        <w:t xml:space="preserve">قابلیت‌های امنیتی </w:t>
+      </w:r>
+    </w:p>
+    <w:p>
+      <w:pPr>
+        <w:numPr>
+          <w:ilvl w:val="0"/>
+          <w:numId w:val="2"/>
+        </w:numPr>
+        <w:bidi/>
+        <w:spacing w:before="100" w:beforeAutospacing="1" w:after="100" w:afterAutospacing="1" w:line="240" w:lineRule="auto"/>
+      </w:pPr>
+      <w:r>
+        <w:rPr>
+          <w:rtl/>
+        </w:rPr>
+        <w:t xml:space="preserve">امکانات مناسب سازمان‌های بزرگ </w:t>
+      </w:r>
+    </w:p>
+    <w:p>
+      <w:pPr>
+        <w:bidi/>
+        <w:rPr>
+          <w:rFonts w:cs="Arial"/>
+          <w:rtl/>
+          <w:lang w:bidi="fa-IR"/>
+        </w:rPr>
+      </w:pPr>
+      <w:r>
+        <w:rPr>
+          <w:rFonts w:cs="Arial"/>
+          <w:noProof/>
+          <w:rtl/>
+          <w:lang w:bidi="fa-IR"/>
+        </w:rPr>
+        <w:drawing>
+          <wp:inline distT="0" distB="0" distL="0" distR="0" wp14:anchorId="3872674E" wp14:editId="5B271602">
+            <wp:extent cx="5271715" cy="3385500"/>
+            <wp:effectExtent l="0" t="0" r="5715" b="5715"/>
+            <wp:docPr id="6" name="Picture 6"/>
+            <wp:cNvGraphicFramePr>
+              <a:graphicFrameLocks xmlns:a="http://schemas.openxmlformats.org/drawingml/2006/main" noChangeAspect="1"/>
+            </wp:cNvGraphicFramePr>
+            <a:graphic xmlns:a="http://schemas.openxmlformats.org/drawingml/2006/main">
+              <a:graphicData uri="http://schemas.openxmlformats.org/drawingml/2006/picture">
+                <pic:pic xmlns:pic="http://schemas.openxmlformats.org/drawingml/2006/picture">
+                  <pic:nvPicPr>
+                    <pic:cNvPr id="1" name=""/>
+                    <pic:cNvPicPr/>
+                  </pic:nvPicPr>
+                  <pic:blipFill>
+                    <a:blip r:embed="rId22"/>
+                    <a:stretch>
+                      <a:fillRect/>
+                    </a:stretch>
+                  </pic:blipFill>
+                  <pic:spPr>
+                    <a:xfrm>
+                      <a:off x="0" y="0"/>
+                      <a:ext cx="5279046" cy="3390208"/>
+                    </a:xfrm>
+                    <a:prstGeom prst="rect">
+                      <a:avLst/>
+                    </a:prstGeom>
+                  </pic:spPr>
+                </pic:pic>
+              </a:graphicData>
+            </a:graphic>
+          </wp:inline>
+        </w:drawing>
+      </w:r>
+    </w:p>
+    <w:p>
+      <w:pPr>
+        <w:bidi/>
+        <w:rPr>
+          <w:rFonts w:cs="Arial"/>
+          <w:lang w:bidi="fa-IR"/>
+        </w:rPr>
+      </w:pPr>
+      <w:r>
+        <w:rPr>
+          <w:rFonts w:cs="Arial"/>
+          <w:noProof/>
+          <w:rtl/>
+          <w:lang w:bidi="fa-IR"/>
+        </w:rPr>
+        <w:drawing>
+          <wp:inline distT="0" distB="0" distL="0" distR="0" wp14:anchorId="249FAF62" wp14:editId="179B2E82">
+            <wp:extent cx="5262852" cy="2773680"/>
+            <wp:effectExtent l="0" t="0" r="0" b="7620"/>
+            <wp:docPr id="7" name="Picture 7"/>
+            <wp:cNvGraphicFramePr>
+              <a:graphicFrameLocks xmlns:a="http://schemas.openxmlformats.org/drawingml/2006/main" noChangeAspect="1"/>
+            </wp:cNvGraphicFramePr>
+            <a:graphic xmlns:a="http://schemas.openxmlformats.org/drawingml/2006/main">
+              <a:graphicData uri="http://schemas.openxmlformats.org/drawingml/2006/picture">
+                <pic:pic xmlns:pic="http://schemas.openxmlformats.org/drawingml/2006/picture">
+                  <pic:nvPicPr>
+                    <pic:cNvPr id="1" name=""/>
+                    <pic:cNvPicPr/>
+                  </pic:nvPicPr>
+                  <pic:blipFill>
+                    <a:blip r:embed="rId23"/>
+                    <a:stretch>
+                      <a:fillRect/>
+                    </a:stretch>
+                  </pic:blipFill>
+                  <pic:spPr>
+                    <a:xfrm>
+                      <a:off x="0" y="0"/>
+                      <a:ext cx="5282576" cy="2784075"/>
+                    </a:xfrm>
+                    <a:prstGeom prst="rect">
+                      <a:avLst/>
+                    </a:prstGeom>
+                  </pic:spPr>
+                </pic:pic>
+              </a:graphicData>
+            </a:graphic>
+          </wp:inline>
+        </w:drawing>
+      </w:r>
+    </w:p>
+    <w:p>
+      <w:pPr>
+        <w:bidi/>
+        <w:rPr>
+          <w:rtl/>
+          <w:lang w:bidi="fa-IR"/>
+        </w:rPr>
+      </w:pPr>
+      <w:r>
+        <w:rPr>
+          <w:rFonts w:hint="cs"/>
+          <w:rtl/>
+          <w:lang w:bidi="fa-IR"/>
+        </w:rPr>
+        <w:t>معماری داکر در نسخه های قدیمی داکر ما معماری متفاوتی داشتیم</w:t>
+      </w:r>
+      <w:r>
+        <w:rPr>
+          <w:rFonts w:hint="cs"/>
+          <w:rtl/>
+          <w:lang w:bidi="fa-IR"/>
+        </w:rPr>
+        <w:t xml:space="preserve">. </w:t>
+      </w:r>
+    </w:p>
+    <w:p>
+      <w:pPr>
+        <w:bidi/>
+        <w:rPr>
+          <w:rtl/>
+          <w:lang w:bidi="fa-IR"/>
+        </w:rPr>
+      </w:pPr>
+      <w:r>
+        <w:rPr>
+          <w:rFonts w:hint="cs"/>
+          <w:rtl/>
+          <w:lang w:bidi="fa-IR"/>
+        </w:rPr>
+        <w:t xml:space="preserve">همونطور که گفتیم در لینوکس از </w:t>
+      </w:r>
+      <w:proofErr w:type="spellStart"/>
+      <w:r>
+        <w:rPr>
+          <w:lang w:bidi="fa-IR"/>
+        </w:rPr>
+        <w:t>lxc</w:t>
+      </w:r>
+      <w:proofErr w:type="spellEnd"/>
+      <w:r>
+        <w:rPr>
+          <w:rFonts w:hint="cs"/>
+          <w:rtl/>
+          <w:lang w:bidi="fa-IR"/>
+        </w:rPr>
+        <w:t xml:space="preserve"> استفاده میکرد</w:t>
+      </w:r>
+      <w:r>
+        <w:rPr>
+          <w:rFonts w:hint="cs"/>
+          <w:rtl/>
+          <w:lang w:bidi="fa-IR"/>
+        </w:rPr>
+        <w:t>یم</w:t>
+      </w:r>
+      <w:r>
+        <w:rPr>
+          <w:rFonts w:hint="cs"/>
+          <w:rtl/>
+          <w:lang w:bidi="fa-IR"/>
+        </w:rPr>
+        <w:t xml:space="preserve"> و مفاهیم کانتینر ها رو ارائه میداد.</w:t>
+      </w:r>
+      <w:r>
+        <w:rPr>
+          <w:rFonts w:hint="cs"/>
+          <w:rtl/>
+          <w:lang w:bidi="fa-IR"/>
+        </w:rPr>
+        <w:t xml:space="preserve"> داکر دائمون نمیدونست چطوری باید با این دو تا ویژگی </w:t>
+      </w:r>
+      <w:proofErr w:type="spellStart"/>
+      <w:r>
+        <w:rPr>
+          <w:lang w:bidi="fa-IR"/>
+        </w:rPr>
+        <w:t>cgroup</w:t>
+      </w:r>
+      <w:proofErr w:type="spellEnd"/>
+      <w:r>
+        <w:rPr>
+          <w:lang w:bidi="fa-IR"/>
+        </w:rPr>
+        <w:t xml:space="preserve"> , namespace</w:t>
+      </w:r>
+      <w:r>
+        <w:rPr>
+          <w:rFonts w:hint="cs"/>
+          <w:rtl/>
+          <w:lang w:bidi="fa-IR"/>
+        </w:rPr>
+        <w:t xml:space="preserve"> که ویژگیی های لینوکس کرنل هستند چطوری استفاده کنه به همین خاطر </w:t>
+      </w:r>
+      <w:proofErr w:type="spellStart"/>
+      <w:r>
+        <w:rPr>
+          <w:lang w:bidi="fa-IR"/>
+        </w:rPr>
+        <w:t>lxc</w:t>
+      </w:r>
+      <w:proofErr w:type="spellEnd"/>
+      <w:r>
+        <w:rPr>
+          <w:lang w:bidi="fa-IR"/>
+        </w:rPr>
+        <w:t xml:space="preserve"> </w:t>
+      </w:r>
+      <w:proofErr w:type="spellStart"/>
+      <w:r>
+        <w:rPr>
+          <w:lang w:bidi="fa-IR"/>
+        </w:rPr>
+        <w:t>linux</w:t>
+      </w:r>
+      <w:proofErr w:type="spellEnd"/>
+      <w:r>
+        <w:rPr>
+          <w:lang w:bidi="fa-IR"/>
+        </w:rPr>
+        <w:t xml:space="preserve"> container</w:t>
+      </w:r>
+      <w:r>
+        <w:rPr>
+          <w:rFonts w:hint="cs"/>
+          <w:rtl/>
+          <w:lang w:bidi="fa-IR"/>
+        </w:rPr>
+        <w:t xml:space="preserve"> رو واسط قرار میداد تا با این دو تا ویژگی ها ارتباط برقرار کنند.</w:t>
+      </w:r>
+    </w:p>
+    <w:p>
+      <w:pPr>
+        <w:bidi/>
+        <w:rPr>
+          <w:rtl/>
+          <w:lang w:bidi="fa-IR"/>
+        </w:rPr>
+      </w:pPr>
+      <w:proofErr w:type="spellStart"/>
+      <w:r>
+        <w:rPr>
+          <w:lang w:bidi="fa-IR"/>
+        </w:rPr>
+        <w:lastRenderedPageBreak/>
+        <w:t>Lxc</w:t>
+      </w:r>
+      <w:proofErr w:type="spellEnd"/>
+      <w:r>
+        <w:rPr>
+          <w:rFonts w:hint="cs"/>
+          <w:rtl/>
+          <w:lang w:bidi="fa-IR"/>
+        </w:rPr>
+        <w:t xml:space="preserve"> =</w:t>
+      </w:r>
+      <w:r>
+        <w:rPr>
+          <w:lang w:bidi="fa-IR"/>
+        </w:rPr>
+        <w:t xml:space="preserve"> </w:t>
+      </w:r>
+      <w:proofErr w:type="spellStart"/>
+      <w:r>
+        <w:rPr>
+          <w:lang w:bidi="fa-IR"/>
+        </w:rPr>
+        <w:t>linux</w:t>
+      </w:r>
+      <w:proofErr w:type="spellEnd"/>
+      <w:r>
+        <w:rPr>
+          <w:lang w:bidi="fa-IR"/>
+        </w:rPr>
+        <w:t xml:space="preserve"> </w:t>
+      </w:r>
+      <w:proofErr w:type="gramStart"/>
+      <w:r>
+        <w:rPr>
+          <w:lang w:bidi="fa-IR"/>
+        </w:rPr>
+        <w:t xml:space="preserve">container </w:t>
+      </w:r>
+      <w:r>
+        <w:rPr>
+          <w:rFonts w:hint="cs"/>
+          <w:rtl/>
+          <w:lang w:bidi="fa-IR"/>
+        </w:rPr>
+        <w:t xml:space="preserve"> شما</w:t>
+      </w:r>
+      <w:proofErr w:type="gramEnd"/>
+      <w:r>
+        <w:rPr>
+          <w:rFonts w:hint="cs"/>
+          <w:rtl/>
+          <w:lang w:bidi="fa-IR"/>
+        </w:rPr>
+        <w:t xml:space="preserve"> میتونید بدون داکر از کانتینر ها استفاده کنید. در نسخه های قبلی داکر یک داکر دائمون گذاشته بالا و بلد نبود با کرنل رو بلد نبود اما در اون زمان چون </w:t>
+      </w:r>
+      <w:proofErr w:type="spellStart"/>
+      <w:r>
+        <w:rPr>
+          <w:lang w:bidi="fa-IR"/>
+        </w:rPr>
+        <w:t>lxc</w:t>
+      </w:r>
+      <w:proofErr w:type="spellEnd"/>
+      <w:r>
+        <w:rPr>
+          <w:rFonts w:hint="cs"/>
+          <w:rtl/>
+          <w:lang w:bidi="fa-IR"/>
+        </w:rPr>
+        <w:t xml:space="preserve"> بود و نیاز بود که با کرنل صبحت میکرد اینجا به واسطه </w:t>
+      </w:r>
+      <w:proofErr w:type="spellStart"/>
+      <w:r>
+        <w:rPr>
+          <w:lang w:bidi="fa-IR"/>
+        </w:rPr>
+        <w:t>lxc</w:t>
+      </w:r>
+      <w:proofErr w:type="spellEnd"/>
+      <w:r>
+        <w:rPr>
+          <w:rFonts w:hint="cs"/>
+          <w:rtl/>
+          <w:lang w:bidi="fa-IR"/>
+        </w:rPr>
+        <w:t xml:space="preserve"> با کرنل صبحت میکرد.</w:t>
+      </w:r>
+    </w:p>
+    <w:p>
+      <w:pPr>
+        <w:bidi/>
+        <w:rPr>
+          <w:rtl/>
+          <w:lang w:bidi="fa-IR"/>
+        </w:rPr>
+      </w:pPr>
+    </w:p>
+    <w:p>
+      <w:pPr>
+        <w:bidi/>
+        <w:rPr>
+          <w:rtl/>
+          <w:lang w:bidi="fa-IR"/>
+        </w:rPr>
+      </w:pPr>
+    </w:p>
+    <w:p>
+      <w:pPr>
+        <w:bidi/>
+        <w:rPr>
+          <w:rtl/>
+          <w:lang w:bidi="fa-IR"/>
+        </w:rPr>
+      </w:pPr>
+      <w:r>
+        <w:rPr>
+          <w:rFonts w:hint="cs"/>
+          <w:rtl/>
+          <w:lang w:bidi="fa-IR"/>
+        </w:rPr>
+        <w:t>در کرنل</w:t>
+      </w:r>
+      <w:r>
+        <w:rPr>
+          <w:rFonts w:hint="cs"/>
+          <w:rtl/>
+          <w:lang w:bidi="fa-IR"/>
+        </w:rPr>
+        <w:t xml:space="preserve"> لینوکس</w:t>
+      </w:r>
+      <w:r>
+        <w:rPr>
+          <w:rFonts w:hint="cs"/>
+          <w:rtl/>
+          <w:lang w:bidi="fa-IR"/>
+        </w:rPr>
+        <w:t xml:space="preserve"> چه چیزی هایی وجود </w:t>
+      </w:r>
+      <w:r>
+        <w:rPr>
+          <w:rFonts w:hint="cs"/>
+          <w:rtl/>
+          <w:lang w:bidi="fa-IR"/>
+        </w:rPr>
+        <w:t>دارد</w:t>
+      </w:r>
+      <w:r>
+        <w:rPr>
+          <w:rFonts w:hint="cs"/>
+          <w:rtl/>
+          <w:lang w:bidi="fa-IR"/>
+        </w:rPr>
+        <w:t xml:space="preserve"> </w:t>
+      </w:r>
+      <w:r>
+        <w:rPr>
+          <w:rFonts w:hint="cs"/>
+          <w:rtl/>
+          <w:lang w:bidi="fa-IR"/>
+        </w:rPr>
+        <w:t xml:space="preserve"> که داکر نیاز دارد </w:t>
+      </w:r>
+      <w:r>
+        <w:rPr>
+          <w:rFonts w:hint="cs"/>
+          <w:rtl/>
+          <w:lang w:bidi="fa-IR"/>
+        </w:rPr>
+        <w:t xml:space="preserve">با کرنل لینوکس صحبت کنه ؟ </w:t>
+      </w:r>
+    </w:p>
+    <w:p>
+      <w:pPr>
+        <w:bidi/>
+        <w:rPr>
+          <w:rtl/>
+          <w:lang w:bidi="fa-IR"/>
+        </w:rPr>
+      </w:pPr>
+      <w:r>
+        <w:rPr>
+          <w:rFonts w:hint="cs"/>
+          <w:rtl/>
+          <w:lang w:bidi="fa-IR"/>
+        </w:rPr>
+        <w:t>اینا ها اصلا چی هستند که داکر نیاز داره با اینا صحبت کنه و استفاده کنه</w:t>
+      </w:r>
+    </w:p>
+    <w:p>
+      <w:pPr>
+        <w:bidi/>
+        <w:rPr>
+          <w:rtl/>
+          <w:lang w:bidi="fa-IR"/>
+        </w:rPr>
+      </w:pPr>
+      <w:proofErr w:type="spellStart"/>
+      <w:r>
+        <w:rPr>
+          <w:lang w:bidi="fa-IR"/>
+        </w:rPr>
+        <w:t>Cgroup</w:t>
+      </w:r>
+      <w:proofErr w:type="spellEnd"/>
+      <w:r>
+        <w:rPr>
+          <w:lang w:bidi="fa-IR"/>
+        </w:rPr>
+        <w:t>:</w:t>
+      </w:r>
+      <w:r>
+        <w:rPr>
+          <w:rFonts w:hint="cs"/>
+          <w:rtl/>
+          <w:lang w:bidi="fa-IR"/>
+        </w:rPr>
+        <w:t xml:space="preserve"> در کرنل لینوکس میزان </w:t>
+      </w:r>
+      <w:r>
+        <w:rPr>
+          <w:lang w:bidi="fa-IR"/>
+        </w:rPr>
+        <w:t>resource</w:t>
+      </w:r>
+      <w:r>
+        <w:rPr>
+          <w:rFonts w:hint="cs"/>
+          <w:rtl/>
+          <w:lang w:bidi="fa-IR"/>
+        </w:rPr>
+        <w:t xml:space="preserve"> مصرف که کانتینر ها رو نیاز </w:t>
+      </w:r>
+      <w:r>
+        <w:rPr>
+          <w:rFonts w:hint="cs"/>
+          <w:rtl/>
+          <w:lang w:bidi="fa-IR"/>
+        </w:rPr>
+        <w:t>دارند</w:t>
+      </w:r>
+      <w:r>
+        <w:rPr>
+          <w:rFonts w:hint="cs"/>
+          <w:rtl/>
+          <w:lang w:bidi="fa-IR"/>
+        </w:rPr>
+        <w:t xml:space="preserve"> رو کنترل میکنه و میتونیم نظارت رو این مورد داشته باشیم.</w:t>
+      </w:r>
+    </w:p>
+    <w:p>
+      <w:pPr>
+        <w:pStyle w:val="NormalWeb"/>
+        <w:bidi/>
+      </w:pPr>
+      <w:proofErr w:type="gramStart"/>
+      <w:r>
+        <w:rPr>
+          <w:rStyle w:val="Strong"/>
+        </w:rPr>
+        <w:t>Namespace</w:t>
+      </w:r>
+      <w:r>
+        <w:t xml:space="preserve"> </w:t>
+      </w:r>
+      <w:r>
+        <w:rPr>
+          <w:rFonts w:hint="cs"/>
+          <w:rtl/>
+        </w:rPr>
+        <w:t>:</w:t>
+      </w:r>
+      <w:proofErr w:type="gramEnd"/>
+      <w:r>
+        <w:rPr>
+          <w:rFonts w:hint="cs"/>
+          <w:rtl/>
+        </w:rPr>
+        <w:t xml:space="preserve"> این </w:t>
+      </w:r>
+      <w:r>
+        <w:t>process</w:t>
+      </w:r>
+      <w:r>
+        <w:rPr>
+          <w:rFonts w:hint="cs"/>
+          <w:rtl/>
+          <w:lang w:bidi="fa-IR"/>
+        </w:rPr>
+        <w:t xml:space="preserve"> </w:t>
+      </w:r>
+      <w:r>
+        <w:rPr>
+          <w:rFonts w:hint="cs"/>
+          <w:rtl/>
+        </w:rPr>
+        <w:t xml:space="preserve"> کجا ها رو </w:t>
+      </w:r>
+      <w:r>
+        <w:rPr>
+          <w:rFonts w:hint="cs"/>
+          <w:rtl/>
+        </w:rPr>
+        <w:t>ببینه</w:t>
+      </w:r>
+      <w:r>
+        <w:rPr>
+          <w:rFonts w:hint="cs"/>
+          <w:rtl/>
+        </w:rPr>
+        <w:t xml:space="preserve"> و کجا ها رو نبینه . </w:t>
+      </w:r>
+    </w:p>
+    <w:p>
+      <w:pPr>
+        <w:pStyle w:val="NormalWeb"/>
+        <w:bidi/>
+        <w:rPr>
+          <w:lang w:bidi="fa-IR"/>
+        </w:rPr>
+      </w:pPr>
+      <w:r>
+        <w:rPr>
+          <w:rFonts w:hint="cs"/>
+          <w:rtl/>
+        </w:rPr>
+        <w:t>ایا ای</w:t>
+      </w:r>
+      <w:r>
+        <w:rPr>
+          <w:rFonts w:hint="cs"/>
+          <w:rtl/>
+          <w:lang w:bidi="fa-IR"/>
+        </w:rPr>
+        <w:t>ن</w:t>
+      </w:r>
+      <w:r>
+        <w:t xml:space="preserve">process </w:t>
+      </w:r>
+      <w:r>
+        <w:rPr>
+          <w:rFonts w:hint="cs"/>
+          <w:rtl/>
+          <w:lang w:bidi="fa-IR"/>
+        </w:rPr>
+        <w:t xml:space="preserve"> بتونه فراینده های دیگه رو ببنیه یا نه . </w:t>
+      </w:r>
+    </w:p>
+    <w:p>
+      <w:pPr>
+        <w:pStyle w:val="NormalWeb"/>
+        <w:bidi/>
+        <w:rPr>
+          <w:rtl/>
+          <w:lang w:bidi="fa-IR"/>
+        </w:rPr>
+      </w:pPr>
+      <w:r>
+        <w:rPr>
+          <w:rFonts w:hint="cs"/>
+          <w:rtl/>
+          <w:lang w:bidi="fa-IR"/>
+        </w:rPr>
+        <w:t xml:space="preserve">فایل سیستم رو ببینه یا خیر. کجا رو ببینه کجا رو نبینه رو </w:t>
+      </w:r>
+      <w:r>
+        <w:rPr>
+          <w:lang w:bidi="fa-IR"/>
+        </w:rPr>
+        <w:t>namespace</w:t>
+      </w:r>
+      <w:r>
+        <w:rPr>
+          <w:rFonts w:hint="cs"/>
+          <w:rtl/>
+          <w:lang w:bidi="fa-IR"/>
+        </w:rPr>
+        <w:t xml:space="preserve"> استفاده میکنه.</w:t>
+      </w:r>
+    </w:p>
+    <w:p>
+      <w:pPr>
+        <w:pStyle w:val="NormalWeb"/>
+        <w:bidi/>
+        <w:rPr>
+          <w:rtl/>
+          <w:lang w:bidi="fa-IR"/>
+        </w:rPr>
+      </w:pPr>
+    </w:p>
+    <w:p>
+      <w:pPr>
+        <w:pStyle w:val="NormalWeb"/>
+        <w:bidi/>
+        <w:rPr>
+          <w:rtl/>
+          <w:lang w:bidi="fa-IR"/>
+        </w:rPr>
+      </w:pPr>
+      <w:r>
+        <w:rPr>
+          <w:rFonts w:hint="cs"/>
+          <w:rtl/>
+          <w:lang w:bidi="fa-IR"/>
+        </w:rPr>
+        <w:t xml:space="preserve">داکر چه استفاده ای از این دو تا داره. داکر از </w:t>
+      </w:r>
+      <w:proofErr w:type="spellStart"/>
+      <w:r>
+        <w:rPr>
+          <w:lang w:bidi="fa-IR"/>
+        </w:rPr>
+        <w:t>cgroup</w:t>
+      </w:r>
+      <w:proofErr w:type="spellEnd"/>
+      <w:r>
+        <w:rPr>
+          <w:lang w:bidi="fa-IR"/>
+        </w:rPr>
+        <w:t xml:space="preserve"> </w:t>
+      </w:r>
+      <w:r>
+        <w:rPr>
+          <w:rFonts w:hint="cs"/>
+          <w:rtl/>
+          <w:lang w:bidi="fa-IR"/>
+        </w:rPr>
+        <w:t xml:space="preserve"> استفاده میکنه و میگه که به این کانتینر چقدر منابع به این کانتینر باید بده </w:t>
+      </w:r>
+    </w:p>
+    <w:p>
+      <w:pPr>
+        <w:pStyle w:val="NormalWeb"/>
+        <w:bidi/>
+        <w:rPr>
+          <w:rtl/>
+          <w:lang w:bidi="fa-IR"/>
+        </w:rPr>
+      </w:pPr>
+      <w:r>
+        <w:rPr>
+          <w:rFonts w:hint="cs"/>
+          <w:rtl/>
+          <w:lang w:bidi="fa-IR"/>
+        </w:rPr>
+        <w:t xml:space="preserve">داکر از </w:t>
+      </w:r>
+      <w:r>
+        <w:rPr>
+          <w:lang w:bidi="fa-IR"/>
+        </w:rPr>
+        <w:t>namespace</w:t>
+      </w:r>
+      <w:r>
+        <w:rPr>
+          <w:rFonts w:hint="cs"/>
+          <w:rtl/>
+          <w:lang w:bidi="fa-IR"/>
+        </w:rPr>
+        <w:t xml:space="preserve"> کرنل هاست لینوکس استفاده میک</w:t>
+      </w:r>
+      <w:r>
+        <w:rPr>
+          <w:rFonts w:hint="cs"/>
+          <w:rtl/>
+          <w:lang w:bidi="fa-IR"/>
+        </w:rPr>
+        <w:t>ن</w:t>
+      </w:r>
+      <w:r>
+        <w:rPr>
+          <w:rFonts w:hint="cs"/>
+          <w:rtl/>
+          <w:lang w:bidi="fa-IR"/>
+        </w:rPr>
+        <w:t xml:space="preserve">ه که به کانتینری که اومده بالا کجاها رو ببینه و کجا ها رو نبینه </w:t>
+      </w:r>
+    </w:p>
+    <w:p>
+      <w:pPr>
+        <w:pStyle w:val="NormalWeb"/>
+        <w:bidi/>
+        <w:rPr>
+          <w:rtl/>
+          <w:lang w:bidi="fa-IR"/>
+        </w:rPr>
+      </w:pPr>
+      <w:r>
+        <w:rPr>
+          <w:rFonts w:hint="cs"/>
+          <w:rtl/>
+          <w:lang w:bidi="fa-IR"/>
+        </w:rPr>
+        <w:t xml:space="preserve">این دو تا موارد مهمی هستند که داکر از کرنل لینوکس استفاده میکننند </w:t>
+      </w:r>
+    </w:p>
+    <w:p>
+      <w:pPr>
+        <w:pStyle w:val="NormalWeb"/>
+        <w:bidi/>
+        <w:rPr>
+          <w:rtl/>
+          <w:lang w:bidi="fa-IR"/>
+        </w:rPr>
+      </w:pPr>
+      <w:r>
+        <w:rPr>
+          <w:noProof/>
+          <w:rtl/>
+          <w:lang w:bidi="fa-IR"/>
+        </w:rPr>
+        <w:drawing>
+          <wp:inline distT="0" distB="0" distL="0" distR="0" wp14:anchorId="57E696FE" wp14:editId="16541171">
+            <wp:extent cx="5943600" cy="2653030"/>
+            <wp:effectExtent l="0" t="0" r="0" b="0"/>
+            <wp:docPr id="8" name="Picture 8"/>
+            <wp:cNvGraphicFramePr>
+              <a:graphicFrameLocks xmlns:a="http://schemas.openxmlformats.org/drawingml/2006/main" noChangeAspect="1"/>
+            </wp:cNvGraphicFramePr>
+            <a:graphic xmlns:a="http://schemas.openxmlformats.org/drawingml/2006/main">
+              <a:graphicData uri="http://schemas.openxmlformats.org/drawingml/2006/picture">
+                <pic:pic xmlns:pic="http://schemas.openxmlformats.org/drawingml/2006/picture">
+                  <pic:nvPicPr>
+                    <pic:cNvPr id="1" name=""/>
+                    <pic:cNvPicPr/>
+                  </pic:nvPicPr>
+                  <pic:blipFill>
+                    <a:blip r:embed="rId24"/>
+                    <a:stretch>
+                      <a:fillRect/>
+                    </a:stretch>
+                  </pic:blipFill>
+                  <pic:spPr>
+                    <a:xfrm>
+                      <a:off x="0" y="0"/>
                       <a:ext cx="5943600" cy="2653030"/>
                     </a:xfrm>
                     <a:prstGeom prst="rect">
@@ -4614,12 +5934,19 @@
         </w:rPr>
         <w:t xml:space="preserve"> نسخه جدید میداد باید داکر هم نسخه جدید میداد</w:t>
       </w:r>
-    </w:p>
-    <w:p>
-      <w:pPr>
-        <w:bidi/>
-        <w:rPr>
-          <w:rFonts w:hint="cs"/>
+      <w:r>
+        <w:rPr>
+          <w:rFonts w:hint="cs"/>
+          <w:rtl/>
+          <w:lang w:bidi="fa-IR"/>
+        </w:rPr>
+        <w:t xml:space="preserve"> </w:t>
+      </w:r>
+    </w:p>
+    <w:p>
+      <w:pPr>
+        <w:bidi/>
+        <w:rPr>
           <w:rtl/>
           <w:lang w:bidi="fa-IR"/>
         </w:rPr>
@@ -4630,22 +5957,92 @@
           <w:lang w:bidi="fa-IR"/>
         </w:rPr>
         <w:lastRenderedPageBreak/>
-        <w:t>Libcontainer</w:t>
+        <w:t>Lxc</w:t>
       </w:r>
       <w:proofErr w:type="spellEnd"/>
       <w:r>
         <w:rPr>
-          <w:lang w:bidi="fa-IR"/>
-        </w:rPr>
-        <w:t xml:space="preserve"> </w:t>
-      </w:r>
-      <w:r>
-        <w:rPr>
-          <w:rFonts w:hint="cs"/>
-          <w:rtl/>
-          <w:lang w:bidi="fa-IR"/>
-        </w:rPr>
-        <w:t xml:space="preserve"> جایگزین کانیتر شد برای </w:t>
+          <w:rFonts w:hint="cs"/>
+          <w:rtl/>
+          <w:lang w:bidi="fa-IR"/>
+        </w:rPr>
+        <w:t xml:space="preserve"> مخصوص و پروژه ای بود که در لینوکس بود و ابزار جداگانه ای بود که قبل از داکر ساخته و توسعه داده شده بود.</w:t>
+      </w:r>
+    </w:p>
+    <w:p>
+      <w:pPr>
+        <w:bidi/>
+        <w:rPr>
+          <w:rFonts w:hint="cs"/>
+          <w:rtl/>
+          <w:lang w:bidi="fa-IR"/>
+        </w:rPr>
+      </w:pPr>
+    </w:p>
+    <w:p>
+      <w:pPr>
+        <w:bidi/>
+        <w:rPr>
+          <w:rtl/>
+          <w:lang w:bidi="fa-IR"/>
+        </w:rPr>
+      </w:pPr>
+      <w:r>
+        <w:rPr>
+          <w:rFonts w:hint="cs"/>
+          <w:rtl/>
+          <w:lang w:bidi="fa-IR"/>
+        </w:rPr>
+        <w:t xml:space="preserve">داکر خودش اومد ویک پروژه ای که مال خودش بود به اسم  </w:t>
+      </w:r>
+      <w:proofErr w:type="spellStart"/>
+      <w:r>
+        <w:rPr>
+          <w:lang w:bidi="fa-IR"/>
+        </w:rPr>
+        <w:t>libcontainer</w:t>
+      </w:r>
+      <w:proofErr w:type="spellEnd"/>
+      <w:r>
+        <w:rPr>
+          <w:rFonts w:hint="cs"/>
+          <w:rtl/>
+          <w:lang w:bidi="fa-IR"/>
+        </w:rPr>
+        <w:t xml:space="preserve"> رو توسعه داد و جاگیزنی </w:t>
+      </w:r>
+      <w:proofErr w:type="spellStart"/>
+      <w:r>
+        <w:rPr>
+          <w:lang w:bidi="fa-IR"/>
+        </w:rPr>
+        <w:t>lxc</w:t>
+      </w:r>
+      <w:proofErr w:type="spellEnd"/>
+      <w:r>
+        <w:rPr>
+          <w:rFonts w:hint="cs"/>
+          <w:rtl/>
+          <w:lang w:bidi="fa-IR"/>
+        </w:rPr>
+        <w:t xml:space="preserve"> شد </w:t>
+      </w:r>
+    </w:p>
+    <w:p>
+      <w:pPr>
+        <w:bidi/>
+        <w:rPr>
+          <w:rtl/>
+          <w:lang w:bidi="fa-IR"/>
+        </w:rPr>
+      </w:pPr>
+      <w:r>
+        <w:rPr>
+          <w:rFonts w:hint="cs"/>
+          <w:rtl/>
+          <w:lang w:bidi="fa-IR"/>
+        </w:rPr>
+        <w:t>داکر دیمون خودش مونولوتیک بود و چون مونولوتیک خیلی کنده این چیزی نبود که داکر میخواست.</w:t>
       </w:r>
     </w:p>
     <w:p>
@@ -5466,6 +6863,95 @@
     </w:lvl>
   </w:abstractNum>
   <w:abstractNum w:abstractNumId="5" w15:restartNumberingAfterBreak="0">
+    <w:nsid w:val="375502CE"/>
+    <w:multiLevelType w:val="hybridMultilevel"/>
+    <w:tmpl w:val="5E347A72"/>
+    <w:lvl w:ilvl="0" w:tplc="0409000F">
+      <w:start w:val="1"/>
+      <w:numFmt w:val="decimal"/>
+      <w:lvlText w:val="%1."/>
+      <w:lvlJc w:val="left"/>
+      <w:pPr>
+        <w:ind w:left="720" w:hanging="360"/>
+      </w:pPr>
+      <w:rPr>
+        <w:rFonts w:hint="default"/>
+      </w:rPr>
+    </w:lvl>
+    <w:lvl w:ilvl="1" w:tplc="04090019" w:tentative="1">
+      <w:start w:val="1"/>
+      <w:numFmt w:val="lowerLetter"/>
+      <w:lvlText w:val="%2."/>
+      <w:lvlJc w:val="left"/>
+      <w:pPr>
+        <w:ind w:left="1440" w:hanging="360"/>
+      </w:pPr>
+    </w:lvl>
+    <w:lvl w:ilvl="2" w:tplc="0409001B" w:tentative="1">
+      <w:start w:val="1"/>
+      <w:numFmt w:val="lowerRoman"/>
+      <w:lvlText w:val="%3."/>
+      <w:lvlJc w:val="right"/>
+      <w:pPr>
+        <w:ind w:left="2160" w:hanging="180"/>
+      </w:pPr>
+    </w:lvl>
+    <w:lvl w:ilvl="3" w:tplc="0409000F" w:tentative="1">
+      <w:start w:val="1"/>
+      <w:numFmt w:val="decimal"/>
+      <w:lvlText w:val="%4."/>
+      <w:lvlJc w:val="left"/>
+      <w:pPr>
+        <w:ind w:left="2880" w:hanging="360"/>
+      </w:pPr>
+    </w:lvl>
+    <w:lvl w:ilvl="4" w:tplc="04090019" w:tentative="1">
+      <w:start w:val="1"/>
+      <w:numFmt w:val="lowerLetter"/>
+      <w:lvlText w:val="%5."/>
+      <w:lvlJc w:val="left"/>
+      <w:pPr>
+        <w:ind w:left="3600" w:hanging="360"/>
+      </w:pPr>
+    </w:lvl>
+    <w:lvl w:ilvl="5" w:tplc="0409001B" w:tentative="1">
+      <w:start w:val="1"/>
+      <w:numFmt w:val="lowerRoman"/>
+      <w:lvlText w:val="%6."/>
+      <w:lvlJc w:val="right"/>
+      <w:pPr>
+        <w:ind w:left="4320" w:hanging="180"/>
+      </w:pPr>
+    </w:lvl>
+    <w:lvl w:ilvl="6" w:tplc="0409000F" w:tentative="1">
+      <w:start w:val="1"/>
+      <w:numFmt w:val="decimal"/>
+      <w:lvlText w:val="%7."/>
+      <w:lvlJc w:val="left"/>
+      <w:pPr>
+        <w:ind w:left="5040" w:hanging="360"/>
+      </w:pPr>
+    </w:lvl>
+    <w:lvl w:ilvl="7" w:tplc="04090019" w:tentative="1">
+      <w:start w:val="1"/>
+      <w:numFmt w:val="lowerLetter"/>
+      <w:lvlText w:val="%8."/>
+      <w:lvlJc w:val="left"/>
+      <w:pPr>
+        <w:ind w:left="5760" w:hanging="360"/>
+      </w:pPr>
+    </w:lvl>
+    <w:lvl w:ilvl="8" w:tplc="0409001B" w:tentative="1">
+      <w:start w:val="1"/>
+      <w:numFmt w:val="lowerRoman"/>
+      <w:lvlText w:val="%9."/>
+      <w:lvlJc w:val="right"/>
+      <w:pPr>
+        <w:ind w:left="6480" w:hanging="180"/>
+      </w:pPr>
+    </w:lvl>
+  </w:abstractNum>
+  <w:abstractNum w:abstractNumId="6" w15:restartNumberingAfterBreak="0">
     <w:nsid w:val="3DE64ED3"/>
     <w:multiLevelType w:val="multilevel"/>
     <w:tmpl w:val="644C2A68"/>
@@ -5614,7 +7100,7 @@
       </w:rPr>
     </w:lvl>
   </w:abstractNum>
-  <w:abstractNum w:abstractNumId="6" w15:restartNumberingAfterBreak="0">
+  <w:abstractNum w:abstractNumId="7" w15:restartNumberingAfterBreak="0">
     <w:nsid w:val="3EB031A1"/>
     <w:multiLevelType w:val="multilevel"/>
     <w:tmpl w:val="4F9ED8A6"/>
@@ -5763,7 +7249,7 @@
       </w:rPr>
     </w:lvl>
   </w:abstractNum>
-  <w:abstractNum w:abstractNumId="7" w15:restartNumberingAfterBreak="0">
+  <w:abstractNum w:abstractNumId="8" w15:restartNumberingAfterBreak="0">
     <w:nsid w:val="48605848"/>
     <w:multiLevelType w:val="multilevel"/>
     <w:tmpl w:val="1B98FBF6"/>
@@ -5912,7 +7398,7 @@
       </w:rPr>
     </w:lvl>
   </w:abstractNum>
-  <w:abstractNum w:abstractNumId="8" w15:restartNumberingAfterBreak="0">
+  <w:abstractNum w:abstractNumId="9" w15:restartNumberingAfterBreak="0">
     <w:nsid w:val="52F96679"/>
     <w:multiLevelType w:val="multilevel"/>
     <w:tmpl w:val="E97CDA4E"/>
@@ -6025,7 +7511,7 @@
       </w:pPr>
     </w:lvl>
   </w:abstractNum>
-  <w:abstractNum w:abstractNumId="9" w15:restartNumberingAfterBreak="0">
+  <w:abstractNum w:abstractNumId="10" w15:restartNumberingAfterBreak="0">
     <w:nsid w:val="5463114B"/>
     <w:multiLevelType w:val="multilevel"/>
     <w:tmpl w:val="26748D0E"/>
@@ -6174,7 +7660,7 @@
       </w:rPr>
     </w:lvl>
   </w:abstractNum>
-  <w:abstractNum w:abstractNumId="10" w15:restartNumberingAfterBreak="0">
+  <w:abstractNum w:abstractNumId="11" w15:restartNumberingAfterBreak="0">
     <w:nsid w:val="5B2A341A"/>
     <w:multiLevelType w:val="multilevel"/>
     <w:tmpl w:val="FB047A46"/>
@@ -6323,7 +7809,7 @@
       </w:rPr>
     </w:lvl>
   </w:abstractNum>
-  <w:abstractNum w:abstractNumId="11" w15:restartNumberingAfterBreak="0">
+  <w:abstractNum w:abstractNumId="12" w15:restartNumberingAfterBreak="0">
     <w:nsid w:val="6A00584F"/>
     <w:multiLevelType w:val="multilevel"/>
     <w:tmpl w:val="1902CD8C"/>
@@ -6472,7 +7958,7 @@
       </w:rPr>
     </w:lvl>
   </w:abstractNum>
-  <w:abstractNum w:abstractNumId="12" w15:restartNumberingAfterBreak="0">
+  <w:abstractNum w:abstractNumId="13" w15:restartNumberingAfterBreak="0">
     <w:nsid w:val="758C3B7F"/>
     <w:multiLevelType w:val="multilevel"/>
     <w:tmpl w:val="5B846928"/>
@@ -6621,7 +8107,7 @@
       </w:rPr>
     </w:lvl>
   </w:abstractNum>
-  <w:abstractNum w:abstractNumId="13" w15:restartNumberingAfterBreak="0">
+  <w:abstractNum w:abstractNumId="14" w15:restartNumberingAfterBreak="0">
     <w:nsid w:val="7C4D5ACE"/>
     <w:multiLevelType w:val="multilevel"/>
     <w:tmpl w:val="922E9BF8"/>
@@ -6734,7 +8220,7 @@
       </w:pPr>
     </w:lvl>
   </w:abstractNum>
-  <w:abstractNum w:abstractNumId="14" w15:restartNumberingAfterBreak="0">
+  <w:abstractNum w:abstractNumId="15" w15:restartNumberingAfterBreak="0">
     <w:nsid w:val="7DF90EDE"/>
     <w:multiLevelType w:val="multilevel"/>
     <w:tmpl w:val="2EAA8AAC"/>
@@ -6890,19 +8376,19 @@
     <w:abstractNumId w:val="3"/>
   </w:num>
   <w:num w:numId="3">
-    <w:abstractNumId w:val="9"/>
+    <w:abstractNumId w:val="10"/>
   </w:num>
   <w:num w:numId="4">
-    <w:abstractNumId w:val="13"/>
+    <w:abstractNumId w:val="14"/>
   </w:num>
   <w:num w:numId="5">
     <w:abstractNumId w:val="0"/>
   </w:num>
   <w:num w:numId="6">
-    <w:abstractNumId w:val="14"/>
+    <w:abstractNumId w:val="15"/>
   </w:num>
   <w:num w:numId="7">
-    <w:abstractNumId w:val="5"/>
+    <w:abstractNumId w:val="6"/>
   </w:num>
   <w:num w:numId="8">
     <w:abstractNumId w:val="2"/>
@@ -6911,22 +8397,25 @@
     <w:abstractNumId w:val="1"/>
   </w:num>
   <w:num w:numId="10">
+    <w:abstractNumId w:val="8"/>
+  </w:num>
+  <w:num w:numId="11">
+    <w:abstractNumId w:val="11"/>
+  </w:num>
+  <w:num w:numId="12">
+    <w:abstractNumId w:val="9"/>
+  </w:num>
+  <w:num w:numId="13">
     <w:abstractNumId w:val="7"/>
   </w:num>
-  <w:num w:numId="11">
-    <w:abstractNumId w:val="10"/>
-  </w:num>
-  <w:num w:numId="12">
-    <w:abstractNumId w:val="8"/>
-  </w:num>
-  <w:num w:numId="13">
-    <w:abstractNumId w:val="6"/>
-  </w:num>
   <w:num w:numId="14">
-    <w:abstractNumId w:val="11"/>
+    <w:abstractNumId w:val="12"/>
   </w:num>
   <w:num w:numId="15">
-    <w:abstractNumId w:val="12"/>
+    <w:abstractNumId w:val="13"/>
+  </w:num>
+  <w:num w:numId="16">
+    <w:abstractNumId w:val="5"/>
   </w:num>
 </w:numbering>
 </file>
@@ -7609,6 +9098,17 @@
       <w:szCs w:val="20"/>
     </w:rPr>
   </w:style>
+  <w:style w:type="paragraph" w:styleId="ListParagraph">
+    <w:name w:val="List Paragraph"/>
+    <w:basedOn w:val="Normal"/>
+    <w:uiPriority w:val="34"/>
+    <w:qFormat/>
+    <w:rsid w:val="00174248"/>
+    <w:pPr>
+      <w:ind w:left="720"/>
+      <w:contextualSpacing/>
+    </w:pPr>
+  </w:style>
 </w:styles>
 </file>
 

--- a/انیسا.docx
+++ b/انیسا.docx
@@ -1,6 +1,6 @@
 
 <file path=word/document.xml><?xml version="1.0" encoding="utf-8"?>
-<w:document xmlns:wpc="http://schemas.microsoft.com/office/word/2010/wordprocessingCanvas" xmlns:cx="http://schemas.microsoft.com/office/drawing/2014/chartex" xmlns:cx1="http://schemas.microsoft.com/office/drawing/2015/9/8/chartex" xmlns:cx2="http://schemas.microsoft.com/office/drawing/2015/10/21/chartex" xmlns:cx3="http://schemas.microsoft.com/office/drawing/2016/5/9/chartex" xmlns:cx4="http://schemas.microsoft.com/office/drawing/2016/5/10/chartex" xmlns:cx5="http://schemas.microsoft.com/office/drawing/2016/5/11/chartex" xmlns:cx6="http://schemas.microsoft.com/office/drawing/2016/5/12/chartex" xmlns:cx7="http://schemas.microsoft.com/office/drawing/2016/5/13/chartex" xmlns:cx8="http://schemas.microsoft.com/office/drawing/2016/5/14/chartex" xmlns:mc="http://schemas.openxmlformats.org/markup-compatibility/2006" xmlns:aink="http://schemas.microsoft.com/office/drawing/2016/ink" xmlns:am3d="http://schemas.microsoft.com/office/drawing/2017/model3d" xmlns:o="urn:schemas-microsoft-com:office:office" xmlns:r="http://schemas.openxmlformats.org/officeDocument/2006/relationships" xmlns:m="http://schemas.openxmlformats.org/officeDocument/2006/math" xmlns:v="urn:schemas-microsoft-com:vml" xmlns:wp14="http://schemas.microsoft.com/office/word/2010/wordprocessingDrawing" xmlns:wp="http://schemas.openxmlformats.org/drawingml/2006/wordprocessingDrawing" xmlns:w10="urn:schemas-microsoft-com:office:word" xmlns:w="http://schemas.openxmlformats.org/wordprocessingml/2006/main" xmlns:w14="http://schemas.microsoft.com/office/word/2010/wordml" xmlns:w15="http://schemas.microsoft.com/office/word/2012/wordml" xmlns:w16cex="http://schemas.microsoft.com/office/word/2018/wordml/cex" xmlns:w16cid="http://schemas.microsoft.com/office/word/2016/wordml/cid" xmlns:w16="http://schemas.microsoft.com/office/word/2018/wordml" xmlns:w16sdtdh="http://schemas.microsoft.com/office/word/2020/wordml/sdtdatahash" xmlns:w16se="http://schemas.microsoft.com/office/word/2015/wordml/symex" xmlns:wpg="http://schemas.microsoft.com/office/word/2010/wordprocessingGroup" xmlns:wpi="http://schemas.microsoft.com/office/word/2010/wordprocessingInk" xmlns:wne="http://schemas.microsoft.com/office/word/2006/wordml" xmlns:wps="http://schemas.microsoft.com/office/word/2010/wordprocessingShape" mc:Ignorable="w14 w15 w16se w16cid w16 w16cex w16sdtdh wp14">
+<w:document xmlns:wpc="http://schemas.microsoft.com/office/word/2010/wordprocessingCanvas" xmlns:cx="http://schemas.microsoft.com/office/drawing/2014/chartex" xmlns:cx1="http://schemas.microsoft.com/office/drawing/2015/9/8/chartex" xmlns:cx2="http://schemas.microsoft.com/office/drawing/2015/10/21/chartex" xmlns:cx3="http://schemas.microsoft.com/office/drawing/2016/5/9/chartex" xmlns:cx4="http://schemas.microsoft.com/office/drawing/2016/5/10/chartex" xmlns:cx5="http://schemas.microsoft.com/office/drawing/2016/5/11/chartex" xmlns:cx6="http://schemas.microsoft.com/office/drawing/2016/5/12/chartex" xmlns:cx7="http://schemas.microsoft.com/office/drawing/2016/5/13/chartex" xmlns:cx8="http://schemas.microsoft.com/office/drawing/2016/5/14/chartex" xmlns:mc="http://schemas.openxmlformats.org/markup-compatibility/2006" xmlns:aink="http://schemas.microsoft.com/office/drawing/2016/ink" xmlns:am3d="http://schemas.microsoft.com/office/drawing/2017/model3d" xmlns:o="urn:schemas-microsoft-com:office:office" xmlns:oel="http://schemas.microsoft.com/office/2019/extlst" xmlns:r="http://schemas.openxmlformats.org/officeDocument/2006/relationships" xmlns:m="http://schemas.openxmlformats.org/officeDocument/2006/math" xmlns:v="urn:schemas-microsoft-com:vml" xmlns:wp14="http://schemas.microsoft.com/office/word/2010/wordprocessingDrawing" xmlns:wp="http://schemas.openxmlformats.org/drawingml/2006/wordprocessingDrawing" xmlns:w10="urn:schemas-microsoft-com:office:word" xmlns:w="http://schemas.openxmlformats.org/wordprocessingml/2006/main" xmlns:w14="http://schemas.microsoft.com/office/word/2010/wordml" xmlns:w15="http://schemas.microsoft.com/office/word/2012/wordml" xmlns:w16cex="http://schemas.microsoft.com/office/word/2018/wordml/cex" xmlns:w16cid="http://schemas.microsoft.com/office/word/2016/wordml/cid" xmlns:w16="http://schemas.microsoft.com/office/word/2018/wordml" xmlns:w16du="http://schemas.microsoft.com/office/word/2023/wordml/word16du" xmlns:w16sdtdh="http://schemas.microsoft.com/office/word/2020/wordml/sdtdatahash" xmlns:w16sdtfl="http://schemas.microsoft.com/office/word/2024/wordml/sdtformatlock" xmlns:w16se="http://schemas.microsoft.com/office/word/2015/wordml/symex" xmlns:wpg="http://schemas.microsoft.com/office/word/2010/wordprocessingGroup" xmlns:wpi="http://schemas.microsoft.com/office/word/2010/wordprocessingInk" xmlns:wne="http://schemas.microsoft.com/office/word/2006/wordml" xmlns:wps="http://schemas.microsoft.com/office/word/2010/wordprocessingShape" mc:Ignorable="w14 w15 w16se w16cid w16 w16cex w16sdtdh w16sdtfl w16du wp14">
   <w:body>
     <w:p>
       <w:pPr>
@@ -141,11 +141,33 @@
         </w:rPr>
         <w:t xml:space="preserve"> میان این فایل ها رو میگیرن و دیپلوی رو سرور عملیاتی و کار </w:t>
       </w:r>
-      <w:r>
-        <w:rPr>
-          <w:lang w:bidi="fa-IR"/>
-        </w:rPr>
-        <w:t>deploy , operation , monitor</w:t>
+      <w:proofErr w:type="gramStart"/>
+      <w:r>
+        <w:rPr>
+          <w:lang w:bidi="fa-IR"/>
+        </w:rPr>
+        <w:t>deploy ,</w:t>
+      </w:r>
+      <w:proofErr w:type="gramEnd"/>
+      <w:r>
+        <w:rPr>
+          <w:lang w:bidi="fa-IR"/>
+        </w:rPr>
+        <w:t xml:space="preserve"> </w:t>
+      </w:r>
+      <w:proofErr w:type="gramStart"/>
+      <w:r>
+        <w:rPr>
+          <w:lang w:bidi="fa-IR"/>
+        </w:rPr>
+        <w:t>operation ,</w:t>
+      </w:r>
+      <w:proofErr w:type="gramEnd"/>
+      <w:r>
+        <w:rPr>
+          <w:lang w:bidi="fa-IR"/>
+        </w:rPr>
+        <w:t xml:space="preserve"> monitor</w:t>
       </w:r>
       <w:r>
         <w:rPr>
@@ -639,6 +661,3183 @@
         </w:rPr>
         <w:t>داکر هم در حوزه بیلد و دیپلوی میتونه به ما کمک کنه.</w:t>
       </w:r>
+    </w:p>
+    <w:p>
+      <w:pPr>
+        <w:bidi/>
+        <w:jc w:val="both"/>
+        <w:rPr>
+          <w:lang w:bidi="fa-IR"/>
+        </w:rPr>
+      </w:pPr>
+      <w:r>
+        <w:rPr>
+          <w:rtl/>
+        </w:rPr>
+        <w:t xml:space="preserve">اگر بخواهیم در </w:t>
+      </w:r>
+      <w:r>
+        <w:rPr>
+          <w:b/>
+          <w:bCs/>
+          <w:rtl/>
+        </w:rPr>
+        <w:t>یک جمله</w:t>
+      </w:r>
+      <w:r>
+        <w:rPr>
+          <w:rtl/>
+        </w:rPr>
+        <w:t xml:space="preserve"> بگوییم</w:t>
+      </w:r>
+      <w:r>
+        <w:rPr>
+          <w:lang w:bidi="fa-IR"/>
+        </w:rPr>
+        <w:t>:</w:t>
+      </w:r>
+    </w:p>
+    <w:p>
+      <w:pPr>
+        <w:bidi/>
+        <w:jc w:val="both"/>
+        <w:rPr>
+          <w:lang w:bidi="fa-IR"/>
+        </w:rPr>
+      </w:pPr>
+      <w:r>
+        <w:rPr>
+          <w:b/>
+          <w:bCs/>
+          <w:rtl/>
+        </w:rPr>
+        <w:t>داکر کمک می‌کند نرم‌افزار را به شکلی بسته‌بندی کنیم که روی هر سروری، دقیقاً همان‌طور که روی سیستم توسعه‌دهنده اجرا می‌شود، اجرا شود و استقرار</w:t>
+      </w:r>
+      <w:r>
+        <w:rPr>
+          <w:b/>
+          <w:bCs/>
+          <w:lang w:bidi="fa-IR"/>
+        </w:rPr>
+        <w:t xml:space="preserve"> (Deployment) </w:t>
+      </w:r>
+      <w:r>
+        <w:rPr>
+          <w:b/>
+          <w:bCs/>
+          <w:rtl/>
+        </w:rPr>
+        <w:t>آن سریع، قابل‌اعتماد و قابل‌تکرار باشد</w:t>
+      </w:r>
+      <w:r>
+        <w:rPr>
+          <w:b/>
+          <w:bCs/>
+          <w:lang w:bidi="fa-IR"/>
+        </w:rPr>
+        <w:t>.</w:t>
+      </w:r>
+    </w:p>
+    <w:p>
+      <w:pPr>
+        <w:bidi/>
+        <w:jc w:val="both"/>
+        <w:rPr>
+          <w:lang w:bidi="fa-IR"/>
+        </w:rPr>
+      </w:pPr>
+      <w:r>
+        <w:rPr>
+          <w:rtl/>
+        </w:rPr>
+        <w:t>اما بیایید ببینیم قبل از داکر چه مشکلاتی وجود داشت</w:t>
+      </w:r>
+      <w:r>
+        <w:rPr>
+          <w:lang w:bidi="fa-IR"/>
+        </w:rPr>
+        <w:t>.</w:t>
+      </w:r>
+    </w:p>
+    <w:p>
+      <w:pPr>
+        <w:bidi/>
+        <w:jc w:val="both"/>
+        <w:rPr>
+          <w:lang w:bidi="fa-IR"/>
+        </w:rPr>
+      </w:pPr>
+      <w:r>
+        <w:rPr>
+          <w:lang w:bidi="fa-IR"/>
+        </w:rPr>
+        <w:pict w14:anchorId="1818C288">
+          <v:rect id="_x0000_i1079" style="width:0;height:1.5pt" o:hralign="center" o:hrstd="t" o:hr="t" fillcolor="#a0a0a0" stroked="f"/>
+        </w:pict>
+      </w:r>
+    </w:p>
+    <w:p>
+      <w:pPr>
+        <w:bidi/>
+        <w:jc w:val="both"/>
+        <w:rPr>
+          <w:b/>
+          <w:bCs/>
+          <w:lang w:bidi="fa-IR"/>
+        </w:rPr>
+      </w:pPr>
+      <w:r>
+        <w:rPr>
+          <w:b/>
+          <w:bCs/>
+          <w:lang w:bidi="fa-IR"/>
+        </w:rPr>
+        <w:t xml:space="preserve">1. </w:t>
+      </w:r>
+      <w:r>
+        <w:rPr>
+          <w:b/>
+          <w:bCs/>
+          <w:rtl/>
+        </w:rPr>
+        <w:t>مشکل اول: وابستگی‌های نرم‌افزار</w:t>
+      </w:r>
+      <w:r>
+        <w:rPr>
+          <w:b/>
+          <w:bCs/>
+          <w:lang w:bidi="fa-IR"/>
+        </w:rPr>
+        <w:t xml:space="preserve"> (Dependency Hell)</w:t>
+      </w:r>
+    </w:p>
+    <w:p>
+      <w:pPr>
+        <w:bidi/>
+        <w:jc w:val="both"/>
+        <w:rPr>
+          <w:lang w:bidi="fa-IR"/>
+        </w:rPr>
+      </w:pPr>
+      <w:r>
+        <w:rPr>
+          <w:rtl/>
+        </w:rPr>
+        <w:t>فرض کنید یک برنامه پایتون نوشته‌اید که نیاز دارد</w:t>
+      </w:r>
+      <w:r>
+        <w:rPr>
+          <w:lang w:bidi="fa-IR"/>
+        </w:rPr>
+        <w:t>:</w:t>
+      </w:r>
+    </w:p>
+    <w:p>
+      <w:pPr>
+        <w:numPr>
+          <w:ilvl w:val="0"/>
+          <w:numId w:val="17"/>
+        </w:numPr>
+        <w:bidi/>
+        <w:jc w:val="both"/>
+        <w:rPr>
+          <w:lang w:bidi="fa-IR"/>
+        </w:rPr>
+      </w:pPr>
+      <w:r>
+        <w:rPr>
+          <w:lang w:bidi="fa-IR"/>
+        </w:rPr>
+        <w:t>Python 3.11</w:t>
+      </w:r>
+    </w:p>
+    <w:p>
+      <w:pPr>
+        <w:numPr>
+          <w:ilvl w:val="0"/>
+          <w:numId w:val="17"/>
+        </w:numPr>
+        <w:bidi/>
+        <w:jc w:val="both"/>
+        <w:rPr>
+          <w:lang w:bidi="fa-IR"/>
+        </w:rPr>
+      </w:pPr>
+      <w:r>
+        <w:rPr>
+          <w:lang w:bidi="fa-IR"/>
+        </w:rPr>
+        <w:t>PostgreSQL 16</w:t>
+      </w:r>
+    </w:p>
+    <w:p>
+      <w:pPr>
+        <w:numPr>
+          <w:ilvl w:val="0"/>
+          <w:numId w:val="17"/>
+        </w:numPr>
+        <w:bidi/>
+        <w:jc w:val="both"/>
+        <w:rPr>
+          <w:lang w:bidi="fa-IR"/>
+        </w:rPr>
+      </w:pPr>
+      <w:r>
+        <w:rPr>
+          <w:lang w:bidi="fa-IR"/>
+        </w:rPr>
+        <w:t>Redis</w:t>
+      </w:r>
+    </w:p>
+    <w:p>
+      <w:pPr>
+        <w:numPr>
+          <w:ilvl w:val="0"/>
+          <w:numId w:val="17"/>
+        </w:numPr>
+        <w:bidi/>
+        <w:jc w:val="both"/>
+        <w:rPr>
+          <w:lang w:bidi="fa-IR"/>
+        </w:rPr>
+      </w:pPr>
+      <w:r>
+        <w:rPr>
+          <w:rtl/>
+        </w:rPr>
+        <w:t>چند کتابخانه خاص</w:t>
+      </w:r>
+    </w:p>
+    <w:p>
+      <w:pPr>
+        <w:bidi/>
+        <w:jc w:val="both"/>
+        <w:rPr>
+          <w:lang w:bidi="fa-IR"/>
+        </w:rPr>
+      </w:pPr>
+      <w:r>
+        <w:rPr>
+          <w:rtl/>
+        </w:rPr>
+        <w:t>روی لپ‌تاپ شما همه چیز نصب است و برنامه اجرا می‌شود</w:t>
+      </w:r>
+      <w:r>
+        <w:rPr>
+          <w:lang w:bidi="fa-IR"/>
+        </w:rPr>
+        <w:t>.</w:t>
+      </w:r>
+    </w:p>
+    <w:p>
+      <w:pPr>
+        <w:bidi/>
+        <w:jc w:val="both"/>
+        <w:rPr>
+          <w:lang w:bidi="fa-IR"/>
+        </w:rPr>
+      </w:pPr>
+      <w:r>
+        <w:rPr>
+          <w:rtl/>
+        </w:rPr>
+        <w:t>اما وقتی آن را روی سرور می‌برید</w:t>
+      </w:r>
+      <w:r>
+        <w:rPr>
+          <w:lang w:bidi="fa-IR"/>
+        </w:rPr>
+        <w:t>:</w:t>
+      </w:r>
+    </w:p>
+    <w:p>
+      <w:pPr>
+        <w:numPr>
+          <w:ilvl w:val="0"/>
+          <w:numId w:val="18"/>
+        </w:numPr>
+        <w:bidi/>
+        <w:jc w:val="both"/>
+        <w:rPr>
+          <w:lang w:bidi="fa-IR"/>
+        </w:rPr>
+      </w:pPr>
+      <w:r>
+        <w:rPr>
+          <w:rtl/>
+        </w:rPr>
+        <w:t>نسخه</w:t>
+      </w:r>
+      <w:r>
+        <w:rPr>
+          <w:lang w:bidi="fa-IR"/>
+        </w:rPr>
+        <w:t xml:space="preserve"> Python </w:t>
+      </w:r>
+      <w:r>
+        <w:rPr>
+          <w:rtl/>
+        </w:rPr>
+        <w:t>فرق دارد</w:t>
+      </w:r>
+      <w:r>
+        <w:rPr>
+          <w:lang w:bidi="fa-IR"/>
+        </w:rPr>
+        <w:t>.</w:t>
+      </w:r>
+    </w:p>
+    <w:p>
+      <w:pPr>
+        <w:numPr>
+          <w:ilvl w:val="0"/>
+          <w:numId w:val="18"/>
+        </w:numPr>
+        <w:bidi/>
+        <w:jc w:val="both"/>
+        <w:rPr>
+          <w:lang w:bidi="fa-IR"/>
+        </w:rPr>
+      </w:pPr>
+      <w:r>
+        <w:rPr>
+          <w:lang w:bidi="fa-IR"/>
+        </w:rPr>
+        <w:t xml:space="preserve">PostgreSQL </w:t>
+      </w:r>
+      <w:r>
+        <w:rPr>
+          <w:rtl/>
+        </w:rPr>
+        <w:t>نسخه دیگری است</w:t>
+      </w:r>
+      <w:r>
+        <w:rPr>
+          <w:lang w:bidi="fa-IR"/>
+        </w:rPr>
+        <w:t>.</w:t>
+      </w:r>
+    </w:p>
+    <w:p>
+      <w:pPr>
+        <w:numPr>
+          <w:ilvl w:val="0"/>
+          <w:numId w:val="18"/>
+        </w:numPr>
+        <w:bidi/>
+        <w:jc w:val="both"/>
+        <w:rPr>
+          <w:lang w:bidi="fa-IR"/>
+        </w:rPr>
+      </w:pPr>
+      <w:r>
+        <w:rPr>
+          <w:rtl/>
+        </w:rPr>
+        <w:t>یکی از کتابخانه‌ها نصب نیست</w:t>
+      </w:r>
+      <w:r>
+        <w:rPr>
+          <w:lang w:bidi="fa-IR"/>
+        </w:rPr>
+        <w:t>.</w:t>
+      </w:r>
+    </w:p>
+    <w:p>
+      <w:pPr>
+        <w:bidi/>
+        <w:jc w:val="both"/>
+        <w:rPr>
+          <w:lang w:bidi="fa-IR"/>
+        </w:rPr>
+      </w:pPr>
+      <w:r>
+        <w:rPr>
+          <w:rtl/>
+        </w:rPr>
+        <w:t>نتیجه</w:t>
+      </w:r>
+      <w:r>
+        <w:rPr>
+          <w:lang w:bidi="fa-IR"/>
+        </w:rPr>
+        <w:t>:</w:t>
+      </w:r>
+    </w:p>
+    <w:p>
+      <w:pPr>
+        <w:bidi/>
+        <w:jc w:val="both"/>
+        <w:rPr>
+          <w:lang w:bidi="fa-IR"/>
+        </w:rPr>
+      </w:pPr>
+      <w:r>
+        <w:rPr>
+          <w:b/>
+          <w:bCs/>
+          <w:lang w:bidi="fa-IR"/>
+        </w:rPr>
+        <w:t>"</w:t>
+      </w:r>
+      <w:r>
+        <w:rPr>
+          <w:b/>
+          <w:bCs/>
+          <w:rtl/>
+        </w:rPr>
+        <w:t>روی سیستم من کار می‌کرد</w:t>
+      </w:r>
+      <w:r>
+        <w:rPr>
+          <w:b/>
+          <w:bCs/>
+          <w:lang w:bidi="fa-IR"/>
+        </w:rPr>
+        <w:t>!" (It works on my machine)</w:t>
+      </w:r>
+    </w:p>
+    <w:p>
+      <w:pPr>
+        <w:bidi/>
+        <w:jc w:val="both"/>
+        <w:rPr>
+          <w:lang w:bidi="fa-IR"/>
+        </w:rPr>
+      </w:pPr>
+      <w:r>
+        <w:rPr>
+          <w:rtl/>
+        </w:rPr>
+        <w:t>داکر تمام این وابستگی‌ها را داخل</w:t>
+      </w:r>
+      <w:r>
+        <w:rPr>
+          <w:lang w:bidi="fa-IR"/>
+        </w:rPr>
+        <w:t xml:space="preserve"> Image </w:t>
+      </w:r>
+      <w:r>
+        <w:rPr>
+          <w:rtl/>
+        </w:rPr>
+        <w:t>قرار می‌دهد</w:t>
+      </w:r>
+      <w:r>
+        <w:rPr>
+          <w:lang w:bidi="fa-IR"/>
+        </w:rPr>
+        <w:t>.</w:t>
+      </w:r>
+    </w:p>
+    <w:p>
+      <w:pPr>
+        <w:bidi/>
+        <w:jc w:val="both"/>
+        <w:rPr>
+          <w:lang w:bidi="fa-IR"/>
+        </w:rPr>
+      </w:pPr>
+      <w:r>
+        <w:rPr>
+          <w:lang w:bidi="fa-IR"/>
+        </w:rPr>
+        <w:pict w14:anchorId="08EB8824">
+          <v:rect id="_x0000_i1080" style="width:0;height:1.5pt" o:hralign="center" o:hrstd="t" o:hr="t" fillcolor="#a0a0a0" stroked="f"/>
+        </w:pict>
+      </w:r>
+    </w:p>
+    <w:p>
+      <w:pPr>
+        <w:bidi/>
+        <w:jc w:val="both"/>
+        <w:rPr>
+          <w:b/>
+          <w:bCs/>
+          <w:lang w:bidi="fa-IR"/>
+        </w:rPr>
+      </w:pPr>
+      <w:r>
+        <w:rPr>
+          <w:b/>
+          <w:bCs/>
+          <w:lang w:bidi="fa-IR"/>
+        </w:rPr>
+        <w:t xml:space="preserve">2. </w:t>
+      </w:r>
+      <w:r>
+        <w:rPr>
+          <w:b/>
+          <w:bCs/>
+          <w:rtl/>
+        </w:rPr>
+        <w:t>مشکل دوم: نصب زمان‌بر</w:t>
+      </w:r>
+    </w:p>
+    <w:p>
+      <w:pPr>
+        <w:bidi/>
+        <w:jc w:val="both"/>
+        <w:rPr>
+          <w:lang w:bidi="fa-IR"/>
+        </w:rPr>
+      </w:pPr>
+      <w:r>
+        <w:rPr>
+          <w:rtl/>
+        </w:rPr>
+        <w:t xml:space="preserve">فرض کنید باید برنامه را روی </w:t>
+      </w:r>
+      <w:r>
+        <w:rPr>
+          <w:rtl/>
+          <w:lang w:bidi="fa-IR"/>
+        </w:rPr>
+        <w:t>۲۰</w:t>
+      </w:r>
+      <w:r>
+        <w:rPr>
+          <w:rtl/>
+        </w:rPr>
+        <w:t xml:space="preserve"> سرور نصب کنید</w:t>
+      </w:r>
+      <w:r>
+        <w:rPr>
+          <w:lang w:bidi="fa-IR"/>
+        </w:rPr>
+        <w:t>.</w:t>
+      </w:r>
+    </w:p>
+    <w:p>
+      <w:pPr>
+        <w:bidi/>
+        <w:jc w:val="both"/>
+        <w:rPr>
+          <w:lang w:bidi="fa-IR"/>
+        </w:rPr>
+      </w:pPr>
+      <w:r>
+        <w:rPr>
+          <w:rtl/>
+        </w:rPr>
+        <w:t>بدون داکر</w:t>
+      </w:r>
+      <w:r>
+        <w:rPr>
+          <w:lang w:bidi="fa-IR"/>
+        </w:rPr>
+        <w:t>:</w:t>
+      </w:r>
+    </w:p>
+    <w:p>
+      <w:pPr>
+        <w:bidi/>
+        <w:jc w:val="both"/>
+        <w:rPr>
+          <w:lang w:bidi="fa-IR"/>
+        </w:rPr>
+      </w:pPr>
+      <w:r>
+        <w:rPr>
+          <w:lang w:bidi="fa-IR"/>
+        </w:rPr>
+        <w:t>Install Python</w:t>
+      </w:r>
+    </w:p>
+    <w:p>
+      <w:pPr>
+        <w:bidi/>
+        <w:jc w:val="both"/>
+        <w:rPr>
+          <w:lang w:bidi="fa-IR"/>
+        </w:rPr>
+      </w:pPr>
+      <w:r>
+        <w:rPr>
+          <w:lang w:bidi="fa-IR"/>
+        </w:rPr>
+        <w:t>Install Nginx</w:t>
+      </w:r>
+    </w:p>
+    <w:p>
+      <w:pPr>
+        <w:bidi/>
+        <w:jc w:val="both"/>
+        <w:rPr>
+          <w:lang w:bidi="fa-IR"/>
+        </w:rPr>
+      </w:pPr>
+      <w:r>
+        <w:rPr>
+          <w:lang w:bidi="fa-IR"/>
+        </w:rPr>
+        <w:lastRenderedPageBreak/>
+        <w:t>Install PostgreSQL</w:t>
+      </w:r>
+    </w:p>
+    <w:p>
+      <w:pPr>
+        <w:bidi/>
+        <w:jc w:val="both"/>
+        <w:rPr>
+          <w:lang w:bidi="fa-IR"/>
+        </w:rPr>
+      </w:pPr>
+      <w:r>
+        <w:rPr>
+          <w:lang w:bidi="fa-IR"/>
+        </w:rPr>
+        <w:t>Install Libraries</w:t>
+      </w:r>
+    </w:p>
+    <w:p>
+      <w:pPr>
+        <w:bidi/>
+        <w:jc w:val="both"/>
+        <w:rPr>
+          <w:lang w:bidi="fa-IR"/>
+        </w:rPr>
+      </w:pPr>
+      <w:r>
+        <w:rPr>
+          <w:lang w:bidi="fa-IR"/>
+        </w:rPr>
+        <w:t>Configure</w:t>
+      </w:r>
+    </w:p>
+    <w:p>
+      <w:pPr>
+        <w:bidi/>
+        <w:jc w:val="both"/>
+        <w:rPr>
+          <w:lang w:bidi="fa-IR"/>
+        </w:rPr>
+      </w:pPr>
+      <w:r>
+        <w:rPr>
+          <w:lang w:bidi="fa-IR"/>
+        </w:rPr>
+        <w:t>Run Application</w:t>
+      </w:r>
+    </w:p>
+    <w:p>
+      <w:pPr>
+        <w:bidi/>
+        <w:jc w:val="both"/>
+        <w:rPr>
+          <w:lang w:bidi="fa-IR"/>
+        </w:rPr>
+      </w:pPr>
+      <w:r>
+        <w:rPr>
+          <w:rtl/>
+        </w:rPr>
+        <w:t>همه این مراحل را باید روی هر سرور انجام دهید</w:t>
+      </w:r>
+      <w:r>
+        <w:rPr>
+          <w:lang w:bidi="fa-IR"/>
+        </w:rPr>
+        <w:t>.</w:t>
+      </w:r>
+    </w:p>
+    <w:p>
+      <w:pPr>
+        <w:bidi/>
+        <w:jc w:val="both"/>
+        <w:rPr>
+          <w:lang w:bidi="fa-IR"/>
+        </w:rPr>
+      </w:pPr>
+      <w:r>
+        <w:rPr>
+          <w:rtl/>
+        </w:rPr>
+        <w:t>با داکر</w:t>
+      </w:r>
+      <w:r>
+        <w:rPr>
+          <w:lang w:bidi="fa-IR"/>
+        </w:rPr>
+        <w:t>:</w:t>
+      </w:r>
+    </w:p>
+    <w:p>
+      <w:pPr>
+        <w:bidi/>
+        <w:jc w:val="both"/>
+        <w:rPr>
+          <w:lang w:bidi="fa-IR"/>
+        </w:rPr>
+      </w:pPr>
+      <w:r>
+        <w:rPr>
+          <w:lang w:bidi="fa-IR"/>
+        </w:rPr>
+        <w:t>docker pull image</w:t>
+      </w:r>
+    </w:p>
+    <w:p>
+      <w:pPr>
+        <w:bidi/>
+        <w:jc w:val="both"/>
+        <w:rPr>
+          <w:lang w:bidi="fa-IR"/>
+        </w:rPr>
+      </w:pPr>
+      <w:r>
+        <w:rPr>
+          <w:lang w:bidi="fa-IR"/>
+        </w:rPr>
+        <w:t>docker run image</w:t>
+      </w:r>
+    </w:p>
+    <w:p>
+      <w:pPr>
+        <w:bidi/>
+        <w:jc w:val="both"/>
+        <w:rPr>
+          <w:lang w:bidi="fa-IR"/>
+        </w:rPr>
+      </w:pPr>
+      <w:r>
+        <w:rPr>
+          <w:rtl/>
+        </w:rPr>
+        <w:t>همه چیز آماده است</w:t>
+      </w:r>
+      <w:r>
+        <w:rPr>
+          <w:lang w:bidi="fa-IR"/>
+        </w:rPr>
+        <w:t>.</w:t>
+      </w:r>
+    </w:p>
+    <w:p>
+      <w:pPr>
+        <w:bidi/>
+        <w:jc w:val="both"/>
+        <w:rPr>
+          <w:lang w:bidi="fa-IR"/>
+        </w:rPr>
+      </w:pPr>
+      <w:r>
+        <w:rPr>
+          <w:lang w:bidi="fa-IR"/>
+        </w:rPr>
+        <w:pict w14:anchorId="4ED2916A">
+          <v:rect id="_x0000_i1081" style="width:0;height:1.5pt" o:hralign="center" o:hrstd="t" o:hr="t" fillcolor="#a0a0a0" stroked="f"/>
+        </w:pict>
+      </w:r>
+    </w:p>
+    <w:p>
+      <w:pPr>
+        <w:bidi/>
+        <w:jc w:val="both"/>
+        <w:rPr>
+          <w:b/>
+          <w:bCs/>
+          <w:lang w:bidi="fa-IR"/>
+        </w:rPr>
+      </w:pPr>
+      <w:r>
+        <w:rPr>
+          <w:b/>
+          <w:bCs/>
+          <w:lang w:bidi="fa-IR"/>
+        </w:rPr>
+        <w:t xml:space="preserve">3. </w:t>
+      </w:r>
+      <w:r>
+        <w:rPr>
+          <w:b/>
+          <w:bCs/>
+          <w:rtl/>
+        </w:rPr>
+        <w:t>مشکل سوم: تفاوت محیط‌ها</w:t>
+      </w:r>
+    </w:p>
+    <w:p>
+      <w:pPr>
+        <w:bidi/>
+        <w:jc w:val="both"/>
+        <w:rPr>
+          <w:lang w:bidi="fa-IR"/>
+        </w:rPr>
+      </w:pPr>
+      <w:r>
+        <w:rPr>
+          <w:rtl/>
+        </w:rPr>
+        <w:t>معمولاً چند محیط داریم</w:t>
+      </w:r>
+      <w:r>
+        <w:rPr>
+          <w:lang w:bidi="fa-IR"/>
+        </w:rPr>
+        <w:t>:</w:t>
+      </w:r>
+    </w:p>
+    <w:p>
+      <w:pPr>
+        <w:bidi/>
+        <w:jc w:val="both"/>
+        <w:rPr>
+          <w:lang w:bidi="fa-IR"/>
+        </w:rPr>
+      </w:pPr>
+      <w:r>
+        <w:rPr>
+          <w:lang w:bidi="fa-IR"/>
+        </w:rPr>
+        <w:t>Developer</w:t>
+      </w:r>
+    </w:p>
+    <w:p>
+      <w:pPr>
+        <w:bidi/>
+        <w:jc w:val="both"/>
+        <w:rPr>
+          <w:lang w:bidi="fa-IR"/>
+        </w:rPr>
+      </w:pPr>
+      <w:r>
+        <w:rPr>
+          <w:lang w:bidi="fa-IR"/>
+        </w:rPr>
+        <w:t>↓</w:t>
+      </w:r>
+    </w:p>
+    <w:p>
+      <w:pPr>
+        <w:bidi/>
+        <w:jc w:val="both"/>
+        <w:rPr>
+          <w:lang w:bidi="fa-IR"/>
+        </w:rPr>
+      </w:pPr>
+    </w:p>
+    <w:p>
+      <w:pPr>
+        <w:bidi/>
+        <w:jc w:val="both"/>
+        <w:rPr>
+          <w:lang w:bidi="fa-IR"/>
+        </w:rPr>
+      </w:pPr>
+      <w:r>
+        <w:rPr>
+          <w:lang w:bidi="fa-IR"/>
+        </w:rPr>
+        <w:t>Testing</w:t>
+      </w:r>
+    </w:p>
+    <w:p>
+      <w:pPr>
+        <w:bidi/>
+        <w:jc w:val="both"/>
+        <w:rPr>
+          <w:lang w:bidi="fa-IR"/>
+        </w:rPr>
+      </w:pPr>
+    </w:p>
+    <w:p>
+      <w:pPr>
+        <w:bidi/>
+        <w:jc w:val="both"/>
+        <w:rPr>
+          <w:lang w:bidi="fa-IR"/>
+        </w:rPr>
+      </w:pPr>
+      <w:r>
+        <w:rPr>
+          <w:lang w:bidi="fa-IR"/>
+        </w:rPr>
+        <w:t>↓</w:t>
+      </w:r>
+    </w:p>
+    <w:p>
+      <w:pPr>
+        <w:bidi/>
+        <w:jc w:val="both"/>
+        <w:rPr>
+          <w:lang w:bidi="fa-IR"/>
+        </w:rPr>
+      </w:pPr>
+    </w:p>
+    <w:p>
+      <w:pPr>
+        <w:bidi/>
+        <w:jc w:val="both"/>
+        <w:rPr>
+          <w:lang w:bidi="fa-IR"/>
+        </w:rPr>
+      </w:pPr>
+      <w:r>
+        <w:rPr>
+          <w:lang w:bidi="fa-IR"/>
+        </w:rPr>
+        <w:t>QA</w:t>
+      </w:r>
+    </w:p>
+    <w:p>
+      <w:pPr>
+        <w:bidi/>
+        <w:jc w:val="both"/>
+        <w:rPr>
+          <w:lang w:bidi="fa-IR"/>
+        </w:rPr>
+      </w:pPr>
+    </w:p>
+    <w:p>
+      <w:pPr>
+        <w:bidi/>
+        <w:jc w:val="both"/>
+        <w:rPr>
+          <w:lang w:bidi="fa-IR"/>
+        </w:rPr>
+      </w:pPr>
+      <w:r>
+        <w:rPr>
+          <w:lang w:bidi="fa-IR"/>
+        </w:rPr>
+        <w:t>↓</w:t>
+      </w:r>
+    </w:p>
+    <w:p>
+      <w:pPr>
+        <w:bidi/>
+        <w:jc w:val="both"/>
+        <w:rPr>
+          <w:lang w:bidi="fa-IR"/>
+        </w:rPr>
+      </w:pPr>
+    </w:p>
+    <w:p>
+      <w:pPr>
+        <w:bidi/>
+        <w:jc w:val="both"/>
+        <w:rPr>
+          <w:lang w:bidi="fa-IR"/>
+        </w:rPr>
+      </w:pPr>
+      <w:r>
+        <w:rPr>
+          <w:lang w:bidi="fa-IR"/>
+        </w:rPr>
+        <w:t>Production</w:t>
+      </w:r>
+    </w:p>
+    <w:p>
+      <w:pPr>
+        <w:bidi/>
+        <w:jc w:val="both"/>
+        <w:rPr>
+          <w:lang w:bidi="fa-IR"/>
+        </w:rPr>
+      </w:pPr>
+      <w:r>
+        <w:rPr>
+          <w:rtl/>
+        </w:rPr>
+        <w:t>اگر هر محیط تنظیمات خودش را داشته باشد، ممکن است برنامه فقط در</w:t>
+      </w:r>
+      <w:r>
+        <w:rPr>
+          <w:lang w:bidi="fa-IR"/>
+        </w:rPr>
+        <w:t xml:space="preserve"> Development </w:t>
+      </w:r>
+      <w:r>
+        <w:rPr>
+          <w:rtl/>
+        </w:rPr>
+        <w:t>کار کند</w:t>
+      </w:r>
+      <w:r>
+        <w:rPr>
+          <w:lang w:bidi="fa-IR"/>
+        </w:rPr>
+        <w:t>.</w:t>
+      </w:r>
+    </w:p>
+    <w:p>
+      <w:pPr>
+        <w:bidi/>
+        <w:jc w:val="both"/>
+        <w:rPr>
+          <w:lang w:bidi="fa-IR"/>
+        </w:rPr>
+      </w:pPr>
+      <w:r>
+        <w:rPr>
+          <w:rtl/>
+        </w:rPr>
+        <w:t>داکر باعث می‌شود همان</w:t>
+      </w:r>
+      <w:r>
+        <w:rPr>
+          <w:lang w:bidi="fa-IR"/>
+        </w:rPr>
+        <w:t xml:space="preserve"> Image </w:t>
+      </w:r>
+      <w:r>
+        <w:rPr>
+          <w:rtl/>
+        </w:rPr>
+        <w:t>در تمام محیط‌ها اجرا شود</w:t>
+      </w:r>
+      <w:r>
+        <w:rPr>
+          <w:lang w:bidi="fa-IR"/>
+        </w:rPr>
+        <w:t>.</w:t>
+      </w:r>
+    </w:p>
+    <w:p>
+      <w:pPr>
+        <w:bidi/>
+        <w:jc w:val="both"/>
+        <w:rPr>
+          <w:lang w:bidi="fa-IR"/>
+        </w:rPr>
+      </w:pPr>
+      <w:r>
+        <w:rPr>
+          <w:lang w:bidi="fa-IR"/>
+        </w:rPr>
+        <w:pict w14:anchorId="7F215C28">
+          <v:rect id="_x0000_i1082" style="width:0;height:1.5pt" o:hralign="center" o:hrstd="t" o:hr="t" fillcolor="#a0a0a0" stroked="f"/>
+        </w:pict>
+      </w:r>
+    </w:p>
+    <w:p>
+      <w:pPr>
+        <w:bidi/>
+        <w:jc w:val="both"/>
+        <w:rPr>
+          <w:b/>
+          <w:bCs/>
+          <w:lang w:bidi="fa-IR"/>
+        </w:rPr>
+      </w:pPr>
+      <w:r>
+        <w:rPr>
+          <w:b/>
+          <w:bCs/>
+          <w:lang w:bidi="fa-IR"/>
+        </w:rPr>
+        <w:t xml:space="preserve">4. </w:t>
+      </w:r>
+      <w:r>
+        <w:rPr>
+          <w:b/>
+          <w:bCs/>
+          <w:rtl/>
+        </w:rPr>
+        <w:t>مشکل چهارم: استقرار</w:t>
+      </w:r>
+      <w:r>
+        <w:rPr>
+          <w:b/>
+          <w:bCs/>
+          <w:lang w:bidi="fa-IR"/>
+        </w:rPr>
+        <w:t xml:space="preserve"> (Deployment)</w:t>
+      </w:r>
+    </w:p>
+    <w:p>
+      <w:pPr>
+        <w:bidi/>
+        <w:jc w:val="both"/>
+        <w:rPr>
+          <w:lang w:bidi="fa-IR"/>
+        </w:rPr>
+      </w:pPr>
+      <w:r>
+        <w:rPr>
+          <w:rtl/>
+        </w:rPr>
+        <w:t>فرض کنید نسخه جدید منتشر شده است</w:t>
+      </w:r>
+      <w:r>
+        <w:rPr>
+          <w:lang w:bidi="fa-IR"/>
+        </w:rPr>
+        <w:t>.</w:t>
+      </w:r>
+    </w:p>
+    <w:p>
+      <w:pPr>
+        <w:bidi/>
+        <w:jc w:val="both"/>
+        <w:rPr>
+          <w:lang w:bidi="fa-IR"/>
+        </w:rPr>
+      </w:pPr>
+      <w:r>
+        <w:rPr>
+          <w:rtl/>
+        </w:rPr>
+        <w:lastRenderedPageBreak/>
+        <w:t>بدون داکر</w:t>
+      </w:r>
+      <w:r>
+        <w:rPr>
+          <w:lang w:bidi="fa-IR"/>
+        </w:rPr>
+        <w:t>:</w:t>
+      </w:r>
+    </w:p>
+    <w:p>
+      <w:pPr>
+        <w:numPr>
+          <w:ilvl w:val="0"/>
+          <w:numId w:val="19"/>
+        </w:numPr>
+        <w:bidi/>
+        <w:jc w:val="both"/>
+        <w:rPr>
+          <w:lang w:bidi="fa-IR"/>
+        </w:rPr>
+      </w:pPr>
+      <w:r>
+        <w:rPr>
+          <w:rtl/>
+        </w:rPr>
+        <w:t>فایل‌ها را کپی کن</w:t>
+      </w:r>
+    </w:p>
+    <w:p>
+      <w:pPr>
+        <w:numPr>
+          <w:ilvl w:val="0"/>
+          <w:numId w:val="19"/>
+        </w:numPr>
+        <w:bidi/>
+        <w:jc w:val="both"/>
+        <w:rPr>
+          <w:lang w:bidi="fa-IR"/>
+        </w:rPr>
+      </w:pPr>
+      <w:r>
+        <w:rPr>
+          <w:rtl/>
+        </w:rPr>
+        <w:t>وابستگی‌ها را نصب کن</w:t>
+      </w:r>
+    </w:p>
+    <w:p>
+      <w:pPr>
+        <w:numPr>
+          <w:ilvl w:val="0"/>
+          <w:numId w:val="19"/>
+        </w:numPr>
+        <w:bidi/>
+        <w:jc w:val="both"/>
+        <w:rPr>
+          <w:lang w:bidi="fa-IR"/>
+        </w:rPr>
+      </w:pPr>
+      <w:r>
+        <w:rPr>
+          <w:rtl/>
+        </w:rPr>
+        <w:t>سرویس را ری‌استارت کن</w:t>
+      </w:r>
+    </w:p>
+    <w:p>
+      <w:pPr>
+        <w:numPr>
+          <w:ilvl w:val="0"/>
+          <w:numId w:val="19"/>
+        </w:numPr>
+        <w:bidi/>
+        <w:jc w:val="both"/>
+        <w:rPr>
+          <w:lang w:bidi="fa-IR"/>
+        </w:rPr>
+      </w:pPr>
+      <w:r>
+        <w:rPr>
+          <w:rtl/>
+        </w:rPr>
+        <w:t>اگر خطا شد همه چیز را برگردان</w:t>
+      </w:r>
+    </w:p>
+    <w:p>
+      <w:pPr>
+        <w:bidi/>
+        <w:jc w:val="both"/>
+        <w:rPr>
+          <w:lang w:bidi="fa-IR"/>
+        </w:rPr>
+      </w:pPr>
+      <w:r>
+        <w:rPr>
+          <w:rtl/>
+        </w:rPr>
+        <w:t>با داکر</w:t>
+      </w:r>
+      <w:r>
+        <w:rPr>
+          <w:lang w:bidi="fa-IR"/>
+        </w:rPr>
+        <w:t>:</w:t>
+      </w:r>
+    </w:p>
+    <w:p>
+      <w:pPr>
+        <w:bidi/>
+        <w:jc w:val="both"/>
+        <w:rPr>
+          <w:lang w:bidi="fa-IR"/>
+        </w:rPr>
+      </w:pPr>
+      <w:r>
+        <w:rPr>
+          <w:lang w:bidi="fa-IR"/>
+        </w:rPr>
+        <w:t>docker pull new-image</w:t>
+      </w:r>
+    </w:p>
+    <w:p>
+      <w:pPr>
+        <w:bidi/>
+        <w:jc w:val="both"/>
+        <w:rPr>
+          <w:lang w:bidi="fa-IR"/>
+        </w:rPr>
+      </w:pPr>
+    </w:p>
+    <w:p>
+      <w:pPr>
+        <w:bidi/>
+        <w:jc w:val="both"/>
+        <w:rPr>
+          <w:lang w:bidi="fa-IR"/>
+        </w:rPr>
+      </w:pPr>
+      <w:r>
+        <w:rPr>
+          <w:lang w:bidi="fa-IR"/>
+        </w:rPr>
+        <w:t>docker stop old-container</w:t>
+      </w:r>
+    </w:p>
+    <w:p>
+      <w:pPr>
+        <w:bidi/>
+        <w:jc w:val="both"/>
+        <w:rPr>
+          <w:lang w:bidi="fa-IR"/>
+        </w:rPr>
+      </w:pPr>
+    </w:p>
+    <w:p>
+      <w:pPr>
+        <w:bidi/>
+        <w:jc w:val="both"/>
+        <w:rPr>
+          <w:lang w:bidi="fa-IR"/>
+        </w:rPr>
+      </w:pPr>
+      <w:r>
+        <w:rPr>
+          <w:lang w:bidi="fa-IR"/>
+        </w:rPr>
+        <w:t>docker run new-image</w:t>
+      </w:r>
+    </w:p>
+    <w:p>
+      <w:pPr>
+        <w:bidi/>
+        <w:jc w:val="both"/>
+        <w:rPr>
+          <w:lang w:bidi="fa-IR"/>
+        </w:rPr>
+      </w:pPr>
+      <w:r>
+        <w:rPr>
+          <w:rtl/>
+        </w:rPr>
+        <w:t>چند ثانیه بیشتر طول نمی‌کشد</w:t>
+      </w:r>
+      <w:r>
+        <w:rPr>
+          <w:lang w:bidi="fa-IR"/>
+        </w:rPr>
+        <w:t>.</w:t>
+      </w:r>
+    </w:p>
+    <w:p>
+      <w:pPr>
+        <w:bidi/>
+        <w:jc w:val="both"/>
+        <w:rPr>
+          <w:lang w:bidi="fa-IR"/>
+        </w:rPr>
+      </w:pPr>
+      <w:r>
+        <w:rPr>
+          <w:lang w:bidi="fa-IR"/>
+        </w:rPr>
+        <w:pict w14:anchorId="3DD963C4">
+          <v:rect id="_x0000_i1083" style="width:0;height:1.5pt" o:hralign="center" o:hrstd="t" o:hr="t" fillcolor="#a0a0a0" stroked="f"/>
+        </w:pict>
+      </w:r>
+    </w:p>
+    <w:p>
+      <w:pPr>
+        <w:bidi/>
+        <w:jc w:val="both"/>
+        <w:rPr>
+          <w:b/>
+          <w:bCs/>
+          <w:lang w:bidi="fa-IR"/>
+        </w:rPr>
+      </w:pPr>
+      <w:r>
+        <w:rPr>
+          <w:b/>
+          <w:bCs/>
+          <w:lang w:bidi="fa-IR"/>
+        </w:rPr>
+        <w:t xml:space="preserve">5. </w:t>
+      </w:r>
+      <w:r>
+        <w:rPr>
+          <w:b/>
+          <w:bCs/>
+          <w:rtl/>
+        </w:rPr>
+        <w:t>مشکل پنجم</w:t>
+      </w:r>
+      <w:r>
+        <w:rPr>
+          <w:b/>
+          <w:bCs/>
+          <w:lang w:bidi="fa-IR"/>
+        </w:rPr>
+        <w:t>: Rollback</w:t>
+      </w:r>
+    </w:p>
+    <w:p>
+      <w:pPr>
+        <w:bidi/>
+        <w:jc w:val="both"/>
+        <w:rPr>
+          <w:lang w:bidi="fa-IR"/>
+        </w:rPr>
+      </w:pPr>
+      <w:r>
+        <w:rPr>
+          <w:rtl/>
+        </w:rPr>
+        <w:t>اگر نسخه جدید خراب باشد</w:t>
+      </w:r>
+      <w:r>
+        <w:rPr>
+          <w:lang w:bidi="fa-IR"/>
+        </w:rPr>
+        <w:t>:</w:t>
+      </w:r>
+    </w:p>
+    <w:p>
+      <w:pPr>
+        <w:bidi/>
+        <w:jc w:val="both"/>
+        <w:rPr>
+          <w:lang w:bidi="fa-IR"/>
+        </w:rPr>
+      </w:pPr>
+      <w:r>
+        <w:rPr>
+          <w:rtl/>
+        </w:rPr>
+        <w:t>بدون داکر</w:t>
+      </w:r>
+      <w:r>
+        <w:rPr>
+          <w:lang w:bidi="fa-IR"/>
+        </w:rPr>
+        <w:t>:</w:t>
+      </w:r>
+    </w:p>
+    <w:p>
+      <w:pPr>
+        <w:bidi/>
+        <w:jc w:val="both"/>
+        <w:rPr>
+          <w:lang w:bidi="fa-IR"/>
+        </w:rPr>
+      </w:pPr>
+      <w:r>
+        <w:rPr>
+          <w:rtl/>
+        </w:rPr>
+        <w:t>باید نسخه قبلی را دوباره نصب کنید</w:t>
+      </w:r>
+      <w:r>
+        <w:rPr>
+          <w:lang w:bidi="fa-IR"/>
+        </w:rPr>
+        <w:t>.</w:t>
+      </w:r>
+    </w:p>
+    <w:p>
+      <w:pPr>
+        <w:bidi/>
+        <w:jc w:val="both"/>
+        <w:rPr>
+          <w:lang w:bidi="fa-IR"/>
+        </w:rPr>
+      </w:pPr>
+      <w:r>
+        <w:rPr>
+          <w:rtl/>
+        </w:rPr>
+        <w:t>با داکر</w:t>
+      </w:r>
+      <w:r>
+        <w:rPr>
+          <w:lang w:bidi="fa-IR"/>
+        </w:rPr>
+        <w:t>:</w:t>
+      </w:r>
+    </w:p>
+    <w:p>
+      <w:pPr>
+        <w:bidi/>
+        <w:jc w:val="both"/>
+        <w:rPr>
+          <w:lang w:bidi="fa-IR"/>
+        </w:rPr>
+      </w:pPr>
+      <w:r>
+        <w:rPr>
+          <w:lang w:bidi="fa-IR"/>
+        </w:rPr>
+        <w:t xml:space="preserve">docker run </w:t>
+      </w:r>
+      <w:proofErr w:type="gramStart"/>
+      <w:r>
+        <w:rPr>
+          <w:lang w:bidi="fa-IR"/>
+        </w:rPr>
+        <w:t>image:v</w:t>
+      </w:r>
+      <w:proofErr w:type="gramEnd"/>
+      <w:r>
+        <w:rPr>
+          <w:lang w:bidi="fa-IR"/>
+        </w:rPr>
+        <w:t>1</w:t>
+      </w:r>
+    </w:p>
+    <w:p>
+      <w:pPr>
+        <w:bidi/>
+        <w:jc w:val="both"/>
+        <w:rPr>
+          <w:lang w:bidi="fa-IR"/>
+        </w:rPr>
+      </w:pPr>
+      <w:r>
+        <w:rPr>
+          <w:rtl/>
+        </w:rPr>
+        <w:t>در چند ثانیه به نسخه قبلی برمی‌گردید</w:t>
+      </w:r>
+      <w:r>
+        <w:rPr>
+          <w:lang w:bidi="fa-IR"/>
+        </w:rPr>
+        <w:t>.</w:t>
+      </w:r>
+    </w:p>
+    <w:p>
+      <w:pPr>
+        <w:bidi/>
+        <w:jc w:val="both"/>
+        <w:rPr>
+          <w:lang w:bidi="fa-IR"/>
+        </w:rPr>
+      </w:pPr>
+      <w:r>
+        <w:rPr>
+          <w:lang w:bidi="fa-IR"/>
+        </w:rPr>
+        <w:pict w14:anchorId="57D52C25">
+          <v:rect id="_x0000_i1084" style="width:0;height:1.5pt" o:hralign="center" o:hrstd="t" o:hr="t" fillcolor="#a0a0a0" stroked="f"/>
+        </w:pict>
+      </w:r>
+    </w:p>
+    <w:p>
+      <w:pPr>
+        <w:bidi/>
+        <w:jc w:val="both"/>
+        <w:rPr>
+          <w:b/>
+          <w:bCs/>
+          <w:lang w:bidi="fa-IR"/>
+        </w:rPr>
+      </w:pPr>
+      <w:r>
+        <w:rPr>
+          <w:b/>
+          <w:bCs/>
+          <w:lang w:bidi="fa-IR"/>
+        </w:rPr>
+        <w:t xml:space="preserve">6. </w:t>
+      </w:r>
+      <w:r>
+        <w:rPr>
+          <w:b/>
+          <w:bCs/>
+          <w:rtl/>
+        </w:rPr>
+        <w:t>مشکل ششم: ایزوله بودن برنامه‌ها</w:t>
+      </w:r>
+    </w:p>
+    <w:p>
+      <w:pPr>
+        <w:bidi/>
+        <w:jc w:val="both"/>
+        <w:rPr>
+          <w:lang w:bidi="fa-IR"/>
+        </w:rPr>
+      </w:pPr>
+      <w:r>
+        <w:rPr>
+          <w:rtl/>
+        </w:rPr>
+        <w:t>فرض کنید روی یک سرور دو برنامه دارید</w:t>
+      </w:r>
+      <w:r>
+        <w:rPr>
+          <w:lang w:bidi="fa-IR"/>
+        </w:rPr>
+        <w:t>.</w:t>
+      </w:r>
+    </w:p>
+    <w:p>
+      <w:pPr>
+        <w:bidi/>
+        <w:jc w:val="both"/>
+        <w:rPr>
+          <w:lang w:bidi="fa-IR"/>
+        </w:rPr>
+      </w:pPr>
+      <w:r>
+        <w:rPr>
+          <w:rtl/>
+        </w:rPr>
+        <w:t>برنامه اول</w:t>
+      </w:r>
+      <w:r>
+        <w:rPr>
+          <w:lang w:bidi="fa-IR"/>
+        </w:rPr>
+        <w:t>:</w:t>
+      </w:r>
+    </w:p>
+    <w:p>
+      <w:pPr>
+        <w:bidi/>
+        <w:jc w:val="both"/>
+        <w:rPr>
+          <w:lang w:bidi="fa-IR"/>
+        </w:rPr>
+      </w:pPr>
+      <w:r>
+        <w:rPr>
+          <w:lang w:bidi="fa-IR"/>
+        </w:rPr>
+        <w:t>Python 3.9</w:t>
+      </w:r>
+    </w:p>
+    <w:p>
+      <w:pPr>
+        <w:bidi/>
+        <w:jc w:val="both"/>
+        <w:rPr>
+          <w:lang w:bidi="fa-IR"/>
+        </w:rPr>
+      </w:pPr>
+      <w:r>
+        <w:rPr>
+          <w:rtl/>
+        </w:rPr>
+        <w:t>برنامه دوم</w:t>
+      </w:r>
+      <w:r>
+        <w:rPr>
+          <w:lang w:bidi="fa-IR"/>
+        </w:rPr>
+        <w:t>:</w:t>
+      </w:r>
+    </w:p>
+    <w:p>
+      <w:pPr>
+        <w:bidi/>
+        <w:jc w:val="both"/>
+        <w:rPr>
+          <w:lang w:bidi="fa-IR"/>
+        </w:rPr>
+      </w:pPr>
+      <w:r>
+        <w:rPr>
+          <w:lang w:bidi="fa-IR"/>
+        </w:rPr>
+        <w:t>Python 3.12</w:t>
+      </w:r>
+    </w:p>
+    <w:p>
+      <w:pPr>
+        <w:bidi/>
+        <w:jc w:val="both"/>
+        <w:rPr>
+          <w:lang w:bidi="fa-IR"/>
+        </w:rPr>
+      </w:pPr>
+      <w:r>
+        <w:rPr>
+          <w:rtl/>
+        </w:rPr>
+        <w:t>اگر مستقیم روی سیستم نصب شوند، ممکن است با هم تداخل داشته باشند</w:t>
+      </w:r>
+      <w:r>
+        <w:rPr>
+          <w:lang w:bidi="fa-IR"/>
+        </w:rPr>
+        <w:t>.</w:t>
+      </w:r>
+    </w:p>
+    <w:p>
+      <w:pPr>
+        <w:bidi/>
+        <w:jc w:val="both"/>
+        <w:rPr>
+          <w:lang w:bidi="fa-IR"/>
+        </w:rPr>
+      </w:pPr>
+      <w:r>
+        <w:rPr>
+          <w:rtl/>
+        </w:rPr>
+        <w:t>در داکر</w:t>
+      </w:r>
+      <w:r>
+        <w:rPr>
+          <w:lang w:bidi="fa-IR"/>
+        </w:rPr>
+        <w:t>:</w:t>
+      </w:r>
+    </w:p>
+    <w:p>
+      <w:pPr>
+        <w:bidi/>
+        <w:jc w:val="both"/>
+        <w:rPr>
+          <w:lang w:bidi="fa-IR"/>
+        </w:rPr>
+      </w:pPr>
+      <w:r>
+        <w:rPr>
+          <w:lang w:bidi="fa-IR"/>
+        </w:rPr>
+        <w:lastRenderedPageBreak/>
+        <w:t>Container A</w:t>
+      </w:r>
+    </w:p>
+    <w:p>
+      <w:pPr>
+        <w:bidi/>
+        <w:jc w:val="both"/>
+        <w:rPr>
+          <w:lang w:bidi="fa-IR"/>
+        </w:rPr>
+      </w:pPr>
+      <w:r>
+        <w:rPr>
+          <w:lang w:bidi="fa-IR"/>
+        </w:rPr>
+        <w:t>Python 3.9</w:t>
+      </w:r>
+    </w:p>
+    <w:p>
+      <w:pPr>
+        <w:bidi/>
+        <w:jc w:val="both"/>
+        <w:rPr>
+          <w:lang w:bidi="fa-IR"/>
+        </w:rPr>
+      </w:pPr>
+    </w:p>
+    <w:p>
+      <w:pPr>
+        <w:bidi/>
+        <w:jc w:val="both"/>
+        <w:rPr>
+          <w:lang w:bidi="fa-IR"/>
+        </w:rPr>
+      </w:pPr>
+      <w:r>
+        <w:rPr>
+          <w:lang w:bidi="fa-IR"/>
+        </w:rPr>
+        <w:t>Container B</w:t>
+      </w:r>
+    </w:p>
+    <w:p>
+      <w:pPr>
+        <w:bidi/>
+        <w:jc w:val="both"/>
+        <w:rPr>
+          <w:lang w:bidi="fa-IR"/>
+        </w:rPr>
+      </w:pPr>
+      <w:r>
+        <w:rPr>
+          <w:lang w:bidi="fa-IR"/>
+        </w:rPr>
+        <w:t>Python 3.12</w:t>
+      </w:r>
+    </w:p>
+    <w:p>
+      <w:pPr>
+        <w:bidi/>
+        <w:jc w:val="both"/>
+        <w:rPr>
+          <w:lang w:bidi="fa-IR"/>
+        </w:rPr>
+      </w:pPr>
+      <w:r>
+        <w:rPr>
+          <w:rtl/>
+        </w:rPr>
+        <w:t>هیچ تداخلی وجود ندارد</w:t>
+      </w:r>
+      <w:r>
+        <w:rPr>
+          <w:lang w:bidi="fa-IR"/>
+        </w:rPr>
+        <w:t>.</w:t>
+      </w:r>
+    </w:p>
+    <w:p>
+      <w:pPr>
+        <w:bidi/>
+        <w:jc w:val="both"/>
+        <w:rPr>
+          <w:lang w:bidi="fa-IR"/>
+        </w:rPr>
+      </w:pPr>
+      <w:r>
+        <w:rPr>
+          <w:lang w:bidi="fa-IR"/>
+        </w:rPr>
+        <w:pict w14:anchorId="280B6E65">
+          <v:rect id="_x0000_i1085" style="width:0;height:1.5pt" o:hralign="center" o:hrstd="t" o:hr="t" fillcolor="#a0a0a0" stroked="f"/>
+        </w:pict>
+      </w:r>
+    </w:p>
+    <w:p>
+      <w:pPr>
+        <w:bidi/>
+        <w:jc w:val="both"/>
+        <w:rPr>
+          <w:b/>
+          <w:bCs/>
+          <w:lang w:bidi="fa-IR"/>
+        </w:rPr>
+      </w:pPr>
+      <w:r>
+        <w:rPr>
+          <w:b/>
+          <w:bCs/>
+          <w:lang w:bidi="fa-IR"/>
+        </w:rPr>
+        <w:t xml:space="preserve">7. </w:t>
+      </w:r>
+      <w:r>
+        <w:rPr>
+          <w:b/>
+          <w:bCs/>
+          <w:rtl/>
+        </w:rPr>
+        <w:t>مشکل هفتم: استفاده بهتر از منابع</w:t>
+      </w:r>
+    </w:p>
+    <w:p>
+      <w:pPr>
+        <w:bidi/>
+        <w:jc w:val="both"/>
+        <w:rPr>
+          <w:lang w:bidi="fa-IR"/>
+        </w:rPr>
+      </w:pPr>
+      <w:r>
+        <w:rPr>
+          <w:rtl/>
+        </w:rPr>
+        <w:t>قبل از داکر معمولاً از ماشین مجازی استفاده می‌شد</w:t>
+      </w:r>
+      <w:r>
+        <w:rPr>
+          <w:lang w:bidi="fa-IR"/>
+        </w:rPr>
+        <w:t>.</w:t>
+      </w:r>
+    </w:p>
+    <w:p>
+      <w:pPr>
+        <w:bidi/>
+        <w:jc w:val="both"/>
+        <w:rPr>
+          <w:lang w:bidi="fa-IR"/>
+        </w:rPr>
+      </w:pPr>
+      <w:r>
+        <w:rPr>
+          <w:lang w:bidi="fa-IR"/>
+        </w:rPr>
+        <w:t>Server</w:t>
+      </w:r>
+    </w:p>
+    <w:p>
+      <w:pPr>
+        <w:bidi/>
+        <w:jc w:val="both"/>
+        <w:rPr>
+          <w:lang w:bidi="fa-IR"/>
+        </w:rPr>
+      </w:pPr>
+    </w:p>
+    <w:p>
+      <w:pPr>
+        <w:bidi/>
+        <w:jc w:val="both"/>
+        <w:rPr>
+          <w:lang w:bidi="fa-IR"/>
+        </w:rPr>
+      </w:pPr>
+      <w:r>
+        <w:rPr>
+          <w:rFonts w:ascii="MS Gothic" w:eastAsia="MS Gothic" w:hAnsi="MS Gothic" w:cs="MS Gothic" w:hint="eastAsia"/>
+          <w:lang w:bidi="fa-IR"/>
+        </w:rPr>
+        <w:t>├</w:t>
+      </w:r>
+      <w:r>
+        <w:rPr>
+          <w:rFonts w:ascii="Calibri" w:hAnsi="Calibri" w:cs="Calibri"/>
+          <w:lang w:bidi="fa-IR"/>
+        </w:rPr>
+        <w:t>──</w:t>
+      </w:r>
+      <w:r>
+        <w:rPr>
+          <w:lang w:bidi="fa-IR"/>
+        </w:rPr>
+        <w:t xml:space="preserve"> VM1</w:t>
+      </w:r>
+    </w:p>
+    <w:p>
+      <w:pPr>
+        <w:bidi/>
+        <w:jc w:val="both"/>
+        <w:rPr>
+          <w:lang w:bidi="fa-IR"/>
+        </w:rPr>
+      </w:pPr>
+      <w:r>
+        <w:rPr>
+          <w:lang w:bidi="fa-IR"/>
+        </w:rPr>
+        <w:t>│   Windows</w:t>
+      </w:r>
+    </w:p>
+    <w:p>
+      <w:pPr>
+        <w:bidi/>
+        <w:jc w:val="both"/>
+        <w:rPr>
+          <w:lang w:bidi="fa-IR"/>
+        </w:rPr>
+      </w:pPr>
+      <w:r>
+        <w:rPr>
+          <w:lang w:bidi="fa-IR"/>
+        </w:rPr>
+        <w:t>│   4GB RAM</w:t>
+      </w:r>
+    </w:p>
+    <w:p>
+      <w:pPr>
+        <w:bidi/>
+        <w:jc w:val="both"/>
+        <w:rPr>
+          <w:lang w:bidi="fa-IR"/>
+        </w:rPr>
+      </w:pPr>
+      <w:r>
+        <w:rPr>
+          <w:lang w:bidi="fa-IR"/>
+        </w:rPr>
+        <w:t>│</w:t>
+      </w:r>
+    </w:p>
+    <w:p>
+      <w:pPr>
+        <w:bidi/>
+        <w:jc w:val="both"/>
+        <w:rPr>
+          <w:lang w:bidi="fa-IR"/>
+        </w:rPr>
+      </w:pPr>
+      <w:r>
+        <w:rPr>
+          <w:rFonts w:ascii="MS Gothic" w:eastAsia="MS Gothic" w:hAnsi="MS Gothic" w:cs="MS Gothic" w:hint="eastAsia"/>
+          <w:lang w:bidi="fa-IR"/>
+        </w:rPr>
+        <w:t>├</w:t>
+      </w:r>
+      <w:r>
+        <w:rPr>
+          <w:rFonts w:ascii="Calibri" w:hAnsi="Calibri" w:cs="Calibri"/>
+          <w:lang w:bidi="fa-IR"/>
+        </w:rPr>
+        <w:t>──</w:t>
+      </w:r>
+      <w:r>
+        <w:rPr>
+          <w:lang w:bidi="fa-IR"/>
+        </w:rPr>
+        <w:t xml:space="preserve"> VM2</w:t>
+      </w:r>
+    </w:p>
+    <w:p>
+      <w:pPr>
+        <w:bidi/>
+        <w:jc w:val="both"/>
+        <w:rPr>
+          <w:lang w:bidi="fa-IR"/>
+        </w:rPr>
+      </w:pPr>
+      <w:r>
+        <w:rPr>
+          <w:lang w:bidi="fa-IR"/>
+        </w:rPr>
+        <w:t>│   Ubuntu</w:t>
+      </w:r>
+    </w:p>
+    <w:p>
+      <w:pPr>
+        <w:bidi/>
+        <w:jc w:val="both"/>
+        <w:rPr>
+          <w:lang w:bidi="fa-IR"/>
+        </w:rPr>
+      </w:pPr>
+      <w:r>
+        <w:rPr>
+          <w:lang w:bidi="fa-IR"/>
+        </w:rPr>
+        <w:t>│   4GB RAM</w:t>
+      </w:r>
+    </w:p>
+    <w:p>
+      <w:pPr>
+        <w:bidi/>
+        <w:jc w:val="both"/>
+        <w:rPr>
+          <w:lang w:bidi="fa-IR"/>
+        </w:rPr>
+      </w:pPr>
+      <w:r>
+        <w:rPr>
+          <w:rtl/>
+        </w:rPr>
+        <w:t>هر</w:t>
+      </w:r>
+      <w:r>
+        <w:rPr>
+          <w:lang w:bidi="fa-IR"/>
+        </w:rPr>
+        <w:t xml:space="preserve"> VM </w:t>
+      </w:r>
+      <w:r>
+        <w:rPr>
+          <w:rtl/>
+        </w:rPr>
+        <w:t>یک سیستم‌عامل کامل دارد</w:t>
+      </w:r>
+      <w:r>
+        <w:rPr>
+          <w:lang w:bidi="fa-IR"/>
+        </w:rPr>
+        <w:t>.</w:t>
+      </w:r>
+    </w:p>
+    <w:p>
+      <w:pPr>
+        <w:bidi/>
+        <w:jc w:val="both"/>
+        <w:rPr>
+          <w:lang w:bidi="fa-IR"/>
+        </w:rPr>
+      </w:pPr>
+      <w:r>
+        <w:rPr>
+          <w:rtl/>
+        </w:rPr>
+        <w:t>اما در داکر</w:t>
+      </w:r>
+      <w:r>
+        <w:rPr>
+          <w:lang w:bidi="fa-IR"/>
+        </w:rPr>
+        <w:t>:</w:t>
+      </w:r>
+    </w:p>
+    <w:p>
+      <w:pPr>
+        <w:bidi/>
+        <w:jc w:val="both"/>
+        <w:rPr>
+          <w:lang w:bidi="fa-IR"/>
+        </w:rPr>
+      </w:pPr>
+      <w:r>
+        <w:rPr>
+          <w:lang w:bidi="fa-IR"/>
+        </w:rPr>
+        <w:t>Server</w:t>
+      </w:r>
+    </w:p>
+    <w:p>
+      <w:pPr>
+        <w:bidi/>
+        <w:jc w:val="both"/>
+        <w:rPr>
+          <w:lang w:bidi="fa-IR"/>
+        </w:rPr>
+      </w:pPr>
+    </w:p>
+    <w:p>
+      <w:pPr>
+        <w:bidi/>
+        <w:jc w:val="both"/>
+        <w:rPr>
+          <w:lang w:bidi="fa-IR"/>
+        </w:rPr>
+      </w:pPr>
+      <w:r>
+        <w:rPr>
+          <w:lang w:bidi="fa-IR"/>
+        </w:rPr>
+        <w:t>Docker Engine</w:t>
+      </w:r>
+    </w:p>
+    <w:p>
+      <w:pPr>
+        <w:bidi/>
+        <w:jc w:val="both"/>
+        <w:rPr>
+          <w:lang w:bidi="fa-IR"/>
+        </w:rPr>
+      </w:pPr>
+    </w:p>
+    <w:p>
+      <w:pPr>
+        <w:bidi/>
+        <w:jc w:val="both"/>
+        <w:rPr>
+          <w:lang w:bidi="fa-IR"/>
+        </w:rPr>
+      </w:pPr>
+      <w:r>
+        <w:rPr>
+          <w:rFonts w:ascii="MS Gothic" w:eastAsia="MS Gothic" w:hAnsi="MS Gothic" w:cs="MS Gothic" w:hint="eastAsia"/>
+          <w:lang w:bidi="fa-IR"/>
+        </w:rPr>
+        <w:t>├</w:t>
+      </w:r>
+      <w:r>
+        <w:rPr>
+          <w:rFonts w:ascii="Calibri" w:hAnsi="Calibri" w:cs="Calibri"/>
+          <w:lang w:bidi="fa-IR"/>
+        </w:rPr>
+        <w:t>──</w:t>
+      </w:r>
+      <w:r>
+        <w:rPr>
+          <w:lang w:bidi="fa-IR"/>
+        </w:rPr>
+        <w:t xml:space="preserve"> Container A</w:t>
+      </w:r>
+    </w:p>
+    <w:p>
+      <w:pPr>
+        <w:bidi/>
+        <w:jc w:val="both"/>
+        <w:rPr>
+          <w:lang w:bidi="fa-IR"/>
+        </w:rPr>
+      </w:pPr>
+      <w:r>
+        <w:rPr>
+          <w:rFonts w:ascii="MS Gothic" w:eastAsia="MS Gothic" w:hAnsi="MS Gothic" w:cs="MS Gothic" w:hint="eastAsia"/>
+          <w:lang w:bidi="fa-IR"/>
+        </w:rPr>
+        <w:t>├</w:t>
+      </w:r>
+      <w:r>
+        <w:rPr>
+          <w:rFonts w:ascii="Calibri" w:hAnsi="Calibri" w:cs="Calibri"/>
+          <w:lang w:bidi="fa-IR"/>
+        </w:rPr>
+        <w:t>──</w:t>
+      </w:r>
+      <w:r>
+        <w:rPr>
+          <w:lang w:bidi="fa-IR"/>
+        </w:rPr>
+        <w:t xml:space="preserve"> Container B</w:t>
+      </w:r>
+    </w:p>
+    <w:p>
+      <w:pPr>
+        <w:bidi/>
+        <w:jc w:val="both"/>
+        <w:rPr>
+          <w:lang w:bidi="fa-IR"/>
+        </w:rPr>
+      </w:pPr>
+      <w:r>
+        <w:rPr>
+          <w:rFonts w:ascii="MS Gothic" w:eastAsia="MS Gothic" w:hAnsi="MS Gothic" w:cs="MS Gothic" w:hint="eastAsia"/>
+          <w:lang w:bidi="fa-IR"/>
+        </w:rPr>
+        <w:t>├</w:t>
+      </w:r>
+      <w:r>
+        <w:rPr>
+          <w:rFonts w:ascii="Calibri" w:hAnsi="Calibri" w:cs="Calibri"/>
+          <w:lang w:bidi="fa-IR"/>
+        </w:rPr>
+        <w:t>──</w:t>
+      </w:r>
+      <w:r>
+        <w:rPr>
+          <w:lang w:bidi="fa-IR"/>
+        </w:rPr>
+        <w:t xml:space="preserve"> Container C</w:t>
+      </w:r>
+    </w:p>
+    <w:p>
+      <w:pPr>
+        <w:bidi/>
+        <w:jc w:val="both"/>
+        <w:rPr>
+          <w:lang w:bidi="fa-IR"/>
+        </w:rPr>
+      </w:pPr>
+      <w:r>
+        <w:rPr>
+          <w:rtl/>
+        </w:rPr>
+        <w:t xml:space="preserve">همه کانتینرها از </w:t>
+      </w:r>
+      <w:r>
+        <w:rPr>
+          <w:b/>
+          <w:bCs/>
+          <w:rtl/>
+        </w:rPr>
+        <w:t>کرنل مشترک لینوکس</w:t>
+      </w:r>
+      <w:r>
+        <w:rPr>
+          <w:rtl/>
+        </w:rPr>
+        <w:t xml:space="preserve"> استفاده می‌کنند، بنابراین</w:t>
+      </w:r>
+      <w:r>
+        <w:rPr>
+          <w:lang w:bidi="fa-IR"/>
+        </w:rPr>
+        <w:t>:</w:t>
+      </w:r>
+    </w:p>
+    <w:p>
+      <w:pPr>
+        <w:numPr>
+          <w:ilvl w:val="0"/>
+          <w:numId w:val="20"/>
+        </w:numPr>
+        <w:bidi/>
+        <w:jc w:val="both"/>
+        <w:rPr>
+          <w:lang w:bidi="fa-IR"/>
+        </w:rPr>
+      </w:pPr>
+      <w:r>
+        <w:rPr>
+          <w:rtl/>
+        </w:rPr>
+        <w:t>رم کمتری مصرف می‌کنند</w:t>
+      </w:r>
+      <w:r>
+        <w:rPr>
+          <w:lang w:bidi="fa-IR"/>
+        </w:rPr>
+        <w:t>.</w:t>
+      </w:r>
+    </w:p>
+    <w:p>
+      <w:pPr>
+        <w:numPr>
+          <w:ilvl w:val="0"/>
+          <w:numId w:val="20"/>
+        </w:numPr>
+        <w:bidi/>
+        <w:jc w:val="both"/>
+        <w:rPr>
+          <w:lang w:bidi="fa-IR"/>
+        </w:rPr>
+      </w:pPr>
+      <w:r>
+        <w:rPr>
+          <w:rtl/>
+        </w:rPr>
+        <w:lastRenderedPageBreak/>
+        <w:t>سریع‌تر اجرا می‌شوند</w:t>
+      </w:r>
+      <w:r>
+        <w:rPr>
+          <w:lang w:bidi="fa-IR"/>
+        </w:rPr>
+        <w:t>.</w:t>
+      </w:r>
+    </w:p>
+    <w:p>
+      <w:pPr>
+        <w:numPr>
+          <w:ilvl w:val="0"/>
+          <w:numId w:val="20"/>
+        </w:numPr>
+        <w:bidi/>
+        <w:jc w:val="both"/>
+        <w:rPr>
+          <w:lang w:bidi="fa-IR"/>
+        </w:rPr>
+      </w:pPr>
+      <w:r>
+        <w:rPr>
+          <w:rtl/>
+        </w:rPr>
+        <w:t>تعداد بیشتری از آن‌ها روی یک سرور قابل اجراست</w:t>
+      </w:r>
+      <w:r>
+        <w:rPr>
+          <w:lang w:bidi="fa-IR"/>
+        </w:rPr>
+        <w:t>.</w:t>
+      </w:r>
+    </w:p>
+    <w:p>
+      <w:pPr>
+        <w:bidi/>
+        <w:jc w:val="both"/>
+        <w:rPr>
+          <w:lang w:bidi="fa-IR"/>
+        </w:rPr>
+      </w:pPr>
+      <w:r>
+        <w:rPr>
+          <w:lang w:bidi="fa-IR"/>
+        </w:rPr>
+        <w:pict w14:anchorId="5996E232">
+          <v:rect id="_x0000_i1086" style="width:0;height:1.5pt" o:hralign="center" o:hrstd="t" o:hr="t" fillcolor="#a0a0a0" stroked="f"/>
+        </w:pict>
+      </w:r>
+    </w:p>
+    <w:p>
+      <w:pPr>
+        <w:bidi/>
+        <w:jc w:val="both"/>
+        <w:rPr>
+          <w:b/>
+          <w:bCs/>
+          <w:lang w:bidi="fa-IR"/>
+        </w:rPr>
+      </w:pPr>
+      <w:r>
+        <w:rPr>
+          <w:b/>
+          <w:bCs/>
+          <w:lang w:bidi="fa-IR"/>
+        </w:rPr>
+        <w:t xml:space="preserve">8. </w:t>
+      </w:r>
+      <w:r>
+        <w:rPr>
+          <w:b/>
+          <w:bCs/>
+          <w:rtl/>
+        </w:rPr>
+        <w:t>مشکل هشتم: مقیاس‌پذیری</w:t>
+      </w:r>
+      <w:r>
+        <w:rPr>
+          <w:b/>
+          <w:bCs/>
+          <w:lang w:bidi="fa-IR"/>
+        </w:rPr>
+        <w:t xml:space="preserve"> (Scaling)</w:t>
+      </w:r>
+    </w:p>
+    <w:p>
+      <w:pPr>
+        <w:bidi/>
+        <w:jc w:val="both"/>
+        <w:rPr>
+          <w:lang w:bidi="fa-IR"/>
+        </w:rPr>
+      </w:pPr>
+      <w:r>
+        <w:rPr>
+          <w:rtl/>
+        </w:rPr>
+        <w:t>فرض کنید کاربران زیاد شده‌اند</w:t>
+      </w:r>
+      <w:r>
+        <w:rPr>
+          <w:lang w:bidi="fa-IR"/>
+        </w:rPr>
+        <w:t>.</w:t>
+      </w:r>
+    </w:p>
+    <w:p>
+      <w:pPr>
+        <w:bidi/>
+        <w:jc w:val="both"/>
+        <w:rPr>
+          <w:lang w:bidi="fa-IR"/>
+        </w:rPr>
+      </w:pPr>
+      <w:r>
+        <w:rPr>
+          <w:rtl/>
+        </w:rPr>
+        <w:t>بدون داکر</w:t>
+      </w:r>
+      <w:r>
+        <w:rPr>
+          <w:lang w:bidi="fa-IR"/>
+        </w:rPr>
+        <w:t>:</w:t>
+      </w:r>
+    </w:p>
+    <w:p>
+      <w:pPr>
+        <w:bidi/>
+        <w:jc w:val="both"/>
+        <w:rPr>
+          <w:lang w:bidi="fa-IR"/>
+        </w:rPr>
+      </w:pPr>
+      <w:r>
+        <w:rPr>
+          <w:rtl/>
+        </w:rPr>
+        <w:t>باید دستی چند سرور دیگر آماده کنید</w:t>
+      </w:r>
+      <w:r>
+        <w:rPr>
+          <w:lang w:bidi="fa-IR"/>
+        </w:rPr>
+        <w:t>.</w:t>
+      </w:r>
+    </w:p>
+    <w:p>
+      <w:pPr>
+        <w:bidi/>
+        <w:jc w:val="both"/>
+        <w:rPr>
+          <w:lang w:bidi="fa-IR"/>
+        </w:rPr>
+      </w:pPr>
+      <w:r>
+        <w:rPr>
+          <w:rtl/>
+        </w:rPr>
+        <w:t>با داکر</w:t>
+      </w:r>
+      <w:r>
+        <w:rPr>
+          <w:lang w:bidi="fa-IR"/>
+        </w:rPr>
+        <w:t>:</w:t>
+      </w:r>
+    </w:p>
+    <w:p>
+      <w:pPr>
+        <w:bidi/>
+        <w:jc w:val="both"/>
+        <w:rPr>
+          <w:lang w:bidi="fa-IR"/>
+        </w:rPr>
+      </w:pPr>
+      <w:r>
+        <w:rPr>
+          <w:lang w:bidi="fa-IR"/>
+        </w:rPr>
+        <w:t>Web 1</w:t>
+      </w:r>
+    </w:p>
+    <w:p>
+      <w:pPr>
+        <w:bidi/>
+        <w:jc w:val="both"/>
+        <w:rPr>
+          <w:lang w:bidi="fa-IR"/>
+        </w:rPr>
+      </w:pPr>
+      <w:r>
+        <w:rPr>
+          <w:lang w:bidi="fa-IR"/>
+        </w:rPr>
+        <w:t>Web 2</w:t>
+      </w:r>
+    </w:p>
+    <w:p>
+      <w:pPr>
+        <w:bidi/>
+        <w:jc w:val="both"/>
+        <w:rPr>
+          <w:lang w:bidi="fa-IR"/>
+        </w:rPr>
+      </w:pPr>
+      <w:r>
+        <w:rPr>
+          <w:lang w:bidi="fa-IR"/>
+        </w:rPr>
+        <w:t>Web 3</w:t>
+      </w:r>
+    </w:p>
+    <w:p>
+      <w:pPr>
+        <w:bidi/>
+        <w:jc w:val="both"/>
+        <w:rPr>
+          <w:lang w:bidi="fa-IR"/>
+        </w:rPr>
+      </w:pPr>
+      <w:r>
+        <w:rPr>
+          <w:lang w:bidi="fa-IR"/>
+        </w:rPr>
+        <w:t>Web 4</w:t>
+      </w:r>
+    </w:p>
+    <w:p>
+      <w:pPr>
+        <w:bidi/>
+        <w:jc w:val="both"/>
+        <w:rPr>
+          <w:lang w:bidi="fa-IR"/>
+        </w:rPr>
+      </w:pPr>
+      <w:r>
+        <w:rPr>
+          <w:rtl/>
+        </w:rPr>
+        <w:t>در ارکستریتورهایی مثل</w:t>
+      </w:r>
+      <w:r>
+        <w:rPr>
+          <w:lang w:bidi="fa-IR"/>
+        </w:rPr>
+        <w:t xml:space="preserve"> Kubernetes </w:t>
+      </w:r>
+      <w:r>
+        <w:rPr>
+          <w:rtl/>
+        </w:rPr>
+        <w:t>می‌توانید تنها با چند دستور یا حتی به‌صورت خودکار تعداد کانتینرها را افزایش دهید</w:t>
+      </w:r>
+      <w:r>
+        <w:rPr>
+          <w:lang w:bidi="fa-IR"/>
+        </w:rPr>
+        <w:t>.</w:t>
+      </w:r>
+    </w:p>
+    <w:p>
+      <w:pPr>
+        <w:bidi/>
+        <w:jc w:val="both"/>
+        <w:rPr>
+          <w:lang w:bidi="fa-IR"/>
+        </w:rPr>
+      </w:pPr>
+      <w:r>
+        <w:rPr>
+          <w:lang w:bidi="fa-IR"/>
+        </w:rPr>
+        <w:pict w14:anchorId="0C707946">
+          <v:rect id="_x0000_i1087" style="width:0;height:1.5pt" o:hralign="center" o:hrstd="t" o:hr="t" fillcolor="#a0a0a0" stroked="f"/>
+        </w:pict>
+      </w:r>
+    </w:p>
+    <w:p>
+      <w:pPr>
+        <w:bidi/>
+        <w:jc w:val="both"/>
+        <w:rPr>
+          <w:b/>
+          <w:bCs/>
+          <w:lang w:bidi="fa-IR"/>
+        </w:rPr>
+      </w:pPr>
+      <w:r>
+        <w:rPr>
+          <w:b/>
+          <w:bCs/>
+          <w:rtl/>
+        </w:rPr>
+        <w:t>جمع‌بندی</w:t>
+      </w:r>
+    </w:p>
+    <w:p>
+      <w:pPr>
+        <w:bidi/>
+        <w:jc w:val="both"/>
+        <w:rPr>
+          <w:lang w:bidi="fa-IR"/>
+        </w:rPr>
+      </w:pPr>
+      <w:r>
+        <w:rPr>
+          <w:rtl/>
+        </w:rPr>
+        <w:t>داکر این مشکلات را حل می‌کند</w:t>
+      </w:r>
+      <w:r>
+        <w:rPr>
+          <w:lang w:bidi="fa-IR"/>
+        </w:rPr>
+        <w:t>:</w:t>
+      </w:r>
+    </w:p>
+    <w:tbl>
+      <w:tblPr>
+        <w:tblW w:w="0" w:type="auto"/>
+        <w:tblCellSpacing w:w="15" w:type="dxa"/>
+        <w:tblCellMar>
+          <w:top w:w="15" w:type="dxa"/>
+          <w:left w:w="15" w:type="dxa"/>
+          <w:bottom w:w="15" w:type="dxa"/>
+          <w:right w:w="15" w:type="dxa"/>
+        </w:tblCellMar>
+        <w:tblLook w:val="04A0" w:firstRow="1" w:lastRow="0" w:firstColumn="1" w:lastColumn="0" w:noHBand="0" w:noVBand="1"/>
+      </w:tblPr>
+      <w:tblGrid>
+        <w:gridCol w:w="1971"/>
+        <w:gridCol w:w="3347"/>
+      </w:tblGrid>
+      <w:tr>
+        <w:trPr>
+          <w:tblHeader/>
+          <w:tblCellSpacing w:w="15" w:type="dxa"/>
+        </w:trPr>
+        <w:tc>
+          <w:tcPr>
+            <w:tcW w:w="0" w:type="auto"/>
+            <w:vAlign w:val="center"/>
+            <w:hideMark/>
+          </w:tcPr>
+          <w:p>
+            <w:pPr>
+              <w:bidi/>
+              <w:jc w:val="both"/>
+              <w:rPr>
+                <w:b/>
+                <w:bCs/>
+                <w:lang w:bidi="fa-IR"/>
+              </w:rPr>
+            </w:pPr>
+            <w:r>
+              <w:rPr>
+                <w:b/>
+                <w:bCs/>
+                <w:rtl/>
+              </w:rPr>
+              <w:t>مشکل</w:t>
+            </w:r>
+          </w:p>
+        </w:tc>
+        <w:tc>
+          <w:tcPr>
+            <w:tcW w:w="0" w:type="auto"/>
+            <w:vAlign w:val="center"/>
+            <w:hideMark/>
+          </w:tcPr>
+          <w:p>
+            <w:pPr>
+              <w:bidi/>
+              <w:jc w:val="both"/>
+              <w:rPr>
+                <w:b/>
+                <w:bCs/>
+                <w:lang w:bidi="fa-IR"/>
+              </w:rPr>
+            </w:pPr>
+            <w:r>
+              <w:rPr>
+                <w:b/>
+                <w:bCs/>
+                <w:rtl/>
+              </w:rPr>
+              <w:t>راه‌حل داکر</w:t>
+            </w:r>
+          </w:p>
+        </w:tc>
+      </w:tr>
+      <w:tr>
+        <w:trPr>
+          <w:tblCellSpacing w:w="15" w:type="dxa"/>
+        </w:trPr>
+        <w:tc>
+          <w:tcPr>
+            <w:tcW w:w="0" w:type="auto"/>
+            <w:vAlign w:val="center"/>
+            <w:hideMark/>
+          </w:tcPr>
+          <w:p>
+            <w:pPr>
+              <w:bidi/>
+              <w:jc w:val="both"/>
+              <w:rPr>
+                <w:lang w:bidi="fa-IR"/>
+              </w:rPr>
+            </w:pPr>
+            <w:r>
+              <w:rPr>
+                <w:rtl/>
+              </w:rPr>
+              <w:t>وابستگی‌های نرم‌افزار</w:t>
+            </w:r>
+          </w:p>
+        </w:tc>
+        <w:tc>
+          <w:tcPr>
+            <w:tcW w:w="0" w:type="auto"/>
+            <w:vAlign w:val="center"/>
+            <w:hideMark/>
+          </w:tcPr>
+          <w:p>
+            <w:pPr>
+              <w:bidi/>
+              <w:jc w:val="both"/>
+              <w:rPr>
+                <w:lang w:bidi="fa-IR"/>
+              </w:rPr>
+            </w:pPr>
+            <w:r>
+              <w:rPr>
+                <w:rtl/>
+              </w:rPr>
+              <w:t>بسته‌بندی همه وابستگی‌ها داخل</w:t>
+            </w:r>
+            <w:r>
+              <w:rPr>
+                <w:lang w:bidi="fa-IR"/>
+              </w:rPr>
+              <w:t xml:space="preserve"> Image</w:t>
+            </w:r>
+          </w:p>
+        </w:tc>
+      </w:tr>
+      <w:tr>
+        <w:trPr>
+          <w:tblCellSpacing w:w="15" w:type="dxa"/>
+        </w:trPr>
+        <w:tc>
+          <w:tcPr>
+            <w:tcW w:w="0" w:type="auto"/>
+            <w:vAlign w:val="center"/>
+            <w:hideMark/>
+          </w:tcPr>
+          <w:p>
+            <w:pPr>
+              <w:bidi/>
+              <w:jc w:val="both"/>
+              <w:rPr>
+                <w:lang w:bidi="fa-IR"/>
+              </w:rPr>
+            </w:pPr>
+            <w:r>
+              <w:rPr>
+                <w:rtl/>
+              </w:rPr>
+              <w:t>تفاوت محیط توسعه و تولید</w:t>
+            </w:r>
+          </w:p>
+        </w:tc>
+        <w:tc>
+          <w:tcPr>
+            <w:tcW w:w="0" w:type="auto"/>
+            <w:vAlign w:val="center"/>
+            <w:hideMark/>
+          </w:tcPr>
+          <w:p>
+            <w:pPr>
+              <w:bidi/>
+              <w:jc w:val="both"/>
+              <w:rPr>
+                <w:lang w:bidi="fa-IR"/>
+              </w:rPr>
+            </w:pPr>
+            <w:r>
+              <w:rPr>
+                <w:rtl/>
+              </w:rPr>
+              <w:t>اجرای یکسان در همه محیط‌ها</w:t>
+            </w:r>
+          </w:p>
+        </w:tc>
+      </w:tr>
+      <w:tr>
+        <w:trPr>
+          <w:tblCellSpacing w:w="15" w:type="dxa"/>
+        </w:trPr>
+        <w:tc>
+          <w:tcPr>
+            <w:tcW w:w="0" w:type="auto"/>
+            <w:vAlign w:val="center"/>
+            <w:hideMark/>
+          </w:tcPr>
+          <w:p>
+            <w:pPr>
+              <w:bidi/>
+              <w:jc w:val="both"/>
+              <w:rPr>
+                <w:lang w:bidi="fa-IR"/>
+              </w:rPr>
+            </w:pPr>
+            <w:r>
+              <w:rPr>
+                <w:rtl/>
+              </w:rPr>
+              <w:t>نصب زمان‌بر</w:t>
+            </w:r>
+          </w:p>
+        </w:tc>
+        <w:tc>
+          <w:tcPr>
+            <w:tcW w:w="0" w:type="auto"/>
+            <w:vAlign w:val="center"/>
+            <w:hideMark/>
+          </w:tcPr>
+          <w:p>
+            <w:pPr>
+              <w:bidi/>
+              <w:jc w:val="both"/>
+              <w:rPr>
+                <w:lang w:bidi="fa-IR"/>
+              </w:rPr>
+            </w:pPr>
+            <w:r>
+              <w:rPr>
+                <w:rtl/>
+              </w:rPr>
+              <w:t>اجرای سریع با</w:t>
+            </w:r>
+            <w:r>
+              <w:rPr>
+                <w:lang w:bidi="fa-IR"/>
+              </w:rPr>
+              <w:t xml:space="preserve"> Image </w:t>
+            </w:r>
+            <w:r>
+              <w:rPr>
+                <w:rtl/>
+              </w:rPr>
+              <w:t>آماده</w:t>
+            </w:r>
+          </w:p>
+        </w:tc>
+      </w:tr>
+      <w:tr>
+        <w:trPr>
+          <w:tblCellSpacing w:w="15" w:type="dxa"/>
+        </w:trPr>
+        <w:tc>
+          <w:tcPr>
+            <w:tcW w:w="0" w:type="auto"/>
+            <w:vAlign w:val="center"/>
+            <w:hideMark/>
+          </w:tcPr>
+          <w:p>
+            <w:pPr>
+              <w:bidi/>
+              <w:jc w:val="both"/>
+              <w:rPr>
+                <w:lang w:bidi="fa-IR"/>
+              </w:rPr>
+            </w:pPr>
+            <w:r>
+              <w:rPr>
+                <w:rtl/>
+              </w:rPr>
+              <w:t>استقرار دشوار</w:t>
+            </w:r>
+          </w:p>
+        </w:tc>
+        <w:tc>
+          <w:tcPr>
+            <w:tcW w:w="0" w:type="auto"/>
+            <w:vAlign w:val="center"/>
+            <w:hideMark/>
+          </w:tcPr>
+          <w:p>
+            <w:pPr>
+              <w:bidi/>
+              <w:jc w:val="both"/>
+              <w:rPr>
+                <w:lang w:bidi="fa-IR"/>
+              </w:rPr>
+            </w:pPr>
+            <w:r>
+              <w:rPr>
+                <w:lang w:bidi="fa-IR"/>
+              </w:rPr>
+              <w:t xml:space="preserve">Deployment </w:t>
+            </w:r>
+            <w:r>
+              <w:rPr>
+                <w:rtl/>
+              </w:rPr>
+              <w:t>سریع و قابل‌تکرار</w:t>
+            </w:r>
+          </w:p>
+        </w:tc>
+      </w:tr>
+      <w:tr>
+        <w:trPr>
+          <w:tblCellSpacing w:w="15" w:type="dxa"/>
+        </w:trPr>
+        <w:tc>
+          <w:tcPr>
+            <w:tcW w:w="0" w:type="auto"/>
+            <w:vAlign w:val="center"/>
+            <w:hideMark/>
+          </w:tcPr>
+          <w:p>
+            <w:pPr>
+              <w:bidi/>
+              <w:jc w:val="both"/>
+              <w:rPr>
+                <w:lang w:bidi="fa-IR"/>
+              </w:rPr>
+            </w:pPr>
+            <w:r>
+              <w:rPr>
+                <w:rtl/>
+              </w:rPr>
+              <w:t>بازگشت به نسخه قبل</w:t>
+            </w:r>
+          </w:p>
+        </w:tc>
+        <w:tc>
+          <w:tcPr>
+            <w:tcW w:w="0" w:type="auto"/>
+            <w:vAlign w:val="center"/>
+            <w:hideMark/>
+          </w:tcPr>
+          <w:p>
+            <w:pPr>
+              <w:bidi/>
+              <w:jc w:val="both"/>
+              <w:rPr>
+                <w:lang w:bidi="fa-IR"/>
+              </w:rPr>
+            </w:pPr>
+            <w:r>
+              <w:rPr>
+                <w:lang w:bidi="fa-IR"/>
+              </w:rPr>
+              <w:t xml:space="preserve">Rollback </w:t>
+            </w:r>
+            <w:r>
+              <w:rPr>
+                <w:rtl/>
+              </w:rPr>
+              <w:t>آسان</w:t>
+            </w:r>
+          </w:p>
+        </w:tc>
+      </w:tr>
+      <w:tr>
+        <w:trPr>
+          <w:tblCellSpacing w:w="15" w:type="dxa"/>
+        </w:trPr>
+        <w:tc>
+          <w:tcPr>
+            <w:tcW w:w="0" w:type="auto"/>
+            <w:vAlign w:val="center"/>
+            <w:hideMark/>
+          </w:tcPr>
+          <w:p>
+            <w:pPr>
+              <w:bidi/>
+              <w:jc w:val="both"/>
+              <w:rPr>
+                <w:lang w:bidi="fa-IR"/>
+              </w:rPr>
+            </w:pPr>
+            <w:r>
+              <w:rPr>
+                <w:rtl/>
+              </w:rPr>
+              <w:t>تداخل نرم‌افزارها</w:t>
+            </w:r>
+          </w:p>
+        </w:tc>
+        <w:tc>
+          <w:tcPr>
+            <w:tcW w:w="0" w:type="auto"/>
+            <w:vAlign w:val="center"/>
+            <w:hideMark/>
+          </w:tcPr>
+          <w:p>
+            <w:pPr>
+              <w:bidi/>
+              <w:jc w:val="both"/>
+              <w:rPr>
+                <w:lang w:bidi="fa-IR"/>
+              </w:rPr>
+            </w:pPr>
+            <w:r>
+              <w:rPr>
+                <w:rtl/>
+              </w:rPr>
+              <w:t>ایزوله شدن هر برنامه در کانتینر خودش</w:t>
+            </w:r>
+          </w:p>
+        </w:tc>
+      </w:tr>
+      <w:tr>
+        <w:trPr>
+          <w:tblCellSpacing w:w="15" w:type="dxa"/>
+        </w:trPr>
+        <w:tc>
+          <w:tcPr>
+            <w:tcW w:w="0" w:type="auto"/>
+            <w:vAlign w:val="center"/>
+            <w:hideMark/>
+          </w:tcPr>
+          <w:p>
+            <w:pPr>
+              <w:bidi/>
+              <w:jc w:val="both"/>
+              <w:rPr>
+                <w:lang w:bidi="fa-IR"/>
+              </w:rPr>
+            </w:pPr>
+            <w:r>
+              <w:rPr>
+                <w:rtl/>
+              </w:rPr>
+              <w:t>مصرف زیاد منابع</w:t>
+            </w:r>
+            <w:r>
+              <w:rPr>
+                <w:lang w:bidi="fa-IR"/>
+              </w:rPr>
+              <w:t xml:space="preserve"> VM</w:t>
+            </w:r>
+          </w:p>
+        </w:tc>
+        <w:tc>
+          <w:tcPr>
+            <w:tcW w:w="0" w:type="auto"/>
+            <w:vAlign w:val="center"/>
+            <w:hideMark/>
+          </w:tcPr>
+          <w:p>
+            <w:pPr>
+              <w:bidi/>
+              <w:jc w:val="both"/>
+              <w:rPr>
+                <w:lang w:bidi="fa-IR"/>
+              </w:rPr>
+            </w:pPr>
+            <w:r>
+              <w:rPr>
+                <w:rtl/>
+              </w:rPr>
+              <w:t>استفاده از کرنل مشترک و مصرف کمتر منابع</w:t>
+            </w:r>
+          </w:p>
+        </w:tc>
+      </w:tr>
+      <w:tr>
+        <w:trPr>
+          <w:tblCellSpacing w:w="15" w:type="dxa"/>
+        </w:trPr>
+        <w:tc>
+          <w:tcPr>
+            <w:tcW w:w="0" w:type="auto"/>
+            <w:vAlign w:val="center"/>
+            <w:hideMark/>
+          </w:tcPr>
+          <w:p>
+            <w:pPr>
+              <w:bidi/>
+              <w:jc w:val="both"/>
+              <w:rPr>
+                <w:lang w:bidi="fa-IR"/>
+              </w:rPr>
+            </w:pPr>
+            <w:r>
+              <w:rPr>
+                <w:rtl/>
+              </w:rPr>
+              <w:t>مقیاس‌پذیری سخت</w:t>
+            </w:r>
+          </w:p>
+        </w:tc>
+        <w:tc>
+          <w:tcPr>
+            <w:tcW w:w="0" w:type="auto"/>
+            <w:vAlign w:val="center"/>
+            <w:hideMark/>
+          </w:tcPr>
+          <w:p>
+            <w:pPr>
+              <w:bidi/>
+              <w:jc w:val="both"/>
+              <w:rPr>
+                <w:lang w:bidi="fa-IR"/>
+              </w:rPr>
+            </w:pPr>
+            <w:r>
+              <w:rPr>
+                <w:rtl/>
+              </w:rPr>
+              <w:t>ایجاد سریع چندین نمونه از برنامه</w:t>
+            </w:r>
+          </w:p>
+        </w:tc>
+      </w:tr>
+    </w:tbl>
+    <w:p>
+      <w:pPr>
+        <w:bidi/>
+        <w:jc w:val="both"/>
+        <w:rPr>
+          <w:b/>
+          <w:bCs/>
+          <w:lang w:bidi="fa-IR"/>
+        </w:rPr>
+      </w:pPr>
+      <w:r>
+        <w:rPr>
+          <w:b/>
+          <w:bCs/>
+          <w:rtl/>
+        </w:rPr>
+        <w:t>نکته مهم</w:t>
+      </w:r>
+    </w:p>
+    <w:p>
+      <w:pPr>
+        <w:bidi/>
+        <w:jc w:val="both"/>
+        <w:rPr>
+          <w:lang w:bidi="fa-IR"/>
+        </w:rPr>
+      </w:pPr>
+      <w:r>
+        <w:rPr>
+          <w:rtl/>
+        </w:rPr>
+        <w:lastRenderedPageBreak/>
+        <w:t xml:space="preserve">داکر فقط برای حل مشکل وابستگی‌ها ساخته نشده است. این تنها </w:t>
+      </w:r>
+      <w:r>
+        <w:rPr>
+          <w:b/>
+          <w:bCs/>
+          <w:rtl/>
+        </w:rPr>
+        <w:t>یکی</w:t>
+      </w:r>
+      <w:r>
+        <w:rPr>
+          <w:rtl/>
+        </w:rPr>
+        <w:t xml:space="preserve"> از مزایای آن است. ارزش اصلی داکر این است که </w:t>
+      </w:r>
+      <w:r>
+        <w:rPr>
+          <w:b/>
+          <w:bCs/>
+          <w:rtl/>
+        </w:rPr>
+        <w:t>کل فرایند ساخت، تست، استقرار و اجرای نرم‌افزار را استاندارد، قابل‌تکرار، سریع و قابل‌اعتماد می‌کند</w:t>
+      </w:r>
+      <w:r>
+        <w:rPr>
+          <w:rtl/>
+        </w:rPr>
+        <w:t>؛ به همین دلیل امروزه یکی از پایه‌های اصلی</w:t>
+      </w:r>
+      <w:r>
+        <w:rPr>
+          <w:lang w:bidi="fa-IR"/>
+        </w:rPr>
+        <w:t xml:space="preserve"> DevOps </w:t>
+      </w:r>
+      <w:r>
+        <w:rPr>
+          <w:rtl/>
+        </w:rPr>
+        <w:t>و</w:t>
+      </w:r>
+      <w:r>
+        <w:rPr>
+          <w:lang w:bidi="fa-IR"/>
+        </w:rPr>
+        <w:t xml:space="preserve"> CI/CD </w:t>
+      </w:r>
+      <w:r>
+        <w:rPr>
+          <w:rtl/>
+        </w:rPr>
+        <w:t>محسوب می‌شود</w:t>
+      </w:r>
+      <w:r>
+        <w:rPr>
+          <w:lang w:bidi="fa-IR"/>
+        </w:rPr>
+        <w:t>.</w:t>
+      </w:r>
+    </w:p>
+    <w:p>
+      <w:pPr>
+        <w:bidi/>
+        <w:jc w:val="both"/>
+        <w:rPr>
+          <w:lang w:bidi="fa-IR"/>
+        </w:rPr>
+      </w:pPr>
     </w:p>
     <w:p>
       <w:pPr>
@@ -1084,22 +4283,36 @@
         <w:rPr>
           <w:lang w:bidi="fa-IR"/>
         </w:rPr>
-        <w:t xml:space="preserve"> delivery , deployment</w:t>
-      </w:r>
-    </w:p>
-    <w:p>
-      <w:pPr>
-        <w:bidi/>
-        <w:jc w:val="both"/>
-        <w:rPr>
-          <w:lang w:bidi="fa-IR"/>
-        </w:rPr>
-      </w:pPr>
+        <w:t xml:space="preserve"> </w:t>
+      </w:r>
       <w:proofErr w:type="gramStart"/>
       <w:r>
         <w:rPr>
           <w:lang w:bidi="fa-IR"/>
         </w:rPr>
+        <w:t>delivery ,</w:t>
+      </w:r>
+      <w:proofErr w:type="gramEnd"/>
+      <w:r>
+        <w:rPr>
+          <w:lang w:bidi="fa-IR"/>
+        </w:rPr>
+        <w:t xml:space="preserve"> deployment</w:t>
+      </w:r>
+    </w:p>
+    <w:p>
+      <w:pPr>
+        <w:bidi/>
+        <w:jc w:val="both"/>
+        <w:rPr>
+          <w:lang w:bidi="fa-IR"/>
+        </w:rPr>
+      </w:pPr>
+      <w:proofErr w:type="gramStart"/>
+      <w:r>
+        <w:rPr>
+          <w:lang w:bidi="fa-IR"/>
+        </w:rPr>
         <w:t>Ci:</w:t>
       </w:r>
       <w:r>
@@ -1117,7 +4330,43 @@
           <w:rtl/>
           <w:lang w:bidi="fa-IR"/>
         </w:rPr>
-        <w:t xml:space="preserve"> فراهم کردن سازو کاری رو پیاده سازی کنیم که دولوپر های ما بتوند کدی که توسعه دادن رو بیلد و تست کنند.با صرف کمترین هزینه . یعینی اگر دوپلور نقظه کم و زیاد کرد اتوماتیکالی پروژه بیلد و تست بشه </w:t>
+        <w:t xml:space="preserve"> فراهم کردن سازو کاری رو پیاده سازی کنیم که دولوپر های ما بتوند کدی که توسعه دادن رو بیلد و تست </w:t>
+      </w:r>
+      <w:proofErr w:type="gramStart"/>
+      <w:r>
+        <w:rPr>
+          <w:rFonts w:hint="cs"/>
+          <w:rtl/>
+          <w:lang w:bidi="fa-IR"/>
+        </w:rPr>
+        <w:t>کنند.با</w:t>
+      </w:r>
+      <w:proofErr w:type="gramEnd"/>
+      <w:r>
+        <w:rPr>
+          <w:rFonts w:hint="cs"/>
+          <w:rtl/>
+          <w:lang w:bidi="fa-IR"/>
+        </w:rPr>
+        <w:t xml:space="preserve"> صرف کمترین </w:t>
+      </w:r>
+      <w:proofErr w:type="gramStart"/>
+      <w:r>
+        <w:rPr>
+          <w:rFonts w:hint="cs"/>
+          <w:rtl/>
+          <w:lang w:bidi="fa-IR"/>
+        </w:rPr>
+        <w:t>هزینه .</w:t>
+      </w:r>
+      <w:proofErr w:type="gramEnd"/>
+      <w:r>
+        <w:rPr>
+          <w:rFonts w:hint="cs"/>
+          <w:rtl/>
+          <w:lang w:bidi="fa-IR"/>
+        </w:rPr>
+        <w:t xml:space="preserve"> یعینی اگر دوپلور نقظه کم و زیاد کرد اتوماتیکالی پروژه بیلد و تست بشه </w:t>
       </w:r>
     </w:p>
     <w:p>
@@ -1194,15 +4443,33 @@
           <w:rtl/>
           <w:lang w:bidi="fa-IR"/>
         </w:rPr>
-        <w:t xml:space="preserve"> زمان بندی </w:t>
-      </w:r>
-      <w:r>
-        <w:rPr>
-          <w:rFonts w:hint="cs"/>
-          <w:rtl/>
-          <w:lang w:bidi="fa-IR"/>
-        </w:rPr>
-        <w:t xml:space="preserve"> و دیپلوی شدن به زیرساخت </w:t>
+        <w:t xml:space="preserve"> زمان </w:t>
+      </w:r>
+      <w:proofErr w:type="gramStart"/>
+      <w:r>
+        <w:rPr>
+          <w:rFonts w:hint="cs"/>
+          <w:rtl/>
+          <w:lang w:bidi="fa-IR"/>
+        </w:rPr>
+        <w:t xml:space="preserve">بندی </w:t>
+      </w:r>
+      <w:r>
+        <w:rPr>
+          <w:rFonts w:hint="cs"/>
+          <w:rtl/>
+          <w:lang w:bidi="fa-IR"/>
+        </w:rPr>
+        <w:t xml:space="preserve"> و</w:t>
+      </w:r>
+      <w:proofErr w:type="gramEnd"/>
+      <w:r>
+        <w:rPr>
+          <w:rFonts w:hint="cs"/>
+          <w:rtl/>
+          <w:lang w:bidi="fa-IR"/>
+        </w:rPr>
+        <w:t xml:space="preserve"> دیپلوی شدن به زیرساخت </w:t>
       </w:r>
       <w:r>
         <w:rPr>
@@ -1723,19 +4990,11 @@
           <w:lang w:bidi="fa-IR"/>
         </w:rPr>
       </w:pPr>
-      <w:proofErr w:type="spellStart"/>
-      <w:r>
-        <w:rPr>
-          <w:lang w:bidi="fa-IR"/>
-        </w:rPr>
-        <w:t>Sudo</w:t>
-      </w:r>
-      <w:proofErr w:type="spellEnd"/>
-      <w:r>
-        <w:rPr>
-          <w:lang w:bidi="fa-IR"/>
-        </w:rPr>
-        <w:t xml:space="preserve"> docker inf</w:t>
+      <w:r>
+        <w:rPr>
+          <w:lang w:bidi="fa-IR"/>
+        </w:rPr>
+        <w:t>Sudo docker inf</w:t>
       </w:r>
       <w:r>
         <w:rPr>
@@ -4459,42 +7718,223 @@
         </w:rPr>
         <w:t xml:space="preserve">Core functionality docker </w:t>
       </w:r>
+      <w:proofErr w:type="gramStart"/>
+      <w:r>
+        <w:rPr>
+          <w:lang w:bidi="fa-IR"/>
+        </w:rPr>
+        <w:t>ee  ,</w:t>
+      </w:r>
+      <w:proofErr w:type="gramEnd"/>
+      <w:r>
+        <w:rPr>
+          <w:lang w:bidi="fa-IR"/>
+        </w:rPr>
+        <w:t xml:space="preserve"> docker cd</w:t>
+      </w:r>
+      <w:r>
+        <w:rPr>
+          <w:rFonts w:hint="cs"/>
+          <w:rtl/>
+          <w:lang w:bidi="fa-IR"/>
+        </w:rPr>
+        <w:t xml:space="preserve"> یکسان هست و خود داکر داره توصیه میکنه که از نسخه </w:t>
+      </w:r>
+      <w:r>
+        <w:rPr>
+          <w:lang w:bidi="fa-IR"/>
+        </w:rPr>
+        <w:t>ee</w:t>
+      </w:r>
+      <w:r>
+        <w:rPr>
+          <w:rFonts w:hint="cs"/>
+          <w:rtl/>
+          <w:lang w:bidi="fa-IR"/>
+        </w:rPr>
+        <w:t xml:space="preserve"> استفاده کنید اما این یک سخن بازای هست و بین دو تا نسخه تفاوتی وجود نداره.</w:t>
+      </w:r>
+    </w:p>
+    <w:p>
+      <w:pPr>
+        <w:bidi/>
+        <w:rPr>
+          <w:rtl/>
+          <w:lang w:bidi="fa-IR"/>
+        </w:rPr>
+      </w:pPr>
+      <w:r>
+        <w:rPr>
+          <w:rFonts w:hint="cs"/>
+          <w:rtl/>
+          <w:lang w:bidi="fa-IR"/>
+        </w:rPr>
+        <w:t xml:space="preserve">همه سازمان ها دارند از نسخه </w:t>
+      </w:r>
+      <w:r>
+        <w:rPr>
+          <w:lang w:bidi="fa-IR"/>
+        </w:rPr>
+        <w:t xml:space="preserve">community edition </w:t>
+      </w:r>
+      <w:r>
+        <w:rPr>
+          <w:rFonts w:hint="cs"/>
+          <w:rtl/>
+          <w:lang w:bidi="fa-IR"/>
+        </w:rPr>
+        <w:t xml:space="preserve"> استفاده میکنند </w:t>
+      </w:r>
+      <w:r>
+        <w:rPr>
+          <w:rFonts w:hint="cs"/>
+          <w:rtl/>
+          <w:lang w:bidi="fa-IR"/>
+        </w:rPr>
+        <w:t xml:space="preserve">برای ما از نسخه </w:t>
+      </w:r>
       <w:proofErr w:type="spellStart"/>
-      <w:proofErr w:type="gramStart"/>
-      <w:r>
-        <w:rPr>
-          <w:lang w:bidi="fa-IR"/>
-        </w:rPr>
-        <w:t>ee</w:t>
+      <w:r>
+        <w:rPr>
+          <w:lang w:bidi="fa-IR"/>
+        </w:rPr>
+        <w:t>commutiny</w:t>
       </w:r>
       <w:proofErr w:type="spellEnd"/>
       <w:r>
         <w:rPr>
           <w:lang w:bidi="fa-IR"/>
         </w:rPr>
-        <w:t xml:space="preserve">  ,</w:t>
-      </w:r>
-      <w:proofErr w:type="gramEnd"/>
-      <w:r>
-        <w:rPr>
-          <w:lang w:bidi="fa-IR"/>
-        </w:rPr>
-        <w:t xml:space="preserve"> docker cd</w:t>
-      </w:r>
-      <w:r>
-        <w:rPr>
-          <w:rFonts w:hint="cs"/>
-          <w:rtl/>
-          <w:lang w:bidi="fa-IR"/>
-        </w:rPr>
-        <w:t xml:space="preserve"> یکسان هست و خود داکر داره توصیه میکنه که از نسخه </w:t>
+        <w:t xml:space="preserve"> edition stable</w:t>
+      </w:r>
+      <w:r>
+        <w:rPr>
+          <w:rFonts w:hint="cs"/>
+          <w:rtl/>
+          <w:lang w:bidi="fa-IR"/>
+        </w:rPr>
+        <w:t xml:space="preserve"> دانلود و نصب کنیم و استفاده کنیم </w:t>
+      </w:r>
+    </w:p>
+    <w:p>
+      <w:pPr>
+        <w:bidi/>
+        <w:rPr>
+          <w:rtl/>
+          <w:lang w:bidi="fa-IR"/>
+        </w:rPr>
+      </w:pPr>
+      <w:r>
+        <w:rPr>
+          <w:rFonts w:hint="cs"/>
+          <w:rtl/>
+          <w:lang w:bidi="fa-IR"/>
+        </w:rPr>
+        <w:t xml:space="preserve">چه چیزی ما رو </w:t>
+      </w:r>
+      <w:r>
+        <w:rPr>
+          <w:rFonts w:hint="cs"/>
+          <w:rtl/>
+          <w:lang w:bidi="fa-IR"/>
+        </w:rPr>
+        <w:t>طرغیب</w:t>
+      </w:r>
+      <w:r>
+        <w:rPr>
+          <w:rFonts w:hint="cs"/>
+          <w:rtl/>
+          <w:lang w:bidi="fa-IR"/>
+        </w:rPr>
+        <w:t xml:space="preserve"> میکنه که بریم پول بدیم و نسخه </w:t>
+      </w:r>
+      <w:r>
+        <w:rPr>
+          <w:lang w:bidi="fa-IR"/>
+        </w:rPr>
+        <w:t xml:space="preserve">enterprise edition </w:t>
+      </w:r>
+      <w:r>
+        <w:rPr>
+          <w:rFonts w:hint="cs"/>
+          <w:rtl/>
+          <w:lang w:bidi="fa-IR"/>
+        </w:rPr>
+        <w:t xml:space="preserve"> بدیم و بخیریم ؟ ساپورت شرکت داکر که داخل ایران جواب نیست.</w:t>
+      </w:r>
+      <w:r>
+        <w:rPr>
+          <w:rFonts w:hint="cs"/>
+          <w:rtl/>
+          <w:lang w:bidi="fa-IR"/>
+        </w:rPr>
+        <w:t xml:space="preserve"> پس همون </w:t>
+      </w:r>
+      <w:r>
+        <w:rPr>
+          <w:lang w:bidi="fa-IR"/>
+        </w:rPr>
+        <w:t xml:space="preserve">docker community edition </w:t>
+      </w:r>
+      <w:r>
+        <w:rPr>
+          <w:rFonts w:hint="cs"/>
+          <w:rtl/>
+          <w:lang w:bidi="fa-IR"/>
+        </w:rPr>
+        <w:t xml:space="preserve"> استفاده میکنیم.</w:t>
+      </w:r>
+    </w:p>
+    <w:p>
+      <w:pPr>
+        <w:bidi/>
+        <w:rPr>
+          <w:rtl/>
+          <w:lang w:bidi="fa-IR"/>
+        </w:rPr>
+      </w:pPr>
+      <w:r>
+        <w:rPr>
+          <w:rFonts w:hint="cs"/>
+          <w:rtl/>
+          <w:lang w:bidi="fa-IR"/>
+        </w:rPr>
+        <w:t xml:space="preserve">خود داکر گفته که روی </w:t>
+      </w:r>
+      <w:r>
+        <w:rPr>
+          <w:rFonts w:hint="cs"/>
+          <w:rtl/>
+          <w:lang w:bidi="fa-IR"/>
+        </w:rPr>
+        <w:t xml:space="preserve">نسخه </w:t>
+      </w:r>
+      <w:r>
+        <w:rPr>
+          <w:lang w:bidi="fa-IR"/>
+        </w:rPr>
+        <w:t xml:space="preserve">enterprise edition </w:t>
+      </w:r>
+      <w:r>
+        <w:rPr>
+          <w:rFonts w:hint="cs"/>
+          <w:rtl/>
+          <w:lang w:bidi="fa-IR"/>
+        </w:rPr>
+        <w:t xml:space="preserve"> رو روی توزیع های به خصوصی مثل </w:t>
+      </w:r>
+      <w:r>
+        <w:rPr>
+          <w:lang w:bidi="fa-IR"/>
+        </w:rPr>
+        <w:t xml:space="preserve">red hat </w:t>
       </w:r>
       <w:proofErr w:type="spellStart"/>
       <w:r>
         <w:rPr>
           <w:lang w:bidi="fa-IR"/>
         </w:rPr>
-        <w:t>ee</w:t>
+        <w:t>entripise</w:t>
       </w:r>
       <w:proofErr w:type="spellEnd"/>
       <w:r>
@@ -4503,155 +7943,101 @@
           <w:rtl/>
           <w:lang w:bidi="fa-IR"/>
         </w:rPr>
-        <w:t xml:space="preserve"> استفاده کنید اما این یک سخن بازای هست و بین دو تا نسخه تفاوتی وجود نداره.</w:t>
-      </w:r>
-    </w:p>
-    <w:p>
-      <w:pPr>
-        <w:bidi/>
-        <w:rPr>
-          <w:rtl/>
-          <w:lang w:bidi="fa-IR"/>
-        </w:rPr>
-      </w:pPr>
-      <w:r>
-        <w:rPr>
-          <w:rFonts w:hint="cs"/>
-          <w:rtl/>
-          <w:lang w:bidi="fa-IR"/>
-        </w:rPr>
-        <w:t xml:space="preserve">همه سازمان ها دارند از نسخه </w:t>
-      </w:r>
-      <w:r>
-        <w:rPr>
-          <w:lang w:bidi="fa-IR"/>
-        </w:rPr>
-        <w:t xml:space="preserve">community edition </w:t>
-      </w:r>
-      <w:r>
-        <w:rPr>
-          <w:rFonts w:hint="cs"/>
-          <w:rtl/>
-          <w:lang w:bidi="fa-IR"/>
-        </w:rPr>
-        <w:t xml:space="preserve"> استفاده میکنند </w:t>
-      </w:r>
-      <w:r>
-        <w:rPr>
-          <w:rFonts w:hint="cs"/>
-          <w:rtl/>
-          <w:lang w:bidi="fa-IR"/>
-        </w:rPr>
-        <w:t xml:space="preserve">برای ما از نسخه </w:t>
+        <w:t xml:space="preserve"> نصب و استفاده میکنیم.</w:t>
+      </w:r>
+    </w:p>
+    <w:p>
+      <w:pPr>
+        <w:bidi/>
+        <w:rPr>
+          <w:lang w:bidi="fa-IR"/>
+        </w:rPr>
+      </w:pPr>
+      <w:r>
+        <w:rPr>
+          <w:rFonts w:hint="cs"/>
+          <w:rtl/>
+          <w:lang w:bidi="fa-IR"/>
+        </w:rPr>
+        <w:t xml:space="preserve">ما به عنوان استفاده کننده باید بریم نسخه </w:t>
+      </w:r>
+      <w:r>
+        <w:rPr>
+          <w:lang w:bidi="fa-IR"/>
+        </w:rPr>
+        <w:t>docker commercial edition stable</w:t>
+      </w:r>
+      <w:r>
+        <w:rPr>
+          <w:rFonts w:hint="cs"/>
+          <w:rtl/>
+          <w:lang w:bidi="fa-IR"/>
+        </w:rPr>
+        <w:t xml:space="preserve"> رو نصب کنیم.</w:t>
+      </w:r>
+    </w:p>
+    <w:p>
+      <w:pPr>
+        <w:bidi/>
+        <w:rPr>
+          <w:lang w:bidi="fa-IR"/>
+        </w:rPr>
+      </w:pPr>
+      <w:r>
+        <w:rPr>
+          <w:lang w:bidi="fa-IR"/>
+        </w:rPr>
+        <w:t xml:space="preserve">Docker </w:t>
       </w:r>
       <w:proofErr w:type="spellStart"/>
       <w:r>
         <w:rPr>
           <w:lang w:bidi="fa-IR"/>
         </w:rPr>
-        <w:t>commutiny</w:t>
+        <w:t>ce</w:t>
       </w:r>
       <w:proofErr w:type="spellEnd"/>
       <w:r>
         <w:rPr>
-          <w:lang w:bidi="fa-IR"/>
-        </w:rPr>
-        <w:t xml:space="preserve"> edition stable</w:t>
-      </w:r>
-      <w:r>
-        <w:rPr>
-          <w:rFonts w:hint="cs"/>
-          <w:rtl/>
-          <w:lang w:bidi="fa-IR"/>
-        </w:rPr>
-        <w:t xml:space="preserve"> دانلود و نصب کنیم و استفاده کنیم </w:t>
-      </w:r>
-    </w:p>
-    <w:p>
-      <w:pPr>
-        <w:bidi/>
-        <w:rPr>
-          <w:rtl/>
-          <w:lang w:bidi="fa-IR"/>
-        </w:rPr>
-      </w:pPr>
-      <w:r>
-        <w:rPr>
-          <w:rFonts w:hint="cs"/>
-          <w:rtl/>
-          <w:lang w:bidi="fa-IR"/>
-        </w:rPr>
-        <w:t xml:space="preserve">چه چیزی ما رو </w:t>
-      </w:r>
-      <w:r>
-        <w:rPr>
-          <w:rFonts w:hint="cs"/>
-          <w:rtl/>
-          <w:lang w:bidi="fa-IR"/>
-        </w:rPr>
-        <w:t>طرغیب</w:t>
-      </w:r>
-      <w:r>
-        <w:rPr>
-          <w:rFonts w:hint="cs"/>
-          <w:rtl/>
-          <w:lang w:bidi="fa-IR"/>
-        </w:rPr>
-        <w:t xml:space="preserve"> میکنه که بریم پول بدیم و نسخه </w:t>
-      </w:r>
-      <w:r>
-        <w:rPr>
-          <w:lang w:bidi="fa-IR"/>
-        </w:rPr>
-        <w:t xml:space="preserve">enterprise edition </w:t>
-      </w:r>
-      <w:r>
-        <w:rPr>
-          <w:rFonts w:hint="cs"/>
-          <w:rtl/>
-          <w:lang w:bidi="fa-IR"/>
-        </w:rPr>
-        <w:t xml:space="preserve"> بدیم و بخیریم ؟ ساپورت شرکت داکر که داخل ایران جواب نیست.</w:t>
-      </w:r>
-      <w:r>
-        <w:rPr>
-          <w:rFonts w:hint="cs"/>
-          <w:rtl/>
-          <w:lang w:bidi="fa-IR"/>
-        </w:rPr>
-        <w:t xml:space="preserve"> پس همون </w:t>
-      </w:r>
-      <w:r>
-        <w:rPr>
-          <w:lang w:bidi="fa-IR"/>
-        </w:rPr>
-        <w:t xml:space="preserve">docker community edition </w:t>
-      </w:r>
-      <w:r>
-        <w:rPr>
-          <w:rFonts w:hint="cs"/>
-          <w:rtl/>
-          <w:lang w:bidi="fa-IR"/>
-        </w:rPr>
-        <w:t xml:space="preserve"> استفاده میکنیم.</w:t>
-      </w:r>
-    </w:p>
-    <w:p>
-      <w:pPr>
-        <w:bidi/>
-        <w:rPr>
-          <w:rtl/>
-          <w:lang w:bidi="fa-IR"/>
-        </w:rPr>
-      </w:pPr>
-      <w:r>
-        <w:rPr>
-          <w:rFonts w:hint="cs"/>
-          <w:rtl/>
-          <w:lang w:bidi="fa-IR"/>
-        </w:rPr>
-        <w:t xml:space="preserve">خود داکر گفته که روی </w:t>
-      </w:r>
+          <w:rFonts w:hint="cs"/>
+          <w:rtl/>
+          <w:lang w:bidi="fa-IR"/>
+        </w:rPr>
+        <w:t xml:space="preserve"> یک ویژگی به اسم </w:t>
+      </w:r>
+      <w:proofErr w:type="spellStart"/>
+      <w:r>
+        <w:rPr>
+          <w:lang w:bidi="fa-IR"/>
+        </w:rPr>
+        <w:t>dtr</w:t>
+      </w:r>
+      <w:proofErr w:type="spellEnd"/>
+      <w:r>
+        <w:rPr>
+          <w:rFonts w:hint="cs"/>
+          <w:rtl/>
+          <w:lang w:bidi="fa-IR"/>
+        </w:rPr>
+        <w:t xml:space="preserve"> به ما میده که یک ویژگی امنیتی هست. </w:t>
+      </w:r>
+      <w:r>
+        <w:rPr>
+          <w:rFonts w:hint="cs"/>
+          <w:rtl/>
+          <w:lang w:bidi="fa-IR"/>
+        </w:rPr>
+        <w:t>معماری داکر یک معماری کلاینت و سروری هست.</w:t>
+      </w:r>
+    </w:p>
+    <w:p>
+      <w:pPr>
+        <w:bidi/>
+        <w:rPr>
+          <w:rtl/>
+          <w:lang w:bidi="fa-IR"/>
+        </w:rPr>
+      </w:pPr>
       <w:r>
         <w:rPr>
           <w:rFonts w:hint="cs"/>
@@ -4664,164 +8050,26 @@
         <w:rPr>
           <w:lang w:bidi="fa-IR"/>
         </w:rPr>
-        <w:t xml:space="preserve">enterprise edition </w:t>
-      </w:r>
-      <w:r>
-        <w:rPr>
-          <w:rFonts w:hint="cs"/>
-          <w:rtl/>
-          <w:lang w:bidi="fa-IR"/>
-        </w:rPr>
-        <w:t xml:space="preserve"> رو روی توزیع های به خصوصی مثل </w:t>
-      </w:r>
-      <w:r>
-        <w:rPr>
-          <w:lang w:bidi="fa-IR"/>
-        </w:rPr>
-        <w:t xml:space="preserve">red hat </w:t>
+        <w:t>enterprise edition</w:t>
+      </w:r>
+      <w:r>
+        <w:rPr>
+          <w:rFonts w:hint="cs"/>
+          <w:rtl/>
+          <w:lang w:bidi="fa-IR"/>
+        </w:rPr>
+        <w:t xml:space="preserve"> و </w:t>
       </w:r>
       <w:proofErr w:type="spellStart"/>
       <w:r>
         <w:rPr>
           <w:lang w:bidi="fa-IR"/>
         </w:rPr>
-        <w:t>entripise</w:t>
+        <w:t>commutiy</w:t>
       </w:r>
       <w:proofErr w:type="spellEnd"/>
       <w:r>
         <w:rPr>
-          <w:rFonts w:hint="cs"/>
-          <w:rtl/>
-          <w:lang w:bidi="fa-IR"/>
-        </w:rPr>
-        <w:t xml:space="preserve"> نصب و استفاده میکنیم.</w:t>
-      </w:r>
-    </w:p>
-    <w:p>
-      <w:pPr>
-        <w:bidi/>
-        <w:rPr>
-          <w:lang w:bidi="fa-IR"/>
-        </w:rPr>
-      </w:pPr>
-      <w:r>
-        <w:rPr>
-          <w:rFonts w:hint="cs"/>
-          <w:rtl/>
-          <w:lang w:bidi="fa-IR"/>
-        </w:rPr>
-        <w:t xml:space="preserve">ما به عنوان استفاده کننده باید بریم نسخه </w:t>
-      </w:r>
-      <w:r>
-        <w:rPr>
-          <w:lang w:bidi="fa-IR"/>
-        </w:rPr>
-        <w:t>docker commercial edition stable</w:t>
-      </w:r>
-      <w:r>
-        <w:rPr>
-          <w:rFonts w:hint="cs"/>
-          <w:rtl/>
-          <w:lang w:bidi="fa-IR"/>
-        </w:rPr>
-        <w:t xml:space="preserve"> رو نصب کنیم.</w:t>
-      </w:r>
-    </w:p>
-    <w:p>
-      <w:pPr>
-        <w:bidi/>
-        <w:rPr>
-          <w:rFonts w:hint="cs"/>
-          <w:lang w:bidi="fa-IR"/>
-        </w:rPr>
-      </w:pPr>
-      <w:r>
-        <w:rPr>
-          <w:lang w:bidi="fa-IR"/>
-        </w:rPr>
-        <w:t xml:space="preserve">Docker </w:t>
-      </w:r>
-      <w:proofErr w:type="spellStart"/>
-      <w:r>
-        <w:rPr>
-          <w:lang w:bidi="fa-IR"/>
-        </w:rPr>
-        <w:t>ce</w:t>
-      </w:r>
-      <w:proofErr w:type="spellEnd"/>
-      <w:r>
-        <w:rPr>
-          <w:rFonts w:hint="cs"/>
-          <w:rtl/>
-          <w:lang w:bidi="fa-IR"/>
-        </w:rPr>
-        <w:t xml:space="preserve"> یک ویژگی به اسم </w:t>
-      </w:r>
-      <w:proofErr w:type="spellStart"/>
-      <w:r>
-        <w:rPr>
-          <w:lang w:bidi="fa-IR"/>
-        </w:rPr>
-        <w:t>dtr</w:t>
-      </w:r>
-      <w:proofErr w:type="spellEnd"/>
-      <w:r>
-        <w:rPr>
-          <w:rFonts w:hint="cs"/>
-          <w:rtl/>
-          <w:lang w:bidi="fa-IR"/>
-        </w:rPr>
-        <w:t xml:space="preserve"> به ما میده که یک ویژگی امنیتی هست. </w:t>
-      </w:r>
-      <w:r>
-        <w:rPr>
-          <w:rFonts w:hint="cs"/>
-          <w:rtl/>
-          <w:lang w:bidi="fa-IR"/>
-        </w:rPr>
-        <w:t>معماری داکر یک معماری کلاینت و سروری هست.</w:t>
-      </w:r>
-    </w:p>
-    <w:p>
-      <w:pPr>
-        <w:bidi/>
-        <w:rPr>
-          <w:rtl/>
-          <w:lang w:bidi="fa-IR"/>
-        </w:rPr>
-      </w:pPr>
-      <w:r>
-        <w:rPr>
-          <w:rFonts w:hint="cs"/>
-          <w:rtl/>
-          <w:lang w:bidi="fa-IR"/>
-        </w:rPr>
-        <w:t xml:space="preserve">نسخه </w:t>
-      </w:r>
-      <w:r>
-        <w:rPr>
-          <w:lang w:bidi="fa-IR"/>
-        </w:rPr>
-        <w:t>enterprise edition</w:t>
-      </w:r>
-      <w:r>
-        <w:rPr>
-          <w:rFonts w:hint="cs"/>
-          <w:rtl/>
-          <w:lang w:bidi="fa-IR"/>
-        </w:rPr>
-        <w:t xml:space="preserve"> و </w:t>
-      </w:r>
-      <w:proofErr w:type="spellStart"/>
-      <w:r>
-        <w:rPr>
-          <w:lang w:bidi="fa-IR"/>
-        </w:rPr>
-        <w:t>commutiy</w:t>
-      </w:r>
-      <w:proofErr w:type="spellEnd"/>
-      <w:r>
-        <w:rPr>
           <w:lang w:bidi="fa-IR"/>
         </w:rPr>
         <w:t xml:space="preserve"> </w:t>
@@ -4837,7 +8085,6 @@
       <w:pPr>
         <w:bidi/>
         <w:rPr>
-          <w:rFonts w:hint="cs"/>
           <w:rtl/>
           <w:lang w:bidi="fa-IR"/>
         </w:rPr>
@@ -5590,6 +8837,7 @@
         </w:rPr>
         <w:t xml:space="preserve"> این </w:t>
       </w:r>
+      <w:proofErr w:type="gramStart"/>
       <w:r>
         <w:t>process</w:t>
       </w:r>
@@ -5606,7 +8854,15 @@
           <w:rFonts w:hint="cs"/>
           <w:rtl/>
         </w:rPr>
-        <w:t xml:space="preserve"> کجا ها رو </w:t>
+        <w:t xml:space="preserve"> کجا</w:t>
+      </w:r>
+      <w:proofErr w:type="gramEnd"/>
+      <w:r>
+        <w:rPr>
+          <w:rFonts w:hint="cs"/>
+          <w:rtl/>
+        </w:rPr>
+        <w:t xml:space="preserve"> ها رو </w:t>
       </w:r>
       <w:r>
         <w:rPr>
@@ -5620,7 +8876,23 @@
           <w:rFonts w:hint="cs"/>
           <w:rtl/>
         </w:rPr>
-        <w:t xml:space="preserve"> و کجا ها رو نبینه . </w:t>
+        <w:t xml:space="preserve"> و کجا ها رو </w:t>
+      </w:r>
+      <w:proofErr w:type="gramStart"/>
+      <w:r>
+        <w:rPr>
+          <w:rFonts w:hint="cs"/>
+          <w:rtl/>
+        </w:rPr>
+        <w:t>نبینه .</w:t>
+      </w:r>
+      <w:proofErr w:type="gramEnd"/>
+      <w:r>
+        <w:rPr>
+          <w:rFonts w:hint="cs"/>
+          <w:rtl/>
+        </w:rPr>
+        <w:t xml:space="preserve"> </w:t>
       </w:r>
     </w:p>
     <w:p>
@@ -5973,7 +9245,6 @@
       <w:pPr>
         <w:bidi/>
         <w:rPr>
-          <w:rFonts w:hint="cs"/>
           <w:rtl/>
           <w:lang w:bidi="fa-IR"/>
         </w:rPr>
@@ -6049,7 +9320,6 @@
       <w:pPr>
         <w:bidi/>
         <w:rPr>
-          <w:rFonts w:hint="cs"/>
           <w:rtl/>
           <w:lang w:bidi="fa-IR"/>
         </w:rPr>
@@ -6066,7 +9336,7 @@
 </file>
 
 <file path=word/endnotes.xml><?xml version="1.0" encoding="utf-8"?>
-<w:endnotes xmlns:wpc="http://schemas.microsoft.com/office/word/2010/wordprocessingCanvas" xmlns:cx="http://schemas.microsoft.com/office/drawing/2014/chartex" xmlns:cx1="http://schemas.microsoft.com/office/drawing/2015/9/8/chartex" xmlns:cx2="http://schemas.microsoft.com/office/drawing/2015/10/21/chartex" xmlns:cx3="http://schemas.microsoft.com/office/drawing/2016/5/9/chartex" xmlns:cx4="http://schemas.microsoft.com/office/drawing/2016/5/10/chartex" xmlns:cx5="http://schemas.microsoft.com/office/drawing/2016/5/11/chartex" xmlns:cx6="http://schemas.microsoft.com/office/drawing/2016/5/12/chartex" xmlns:cx7="http://schemas.microsoft.com/office/drawing/2016/5/13/chartex" xmlns:cx8="http://schemas.microsoft.com/office/drawing/2016/5/14/chartex" xmlns:mc="http://schemas.openxmlformats.org/markup-compatibility/2006" xmlns:aink="http://schemas.microsoft.com/office/drawing/2016/ink" xmlns:am3d="http://schemas.microsoft.com/office/drawing/2017/model3d" xmlns:o="urn:schemas-microsoft-com:office:office" xmlns:r="http://schemas.openxmlformats.org/officeDocument/2006/relationships" xmlns:m="http://schemas.openxmlformats.org/officeDocument/2006/math" xmlns:v="urn:schemas-microsoft-com:vml" xmlns:wp14="http://schemas.microsoft.com/office/word/2010/wordprocessingDrawing" xmlns:wp="http://schemas.openxmlformats.org/drawingml/2006/wordprocessingDrawing" xmlns:w10="urn:schemas-microsoft-com:office:word" xmlns:w="http://schemas.openxmlformats.org/wordprocessingml/2006/main" xmlns:w14="http://schemas.microsoft.com/office/word/2010/wordml" xmlns:w15="http://schemas.microsoft.com/office/word/2012/wordml" xmlns:w16cex="http://schemas.microsoft.com/office/word/2018/wordml/cex" xmlns:w16cid="http://schemas.microsoft.com/office/word/2016/wordml/cid" xmlns:w16="http://schemas.microsoft.com/office/word/2018/wordml" xmlns:w16sdtdh="http://schemas.microsoft.com/office/word/2020/wordml/sdtdatahash" xmlns:w16se="http://schemas.microsoft.com/office/word/2015/wordml/symex" xmlns:wpg="http://schemas.microsoft.com/office/word/2010/wordprocessingGroup" xmlns:wpi="http://schemas.microsoft.com/office/word/2010/wordprocessingInk" xmlns:wne="http://schemas.microsoft.com/office/word/2006/wordml" xmlns:wps="http://schemas.microsoft.com/office/word/2010/wordprocessingShape" mc:Ignorable="w14 w15 w16se w16cid w16 w16cex w16sdtdh wp14">
+<w:endnotes xmlns:wpc="http://schemas.microsoft.com/office/word/2010/wordprocessingCanvas" xmlns:cx="http://schemas.microsoft.com/office/drawing/2014/chartex" xmlns:cx1="http://schemas.microsoft.com/office/drawing/2015/9/8/chartex" xmlns:cx2="http://schemas.microsoft.com/office/drawing/2015/10/21/chartex" xmlns:cx3="http://schemas.microsoft.com/office/drawing/2016/5/9/chartex" xmlns:cx4="http://schemas.microsoft.com/office/drawing/2016/5/10/chartex" xmlns:cx5="http://schemas.microsoft.com/office/drawing/2016/5/11/chartex" xmlns:cx6="http://schemas.microsoft.com/office/drawing/2016/5/12/chartex" xmlns:cx7="http://schemas.microsoft.com/office/drawing/2016/5/13/chartex" xmlns:cx8="http://schemas.microsoft.com/office/drawing/2016/5/14/chartex" xmlns:mc="http://schemas.openxmlformats.org/markup-compatibility/2006" xmlns:aink="http://schemas.microsoft.com/office/drawing/2016/ink" xmlns:am3d="http://schemas.microsoft.com/office/drawing/2017/model3d" xmlns:o="urn:schemas-microsoft-com:office:office" xmlns:oel="http://schemas.microsoft.com/office/2019/extlst" xmlns:r="http://schemas.openxmlformats.org/officeDocument/2006/relationships" xmlns:m="http://schemas.openxmlformats.org/officeDocument/2006/math" xmlns:v="urn:schemas-microsoft-com:vml" xmlns:wp14="http://schemas.microsoft.com/office/word/2010/wordprocessingDrawing" xmlns:wp="http://schemas.openxmlformats.org/drawingml/2006/wordprocessingDrawing" xmlns:w10="urn:schemas-microsoft-com:office:word" xmlns:w="http://schemas.openxmlformats.org/wordprocessingml/2006/main" xmlns:w14="http://schemas.microsoft.com/office/word/2010/wordml" xmlns:w15="http://schemas.microsoft.com/office/word/2012/wordml" xmlns:w16cex="http://schemas.microsoft.com/office/word/2018/wordml/cex" xmlns:w16cid="http://schemas.microsoft.com/office/word/2016/wordml/cid" xmlns:w16="http://schemas.microsoft.com/office/word/2018/wordml" xmlns:w16du="http://schemas.microsoft.com/office/word/2023/wordml/word16du" xmlns:w16sdtdh="http://schemas.microsoft.com/office/word/2020/wordml/sdtdatahash" xmlns:w16sdtfl="http://schemas.microsoft.com/office/word/2024/wordml/sdtformatlock" xmlns:w16se="http://schemas.microsoft.com/office/word/2015/wordml/symex" xmlns:wpg="http://schemas.microsoft.com/office/word/2010/wordprocessingGroup" xmlns:wpi="http://schemas.microsoft.com/office/word/2010/wordprocessingInk" xmlns:wne="http://schemas.microsoft.com/office/word/2006/wordml" xmlns:wps="http://schemas.microsoft.com/office/word/2010/wordprocessingShape" mc:Ignorable="w14 w15 w16se w16cid w16 w16cex w16sdtdh w16sdtfl w16du wp14">
   <w:endnote w:type="separator" w:id="-1">
     <w:p>
       <w:pPr>
@@ -6091,7 +9361,7 @@
 </file>
 
 <file path=word/footnotes.xml><?xml version="1.0" encoding="utf-8"?>
-<w:footnotes xmlns:wpc="http://schemas.microsoft.com/office/word/2010/wordprocessingCanvas" xmlns:cx="http://schemas.microsoft.com/office/drawing/2014/chartex" xmlns:cx1="http://schemas.microsoft.com/office/drawing/2015/9/8/chartex" xmlns:cx2="http://schemas.microsoft.com/office/drawing/2015/10/21/chartex" xmlns:cx3="http://schemas.microsoft.com/office/drawing/2016/5/9/chartex" xmlns:cx4="http://schemas.microsoft.com/office/drawing/2016/5/10/chartex" xmlns:cx5="http://schemas.microsoft.com/office/drawing/2016/5/11/chartex" xmlns:cx6="http://schemas.microsoft.com/office/drawing/2016/5/12/chartex" xmlns:cx7="http://schemas.microsoft.com/office/drawing/2016/5/13/chartex" xmlns:cx8="http://schemas.microsoft.com/office/drawing/2016/5/14/chartex" xmlns:mc="http://schemas.openxmlformats.org/markup-compatibility/2006" xmlns:aink="http://schemas.microsoft.com/office/drawing/2016/ink" xmlns:am3d="http://schemas.microsoft.com/office/drawing/2017/model3d" xmlns:o="urn:schemas-microsoft-com:office:office" xmlns:r="http://schemas.openxmlformats.org/officeDocument/2006/relationships" xmlns:m="http://schemas.openxmlformats.org/officeDocument/2006/math" xmlns:v="urn:schemas-microsoft-com:vml" xmlns:wp14="http://schemas.microsoft.com/office/word/2010/wordprocessingDrawing" xmlns:wp="http://schemas.openxmlformats.org/drawingml/2006/wordprocessingDrawing" xmlns:w10="urn:schemas-microsoft-com:office:word" xmlns:w="http://schemas.openxmlformats.org/wordprocessingml/2006/main" xmlns:w14="http://schemas.microsoft.com/office/word/2010/wordml" xmlns:w15="http://schemas.microsoft.com/office/word/2012/wordml" xmlns:w16cex="http://schemas.microsoft.com/office/word/2018/wordml/cex" xmlns:w16cid="http://schemas.microsoft.com/office/word/2016/wordml/cid" xmlns:w16="http://schemas.microsoft.com/office/word/2018/wordml" xmlns:w16sdtdh="http://schemas.microsoft.com/office/word/2020/wordml/sdtdatahash" xmlns:w16se="http://schemas.microsoft.com/office/word/2015/wordml/symex" xmlns:wpg="http://schemas.microsoft.com/office/word/2010/wordprocessingGroup" xmlns:wpi="http://schemas.microsoft.com/office/word/2010/wordprocessingInk" xmlns:wne="http://schemas.microsoft.com/office/word/2006/wordml" xmlns:wps="http://schemas.microsoft.com/office/word/2010/wordprocessingShape" mc:Ignorable="w14 w15 w16se w16cid w16 w16cex w16sdtdh wp14">
+<w:footnotes xmlns:wpc="http://schemas.microsoft.com/office/word/2010/wordprocessingCanvas" xmlns:cx="http://schemas.microsoft.com/office/drawing/2014/chartex" xmlns:cx1="http://schemas.microsoft.com/office/drawing/2015/9/8/chartex" xmlns:cx2="http://schemas.microsoft.com/office/drawing/2015/10/21/chartex" xmlns:cx3="http://schemas.microsoft.com/office/drawing/2016/5/9/chartex" xmlns:cx4="http://schemas.microsoft.com/office/drawing/2016/5/10/chartex" xmlns:cx5="http://schemas.microsoft.com/office/drawing/2016/5/11/chartex" xmlns:cx6="http://schemas.microsoft.com/office/drawing/2016/5/12/chartex" xmlns:cx7="http://schemas.microsoft.com/office/drawing/2016/5/13/chartex" xmlns:cx8="http://schemas.microsoft.com/office/drawing/2016/5/14/chartex" xmlns:mc="http://schemas.openxmlformats.org/markup-compatibility/2006" xmlns:aink="http://schemas.microsoft.com/office/drawing/2016/ink" xmlns:am3d="http://schemas.microsoft.com/office/drawing/2017/model3d" xmlns:o="urn:schemas-microsoft-com:office:office" xmlns:oel="http://schemas.microsoft.com/office/2019/extlst" xmlns:r="http://schemas.openxmlformats.org/officeDocument/2006/relationships" xmlns:m="http://schemas.openxmlformats.org/officeDocument/2006/math" xmlns:v="urn:schemas-microsoft-com:vml" xmlns:wp14="http://schemas.microsoft.com/office/word/2010/wordprocessingDrawing" xmlns:wp="http://schemas.openxmlformats.org/drawingml/2006/wordprocessingDrawing" xmlns:w10="urn:schemas-microsoft-com:office:word" xmlns:w="http://schemas.openxmlformats.org/wordprocessingml/2006/main" xmlns:w14="http://schemas.microsoft.com/office/word/2010/wordml" xmlns:w15="http://schemas.microsoft.com/office/word/2012/wordml" xmlns:w16cex="http://schemas.microsoft.com/office/word/2018/wordml/cex" xmlns:w16cid="http://schemas.microsoft.com/office/word/2016/wordml/cid" xmlns:w16="http://schemas.microsoft.com/office/word/2018/wordml" xmlns:w16du="http://schemas.microsoft.com/office/word/2023/wordml/word16du" xmlns:w16sdtdh="http://schemas.microsoft.com/office/word/2020/wordml/sdtdatahash" xmlns:w16sdtfl="http://schemas.microsoft.com/office/word/2024/wordml/sdtformatlock" xmlns:w16se="http://schemas.microsoft.com/office/word/2015/wordml/symex" xmlns:wpg="http://schemas.microsoft.com/office/word/2010/wordprocessingGroup" xmlns:wpi="http://schemas.microsoft.com/office/word/2010/wordprocessingInk" xmlns:wne="http://schemas.microsoft.com/office/word/2006/wordml" xmlns:wps="http://schemas.microsoft.com/office/word/2010/wordprocessingShape" mc:Ignorable="w14 w15 w16se w16cid w16 w16cex w16sdtdh w16sdtfl w16du wp14">
   <w:footnote w:type="separator" w:id="-1">
     <w:p>
       <w:pPr>
@@ -6116,7 +9386,7 @@
 </file>
 
 <file path=word/numbering.xml><?xml version="1.0" encoding="utf-8"?>
-<w:numbering xmlns:wpc="http://schemas.microsoft.com/office/word/2010/wordprocessingCanvas" xmlns:cx="http://schemas.microsoft.com/office/drawing/2014/chartex" xmlns:cx1="http://schemas.microsoft.com/office/drawing/2015/9/8/chartex" xmlns:cx2="http://schemas.microsoft.com/office/drawing/2015/10/21/chartex" xmlns:cx3="http://schemas.microsoft.com/office/drawing/2016/5/9/chartex" xmlns:cx4="http://schemas.microsoft.com/office/drawing/2016/5/10/chartex" xmlns:cx5="http://schemas.microsoft.com/office/drawing/2016/5/11/chartex" xmlns:cx6="http://schemas.microsoft.com/office/drawing/2016/5/12/chartex" xmlns:cx7="http://schemas.microsoft.com/office/drawing/2016/5/13/chartex" xmlns:cx8="http://schemas.microsoft.com/office/drawing/2016/5/14/chartex" xmlns:mc="http://schemas.openxmlformats.org/markup-compatibility/2006" xmlns:aink="http://schemas.microsoft.com/office/drawing/2016/ink" xmlns:am3d="http://schemas.microsoft.com/office/drawing/2017/model3d" xmlns:o="urn:schemas-microsoft-com:office:office" xmlns:r="http://schemas.openxmlformats.org/officeDocument/2006/relationships" xmlns:m="http://schemas.openxmlformats.org/officeDocument/2006/math" xmlns:v="urn:schemas-microsoft-com:vml" xmlns:wp14="http://schemas.microsoft.com/office/word/2010/wordprocessingDrawing" xmlns:wp="http://schemas.openxmlformats.org/drawingml/2006/wordprocessingDrawing" xmlns:w10="urn:schemas-microsoft-com:office:word" xmlns:w="http://schemas.openxmlformats.org/wordprocessingml/2006/main" xmlns:w14="http://schemas.microsoft.com/office/word/2010/wordml" xmlns:w15="http://schemas.microsoft.com/office/word/2012/wordml" xmlns:w16cex="http://schemas.microsoft.com/office/word/2018/wordml/cex" xmlns:w16cid="http://schemas.microsoft.com/office/word/2016/wordml/cid" xmlns:w16="http://schemas.microsoft.com/office/word/2018/wordml" xmlns:w16sdtdh="http://schemas.microsoft.com/office/word/2020/wordml/sdtdatahash" xmlns:w16se="http://schemas.microsoft.com/office/word/2015/wordml/symex" xmlns:wpg="http://schemas.microsoft.com/office/word/2010/wordprocessingGroup" xmlns:wpi="http://schemas.microsoft.com/office/word/2010/wordprocessingInk" xmlns:wne="http://schemas.microsoft.com/office/word/2006/wordml" xmlns:wps="http://schemas.microsoft.com/office/word/2010/wordprocessingShape" mc:Ignorable="w14 w15 w16se w16cid w16 w16cex w16sdtdh wp14">
+<w:numbering xmlns:wpc="http://schemas.microsoft.com/office/word/2010/wordprocessingCanvas" xmlns:cx="http://schemas.microsoft.com/office/drawing/2014/chartex" xmlns:cx1="http://schemas.microsoft.com/office/drawing/2015/9/8/chartex" xmlns:cx2="http://schemas.microsoft.com/office/drawing/2015/10/21/chartex" xmlns:cx3="http://schemas.microsoft.com/office/drawing/2016/5/9/chartex" xmlns:cx4="http://schemas.microsoft.com/office/drawing/2016/5/10/chartex" xmlns:cx5="http://schemas.microsoft.com/office/drawing/2016/5/11/chartex" xmlns:cx6="http://schemas.microsoft.com/office/drawing/2016/5/12/chartex" xmlns:cx7="http://schemas.microsoft.com/office/drawing/2016/5/13/chartex" xmlns:cx8="http://schemas.microsoft.com/office/drawing/2016/5/14/chartex" xmlns:mc="http://schemas.openxmlformats.org/markup-compatibility/2006" xmlns:aink="http://schemas.microsoft.com/office/drawing/2016/ink" xmlns:am3d="http://schemas.microsoft.com/office/drawing/2017/model3d" xmlns:o="urn:schemas-microsoft-com:office:office" xmlns:oel="http://schemas.microsoft.com/office/2019/extlst" xmlns:r="http://schemas.openxmlformats.org/officeDocument/2006/relationships" xmlns:m="http://schemas.openxmlformats.org/officeDocument/2006/math" xmlns:v="urn:schemas-microsoft-com:vml" xmlns:wp14="http://schemas.microsoft.com/office/word/2010/wordprocessingDrawing" xmlns:wp="http://schemas.openxmlformats.org/drawingml/2006/wordprocessingDrawing" xmlns:w10="urn:schemas-microsoft-com:office:word" xmlns:w="http://schemas.openxmlformats.org/wordprocessingml/2006/main" xmlns:w14="http://schemas.microsoft.com/office/word/2010/wordml" xmlns:w15="http://schemas.microsoft.com/office/word/2012/wordml" xmlns:w16cex="http://schemas.microsoft.com/office/word/2018/wordml/cex" xmlns:w16cid="http://schemas.microsoft.com/office/word/2016/wordml/cid" xmlns:w16="http://schemas.microsoft.com/office/word/2018/wordml" xmlns:w16du="http://schemas.microsoft.com/office/word/2023/wordml/word16du" xmlns:w16sdtdh="http://schemas.microsoft.com/office/word/2020/wordml/sdtdatahash" xmlns:w16sdtfl="http://schemas.microsoft.com/office/word/2024/wordml/sdtformatlock" xmlns:w16se="http://schemas.microsoft.com/office/word/2015/wordml/symex" xmlns:wpg="http://schemas.microsoft.com/office/word/2010/wordprocessingGroup" xmlns:wpi="http://schemas.microsoft.com/office/word/2010/wordprocessingInk" xmlns:wne="http://schemas.microsoft.com/office/word/2006/wordml" xmlns:wps="http://schemas.microsoft.com/office/word/2010/wordprocessingShape" mc:Ignorable="w14 w15 w16se w16cid w16 w16cex w16sdtdh w16sdtfl w16du wp14">
   <w:abstractNum w:abstractNumId="0" w15:restartNumberingAfterBreak="0">
     <w:nsid w:val="0CF71F75"/>
     <w:multiLevelType w:val="multilevel"/>
@@ -6565,6 +9835,155 @@
     </w:lvl>
   </w:abstractNum>
   <w:abstractNum w:abstractNumId="3" w15:restartNumberingAfterBreak="0">
+    <w:nsid w:val="0E225778"/>
+    <w:multiLevelType w:val="multilevel"/>
+    <w:tmpl w:val="A3E2B2D0"/>
+    <w:lvl w:ilvl="0">
+      <w:start w:val="1"/>
+      <w:numFmt w:val="bullet"/>
+      <w:lvlText w:val=""/>
+      <w:lvlJc w:val="left"/>
+      <w:pPr>
+        <w:tabs>
+          <w:tab w:val="num" w:pos="720"/>
+        </w:tabs>
+        <w:ind w:left="720" w:hanging="360"/>
+      </w:pPr>
+      <w:rPr>
+        <w:rFonts w:ascii="Symbol" w:hAnsi="Symbol" w:hint="default"/>
+        <w:sz w:val="20"/>
+      </w:rPr>
+    </w:lvl>
+    <w:lvl w:ilvl="1" w:tentative="1">
+      <w:start w:val="1"/>
+      <w:numFmt w:val="bullet"/>
+      <w:lvlText w:val="o"/>
+      <w:lvlJc w:val="left"/>
+      <w:pPr>
+        <w:tabs>
+          <w:tab w:val="num" w:pos="1440"/>
+        </w:tabs>
+        <w:ind w:left="1440" w:hanging="360"/>
+      </w:pPr>
+      <w:rPr>
+        <w:rFonts w:ascii="Courier New" w:hAnsi="Courier New" w:hint="default"/>
+        <w:sz w:val="20"/>
+      </w:rPr>
+    </w:lvl>
+    <w:lvl w:ilvl="2" w:tentative="1">
+      <w:start w:val="1"/>
+      <w:numFmt w:val="bullet"/>
+      <w:lvlText w:val=""/>
+      <w:lvlJc w:val="left"/>
+      <w:pPr>
+        <w:tabs>
+          <w:tab w:val="num" w:pos="2160"/>
+        </w:tabs>
+        <w:ind w:left="2160" w:hanging="360"/>
+      </w:pPr>
+      <w:rPr>
+        <w:rFonts w:ascii="Wingdings" w:hAnsi="Wingdings" w:hint="default"/>
+        <w:sz w:val="20"/>
+      </w:rPr>
+    </w:lvl>
+    <w:lvl w:ilvl="3" w:tentative="1">
+      <w:start w:val="1"/>
+      <w:numFmt w:val="bullet"/>
+      <w:lvlText w:val=""/>
+      <w:lvlJc w:val="left"/>
+      <w:pPr>
+        <w:tabs>
+          <w:tab w:val="num" w:pos="2880"/>
+        </w:tabs>
+        <w:ind w:left="2880" w:hanging="360"/>
+      </w:pPr>
+      <w:rPr>
+        <w:rFonts w:ascii="Wingdings" w:hAnsi="Wingdings" w:hint="default"/>
+        <w:sz w:val="20"/>
+      </w:rPr>
+    </w:lvl>
+    <w:lvl w:ilvl="4" w:tentative="1">
+      <w:start w:val="1"/>
+      <w:numFmt w:val="bullet"/>
+      <w:lvlText w:val=""/>
+      <w:lvlJc w:val="left"/>
+      <w:pPr>
+        <w:tabs>
+          <w:tab w:val="num" w:pos="3600"/>
+        </w:tabs>
+        <w:ind w:left="3600" w:hanging="360"/>
+      </w:pPr>
+      <w:rPr>
+        <w:rFonts w:ascii="Wingdings" w:hAnsi="Wingdings" w:hint="default"/>
+        <w:sz w:val="20"/>
+      </w:rPr>
+    </w:lvl>
+    <w:lvl w:ilvl="5" w:tentative="1">
+      <w:start w:val="1"/>
+      <w:numFmt w:val="bullet"/>
+      <w:lvlText w:val=""/>
+      <w:lvlJc w:val="left"/>
+      <w:pPr>
+        <w:tabs>
+          <w:tab w:val="num" w:pos="4320"/>
+        </w:tabs>
+        <w:ind w:left="4320" w:hanging="360"/>
+      </w:pPr>
+      <w:rPr>
+        <w:rFonts w:ascii="Wingdings" w:hAnsi="Wingdings" w:hint="default"/>
+        <w:sz w:val="20"/>
+      </w:rPr>
+    </w:lvl>
+    <w:lvl w:ilvl="6" w:tentative="1">
+      <w:start w:val="1"/>
+      <w:numFmt w:val="bullet"/>
+      <w:lvlText w:val=""/>
+      <w:lvlJc w:val="left"/>
+      <w:pPr>
+        <w:tabs>
+          <w:tab w:val="num" w:pos="5040"/>
+        </w:tabs>
+        <w:ind w:left="5040" w:hanging="360"/>
+      </w:pPr>
+      <w:rPr>
+        <w:rFonts w:ascii="Wingdings" w:hAnsi="Wingdings" w:hint="default"/>
+        <w:sz w:val="20"/>
+      </w:rPr>
+    </w:lvl>
+    <w:lvl w:ilvl="7" w:tentative="1">
+      <w:start w:val="1"/>
+      <w:numFmt w:val="bullet"/>
+      <w:lvlText w:val=""/>
+      <w:lvlJc w:val="left"/>
+      <w:pPr>
+        <w:tabs>
+          <w:tab w:val="num" w:pos="5760"/>
+        </w:tabs>
+        <w:ind w:left="5760" w:hanging="360"/>
+      </w:pPr>
+      <w:rPr>
+        <w:rFonts w:ascii="Wingdings" w:hAnsi="Wingdings" w:hint="default"/>
+        <w:sz w:val="20"/>
+      </w:rPr>
+    </w:lvl>
+    <w:lvl w:ilvl="8" w:tentative="1">
+      <w:start w:val="1"/>
+      <w:numFmt w:val="bullet"/>
+      <w:lvlText w:val=""/>
+      <w:lvlJc w:val="left"/>
+      <w:pPr>
+        <w:tabs>
+          <w:tab w:val="num" w:pos="6480"/>
+        </w:tabs>
+        <w:ind w:left="6480" w:hanging="360"/>
+      </w:pPr>
+      <w:rPr>
+        <w:rFonts w:ascii="Wingdings" w:hAnsi="Wingdings" w:hint="default"/>
+        <w:sz w:val="20"/>
+      </w:rPr>
+    </w:lvl>
+  </w:abstractNum>
+  <w:abstractNum w:abstractNumId="4" w15:restartNumberingAfterBreak="0">
     <w:nsid w:val="17D86A57"/>
     <w:multiLevelType w:val="multilevel"/>
     <w:tmpl w:val="9D404BB4"/>
@@ -6713,7 +10132,156 @@
       </w:rPr>
     </w:lvl>
   </w:abstractNum>
-  <w:abstractNum w:abstractNumId="4" w15:restartNumberingAfterBreak="0">
+  <w:abstractNum w:abstractNumId="5" w15:restartNumberingAfterBreak="0">
+    <w:nsid w:val="1BE13FF0"/>
+    <w:multiLevelType w:val="multilevel"/>
+    <w:tmpl w:val="39C0D51C"/>
+    <w:lvl w:ilvl="0">
+      <w:start w:val="1"/>
+      <w:numFmt w:val="bullet"/>
+      <w:lvlText w:val=""/>
+      <w:lvlJc w:val="left"/>
+      <w:pPr>
+        <w:tabs>
+          <w:tab w:val="num" w:pos="720"/>
+        </w:tabs>
+        <w:ind w:left="720" w:hanging="360"/>
+      </w:pPr>
+      <w:rPr>
+        <w:rFonts w:ascii="Symbol" w:hAnsi="Symbol" w:hint="default"/>
+        <w:sz w:val="20"/>
+      </w:rPr>
+    </w:lvl>
+    <w:lvl w:ilvl="1" w:tentative="1">
+      <w:start w:val="1"/>
+      <w:numFmt w:val="bullet"/>
+      <w:lvlText w:val="o"/>
+      <w:lvlJc w:val="left"/>
+      <w:pPr>
+        <w:tabs>
+          <w:tab w:val="num" w:pos="1440"/>
+        </w:tabs>
+        <w:ind w:left="1440" w:hanging="360"/>
+      </w:pPr>
+      <w:rPr>
+        <w:rFonts w:ascii="Courier New" w:hAnsi="Courier New" w:hint="default"/>
+        <w:sz w:val="20"/>
+      </w:rPr>
+    </w:lvl>
+    <w:lvl w:ilvl="2" w:tentative="1">
+      <w:start w:val="1"/>
+      <w:numFmt w:val="bullet"/>
+      <w:lvlText w:val=""/>
+      <w:lvlJc w:val="left"/>
+      <w:pPr>
+        <w:tabs>
+          <w:tab w:val="num" w:pos="2160"/>
+        </w:tabs>
+        <w:ind w:left="2160" w:hanging="360"/>
+      </w:pPr>
+      <w:rPr>
+        <w:rFonts w:ascii="Wingdings" w:hAnsi="Wingdings" w:hint="default"/>
+        <w:sz w:val="20"/>
+      </w:rPr>
+    </w:lvl>
+    <w:lvl w:ilvl="3" w:tentative="1">
+      <w:start w:val="1"/>
+      <w:numFmt w:val="bullet"/>
+      <w:lvlText w:val=""/>
+      <w:lvlJc w:val="left"/>
+      <w:pPr>
+        <w:tabs>
+          <w:tab w:val="num" w:pos="2880"/>
+        </w:tabs>
+        <w:ind w:left="2880" w:hanging="360"/>
+      </w:pPr>
+      <w:rPr>
+        <w:rFonts w:ascii="Wingdings" w:hAnsi="Wingdings" w:hint="default"/>
+        <w:sz w:val="20"/>
+      </w:rPr>
+    </w:lvl>
+    <w:lvl w:ilvl="4" w:tentative="1">
+      <w:start w:val="1"/>
+      <w:numFmt w:val="bullet"/>
+      <w:lvlText w:val=""/>
+      <w:lvlJc w:val="left"/>
+      <w:pPr>
+        <w:tabs>
+          <w:tab w:val="num" w:pos="3600"/>
+        </w:tabs>
+        <w:ind w:left="3600" w:hanging="360"/>
+      </w:pPr>
+      <w:rPr>
+        <w:rFonts w:ascii="Wingdings" w:hAnsi="Wingdings" w:hint="default"/>
+        <w:sz w:val="20"/>
+      </w:rPr>
+    </w:lvl>
+    <w:lvl w:ilvl="5" w:tentative="1">
+      <w:start w:val="1"/>
+      <w:numFmt w:val="bullet"/>
+      <w:lvlText w:val=""/>
+      <w:lvlJc w:val="left"/>
+      <w:pPr>
+        <w:tabs>
+          <w:tab w:val="num" w:pos="4320"/>
+        </w:tabs>
+        <w:ind w:left="4320" w:hanging="360"/>
+      </w:pPr>
+      <w:rPr>
+        <w:rFonts w:ascii="Wingdings" w:hAnsi="Wingdings" w:hint="default"/>
+        <w:sz w:val="20"/>
+      </w:rPr>
+    </w:lvl>
+    <w:lvl w:ilvl="6" w:tentative="1">
+      <w:start w:val="1"/>
+      <w:numFmt w:val="bullet"/>
+      <w:lvlText w:val=""/>
+      <w:lvlJc w:val="left"/>
+      <w:pPr>
+        <w:tabs>
+          <w:tab w:val="num" w:pos="5040"/>
+        </w:tabs>
+        <w:ind w:left="5040" w:hanging="360"/>
+      </w:pPr>
+      <w:rPr>
+        <w:rFonts w:ascii="Wingdings" w:hAnsi="Wingdings" w:hint="default"/>
+        <w:sz w:val="20"/>
+      </w:rPr>
+    </w:lvl>
+    <w:lvl w:ilvl="7" w:tentative="1">
+      <w:start w:val="1"/>
+      <w:numFmt w:val="bullet"/>
+      <w:lvlText w:val=""/>
+      <w:lvlJc w:val="left"/>
+      <w:pPr>
+        <w:tabs>
+          <w:tab w:val="num" w:pos="5760"/>
+        </w:tabs>
+        <w:ind w:left="5760" w:hanging="360"/>
+      </w:pPr>
+      <w:rPr>
+        <w:rFonts w:ascii="Wingdings" w:hAnsi="Wingdings" w:hint="default"/>
+        <w:sz w:val="20"/>
+      </w:rPr>
+    </w:lvl>
+    <w:lvl w:ilvl="8" w:tentative="1">
+      <w:start w:val="1"/>
+      <w:numFmt w:val="bullet"/>
+      <w:lvlText w:val=""/>
+      <w:lvlJc w:val="left"/>
+      <w:pPr>
+        <w:tabs>
+          <w:tab w:val="num" w:pos="6480"/>
+        </w:tabs>
+        <w:ind w:left="6480" w:hanging="360"/>
+      </w:pPr>
+      <w:rPr>
+        <w:rFonts w:ascii="Wingdings" w:hAnsi="Wingdings" w:hint="default"/>
+        <w:sz w:val="20"/>
+      </w:rPr>
+    </w:lvl>
+  </w:abstractNum>
+  <w:abstractNum w:abstractNumId="6" w15:restartNumberingAfterBreak="0">
     <w:nsid w:val="2B3F3A70"/>
     <w:multiLevelType w:val="multilevel"/>
     <w:tmpl w:val="520ADA58"/>
@@ -6862,7 +10430,7 @@
       </w:rPr>
     </w:lvl>
   </w:abstractNum>
-  <w:abstractNum w:abstractNumId="5" w15:restartNumberingAfterBreak="0">
+  <w:abstractNum w:abstractNumId="7" w15:restartNumberingAfterBreak="0">
     <w:nsid w:val="375502CE"/>
     <w:multiLevelType w:val="hybridMultilevel"/>
     <w:tmpl w:val="5E347A72"/>
@@ -6951,7 +10519,7 @@
       </w:pPr>
     </w:lvl>
   </w:abstractNum>
-  <w:abstractNum w:abstractNumId="6" w15:restartNumberingAfterBreak="0">
+  <w:abstractNum w:abstractNumId="8" w15:restartNumberingAfterBreak="0">
     <w:nsid w:val="3DE64ED3"/>
     <w:multiLevelType w:val="multilevel"/>
     <w:tmpl w:val="644C2A68"/>
@@ -7100,7 +10668,7 @@
       </w:rPr>
     </w:lvl>
   </w:abstractNum>
-  <w:abstractNum w:abstractNumId="7" w15:restartNumberingAfterBreak="0">
+  <w:abstractNum w:abstractNumId="9" w15:restartNumberingAfterBreak="0">
     <w:nsid w:val="3EB031A1"/>
     <w:multiLevelType w:val="multilevel"/>
     <w:tmpl w:val="4F9ED8A6"/>
@@ -7249,7 +10817,7 @@
       </w:rPr>
     </w:lvl>
   </w:abstractNum>
-  <w:abstractNum w:abstractNumId="8" w15:restartNumberingAfterBreak="0">
+  <w:abstractNum w:abstractNumId="10" w15:restartNumberingAfterBreak="0">
     <w:nsid w:val="48605848"/>
     <w:multiLevelType w:val="multilevel"/>
     <w:tmpl w:val="1B98FBF6"/>
@@ -7398,7 +10966,7 @@
       </w:rPr>
     </w:lvl>
   </w:abstractNum>
-  <w:abstractNum w:abstractNumId="9" w15:restartNumberingAfterBreak="0">
+  <w:abstractNum w:abstractNumId="11" w15:restartNumberingAfterBreak="0">
     <w:nsid w:val="52F96679"/>
     <w:multiLevelType w:val="multilevel"/>
     <w:tmpl w:val="E97CDA4E"/>
@@ -7511,7 +11079,7 @@
       </w:pPr>
     </w:lvl>
   </w:abstractNum>
-  <w:abstractNum w:abstractNumId="10" w15:restartNumberingAfterBreak="0">
+  <w:abstractNum w:abstractNumId="12" w15:restartNumberingAfterBreak="0">
     <w:nsid w:val="5463114B"/>
     <w:multiLevelType w:val="multilevel"/>
     <w:tmpl w:val="26748D0E"/>
@@ -7660,7 +11228,7 @@
       </w:rPr>
     </w:lvl>
   </w:abstractNum>
-  <w:abstractNum w:abstractNumId="11" w15:restartNumberingAfterBreak="0">
+  <w:abstractNum w:abstractNumId="13" w15:restartNumberingAfterBreak="0">
     <w:nsid w:val="5B2A341A"/>
     <w:multiLevelType w:val="multilevel"/>
     <w:tmpl w:val="FB047A46"/>
@@ -7809,7 +11377,156 @@
       </w:rPr>
     </w:lvl>
   </w:abstractNum>
-  <w:abstractNum w:abstractNumId="12" w15:restartNumberingAfterBreak="0">
+  <w:abstractNum w:abstractNumId="14" w15:restartNumberingAfterBreak="0">
+    <w:nsid w:val="653857EB"/>
+    <w:multiLevelType w:val="multilevel"/>
+    <w:tmpl w:val="2C087B52"/>
+    <w:lvl w:ilvl="0">
+      <w:start w:val="1"/>
+      <w:numFmt w:val="bullet"/>
+      <w:lvlText w:val=""/>
+      <w:lvlJc w:val="left"/>
+      <w:pPr>
+        <w:tabs>
+          <w:tab w:val="num" w:pos="720"/>
+        </w:tabs>
+        <w:ind w:left="720" w:hanging="360"/>
+      </w:pPr>
+      <w:rPr>
+        <w:rFonts w:ascii="Symbol" w:hAnsi="Symbol" w:hint="default"/>
+        <w:sz w:val="20"/>
+      </w:rPr>
+    </w:lvl>
+    <w:lvl w:ilvl="1" w:tentative="1">
+      <w:start w:val="1"/>
+      <w:numFmt w:val="bullet"/>
+      <w:lvlText w:val="o"/>
+      <w:lvlJc w:val="left"/>
+      <w:pPr>
+        <w:tabs>
+          <w:tab w:val="num" w:pos="1440"/>
+        </w:tabs>
+        <w:ind w:left="1440" w:hanging="360"/>
+      </w:pPr>
+      <w:rPr>
+        <w:rFonts w:ascii="Courier New" w:hAnsi="Courier New" w:hint="default"/>
+        <w:sz w:val="20"/>
+      </w:rPr>
+    </w:lvl>
+    <w:lvl w:ilvl="2" w:tentative="1">
+      <w:start w:val="1"/>
+      <w:numFmt w:val="bullet"/>
+      <w:lvlText w:val=""/>
+      <w:lvlJc w:val="left"/>
+      <w:pPr>
+        <w:tabs>
+          <w:tab w:val="num" w:pos="2160"/>
+        </w:tabs>
+        <w:ind w:left="2160" w:hanging="360"/>
+      </w:pPr>
+      <w:rPr>
+        <w:rFonts w:ascii="Wingdings" w:hAnsi="Wingdings" w:hint="default"/>
+        <w:sz w:val="20"/>
+      </w:rPr>
+    </w:lvl>
+    <w:lvl w:ilvl="3" w:tentative="1">
+      <w:start w:val="1"/>
+      <w:numFmt w:val="bullet"/>
+      <w:lvlText w:val=""/>
+      <w:lvlJc w:val="left"/>
+      <w:pPr>
+        <w:tabs>
+          <w:tab w:val="num" w:pos="2880"/>
+        </w:tabs>
+        <w:ind w:left="2880" w:hanging="360"/>
+      </w:pPr>
+      <w:rPr>
+        <w:rFonts w:ascii="Wingdings" w:hAnsi="Wingdings" w:hint="default"/>
+        <w:sz w:val="20"/>
+      </w:rPr>
+    </w:lvl>
+    <w:lvl w:ilvl="4" w:tentative="1">
+      <w:start w:val="1"/>
+      <w:numFmt w:val="bullet"/>
+      <w:lvlText w:val=""/>
+      <w:lvlJc w:val="left"/>
+      <w:pPr>
+        <w:tabs>
+          <w:tab w:val="num" w:pos="3600"/>
+        </w:tabs>
+        <w:ind w:left="3600" w:hanging="360"/>
+      </w:pPr>
+      <w:rPr>
+        <w:rFonts w:ascii="Wingdings" w:hAnsi="Wingdings" w:hint="default"/>
+        <w:sz w:val="20"/>
+      </w:rPr>
+    </w:lvl>
+    <w:lvl w:ilvl="5" w:tentative="1">
+      <w:start w:val="1"/>
+      <w:numFmt w:val="bullet"/>
+      <w:lvlText w:val=""/>
+      <w:lvlJc w:val="left"/>
+      <w:pPr>
+        <w:tabs>
+          <w:tab w:val="num" w:pos="4320"/>
+        </w:tabs>
+        <w:ind w:left="4320" w:hanging="360"/>
+      </w:pPr>
+      <w:rPr>
+        <w:rFonts w:ascii="Wingdings" w:hAnsi="Wingdings" w:hint="default"/>
+        <w:sz w:val="20"/>
+      </w:rPr>
+    </w:lvl>
+    <w:lvl w:ilvl="6" w:tentative="1">
+      <w:start w:val="1"/>
+      <w:numFmt w:val="bullet"/>
+      <w:lvlText w:val=""/>
+      <w:lvlJc w:val="left"/>
+      <w:pPr>
+        <w:tabs>
+          <w:tab w:val="num" w:pos="5040"/>
+        </w:tabs>
+        <w:ind w:left="5040" w:hanging="360"/>
+      </w:pPr>
+      <w:rPr>
+        <w:rFonts w:ascii="Wingdings" w:hAnsi="Wingdings" w:hint="default"/>
+        <w:sz w:val="20"/>
+      </w:rPr>
+    </w:lvl>
+    <w:lvl w:ilvl="7" w:tentative="1">
+      <w:start w:val="1"/>
+      <w:numFmt w:val="bullet"/>
+      <w:lvlText w:val=""/>
+      <w:lvlJc w:val="left"/>
+      <w:pPr>
+        <w:tabs>
+          <w:tab w:val="num" w:pos="5760"/>
+        </w:tabs>
+        <w:ind w:left="5760" w:hanging="360"/>
+      </w:pPr>
+      <w:rPr>
+        <w:rFonts w:ascii="Wingdings" w:hAnsi="Wingdings" w:hint="default"/>
+        <w:sz w:val="20"/>
+      </w:rPr>
+    </w:lvl>
+    <w:lvl w:ilvl="8" w:tentative="1">
+      <w:start w:val="1"/>
+      <w:numFmt w:val="bullet"/>
+      <w:lvlText w:val=""/>
+      <w:lvlJc w:val="left"/>
+      <w:pPr>
+        <w:tabs>
+          <w:tab w:val="num" w:pos="6480"/>
+        </w:tabs>
+        <w:ind w:left="6480" w:hanging="360"/>
+      </w:pPr>
+      <w:rPr>
+        <w:rFonts w:ascii="Wingdings" w:hAnsi="Wingdings" w:hint="default"/>
+        <w:sz w:val="20"/>
+      </w:rPr>
+    </w:lvl>
+  </w:abstractNum>
+  <w:abstractNum w:abstractNumId="15" w15:restartNumberingAfterBreak="0">
     <w:nsid w:val="6A00584F"/>
     <w:multiLevelType w:val="multilevel"/>
     <w:tmpl w:val="1902CD8C"/>
@@ -7958,7 +11675,7 @@
       </w:rPr>
     </w:lvl>
   </w:abstractNum>
-  <w:abstractNum w:abstractNumId="13" w15:restartNumberingAfterBreak="0">
+  <w:abstractNum w:abstractNumId="16" w15:restartNumberingAfterBreak="0">
     <w:nsid w:val="758C3B7F"/>
     <w:multiLevelType w:val="multilevel"/>
     <w:tmpl w:val="5B846928"/>
@@ -8107,7 +11824,156 @@
       </w:rPr>
     </w:lvl>
   </w:abstractNum>
-  <w:abstractNum w:abstractNumId="14" w15:restartNumberingAfterBreak="0">
+  <w:abstractNum w:abstractNumId="17" w15:restartNumberingAfterBreak="0">
+    <w:nsid w:val="78203CD2"/>
+    <w:multiLevelType w:val="multilevel"/>
+    <w:tmpl w:val="08E46C22"/>
+    <w:lvl w:ilvl="0">
+      <w:start w:val="1"/>
+      <w:numFmt w:val="bullet"/>
+      <w:lvlText w:val=""/>
+      <w:lvlJc w:val="left"/>
+      <w:pPr>
+        <w:tabs>
+          <w:tab w:val="num" w:pos="720"/>
+        </w:tabs>
+        <w:ind w:left="720" w:hanging="360"/>
+      </w:pPr>
+      <w:rPr>
+        <w:rFonts w:ascii="Symbol" w:hAnsi="Symbol" w:hint="default"/>
+        <w:sz w:val="20"/>
+      </w:rPr>
+    </w:lvl>
+    <w:lvl w:ilvl="1" w:tentative="1">
+      <w:start w:val="1"/>
+      <w:numFmt w:val="bullet"/>
+      <w:lvlText w:val="o"/>
+      <w:lvlJc w:val="left"/>
+      <w:pPr>
+        <w:tabs>
+          <w:tab w:val="num" w:pos="1440"/>
+        </w:tabs>
+        <w:ind w:left="1440" w:hanging="360"/>
+      </w:pPr>
+      <w:rPr>
+        <w:rFonts w:ascii="Courier New" w:hAnsi="Courier New" w:hint="default"/>
+        <w:sz w:val="20"/>
+      </w:rPr>
+    </w:lvl>
+    <w:lvl w:ilvl="2" w:tentative="1">
+      <w:start w:val="1"/>
+      <w:numFmt w:val="bullet"/>
+      <w:lvlText w:val=""/>
+      <w:lvlJc w:val="left"/>
+      <w:pPr>
+        <w:tabs>
+          <w:tab w:val="num" w:pos="2160"/>
+        </w:tabs>
+        <w:ind w:left="2160" w:hanging="360"/>
+      </w:pPr>
+      <w:rPr>
+        <w:rFonts w:ascii="Wingdings" w:hAnsi="Wingdings" w:hint="default"/>
+        <w:sz w:val="20"/>
+      </w:rPr>
+    </w:lvl>
+    <w:lvl w:ilvl="3" w:tentative="1">
+      <w:start w:val="1"/>
+      <w:numFmt w:val="bullet"/>
+      <w:lvlText w:val=""/>
+      <w:lvlJc w:val="left"/>
+      <w:pPr>
+        <w:tabs>
+          <w:tab w:val="num" w:pos="2880"/>
+        </w:tabs>
+        <w:ind w:left="2880" w:hanging="360"/>
+      </w:pPr>
+      <w:rPr>
+        <w:rFonts w:ascii="Wingdings" w:hAnsi="Wingdings" w:hint="default"/>
+        <w:sz w:val="20"/>
+      </w:rPr>
+    </w:lvl>
+    <w:lvl w:ilvl="4" w:tentative="1">
+      <w:start w:val="1"/>
+      <w:numFmt w:val="bullet"/>
+      <w:lvlText w:val=""/>
+      <w:lvlJc w:val="left"/>
+      <w:pPr>
+        <w:tabs>
+          <w:tab w:val="num" w:pos="3600"/>
+        </w:tabs>
+        <w:ind w:left="3600" w:hanging="360"/>
+      </w:pPr>
+      <w:rPr>
+        <w:rFonts w:ascii="Wingdings" w:hAnsi="Wingdings" w:hint="default"/>
+        <w:sz w:val="20"/>
+      </w:rPr>
+    </w:lvl>
+    <w:lvl w:ilvl="5" w:tentative="1">
+      <w:start w:val="1"/>
+      <w:numFmt w:val="bullet"/>
+      <w:lvlText w:val=""/>
+      <w:lvlJc w:val="left"/>
+      <w:pPr>
+        <w:tabs>
+          <w:tab w:val="num" w:pos="4320"/>
+        </w:tabs>
+        <w:ind w:left="4320" w:hanging="360"/>
+      </w:pPr>
+      <w:rPr>
+        <w:rFonts w:ascii="Wingdings" w:hAnsi="Wingdings" w:hint="default"/>
+        <w:sz w:val="20"/>
+      </w:rPr>
+    </w:lvl>
+    <w:lvl w:ilvl="6" w:tentative="1">
+      <w:start w:val="1"/>
+      <w:numFmt w:val="bullet"/>
+      <w:lvlText w:val=""/>
+      <w:lvlJc w:val="left"/>
+      <w:pPr>
+        <w:tabs>
+          <w:tab w:val="num" w:pos="5040"/>
+        </w:tabs>
+        <w:ind w:left="5040" w:hanging="360"/>
+      </w:pPr>
+      <w:rPr>
+        <w:rFonts w:ascii="Wingdings" w:hAnsi="Wingdings" w:hint="default"/>
+        <w:sz w:val="20"/>
+      </w:rPr>
+    </w:lvl>
+    <w:lvl w:ilvl="7" w:tentative="1">
+      <w:start w:val="1"/>
+      <w:numFmt w:val="bullet"/>
+      <w:lvlText w:val=""/>
+      <w:lvlJc w:val="left"/>
+      <w:pPr>
+        <w:tabs>
+          <w:tab w:val="num" w:pos="5760"/>
+        </w:tabs>
+        <w:ind w:left="5760" w:hanging="360"/>
+      </w:pPr>
+      <w:rPr>
+        <w:rFonts w:ascii="Wingdings" w:hAnsi="Wingdings" w:hint="default"/>
+        <w:sz w:val="20"/>
+      </w:rPr>
+    </w:lvl>
+    <w:lvl w:ilvl="8" w:tentative="1">
+      <w:start w:val="1"/>
+      <w:numFmt w:val="bullet"/>
+      <w:lvlText w:val=""/>
+      <w:lvlJc w:val="left"/>
+      <w:pPr>
+        <w:tabs>
+          <w:tab w:val="num" w:pos="6480"/>
+        </w:tabs>
+        <w:ind w:left="6480" w:hanging="360"/>
+      </w:pPr>
+      <w:rPr>
+        <w:rFonts w:ascii="Wingdings" w:hAnsi="Wingdings" w:hint="default"/>
+        <w:sz w:val="20"/>
+      </w:rPr>
+    </w:lvl>
+  </w:abstractNum>
+  <w:abstractNum w:abstractNumId="18" w15:restartNumberingAfterBreak="0">
     <w:nsid w:val="7C4D5ACE"/>
     <w:multiLevelType w:val="multilevel"/>
     <w:tmpl w:val="922E9BF8"/>
@@ -8220,7 +12086,7 @@
       </w:pPr>
     </w:lvl>
   </w:abstractNum>
-  <w:abstractNum w:abstractNumId="15" w15:restartNumberingAfterBreak="0">
+  <w:abstractNum w:abstractNumId="19" w15:restartNumberingAfterBreak="0">
     <w:nsid w:val="7DF90EDE"/>
     <w:multiLevelType w:val="multilevel"/>
     <w:tmpl w:val="2EAA8AAC"/>
@@ -8369,59 +12235,71 @@
       </w:rPr>
     </w:lvl>
   </w:abstractNum>
-  <w:num w:numId="1">
+  <w:num w:numId="1" w16cid:durableId="560333908">
+    <w:abstractNumId w:val="6"/>
+  </w:num>
+  <w:num w:numId="2" w16cid:durableId="1886596149">
     <w:abstractNumId w:val="4"/>
   </w:num>
-  <w:num w:numId="2">
-    <w:abstractNumId w:val="3"/>
+  <w:num w:numId="3" w16cid:durableId="1006131544">
+    <w:abstractNumId w:val="12"/>
   </w:num>
-  <w:num w:numId="3">
+  <w:num w:numId="4" w16cid:durableId="498619314">
+    <w:abstractNumId w:val="18"/>
+  </w:num>
+  <w:num w:numId="5" w16cid:durableId="1731728443">
+    <w:abstractNumId w:val="0"/>
+  </w:num>
+  <w:num w:numId="6" w16cid:durableId="294331713">
+    <w:abstractNumId w:val="19"/>
+  </w:num>
+  <w:num w:numId="7" w16cid:durableId="247622318">
+    <w:abstractNumId w:val="8"/>
+  </w:num>
+  <w:num w:numId="8" w16cid:durableId="1930113366">
+    <w:abstractNumId w:val="2"/>
+  </w:num>
+  <w:num w:numId="9" w16cid:durableId="668751970">
+    <w:abstractNumId w:val="1"/>
+  </w:num>
+  <w:num w:numId="10" w16cid:durableId="920062847">
     <w:abstractNumId w:val="10"/>
   </w:num>
-  <w:num w:numId="4">
+  <w:num w:numId="11" w16cid:durableId="901982479">
+    <w:abstractNumId w:val="13"/>
+  </w:num>
+  <w:num w:numId="12" w16cid:durableId="1596284854">
+    <w:abstractNumId w:val="11"/>
+  </w:num>
+  <w:num w:numId="13" w16cid:durableId="326371858">
+    <w:abstractNumId w:val="9"/>
+  </w:num>
+  <w:num w:numId="14" w16cid:durableId="973024114">
+    <w:abstractNumId w:val="15"/>
+  </w:num>
+  <w:num w:numId="15" w16cid:durableId="503860856">
+    <w:abstractNumId w:val="16"/>
+  </w:num>
+  <w:num w:numId="16" w16cid:durableId="824980729">
+    <w:abstractNumId w:val="7"/>
+  </w:num>
+  <w:num w:numId="17" w16cid:durableId="263390657">
+    <w:abstractNumId w:val="5"/>
+  </w:num>
+  <w:num w:numId="18" w16cid:durableId="919482423">
     <w:abstractNumId w:val="14"/>
   </w:num>
-  <w:num w:numId="5">
-    <w:abstractNumId w:val="0"/>
+  <w:num w:numId="19" w16cid:durableId="1863742548">
+    <w:abstractNumId w:val="17"/>
   </w:num>
-  <w:num w:numId="6">
-    <w:abstractNumId w:val="15"/>
-  </w:num>
-  <w:num w:numId="7">
-    <w:abstractNumId w:val="6"/>
-  </w:num>
-  <w:num w:numId="8">
-    <w:abstractNumId w:val="2"/>
-  </w:num>
-  <w:num w:numId="9">
-    <w:abstractNumId w:val="1"/>
-  </w:num>
-  <w:num w:numId="10">
-    <w:abstractNumId w:val="8"/>
-  </w:num>
-  <w:num w:numId="11">
-    <w:abstractNumId w:val="11"/>
-  </w:num>
-  <w:num w:numId="12">
-    <w:abstractNumId w:val="9"/>
-  </w:num>
-  <w:num w:numId="13">
-    <w:abstractNumId w:val="7"/>
-  </w:num>
-  <w:num w:numId="14">
-    <w:abstractNumId w:val="12"/>
-  </w:num>
-  <w:num w:numId="15">
-    <w:abstractNumId w:val="13"/>
-  </w:num>
-  <w:num w:numId="16">
-    <w:abstractNumId w:val="5"/>
+  <w:num w:numId="20" w16cid:durableId="662708866">
+    <w:abstractNumId w:val="3"/>
   </w:num>
 </w:numbering>
 </file>
 
 <file path=word/styles.xml><?xml version="1.0" encoding="utf-8"?>
-<w:styles xmlns:mc="http://schemas.openxmlformats.org/markup-compatibility/2006" xmlns:r="http://schemas.openxmlformats.org/officeDocument/2006/relationships" xmlns:w="http://schemas.openxmlformats.org/wordprocessingml/2006/main" xmlns:w14="http://schemas.microsoft.com/office/word/2010/wordml" xmlns:w15="http://schemas.microsoft.com/office/word/2012/wordml" xmlns:w16cex="http://schemas.microsoft.com/office/word/2018/wordml/cex" xmlns:w16cid="http://schemas.microsoft.com/office/word/2016/wordml/cid" xmlns:w16="http://schemas.microsoft.com/office/word/2018/wordml" xmlns:w16sdtdh="http://schemas.microsoft.com/office/word/2020/wordml/sdtdatahash" xmlns:w16se="http://schemas.microsoft.com/office/word/2015/wordml/symex" mc:Ignorable="w14 w15 w16se w16cid w16 w16cex w16sdtdh">
+<w:styles xmlns:mc="http://schemas.openxmlformats.org/markup-compatibility/2006" xmlns:r="http://schemas.openxmlformats.org/officeDocument/2006/relationships" xmlns:w="http://schemas.openxmlformats.org/wordprocessingml/2006/main" xmlns:w14="http://schemas.microsoft.com/office/word/2010/wordml" xmlns:w15="http://schemas.microsoft.com/office/word/2012/wordml" xmlns:w16cex="http://schemas.microsoft.com/office/word/2018/wordml/cex" xmlns:w16cid="http://schemas.microsoft.com/office/word/2016/wordml/cid" xmlns:w16="http://schemas.microsoft.com/office/word/2018/wordml" xmlns:w16du="http://schemas.microsoft.com/office/word/2023/wordml/word16du" xmlns:w16sdtdh="http://schemas.microsoft.com/office/word/2020/wordml/sdtdatahash" xmlns:w16sdtfl="http://schemas.microsoft.com/office/word/2024/wordml/sdtformatlock" xmlns:w16se="http://schemas.microsoft.com/office/word/2015/wordml/symex" mc:Ignorable="w14 w15 w16se w16cid w16 w16cex w16sdtdh w16sdtfl w16du">
   <w:docDefaults>
     <w:rPrDefault>
       <w:rPr>
@@ -8889,7 +12767,6 @@
   <w:style w:type="character" w:default="1" w:styleId="DefaultParagraphFont">
     <w:name w:val="Default Paragraph Font"/>
     <w:uiPriority w:val="1"/>
-    <w:semiHidden/>
     <w:unhideWhenUsed/>
   </w:style>
   <w:style w:type="table" w:default="1" w:styleId="TableNormal">

--- a/انیسا.docx
+++ b/انیسا.docx
@@ -1,6 +1,6 @@
 
 <file path=word/document.xml><?xml version="1.0" encoding="utf-8"?>
-<w:document xmlns:wpc="http://schemas.microsoft.com/office/word/2010/wordprocessingCanvas" xmlns:cx="http://schemas.microsoft.com/office/drawing/2014/chartex" xmlns:cx1="http://schemas.microsoft.com/office/drawing/2015/9/8/chartex" xmlns:cx2="http://schemas.microsoft.com/office/drawing/2015/10/21/chartex" xmlns:cx3="http://schemas.microsoft.com/office/drawing/2016/5/9/chartex" xmlns:cx4="http://schemas.microsoft.com/office/drawing/2016/5/10/chartex" xmlns:cx5="http://schemas.microsoft.com/office/drawing/2016/5/11/chartex" xmlns:cx6="http://schemas.microsoft.com/office/drawing/2016/5/12/chartex" xmlns:cx7="http://schemas.microsoft.com/office/drawing/2016/5/13/chartex" xmlns:cx8="http://schemas.microsoft.com/office/drawing/2016/5/14/chartex" xmlns:mc="http://schemas.openxmlformats.org/markup-compatibility/2006" xmlns:aink="http://schemas.microsoft.com/office/drawing/2016/ink" xmlns:am3d="http://schemas.microsoft.com/office/drawing/2017/model3d" xmlns:o="urn:schemas-microsoft-com:office:office" xmlns:oel="http://schemas.microsoft.com/office/2019/extlst" xmlns:r="http://schemas.openxmlformats.org/officeDocument/2006/relationships" xmlns:m="http://schemas.openxmlformats.org/officeDocument/2006/math" xmlns:v="urn:schemas-microsoft-com:vml" xmlns:wp14="http://schemas.microsoft.com/office/word/2010/wordprocessingDrawing" xmlns:wp="http://schemas.openxmlformats.org/drawingml/2006/wordprocessingDrawing" xmlns:w10="urn:schemas-microsoft-com:office:word" xmlns:w="http://schemas.openxmlformats.org/wordprocessingml/2006/main" xmlns:w14="http://schemas.microsoft.com/office/word/2010/wordml" xmlns:w15="http://schemas.microsoft.com/office/word/2012/wordml" xmlns:w16cex="http://schemas.microsoft.com/office/word/2018/wordml/cex" xmlns:w16cid="http://schemas.microsoft.com/office/word/2016/wordml/cid" xmlns:w16="http://schemas.microsoft.com/office/word/2018/wordml" xmlns:w16du="http://schemas.microsoft.com/office/word/2023/wordml/word16du" xmlns:w16sdtdh="http://schemas.microsoft.com/office/word/2020/wordml/sdtdatahash" xmlns:w16sdtfl="http://schemas.microsoft.com/office/word/2024/wordml/sdtformatlock" xmlns:w16se="http://schemas.microsoft.com/office/word/2015/wordml/symex" xmlns:wpg="http://schemas.microsoft.com/office/word/2010/wordprocessingGroup" xmlns:wpi="http://schemas.microsoft.com/office/word/2010/wordprocessingInk" xmlns:wne="http://schemas.microsoft.com/office/word/2006/wordml" xmlns:wps="http://schemas.microsoft.com/office/word/2010/wordprocessingShape" mc:Ignorable="w14 w15 w16se w16cid w16 w16cex w16sdtdh w16sdtfl w16du wp14">
+<w:document xmlns:wpc="http://schemas.microsoft.com/office/word/2010/wordprocessingCanvas" xmlns:cx="http://schemas.microsoft.com/office/drawing/2014/chartex" xmlns:cx1="http://schemas.microsoft.com/office/drawing/2015/9/8/chartex" xmlns:cx2="http://schemas.microsoft.com/office/drawing/2015/10/21/chartex" xmlns:cx3="http://schemas.microsoft.com/office/drawing/2016/5/9/chartex" xmlns:cx4="http://schemas.microsoft.com/office/drawing/2016/5/10/chartex" xmlns:cx5="http://schemas.microsoft.com/office/drawing/2016/5/11/chartex" xmlns:cx6="http://schemas.microsoft.com/office/drawing/2016/5/12/chartex" xmlns:cx7="http://schemas.microsoft.com/office/drawing/2016/5/13/chartex" xmlns:cx8="http://schemas.microsoft.com/office/drawing/2016/5/14/chartex" xmlns:mc="http://schemas.openxmlformats.org/markup-compatibility/2006" xmlns:aink="http://schemas.microsoft.com/office/drawing/2016/ink" xmlns:am3d="http://schemas.microsoft.com/office/drawing/2017/model3d" xmlns:o="urn:schemas-microsoft-com:office:office" xmlns:r="http://schemas.openxmlformats.org/officeDocument/2006/relationships" xmlns:m="http://schemas.openxmlformats.org/officeDocument/2006/math" xmlns:v="urn:schemas-microsoft-com:vml" xmlns:wp14="http://schemas.microsoft.com/office/word/2010/wordprocessingDrawing" xmlns:wp="http://schemas.openxmlformats.org/drawingml/2006/wordprocessingDrawing" xmlns:w10="urn:schemas-microsoft-com:office:word" xmlns:w="http://schemas.openxmlformats.org/wordprocessingml/2006/main" xmlns:w14="http://schemas.microsoft.com/office/word/2010/wordml" xmlns:w15="http://schemas.microsoft.com/office/word/2012/wordml" xmlns:w16cex="http://schemas.microsoft.com/office/word/2018/wordml/cex" xmlns:w16cid="http://schemas.microsoft.com/office/word/2016/wordml/cid" xmlns:w16="http://schemas.microsoft.com/office/word/2018/wordml" xmlns:w16sdtdh="http://schemas.microsoft.com/office/word/2020/wordml/sdtdatahash" xmlns:w16se="http://schemas.microsoft.com/office/word/2015/wordml/symex" xmlns:wpg="http://schemas.microsoft.com/office/word/2010/wordprocessingGroup" xmlns:wpi="http://schemas.microsoft.com/office/word/2010/wordprocessingInk" xmlns:wne="http://schemas.microsoft.com/office/word/2006/wordml" xmlns:wps="http://schemas.microsoft.com/office/word/2010/wordprocessingShape" mc:Ignorable="w14 w15 w16se w16cid w16 w16cex w16sdtdh wp14">
   <w:body>
     <w:p>
       <w:pPr>
@@ -141,41 +141,193 @@
         </w:rPr>
         <w:t xml:space="preserve"> میان این فایل ها رو میگیرن و دیپلوی رو سرور عملیاتی و کار </w:t>
       </w:r>
-      <w:proofErr w:type="gramStart"/>
-      <w:r>
-        <w:rPr>
-          <w:lang w:bidi="fa-IR"/>
-        </w:rPr>
-        <w:t>deploy ,</w:t>
-      </w:r>
-      <w:proofErr w:type="gramEnd"/>
+      <w:r>
+        <w:rPr>
+          <w:lang w:bidi="fa-IR"/>
+        </w:rPr>
+        <w:t>deploy , operation , monitor</w:t>
+      </w:r>
+      <w:r>
+        <w:rPr>
+          <w:rFonts w:hint="cs"/>
+          <w:rtl/>
+          <w:lang w:bidi="fa-IR"/>
+        </w:rPr>
+        <w:t xml:space="preserve"> انجام میدن.</w:t>
+      </w:r>
+    </w:p>
+    <w:p>
+      <w:pPr>
+        <w:bidi/>
+        <w:jc w:val="both"/>
+        <w:rPr>
+          <w:rtl/>
+          <w:lang w:bidi="fa-IR"/>
+        </w:rPr>
+      </w:pPr>
+      <w:r>
+        <w:rPr>
+          <w:rFonts w:hint="cs"/>
+          <w:rtl/>
+          <w:lang w:bidi="fa-IR"/>
+        </w:rPr>
+        <w:t xml:space="preserve">این فایل رو چطوری میتونیم به بچه های </w:t>
+      </w:r>
+      <w:r>
+        <w:rPr>
+          <w:lang w:bidi="fa-IR"/>
+        </w:rPr>
+        <w:t xml:space="preserve">operation </w:t>
+      </w:r>
+      <w:r>
+        <w:rPr>
+          <w:rFonts w:hint="cs"/>
+          <w:rtl/>
+          <w:lang w:bidi="fa-IR"/>
+        </w:rPr>
+        <w:t xml:space="preserve"> میدیم؟ با فلش یا تو شیر </w:t>
+      </w:r>
+    </w:p>
+    <w:p>
+      <w:pPr>
+        <w:bidi/>
+        <w:jc w:val="both"/>
+        <w:rPr>
+          <w:rtl/>
+          <w:lang w:bidi="fa-IR"/>
+        </w:rPr>
+      </w:pPr>
+      <w:r>
+        <w:rPr>
+          <w:rFonts w:hint="cs"/>
+          <w:rtl/>
+          <w:lang w:bidi="fa-IR"/>
+        </w:rPr>
+        <w:t xml:space="preserve">اگر بچه های </w:t>
+      </w:r>
+      <w:r>
+        <w:rPr>
+          <w:lang w:bidi="fa-IR"/>
+        </w:rPr>
+        <w:t xml:space="preserve">operation </w:t>
+      </w:r>
+      <w:r>
+        <w:rPr>
+          <w:rFonts w:hint="cs"/>
+          <w:rtl/>
+          <w:lang w:bidi="fa-IR"/>
+        </w:rPr>
+        <w:t xml:space="preserve"> رفت نصب کرد و رفت یه اتفاقی افتاد باید چیکار کرد؟ چطوری میشه رول بک کرد .</w:t>
+      </w:r>
+    </w:p>
+    <w:p>
+      <w:pPr>
+        <w:bidi/>
+        <w:jc w:val="both"/>
+        <w:rPr>
+          <w:rtl/>
+          <w:lang w:bidi="fa-IR"/>
+        </w:rPr>
+      </w:pPr>
+      <w:r>
+        <w:rPr>
+          <w:rFonts w:hint="cs"/>
+          <w:rtl/>
+          <w:lang w:bidi="fa-IR"/>
+        </w:rPr>
+        <w:t xml:space="preserve">دواپس میاد و این شکاف </w:t>
+      </w:r>
+      <w:r>
+        <w:rPr>
+          <w:rFonts w:hint="cs"/>
+          <w:rtl/>
+          <w:lang w:bidi="fa-IR"/>
+        </w:rPr>
+        <w:t xml:space="preserve"> و گپ </w:t>
+      </w:r>
+      <w:r>
+        <w:rPr>
+          <w:rFonts w:hint="cs"/>
+          <w:rtl/>
+          <w:lang w:bidi="fa-IR"/>
+        </w:rPr>
+        <w:t xml:space="preserve">رو حل میکنه و </w:t>
+      </w:r>
+      <w:r>
+        <w:rPr>
+          <w:lang w:bidi="fa-IR"/>
+        </w:rPr>
+        <w:t xml:space="preserve">integration </w:t>
+      </w:r>
+      <w:r>
+        <w:rPr>
+          <w:rFonts w:hint="cs"/>
+          <w:rtl/>
+          <w:lang w:bidi="fa-IR"/>
+        </w:rPr>
+        <w:t xml:space="preserve"> رو انجام میده.</w:t>
+      </w:r>
+    </w:p>
+    <w:p>
+      <w:pPr>
+        <w:bidi/>
+        <w:jc w:val="both"/>
+        <w:rPr>
+          <w:rtl/>
+          <w:lang w:bidi="fa-IR"/>
+        </w:rPr>
+      </w:pPr>
+      <w:r>
+        <w:rPr>
+          <w:rFonts w:hint="cs"/>
+          <w:rtl/>
+          <w:lang w:bidi="fa-IR"/>
+        </w:rPr>
+        <w:t>الان دیگه زمان اینکه بگیم استفاده از گیت مخصوص دولوپر هاست نیست . الان علاوه بر دولوپر ب</w:t>
+      </w:r>
+      <w:r>
+        <w:rPr>
+          <w:rFonts w:hint="cs"/>
+          <w:rtl/>
+          <w:lang w:bidi="fa-IR"/>
+        </w:rPr>
+        <w:t>چ</w:t>
+      </w:r>
+      <w:r>
+        <w:rPr>
+          <w:rFonts w:hint="cs"/>
+          <w:rtl/>
+          <w:lang w:bidi="fa-IR"/>
+        </w:rPr>
+        <w:t xml:space="preserve">ه های </w:t>
+      </w:r>
+      <w:r>
+        <w:rPr>
+          <w:lang w:bidi="fa-IR"/>
+        </w:rPr>
+        <w:t xml:space="preserve">operation </w:t>
+      </w:r>
+      <w:r>
+        <w:rPr>
+          <w:rFonts w:hint="cs"/>
+          <w:rtl/>
+          <w:lang w:bidi="fa-IR"/>
+        </w:rPr>
+        <w:t xml:space="preserve"> هم باید بلد باشند.</w:t>
+      </w:r>
       <w:r>
         <w:rPr>
           <w:lang w:bidi="fa-IR"/>
         </w:rPr>
         <w:t xml:space="preserve"> </w:t>
       </w:r>
-      <w:proofErr w:type="gramStart"/>
-      <w:r>
-        <w:rPr>
-          <w:lang w:bidi="fa-IR"/>
-        </w:rPr>
-        <w:t>operation ,</w:t>
-      </w:r>
-      <w:proofErr w:type="gramEnd"/>
-      <w:r>
-        <w:rPr>
-          <w:lang w:bidi="fa-IR"/>
-        </w:rPr>
-        <w:t xml:space="preserve"> monitor</w:t>
-      </w:r>
-      <w:r>
-        <w:rPr>
-          <w:rFonts w:hint="cs"/>
-          <w:rtl/>
-          <w:lang w:bidi="fa-IR"/>
-        </w:rPr>
-        <w:t xml:space="preserve"> انجام میدن.</w:t>
+      <w:r>
+        <w:rPr>
+          <w:rFonts w:hint="cs"/>
+          <w:rtl/>
+          <w:lang w:bidi="fa-IR"/>
+        </w:rPr>
+        <w:t>هر دو دارن از داکر و گیت و جنکینز استفاده میکنند . ادبیات هر دو دارن به هم نزدیک میشه و میدونند فلان چیز چیه؟</w:t>
       </w:r>
     </w:p>
     <w:p>
@@ -193,7 +345,109 @@
           <w:rtl/>
           <w:lang w:bidi="fa-IR"/>
         </w:rPr>
-        <w:t xml:space="preserve">این فایل رو چطوری میتونیم به بچه های </w:t>
+        <w:t>دولوپر ها همیشه میخوان که یه تغییری در نرم افزار ایجاد کنند یا باگ فیکس کنه.. بچه های اوپریشن همیشه میخوان که سیستم از ایجاد تغییر مصون بماند . اینکه سیستم ثابت بمونه خیلی مهمه . چنینگ در نرم افزار و سیستم در تضاد با خواسته بچه های اوپریشن است.</w:t>
+      </w:r>
+    </w:p>
+    <w:p>
+      <w:pPr>
+        <w:bidi/>
+        <w:jc w:val="both"/>
+        <w:rPr>
+          <w:rtl/>
+          <w:lang w:bidi="fa-IR"/>
+        </w:rPr>
+      </w:pPr>
+      <w:r>
+        <w:rPr>
+          <w:rFonts w:hint="cs"/>
+          <w:rtl/>
+          <w:lang w:bidi="fa-IR"/>
+        </w:rPr>
+        <w:t>خواسته های این دو تا تیم دقیقا در تضاد این دو نفر و اهدافشون هست.</w:t>
+      </w:r>
+    </w:p>
+    <w:p>
+      <w:pPr>
+        <w:bidi/>
+        <w:jc w:val="both"/>
+        <w:rPr>
+          <w:rtl/>
+          <w:lang w:bidi="fa-IR"/>
+        </w:rPr>
+      </w:pPr>
+      <w:r>
+        <w:rPr>
+          <w:rFonts w:hint="cs"/>
+          <w:rtl/>
+          <w:lang w:bidi="fa-IR"/>
+        </w:rPr>
+        <w:t xml:space="preserve">دواپس هدفش این بود که این دیوار تضاد رو برداره. </w:t>
+      </w:r>
+    </w:p>
+    <w:p>
+      <w:pPr>
+        <w:bidi/>
+        <w:jc w:val="both"/>
+        <w:rPr>
+          <w:rtl/>
+          <w:lang w:bidi="fa-IR"/>
+        </w:rPr>
+      </w:pPr>
+      <w:r>
+        <w:rPr>
+          <w:rFonts w:hint="cs"/>
+          <w:rtl/>
+          <w:lang w:bidi="fa-IR"/>
+        </w:rPr>
+        <w:t>الان لگو بی نهایت دواپس به این معناست که این ارتباط بین این دو تا از تیم ها برقرار بشه. میاد و میگه توی دوپلور تا میتونی تغییر بده . و به تیم اوپریشن میاد میگه من دان تایم و استیبل بودن سیستم رو تضمین میکنم.</w:t>
+      </w:r>
+      <w:r>
+        <w:rPr>
+          <w:rFonts w:hint="cs"/>
+          <w:rtl/>
+          <w:lang w:bidi="fa-IR"/>
+        </w:rPr>
+        <w:t xml:space="preserve"> </w:t>
+      </w:r>
+      <w:r>
+        <w:rPr>
+          <w:rFonts w:hint="cs"/>
+          <w:rtl/>
+          <w:lang w:bidi="fa-IR"/>
+        </w:rPr>
+        <w:t xml:space="preserve">این دواپس میاد یکسری رویه ها رو به هر دو تا تیم میگه  . بیاد فرهنگ سازی کن </w:t>
+      </w:r>
+      <w:r>
+        <w:rPr>
+          <w:lang w:bidi="fa-IR"/>
+        </w:rPr>
+        <w:t xml:space="preserve">ci/cd </w:t>
+      </w:r>
+      <w:r>
+        <w:rPr>
+          <w:rFonts w:hint="cs"/>
+          <w:rtl/>
+          <w:lang w:bidi="fa-IR"/>
+        </w:rPr>
+        <w:t xml:space="preserve"> پیاده سازی کن</w:t>
+      </w:r>
+    </w:p>
+    <w:p>
+      <w:pPr>
+        <w:bidi/>
+        <w:jc w:val="both"/>
+        <w:rPr>
+          <w:rtl/>
+          <w:lang w:bidi="fa-IR"/>
+        </w:rPr>
+      </w:pPr>
+      <w:r>
+        <w:rPr>
+          <w:rFonts w:hint="cs"/>
+          <w:rtl/>
+          <w:lang w:bidi="fa-IR"/>
+        </w:rPr>
+        <w:t xml:space="preserve">مخاطب این دوره کیه ؟ بچه های دولوپر ؟ </w:t>
       </w:r>
       <w:r>
         <w:rPr>
@@ -207,7 +461,7 @@
           <w:rtl/>
           <w:lang w:bidi="fa-IR"/>
         </w:rPr>
-        <w:t xml:space="preserve"> میدیم؟ با فلش یا تو شیر </w:t>
+        <w:t>؟ یا کی همه باید داکر رو بلد باشند . چون این دو تا تیم نیاز دارند و استفاده میکنند از این ابزار ها و باعث میشه این دو تا به هم نزدیک بشه.</w:t>
       </w:r>
     </w:p>
     <w:p>
@@ -225,21 +479,7 @@
           <w:rtl/>
           <w:lang w:bidi="fa-IR"/>
         </w:rPr>
-        <w:t xml:space="preserve">اگر بچه های </w:t>
-      </w:r>
-      <w:r>
-        <w:rPr>
-          <w:lang w:bidi="fa-IR"/>
-        </w:rPr>
-        <w:t xml:space="preserve">operation </w:t>
-      </w:r>
-      <w:r>
-        <w:rPr>
-          <w:rFonts w:hint="cs"/>
-          <w:rtl/>
-          <w:lang w:bidi="fa-IR"/>
-        </w:rPr>
-        <w:t xml:space="preserve"> رفت نصب کرد و رفت یه اتفاقی افتاد باید چیکار کرد؟ چطوری میشه رول بک کرد .</w:t>
+        <w:t xml:space="preserve">صفحه 12 </w:t>
       </w:r>
     </w:p>
     <w:p>
@@ -247,31 +487,16 @@
         <w:bidi/>
         <w:jc w:val="both"/>
         <w:rPr>
-          <w:rtl/>
-          <w:lang w:bidi="fa-IR"/>
-        </w:rPr>
-      </w:pPr>
-      <w:r>
-        <w:rPr>
-          <w:rFonts w:hint="cs"/>
-          <w:rtl/>
-          <w:lang w:bidi="fa-IR"/>
-        </w:rPr>
-        <w:t xml:space="preserve">دواپس میاد و این شکاف رو حل میکنه و </w:t>
-      </w:r>
-      <w:r>
-        <w:rPr>
-          <w:lang w:bidi="fa-IR"/>
-        </w:rPr>
-        <w:t xml:space="preserve">integration </w:t>
-      </w:r>
-      <w:r>
-        <w:rPr>
-          <w:rFonts w:hint="cs"/>
-          <w:rtl/>
-          <w:lang w:bidi="fa-IR"/>
-        </w:rPr>
-        <w:t xml:space="preserve"> رو انجام میده.</w:t>
+          <w:lang w:bidi="fa-IR"/>
+        </w:rPr>
+      </w:pPr>
+      <w:r>
+        <w:rPr>
+          <w:rFonts w:hint="cs"/>
+          <w:rtl/>
+          <w:lang w:bidi="fa-IR"/>
+        </w:rPr>
+        <w:t xml:space="preserve">دواپس میاد میگه </w:t>
       </w:r>
     </w:p>
     <w:p>
@@ -289,21 +514,103 @@
           <w:rtl/>
           <w:lang w:bidi="fa-IR"/>
         </w:rPr>
-        <w:t xml:space="preserve">الان دیگه زمان اینکه بگیم استفاده از گیت مخصوص دولوپر هاست نیست . الان علاوه بر دولوپر بپه های </w:t>
-      </w:r>
-      <w:r>
-        <w:rPr>
-          <w:lang w:bidi="fa-IR"/>
-        </w:rPr>
-        <w:t xml:space="preserve">operation </w:t>
-      </w:r>
-      <w:r>
-        <w:rPr>
-          <w:rFonts w:hint="cs"/>
-          <w:rtl/>
-          <w:lang w:bidi="fa-IR"/>
-        </w:rPr>
-        <w:t xml:space="preserve"> هم باید بلد باشند.</w:t>
+        <w:t>صفحه 13 پی دی اف.</w:t>
+      </w:r>
+    </w:p>
+    <w:p>
+      <w:pPr>
+        <w:bidi/>
+        <w:jc w:val="both"/>
+        <w:rPr>
+          <w:rtl/>
+          <w:lang w:bidi="fa-IR"/>
+        </w:rPr>
+      </w:pPr>
+      <w:r>
+        <w:rPr>
+          <w:rFonts w:hint="cs"/>
+          <w:rtl/>
+          <w:lang w:bidi="fa-IR"/>
+        </w:rPr>
+        <w:t>صفحه 14 در 1.25 توضیح داده شده است.</w:t>
+      </w:r>
+    </w:p>
+    <w:p>
+      <w:pPr>
+        <w:bidi/>
+        <w:jc w:val="both"/>
+        <w:rPr>
+          <w:rtl/>
+          <w:lang w:bidi="fa-IR"/>
+        </w:rPr>
+      </w:pPr>
+      <w:r>
+        <w:rPr>
+          <w:rFonts w:hint="cs"/>
+          <w:rtl/>
+          <w:lang w:bidi="fa-IR"/>
+        </w:rPr>
+        <w:t xml:space="preserve">ما در یک سازمانی تعداد اپلیکیشن با زبان های مختلف داریم . که هر کدوم تیم ها متفاوتی دارند. تعدادی پروژه جدید و قدیمی </w:t>
+      </w:r>
+    </w:p>
+    <w:p>
+      <w:pPr>
+        <w:bidi/>
+        <w:jc w:val="both"/>
+        <w:rPr>
+          <w:rtl/>
+          <w:lang w:bidi="fa-IR"/>
+        </w:rPr>
+      </w:pPr>
+      <w:r>
+        <w:rPr>
+          <w:rFonts w:hint="cs"/>
+          <w:rtl/>
+          <w:lang w:bidi="fa-IR"/>
+        </w:rPr>
+        <w:t xml:space="preserve">هر کدوم از این پروژه ها محیط اجرایی نیاز دارن که برای این بیلد بشن باید اون نرم افزارها نصب بشن مثلا پروژه 1 جاوا 13 نیازه پروژه 2 جاوا 15 . </w:t>
+      </w:r>
+    </w:p>
+    <w:p>
+      <w:pPr>
+        <w:bidi/>
+        <w:jc w:val="both"/>
+        <w:rPr>
+          <w:rtl/>
+          <w:lang w:bidi="fa-IR"/>
+        </w:rPr>
+      </w:pPr>
+      <w:r>
+        <w:rPr>
+          <w:rFonts w:hint="cs"/>
+          <w:rtl/>
+          <w:lang w:bidi="fa-IR"/>
+        </w:rPr>
+        <w:t>ف</w:t>
+      </w:r>
+      <w:r>
+        <w:rPr>
+          <w:rFonts w:hint="cs"/>
+          <w:rtl/>
+          <w:lang w:bidi="fa-IR"/>
+        </w:rPr>
+        <w:t>ک</w:t>
+      </w:r>
+      <w:r>
+        <w:rPr>
+          <w:rFonts w:hint="cs"/>
+          <w:rtl/>
+          <w:lang w:bidi="fa-IR"/>
+        </w:rPr>
+        <w:t xml:space="preserve"> کنیم داکر نیاز نباشه : </w:t>
+      </w:r>
+      <w:r>
+        <w:rPr>
+          <w:rFonts w:hint="cs"/>
+          <w:rtl/>
+          <w:lang w:bidi="fa-IR"/>
+        </w:rPr>
+        <w:t>ما باید بریم یک سرور مجازی رو بگیریم و مثلا جاوا</w:t>
       </w:r>
       <w:r>
         <w:rPr>
@@ -317,7 +624,31 @@
           <w:rtl/>
           <w:lang w:bidi="fa-IR"/>
         </w:rPr>
-        <w:t>هر دو دارن از داکر و گیت و جنکینز استفاده میکنند . ادبیات هر دو دارن به هم نزدیک میشه و میدونند فلان چیز چیه؟</w:t>
+        <w:t>13</w:t>
+      </w:r>
+      <w:r>
+        <w:rPr>
+          <w:rFonts w:hint="cs"/>
+          <w:rtl/>
+          <w:lang w:bidi="fa-IR"/>
+        </w:rPr>
+        <w:t xml:space="preserve"> </w:t>
+      </w:r>
+      <w:r>
+        <w:rPr>
+          <w:rFonts w:hint="cs"/>
+          <w:rtl/>
+          <w:lang w:bidi="fa-IR"/>
+        </w:rPr>
+        <w:t xml:space="preserve"> رو نصب کنیم و </w:t>
+      </w:r>
+      <w:r>
+        <w:rPr>
+          <w:rFonts w:hint="cs"/>
+          <w:rtl/>
+          <w:lang w:bidi="fa-IR"/>
+        </w:rPr>
+        <w:t xml:space="preserve">بگیم اگر پروژه 1 اومد بندازش رو این سرور و اگر پروژه 2 ا ومد بندازش روی این یکی سرو جاوا 7 نصبه. اگر دات نت اومد کلا بره روی سرور دیگه. </w:t>
       </w:r>
     </w:p>
     <w:p>
@@ -325,17 +656,17 @@
         <w:bidi/>
         <w:jc w:val="both"/>
         <w:rPr>
-          <w:rtl/>
-          <w:lang w:bidi="fa-IR"/>
-        </w:rPr>
-      </w:pPr>
-      <w:r>
-        <w:rPr>
-          <w:rFonts w:hint="cs"/>
-          <w:rtl/>
-          <w:lang w:bidi="fa-IR"/>
-        </w:rPr>
-        <w:t>دولوپر ها همیشه میخوان که یه تغییری در نرم افزار ایجاد کنند یا باگ فیکس کنه.. بچه های اوپریشن همیشه میخوان که سیستم از ایجاد تغییر مصون بماند . اینکه سیستم ثابت بمونه خیلی مهمه . چنینگ در نرم افزار و سیستم در تضاد با خواسته بچه های اوپریشن است.</w:t>
+          <w:lang w:bidi="fa-IR"/>
+        </w:rPr>
+      </w:pPr>
+      <w:r>
+        <w:rPr>
+          <w:rFonts w:hint="cs"/>
+          <w:rtl/>
+          <w:lang w:bidi="fa-IR"/>
+        </w:rPr>
+        <w:lastRenderedPageBreak/>
+        <w:t>ما برای اینکه نیایم و برای هر اپلیکیشن یک محیط اجرایی جداگانه درست کنیم میایم و از داکر استفاده میکنیم.</w:t>
       </w:r>
     </w:p>
     <w:p>
@@ -353,7 +684,7 @@
           <w:rtl/>
           <w:lang w:bidi="fa-IR"/>
         </w:rPr>
-        <w:t>خواسته های این دو تا تیم دقیقا در تضاد این دو نفر و اهدافشون هست.</w:t>
+        <w:t>یک سرور بیلد میایم و ست اپ میکنیم و داکر نصب میکنیم و میگین توی اپلیکیشن به چه موارد نیازی داری</w:t>
       </w:r>
     </w:p>
     <w:p>
@@ -371,7 +702,7 @@
           <w:rtl/>
           <w:lang w:bidi="fa-IR"/>
         </w:rPr>
-        <w:t xml:space="preserve">دواپس هدفش این بود که این دیوار تضاد رو برداره. </w:t>
+        <w:t>یک کانتینر میاد بالا که از قبل روش جاوا و دپندنسی دیگه نصبه.</w:t>
       </w:r>
     </w:p>
     <w:p>
@@ -389,37 +720,15 @@
           <w:rtl/>
           <w:lang w:bidi="fa-IR"/>
         </w:rPr>
-        <w:t>الان لگو بی نهایت دواپس به این معناست که این ارتباط بین این دو تا از تیم ها برقرار بشه. میاد و میگه توی دوپلور تا میتونی تغییر بده . و به تیم اوپریشن میاد میگه من دان تایم و استیبل بودن سیستم رو تضمین میکنم.</w:t>
-      </w:r>
-      <w:r>
-        <w:rPr>
-          <w:rFonts w:hint="cs"/>
-          <w:rtl/>
-          <w:lang w:bidi="fa-IR"/>
-        </w:rPr>
-        <w:t xml:space="preserve"> </w:t>
-      </w:r>
-      <w:r>
-        <w:rPr>
-          <w:rFonts w:hint="cs"/>
-          <w:rtl/>
-          <w:lang w:bidi="fa-IR"/>
-        </w:rPr>
-        <w:t xml:space="preserve">این دواپس میاد یکسری رویه ها رو به هر دو تا تیم میگه  . بیاد فرهنگ سازی کن </w:t>
-      </w:r>
-      <w:r>
-        <w:rPr>
-          <w:lang w:bidi="fa-IR"/>
-        </w:rPr>
-        <w:t xml:space="preserve">ci/cd </w:t>
-      </w:r>
-      <w:r>
-        <w:rPr>
-          <w:rFonts w:hint="cs"/>
-          <w:rtl/>
-          <w:lang w:bidi="fa-IR"/>
-        </w:rPr>
-        <w:t xml:space="preserve"> پیاده سازی کن</w:t>
+        <w:t>پروژه دوم از راه میرسه میگین تو چی نیاز داری ؟ میگه من جاوا 14 و دپندیسی دیگه نیاز داریم</w:t>
+      </w:r>
+      <w:r>
+        <w:rPr>
+          <w:rFonts w:hint="cs"/>
+          <w:rtl/>
+          <w:lang w:bidi="fa-IR"/>
+        </w:rPr>
+        <w:t>.</w:t>
       </w:r>
     </w:p>
     <w:p>
@@ -427,205 +736,32 @@
         <w:bidi/>
         <w:jc w:val="both"/>
         <w:rPr>
-          <w:rtl/>
-          <w:lang w:bidi="fa-IR"/>
-        </w:rPr>
-      </w:pPr>
-    </w:p>
-    <w:p>
-      <w:pPr>
-        <w:bidi/>
-        <w:jc w:val="both"/>
-        <w:rPr>
-          <w:rtl/>
-          <w:lang w:bidi="fa-IR"/>
-        </w:rPr>
-      </w:pPr>
-      <w:r>
-        <w:rPr>
-          <w:rFonts w:hint="cs"/>
-          <w:rtl/>
-          <w:lang w:bidi="fa-IR"/>
-        </w:rPr>
-        <w:t>صفحه 13 پی دی اف.</w:t>
-      </w:r>
-    </w:p>
-    <w:p>
-      <w:pPr>
-        <w:bidi/>
-        <w:jc w:val="both"/>
-        <w:rPr>
-          <w:rtl/>
-          <w:lang w:bidi="fa-IR"/>
-        </w:rPr>
-      </w:pPr>
-      <w:r>
-        <w:rPr>
-          <w:rFonts w:hint="cs"/>
-          <w:rtl/>
-          <w:lang w:bidi="fa-IR"/>
-        </w:rPr>
-        <w:t>صفحه 14 در 1.25 توضیح داده شده است.</w:t>
-      </w:r>
-    </w:p>
-    <w:p>
-      <w:pPr>
-        <w:bidi/>
-        <w:jc w:val="both"/>
-        <w:rPr>
-          <w:rtl/>
-          <w:lang w:bidi="fa-IR"/>
-        </w:rPr>
-      </w:pPr>
-      <w:r>
-        <w:rPr>
-          <w:rFonts w:hint="cs"/>
-          <w:rtl/>
-          <w:lang w:bidi="fa-IR"/>
-        </w:rPr>
-        <w:t xml:space="preserve">ما در یک سازمانی تعداد اپلیکیشن با زبان های مختلف داریم . که هر کدوم تیم ها متفاوتی دارند. تعدادی پروژه جدید و قدیمی </w:t>
-      </w:r>
-    </w:p>
-    <w:p>
-      <w:pPr>
-        <w:bidi/>
-        <w:jc w:val="both"/>
-        <w:rPr>
-          <w:rtl/>
-          <w:lang w:bidi="fa-IR"/>
-        </w:rPr>
-      </w:pPr>
-      <w:r>
-        <w:rPr>
-          <w:rFonts w:hint="cs"/>
-          <w:rtl/>
-          <w:lang w:bidi="fa-IR"/>
-        </w:rPr>
-        <w:t xml:space="preserve">هر کدوم از این پروژه ها محیط اجرایی نیاز دارن که برای این بیلد بشن باید اون نرم افزارها نصب بشن مثلا پروژه 1 جاوا 13 نیازه پروژه 2 جاوا 15 . </w:t>
-      </w:r>
-    </w:p>
-    <w:p>
-      <w:pPr>
-        <w:bidi/>
-        <w:jc w:val="both"/>
-        <w:rPr>
-          <w:rtl/>
-          <w:lang w:bidi="fa-IR"/>
-        </w:rPr>
-      </w:pPr>
-      <w:r>
-        <w:rPr>
-          <w:rFonts w:hint="cs"/>
-          <w:rtl/>
-          <w:lang w:bidi="fa-IR"/>
-        </w:rPr>
-        <w:t xml:space="preserve">فگ کنیم داکر نیاز نباشه : </w:t>
-      </w:r>
-      <w:r>
-        <w:rPr>
-          <w:rFonts w:hint="cs"/>
-          <w:rtl/>
-          <w:lang w:bidi="fa-IR"/>
-        </w:rPr>
-        <w:t xml:space="preserve">ما باید بریم یک سرور مجازی رو بگیریم و مثلا جاوا13 رو نصب کنیم و </w:t>
-      </w:r>
-      <w:r>
-        <w:rPr>
-          <w:rFonts w:hint="cs"/>
-          <w:rtl/>
-          <w:lang w:bidi="fa-IR"/>
-        </w:rPr>
-        <w:t xml:space="preserve">بگیم اگر پروژه 1 اومد بندازش رو این سرور و اگر پروژه 2 ا ومد بندازش روی این یکی سرو جاوا 7 نصبه. اگر دات نت اومد کلا بره روی سرور دیگه. </w:t>
-      </w:r>
-    </w:p>
-    <w:p>
-      <w:pPr>
-        <w:bidi/>
-        <w:jc w:val="both"/>
-        <w:rPr>
-          <w:lang w:bidi="fa-IR"/>
-        </w:rPr>
-      </w:pPr>
-      <w:r>
-        <w:rPr>
-          <w:rFonts w:hint="cs"/>
-          <w:rtl/>
-          <w:lang w:bidi="fa-IR"/>
-        </w:rPr>
-        <w:t>ما برای اینکه نیایم و برای هر اپلیکیشن یک محیط اجرایی جداگانه درست کنیم میایم و از داکر استفاده میکنیم.</w:t>
-      </w:r>
-    </w:p>
-    <w:p>
-      <w:pPr>
-        <w:bidi/>
-        <w:jc w:val="both"/>
-        <w:rPr>
-          <w:rtl/>
-          <w:lang w:bidi="fa-IR"/>
-        </w:rPr>
-      </w:pPr>
-      <w:r>
-        <w:rPr>
-          <w:rFonts w:hint="cs"/>
-          <w:rtl/>
-          <w:lang w:bidi="fa-IR"/>
-        </w:rPr>
-        <w:t>یک سرور بیلد میایم و ست اپ میکنیم و داکر نصب میکنیم و میگین توی اپلیکیشن به چه موارد نیازی داری</w:t>
-      </w:r>
-    </w:p>
-    <w:p>
-      <w:pPr>
-        <w:bidi/>
-        <w:jc w:val="both"/>
-        <w:rPr>
-          <w:rtl/>
-          <w:lang w:bidi="fa-IR"/>
-        </w:rPr>
-      </w:pPr>
-      <w:r>
-        <w:rPr>
-          <w:rFonts w:hint="cs"/>
-          <w:rtl/>
-          <w:lang w:bidi="fa-IR"/>
-        </w:rPr>
-        <w:t>یک کانتینر میاد بالا که از قبل روش جاوا و دپندنسی دیگه نصبه.</w:t>
-      </w:r>
-    </w:p>
-    <w:p>
-      <w:pPr>
-        <w:bidi/>
-        <w:jc w:val="both"/>
-        <w:rPr>
-          <w:rtl/>
-          <w:lang w:bidi="fa-IR"/>
-        </w:rPr>
-      </w:pPr>
-      <w:r>
-        <w:rPr>
-          <w:rFonts w:hint="cs"/>
-          <w:rtl/>
-          <w:lang w:bidi="fa-IR"/>
-        </w:rPr>
-        <w:lastRenderedPageBreak/>
-        <w:t>پروژه دوم از راه میرسه میگین تو چی نیاز داری ؟ میگه من جاوا 14 و دپندیسی دیگه نیاز داریم</w:t>
-      </w:r>
-    </w:p>
-    <w:p>
-      <w:pPr>
-        <w:bidi/>
-        <w:jc w:val="both"/>
-        <w:rPr>
-          <w:rtl/>
-          <w:lang w:bidi="fa-IR"/>
-        </w:rPr>
-      </w:pPr>
-      <w:r>
-        <w:rPr>
-          <w:rFonts w:hint="cs"/>
-          <w:rtl/>
-          <w:lang w:bidi="fa-IR"/>
-        </w:rPr>
-        <w:t>پروژه سوم میگه من اصلا دات نت هست و .. برای هر کدوم از این موارد ما در بیلد انوایرومنوت چی نیاز داریم و میگیم تو به چی نیاز داری و به اجازه هر کدوم از این اپلیکیشن ها از چی نیاز داری.</w:t>
+          <w:lang w:bidi="fa-IR"/>
+        </w:rPr>
+      </w:pPr>
+      <w:r>
+        <w:rPr>
+          <w:rFonts w:hint="cs"/>
+          <w:rtl/>
+          <w:lang w:bidi="fa-IR"/>
+        </w:rPr>
+        <w:t>پروژه سوم میگه من اصلا دات نت هست</w:t>
+      </w:r>
+      <w:r>
+        <w:rPr>
+          <w:rFonts w:hint="cs"/>
+          <w:rtl/>
+          <w:lang w:bidi="fa-IR"/>
+        </w:rPr>
+        <w:t>م</w:t>
+      </w:r>
+      <w:r>
+        <w:rPr>
+          <w:rFonts w:hint="cs"/>
+          <w:rtl/>
+          <w:lang w:bidi="fa-IR"/>
+        </w:rPr>
+        <w:t xml:space="preserve"> و .. برای هر کدوم از این موارد ما در بیلد انوایرومنت چی نیاز داریم و میگیم تو به چی نیاز داری و به اجازه هر کدوم از این اپلیکیشن ها از چی نیاز داری.</w:t>
       </w:r>
     </w:p>
     <w:p>
@@ -772,7 +908,7 @@
           <w:lang w:bidi="fa-IR"/>
         </w:rPr>
         <w:pict w14:anchorId="1818C288">
-          <v:rect id="_x0000_i1079" style="width:0;height:1.5pt" o:hralign="center" o:hrstd="t" o:hr="t" fillcolor="#a0a0a0" stroked="f"/>
+          <v:rect id="_x0000_i1025" style="width:0;height:1.5pt" o:hralign="center" o:hrstd="t" o:hr="t" fillcolor="#a0a0a0" stroked="f"/>
         </w:pict>
       </w:r>
     </w:p>
@@ -1143,7 +1279,7 @@
           <w:lang w:bidi="fa-IR"/>
         </w:rPr>
         <w:pict w14:anchorId="08EB8824">
-          <v:rect id="_x0000_i1080" style="width:0;height:1.5pt" o:hralign="center" o:hrstd="t" o:hr="t" fillcolor="#a0a0a0" stroked="f"/>
+          <v:rect id="_x0000_i1026" style="width:0;height:1.5pt" o:hralign="center" o:hrstd="t" o:hr="t" fillcolor="#a0a0a0" stroked="f"/>
         </w:pict>
       </w:r>
     </w:p>
@@ -1220,6 +1356,7 @@
         <w:rPr>
           <w:rtl/>
         </w:rPr>
+        <w:lastRenderedPageBreak/>
         <w:t>بدون داکر</w:t>
       </w:r>
       <w:r>
@@ -1271,7 +1408,6 @@
         <w:rPr>
           <w:lang w:bidi="fa-IR"/>
         </w:rPr>
-        <w:lastRenderedPageBreak/>
         <w:t>Install PostgreSQL</w:t>
       </w:r>
     </w:p>
@@ -1426,7 +1562,7 @@
           <w:lang w:bidi="fa-IR"/>
         </w:rPr>
         <w:pict w14:anchorId="4ED2916A">
-          <v:rect id="_x0000_i1081" style="width:0;height:1.5pt" o:hralign="center" o:hrstd="t" o:hr="t" fillcolor="#a0a0a0" stroked="f"/>
+          <v:rect id="_x0000_i1027" style="width:0;height:1.5pt" o:hralign="center" o:hrstd="t" o:hr="t" fillcolor="#a0a0a0" stroked="f"/>
         </w:pict>
       </w:r>
     </w:p>
@@ -1516,6 +1652,12 @@
           <w:lang w:bidi="fa-IR"/>
         </w:rPr>
       </w:pPr>
+      <w:r>
+        <w:rPr>
+          <w:lang w:bidi="fa-IR"/>
+        </w:rPr>
+        <w:t>Testing</w:t>
+      </w:r>
     </w:p>
     <w:p>
       <w:pPr>
@@ -1529,7 +1671,7 @@
         <w:rPr>
           <w:lang w:bidi="fa-IR"/>
         </w:rPr>
-        <w:t>Testing</w:t>
+        <w:t>↓</w:t>
       </w:r>
     </w:p>
     <w:p>
@@ -1540,6 +1682,12 @@
           <w:lang w:bidi="fa-IR"/>
         </w:rPr>
       </w:pPr>
+      <w:r>
+        <w:rPr>
+          <w:lang w:bidi="fa-IR"/>
+        </w:rPr>
+        <w:t>QA</w:t>
+      </w:r>
     </w:p>
     <w:p>
       <w:pPr>
@@ -1564,6 +1712,12 @@
           <w:lang w:bidi="fa-IR"/>
         </w:rPr>
       </w:pPr>
+      <w:r>
+        <w:rPr>
+          <w:lang w:bidi="fa-IR"/>
+        </w:rPr>
+        <w:t>Production</w:t>
+      </w:r>
     </w:p>
     <w:p>
       <w:pPr>
@@ -1575,9 +1729,27 @@
       </w:pPr>
       <w:r>
         <w:rPr>
-          <w:lang w:bidi="fa-IR"/>
-        </w:rPr>
-        <w:t>QA</w:t>
+          <w:rtl/>
+        </w:rPr>
+        <w:t>اگر هر محیط تنظیمات خودش را داشته باشد، ممکن است برنامه فقط در</w:t>
+      </w:r>
+      <w:r>
+        <w:rPr>
+          <w:lang w:bidi="fa-IR"/>
+        </w:rPr>
+        <w:t xml:space="preserve"> Development </w:t>
+      </w:r>
+      <w:r>
+        <w:rPr>
+          <w:rtl/>
+        </w:rPr>
+        <w:t>کار کند</w:t>
+      </w:r>
+      <w:r>
+        <w:rPr>
+          <w:lang w:bidi="fa-IR"/>
+        </w:rPr>
+        <w:t>.</w:t>
       </w:r>
     </w:p>
     <w:p>
@@ -1588,6 +1760,30 @@
           <w:lang w:bidi="fa-IR"/>
         </w:rPr>
       </w:pPr>
+      <w:r>
+        <w:rPr>
+          <w:rtl/>
+        </w:rPr>
+        <w:t>داکر باعث می‌شود همان</w:t>
+      </w:r>
+      <w:r>
+        <w:rPr>
+          <w:lang w:bidi="fa-IR"/>
+        </w:rPr>
+        <w:t xml:space="preserve"> Image </w:t>
+      </w:r>
+      <w:r>
+        <w:rPr>
+          <w:rtl/>
+        </w:rPr>
+        <w:t>در تمام محیط‌ها اجرا شود</w:t>
+      </w:r>
+      <w:r>
+        <w:rPr>
+          <w:lang w:bidi="fa-IR"/>
+        </w:rPr>
+        <w:t>.</w:t>
+      </w:r>
     </w:p>
     <w:p>
       <w:pPr>
@@ -1601,113 +1797,8 @@
         <w:rPr>
           <w:lang w:bidi="fa-IR"/>
         </w:rPr>
-        <w:t>↓</w:t>
-      </w:r>
-    </w:p>
-    <w:p>
-      <w:pPr>
-        <w:bidi/>
-        <w:jc w:val="both"/>
-        <w:rPr>
-          <w:lang w:bidi="fa-IR"/>
-        </w:rPr>
-      </w:pPr>
-    </w:p>
-    <w:p>
-      <w:pPr>
-        <w:bidi/>
-        <w:jc w:val="both"/>
-        <w:rPr>
-          <w:lang w:bidi="fa-IR"/>
-        </w:rPr>
-      </w:pPr>
-      <w:r>
-        <w:rPr>
-          <w:lang w:bidi="fa-IR"/>
-        </w:rPr>
-        <w:t>Production</w:t>
-      </w:r>
-    </w:p>
-    <w:p>
-      <w:pPr>
-        <w:bidi/>
-        <w:jc w:val="both"/>
-        <w:rPr>
-          <w:lang w:bidi="fa-IR"/>
-        </w:rPr>
-      </w:pPr>
-      <w:r>
-        <w:rPr>
-          <w:rtl/>
-        </w:rPr>
-        <w:t>اگر هر محیط تنظیمات خودش را داشته باشد، ممکن است برنامه فقط در</w:t>
-      </w:r>
-      <w:r>
-        <w:rPr>
-          <w:lang w:bidi="fa-IR"/>
-        </w:rPr>
-        <w:t xml:space="preserve"> Development </w:t>
-      </w:r>
-      <w:r>
-        <w:rPr>
-          <w:rtl/>
-        </w:rPr>
-        <w:t>کار کند</w:t>
-      </w:r>
-      <w:r>
-        <w:rPr>
-          <w:lang w:bidi="fa-IR"/>
-        </w:rPr>
-        <w:t>.</w:t>
-      </w:r>
-    </w:p>
-    <w:p>
-      <w:pPr>
-        <w:bidi/>
-        <w:jc w:val="both"/>
-        <w:rPr>
-          <w:lang w:bidi="fa-IR"/>
-        </w:rPr>
-      </w:pPr>
-      <w:r>
-        <w:rPr>
-          <w:rtl/>
-        </w:rPr>
-        <w:t>داکر باعث می‌شود همان</w:t>
-      </w:r>
-      <w:r>
-        <w:rPr>
-          <w:lang w:bidi="fa-IR"/>
-        </w:rPr>
-        <w:t xml:space="preserve"> Image </w:t>
-      </w:r>
-      <w:r>
-        <w:rPr>
-          <w:rtl/>
-        </w:rPr>
-        <w:t>در تمام محیط‌ها اجرا شود</w:t>
-      </w:r>
-      <w:r>
-        <w:rPr>
-          <w:lang w:bidi="fa-IR"/>
-        </w:rPr>
-        <w:t>.</w:t>
-      </w:r>
-    </w:p>
-    <w:p>
-      <w:pPr>
-        <w:bidi/>
-        <w:jc w:val="both"/>
-        <w:rPr>
-          <w:lang w:bidi="fa-IR"/>
-        </w:rPr>
-      </w:pPr>
-      <w:r>
-        <w:rPr>
-          <w:lang w:bidi="fa-IR"/>
-        </w:rPr>
         <w:pict w14:anchorId="7F215C28">
-          <v:rect id="_x0000_i1082" style="width:0;height:1.5pt" o:hralign="center" o:hrstd="t" o:hr="t" fillcolor="#a0a0a0" stroked="f"/>
+          <v:rect id="_x0000_i1028" style="width:0;height:1.5pt" o:hralign="center" o:hrstd="t" o:hr="t" fillcolor="#a0a0a0" stroked="f"/>
         </w:pict>
       </w:r>
     </w:p>
@@ -1779,7 +1870,6 @@
         <w:rPr>
           <w:rtl/>
         </w:rPr>
-        <w:lastRenderedPageBreak/>
         <w:t>بدون داکر</w:t>
       </w:r>
       <w:r>
@@ -1824,6 +1914,7 @@
         <w:rPr>
           <w:rtl/>
         </w:rPr>
+        <w:lastRenderedPageBreak/>
         <w:t>وابستگی‌ها را نصب کن</w:t>
       </w:r>
     </w:p>
@@ -1909,6 +2000,12 @@
           <w:lang w:bidi="fa-IR"/>
         </w:rPr>
       </w:pPr>
+      <w:r>
+        <w:rPr>
+          <w:lang w:bidi="fa-IR"/>
+        </w:rPr>
+        <w:t>docker stop old-container</w:t>
+      </w:r>
     </w:p>
     <w:p>
       <w:pPr>
@@ -1922,7 +2019,7 @@
         <w:rPr>
           <w:lang w:bidi="fa-IR"/>
         </w:rPr>
-        <w:t>docker stop old-container</w:t>
+        <w:t>docker run new-image</w:t>
       </w:r>
     </w:p>
     <w:p>
@@ -1933,6 +2030,18 @@
           <w:lang w:bidi="fa-IR"/>
         </w:rPr>
       </w:pPr>
+      <w:r>
+        <w:rPr>
+          <w:rtl/>
+        </w:rPr>
+        <w:t>چند ثانیه بیشتر طول نمی‌کشد</w:t>
+      </w:r>
+      <w:r>
+        <w:rPr>
+          <w:lang w:bidi="fa-IR"/>
+        </w:rPr>
+        <w:t>.</w:t>
+      </w:r>
     </w:p>
     <w:p>
       <w:pPr>
@@ -1946,44 +2055,8 @@
         <w:rPr>
           <w:lang w:bidi="fa-IR"/>
         </w:rPr>
-        <w:t>docker run new-image</w:t>
-      </w:r>
-    </w:p>
-    <w:p>
-      <w:pPr>
-        <w:bidi/>
-        <w:jc w:val="both"/>
-        <w:rPr>
-          <w:lang w:bidi="fa-IR"/>
-        </w:rPr>
-      </w:pPr>
-      <w:r>
-        <w:rPr>
-          <w:rtl/>
-        </w:rPr>
-        <w:t>چند ثانیه بیشتر طول نمی‌کشد</w:t>
-      </w:r>
-      <w:r>
-        <w:rPr>
-          <w:lang w:bidi="fa-IR"/>
-        </w:rPr>
-        <w:t>.</w:t>
-      </w:r>
-    </w:p>
-    <w:p>
-      <w:pPr>
-        <w:bidi/>
-        <w:jc w:val="both"/>
-        <w:rPr>
-          <w:lang w:bidi="fa-IR"/>
-        </w:rPr>
-      </w:pPr>
-      <w:r>
-        <w:rPr>
-          <w:lang w:bidi="fa-IR"/>
-        </w:rPr>
         <w:pict w14:anchorId="3DD963C4">
-          <v:rect id="_x0000_i1083" style="width:0;height:1.5pt" o:hralign="center" o:hrstd="t" o:hr="t" fillcolor="#a0a0a0" stroked="f"/>
+          <v:rect id="_x0000_i1029" style="width:0;height:1.5pt" o:hralign="center" o:hrstd="t" o:hr="t" fillcolor="#a0a0a0" stroked="f"/>
         </w:pict>
       </w:r>
     </w:p>
@@ -2169,7 +2242,7 @@
           <w:lang w:bidi="fa-IR"/>
         </w:rPr>
         <w:pict w14:anchorId="57D52C25">
-          <v:rect id="_x0000_i1084" style="width:0;height:1.5pt" o:hralign="center" o:hrstd="t" o:hr="t" fillcolor="#a0a0a0" stroked="f"/>
+          <v:rect id="_x0000_i1030" style="width:0;height:1.5pt" o:hralign="center" o:hrstd="t" o:hr="t" fillcolor="#a0a0a0" stroked="f"/>
         </w:pict>
       </w:r>
     </w:p>
@@ -2347,8 +2420,62 @@
         <w:rPr>
           <w:lang w:bidi="fa-IR"/>
         </w:rPr>
+        <w:t>Container A</w:t>
+      </w:r>
+    </w:p>
+    <w:p>
+      <w:pPr>
+        <w:bidi/>
+        <w:jc w:val="both"/>
+        <w:rPr>
+          <w:lang w:bidi="fa-IR"/>
+        </w:rPr>
+      </w:pPr>
+      <w:r>
+        <w:rPr>
+          <w:lang w:bidi="fa-IR"/>
+        </w:rPr>
+        <w:t>Python 3.9</w:t>
+      </w:r>
+    </w:p>
+    <w:p>
+      <w:pPr>
+        <w:bidi/>
+        <w:jc w:val="both"/>
+        <w:rPr>
+          <w:lang w:bidi="fa-IR"/>
+        </w:rPr>
+      </w:pPr>
+    </w:p>
+    <w:p>
+      <w:pPr>
+        <w:bidi/>
+        <w:jc w:val="both"/>
+        <w:rPr>
+          <w:lang w:bidi="fa-IR"/>
+        </w:rPr>
+      </w:pPr>
+      <w:r>
+        <w:rPr>
+          <w:lang w:bidi="fa-IR"/>
+        </w:rPr>
+        <w:t>Container B</w:t>
+      </w:r>
+    </w:p>
+    <w:p>
+      <w:pPr>
+        <w:bidi/>
+        <w:jc w:val="both"/>
+        <w:rPr>
+          <w:lang w:bidi="fa-IR"/>
+        </w:rPr>
+      </w:pPr>
+      <w:r>
+        <w:rPr>
+          <w:lang w:bidi="fa-IR"/>
+        </w:rPr>
         <w:lastRenderedPageBreak/>
-        <w:t>Container A</w:t>
+        <w:t>Python 3.12</w:t>
       </w:r>
     </w:p>
     <w:p>
@@ -2361,9 +2488,15 @@
       </w:pPr>
       <w:r>
         <w:rPr>
-          <w:lang w:bidi="fa-IR"/>
-        </w:rPr>
-        <w:t>Python 3.9</w:t>
+          <w:rtl/>
+        </w:rPr>
+        <w:t>هیچ تداخلی وجود ندارد</w:t>
+      </w:r>
+      <w:r>
+        <w:rPr>
+          <w:lang w:bidi="fa-IR"/>
+        </w:rPr>
+        <w:t>.</w:t>
       </w:r>
     </w:p>
     <w:p>
@@ -2374,72 +2507,12 @@
           <w:lang w:bidi="fa-IR"/>
         </w:rPr>
       </w:pPr>
-    </w:p>
-    <w:p>
-      <w:pPr>
-        <w:bidi/>
-        <w:jc w:val="both"/>
-        <w:rPr>
-          <w:lang w:bidi="fa-IR"/>
-        </w:rPr>
-      </w:pPr>
-      <w:r>
-        <w:rPr>
-          <w:lang w:bidi="fa-IR"/>
-        </w:rPr>
-        <w:t>Container B</w:t>
-      </w:r>
-    </w:p>
-    <w:p>
-      <w:pPr>
-        <w:bidi/>
-        <w:jc w:val="both"/>
-        <w:rPr>
-          <w:lang w:bidi="fa-IR"/>
-        </w:rPr>
-      </w:pPr>
-      <w:r>
-        <w:rPr>
-          <w:lang w:bidi="fa-IR"/>
-        </w:rPr>
-        <w:t>Python 3.12</w:t>
-      </w:r>
-    </w:p>
-    <w:p>
-      <w:pPr>
-        <w:bidi/>
-        <w:jc w:val="both"/>
-        <w:rPr>
-          <w:lang w:bidi="fa-IR"/>
-        </w:rPr>
-      </w:pPr>
-      <w:r>
-        <w:rPr>
-          <w:rtl/>
-        </w:rPr>
-        <w:t>هیچ تداخلی وجود ندارد</w:t>
-      </w:r>
-      <w:r>
-        <w:rPr>
-          <w:lang w:bidi="fa-IR"/>
-        </w:rPr>
-        <w:t>.</w:t>
-      </w:r>
-    </w:p>
-    <w:p>
-      <w:pPr>
-        <w:bidi/>
-        <w:jc w:val="both"/>
-        <w:rPr>
-          <w:lang w:bidi="fa-IR"/>
-        </w:rPr>
-      </w:pPr>
       <w:r>
         <w:rPr>
           <w:lang w:bidi="fa-IR"/>
         </w:rPr>
         <w:pict w14:anchorId="280B6E65">
-          <v:rect id="_x0000_i1085" style="width:0;height:1.5pt" o:hralign="center" o:hrstd="t" o:hr="t" fillcolor="#a0a0a0" stroked="f"/>
+          <v:rect id="_x0000_i1031" style="width:0;height:1.5pt" o:hralign="center" o:hrstd="t" o:hr="t" fillcolor="#a0a0a0" stroked="f"/>
         </w:pict>
       </w:r>
     </w:p>
@@ -2913,7 +2986,6 @@
         <w:rPr>
           <w:rtl/>
         </w:rPr>
-        <w:lastRenderedPageBreak/>
         <w:t>سریع‌تر اجرا می‌شوند</w:t>
       </w:r>
       <w:r>
@@ -2961,7 +3033,7 @@
           <w:lang w:bidi="fa-IR"/>
         </w:rPr>
         <w:pict w14:anchorId="5996E232">
-          <v:rect id="_x0000_i1086" style="width:0;height:1.5pt" o:hralign="center" o:hrstd="t" o:hr="t" fillcolor="#a0a0a0" stroked="f"/>
+          <v:rect id="_x0000_i1032" style="width:0;height:1.5pt" o:hralign="center" o:hrstd="t" o:hr="t" fillcolor="#a0a0a0" stroked="f"/>
         </w:pict>
       </w:r>
     </w:p>
@@ -3012,6 +3084,7 @@
         <w:rPr>
           <w:rtl/>
         </w:rPr>
+        <w:lastRenderedPageBreak/>
         <w:t>فرض کنید کاربران زیاد شده‌اند</w:t>
       </w:r>
       <w:r>
@@ -3190,7 +3263,7 @@
           <w:lang w:bidi="fa-IR"/>
         </w:rPr>
         <w:pict w14:anchorId="0C707946">
-          <v:rect id="_x0000_i1087" style="width:0;height:1.5pt" o:hralign="center" o:hrstd="t" o:hr="t" fillcolor="#a0a0a0" stroked="f"/>
+          <v:rect id="_x0000_i1033" style="width:0;height:1.5pt" o:hralign="center" o:hrstd="t" o:hr="t" fillcolor="#a0a0a0" stroked="f"/>
         </w:pict>
       </w:r>
     </w:p>
@@ -3236,7 +3309,7 @@
     </w:p>
     <w:tbl>
       <w:tblPr>
-        <w:tblW w:w="0" w:type="auto"/>
+        <w:tblW w:w="9243" w:type="dxa"/>
         <w:tblCellSpacing w:w="15" w:type="dxa"/>
         <w:tblCellMar>
           <w:top w:w="15" w:type="dxa"/>
@@ -3247,11 +3320,12 @@
         <w:tblLook w:val="04A0" w:firstRow="1" w:lastRow="0" w:firstColumn="1" w:lastColumn="0" w:noHBand="0" w:noVBand="1"/>
       </w:tblPr>
       <w:tblGrid>
-        <w:gridCol w:w="1971"/>
-        <w:gridCol w:w="3347"/>
+        <w:gridCol w:w="3417"/>
+        <w:gridCol w:w="5826"/>
       </w:tblGrid>
       <w:tr>
         <w:trPr>
+          <w:trHeight w:val="500"/>
           <w:tblHeader/>
           <w:tblCellSpacing w:w="15" w:type="dxa"/>
         </w:trPr>
@@ -3310,6 +3384,7 @@
       </w:tr>
       <w:tr>
         <w:trPr>
+          <w:trHeight w:val="515"/>
           <w:tblCellSpacing w:w="15" w:type="dxa"/>
         </w:trPr>
         <w:tc>
@@ -3365,6 +3440,7 @@
       </w:tr>
       <w:tr>
         <w:trPr>
+          <w:trHeight w:val="515"/>
           <w:tblCellSpacing w:w="15" w:type="dxa"/>
         </w:trPr>
         <w:tc>
@@ -3414,6 +3490,7 @@
       </w:tr>
       <w:tr>
         <w:trPr>
+          <w:trHeight w:val="515"/>
           <w:tblCellSpacing w:w="15" w:type="dxa"/>
         </w:trPr>
         <w:tc>
@@ -3475,6 +3552,7 @@
       </w:tr>
       <w:tr>
         <w:trPr>
+          <w:trHeight w:val="529"/>
           <w:tblCellSpacing w:w="15" w:type="dxa"/>
         </w:trPr>
         <w:tc>
@@ -3530,6 +3608,7 @@
       </w:tr>
       <w:tr>
         <w:trPr>
+          <w:trHeight w:val="529"/>
           <w:tblCellSpacing w:w="15" w:type="dxa"/>
         </w:trPr>
         <w:tc>
@@ -3585,6 +3664,7 @@
       </w:tr>
       <w:tr>
         <w:trPr>
+          <w:trHeight w:val="500"/>
           <w:tblCellSpacing w:w="15" w:type="dxa"/>
         </w:trPr>
         <w:tc>
@@ -3634,6 +3714,7 @@
       </w:tr>
       <w:tr>
         <w:trPr>
+          <w:trHeight w:val="529"/>
           <w:tblCellSpacing w:w="15" w:type="dxa"/>
         </w:trPr>
         <w:tc>
@@ -3689,6 +3770,7 @@
       </w:tr>
       <w:tr>
         <w:trPr>
+          <w:trHeight w:val="487"/>
           <w:tblCellSpacing w:w="15" w:type="dxa"/>
         </w:trPr>
         <w:tc>
@@ -3768,7 +3850,6 @@
         <w:rPr>
           <w:rtl/>
         </w:rPr>
-        <w:lastRenderedPageBreak/>
         <w:t xml:space="preserve">داکر فقط برای حل مشکل وابستگی‌ها ساخته نشده است. این تنها </w:t>
       </w:r>
       <w:r>
@@ -3856,6 +3937,7 @@
           <w:szCs w:val="24"/>
           <w:rtl/>
         </w:rPr>
+        <w:lastRenderedPageBreak/>
         <w:t>داکر</w:t>
       </w:r>
       <w:r>
@@ -3916,29 +3998,10 @@
       <w:r>
         <w:rPr>
           <w:rFonts w:ascii="Times New Roman" w:eastAsia="Times New Roman" w:hAnsi="Times New Roman" w:cs="Times New Roman"/>
-          <w:b/>
-          <w:bCs/>
           <w:sz w:val="24"/>
           <w:szCs w:val="24"/>
         </w:rPr>
-        <w:t>Container</w:t>
-      </w:r>
-      <w:r>
-        <w:rPr>
-          <w:rFonts w:ascii="Times New Roman" w:eastAsia="Times New Roman" w:hAnsi="Times New Roman" w:cs="Times New Roman"/>
-          <w:sz w:val="24"/>
-          <w:szCs w:val="24"/>
-        </w:rPr>
         <w:t xml:space="preserve"> </w:t>
-      </w:r>
-      <w:r>
-        <w:rPr>
-          <w:rFonts w:ascii="Times New Roman" w:eastAsia="Times New Roman" w:hAnsi="Times New Roman" w:cs="Times New Roman"/>
-          <w:sz w:val="24"/>
-          <w:szCs w:val="24"/>
-          <w:rtl/>
-        </w:rPr>
-        <w:t xml:space="preserve">اجرا کنید. مهم‌ترین کمکی که داکر به ما می‌کند این است که </w:t>
       </w:r>
       <w:r>
         <w:rPr>
@@ -3947,6 +4010,33 @@
           <w:bCs/>
           <w:sz w:val="24"/>
           <w:szCs w:val="24"/>
+        </w:rPr>
+        <w:t>Container</w:t>
+      </w:r>
+      <w:r>
+        <w:rPr>
+          <w:rFonts w:ascii="Times New Roman" w:eastAsia="Times New Roman" w:hAnsi="Times New Roman" w:cs="Times New Roman"/>
+          <w:sz w:val="24"/>
+          <w:szCs w:val="24"/>
+        </w:rPr>
+        <w:t xml:space="preserve"> </w:t>
+      </w:r>
+      <w:r>
+        <w:rPr>
+          <w:rFonts w:ascii="Times New Roman" w:eastAsia="Times New Roman" w:hAnsi="Times New Roman" w:cs="Times New Roman"/>
+          <w:sz w:val="24"/>
+          <w:szCs w:val="24"/>
+          <w:rtl/>
+        </w:rPr>
+        <w:t xml:space="preserve">اجرا کنید. مهم‌ترین کمکی که داکر به ما می‌کند این است که </w:t>
+      </w:r>
+      <w:r>
+        <w:rPr>
+          <w:rFonts w:ascii="Times New Roman" w:eastAsia="Times New Roman" w:hAnsi="Times New Roman" w:cs="Times New Roman"/>
+          <w:b/>
+          <w:bCs/>
+          <w:sz w:val="24"/>
+          <w:szCs w:val="24"/>
           <w:rtl/>
         </w:rPr>
         <w:t>مشکل تفاوت محیط‌های اجرا</w:t>
@@ -4283,13 +4373,118 @@
         <w:rPr>
           <w:lang w:bidi="fa-IR"/>
         </w:rPr>
+        <w:t xml:space="preserve"> delivery , deployment</w:t>
+      </w:r>
+    </w:p>
+    <w:p>
+      <w:pPr>
+        <w:bidi/>
+        <w:jc w:val="both"/>
+        <w:rPr>
+          <w:rtl/>
+          <w:lang w:bidi="fa-IR"/>
+        </w:rPr>
+      </w:pPr>
+      <w:r>
+        <w:rPr>
+          <w:lang w:bidi="fa-IR"/>
+        </w:rPr>
         <w:t xml:space="preserve"> </w:t>
       </w:r>
+      <w:r>
+        <w:rPr>
+          <w:rFonts w:hint="cs"/>
+          <w:rtl/>
+          <w:lang w:bidi="fa-IR"/>
+        </w:rPr>
+        <w:t xml:space="preserve">دولوپر ها یک کدی رو توسعه دادن این کد به باید به صورت یک فایل </w:t>
+      </w:r>
+      <w:r>
+        <w:rPr>
+          <w:rFonts w:hint="cs"/>
+          <w:rtl/>
+          <w:lang w:bidi="fa-IR"/>
+        </w:rPr>
+        <w:t>بیلد و تست بشه این فرایند باید به صورت اتوماتیک انجام بشه . و برای فرهنگ دواپس نیاز به استفاده از تنظیمات دستی نیست.</w:t>
+      </w:r>
+    </w:p>
+    <w:p>
+      <w:pPr>
+        <w:bidi/>
+        <w:jc w:val="both"/>
+        <w:rPr>
+          <w:rtl/>
+          <w:lang w:bidi="fa-IR"/>
+        </w:rPr>
+      </w:pPr>
+    </w:p>
+    <w:p>
+      <w:pPr>
+        <w:bidi/>
+        <w:jc w:val="both"/>
+        <w:rPr>
+          <w:lang w:bidi="fa-IR"/>
+        </w:rPr>
+      </w:pPr>
       <w:proofErr w:type="gramStart"/>
       <w:r>
         <w:rPr>
           <w:lang w:bidi="fa-IR"/>
         </w:rPr>
+        <w:t>Ci:</w:t>
+      </w:r>
+      <w:r>
+        <w:rPr>
+          <w:rFonts w:hint="cs"/>
+          <w:rtl/>
+          <w:lang w:bidi="fa-IR"/>
+        </w:rPr>
+        <w:t>یعنی</w:t>
+      </w:r>
+      <w:proofErr w:type="gramEnd"/>
+      <w:r>
+        <w:rPr>
+          <w:rFonts w:hint="cs"/>
+          <w:rtl/>
+          <w:lang w:bidi="fa-IR"/>
+        </w:rPr>
+        <w:t xml:space="preserve"> فراهم کردن سازو کاری رو پیاده سازی کنیم که دولوپر های ما بتوند کدی که توسعه دادن رو بیلد و تست کنند.با صرف کمترین هزینه . یعینی اگر دوپلور نقظه کم و زیاد کرد اتوماتیکالی پروژه بیلد و تست بشه </w:t>
+      </w:r>
+    </w:p>
+    <w:p>
+      <w:pPr>
+        <w:bidi/>
+        <w:jc w:val="both"/>
+        <w:rPr>
+          <w:rtl/>
+          <w:lang w:bidi="fa-IR"/>
+        </w:rPr>
+      </w:pPr>
+      <w:r>
+        <w:rPr>
+          <w:lang w:bidi="fa-IR"/>
+        </w:rPr>
+        <w:t xml:space="preserve">Cd: </w:t>
+      </w:r>
+      <w:proofErr w:type="spellStart"/>
+      <w:r>
+        <w:rPr>
+          <w:lang w:bidi="fa-IR"/>
+        </w:rPr>
+        <w:t>continouse</w:t>
+      </w:r>
+      <w:proofErr w:type="spellEnd"/>
+      <w:r>
+        <w:rPr>
+          <w:lang w:bidi="fa-IR"/>
+        </w:rPr>
+        <w:t xml:space="preserve"> </w:t>
+      </w:r>
+      <w:proofErr w:type="gramStart"/>
+      <w:r>
+        <w:rPr>
+          <w:lang w:bidi="fa-IR"/>
+        </w:rPr>
         <w:t>delivery ,</w:t>
       </w:r>
       <w:proofErr w:type="gramEnd"/>
@@ -4305,6 +4500,43 @@
         <w:bidi/>
         <w:jc w:val="both"/>
         <w:rPr>
+          <w:rtl/>
+          <w:lang w:bidi="fa-IR"/>
+        </w:rPr>
+      </w:pPr>
+    </w:p>
+    <w:p>
+      <w:pPr>
+        <w:bidi/>
+        <w:jc w:val="both"/>
+        <w:rPr>
+          <w:rtl/>
+          <w:lang w:bidi="fa-IR"/>
+        </w:rPr>
+      </w:pPr>
+      <w:r>
+        <w:rPr>
+          <w:rFonts w:hint="cs"/>
+          <w:rtl/>
+          <w:lang w:bidi="fa-IR"/>
+        </w:rPr>
+        <w:t>یه جمله ای هست که میگه اگر قرار هست شما شکست بخوری بهتره که همین الان شکست بخوری.</w:t>
+      </w:r>
+    </w:p>
+    <w:p>
+      <w:pPr>
+        <w:bidi/>
+        <w:jc w:val="both"/>
+        <w:rPr>
+          <w:lang w:bidi="fa-IR"/>
+        </w:rPr>
+      </w:pPr>
+    </w:p>
+    <w:p>
+      <w:pPr>
+        <w:bidi/>
+        <w:jc w:val="both"/>
+        <w:rPr>
           <w:lang w:bidi="fa-IR"/>
         </w:rPr>
       </w:pPr>
@@ -4313,15 +4545,15 @@
         <w:rPr>
           <w:lang w:bidi="fa-IR"/>
         </w:rPr>
-        <w:t>Ci:</w:t>
-      </w:r>
-      <w:r>
-        <w:rPr>
-          <w:rFonts w:hint="cs"/>
-          <w:rtl/>
-          <w:lang w:bidi="fa-IR"/>
-        </w:rPr>
-        <w:t>یعنی</w:t>
+        <w:t xml:space="preserve">Delivery </w:t>
+      </w:r>
+      <w:r>
+        <w:rPr>
+          <w:rFonts w:hint="cs"/>
+          <w:rtl/>
+          <w:lang w:bidi="fa-IR"/>
+        </w:rPr>
+        <w:t xml:space="preserve"> اون</w:t>
       </w:r>
       <w:proofErr w:type="gramEnd"/>
       <w:r>
@@ -4330,146 +4562,15 @@
           <w:rtl/>
           <w:lang w:bidi="fa-IR"/>
         </w:rPr>
-        <w:t xml:space="preserve"> فراهم کردن سازو کاری رو پیاده سازی کنیم که دولوپر های ما بتوند کدی که توسعه دادن رو بیلد و تست </w:t>
-      </w:r>
-      <w:proofErr w:type="gramStart"/>
-      <w:r>
-        <w:rPr>
-          <w:rFonts w:hint="cs"/>
-          <w:rtl/>
-          <w:lang w:bidi="fa-IR"/>
-        </w:rPr>
-        <w:t>کنند.با</w:t>
-      </w:r>
-      <w:proofErr w:type="gramEnd"/>
-      <w:r>
-        <w:rPr>
-          <w:rFonts w:hint="cs"/>
-          <w:rtl/>
-          <w:lang w:bidi="fa-IR"/>
-        </w:rPr>
-        <w:t xml:space="preserve"> صرف کمترین </w:t>
-      </w:r>
-      <w:proofErr w:type="gramStart"/>
-      <w:r>
-        <w:rPr>
-          <w:rFonts w:hint="cs"/>
-          <w:rtl/>
-          <w:lang w:bidi="fa-IR"/>
-        </w:rPr>
-        <w:t>هزینه .</w:t>
-      </w:r>
-      <w:proofErr w:type="gramEnd"/>
-      <w:r>
-        <w:rPr>
-          <w:rFonts w:hint="cs"/>
-          <w:rtl/>
-          <w:lang w:bidi="fa-IR"/>
-        </w:rPr>
-        <w:t xml:space="preserve"> یعینی اگر دوپلور نقظه کم و زیاد کرد اتوماتیکالی پروژه بیلد و تست بشه </w:t>
-      </w:r>
-    </w:p>
-    <w:p>
-      <w:pPr>
-        <w:bidi/>
-        <w:jc w:val="both"/>
-        <w:rPr>
-          <w:rtl/>
-          <w:lang w:bidi="fa-IR"/>
-        </w:rPr>
-      </w:pPr>
-      <w:r>
-        <w:rPr>
-          <w:lang w:bidi="fa-IR"/>
-        </w:rPr>
-        <w:t xml:space="preserve">Cd: </w:t>
-      </w:r>
-      <w:proofErr w:type="spellStart"/>
-      <w:r>
-        <w:rPr>
-          <w:lang w:bidi="fa-IR"/>
-        </w:rPr>
-        <w:t>continouse</w:t>
-      </w:r>
-      <w:proofErr w:type="spellEnd"/>
-      <w:r>
-        <w:rPr>
-          <w:lang w:bidi="fa-IR"/>
-        </w:rPr>
-        <w:t xml:space="preserve"> </w:t>
-      </w:r>
-      <w:proofErr w:type="gramStart"/>
-      <w:r>
-        <w:rPr>
-          <w:lang w:bidi="fa-IR"/>
-        </w:rPr>
-        <w:t>delivery ,</w:t>
-      </w:r>
-      <w:proofErr w:type="gramEnd"/>
-      <w:r>
-        <w:rPr>
-          <w:lang w:bidi="fa-IR"/>
-        </w:rPr>
-        <w:t xml:space="preserve"> deployment</w:t>
-      </w:r>
-    </w:p>
-    <w:p>
-      <w:pPr>
-        <w:bidi/>
-        <w:jc w:val="both"/>
-        <w:rPr>
-          <w:lang w:bidi="fa-IR"/>
-        </w:rPr>
-      </w:pPr>
-      <w:proofErr w:type="gramStart"/>
-      <w:r>
-        <w:rPr>
-          <w:lang w:bidi="fa-IR"/>
-        </w:rPr>
-        <w:t xml:space="preserve">Delivery </w:t>
-      </w:r>
-      <w:r>
-        <w:rPr>
-          <w:rFonts w:hint="cs"/>
-          <w:rtl/>
-          <w:lang w:bidi="fa-IR"/>
-        </w:rPr>
-        <w:t xml:space="preserve"> اون</w:t>
-      </w:r>
-      <w:proofErr w:type="gramEnd"/>
-      <w:r>
-        <w:rPr>
-          <w:rFonts w:hint="cs"/>
-          <w:rtl/>
-          <w:lang w:bidi="fa-IR"/>
-        </w:rPr>
-        <w:t xml:space="preserve"> زمان </w:t>
-      </w:r>
-      <w:proofErr w:type="gramStart"/>
-      <w:r>
-        <w:rPr>
-          <w:rFonts w:hint="cs"/>
-          <w:rtl/>
-          <w:lang w:bidi="fa-IR"/>
-        </w:rPr>
-        <w:t xml:space="preserve">بندی </w:t>
-      </w:r>
-      <w:r>
-        <w:rPr>
-          <w:rFonts w:hint="cs"/>
-          <w:rtl/>
-          <w:lang w:bidi="fa-IR"/>
-        </w:rPr>
-        <w:t xml:space="preserve"> و</w:t>
-      </w:r>
-      <w:proofErr w:type="gramEnd"/>
-      <w:r>
-        <w:rPr>
-          <w:rFonts w:hint="cs"/>
-          <w:rtl/>
-          <w:lang w:bidi="fa-IR"/>
-        </w:rPr>
-        <w:t xml:space="preserve"> دیپلوی شدن به زیرساخت </w:t>
+        <w:t xml:space="preserve"> زمان بندی </w:t>
+      </w:r>
+      <w:r>
+        <w:rPr>
+          <w:rFonts w:hint="cs"/>
+          <w:rtl/>
+          <w:lang w:bidi="fa-IR"/>
+        </w:rPr>
+        <w:t xml:space="preserve"> و دیپلوی شدن به زیرساخت </w:t>
       </w:r>
       <w:r>
         <w:rPr>
@@ -4678,10 +4779,11 @@
           <w:rtl/>
           <w:lang w:bidi="fa-IR"/>
         </w:rPr>
+        <w:lastRenderedPageBreak/>
         <w:drawing>
-          <wp:inline distT="0" distB="0" distL="0" distR="0" wp14:anchorId="47FDECC8" wp14:editId="0D2C4CA4">
-            <wp:extent cx="5210362" cy="3716836"/>
-            <wp:effectExtent l="0" t="0" r="0" b="0"/>
+          <wp:inline distT="0" distB="0" distL="0" distR="0" wp14:anchorId="47FDECC8" wp14:editId="54B18578">
+            <wp:extent cx="5612543" cy="4003734"/>
+            <wp:effectExtent l="0" t="0" r="7620" b="0"/>
             <wp:docPr id="2" name="Picture 2"/>
             <wp:cNvGraphicFramePr>
               <a:graphicFrameLocks xmlns:a="http://schemas.openxmlformats.org/drawingml/2006/main" noChangeAspect="1"/>
@@ -4702,7 +4804,7 @@
                   <pic:spPr>
                     <a:xfrm>
                       <a:off x="0" y="0"/>
-                      <a:ext cx="5237424" cy="3736141"/>
+                      <a:ext cx="5645818" cy="4027471"/>
                     </a:xfrm>
                     <a:prstGeom prst="rect">
                       <a:avLst/>
@@ -4723,66 +4825,2398 @@
           <w:lang w:bidi="fa-IR"/>
         </w:rPr>
       </w:pPr>
-    </w:p>
-    <w:p>
-      <w:pPr>
-        <w:bidi/>
-        <w:rPr>
-          <w:rtl/>
-          <w:lang w:bidi="fa-IR"/>
-        </w:rPr>
-      </w:pPr>
-      <w:r>
-        <w:rPr>
-          <w:rFonts w:hint="cs"/>
-          <w:rtl/>
-          <w:lang w:bidi="fa-IR"/>
-        </w:rPr>
-        <w:t>اجایل: نسبت به تغییراتی که از سمت بازار به سمت برنامه ما داره میاد بتوننیم سریع تغییر و هم سو کنیم خودمون رو.</w:t>
-      </w:r>
-    </w:p>
-    <w:p>
-      <w:pPr>
-        <w:bidi/>
-        <w:rPr>
-          <w:rtl/>
-          <w:lang w:bidi="fa-IR"/>
-        </w:rPr>
-      </w:pPr>
-      <w:r>
-        <w:rPr>
-          <w:rFonts w:hint="cs"/>
-          <w:rtl/>
-          <w:lang w:bidi="fa-IR"/>
-        </w:rPr>
-        <w:t xml:space="preserve">چرا باید </w:t>
-      </w:r>
-    </w:p>
-    <w:p>
-      <w:pPr>
-        <w:bidi/>
-        <w:rPr>
-          <w:lang w:bidi="fa-IR"/>
-        </w:rPr>
-      </w:pPr>
-    </w:p>
-    <w:p>
-      <w:pPr>
-        <w:bidi/>
-        <w:rPr>
-          <w:rtl/>
-          <w:lang w:bidi="fa-IR"/>
-        </w:rPr>
-      </w:pPr>
-      <w:r>
-        <w:rPr>
+      <w:proofErr w:type="spellStart"/>
+      <w:r>
+        <w:rPr>
+          <w:lang w:bidi="fa-IR"/>
+        </w:rPr>
+        <w:t>Continouse</w:t>
+      </w:r>
+      <w:proofErr w:type="spellEnd"/>
+      <w:r>
+        <w:rPr>
+          <w:lang w:bidi="fa-IR"/>
+        </w:rPr>
+        <w:t xml:space="preserve"> </w:t>
+      </w:r>
+      <w:proofErr w:type="gramStart"/>
+      <w:r>
+        <w:rPr>
+          <w:lang w:bidi="fa-IR"/>
+        </w:rPr>
+        <w:t>deployment ,</w:t>
+      </w:r>
+      <w:proofErr w:type="gramEnd"/>
+      <w:r>
+        <w:rPr>
+          <w:lang w:bidi="fa-IR"/>
+        </w:rPr>
+        <w:t xml:space="preserve"> </w:t>
+      </w:r>
+      <w:proofErr w:type="spellStart"/>
+      <w:r>
+        <w:rPr>
+          <w:lang w:bidi="fa-IR"/>
+        </w:rPr>
+        <w:t>continouse</w:t>
+      </w:r>
+      <w:proofErr w:type="spellEnd"/>
+      <w:r>
+        <w:rPr>
+          <w:lang w:bidi="fa-IR"/>
+        </w:rPr>
+        <w:t xml:space="preserve"> delivery </w:t>
+      </w:r>
+      <w:r>
+        <w:rPr>
+          <w:rFonts w:hint="cs"/>
+          <w:rtl/>
+          <w:lang w:bidi="fa-IR"/>
+        </w:rPr>
+        <w:t xml:space="preserve"> یعنی اینکه  استقرار نرم افرار ما واسبطه به زیرساخت شرکت باشه نه فرد. یعین وقتی بچه های دولوپر یک نسخه میدن سریع بیاد تست بیلد و ریویو </w:t>
+      </w:r>
+      <w:r>
+        <w:rPr>
+          <w:lang w:bidi="fa-IR"/>
+        </w:rPr>
+        <w:t>build ,test ,</w:t>
+      </w:r>
+      <w:proofErr w:type="spellStart"/>
+      <w:r>
+        <w:rPr>
+          <w:lang w:bidi="fa-IR"/>
+        </w:rPr>
+        <w:t>deply</w:t>
+      </w:r>
+      <w:proofErr w:type="spellEnd"/>
+      <w:r>
+        <w:rPr>
+          <w:rFonts w:hint="cs"/>
+          <w:rtl/>
+          <w:lang w:bidi="fa-IR"/>
+        </w:rPr>
+        <w:t xml:space="preserve"> بشه و مشتری بره و بتونه استفاده کنه.</w:t>
+      </w:r>
+    </w:p>
+    <w:p>
+      <w:pPr>
+        <w:bidi/>
+        <w:rPr>
+          <w:lang w:bidi="fa-IR"/>
+        </w:rPr>
+      </w:pPr>
+      <w:r>
+        <w:rPr>
+          <w:rFonts w:hint="cs"/>
+          <w:rtl/>
+          <w:lang w:bidi="fa-IR"/>
+        </w:rPr>
+        <w:t xml:space="preserve">ما به مراحل </w:t>
+      </w:r>
+      <w:r>
+        <w:rPr>
+          <w:lang w:bidi="fa-IR"/>
+        </w:rPr>
+        <w:t>automatically build , test , unit testing , integration test</w:t>
+      </w:r>
+      <w:r>
+        <w:rPr>
+          <w:rFonts w:hint="cs"/>
+          <w:rtl/>
+          <w:lang w:bidi="fa-IR"/>
+        </w:rPr>
+        <w:t xml:space="preserve"> میگن </w:t>
+      </w:r>
+      <w:r>
+        <w:rPr>
+          <w:lang w:bidi="fa-IR"/>
+        </w:rPr>
+        <w:t>ci=</w:t>
+      </w:r>
+      <w:proofErr w:type="spellStart"/>
+      <w:r>
+        <w:rPr>
+          <w:lang w:bidi="fa-IR"/>
+        </w:rPr>
+        <w:t>countinouse</w:t>
+      </w:r>
+      <w:proofErr w:type="spellEnd"/>
+      <w:r>
+        <w:rPr>
+          <w:lang w:bidi="fa-IR"/>
+        </w:rPr>
+        <w:t xml:space="preserve"> integration </w:t>
+      </w:r>
+    </w:p>
+    <w:p>
+      <w:pPr>
+        <w:bidi/>
+        <w:rPr>
+          <w:rFonts w:hint="cs"/>
+          <w:rtl/>
+          <w:lang w:bidi="fa-IR"/>
+        </w:rPr>
+      </w:pPr>
+      <w:r>
+        <w:rPr>
+          <w:rFonts w:hint="cs"/>
+          <w:rtl/>
+          <w:lang w:bidi="fa-IR"/>
+        </w:rPr>
+        <w:t xml:space="preserve">به مراحل </w:t>
+      </w:r>
+      <w:r>
+        <w:rPr>
+          <w:lang w:bidi="fa-IR"/>
+        </w:rPr>
+        <w:t>stage (test environment ) , automatically deployment</w:t>
+      </w:r>
+      <w:r>
+        <w:rPr>
+          <w:rFonts w:hint="cs"/>
+          <w:rtl/>
+          <w:lang w:bidi="fa-IR"/>
+        </w:rPr>
+        <w:t xml:space="preserve"> میگن </w:t>
+      </w:r>
+      <w:r>
+        <w:rPr>
+          <w:lang w:bidi="fa-IR"/>
+        </w:rPr>
+        <w:t xml:space="preserve">cd </w:t>
+      </w:r>
+      <w:proofErr w:type="spellStart"/>
+      <w:r>
+        <w:rPr>
+          <w:lang w:bidi="fa-IR"/>
+        </w:rPr>
+        <w:t>countinouse</w:t>
+      </w:r>
+      <w:proofErr w:type="spellEnd"/>
+      <w:r>
+        <w:rPr>
+          <w:lang w:bidi="fa-IR"/>
+        </w:rPr>
+        <w:t xml:space="preserve"> deployment / delivery</w:t>
+      </w:r>
+      <w:r>
+        <w:rPr>
+          <w:rFonts w:hint="cs"/>
+          <w:rtl/>
+          <w:lang w:bidi="fa-IR"/>
+        </w:rPr>
+        <w:t>.</w:t>
+      </w:r>
+    </w:p>
+    <w:p>
+      <w:pPr>
+        <w:bidi/>
+        <w:rPr>
+          <w:rtl/>
+          <w:lang w:bidi="fa-IR"/>
+        </w:rPr>
+      </w:pPr>
+      <w:r>
+        <w:rPr>
+          <w:rFonts w:hint="cs"/>
+          <w:rtl/>
+          <w:lang w:bidi="fa-IR"/>
+        </w:rPr>
+        <w:t xml:space="preserve">ما دوست داریم کارمون رو اتوماتیک کنیم؟ </w:t>
+      </w:r>
+      <w:r>
+        <w:rPr>
+          <w:rFonts w:hint="cs"/>
+          <w:rtl/>
+          <w:lang w:bidi="fa-IR"/>
+        </w:rPr>
+        <w:t xml:space="preserve">که چی بشه ؟ </w:t>
+      </w:r>
+      <w:r>
+        <w:rPr>
+          <w:rFonts w:hint="cs"/>
+          <w:rtl/>
+          <w:lang w:bidi="fa-IR"/>
+        </w:rPr>
+        <w:t>چرا؟ چون ما تسک ها رو داریم از ا کد میکنیم . هر چیزی که قابلیت از ا کد داشته باشه میتونیم اتوماتیک کنیم.</w:t>
+      </w:r>
+      <w:r>
+        <w:rPr>
+          <w:rFonts w:hint="cs"/>
+          <w:rtl/>
+          <w:lang w:bidi="fa-IR"/>
+        </w:rPr>
+        <w:t xml:space="preserve"> هر فرایندی که اتوماتیک شد ارتباط بین افراد رو بهتر میکنه.</w:t>
+      </w:r>
+    </w:p>
+    <w:p>
+      <w:pPr>
+        <w:bidi/>
+        <w:rPr>
+          <w:rFonts w:hint="cs"/>
+          <w:lang w:bidi="fa-IR"/>
+        </w:rPr>
+      </w:pPr>
+      <w:r>
+        <w:rPr>
+          <w:rFonts w:hint="cs"/>
+          <w:rtl/>
+          <w:lang w:bidi="fa-IR"/>
+        </w:rPr>
+        <w:t xml:space="preserve">دواپس میاد میگه بیاد </w:t>
+      </w:r>
+      <w:r>
+        <w:rPr>
+          <w:lang w:bidi="fa-IR"/>
+        </w:rPr>
+        <w:t xml:space="preserve">ci/cd </w:t>
+      </w:r>
+      <w:r>
+        <w:rPr>
+          <w:rFonts w:hint="cs"/>
+          <w:rtl/>
+          <w:lang w:bidi="fa-IR"/>
+        </w:rPr>
+        <w:t xml:space="preserve"> پیاده سازی کن. </w:t>
+      </w:r>
+      <w:r>
+        <w:rPr>
+          <w:lang w:bidi="fa-IR"/>
+        </w:rPr>
+        <w:t xml:space="preserve">Git </w:t>
+      </w:r>
+      <w:proofErr w:type="gramStart"/>
+      <w:r>
+        <w:rPr>
+          <w:lang w:bidi="fa-IR"/>
+        </w:rPr>
+        <w:t>lab ,</w:t>
+      </w:r>
+      <w:proofErr w:type="gramEnd"/>
+      <w:r>
+        <w:rPr>
+          <w:lang w:bidi="fa-IR"/>
+        </w:rPr>
+        <w:t xml:space="preserve"> Jenkins , terraform </w:t>
+      </w:r>
+      <w:r>
+        <w:rPr>
+          <w:rFonts w:hint="cs"/>
+          <w:rtl/>
+          <w:lang w:bidi="fa-IR"/>
+        </w:rPr>
+        <w:t xml:space="preserve"> پیاده سازی کن این کار ها رو بیاد و اتوماتیک انجام بده.</w:t>
+      </w:r>
+    </w:p>
+    <w:p>
+      <w:pPr>
+        <w:pStyle w:val="NormalWeb"/>
+        <w:bidi/>
+      </w:pPr>
+      <w:r>
+        <w:rPr>
+          <w:rtl/>
+        </w:rPr>
+        <w:t>این سؤال، یکی از پایه‌ای‌ترین مفاهیم</w:t>
+      </w:r>
+      <w:r>
+        <w:t xml:space="preserve"> DevOps </w:t>
+      </w:r>
+      <w:r>
+        <w:rPr>
+          <w:rtl/>
+        </w:rPr>
+        <w:t>و مهندسی نرم‌افزار است</w:t>
+      </w:r>
+      <w:r>
+        <w:t>.</w:t>
+      </w:r>
+    </w:p>
+    <w:p>
+      <w:pPr>
+        <w:pStyle w:val="NormalWeb"/>
+        <w:bidi/>
+      </w:pPr>
+      <w:r>
+        <w:rPr>
+          <w:rtl/>
+        </w:rPr>
+        <w:t>پاسخ کوتاه این است</w:t>
+      </w:r>
+      <w:r>
+        <w:t>:</w:t>
+      </w:r>
+    </w:p>
+    <w:p>
+      <w:pPr>
+        <w:pStyle w:val="NormalWeb"/>
+        <w:bidi/>
+      </w:pPr>
+      <w:r>
+        <w:rPr>
+          <w:rStyle w:val="Strong"/>
+          <w:rtl/>
+        </w:rPr>
+        <w:t>ما کارها را اتوماتیک می‌کنیم تا سریع‌تر، دقیق‌تر، قابل اعتمادتر و با هزینه کمتر انجام شوند</w:t>
+      </w:r>
+      <w:r>
+        <w:rPr>
+          <w:rStyle w:val="Strong"/>
+        </w:rPr>
+        <w:t>.</w:t>
+      </w:r>
+    </w:p>
+    <w:p>
+      <w:pPr>
+        <w:pStyle w:val="NormalWeb"/>
+        <w:bidi/>
+      </w:pPr>
+      <w:r>
+        <w:rPr>
+          <w:rtl/>
+        </w:rPr>
+        <w:t>اما بیایید با یک مثال واقعی این موضوع را بررسی کنیم</w:t>
+      </w:r>
+      <w:r>
+        <w:t>.</w:t>
+      </w:r>
+    </w:p>
+    <w:p>
+      <w:pPr>
+        <w:bidi/>
+      </w:pPr>
+      <w:r>
+        <w:pict w14:anchorId="6B6CF84E">
+          <v:rect id="_x0000_i1034" style="width:0;height:1.5pt" o:hralign="right" o:hrstd="t" o:hr="t" fillcolor="#a0a0a0" stroked="f"/>
+        </w:pict>
+      </w:r>
+    </w:p>
+    <w:p>
+      <w:pPr>
+        <w:pStyle w:val="Heading2"/>
+        <w:bidi/>
+      </w:pPr>
+      <w:r>
+        <w:rPr>
+          <w:rtl/>
+        </w:rPr>
+        <w:lastRenderedPageBreak/>
+        <w:t>فرض کنید شما مدیر یک وب‌سایت هستید</w:t>
+      </w:r>
+      <w:r>
+        <w:t>.</w:t>
+      </w:r>
+    </w:p>
+    <w:p>
+      <w:pPr>
+        <w:pStyle w:val="NormalWeb"/>
+        <w:bidi/>
+      </w:pPr>
+      <w:r>
+        <w:rPr>
+          <w:rtl/>
+        </w:rPr>
+        <w:t>هر روز توسعه‌دهندگان کد جدیدی می‌نویسند و شما باید آن را روی سرور منتشر کنید</w:t>
+      </w:r>
+      <w:r>
+        <w:t>.</w:t>
+      </w:r>
+    </w:p>
+    <w:p>
+      <w:pPr>
+        <w:pStyle w:val="NormalWeb"/>
+        <w:bidi/>
+      </w:pPr>
+      <w:r>
+        <w:rPr>
+          <w:rtl/>
+        </w:rPr>
+        <w:t>اگر همه چیز دستی انجام شود، مراحل به این صورت است</w:t>
+      </w:r>
+      <w:r>
+        <w:t>:</w:t>
+      </w:r>
+    </w:p>
+    <w:p>
+      <w:pPr>
+        <w:pStyle w:val="NormalWeb"/>
+        <w:numPr>
+          <w:ilvl w:val="0"/>
+          <w:numId w:val="21"/>
+        </w:numPr>
+        <w:bidi/>
+      </w:pPr>
+      <w:r>
+        <w:rPr>
+          <w:rtl/>
+        </w:rPr>
+        <w:t>وارد سرور شوید</w:t>
+      </w:r>
+      <w:r>
+        <w:t>.</w:t>
+      </w:r>
+    </w:p>
+    <w:p>
+      <w:pPr>
+        <w:pStyle w:val="NormalWeb"/>
+        <w:numPr>
+          <w:ilvl w:val="0"/>
+          <w:numId w:val="21"/>
+        </w:numPr>
+        <w:bidi/>
+      </w:pPr>
+      <w:r>
+        <w:rPr>
+          <w:rtl/>
+        </w:rPr>
+        <w:t>آخرین کد را از</w:t>
+      </w:r>
+      <w:r>
+        <w:t xml:space="preserve"> Git </w:t>
+      </w:r>
+      <w:r>
+        <w:rPr>
+          <w:rtl/>
+        </w:rPr>
+        <w:t>بگیرید</w:t>
+      </w:r>
+      <w:r>
+        <w:t>.</w:t>
+      </w:r>
+    </w:p>
+    <w:p>
+      <w:pPr>
+        <w:pStyle w:val="NormalWeb"/>
+        <w:numPr>
+          <w:ilvl w:val="0"/>
+          <w:numId w:val="21"/>
+        </w:numPr>
+        <w:bidi/>
+      </w:pPr>
+      <w:r>
+        <w:t xml:space="preserve">Build </w:t>
+      </w:r>
+      <w:r>
+        <w:rPr>
+          <w:rtl/>
+        </w:rPr>
+        <w:t>بگیرید</w:t>
+      </w:r>
+      <w:r>
+        <w:t>.</w:t>
+      </w:r>
+    </w:p>
+    <w:p>
+      <w:pPr>
+        <w:pStyle w:val="NormalWeb"/>
+        <w:numPr>
+          <w:ilvl w:val="0"/>
+          <w:numId w:val="21"/>
+        </w:numPr>
+        <w:bidi/>
+      </w:pPr>
+      <w:r>
+        <w:rPr>
+          <w:rtl/>
+        </w:rPr>
+        <w:t>برنامه را متوقف کنید</w:t>
+      </w:r>
+      <w:r>
+        <w:t>.</w:t>
+      </w:r>
+    </w:p>
+    <w:p>
+      <w:pPr>
+        <w:pStyle w:val="NormalWeb"/>
+        <w:numPr>
+          <w:ilvl w:val="0"/>
+          <w:numId w:val="21"/>
+        </w:numPr>
+        <w:bidi/>
+      </w:pPr>
+      <w:r>
+        <w:rPr>
+          <w:rtl/>
+        </w:rPr>
+        <w:t>فایل‌های جدید را کپی کنید</w:t>
+      </w:r>
+      <w:r>
+        <w:t>.</w:t>
+      </w:r>
+    </w:p>
+    <w:p>
+      <w:pPr>
+        <w:pStyle w:val="NormalWeb"/>
+        <w:numPr>
+          <w:ilvl w:val="0"/>
+          <w:numId w:val="21"/>
+        </w:numPr>
+        <w:bidi/>
+      </w:pPr>
+      <w:r>
+        <w:rPr>
+          <w:rtl/>
+        </w:rPr>
+        <w:t>برنامه را دوباره اجرا کنید</w:t>
+      </w:r>
+      <w:r>
+        <w:t>.</w:t>
+      </w:r>
+    </w:p>
+    <w:p>
+      <w:pPr>
+        <w:pStyle w:val="NormalWeb"/>
+        <w:numPr>
+          <w:ilvl w:val="0"/>
+          <w:numId w:val="21"/>
+        </w:numPr>
+        <w:bidi/>
+      </w:pPr>
+      <w:r>
+        <w:rPr>
+          <w:rtl/>
+        </w:rPr>
+        <w:t>بررسی کنید که همه چیز درست کار می‌کند</w:t>
+      </w:r>
+      <w:r>
+        <w:t>.</w:t>
+      </w:r>
+    </w:p>
+    <w:p>
+      <w:pPr>
+        <w:pStyle w:val="NormalWeb"/>
+        <w:bidi/>
+      </w:pPr>
+      <w:r>
+        <w:rPr>
+          <w:rtl/>
+        </w:rPr>
+        <w:t xml:space="preserve">اگر این کار را روزی </w:t>
+      </w:r>
+      <w:r>
+        <w:rPr>
+          <w:rtl/>
+          <w:lang w:bidi="fa-IR"/>
+        </w:rPr>
+        <w:t>۱۰</w:t>
+      </w:r>
+      <w:r>
+        <w:rPr>
+          <w:rtl/>
+        </w:rPr>
+        <w:t xml:space="preserve"> بار انجام دهید، هم زمان زیادی می‌گیرد و هم احتمال اشتباه زیاد است</w:t>
+      </w:r>
+      <w:r>
+        <w:t>.</w:t>
+      </w:r>
+    </w:p>
+    <w:p>
+      <w:pPr>
+        <w:bidi/>
+      </w:pPr>
+      <w:r>
+        <w:pict w14:anchorId="4E7EB2A9">
+          <v:rect id="_x0000_i1035" style="width:0;height:1.5pt" o:hralign="right" o:hrstd="t" o:hr="t" fillcolor="#a0a0a0" stroked="f"/>
+        </w:pict>
+      </w:r>
+    </w:p>
+    <w:p>
+      <w:pPr>
+        <w:pStyle w:val="Heading2"/>
+        <w:bidi/>
+      </w:pPr>
+      <w:r>
+        <w:rPr>
+          <w:rtl/>
+        </w:rPr>
+        <w:t>مشکل اول: خطای انسانی</w:t>
+      </w:r>
+      <w:r>
+        <w:t xml:space="preserve"> (Human Error)</w:t>
+      </w:r>
+    </w:p>
+    <w:p>
+      <w:pPr>
+        <w:pStyle w:val="NormalWeb"/>
+        <w:bidi/>
+      </w:pPr>
+      <w:r>
+        <w:rPr>
+          <w:rtl/>
+        </w:rPr>
+        <w:t>فرض کنید امروز فراموش کنید دستور زیر را اجرا کنید</w:t>
+      </w:r>
+      <w:r>
+        <w:t>:</w:t>
+      </w:r>
+    </w:p>
+    <w:p>
+      <w:pPr>
+        <w:pStyle w:val="HTMLPreformatted"/>
+        <w:bidi/>
+        <w:rPr>
+          <w:rStyle w:val="HTMLCode"/>
+        </w:rPr>
+      </w:pPr>
+      <w:r>
+        <w:rPr>
+          <w:rStyle w:val="HTMLCode"/>
+        </w:rPr>
+        <w:t>docker compose up -d</w:t>
+      </w:r>
+    </w:p>
+    <w:p>
+      <w:pPr>
+        <w:pStyle w:val="NormalWeb"/>
+        <w:bidi/>
+      </w:pPr>
+      <w:r>
+        <w:rPr>
+          <w:rtl/>
+        </w:rPr>
+        <w:t>یا به اشتباه روی سرور اشتباه</w:t>
+      </w:r>
+      <w:r>
+        <w:t xml:space="preserve"> Deploy </w:t>
+      </w:r>
+      <w:r>
+        <w:rPr>
+          <w:rtl/>
+        </w:rPr>
+        <w:t>کنید</w:t>
+      </w:r>
+      <w:r>
+        <w:t>.</w:t>
+      </w:r>
+    </w:p>
+    <w:p>
+      <w:pPr>
+        <w:pStyle w:val="NormalWeb"/>
+        <w:bidi/>
+      </w:pPr>
+      <w:r>
+        <w:rPr>
+          <w:rtl/>
+        </w:rPr>
+        <w:t>یک اشتباه کوچک ممکن است باعث از کار افتادن کل سرویس شود</w:t>
+      </w:r>
+      <w:r>
+        <w:t>.</w:t>
+      </w:r>
+    </w:p>
+    <w:p>
+      <w:pPr>
+        <w:pStyle w:val="NormalWeb"/>
+        <w:bidi/>
+      </w:pPr>
+      <w:r>
+        <w:rPr>
+          <w:rtl/>
+        </w:rPr>
+        <w:t>وقتی این کارها خودکار شوند، سیستم هر بار دقیقاً همان مراحل را اجرا می‌کند و احتمال خطای انسانی بسیار کمتر می‌شود</w:t>
+      </w:r>
+      <w:r>
+        <w:t>.</w:t>
+      </w:r>
+    </w:p>
+    <w:p>
+      <w:pPr>
+        <w:bidi/>
+      </w:pPr>
+      <w:r>
+        <w:pict w14:anchorId="6D98CDA4">
+          <v:rect id="_x0000_i1036" style="width:0;height:1.5pt" o:hralign="right" o:hrstd="t" o:hr="t" fillcolor="#a0a0a0" stroked="f"/>
+        </w:pict>
+      </w:r>
+    </w:p>
+    <w:p>
+      <w:pPr>
+        <w:pStyle w:val="Heading2"/>
+        <w:bidi/>
+      </w:pPr>
+      <w:r>
+        <w:rPr>
+          <w:rtl/>
+        </w:rPr>
+        <w:t>مشکل دوم: سرعت</w:t>
+      </w:r>
+    </w:p>
+    <w:p>
+      <w:pPr>
+        <w:pStyle w:val="NormalWeb"/>
+        <w:bidi/>
+      </w:pPr>
+      <w:r>
+        <w:rPr>
+          <w:rtl/>
+        </w:rPr>
+        <w:t>فرض کنید</w:t>
+      </w:r>
+      <w:r>
+        <w:t xml:space="preserve"> Build </w:t>
+      </w:r>
+      <w:r>
+        <w:rPr>
+          <w:rtl/>
+        </w:rPr>
+        <w:t xml:space="preserve">پروژه </w:t>
+      </w:r>
+      <w:r>
+        <w:rPr>
+          <w:rtl/>
+          <w:lang w:bidi="fa-IR"/>
+        </w:rPr>
+        <w:t>۱۵</w:t>
+      </w:r>
+      <w:r>
+        <w:rPr>
+          <w:rtl/>
+        </w:rPr>
+        <w:t xml:space="preserve"> دقیقه طول می‌کشد</w:t>
+      </w:r>
+      <w:r>
+        <w:t>.</w:t>
+      </w:r>
+    </w:p>
+    <w:p>
+      <w:pPr>
+        <w:pStyle w:val="NormalWeb"/>
+        <w:bidi/>
+      </w:pPr>
+      <w:r>
+        <w:rPr>
+          <w:rtl/>
+        </w:rPr>
+        <w:t>اگر این کار را خودتان انجام دهید</w:t>
+      </w:r>
+      <w:r>
+        <w:t>:</w:t>
+      </w:r>
+    </w:p>
+    <w:p>
+      <w:pPr>
+        <w:pStyle w:val="NormalWeb"/>
+        <w:numPr>
+          <w:ilvl w:val="0"/>
+          <w:numId w:val="22"/>
+        </w:numPr>
+        <w:bidi/>
+      </w:pPr>
+      <w:r>
+        <w:rPr>
+          <w:rtl/>
+        </w:rPr>
+        <w:t>وارد سرور شوید</w:t>
+      </w:r>
+      <w:r>
+        <w:t>.</w:t>
+      </w:r>
+    </w:p>
+    <w:p>
+      <w:pPr>
+        <w:pStyle w:val="NormalWeb"/>
+        <w:numPr>
+          <w:ilvl w:val="0"/>
+          <w:numId w:val="22"/>
+        </w:numPr>
+        <w:bidi/>
+      </w:pPr>
+      <w:r>
+        <w:rPr>
+          <w:rtl/>
+        </w:rPr>
+        <w:t>دستورها را بنویسید</w:t>
+      </w:r>
+      <w:r>
+        <w:t>.</w:t>
+      </w:r>
+    </w:p>
+    <w:p>
+      <w:pPr>
+        <w:pStyle w:val="NormalWeb"/>
+        <w:numPr>
+          <w:ilvl w:val="0"/>
+          <w:numId w:val="22"/>
+        </w:numPr>
+        <w:bidi/>
+      </w:pPr>
+      <w:r>
+        <w:rPr>
+          <w:rtl/>
+        </w:rPr>
+        <w:t>منتظر بمانید</w:t>
+      </w:r>
+      <w:r>
+        <w:t>.</w:t>
+      </w:r>
+    </w:p>
+    <w:p>
+      <w:pPr>
+        <w:pStyle w:val="NormalWeb"/>
+        <w:numPr>
+          <w:ilvl w:val="0"/>
+          <w:numId w:val="22"/>
+        </w:numPr>
+        <w:bidi/>
+      </w:pPr>
+      <w:r>
+        <w:rPr>
+          <w:rtl/>
+        </w:rPr>
+        <w:t>نتیجه را بررسی کنید</w:t>
+      </w:r>
+      <w:r>
+        <w:t>.</w:t>
+      </w:r>
+    </w:p>
+    <w:p>
+      <w:pPr>
+        <w:pStyle w:val="NormalWeb"/>
+        <w:bidi/>
+      </w:pPr>
+      <w:r>
+        <w:rPr>
+          <w:rtl/>
+        </w:rPr>
+        <w:t>اما اگر</w:t>
+      </w:r>
+      <w:r>
+        <w:t xml:space="preserve"> Jenkins </w:t>
+      </w:r>
+      <w:r>
+        <w:rPr>
+          <w:rtl/>
+        </w:rPr>
+        <w:t>یا</w:t>
+      </w:r>
+      <w:r>
+        <w:t xml:space="preserve"> GitHub Actions </w:t>
+      </w:r>
+      <w:r>
+        <w:rPr>
+          <w:rtl/>
+        </w:rPr>
+        <w:t>این کار را انجام دهد</w:t>
+      </w:r>
+      <w:r>
+        <w:t>:</w:t>
+      </w:r>
+    </w:p>
+    <w:p>
+      <w:pPr>
+        <w:pStyle w:val="HTMLPreformatted"/>
+        <w:bidi/>
+        <w:rPr>
+          <w:rStyle w:val="HTMLCode"/>
+        </w:rPr>
+      </w:pPr>
+      <w:r>
+        <w:rPr>
+          <w:rStyle w:val="HTMLCode"/>
+        </w:rPr>
+        <w:t>Git Push</w:t>
+      </w:r>
+    </w:p>
+    <w:p>
+      <w:pPr>
+        <w:pStyle w:val="HTMLPreformatted"/>
+        <w:bidi/>
+        <w:rPr>
+          <w:rStyle w:val="HTMLCode"/>
+        </w:rPr>
+      </w:pPr>
+      <w:r>
+        <w:rPr>
+          <w:rStyle w:val="HTMLCode"/>
+        </w:rPr>
+        <w:t xml:space="preserve">      │</w:t>
+      </w:r>
+    </w:p>
+    <w:p>
+      <w:pPr>
+        <w:pStyle w:val="HTMLPreformatted"/>
+        <w:bidi/>
+        <w:rPr>
+          <w:rStyle w:val="HTMLCode"/>
+        </w:rPr>
+      </w:pPr>
+      <w:r>
+        <w:rPr>
+          <w:rStyle w:val="HTMLCode"/>
+        </w:rPr>
+        <w:lastRenderedPageBreak/>
+        <w:t xml:space="preserve">      ▼</w:t>
+      </w:r>
+    </w:p>
+    <w:p>
+      <w:pPr>
+        <w:pStyle w:val="HTMLPreformatted"/>
+        <w:bidi/>
+        <w:rPr>
+          <w:rStyle w:val="HTMLCode"/>
+        </w:rPr>
+      </w:pPr>
+      <w:r>
+        <w:rPr>
+          <w:rStyle w:val="HTMLCode"/>
+        </w:rPr>
+        <w:t>Build</w:t>
+      </w:r>
+    </w:p>
+    <w:p>
+      <w:pPr>
+        <w:pStyle w:val="HTMLPreformatted"/>
+        <w:bidi/>
+        <w:rPr>
+          <w:rStyle w:val="HTMLCode"/>
+        </w:rPr>
+      </w:pPr>
+      <w:r>
+        <w:rPr>
+          <w:rStyle w:val="HTMLCode"/>
+        </w:rPr>
+        <w:t xml:space="preserve">      ▼</w:t>
+      </w:r>
+    </w:p>
+    <w:p>
+      <w:pPr>
+        <w:pStyle w:val="HTMLPreformatted"/>
+        <w:bidi/>
+        <w:rPr>
+          <w:rStyle w:val="HTMLCode"/>
+        </w:rPr>
+      </w:pPr>
+      <w:r>
+        <w:rPr>
+          <w:rStyle w:val="HTMLCode"/>
+        </w:rPr>
+        <w:t>Test</w:t>
+      </w:r>
+    </w:p>
+    <w:p>
+      <w:pPr>
+        <w:pStyle w:val="HTMLPreformatted"/>
+        <w:bidi/>
+        <w:rPr>
+          <w:rStyle w:val="HTMLCode"/>
+        </w:rPr>
+      </w:pPr>
+      <w:r>
+        <w:rPr>
+          <w:rStyle w:val="HTMLCode"/>
+        </w:rPr>
+        <w:t xml:space="preserve">      ▼</w:t>
+      </w:r>
+    </w:p>
+    <w:p>
+      <w:pPr>
+        <w:pStyle w:val="HTMLPreformatted"/>
+        <w:bidi/>
+        <w:rPr>
+          <w:rStyle w:val="HTMLCode"/>
+        </w:rPr>
+      </w:pPr>
+      <w:r>
+        <w:rPr>
+          <w:rStyle w:val="HTMLCode"/>
+        </w:rPr>
+        <w:t>Deploy</w:t>
+      </w:r>
+    </w:p>
+    <w:p>
+      <w:pPr>
+        <w:pStyle w:val="NormalWeb"/>
+        <w:bidi/>
+      </w:pPr>
+      <w:r>
+        <w:rPr>
+          <w:rtl/>
+        </w:rPr>
+        <w:t>شما در این مدت می‌توانید روی کارهای مهم‌تر تمرکز کنید</w:t>
+      </w:r>
+      <w:r>
+        <w:t>.</w:t>
+      </w:r>
+    </w:p>
+    <w:p>
+      <w:pPr>
+        <w:bidi/>
+      </w:pPr>
+      <w:r>
+        <w:pict w14:anchorId="1A15FB06">
+          <v:rect id="_x0000_i1037" style="width:0;height:1.5pt" o:hralign="right" o:hrstd="t" o:hr="t" fillcolor="#a0a0a0" stroked="f"/>
+        </w:pict>
+      </w:r>
+    </w:p>
+    <w:p>
+      <w:pPr>
+        <w:pStyle w:val="Heading2"/>
+        <w:bidi/>
+      </w:pPr>
+      <w:r>
+        <w:rPr>
+          <w:rtl/>
+        </w:rPr>
+        <w:t>مشکل سوم: تکراری بودن کارها</w:t>
+      </w:r>
+    </w:p>
+    <w:p>
+      <w:pPr>
+        <w:pStyle w:val="NormalWeb"/>
+        <w:bidi/>
+      </w:pPr>
+      <w:r>
+        <w:rPr>
+          <w:rtl/>
+        </w:rPr>
+        <w:t>فرض کنید هر روز همین دستورها را اجرا می‌کنید</w:t>
+      </w:r>
+      <w:r>
+        <w:t>:</w:t>
+      </w:r>
+    </w:p>
+    <w:p>
+      <w:pPr>
+        <w:pStyle w:val="HTMLPreformatted"/>
+        <w:bidi/>
+        <w:rPr>
+          <w:rStyle w:val="HTMLCode"/>
+        </w:rPr>
+      </w:pPr>
+      <w:r>
+        <w:rPr>
+          <w:rStyle w:val="HTMLCode"/>
+        </w:rPr>
+        <w:t xml:space="preserve">git </w:t>
+      </w:r>
+      <w:proofErr w:type="gramStart"/>
+      <w:r>
+        <w:rPr>
+          <w:rStyle w:val="HTMLCode"/>
+        </w:rPr>
+        <w:t>pull</w:t>
+      </w:r>
+      <w:proofErr w:type="gramEnd"/>
+    </w:p>
+    <w:p>
+      <w:pPr>
+        <w:pStyle w:val="HTMLPreformatted"/>
+        <w:bidi/>
+        <w:rPr>
+          <w:rStyle w:val="HTMLCode"/>
+        </w:rPr>
+      </w:pPr>
+      <w:r>
+        <w:rPr>
+          <w:rStyle w:val="HTMLCode"/>
+        </w:rPr>
+        <w:t>docker build</w:t>
+      </w:r>
+    </w:p>
+    <w:p>
+      <w:pPr>
+        <w:pStyle w:val="HTMLPreformatted"/>
+        <w:bidi/>
+        <w:rPr>
+          <w:rStyle w:val="HTMLCode"/>
+        </w:rPr>
+      </w:pPr>
+      <w:r>
+        <w:rPr>
+          <w:rStyle w:val="HTMLCode"/>
+        </w:rPr>
+        <w:t>docker compose up -d</w:t>
+      </w:r>
+    </w:p>
+    <w:p>
+      <w:pPr>
+        <w:pStyle w:val="NormalWeb"/>
+        <w:bidi/>
+      </w:pPr>
+      <w:r>
+        <w:rPr>
+          <w:rtl/>
+        </w:rPr>
+        <w:t>اگر این کار را صدها بار انجام دهید، وقت زیادی هدر می‌رود</w:t>
+      </w:r>
+      <w:r>
+        <w:t>.</w:t>
+      </w:r>
+    </w:p>
+    <w:p>
+      <w:pPr>
+        <w:pStyle w:val="NormalWeb"/>
+        <w:bidi/>
+      </w:pPr>
+      <w:r>
+        <w:rPr>
+          <w:rtl/>
+        </w:rPr>
+        <w:t>به همین دلیل می‌گویند</w:t>
+      </w:r>
+      <w:r>
+        <w:t>:</w:t>
+      </w:r>
+    </w:p>
+    <w:p>
+      <w:pPr>
+        <w:pStyle w:val="NormalWeb"/>
+        <w:bidi/>
+      </w:pPr>
+      <w:r>
+        <w:rPr>
+          <w:rStyle w:val="Strong"/>
+          <w:rtl/>
+        </w:rPr>
+        <w:t>اگر کاری را بیشتر از چند بار تکرار می‌کنی، احتمالاً وقت آن رسیده که آن را خودکار کنی</w:t>
+      </w:r>
+      <w:r>
+        <w:rPr>
+          <w:rStyle w:val="Strong"/>
+        </w:rPr>
+        <w:t>.</w:t>
+      </w:r>
+    </w:p>
+    <w:p>
+      <w:pPr>
+        <w:bidi/>
+      </w:pPr>
+      <w:r>
+        <w:pict w14:anchorId="584BE521">
+          <v:rect id="_x0000_i1038" style="width:0;height:1.5pt" o:hralign="right" o:hrstd="t" o:hr="t" fillcolor="#a0a0a0" stroked="f"/>
+        </w:pict>
+      </w:r>
+    </w:p>
+    <w:p>
+      <w:pPr>
+        <w:pStyle w:val="Heading2"/>
+        <w:bidi/>
+      </w:pPr>
+      <w:r>
+        <w:rPr>
+          <w:rtl/>
+        </w:rPr>
+        <w:t>مشکل چهارم: یکسان بودن اجرا</w:t>
+      </w:r>
+    </w:p>
+    <w:p>
+      <w:pPr>
+        <w:pStyle w:val="NormalWeb"/>
+        <w:bidi/>
+      </w:pPr>
+      <w:r>
+        <w:rPr>
+          <w:rtl/>
+        </w:rPr>
+        <w:t>فرض کنید دو نفر در تیم هستند</w:t>
+      </w:r>
+      <w:r>
+        <w:t>.</w:t>
+      </w:r>
+    </w:p>
+    <w:p>
+      <w:pPr>
+        <w:pStyle w:val="NormalWeb"/>
+        <w:bidi/>
+      </w:pPr>
+      <w:r>
+        <w:rPr>
+          <w:rtl/>
+        </w:rPr>
+        <w:t>علی برنامه را این‌گونه</w:t>
+      </w:r>
+      <w:r>
+        <w:t xml:space="preserve"> Deploy </w:t>
+      </w:r>
+      <w:r>
+        <w:rPr>
+          <w:rtl/>
+        </w:rPr>
+        <w:t>می‌کند</w:t>
+      </w:r>
+      <w:r>
+        <w:t>:</w:t>
+      </w:r>
+    </w:p>
+    <w:p>
+      <w:pPr>
+        <w:pStyle w:val="HTMLPreformatted"/>
+        <w:bidi/>
+        <w:rPr>
+          <w:rStyle w:val="HTMLCode"/>
+        </w:rPr>
+      </w:pPr>
+      <w:r>
+        <w:rPr>
+          <w:rStyle w:val="HTMLCode"/>
+        </w:rPr>
+        <w:t xml:space="preserve">docker </w:t>
+      </w:r>
+      <w:proofErr w:type="gramStart"/>
+      <w:r>
+        <w:rPr>
+          <w:rStyle w:val="HTMLCode"/>
+        </w:rPr>
+        <w:t>build .</w:t>
+      </w:r>
+      <w:proofErr w:type="gramEnd"/>
+    </w:p>
+    <w:p>
+      <w:pPr>
+        <w:pStyle w:val="NormalWeb"/>
+        <w:bidi/>
+      </w:pPr>
+      <w:r>
+        <w:rPr>
+          <w:rtl/>
+        </w:rPr>
+        <w:t>رضا این‌گونه</w:t>
+      </w:r>
+      <w:r>
+        <w:t>:</w:t>
+      </w:r>
+    </w:p>
+    <w:p>
+      <w:pPr>
+        <w:pStyle w:val="HTMLPreformatted"/>
+        <w:bidi/>
+        <w:rPr>
+          <w:rStyle w:val="HTMLCode"/>
+        </w:rPr>
+      </w:pPr>
+      <w:r>
+        <w:rPr>
+          <w:rStyle w:val="HTMLCode"/>
+        </w:rPr>
+        <w:t>docker build --no-</w:t>
+      </w:r>
+      <w:proofErr w:type="gramStart"/>
+      <w:r>
+        <w:rPr>
+          <w:rStyle w:val="HTMLCode"/>
+        </w:rPr>
+        <w:t>cache .</w:t>
+      </w:r>
+      <w:proofErr w:type="gramEnd"/>
+    </w:p>
+    <w:p>
+      <w:pPr>
+        <w:pStyle w:val="NormalWeb"/>
+        <w:bidi/>
+      </w:pPr>
+      <w:r>
+        <w:rPr>
+          <w:rtl/>
+        </w:rPr>
+        <w:t>و نفر سوم شاید یک مرحله را فراموش کند</w:t>
+      </w:r>
+      <w:r>
+        <w:t>.</w:t>
+      </w:r>
+    </w:p>
+    <w:p>
+      <w:pPr>
+        <w:pStyle w:val="NormalWeb"/>
+        <w:bidi/>
+      </w:pPr>
+      <w:r>
+        <w:rPr>
+          <w:rtl/>
+        </w:rPr>
+        <w:t>در نتیجه خروجی‌ها ممکن است با هم فرق داشته باشند</w:t>
+      </w:r>
+      <w:r>
+        <w:t>.</w:t>
+      </w:r>
+    </w:p>
+    <w:p>
+      <w:pPr>
+        <w:pStyle w:val="NormalWeb"/>
+        <w:bidi/>
+      </w:pPr>
+      <w:r>
+        <w:rPr>
+          <w:rtl/>
+        </w:rPr>
+        <w:t>اما اگر</w:t>
+      </w:r>
+      <w:r>
+        <w:t xml:space="preserve"> Pipeline </w:t>
+      </w:r>
+      <w:r>
+        <w:rPr>
+          <w:rtl/>
+        </w:rPr>
+        <w:t>وجود داشته باشد، همه از یک فرآیند ثابت استفاده می‌کنند و نتیجه همیشه یکسان است</w:t>
+      </w:r>
+      <w:r>
+        <w:t>.</w:t>
+      </w:r>
+    </w:p>
+    <w:p>
+      <w:pPr>
+        <w:bidi/>
+      </w:pPr>
+      <w:r>
+        <w:pict w14:anchorId="72A1F58E">
+          <v:rect id="_x0000_i1039" style="width:0;height:1.5pt" o:hralign="right" o:hrstd="t" o:hr="t" fillcolor="#a0a0a0" stroked="f"/>
+        </w:pict>
+      </w:r>
+    </w:p>
+    <w:p>
+      <w:pPr>
+        <w:pStyle w:val="Heading2"/>
+        <w:bidi/>
+      </w:pPr>
+      <w:r>
+        <w:rPr>
+          <w:rtl/>
+        </w:rPr>
+        <w:lastRenderedPageBreak/>
+        <w:t>مشکل پنجم: افزایش تعداد سرورها</w:t>
+      </w:r>
+    </w:p>
+    <w:p>
+      <w:pPr>
+        <w:pStyle w:val="NormalWeb"/>
+        <w:bidi/>
+      </w:pPr>
+      <w:r>
+        <w:rPr>
+          <w:rtl/>
+        </w:rPr>
+        <w:t>فرض کنید یک سرور دارید</w:t>
+      </w:r>
+      <w:r>
+        <w:t>.</w:t>
+      </w:r>
+    </w:p>
+    <w:p>
+      <w:pPr>
+        <w:pStyle w:val="NormalWeb"/>
+        <w:bidi/>
+      </w:pPr>
+      <w:r>
+        <w:rPr>
+          <w:rtl/>
+        </w:rPr>
+        <w:t>می‌توانید دستی</w:t>
+      </w:r>
+      <w:r>
+        <w:t xml:space="preserve"> Deploy </w:t>
+      </w:r>
+      <w:r>
+        <w:rPr>
+          <w:rtl/>
+        </w:rPr>
+        <w:t>کنید</w:t>
+      </w:r>
+      <w:r>
+        <w:t>.</w:t>
+      </w:r>
+    </w:p>
+    <w:p>
+      <w:pPr>
+        <w:pStyle w:val="NormalWeb"/>
+        <w:bidi/>
+      </w:pPr>
+      <w:r>
+        <w:rPr>
+          <w:rtl/>
+        </w:rPr>
+        <w:t xml:space="preserve">اما اگر شرکت بزرگ شود و </w:t>
+      </w:r>
+      <w:r>
+        <w:rPr>
+          <w:rtl/>
+          <w:lang w:bidi="fa-IR"/>
+        </w:rPr>
+        <w:t>۱۰۰</w:t>
+      </w:r>
+      <w:r>
+        <w:rPr>
+          <w:rtl/>
+        </w:rPr>
+        <w:t xml:space="preserve"> سرور داشته باشید، آیا می‌توانید روی تک‌تک آن‌ها این دستورها را اجرا کنید؟</w:t>
+      </w:r>
+    </w:p>
+    <w:p>
+      <w:pPr>
+        <w:pStyle w:val="NormalWeb"/>
+        <w:bidi/>
+      </w:pPr>
+      <w:r>
+        <w:rPr>
+          <w:rtl/>
+        </w:rPr>
+        <w:t>تقریباً غیرممکن است</w:t>
+      </w:r>
+      <w:r>
+        <w:t>.</w:t>
+      </w:r>
+    </w:p>
+    <w:p>
+      <w:pPr>
+        <w:pStyle w:val="NormalWeb"/>
+        <w:bidi/>
+      </w:pPr>
+      <w:r>
+        <w:rPr>
+          <w:rtl/>
+        </w:rPr>
+        <w:t>به همین دلیل ابزارهایی مثل</w:t>
+      </w:r>
+      <w:r>
+        <w:t>:</w:t>
+      </w:r>
+    </w:p>
+    <w:p>
+      <w:pPr>
+        <w:pStyle w:val="NormalWeb"/>
+        <w:numPr>
+          <w:ilvl w:val="0"/>
+          <w:numId w:val="23"/>
+        </w:numPr>
+        <w:bidi/>
+      </w:pPr>
+      <w:r>
+        <w:t>Jenkins</w:t>
+      </w:r>
+    </w:p>
+    <w:p>
+      <w:pPr>
+        <w:pStyle w:val="NormalWeb"/>
+        <w:numPr>
+          <w:ilvl w:val="0"/>
+          <w:numId w:val="23"/>
+        </w:numPr>
+        <w:bidi/>
+      </w:pPr>
+      <w:r>
+        <w:t>Ansible</w:t>
+      </w:r>
+    </w:p>
+    <w:p>
+      <w:pPr>
+        <w:pStyle w:val="NormalWeb"/>
+        <w:numPr>
+          <w:ilvl w:val="0"/>
+          <w:numId w:val="23"/>
+        </w:numPr>
+        <w:bidi/>
+      </w:pPr>
+      <w:r>
+        <w:t>Kubernetes</w:t>
+      </w:r>
+    </w:p>
+    <w:p>
+      <w:pPr>
+        <w:pStyle w:val="NormalWeb"/>
+        <w:numPr>
+          <w:ilvl w:val="0"/>
+          <w:numId w:val="23"/>
+        </w:numPr>
+        <w:bidi/>
+      </w:pPr>
+      <w:r>
+        <w:t>GitHub Actions</w:t>
+      </w:r>
+    </w:p>
+    <w:p>
+      <w:pPr>
+        <w:pStyle w:val="NormalWeb"/>
+        <w:bidi/>
+      </w:pPr>
+      <w:r>
+        <w:rPr>
+          <w:rtl/>
+        </w:rPr>
+        <w:t>به وجود آمده‌اند تا این کارها را به صورت خودکار روی تعداد زیادی سرور انجام دهند</w:t>
+      </w:r>
+      <w:r>
+        <w:t>.</w:t>
+      </w:r>
+    </w:p>
+    <w:p>
+      <w:pPr>
+        <w:bidi/>
+      </w:pPr>
+      <w:r>
+        <w:pict w14:anchorId="4A564F3B">
+          <v:rect id="_x0000_i1040" style="width:0;height:1.5pt" o:hralign="right" o:hrstd="t" o:hr="t" fillcolor="#a0a0a0" stroked="f"/>
+        </w:pict>
+      </w:r>
+    </w:p>
+    <w:p>
+      <w:pPr>
+        <w:pStyle w:val="Heading2"/>
+        <w:bidi/>
+      </w:pPr>
+      <w:r>
+        <w:rPr>
+          <w:rtl/>
+        </w:rPr>
+        <w:t>یک مثال ساده</w:t>
+      </w:r>
+    </w:p>
+    <w:p>
+      <w:pPr>
+        <w:pStyle w:val="NormalWeb"/>
+        <w:bidi/>
+      </w:pPr>
+      <w:r>
+        <w:rPr>
+          <w:rtl/>
+        </w:rPr>
+        <w:t xml:space="preserve">فرض کنید هر روز ساعت </w:t>
+      </w:r>
+      <w:r>
+        <w:rPr>
+          <w:rtl/>
+          <w:lang w:bidi="fa-IR"/>
+        </w:rPr>
+        <w:t>۸</w:t>
+      </w:r>
+      <w:r>
+        <w:rPr>
+          <w:rtl/>
+        </w:rPr>
+        <w:t xml:space="preserve"> صبح باید چراغ‌های شرکت را روشن کنید</w:t>
+      </w:r>
+      <w:r>
+        <w:t>.</w:t>
+      </w:r>
+    </w:p>
+    <w:p>
+      <w:pPr>
+        <w:pStyle w:val="Heading3"/>
+        <w:bidi/>
+      </w:pPr>
+      <w:r>
+        <w:rPr>
+          <w:rtl/>
+        </w:rPr>
+        <w:t>روش دستی</w:t>
+      </w:r>
+    </w:p>
+    <w:p>
+      <w:pPr>
+        <w:pStyle w:val="NormalWeb"/>
+        <w:bidi/>
+      </w:pPr>
+      <w:r>
+        <w:rPr>
+          <w:rtl/>
+        </w:rPr>
+        <w:t>هر روز</w:t>
+      </w:r>
+      <w:r>
+        <w:t>:</w:t>
+      </w:r>
+    </w:p>
+    <w:p>
+      <w:pPr>
+        <w:pStyle w:val="NormalWeb"/>
+        <w:numPr>
+          <w:ilvl w:val="0"/>
+          <w:numId w:val="24"/>
+        </w:numPr>
+        <w:bidi/>
+      </w:pPr>
+      <w:r>
+        <w:rPr>
+          <w:rtl/>
+        </w:rPr>
+        <w:t>بروید شرکت</w:t>
+      </w:r>
+      <w:r>
+        <w:t>.</w:t>
+      </w:r>
+    </w:p>
+    <w:p>
+      <w:pPr>
+        <w:pStyle w:val="NormalWeb"/>
+        <w:numPr>
+          <w:ilvl w:val="0"/>
+          <w:numId w:val="24"/>
+        </w:numPr>
+        <w:bidi/>
+      </w:pPr>
+      <w:r>
+        <w:rPr>
+          <w:rtl/>
+        </w:rPr>
+        <w:t>کلید را بزنید</w:t>
+      </w:r>
+      <w:r>
+        <w:t>.</w:t>
+      </w:r>
+    </w:p>
+    <w:p>
+      <w:pPr>
+        <w:pStyle w:val="NormalWeb"/>
+        <w:numPr>
+          <w:ilvl w:val="0"/>
+          <w:numId w:val="24"/>
+        </w:numPr>
+        <w:bidi/>
+      </w:pPr>
+      <w:r>
+        <w:rPr>
+          <w:rtl/>
+        </w:rPr>
+        <w:t>برگردید</w:t>
+      </w:r>
+      <w:r>
+        <w:t>.</w:t>
+      </w:r>
+    </w:p>
+    <w:p>
+      <w:pPr>
+        <w:pStyle w:val="Heading3"/>
+        <w:bidi/>
+      </w:pPr>
+      <w:r>
+        <w:rPr>
+          <w:rtl/>
+        </w:rPr>
+        <w:t>روش خودکار</w:t>
+      </w:r>
+    </w:p>
+    <w:p>
+      <w:pPr>
+        <w:pStyle w:val="NormalWeb"/>
+        <w:bidi/>
+      </w:pPr>
+      <w:r>
+        <w:rPr>
+          <w:rtl/>
+        </w:rPr>
+        <w:t>یک تایمر نصب می‌کنید</w:t>
+      </w:r>
+      <w:r>
+        <w:t>.</w:t>
+      </w:r>
+    </w:p>
+    <w:p>
+      <w:pPr>
+        <w:pStyle w:val="NormalWeb"/>
+        <w:bidi/>
+      </w:pPr>
+      <w:r>
+        <w:rPr>
+          <w:rtl/>
+        </w:rPr>
+        <w:t xml:space="preserve">هر روز ساعت </w:t>
+      </w:r>
+      <w:r>
+        <w:rPr>
+          <w:rtl/>
+          <w:lang w:bidi="fa-IR"/>
+        </w:rPr>
+        <w:t>۸</w:t>
+      </w:r>
+      <w:r>
+        <w:t>:</w:t>
+      </w:r>
+    </w:p>
+    <w:p>
+      <w:pPr>
+        <w:pStyle w:val="HTMLPreformatted"/>
+        <w:bidi/>
+        <w:rPr>
+          <w:rStyle w:val="HTMLCode"/>
+        </w:rPr>
+      </w:pPr>
+      <w:r>
+        <w:rPr>
+          <w:rStyle w:val="HTMLCode"/>
+          <w:rtl/>
+        </w:rPr>
+        <w:t>چراغ روشن می‌شود</w:t>
+      </w:r>
+      <w:r>
+        <w:rPr>
+          <w:rStyle w:val="HTMLCode"/>
+        </w:rPr>
+        <w:t>.</w:t>
+      </w:r>
+    </w:p>
+    <w:p>
+      <w:pPr>
+        <w:pStyle w:val="NormalWeb"/>
+        <w:bidi/>
+      </w:pPr>
+      <w:r>
+        <w:rPr>
+          <w:rtl/>
+        </w:rPr>
+        <w:t>بدون اینکه کسی کاری انجام دهد</w:t>
+      </w:r>
+      <w:r>
+        <w:t>.</w:t>
+      </w:r>
+    </w:p>
+    <w:p>
+      <w:pPr>
+        <w:pStyle w:val="NormalWeb"/>
+        <w:bidi/>
+      </w:pPr>
+      <w:r>
+        <w:rPr>
+          <w:rtl/>
+        </w:rPr>
+        <w:t>در</w:t>
+      </w:r>
+      <w:r>
+        <w:t xml:space="preserve"> DevOps </w:t>
+      </w:r>
+      <w:r>
+        <w:rPr>
+          <w:rtl/>
+        </w:rPr>
+        <w:t>نیز دقیقاً همین اتفاق می‌افتد</w:t>
+      </w:r>
+      <w:r>
+        <w:t>.</w:t>
+      </w:r>
+    </w:p>
+    <w:p>
+      <w:pPr>
+        <w:pStyle w:val="NormalWeb"/>
+        <w:bidi/>
+      </w:pPr>
+      <w:r>
+        <w:rPr>
+          <w:rtl/>
+        </w:rPr>
+        <w:t>به جای اینکه یک نفر هر بار</w:t>
+      </w:r>
+      <w:r>
+        <w:t xml:space="preserve"> Build</w:t>
+      </w:r>
+      <w:r>
+        <w:rPr>
+          <w:rtl/>
+        </w:rPr>
+        <w:t xml:space="preserve">، </w:t>
+      </w:r>
+      <w:r>
+        <w:t xml:space="preserve">Test </w:t>
+      </w:r>
+      <w:r>
+        <w:rPr>
+          <w:rtl/>
+        </w:rPr>
+        <w:t>و</w:t>
+      </w:r>
+      <w:r>
+        <w:t xml:space="preserve"> Deploy </w:t>
+      </w:r>
+      <w:r>
+        <w:rPr>
+          <w:rtl/>
+        </w:rPr>
+        <w:t>را انجام دهد، یک سیستم این کار را انجام می‌دهد</w:t>
+      </w:r>
+      <w:r>
+        <w:t>.</w:t>
+      </w:r>
+    </w:p>
+    <w:p>
+      <w:pPr>
+        <w:bidi/>
+      </w:pPr>
+      <w:r>
+        <w:lastRenderedPageBreak/>
+        <w:pict w14:anchorId="6C2A7401">
+          <v:rect id="_x0000_i1041" style="width:0;height:1.5pt" o:hralign="right" o:hrstd="t" o:hr="t" fillcolor="#a0a0a0" stroked="f"/>
+        </w:pict>
+      </w:r>
+    </w:p>
+    <w:p>
+      <w:pPr>
+        <w:pStyle w:val="Heading2"/>
+        <w:bidi/>
+      </w:pPr>
+      <w:r>
+        <w:rPr>
+          <w:rtl/>
+        </w:rPr>
+        <w:t>نتیجه در</w:t>
+      </w:r>
+      <w:r>
+        <w:t xml:space="preserve"> DevOps</w:t>
+      </w:r>
+    </w:p>
+    <w:p>
+      <w:pPr>
+        <w:pStyle w:val="NormalWeb"/>
+        <w:bidi/>
+      </w:pPr>
+      <w:r>
+        <w:rPr>
+          <w:rtl/>
+        </w:rPr>
+        <w:t>در</w:t>
+      </w:r>
+      <w:r>
+        <w:t xml:space="preserve"> DevOps </w:t>
+      </w:r>
+      <w:r>
+        <w:rPr>
+          <w:rtl/>
+        </w:rPr>
+        <w:t>تقریباً همه چیز را سعی می‌کنیم خودکار کنیم</w:t>
+      </w:r>
+      <w:r>
+        <w:t>:</w:t>
+      </w:r>
+    </w:p>
+    <w:p>
+      <w:pPr>
+        <w:pStyle w:val="NormalWeb"/>
+        <w:numPr>
+          <w:ilvl w:val="0"/>
+          <w:numId w:val="25"/>
+        </w:numPr>
+        <w:bidi/>
+      </w:pPr>
+      <w:r>
+        <w:rPr>
+          <w:rFonts w:ascii="Segoe UI Emoji" w:hAnsi="Segoe UI Emoji" w:cs="Segoe UI Emoji"/>
+        </w:rPr>
+        <w:t>✅</w:t>
+      </w:r>
+      <w:r>
+        <w:t xml:space="preserve"> Build </w:t>
+      </w:r>
+      <w:r>
+        <w:rPr>
+          <w:rtl/>
+        </w:rPr>
+        <w:t>نرم‌افزار</w:t>
+      </w:r>
+    </w:p>
+    <w:p>
+      <w:pPr>
+        <w:pStyle w:val="NormalWeb"/>
+        <w:numPr>
+          <w:ilvl w:val="0"/>
+          <w:numId w:val="25"/>
+        </w:numPr>
+        <w:bidi/>
+      </w:pPr>
+      <w:r>
+        <w:rPr>
+          <w:rFonts w:ascii="Segoe UI Emoji" w:hAnsi="Segoe UI Emoji" w:cs="Segoe UI Emoji"/>
+        </w:rPr>
+        <w:t>✅</w:t>
+      </w:r>
+      <w:r>
+        <w:t xml:space="preserve"> </w:t>
+      </w:r>
+      <w:r>
+        <w:rPr>
+          <w:rtl/>
+        </w:rPr>
+        <w:t>اجرای تست‌ها</w:t>
+      </w:r>
+    </w:p>
+    <w:p>
+      <w:pPr>
+        <w:pStyle w:val="NormalWeb"/>
+        <w:numPr>
+          <w:ilvl w:val="0"/>
+          <w:numId w:val="25"/>
+        </w:numPr>
+        <w:bidi/>
+      </w:pPr>
+      <w:r>
+        <w:rPr>
+          <w:rFonts w:ascii="Segoe UI Emoji" w:hAnsi="Segoe UI Emoji" w:cs="Segoe UI Emoji"/>
+        </w:rPr>
+        <w:t>✅</w:t>
+      </w:r>
+      <w:r>
+        <w:t xml:space="preserve"> </w:t>
+      </w:r>
+      <w:r>
+        <w:rPr>
+          <w:rtl/>
+        </w:rPr>
+        <w:t>ساخت</w:t>
+      </w:r>
+      <w:r>
+        <w:t xml:space="preserve"> Docker Image</w:t>
+      </w:r>
+    </w:p>
+    <w:p>
+      <w:pPr>
+        <w:pStyle w:val="NormalWeb"/>
+        <w:numPr>
+          <w:ilvl w:val="0"/>
+          <w:numId w:val="25"/>
+        </w:numPr>
+        <w:bidi/>
+      </w:pPr>
+      <w:r>
+        <w:rPr>
+          <w:rFonts w:ascii="Segoe UI Emoji" w:hAnsi="Segoe UI Emoji" w:cs="Segoe UI Emoji"/>
+        </w:rPr>
+        <w:t>✅</w:t>
+      </w:r>
+      <w:r>
+        <w:t xml:space="preserve"> Push </w:t>
+      </w:r>
+      <w:r>
+        <w:rPr>
+          <w:rtl/>
+        </w:rPr>
+        <w:t>به</w:t>
+      </w:r>
+      <w:r>
+        <w:t xml:space="preserve"> Registry</w:t>
+      </w:r>
+    </w:p>
+    <w:p>
+      <w:pPr>
+        <w:pStyle w:val="NormalWeb"/>
+        <w:numPr>
+          <w:ilvl w:val="0"/>
+          <w:numId w:val="25"/>
+        </w:numPr>
+        <w:bidi/>
+      </w:pPr>
+      <w:r>
+        <w:rPr>
+          <w:rFonts w:ascii="Segoe UI Emoji" w:hAnsi="Segoe UI Emoji" w:cs="Segoe UI Emoji"/>
+        </w:rPr>
+        <w:t>✅</w:t>
+      </w:r>
+      <w:r>
+        <w:t xml:space="preserve"> Deploy </w:t>
+      </w:r>
+      <w:r>
+        <w:rPr>
+          <w:rtl/>
+        </w:rPr>
+        <w:t>روی سرورها</w:t>
+      </w:r>
+    </w:p>
+    <w:p>
+      <w:pPr>
+        <w:pStyle w:val="NormalWeb"/>
+        <w:numPr>
+          <w:ilvl w:val="0"/>
+          <w:numId w:val="25"/>
+        </w:numPr>
+        <w:bidi/>
+      </w:pPr>
+      <w:r>
+        <w:rPr>
+          <w:rFonts w:ascii="Segoe UI Emoji" w:hAnsi="Segoe UI Emoji" w:cs="Segoe UI Emoji"/>
+        </w:rPr>
+        <w:t>✅</w:t>
+      </w:r>
+      <w:r>
+        <w:t xml:space="preserve"> Backup </w:t>
+      </w:r>
+      <w:r>
+        <w:rPr>
+          <w:rtl/>
+        </w:rPr>
+        <w:t>گرفتن</w:t>
+      </w:r>
+    </w:p>
+    <w:p>
+      <w:pPr>
+        <w:pStyle w:val="NormalWeb"/>
+        <w:numPr>
+          <w:ilvl w:val="0"/>
+          <w:numId w:val="25"/>
+        </w:numPr>
+        <w:bidi/>
+      </w:pPr>
+      <w:r>
+        <w:rPr>
+          <w:rFonts w:ascii="Segoe UI Emoji" w:hAnsi="Segoe UI Emoji" w:cs="Segoe UI Emoji"/>
+        </w:rPr>
+        <w:t>✅</w:t>
+      </w:r>
+      <w:r>
+        <w:t xml:space="preserve"> </w:t>
+      </w:r>
+      <w:r>
+        <w:rPr>
+          <w:rtl/>
+        </w:rPr>
+        <w:t>مانیتورینگ</w:t>
+      </w:r>
+    </w:p>
+    <w:p>
+      <w:pPr>
+        <w:pStyle w:val="NormalWeb"/>
+        <w:numPr>
+          <w:ilvl w:val="0"/>
+          <w:numId w:val="25"/>
+        </w:numPr>
+        <w:bidi/>
+      </w:pPr>
+      <w:r>
+        <w:rPr>
+          <w:rFonts w:ascii="Segoe UI Emoji" w:hAnsi="Segoe UI Emoji" w:cs="Segoe UI Emoji"/>
+        </w:rPr>
+        <w:t>✅</w:t>
+      </w:r>
+      <w:r>
+        <w:t xml:space="preserve"> </w:t>
+      </w:r>
+      <w:r>
+        <w:rPr>
+          <w:rtl/>
+        </w:rPr>
+        <w:t>اسکن امنیتی</w:t>
+      </w:r>
+    </w:p>
+    <w:p>
+      <w:pPr>
+        <w:pStyle w:val="NormalWeb"/>
+        <w:numPr>
+          <w:ilvl w:val="0"/>
+          <w:numId w:val="25"/>
+        </w:numPr>
+        <w:bidi/>
+      </w:pPr>
+      <w:r>
+        <w:rPr>
+          <w:rFonts w:ascii="Segoe UI Emoji" w:hAnsi="Segoe UI Emoji" w:cs="Segoe UI Emoji"/>
+        </w:rPr>
+        <w:t>✅</w:t>
+      </w:r>
+      <w:r>
+        <w:t xml:space="preserve"> </w:t>
+      </w:r>
+      <w:r>
+        <w:rPr>
+          <w:rtl/>
+        </w:rPr>
+        <w:t>ارسال اعلان در صورت خطا</w:t>
+      </w:r>
+    </w:p>
+    <w:p>
+      <w:pPr>
+        <w:bidi/>
+      </w:pPr>
+      <w:r>
+        <w:pict w14:anchorId="33B147F2">
+          <v:rect id="_x0000_i1042" style="width:0;height:1.5pt" o:hralign="right" o:hrstd="t" o:hr="t" fillcolor="#a0a0a0" stroked="f"/>
+        </w:pict>
+      </w:r>
+    </w:p>
+    <w:p>
+      <w:pPr>
+        <w:pStyle w:val="Heading3"/>
+        <w:bidi/>
+      </w:pPr>
+      <w:r>
+        <w:rPr>
+          <w:rtl/>
+        </w:rPr>
+        <w:t>جمع‌بندی</w:t>
+      </w:r>
+    </w:p>
+    <w:p>
+      <w:pPr>
+        <w:pStyle w:val="NormalWeb"/>
+        <w:bidi/>
+      </w:pPr>
+      <w:r>
+        <w:rPr>
+          <w:rtl/>
+        </w:rPr>
+        <w:t xml:space="preserve">هدف اصلی اتوماسیون فقط </w:t>
+      </w:r>
+      <w:r>
+        <w:rPr>
+          <w:rStyle w:val="Strong"/>
+          <w:rtl/>
+        </w:rPr>
+        <w:t>کم کردن زحمت انسان</w:t>
+      </w:r>
+      <w:r>
+        <w:rPr>
+          <w:rtl/>
+        </w:rPr>
+        <w:t xml:space="preserve"> نیست، بلکه رسیدن به این ویژگی‌هاست</w:t>
+      </w:r>
+      <w:r>
+        <w:t>:</w:t>
+      </w:r>
+    </w:p>
+    <w:p>
+      <w:pPr>
+        <w:pStyle w:val="NormalWeb"/>
+        <w:numPr>
+          <w:ilvl w:val="0"/>
+          <w:numId w:val="26"/>
+        </w:numPr>
+        <w:bidi/>
+      </w:pPr>
+      <w:r>
+        <w:rPr>
+          <w:rStyle w:val="Strong"/>
+          <w:rtl/>
+        </w:rPr>
+        <w:t>سرعت بیشتر</w:t>
+      </w:r>
+      <w:r>
+        <w:t xml:space="preserve">: </w:t>
+      </w:r>
+      <w:r>
+        <w:rPr>
+          <w:rtl/>
+        </w:rPr>
+        <w:t>کارها در چند دقیقه یا چند ثانیه انجام می‌شوند</w:t>
+      </w:r>
+      <w:r>
+        <w:t>.</w:t>
+      </w:r>
+    </w:p>
+    <w:p>
+      <w:pPr>
+        <w:pStyle w:val="NormalWeb"/>
+        <w:numPr>
+          <w:ilvl w:val="0"/>
+          <w:numId w:val="26"/>
+        </w:numPr>
+        <w:bidi/>
+      </w:pPr>
+      <w:r>
+        <w:rPr>
+          <w:rStyle w:val="Strong"/>
+          <w:rtl/>
+        </w:rPr>
+        <w:t>کاهش خطای انسانی</w:t>
+      </w:r>
+      <w:r>
+        <w:t xml:space="preserve">: </w:t>
+      </w:r>
+      <w:r>
+        <w:rPr>
+          <w:rtl/>
+        </w:rPr>
+        <w:t>مراحل همیشه به یک شکل اجرا می‌شوند</w:t>
+      </w:r>
+      <w:r>
+        <w:t>.</w:t>
+      </w:r>
+    </w:p>
+    <w:p>
+      <w:pPr>
+        <w:pStyle w:val="NormalWeb"/>
+        <w:numPr>
+          <w:ilvl w:val="0"/>
+          <w:numId w:val="26"/>
+        </w:numPr>
+        <w:bidi/>
+      </w:pPr>
+      <w:r>
+        <w:rPr>
+          <w:rStyle w:val="Strong"/>
+          <w:rtl/>
+        </w:rPr>
+        <w:t>تکرارپذیری</w:t>
+      </w:r>
+      <w:r>
+        <w:rPr>
+          <w:rStyle w:val="Strong"/>
+        </w:rPr>
+        <w:t xml:space="preserve"> (Repeatability)</w:t>
+      </w:r>
+      <w:r>
+        <w:t xml:space="preserve">: </w:t>
+      </w:r>
+      <w:r>
+        <w:rPr>
+          <w:rtl/>
+        </w:rPr>
+        <w:t>هر بار خروجی قابل پیش‌بینی و یکسان است</w:t>
+      </w:r>
+      <w:r>
+        <w:t>.</w:t>
+      </w:r>
+    </w:p>
+    <w:p>
+      <w:pPr>
+        <w:pStyle w:val="NormalWeb"/>
+        <w:numPr>
+          <w:ilvl w:val="0"/>
+          <w:numId w:val="26"/>
+        </w:numPr>
+        <w:bidi/>
+      </w:pPr>
+      <w:r>
+        <w:rPr>
+          <w:rStyle w:val="Strong"/>
+          <w:rtl/>
+        </w:rPr>
+        <w:t>مقیاس‌پذیری</w:t>
+      </w:r>
+      <w:r>
+        <w:rPr>
+          <w:rStyle w:val="Strong"/>
+        </w:rPr>
+        <w:t xml:space="preserve"> (Scalability)</w:t>
+      </w:r>
+      <w:r>
+        <w:t xml:space="preserve">: </w:t>
+      </w:r>
+      <w:r>
+        <w:rPr>
+          <w:rtl/>
+        </w:rPr>
+        <w:t>همان فرآیند را می‌توان روی ده‌ها یا هزاران سرور اجرا کرد</w:t>
+      </w:r>
+      <w:r>
+        <w:t>.</w:t>
+      </w:r>
+    </w:p>
+    <w:p>
+      <w:pPr>
+        <w:pStyle w:val="NormalWeb"/>
+        <w:numPr>
+          <w:ilvl w:val="0"/>
+          <w:numId w:val="26"/>
+        </w:numPr>
+        <w:bidi/>
+      </w:pPr>
+      <w:r>
+        <w:rPr>
+          <w:rStyle w:val="Strong"/>
+          <w:rtl/>
+        </w:rPr>
+        <w:t>صرفه‌جویی در زمان و هزینه</w:t>
+      </w:r>
+      <w:r>
+        <w:t xml:space="preserve">: </w:t>
+      </w:r>
+      <w:r>
+        <w:rPr>
+          <w:rtl/>
+        </w:rPr>
+        <w:t>افراد به جای کارهای تکراری، روی حل مسائل و توسعه قابلیت‌های جدید تمرکز می‌کنند</w:t>
+      </w:r>
+      <w:r>
+        <w:t>.</w:t>
+      </w:r>
+    </w:p>
+    <w:p>
+      <w:pPr>
+        <w:pStyle w:val="NormalWeb"/>
+        <w:bidi/>
+      </w:pPr>
+      <w:r>
+        <w:rPr>
+          <w:rtl/>
+        </w:rPr>
+        <w:t>به همین دلیل است که در دنیای</w:t>
+      </w:r>
+      <w:r>
+        <w:t xml:space="preserve"> DevOps </w:t>
+      </w:r>
+      <w:r>
+        <w:rPr>
+          <w:rtl/>
+        </w:rPr>
+        <w:t>شعار رایجی وجود دارد</w:t>
+      </w:r>
+      <w:r>
+        <w:t>:</w:t>
+      </w:r>
+    </w:p>
+    <w:p>
+      <w:pPr>
+        <w:pStyle w:val="NormalWeb"/>
+        <w:bidi/>
+      </w:pPr>
+      <w:r>
+        <w:rPr>
+          <w:rStyle w:val="Strong"/>
+        </w:rPr>
+        <w:t>"</w:t>
+      </w:r>
+      <w:r>
+        <w:rPr>
+          <w:rStyle w:val="Strong"/>
+          <w:rtl/>
+        </w:rPr>
+        <w:t>اگر انجام یک کار را بتوان خودکار کرد، بهتر است آن را خودکار کنیم</w:t>
+      </w:r>
+      <w:r>
+        <w:rPr>
+          <w:rStyle w:val="Strong"/>
+        </w:rPr>
+        <w:t>."</w:t>
+      </w:r>
+    </w:p>
+    <w:p>
+      <w:pPr>
+        <w:bidi/>
+        <w:rPr>
+          <w:lang w:bidi="fa-IR"/>
+        </w:rPr>
+      </w:pPr>
+      <w:r>
+        <w:rPr>
+          <w:rFonts w:hint="cs"/>
+          <w:rtl/>
+          <w:lang w:bidi="fa-IR"/>
+        </w:rPr>
+        <w:t xml:space="preserve"> </w:t>
+      </w:r>
+    </w:p>
+    <w:p>
+      <w:pPr>
+        <w:bidi/>
+        <w:rPr>
+          <w:lang w:bidi="fa-IR"/>
+        </w:rPr>
+      </w:pPr>
+      <w:r>
+        <w:rPr>
+          <w:rFonts w:hint="cs"/>
+          <w:rtl/>
+          <w:lang w:bidi="fa-IR"/>
+        </w:rPr>
+        <w:t>اجایل: نسبت به تغییراتی که از سمت بازار به سمت برنامه ما داره میاد بتونیم سریع تغییر و هم سو کنیم خودمون رو.</w:t>
+      </w:r>
+    </w:p>
+    <w:p>
+      <w:pPr>
+        <w:jc w:val="both"/>
+        <w:rPr>
+          <w:rFonts w:cstheme="minorHAnsi"/>
+          <w:b/>
+          <w:bCs/>
+          <w:rtl/>
+          <w:lang w:bidi="fa-IR"/>
+        </w:rPr>
+      </w:pPr>
+      <w:r>
+        <w:rPr>
+          <w:rFonts w:cstheme="minorHAnsi"/>
+          <w:b/>
+          <w:bCs/>
           <w:lang w:bidi="fa-IR"/>
         </w:rPr>
         <w:t>Part 2</w:t>
       </w:r>
       <w:r>
         <w:rPr>
-          <w:rFonts w:hint="cs"/>
+          <w:rFonts w:cstheme="minorHAnsi"/>
+          <w:b/>
+          <w:bCs/>
           <w:rtl/>
           <w:lang w:bidi="fa-IR"/>
         </w:rPr>
@@ -4829,6 +7263,7 @@
       <w:pPr>
         <w:bidi/>
         <w:rPr>
+          <w:rtl/>
           <w:lang w:bidi="fa-IR"/>
         </w:rPr>
       </w:pPr>
@@ -4855,15 +7290,6 @@
           <w:lang w:bidi="fa-IR"/>
         </w:rPr>
       </w:pPr>
-    </w:p>
-    <w:p>
-      <w:pPr>
-        <w:bidi/>
-        <w:rPr>
-          <w:rtl/>
-          <w:lang w:bidi="fa-IR"/>
-        </w:rPr>
-      </w:pPr>
       <w:r>
         <w:rPr>
           <w:rFonts w:hint="cs"/>
@@ -4942,6 +7368,7 @@
         <w:rPr>
           <w:lang w:bidi="fa-IR"/>
         </w:rPr>
+        <w:lastRenderedPageBreak/>
         <w:t>Docker --version</w:t>
       </w:r>
     </w:p>
@@ -5184,264 +7611,264 @@
           <w:rtl/>
           <w:lang w:bidi="fa-IR"/>
         </w:rPr>
+        <w:t>جلسه دوم</w:t>
+      </w:r>
+    </w:p>
+    <w:p>
+      <w:pPr>
+        <w:bidi/>
+        <w:rPr>
+          <w:rtl/>
+          <w:lang w:bidi="fa-IR"/>
+        </w:rPr>
+      </w:pPr>
+      <w:r>
+        <w:rPr>
+          <w:rFonts w:hint="cs"/>
+          <w:rtl/>
+          <w:lang w:bidi="fa-IR"/>
+        </w:rPr>
+        <w:t xml:space="preserve"> از اینجا میخواهیم شروع کنیم که علت اینکه ما در داکر باید برای اجرای دستورات روت یوزر باشیم چیه؟  ما برای اجرای دستورات داکر خطای های پرمیشن دریافت میکردیم.</w:t>
+      </w:r>
+    </w:p>
+    <w:p>
+      <w:pPr>
+        <w:bidi/>
+        <w:rPr>
+          <w:rtl/>
+          <w:lang w:bidi="fa-IR"/>
+        </w:rPr>
+      </w:pPr>
+    </w:p>
+    <w:p>
+      <w:pPr>
+        <w:bidi/>
+        <w:rPr>
+          <w:rtl/>
+          <w:lang w:bidi="fa-IR"/>
+        </w:rPr>
+      </w:pPr>
+      <w:r>
+        <w:rPr>
+          <w:rFonts w:hint="cs"/>
+          <w:rtl/>
+          <w:lang w:bidi="fa-IR"/>
+        </w:rPr>
+        <w:t>ما در محیط پروداکشن به دلیل مباحث امنیتی نباید با یوزر روت لاگین کنیم. و کسی به یوزر روت دسترسی نداره.</w:t>
+      </w:r>
+    </w:p>
+    <w:p>
+      <w:pPr>
+        <w:bidi/>
+        <w:rPr>
+          <w:lang w:bidi="fa-IR"/>
+        </w:rPr>
+      </w:pPr>
+      <w:r>
+        <w:rPr>
+          <w:rFonts w:hint="cs"/>
+          <w:rtl/>
+          <w:lang w:bidi="fa-IR"/>
+        </w:rPr>
+        <w:t xml:space="preserve">اگر بخواهیم با یوزر نان روت یوزر کار کنیم باید دستور </w:t>
+      </w:r>
+      <w:proofErr w:type="spellStart"/>
+      <w:r>
+        <w:rPr>
+          <w:lang w:bidi="fa-IR"/>
+        </w:rPr>
+        <w:t>usermod</w:t>
+      </w:r>
+      <w:proofErr w:type="spellEnd"/>
+      <w:r>
+        <w:rPr>
+          <w:lang w:bidi="fa-IR"/>
+        </w:rPr>
+        <w:t xml:space="preserve"> -</w:t>
+      </w:r>
+      <w:proofErr w:type="spellStart"/>
+      <w:r>
+        <w:rPr>
+          <w:lang w:bidi="fa-IR"/>
+        </w:rPr>
+        <w:t>aG</w:t>
+      </w:r>
+      <w:proofErr w:type="spellEnd"/>
+      <w:r>
+        <w:rPr>
+          <w:lang w:bidi="fa-IR"/>
+        </w:rPr>
+        <w:t xml:space="preserve"> docker $User</w:t>
+      </w:r>
+    </w:p>
+    <w:p>
+      <w:pPr>
+        <w:bidi/>
+        <w:rPr>
+          <w:rtl/>
+          <w:lang w:bidi="fa-IR"/>
+        </w:rPr>
+      </w:pPr>
+      <w:r>
+        <w:rPr>
+          <w:rFonts w:hint="cs"/>
+          <w:rtl/>
+          <w:lang w:bidi="fa-IR"/>
+        </w:rPr>
+        <w:t xml:space="preserve"> </w:t>
+      </w:r>
+      <w:proofErr w:type="spellStart"/>
+      <w:r>
+        <w:rPr>
+          <w:lang w:bidi="fa-IR"/>
+        </w:rPr>
+        <w:t>Gpasswd</w:t>
+      </w:r>
+      <w:proofErr w:type="spellEnd"/>
+      <w:r>
+        <w:rPr>
+          <w:lang w:bidi="fa-IR"/>
+        </w:rPr>
+        <w:t xml:space="preserve"> -a $User docker </w:t>
+      </w:r>
+    </w:p>
+    <w:p>
+      <w:pPr>
+        <w:bidi/>
+        <w:rPr>
+          <w:rtl/>
+          <w:lang w:bidi="fa-IR"/>
+        </w:rPr>
+      </w:pPr>
+      <w:r>
+        <w:rPr>
+          <w:rFonts w:hint="cs"/>
+          <w:rtl/>
+          <w:lang w:bidi="fa-IR"/>
+        </w:rPr>
+        <w:t>ما گفتیم که معماری داکر یک معماری کلاینت و سروری هست و ما و شما وقتی که دستوری رو اجرا میکنیم به داکر کلاینت وصل میشیمو این داکر کلاینت باید با یک</w:t>
+      </w:r>
+      <w:r>
+        <w:rPr>
+          <w:lang w:bidi="fa-IR"/>
+        </w:rPr>
+        <w:t xml:space="preserve">  </w:t>
+      </w:r>
+      <w:proofErr w:type="spellStart"/>
+      <w:r>
+        <w:rPr>
+          <w:lang w:bidi="fa-IR"/>
+        </w:rPr>
+        <w:t>api</w:t>
+      </w:r>
+      <w:proofErr w:type="spellEnd"/>
+      <w:r>
+        <w:rPr>
+          <w:rFonts w:hint="cs"/>
+          <w:rtl/>
+          <w:lang w:bidi="fa-IR"/>
+        </w:rPr>
+        <w:t xml:space="preserve"> </w:t>
+      </w:r>
+      <w:r>
+        <w:rPr>
+          <w:rFonts w:hint="cs"/>
+          <w:rtl/>
+          <w:lang w:bidi="fa-IR"/>
+        </w:rPr>
+        <w:t xml:space="preserve"> با </w:t>
+      </w:r>
+      <w:r>
+        <w:rPr>
+          <w:lang w:bidi="fa-IR"/>
+        </w:rPr>
+        <w:t>docker daemon</w:t>
+      </w:r>
+      <w:r>
+        <w:rPr>
+          <w:rFonts w:hint="cs"/>
+          <w:rtl/>
+          <w:lang w:bidi="fa-IR"/>
+        </w:rPr>
+        <w:t xml:space="preserve"> میروسنه و اجرا میشه این مکانیزم داکر است. </w:t>
+      </w:r>
+    </w:p>
+    <w:p>
+      <w:pPr>
+        <w:bidi/>
+        <w:rPr>
+          <w:rtl/>
+          <w:lang w:bidi="fa-IR"/>
+        </w:rPr>
+      </w:pPr>
+    </w:p>
+    <w:p>
+      <w:pPr>
+        <w:bidi/>
+        <w:rPr>
+          <w:lang w:bidi="fa-IR"/>
+        </w:rPr>
+      </w:pPr>
+      <w:r>
+        <w:rPr>
+          <w:rFonts w:hint="cs"/>
+          <w:rtl/>
+          <w:lang w:bidi="fa-IR"/>
+        </w:rPr>
+        <w:t xml:space="preserve">ما در لینوکس مبحثی به اسم </w:t>
+      </w:r>
+      <w:r>
+        <w:rPr>
+          <w:lang w:bidi="fa-IR"/>
+        </w:rPr>
+        <w:t xml:space="preserve">socket </w:t>
+      </w:r>
+      <w:r>
+        <w:rPr>
+          <w:rFonts w:hint="cs"/>
+          <w:rtl/>
+          <w:lang w:bidi="fa-IR"/>
+        </w:rPr>
+        <w:t xml:space="preserve"> داریم </w:t>
+      </w:r>
+      <w:r>
+        <w:rPr>
+          <w:rFonts w:hint="cs"/>
+          <w:rtl/>
+          <w:lang w:bidi="fa-IR"/>
+        </w:rPr>
+        <w:t xml:space="preserve">؟ برای ارتباط برقرار کردن بین دو تا از </w:t>
+      </w:r>
+      <w:r>
+        <w:rPr>
+          <w:lang w:bidi="fa-IR"/>
+        </w:rPr>
+        <w:t>process</w:t>
+      </w:r>
+      <w:r>
+        <w:rPr>
+          <w:rFonts w:hint="cs"/>
+          <w:rtl/>
+          <w:lang w:bidi="fa-IR"/>
+        </w:rPr>
+        <w:t xml:space="preserve"> ها ما میایم و از مفاهیم سوکت استفاده میکنیم.</w:t>
+      </w:r>
+    </w:p>
+    <w:p>
+      <w:pPr>
+        <w:bidi/>
+        <w:rPr>
+          <w:rtl/>
+          <w:lang w:bidi="fa-IR"/>
+        </w:rPr>
+      </w:pPr>
+      <w:r>
+        <w:rPr>
+          <w:rFonts w:hint="cs"/>
+          <w:rtl/>
+          <w:lang w:bidi="fa-IR"/>
+        </w:rPr>
         <w:lastRenderedPageBreak/>
-        <w:t>جلسه دوم</w:t>
-      </w:r>
-    </w:p>
-    <w:p>
-      <w:pPr>
-        <w:bidi/>
-        <w:rPr>
-          <w:rtl/>
-          <w:lang w:bidi="fa-IR"/>
-        </w:rPr>
-      </w:pPr>
-      <w:r>
-        <w:rPr>
-          <w:rFonts w:hint="cs"/>
-          <w:rtl/>
-          <w:lang w:bidi="fa-IR"/>
-        </w:rPr>
-        <w:t xml:space="preserve"> از اینجا میخواهیم شروع کنیم که علت اینکه ما در داکر باید برای اجرای دستورات روت یوزر باشیم چیه؟  ما برای اجرای دستورات داکر خطای های پرمیشن دریافت میکردیم.</w:t>
-      </w:r>
-    </w:p>
-    <w:p>
-      <w:pPr>
-        <w:bidi/>
-        <w:rPr>
-          <w:rtl/>
-          <w:lang w:bidi="fa-IR"/>
-        </w:rPr>
-      </w:pPr>
-    </w:p>
-    <w:p>
-      <w:pPr>
-        <w:bidi/>
-        <w:rPr>
-          <w:rtl/>
-          <w:lang w:bidi="fa-IR"/>
-        </w:rPr>
-      </w:pPr>
-      <w:r>
-        <w:rPr>
-          <w:rFonts w:hint="cs"/>
-          <w:rtl/>
-          <w:lang w:bidi="fa-IR"/>
-        </w:rPr>
-        <w:t>ما در محیط پروداکشن به دلیل مباحث امنیتی نباید با یوزر روت لاگین کنیم. و کسی به یوزر روت دسترسی نداره.</w:t>
-      </w:r>
-    </w:p>
-    <w:p>
-      <w:pPr>
-        <w:bidi/>
-        <w:rPr>
-          <w:lang w:bidi="fa-IR"/>
-        </w:rPr>
-      </w:pPr>
-      <w:r>
-        <w:rPr>
-          <w:rFonts w:hint="cs"/>
-          <w:rtl/>
-          <w:lang w:bidi="fa-IR"/>
-        </w:rPr>
-        <w:t xml:space="preserve">اگر بخواهیم با یوزر نان روت یوزر کار کنیم باید دستور </w:t>
-      </w:r>
-      <w:proofErr w:type="spellStart"/>
-      <w:r>
-        <w:rPr>
-          <w:lang w:bidi="fa-IR"/>
-        </w:rPr>
-        <w:t>usermod</w:t>
-      </w:r>
-      <w:proofErr w:type="spellEnd"/>
-      <w:r>
-        <w:rPr>
-          <w:lang w:bidi="fa-IR"/>
-        </w:rPr>
-        <w:t xml:space="preserve"> -</w:t>
-      </w:r>
-      <w:proofErr w:type="spellStart"/>
-      <w:r>
-        <w:rPr>
-          <w:lang w:bidi="fa-IR"/>
-        </w:rPr>
-        <w:t>aG</w:t>
-      </w:r>
-      <w:proofErr w:type="spellEnd"/>
-      <w:r>
-        <w:rPr>
-          <w:lang w:bidi="fa-IR"/>
-        </w:rPr>
-        <w:t xml:space="preserve"> docker $User</w:t>
-      </w:r>
-    </w:p>
-    <w:p>
-      <w:pPr>
-        <w:bidi/>
-        <w:rPr>
-          <w:rtl/>
-          <w:lang w:bidi="fa-IR"/>
-        </w:rPr>
-      </w:pPr>
-      <w:r>
-        <w:rPr>
-          <w:rFonts w:hint="cs"/>
-          <w:rtl/>
-          <w:lang w:bidi="fa-IR"/>
-        </w:rPr>
-        <w:t xml:space="preserve"> </w:t>
-      </w:r>
-      <w:proofErr w:type="spellStart"/>
-      <w:r>
-        <w:rPr>
-          <w:lang w:bidi="fa-IR"/>
-        </w:rPr>
-        <w:t>Gpasswd</w:t>
-      </w:r>
-      <w:proofErr w:type="spellEnd"/>
-      <w:r>
-        <w:rPr>
-          <w:lang w:bidi="fa-IR"/>
-        </w:rPr>
-        <w:t xml:space="preserve"> -a $User docker </w:t>
-      </w:r>
-    </w:p>
-    <w:p>
-      <w:pPr>
-        <w:bidi/>
-        <w:rPr>
-          <w:rtl/>
-          <w:lang w:bidi="fa-IR"/>
-        </w:rPr>
-      </w:pPr>
-      <w:r>
-        <w:rPr>
-          <w:rFonts w:hint="cs"/>
-          <w:rtl/>
-          <w:lang w:bidi="fa-IR"/>
-        </w:rPr>
-        <w:t>ما گفتیم که معماری داکر یک معماری کلاینت و سروری هست و ما و شما وقتی که دستوری رو اجرا میکنیم به داکر کلاینت وصل میشیمو این داکر کلاینت باید با یک</w:t>
-      </w:r>
-      <w:r>
-        <w:rPr>
-          <w:lang w:bidi="fa-IR"/>
-        </w:rPr>
-        <w:t xml:space="preserve">  </w:t>
-      </w:r>
-      <w:proofErr w:type="spellStart"/>
-      <w:r>
-        <w:rPr>
-          <w:lang w:bidi="fa-IR"/>
-        </w:rPr>
-        <w:t>api</w:t>
-      </w:r>
-      <w:proofErr w:type="spellEnd"/>
-      <w:r>
-        <w:rPr>
-          <w:rFonts w:hint="cs"/>
-          <w:rtl/>
-          <w:lang w:bidi="fa-IR"/>
-        </w:rPr>
-        <w:t xml:space="preserve"> </w:t>
-      </w:r>
-      <w:r>
-        <w:rPr>
-          <w:rFonts w:hint="cs"/>
-          <w:rtl/>
-          <w:lang w:bidi="fa-IR"/>
-        </w:rPr>
-        <w:t xml:space="preserve"> با </w:t>
-      </w:r>
-      <w:r>
-        <w:rPr>
-          <w:lang w:bidi="fa-IR"/>
-        </w:rPr>
-        <w:t>docker daemon</w:t>
-      </w:r>
-      <w:r>
-        <w:rPr>
-          <w:rFonts w:hint="cs"/>
-          <w:rtl/>
-          <w:lang w:bidi="fa-IR"/>
-        </w:rPr>
-        <w:t xml:space="preserve"> میروسنه و اجرا میشه این مکانیزم داکر است. </w:t>
-      </w:r>
-    </w:p>
-    <w:p>
-      <w:pPr>
-        <w:bidi/>
-        <w:rPr>
-          <w:rtl/>
-          <w:lang w:bidi="fa-IR"/>
-        </w:rPr>
-      </w:pPr>
-    </w:p>
-    <w:p>
-      <w:pPr>
-        <w:bidi/>
-        <w:rPr>
-          <w:lang w:bidi="fa-IR"/>
-        </w:rPr>
-      </w:pPr>
-      <w:r>
-        <w:rPr>
-          <w:rFonts w:hint="cs"/>
-          <w:rtl/>
-          <w:lang w:bidi="fa-IR"/>
-        </w:rPr>
-        <w:t xml:space="preserve">ما در لینوکس مبحثی به اسم </w:t>
-      </w:r>
-      <w:r>
-        <w:rPr>
-          <w:lang w:bidi="fa-IR"/>
-        </w:rPr>
-        <w:t xml:space="preserve">socket </w:t>
-      </w:r>
-      <w:r>
-        <w:rPr>
-          <w:rFonts w:hint="cs"/>
-          <w:rtl/>
-          <w:lang w:bidi="fa-IR"/>
-        </w:rPr>
-        <w:t xml:space="preserve"> داریم </w:t>
-      </w:r>
-      <w:r>
-        <w:rPr>
-          <w:rFonts w:hint="cs"/>
-          <w:rtl/>
-          <w:lang w:bidi="fa-IR"/>
-        </w:rPr>
-        <w:t xml:space="preserve">؟ برای ارتباط برقرار کردن بین دو تا از </w:t>
-      </w:r>
-      <w:r>
-        <w:rPr>
-          <w:lang w:bidi="fa-IR"/>
-        </w:rPr>
-        <w:t>process</w:t>
-      </w:r>
-      <w:r>
-        <w:rPr>
-          <w:rFonts w:hint="cs"/>
-          <w:rtl/>
-          <w:lang w:bidi="fa-IR"/>
-        </w:rPr>
-        <w:t xml:space="preserve"> ها ما میایم و از مفاهیم سوکت استفاده میکنیم.</w:t>
-      </w:r>
-    </w:p>
-    <w:p>
-      <w:pPr>
-        <w:bidi/>
-        <w:rPr>
-          <w:rtl/>
-          <w:lang w:bidi="fa-IR"/>
-        </w:rPr>
-      </w:pPr>
-      <w:r>
-        <w:rPr>
-          <w:rFonts w:hint="cs"/>
-          <w:rtl/>
-          <w:lang w:bidi="fa-IR"/>
-        </w:rPr>
         <w:t xml:space="preserve"> یوزر روت فقط مجاز هست این سوکت رو بسازه و ارتباط رو برقرار میکنه.</w:t>
       </w:r>
     </w:p>
@@ -5713,7 +8140,6 @@
           <w:rtl/>
           <w:lang w:bidi="fa-IR"/>
         </w:rPr>
-        <w:lastRenderedPageBreak/>
         <w:drawing>
           <wp:inline distT="0" distB="0" distL="0" distR="0" wp14:anchorId="0C4C9AD5" wp14:editId="1A0634D9">
             <wp:extent cx="5943600" cy="4050030"/>
@@ -5767,6 +8193,7 @@
           <w:rtl/>
           <w:lang w:bidi="fa-IR"/>
         </w:rPr>
+        <w:lastRenderedPageBreak/>
         <w:drawing>
           <wp:inline distT="0" distB="0" distL="0" distR="0" wp14:anchorId="62BB57E4" wp14:editId="02D7BD15">
             <wp:extent cx="5943600" cy="3225800"/>
@@ -5954,6 +8381,7 @@
           <w:rtl/>
           <w:lang w:bidi="fa-IR"/>
         </w:rPr>
+        <w:lastRenderedPageBreak/>
         <w:t>نیاز نیست تکنولوژی مجازی سازی رو یادبگیریم و خیلی ساده هست و مستقیم سخت افزار رو به کار میگیریم.</w:t>
       </w:r>
     </w:p>
@@ -6087,7 +8515,6 @@
           <w:rtl/>
           <w:lang w:bidi="fa-IR"/>
         </w:rPr>
-        <w:lastRenderedPageBreak/>
         <w:t xml:space="preserve">اپدیت و اپگرید کردن سرور ها سخته . مثلا میخواهیم سرور رو رم اضافه کنیم باید خاموش کنیم. تو ماشین مجازی و تکنولوژی مجازی سازی ما </w:t>
       </w:r>
       <w:r>
@@ -6224,6 +8651,7 @@
         <w:rPr>
           <w:noProof/>
         </w:rPr>
+        <w:lastRenderedPageBreak/>
         <w:drawing>
           <wp:inline distT="0" distB="0" distL="0" distR="0" wp14:anchorId="69A16FA6" wp14:editId="714523D8">
             <wp:extent cx="4389120" cy="4389120"/>
@@ -6433,6 +8861,7 @@
           <w:rtl/>
           <w:lang w:bidi="fa-IR"/>
         </w:rPr>
+        <w:lastRenderedPageBreak/>
         <w:drawing>
           <wp:inline distT="0" distB="0" distL="0" distR="0" wp14:anchorId="1054774D" wp14:editId="44ADCB39">
             <wp:extent cx="5619113" cy="2305878"/>
@@ -6618,100 +9047,100 @@
           <w:rtl/>
           <w:lang w:bidi="fa-IR"/>
         </w:rPr>
+        <w:t>1.اگر اپگرید سرور راحت باشه ، اگر میخواهیم ببیریم روی کلاد و بحث راحت بک اپ ، وی موشن و .. که ماشین مجازی ها خیلی راحت به ما میدن میرم سراغ ماشین مجازی</w:t>
+      </w:r>
+    </w:p>
+    <w:p>
+      <w:pPr>
+        <w:bidi/>
+        <w:rPr>
+          <w:lang w:bidi="fa-IR"/>
+        </w:rPr>
+      </w:pPr>
+      <w:r>
+        <w:rPr>
+          <w:rFonts w:hint="cs"/>
+          <w:rtl/>
+          <w:lang w:bidi="fa-IR"/>
+        </w:rPr>
+        <w:t xml:space="preserve">2. اگر </w:t>
+      </w:r>
+      <w:r>
+        <w:rPr>
+          <w:lang w:bidi="fa-IR"/>
+        </w:rPr>
+        <w:t>performance</w:t>
+      </w:r>
+      <w:r>
+        <w:rPr>
+          <w:rFonts w:hint="cs"/>
+          <w:rtl/>
+          <w:lang w:bidi="fa-IR"/>
+        </w:rPr>
+        <w:t xml:space="preserve"> خیلی مهم</w:t>
+      </w:r>
+      <w:r>
+        <w:rPr>
+          <w:rFonts w:hint="cs"/>
+          <w:rtl/>
+          <w:lang w:bidi="fa-IR"/>
+        </w:rPr>
+        <w:t>ه</w:t>
+      </w:r>
+      <w:r>
+        <w:rPr>
+          <w:rFonts w:hint="cs"/>
+          <w:rtl/>
+          <w:lang w:bidi="fa-IR"/>
+        </w:rPr>
+        <w:t xml:space="preserve"> ترابل شوت راحت تره به صورت </w:t>
+      </w:r>
+      <w:r>
+        <w:rPr>
+          <w:lang w:bidi="fa-IR"/>
+        </w:rPr>
+        <w:t>bare metal</w:t>
+      </w:r>
+      <w:r>
+        <w:rPr>
+          <w:rFonts w:hint="cs"/>
+          <w:rtl/>
+          <w:lang w:bidi="fa-IR"/>
+        </w:rPr>
+        <w:t xml:space="preserve"> نصب میکنیم.</w:t>
+      </w:r>
+    </w:p>
+    <w:p>
+      <w:pPr>
+        <w:bidi/>
+        <w:rPr>
+          <w:lang w:bidi="fa-IR"/>
+        </w:rPr>
+      </w:pPr>
+    </w:p>
+    <w:p>
+      <w:pPr>
+        <w:bidi/>
+        <w:rPr>
+          <w:lang w:bidi="fa-IR"/>
+        </w:rPr>
+      </w:pPr>
+    </w:p>
+    <w:p>
+      <w:pPr>
+        <w:bidi/>
+        <w:rPr>
+          <w:rtl/>
+          <w:lang w:bidi="fa-IR"/>
+        </w:rPr>
+      </w:pPr>
+      <w:r>
+        <w:rPr>
+          <w:rFonts w:hint="cs"/>
+          <w:rtl/>
+          <w:lang w:bidi="fa-IR"/>
+        </w:rPr>
         <w:lastRenderedPageBreak/>
-        <w:t>1.اگر اپگرید سرور راحت باشه ، اگر میخواهیم ببیریم روی کلاد و بحث راحت بک اپ ، وی موشن و .. که ماشین مجازی ها خیلی راحت به ما میدن میرم سراغ ماشین مجازی</w:t>
-      </w:r>
-    </w:p>
-    <w:p>
-      <w:pPr>
-        <w:bidi/>
-        <w:rPr>
-          <w:lang w:bidi="fa-IR"/>
-        </w:rPr>
-      </w:pPr>
-      <w:r>
-        <w:rPr>
-          <w:rFonts w:hint="cs"/>
-          <w:rtl/>
-          <w:lang w:bidi="fa-IR"/>
-        </w:rPr>
-        <w:t xml:space="preserve">2. اگر </w:t>
-      </w:r>
-      <w:r>
-        <w:rPr>
-          <w:lang w:bidi="fa-IR"/>
-        </w:rPr>
-        <w:t>performance</w:t>
-      </w:r>
-      <w:r>
-        <w:rPr>
-          <w:rFonts w:hint="cs"/>
-          <w:rtl/>
-          <w:lang w:bidi="fa-IR"/>
-        </w:rPr>
-        <w:t xml:space="preserve"> خیلی مهم</w:t>
-      </w:r>
-      <w:r>
-        <w:rPr>
-          <w:rFonts w:hint="cs"/>
-          <w:rtl/>
-          <w:lang w:bidi="fa-IR"/>
-        </w:rPr>
-        <w:t>ه</w:t>
-      </w:r>
-      <w:r>
-        <w:rPr>
-          <w:rFonts w:hint="cs"/>
-          <w:rtl/>
-          <w:lang w:bidi="fa-IR"/>
-        </w:rPr>
-        <w:t xml:space="preserve"> ترابل شوت راحت تره به صورت </w:t>
-      </w:r>
-      <w:r>
-        <w:rPr>
-          <w:lang w:bidi="fa-IR"/>
-        </w:rPr>
-        <w:t>bare metal</w:t>
-      </w:r>
-      <w:r>
-        <w:rPr>
-          <w:rFonts w:hint="cs"/>
-          <w:rtl/>
-          <w:lang w:bidi="fa-IR"/>
-        </w:rPr>
-        <w:t xml:space="preserve"> نصب میکنیم.</w:t>
-      </w:r>
-    </w:p>
-    <w:p>
-      <w:pPr>
-        <w:bidi/>
-        <w:rPr>
-          <w:lang w:bidi="fa-IR"/>
-        </w:rPr>
-      </w:pPr>
-    </w:p>
-    <w:p>
-      <w:pPr>
-        <w:bidi/>
-        <w:rPr>
-          <w:lang w:bidi="fa-IR"/>
-        </w:rPr>
-      </w:pPr>
-    </w:p>
-    <w:p>
-      <w:pPr>
-        <w:bidi/>
-        <w:rPr>
-          <w:rtl/>
-          <w:lang w:bidi="fa-IR"/>
-        </w:rPr>
-      </w:pPr>
-      <w:r>
-        <w:rPr>
-          <w:rFonts w:hint="cs"/>
-          <w:rtl/>
-          <w:lang w:bidi="fa-IR"/>
-        </w:rPr>
         <w:t>چرا ما داریم میریم سمت کانتینر سازی ؟</w:t>
       </w:r>
     </w:p>
@@ -8837,7 +11266,6 @@
         </w:rPr>
         <w:t xml:space="preserve"> این </w:t>
       </w:r>
-      <w:proofErr w:type="gramStart"/>
       <w:r>
         <w:t>process</w:t>
       </w:r>
@@ -8854,15 +11282,7 @@
           <w:rFonts w:hint="cs"/>
           <w:rtl/>
         </w:rPr>
-        <w:t xml:space="preserve"> کجا</w:t>
-      </w:r>
-      <w:proofErr w:type="gramEnd"/>
-      <w:r>
-        <w:rPr>
-          <w:rFonts w:hint="cs"/>
-          <w:rtl/>
-        </w:rPr>
-        <w:t xml:space="preserve"> ها رو </w:t>
+        <w:t xml:space="preserve"> کجا ها رو </w:t>
       </w:r>
       <w:r>
         <w:rPr>
@@ -8876,23 +11296,7 @@
           <w:rFonts w:hint="cs"/>
           <w:rtl/>
         </w:rPr>
-        <w:t xml:space="preserve"> و کجا ها رو </w:t>
-      </w:r>
-      <w:proofErr w:type="gramStart"/>
-      <w:r>
-        <w:rPr>
-          <w:rFonts w:hint="cs"/>
-          <w:rtl/>
-        </w:rPr>
-        <w:t>نبینه .</w:t>
-      </w:r>
-      <w:proofErr w:type="gramEnd"/>
-      <w:r>
-        <w:rPr>
-          <w:rFonts w:hint="cs"/>
-          <w:rtl/>
-        </w:rPr>
-        <w:t xml:space="preserve"> </w:t>
+        <w:t xml:space="preserve"> و کجا ها رو نبینه . </w:t>
       </w:r>
     </w:p>
     <w:p>
@@ -9336,7 +11740,7 @@
 </file>
 
 <file path=word/endnotes.xml><?xml version="1.0" encoding="utf-8"?>
-<w:endnotes xmlns:wpc="http://schemas.microsoft.com/office/word/2010/wordprocessingCanvas" xmlns:cx="http://schemas.microsoft.com/office/drawing/2014/chartex" xmlns:cx1="http://schemas.microsoft.com/office/drawing/2015/9/8/chartex" xmlns:cx2="http://schemas.microsoft.com/office/drawing/2015/10/21/chartex" xmlns:cx3="http://schemas.microsoft.com/office/drawing/2016/5/9/chartex" xmlns:cx4="http://schemas.microsoft.com/office/drawing/2016/5/10/chartex" xmlns:cx5="http://schemas.microsoft.com/office/drawing/2016/5/11/chartex" xmlns:cx6="http://schemas.microsoft.com/office/drawing/2016/5/12/chartex" xmlns:cx7="http://schemas.microsoft.com/office/drawing/2016/5/13/chartex" xmlns:cx8="http://schemas.microsoft.com/office/drawing/2016/5/14/chartex" xmlns:mc="http://schemas.openxmlformats.org/markup-compatibility/2006" xmlns:aink="http://schemas.microsoft.com/office/drawing/2016/ink" xmlns:am3d="http://schemas.microsoft.com/office/drawing/2017/model3d" xmlns:o="urn:schemas-microsoft-com:office:office" xmlns:oel="http://schemas.microsoft.com/office/2019/extlst" xmlns:r="http://schemas.openxmlformats.org/officeDocument/2006/relationships" xmlns:m="http://schemas.openxmlformats.org/officeDocument/2006/math" xmlns:v="urn:schemas-microsoft-com:vml" xmlns:wp14="http://schemas.microsoft.com/office/word/2010/wordprocessingDrawing" xmlns:wp="http://schemas.openxmlformats.org/drawingml/2006/wordprocessingDrawing" xmlns:w10="urn:schemas-microsoft-com:office:word" xmlns:w="http://schemas.openxmlformats.org/wordprocessingml/2006/main" xmlns:w14="http://schemas.microsoft.com/office/word/2010/wordml" xmlns:w15="http://schemas.microsoft.com/office/word/2012/wordml" xmlns:w16cex="http://schemas.microsoft.com/office/word/2018/wordml/cex" xmlns:w16cid="http://schemas.microsoft.com/office/word/2016/wordml/cid" xmlns:w16="http://schemas.microsoft.com/office/word/2018/wordml" xmlns:w16du="http://schemas.microsoft.com/office/word/2023/wordml/word16du" xmlns:w16sdtdh="http://schemas.microsoft.com/office/word/2020/wordml/sdtdatahash" xmlns:w16sdtfl="http://schemas.microsoft.com/office/word/2024/wordml/sdtformatlock" xmlns:w16se="http://schemas.microsoft.com/office/word/2015/wordml/symex" xmlns:wpg="http://schemas.microsoft.com/office/word/2010/wordprocessingGroup" xmlns:wpi="http://schemas.microsoft.com/office/word/2010/wordprocessingInk" xmlns:wne="http://schemas.microsoft.com/office/word/2006/wordml" xmlns:wps="http://schemas.microsoft.com/office/word/2010/wordprocessingShape" mc:Ignorable="w14 w15 w16se w16cid w16 w16cex w16sdtdh w16sdtfl w16du wp14">
+<w:endnotes xmlns:wpc="http://schemas.microsoft.com/office/word/2010/wordprocessingCanvas" xmlns:cx="http://schemas.microsoft.com/office/drawing/2014/chartex" xmlns:cx1="http://schemas.microsoft.com/office/drawing/2015/9/8/chartex" xmlns:cx2="http://schemas.microsoft.com/office/drawing/2015/10/21/chartex" xmlns:cx3="http://schemas.microsoft.com/office/drawing/2016/5/9/chartex" xmlns:cx4="http://schemas.microsoft.com/office/drawing/2016/5/10/chartex" xmlns:cx5="http://schemas.microsoft.com/office/drawing/2016/5/11/chartex" xmlns:cx6="http://schemas.microsoft.com/office/drawing/2016/5/12/chartex" xmlns:cx7="http://schemas.microsoft.com/office/drawing/2016/5/13/chartex" xmlns:cx8="http://schemas.microsoft.com/office/drawing/2016/5/14/chartex" xmlns:mc="http://schemas.openxmlformats.org/markup-compatibility/2006" xmlns:aink="http://schemas.microsoft.com/office/drawing/2016/ink" xmlns:am3d="http://schemas.microsoft.com/office/drawing/2017/model3d" xmlns:o="urn:schemas-microsoft-com:office:office" xmlns:r="http://schemas.openxmlformats.org/officeDocument/2006/relationships" xmlns:m="http://schemas.openxmlformats.org/officeDocument/2006/math" xmlns:v="urn:schemas-microsoft-com:vml" xmlns:wp14="http://schemas.microsoft.com/office/word/2010/wordprocessingDrawing" xmlns:wp="http://schemas.openxmlformats.org/drawingml/2006/wordprocessingDrawing" xmlns:w10="urn:schemas-microsoft-com:office:word" xmlns:w="http://schemas.openxmlformats.org/wordprocessingml/2006/main" xmlns:w14="http://schemas.microsoft.com/office/word/2010/wordml" xmlns:w15="http://schemas.microsoft.com/office/word/2012/wordml" xmlns:w16cex="http://schemas.microsoft.com/office/word/2018/wordml/cex" xmlns:w16cid="http://schemas.microsoft.com/office/word/2016/wordml/cid" xmlns:w16="http://schemas.microsoft.com/office/word/2018/wordml" xmlns:w16sdtdh="http://schemas.microsoft.com/office/word/2020/wordml/sdtdatahash" xmlns:w16se="http://schemas.microsoft.com/office/word/2015/wordml/symex" xmlns:wpg="http://schemas.microsoft.com/office/word/2010/wordprocessingGroup" xmlns:wpi="http://schemas.microsoft.com/office/word/2010/wordprocessingInk" xmlns:wne="http://schemas.microsoft.com/office/word/2006/wordml" xmlns:wps="http://schemas.microsoft.com/office/word/2010/wordprocessingShape" mc:Ignorable="w14 w15 w16se w16cid w16 w16cex w16sdtdh wp14">
   <w:endnote w:type="separator" w:id="-1">
     <w:p>
       <w:pPr>
@@ -9361,7 +11765,7 @@
 </file>
 
 <file path=word/footnotes.xml><?xml version="1.0" encoding="utf-8"?>
-<w:footnotes xmlns:wpc="http://schemas.microsoft.com/office/word/2010/wordprocessingCanvas" xmlns:cx="http://schemas.microsoft.com/office/drawing/2014/chartex" xmlns:cx1="http://schemas.microsoft.com/office/drawing/2015/9/8/chartex" xmlns:cx2="http://schemas.microsoft.com/office/drawing/2015/10/21/chartex" xmlns:cx3="http://schemas.microsoft.com/office/drawing/2016/5/9/chartex" xmlns:cx4="http://schemas.microsoft.com/office/drawing/2016/5/10/chartex" xmlns:cx5="http://schemas.microsoft.com/office/drawing/2016/5/11/chartex" xmlns:cx6="http://schemas.microsoft.com/office/drawing/2016/5/12/chartex" xmlns:cx7="http://schemas.microsoft.com/office/drawing/2016/5/13/chartex" xmlns:cx8="http://schemas.microsoft.com/office/drawing/2016/5/14/chartex" xmlns:mc="http://schemas.openxmlformats.org/markup-compatibility/2006" xmlns:aink="http://schemas.microsoft.com/office/drawing/2016/ink" xmlns:am3d="http://schemas.microsoft.com/office/drawing/2017/model3d" xmlns:o="urn:schemas-microsoft-com:office:office" xmlns:oel="http://schemas.microsoft.com/office/2019/extlst" xmlns:r="http://schemas.openxmlformats.org/officeDocument/2006/relationships" xmlns:m="http://schemas.openxmlformats.org/officeDocument/2006/math" xmlns:v="urn:schemas-microsoft-com:vml" xmlns:wp14="http://schemas.microsoft.com/office/word/2010/wordprocessingDrawing" xmlns:wp="http://schemas.openxmlformats.org/drawingml/2006/wordprocessingDrawing" xmlns:w10="urn:schemas-microsoft-com:office:word" xmlns:w="http://schemas.openxmlformats.org/wordprocessingml/2006/main" xmlns:w14="http://schemas.microsoft.com/office/word/2010/wordml" xmlns:w15="http://schemas.microsoft.com/office/word/2012/wordml" xmlns:w16cex="http://schemas.microsoft.com/office/word/2018/wordml/cex" xmlns:w16cid="http://schemas.microsoft.com/office/word/2016/wordml/cid" xmlns:w16="http://schemas.microsoft.com/office/word/2018/wordml" xmlns:w16du="http://schemas.microsoft.com/office/word/2023/wordml/word16du" xmlns:w16sdtdh="http://schemas.microsoft.com/office/word/2020/wordml/sdtdatahash" xmlns:w16sdtfl="http://schemas.microsoft.com/office/word/2024/wordml/sdtformatlock" xmlns:w16se="http://schemas.microsoft.com/office/word/2015/wordml/symex" xmlns:wpg="http://schemas.microsoft.com/office/word/2010/wordprocessingGroup" xmlns:wpi="http://schemas.microsoft.com/office/word/2010/wordprocessingInk" xmlns:wne="http://schemas.microsoft.com/office/word/2006/wordml" xmlns:wps="http://schemas.microsoft.com/office/word/2010/wordprocessingShape" mc:Ignorable="w14 w15 w16se w16cid w16 w16cex w16sdtdh w16sdtfl w16du wp14">
+<w:footnotes xmlns:wpc="http://schemas.microsoft.com/office/word/2010/wordprocessingCanvas" xmlns:cx="http://schemas.microsoft.com/office/drawing/2014/chartex" xmlns:cx1="http://schemas.microsoft.com/office/drawing/2015/9/8/chartex" xmlns:cx2="http://schemas.microsoft.com/office/drawing/2015/10/21/chartex" xmlns:cx3="http://schemas.microsoft.com/office/drawing/2016/5/9/chartex" xmlns:cx4="http://schemas.microsoft.com/office/drawing/2016/5/10/chartex" xmlns:cx5="http://schemas.microsoft.com/office/drawing/2016/5/11/chartex" xmlns:cx6="http://schemas.microsoft.com/office/drawing/2016/5/12/chartex" xmlns:cx7="http://schemas.microsoft.com/office/drawing/2016/5/13/chartex" xmlns:cx8="http://schemas.microsoft.com/office/drawing/2016/5/14/chartex" xmlns:mc="http://schemas.openxmlformats.org/markup-compatibility/2006" xmlns:aink="http://schemas.microsoft.com/office/drawing/2016/ink" xmlns:am3d="http://schemas.microsoft.com/office/drawing/2017/model3d" xmlns:o="urn:schemas-microsoft-com:office:office" xmlns:r="http://schemas.openxmlformats.org/officeDocument/2006/relationships" xmlns:m="http://schemas.openxmlformats.org/officeDocument/2006/math" xmlns:v="urn:schemas-microsoft-com:vml" xmlns:wp14="http://schemas.microsoft.com/office/word/2010/wordprocessingDrawing" xmlns:wp="http://schemas.openxmlformats.org/drawingml/2006/wordprocessingDrawing" xmlns:w10="urn:schemas-microsoft-com:office:word" xmlns:w="http://schemas.openxmlformats.org/wordprocessingml/2006/main" xmlns:w14="http://schemas.microsoft.com/office/word/2010/wordml" xmlns:w15="http://schemas.microsoft.com/office/word/2012/wordml" xmlns:w16cex="http://schemas.microsoft.com/office/word/2018/wordml/cex" xmlns:w16cid="http://schemas.microsoft.com/office/word/2016/wordml/cid" xmlns:w16="http://schemas.microsoft.com/office/word/2018/wordml" xmlns:w16sdtdh="http://schemas.microsoft.com/office/word/2020/wordml/sdtdatahash" xmlns:w16se="http://schemas.microsoft.com/office/word/2015/wordml/symex" xmlns:wpg="http://schemas.microsoft.com/office/word/2010/wordprocessingGroup" xmlns:wpi="http://schemas.microsoft.com/office/word/2010/wordprocessingInk" xmlns:wne="http://schemas.microsoft.com/office/word/2006/wordml" xmlns:wps="http://schemas.microsoft.com/office/word/2010/wordprocessingShape" mc:Ignorable="w14 w15 w16se w16cid w16 w16cex w16sdtdh wp14">
   <w:footnote w:type="separator" w:id="-1">
     <w:p>
       <w:pPr>
@@ -9386,7 +11790,7 @@
 </file>
 
 <file path=word/numbering.xml><?xml version="1.0" encoding="utf-8"?>
-<w:numbering xmlns:wpc="http://schemas.microsoft.com/office/word/2010/wordprocessingCanvas" xmlns:cx="http://schemas.microsoft.com/office/drawing/2014/chartex" xmlns:cx1="http://schemas.microsoft.com/office/drawing/2015/9/8/chartex" xmlns:cx2="http://schemas.microsoft.com/office/drawing/2015/10/21/chartex" xmlns:cx3="http://schemas.microsoft.com/office/drawing/2016/5/9/chartex" xmlns:cx4="http://schemas.microsoft.com/office/drawing/2016/5/10/chartex" xmlns:cx5="http://schemas.microsoft.com/office/drawing/2016/5/11/chartex" xmlns:cx6="http://schemas.microsoft.com/office/drawing/2016/5/12/chartex" xmlns:cx7="http://schemas.microsoft.com/office/drawing/2016/5/13/chartex" xmlns:cx8="http://schemas.microsoft.com/office/drawing/2016/5/14/chartex" xmlns:mc="http://schemas.openxmlformats.org/markup-compatibility/2006" xmlns:aink="http://schemas.microsoft.com/office/drawing/2016/ink" xmlns:am3d="http://schemas.microsoft.com/office/drawing/2017/model3d" xmlns:o="urn:schemas-microsoft-com:office:office" xmlns:oel="http://schemas.microsoft.com/office/2019/extlst" xmlns:r="http://schemas.openxmlformats.org/officeDocument/2006/relationships" xmlns:m="http://schemas.openxmlformats.org/officeDocument/2006/math" xmlns:v="urn:schemas-microsoft-com:vml" xmlns:wp14="http://schemas.microsoft.com/office/word/2010/wordprocessingDrawing" xmlns:wp="http://schemas.openxmlformats.org/drawingml/2006/wordprocessingDrawing" xmlns:w10="urn:schemas-microsoft-com:office:word" xmlns:w="http://schemas.openxmlformats.org/wordprocessingml/2006/main" xmlns:w14="http://schemas.microsoft.com/office/word/2010/wordml" xmlns:w15="http://schemas.microsoft.com/office/word/2012/wordml" xmlns:w16cex="http://schemas.microsoft.com/office/word/2018/wordml/cex" xmlns:w16cid="http://schemas.microsoft.com/office/word/2016/wordml/cid" xmlns:w16="http://schemas.microsoft.com/office/word/2018/wordml" xmlns:w16du="http://schemas.microsoft.com/office/word/2023/wordml/word16du" xmlns:w16sdtdh="http://schemas.microsoft.com/office/word/2020/wordml/sdtdatahash" xmlns:w16sdtfl="http://schemas.microsoft.com/office/word/2024/wordml/sdtformatlock" xmlns:w16se="http://schemas.microsoft.com/office/word/2015/wordml/symex" xmlns:wpg="http://schemas.microsoft.com/office/word/2010/wordprocessingGroup" xmlns:wpi="http://schemas.microsoft.com/office/word/2010/wordprocessingInk" xmlns:wne="http://schemas.microsoft.com/office/word/2006/wordml" xmlns:wps="http://schemas.microsoft.com/office/word/2010/wordprocessingShape" mc:Ignorable="w14 w15 w16se w16cid w16 w16cex w16sdtdh w16sdtfl w16du wp14">
+<w:numbering xmlns:wpc="http://schemas.microsoft.com/office/word/2010/wordprocessingCanvas" xmlns:cx="http://schemas.microsoft.com/office/drawing/2014/chartex" xmlns:cx1="http://schemas.microsoft.com/office/drawing/2015/9/8/chartex" xmlns:cx2="http://schemas.microsoft.com/office/drawing/2015/10/21/chartex" xmlns:cx3="http://schemas.microsoft.com/office/drawing/2016/5/9/chartex" xmlns:cx4="http://schemas.microsoft.com/office/drawing/2016/5/10/chartex" xmlns:cx5="http://schemas.microsoft.com/office/drawing/2016/5/11/chartex" xmlns:cx6="http://schemas.microsoft.com/office/drawing/2016/5/12/chartex" xmlns:cx7="http://schemas.microsoft.com/office/drawing/2016/5/13/chartex" xmlns:cx8="http://schemas.microsoft.com/office/drawing/2016/5/14/chartex" xmlns:mc="http://schemas.openxmlformats.org/markup-compatibility/2006" xmlns:aink="http://schemas.microsoft.com/office/drawing/2016/ink" xmlns:am3d="http://schemas.microsoft.com/office/drawing/2017/model3d" xmlns:o="urn:schemas-microsoft-com:office:office" xmlns:r="http://schemas.openxmlformats.org/officeDocument/2006/relationships" xmlns:m="http://schemas.openxmlformats.org/officeDocument/2006/math" xmlns:v="urn:schemas-microsoft-com:vml" xmlns:wp14="http://schemas.microsoft.com/office/word/2010/wordprocessingDrawing" xmlns:wp="http://schemas.openxmlformats.org/drawingml/2006/wordprocessingDrawing" xmlns:w10="urn:schemas-microsoft-com:office:word" xmlns:w="http://schemas.openxmlformats.org/wordprocessingml/2006/main" xmlns:w14="http://schemas.microsoft.com/office/word/2010/wordml" xmlns:w15="http://schemas.microsoft.com/office/word/2012/wordml" xmlns:w16cex="http://schemas.microsoft.com/office/word/2018/wordml/cex" xmlns:w16cid="http://schemas.microsoft.com/office/word/2016/wordml/cid" xmlns:w16="http://schemas.microsoft.com/office/word/2018/wordml" xmlns:w16sdtdh="http://schemas.microsoft.com/office/word/2020/wordml/sdtdatahash" xmlns:w16se="http://schemas.microsoft.com/office/word/2015/wordml/symex" xmlns:wpg="http://schemas.microsoft.com/office/word/2010/wordprocessingGroup" xmlns:wpi="http://schemas.microsoft.com/office/word/2010/wordprocessingInk" xmlns:wne="http://schemas.microsoft.com/office/word/2006/wordml" xmlns:wps="http://schemas.microsoft.com/office/word/2010/wordprocessingShape" mc:Ignorable="w14 w15 w16se w16cid w16 w16cex w16sdtdh wp14">
   <w:abstractNum w:abstractNumId="0" w15:restartNumberingAfterBreak="0">
     <w:nsid w:val="0CF71F75"/>
     <w:multiLevelType w:val="multilevel"/>
@@ -10282,6 +12686,155 @@
     </w:lvl>
   </w:abstractNum>
   <w:abstractNum w:abstractNumId="6" w15:restartNumberingAfterBreak="0">
+    <w:nsid w:val="1C05297E"/>
+    <w:multiLevelType w:val="multilevel"/>
+    <w:tmpl w:val="03DA2DB2"/>
+    <w:lvl w:ilvl="0">
+      <w:start w:val="1"/>
+      <w:numFmt w:val="bullet"/>
+      <w:lvlText w:val=""/>
+      <w:lvlJc w:val="left"/>
+      <w:pPr>
+        <w:tabs>
+          <w:tab w:val="num" w:pos="720"/>
+        </w:tabs>
+        <w:ind w:left="720" w:hanging="360"/>
+      </w:pPr>
+      <w:rPr>
+        <w:rFonts w:ascii="Symbol" w:hAnsi="Symbol" w:hint="default"/>
+        <w:sz w:val="20"/>
+      </w:rPr>
+    </w:lvl>
+    <w:lvl w:ilvl="1" w:tentative="1">
+      <w:start w:val="1"/>
+      <w:numFmt w:val="bullet"/>
+      <w:lvlText w:val="o"/>
+      <w:lvlJc w:val="left"/>
+      <w:pPr>
+        <w:tabs>
+          <w:tab w:val="num" w:pos="1440"/>
+        </w:tabs>
+        <w:ind w:left="1440" w:hanging="360"/>
+      </w:pPr>
+      <w:rPr>
+        <w:rFonts w:ascii="Courier New" w:hAnsi="Courier New" w:hint="default"/>
+        <w:sz w:val="20"/>
+      </w:rPr>
+    </w:lvl>
+    <w:lvl w:ilvl="2" w:tentative="1">
+      <w:start w:val="1"/>
+      <w:numFmt w:val="bullet"/>
+      <w:lvlText w:val=""/>
+      <w:lvlJc w:val="left"/>
+      <w:pPr>
+        <w:tabs>
+          <w:tab w:val="num" w:pos="2160"/>
+        </w:tabs>
+        <w:ind w:left="2160" w:hanging="360"/>
+      </w:pPr>
+      <w:rPr>
+        <w:rFonts w:ascii="Wingdings" w:hAnsi="Wingdings" w:hint="default"/>
+        <w:sz w:val="20"/>
+      </w:rPr>
+    </w:lvl>
+    <w:lvl w:ilvl="3" w:tentative="1">
+      <w:start w:val="1"/>
+      <w:numFmt w:val="bullet"/>
+      <w:lvlText w:val=""/>
+      <w:lvlJc w:val="left"/>
+      <w:pPr>
+        <w:tabs>
+          <w:tab w:val="num" w:pos="2880"/>
+        </w:tabs>
+        <w:ind w:left="2880" w:hanging="360"/>
+      </w:pPr>
+      <w:rPr>
+        <w:rFonts w:ascii="Wingdings" w:hAnsi="Wingdings" w:hint="default"/>
+        <w:sz w:val="20"/>
+      </w:rPr>
+    </w:lvl>
+    <w:lvl w:ilvl="4" w:tentative="1">
+      <w:start w:val="1"/>
+      <w:numFmt w:val="bullet"/>
+      <w:lvlText w:val=""/>
+      <w:lvlJc w:val="left"/>
+      <w:pPr>
+        <w:tabs>
+          <w:tab w:val="num" w:pos="3600"/>
+        </w:tabs>
+        <w:ind w:left="3600" w:hanging="360"/>
+      </w:pPr>
+      <w:rPr>
+        <w:rFonts w:ascii="Wingdings" w:hAnsi="Wingdings" w:hint="default"/>
+        <w:sz w:val="20"/>
+      </w:rPr>
+    </w:lvl>
+    <w:lvl w:ilvl="5" w:tentative="1">
+      <w:start w:val="1"/>
+      <w:numFmt w:val="bullet"/>
+      <w:lvlText w:val=""/>
+      <w:lvlJc w:val="left"/>
+      <w:pPr>
+        <w:tabs>
+          <w:tab w:val="num" w:pos="4320"/>
+        </w:tabs>
+        <w:ind w:left="4320" w:hanging="360"/>
+      </w:pPr>
+      <w:rPr>
+        <w:rFonts w:ascii="Wingdings" w:hAnsi="Wingdings" w:hint="default"/>
+        <w:sz w:val="20"/>
+      </w:rPr>
+    </w:lvl>
+    <w:lvl w:ilvl="6" w:tentative="1">
+      <w:start w:val="1"/>
+      <w:numFmt w:val="bullet"/>
+      <w:lvlText w:val=""/>
+      <w:lvlJc w:val="left"/>
+      <w:pPr>
+        <w:tabs>
+          <w:tab w:val="num" w:pos="5040"/>
+        </w:tabs>
+        <w:ind w:left="5040" w:hanging="360"/>
+      </w:pPr>
+      <w:rPr>
+        <w:rFonts w:ascii="Wingdings" w:hAnsi="Wingdings" w:hint="default"/>
+        <w:sz w:val="20"/>
+      </w:rPr>
+    </w:lvl>
+    <w:lvl w:ilvl="7" w:tentative="1">
+      <w:start w:val="1"/>
+      <w:numFmt w:val="bullet"/>
+      <w:lvlText w:val=""/>
+      <w:lvlJc w:val="left"/>
+      <w:pPr>
+        <w:tabs>
+          <w:tab w:val="num" w:pos="5760"/>
+        </w:tabs>
+        <w:ind w:left="5760" w:hanging="360"/>
+      </w:pPr>
+      <w:rPr>
+        <w:rFonts w:ascii="Wingdings" w:hAnsi="Wingdings" w:hint="default"/>
+        <w:sz w:val="20"/>
+      </w:rPr>
+    </w:lvl>
+    <w:lvl w:ilvl="8" w:tentative="1">
+      <w:start w:val="1"/>
+      <w:numFmt w:val="bullet"/>
+      <w:lvlText w:val=""/>
+      <w:lvlJc w:val="left"/>
+      <w:pPr>
+        <w:tabs>
+          <w:tab w:val="num" w:pos="6480"/>
+        </w:tabs>
+        <w:ind w:left="6480" w:hanging="360"/>
+      </w:pPr>
+      <w:rPr>
+        <w:rFonts w:ascii="Wingdings" w:hAnsi="Wingdings" w:hint="default"/>
+        <w:sz w:val="20"/>
+      </w:rPr>
+    </w:lvl>
+  </w:abstractNum>
+  <w:abstractNum w:abstractNumId="7" w15:restartNumberingAfterBreak="0">
     <w:nsid w:val="2B3F3A70"/>
     <w:multiLevelType w:val="multilevel"/>
     <w:tmpl w:val="520ADA58"/>
@@ -10430,7 +12983,156 @@
       </w:rPr>
     </w:lvl>
   </w:abstractNum>
-  <w:abstractNum w:abstractNumId="7" w15:restartNumberingAfterBreak="0">
+  <w:abstractNum w:abstractNumId="8" w15:restartNumberingAfterBreak="0">
+    <w:nsid w:val="33405EA4"/>
+    <w:multiLevelType w:val="multilevel"/>
+    <w:tmpl w:val="F2646D3E"/>
+    <w:lvl w:ilvl="0">
+      <w:start w:val="1"/>
+      <w:numFmt w:val="bullet"/>
+      <w:lvlText w:val=""/>
+      <w:lvlJc w:val="left"/>
+      <w:pPr>
+        <w:tabs>
+          <w:tab w:val="num" w:pos="720"/>
+        </w:tabs>
+        <w:ind w:left="720" w:hanging="360"/>
+      </w:pPr>
+      <w:rPr>
+        <w:rFonts w:ascii="Symbol" w:hAnsi="Symbol" w:hint="default"/>
+        <w:sz w:val="20"/>
+      </w:rPr>
+    </w:lvl>
+    <w:lvl w:ilvl="1" w:tentative="1">
+      <w:start w:val="1"/>
+      <w:numFmt w:val="bullet"/>
+      <w:lvlText w:val="o"/>
+      <w:lvlJc w:val="left"/>
+      <w:pPr>
+        <w:tabs>
+          <w:tab w:val="num" w:pos="1440"/>
+        </w:tabs>
+        <w:ind w:left="1440" w:hanging="360"/>
+      </w:pPr>
+      <w:rPr>
+        <w:rFonts w:ascii="Courier New" w:hAnsi="Courier New" w:hint="default"/>
+        <w:sz w:val="20"/>
+      </w:rPr>
+    </w:lvl>
+    <w:lvl w:ilvl="2" w:tentative="1">
+      <w:start w:val="1"/>
+      <w:numFmt w:val="bullet"/>
+      <w:lvlText w:val=""/>
+      <w:lvlJc w:val="left"/>
+      <w:pPr>
+        <w:tabs>
+          <w:tab w:val="num" w:pos="2160"/>
+        </w:tabs>
+        <w:ind w:left="2160" w:hanging="360"/>
+      </w:pPr>
+      <w:rPr>
+        <w:rFonts w:ascii="Wingdings" w:hAnsi="Wingdings" w:hint="default"/>
+        <w:sz w:val="20"/>
+      </w:rPr>
+    </w:lvl>
+    <w:lvl w:ilvl="3" w:tentative="1">
+      <w:start w:val="1"/>
+      <w:numFmt w:val="bullet"/>
+      <w:lvlText w:val=""/>
+      <w:lvlJc w:val="left"/>
+      <w:pPr>
+        <w:tabs>
+          <w:tab w:val="num" w:pos="2880"/>
+        </w:tabs>
+        <w:ind w:left="2880" w:hanging="360"/>
+      </w:pPr>
+      <w:rPr>
+        <w:rFonts w:ascii="Wingdings" w:hAnsi="Wingdings" w:hint="default"/>
+        <w:sz w:val="20"/>
+      </w:rPr>
+    </w:lvl>
+    <w:lvl w:ilvl="4" w:tentative="1">
+      <w:start w:val="1"/>
+      <w:numFmt w:val="bullet"/>
+      <w:lvlText w:val=""/>
+      <w:lvlJc w:val="left"/>
+      <w:pPr>
+        <w:tabs>
+          <w:tab w:val="num" w:pos="3600"/>
+        </w:tabs>
+        <w:ind w:left="3600" w:hanging="360"/>
+      </w:pPr>
+      <w:rPr>
+        <w:rFonts w:ascii="Wingdings" w:hAnsi="Wingdings" w:hint="default"/>
+        <w:sz w:val="20"/>
+      </w:rPr>
+    </w:lvl>
+    <w:lvl w:ilvl="5" w:tentative="1">
+      <w:start w:val="1"/>
+      <w:numFmt w:val="bullet"/>
+      <w:lvlText w:val=""/>
+      <w:lvlJc w:val="left"/>
+      <w:pPr>
+        <w:tabs>
+          <w:tab w:val="num" w:pos="4320"/>
+        </w:tabs>
+        <w:ind w:left="4320" w:hanging="360"/>
+      </w:pPr>
+      <w:rPr>
+        <w:rFonts w:ascii="Wingdings" w:hAnsi="Wingdings" w:hint="default"/>
+        <w:sz w:val="20"/>
+      </w:rPr>
+    </w:lvl>
+    <w:lvl w:ilvl="6" w:tentative="1">
+      <w:start w:val="1"/>
+      <w:numFmt w:val="bullet"/>
+      <w:lvlText w:val=""/>
+      <w:lvlJc w:val="left"/>
+      <w:pPr>
+        <w:tabs>
+          <w:tab w:val="num" w:pos="5040"/>
+        </w:tabs>
+        <w:ind w:left="5040" w:hanging="360"/>
+      </w:pPr>
+      <w:rPr>
+        <w:rFonts w:ascii="Wingdings" w:hAnsi="Wingdings" w:hint="default"/>
+        <w:sz w:val="20"/>
+      </w:rPr>
+    </w:lvl>
+    <w:lvl w:ilvl="7" w:tentative="1">
+      <w:start w:val="1"/>
+      <w:numFmt w:val="bullet"/>
+      <w:lvlText w:val=""/>
+      <w:lvlJc w:val="left"/>
+      <w:pPr>
+        <w:tabs>
+          <w:tab w:val="num" w:pos="5760"/>
+        </w:tabs>
+        <w:ind w:left="5760" w:hanging="360"/>
+      </w:pPr>
+      <w:rPr>
+        <w:rFonts w:ascii="Wingdings" w:hAnsi="Wingdings" w:hint="default"/>
+        <w:sz w:val="20"/>
+      </w:rPr>
+    </w:lvl>
+    <w:lvl w:ilvl="8" w:tentative="1">
+      <w:start w:val="1"/>
+      <w:numFmt w:val="bullet"/>
+      <w:lvlText w:val=""/>
+      <w:lvlJc w:val="left"/>
+      <w:pPr>
+        <w:tabs>
+          <w:tab w:val="num" w:pos="6480"/>
+        </w:tabs>
+        <w:ind w:left="6480" w:hanging="360"/>
+      </w:pPr>
+      <w:rPr>
+        <w:rFonts w:ascii="Wingdings" w:hAnsi="Wingdings" w:hint="default"/>
+        <w:sz w:val="20"/>
+      </w:rPr>
+    </w:lvl>
+  </w:abstractNum>
+  <w:abstractNum w:abstractNumId="9" w15:restartNumberingAfterBreak="0">
     <w:nsid w:val="375502CE"/>
     <w:multiLevelType w:val="hybridMultilevel"/>
     <w:tmpl w:val="5E347A72"/>
@@ -10519,7 +13221,7 @@
       </w:pPr>
     </w:lvl>
   </w:abstractNum>
-  <w:abstractNum w:abstractNumId="8" w15:restartNumberingAfterBreak="0">
+  <w:abstractNum w:abstractNumId="10" w15:restartNumberingAfterBreak="0">
     <w:nsid w:val="3DE64ED3"/>
     <w:multiLevelType w:val="multilevel"/>
     <w:tmpl w:val="644C2A68"/>
@@ -10668,7 +13370,7 @@
       </w:rPr>
     </w:lvl>
   </w:abstractNum>
-  <w:abstractNum w:abstractNumId="9" w15:restartNumberingAfterBreak="0">
+  <w:abstractNum w:abstractNumId="11" w15:restartNumberingAfterBreak="0">
     <w:nsid w:val="3EB031A1"/>
     <w:multiLevelType w:val="multilevel"/>
     <w:tmpl w:val="4F9ED8A6"/>
@@ -10817,7 +13519,7 @@
       </w:rPr>
     </w:lvl>
   </w:abstractNum>
-  <w:abstractNum w:abstractNumId="10" w15:restartNumberingAfterBreak="0">
+  <w:abstractNum w:abstractNumId="12" w15:restartNumberingAfterBreak="0">
     <w:nsid w:val="48605848"/>
     <w:multiLevelType w:val="multilevel"/>
     <w:tmpl w:val="1B98FBF6"/>
@@ -10966,7 +13668,418 @@
       </w:rPr>
     </w:lvl>
   </w:abstractNum>
-  <w:abstractNum w:abstractNumId="11" w15:restartNumberingAfterBreak="0">
+  <w:abstractNum w:abstractNumId="13" w15:restartNumberingAfterBreak="0">
+    <w:nsid w:val="4D2E2B68"/>
+    <w:multiLevelType w:val="multilevel"/>
+    <w:tmpl w:val="C03EA83C"/>
+    <w:lvl w:ilvl="0">
+      <w:start w:val="1"/>
+      <w:numFmt w:val="decimal"/>
+      <w:lvlText w:val="%1."/>
+      <w:lvlJc w:val="left"/>
+      <w:pPr>
+        <w:tabs>
+          <w:tab w:val="num" w:pos="720"/>
+        </w:tabs>
+        <w:ind w:left="720" w:hanging="360"/>
+      </w:pPr>
+    </w:lvl>
+    <w:lvl w:ilvl="1" w:tentative="1">
+      <w:start w:val="1"/>
+      <w:numFmt w:val="decimal"/>
+      <w:lvlText w:val="%2."/>
+      <w:lvlJc w:val="left"/>
+      <w:pPr>
+        <w:tabs>
+          <w:tab w:val="num" w:pos="1440"/>
+        </w:tabs>
+        <w:ind w:left="1440" w:hanging="360"/>
+      </w:pPr>
+    </w:lvl>
+    <w:lvl w:ilvl="2" w:tentative="1">
+      <w:start w:val="1"/>
+      <w:numFmt w:val="decimal"/>
+      <w:lvlText w:val="%3."/>
+      <w:lvlJc w:val="left"/>
+      <w:pPr>
+        <w:tabs>
+          <w:tab w:val="num" w:pos="2160"/>
+        </w:tabs>
+        <w:ind w:left="2160" w:hanging="360"/>
+      </w:pPr>
+    </w:lvl>
+    <w:lvl w:ilvl="3" w:tentative="1">
+      <w:start w:val="1"/>
+      <w:numFmt w:val="decimal"/>
+      <w:lvlText w:val="%4."/>
+      <w:lvlJc w:val="left"/>
+      <w:pPr>
+        <w:tabs>
+          <w:tab w:val="num" w:pos="2880"/>
+        </w:tabs>
+        <w:ind w:left="2880" w:hanging="360"/>
+      </w:pPr>
+    </w:lvl>
+    <w:lvl w:ilvl="4" w:tentative="1">
+      <w:start w:val="1"/>
+      <w:numFmt w:val="decimal"/>
+      <w:lvlText w:val="%5."/>
+      <w:lvlJc w:val="left"/>
+      <w:pPr>
+        <w:tabs>
+          <w:tab w:val="num" w:pos="3600"/>
+        </w:tabs>
+        <w:ind w:left="3600" w:hanging="360"/>
+      </w:pPr>
+    </w:lvl>
+    <w:lvl w:ilvl="5" w:tentative="1">
+      <w:start w:val="1"/>
+      <w:numFmt w:val="decimal"/>
+      <w:lvlText w:val="%6."/>
+      <w:lvlJc w:val="left"/>
+      <w:pPr>
+        <w:tabs>
+          <w:tab w:val="num" w:pos="4320"/>
+        </w:tabs>
+        <w:ind w:left="4320" w:hanging="360"/>
+      </w:pPr>
+    </w:lvl>
+    <w:lvl w:ilvl="6" w:tentative="1">
+      <w:start w:val="1"/>
+      <w:numFmt w:val="decimal"/>
+      <w:lvlText w:val="%7."/>
+      <w:lvlJc w:val="left"/>
+      <w:pPr>
+        <w:tabs>
+          <w:tab w:val="num" w:pos="5040"/>
+        </w:tabs>
+        <w:ind w:left="5040" w:hanging="360"/>
+      </w:pPr>
+    </w:lvl>
+    <w:lvl w:ilvl="7" w:tentative="1">
+      <w:start w:val="1"/>
+      <w:numFmt w:val="decimal"/>
+      <w:lvlText w:val="%8."/>
+      <w:lvlJc w:val="left"/>
+      <w:pPr>
+        <w:tabs>
+          <w:tab w:val="num" w:pos="5760"/>
+        </w:tabs>
+        <w:ind w:left="5760" w:hanging="360"/>
+      </w:pPr>
+    </w:lvl>
+    <w:lvl w:ilvl="8" w:tentative="1">
+      <w:start w:val="1"/>
+      <w:numFmt w:val="decimal"/>
+      <w:lvlText w:val="%9."/>
+      <w:lvlJc w:val="left"/>
+      <w:pPr>
+        <w:tabs>
+          <w:tab w:val="num" w:pos="6480"/>
+        </w:tabs>
+        <w:ind w:left="6480" w:hanging="360"/>
+      </w:pPr>
+    </w:lvl>
+  </w:abstractNum>
+  <w:abstractNum w:abstractNumId="14" w15:restartNumberingAfterBreak="0">
+    <w:nsid w:val="4F9B215B"/>
+    <w:multiLevelType w:val="multilevel"/>
+    <w:tmpl w:val="B9C2F65A"/>
+    <w:lvl w:ilvl="0">
+      <w:start w:val="1"/>
+      <w:numFmt w:val="bullet"/>
+      <w:lvlText w:val=""/>
+      <w:lvlJc w:val="left"/>
+      <w:pPr>
+        <w:tabs>
+          <w:tab w:val="num" w:pos="720"/>
+        </w:tabs>
+        <w:ind w:left="720" w:hanging="360"/>
+      </w:pPr>
+      <w:rPr>
+        <w:rFonts w:ascii="Symbol" w:hAnsi="Symbol" w:hint="default"/>
+        <w:sz w:val="20"/>
+      </w:rPr>
+    </w:lvl>
+    <w:lvl w:ilvl="1" w:tentative="1">
+      <w:start w:val="1"/>
+      <w:numFmt w:val="bullet"/>
+      <w:lvlText w:val="o"/>
+      <w:lvlJc w:val="left"/>
+      <w:pPr>
+        <w:tabs>
+          <w:tab w:val="num" w:pos="1440"/>
+        </w:tabs>
+        <w:ind w:left="1440" w:hanging="360"/>
+      </w:pPr>
+      <w:rPr>
+        <w:rFonts w:ascii="Courier New" w:hAnsi="Courier New" w:hint="default"/>
+        <w:sz w:val="20"/>
+      </w:rPr>
+    </w:lvl>
+    <w:lvl w:ilvl="2" w:tentative="1">
+      <w:start w:val="1"/>
+      <w:numFmt w:val="bullet"/>
+      <w:lvlText w:val=""/>
+      <w:lvlJc w:val="left"/>
+      <w:pPr>
+        <w:tabs>
+          <w:tab w:val="num" w:pos="2160"/>
+        </w:tabs>
+        <w:ind w:left="2160" w:hanging="360"/>
+      </w:pPr>
+      <w:rPr>
+        <w:rFonts w:ascii="Wingdings" w:hAnsi="Wingdings" w:hint="default"/>
+        <w:sz w:val="20"/>
+      </w:rPr>
+    </w:lvl>
+    <w:lvl w:ilvl="3" w:tentative="1">
+      <w:start w:val="1"/>
+      <w:numFmt w:val="bullet"/>
+      <w:lvlText w:val=""/>
+      <w:lvlJc w:val="left"/>
+      <w:pPr>
+        <w:tabs>
+          <w:tab w:val="num" w:pos="2880"/>
+        </w:tabs>
+        <w:ind w:left="2880" w:hanging="360"/>
+      </w:pPr>
+      <w:rPr>
+        <w:rFonts w:ascii="Wingdings" w:hAnsi="Wingdings" w:hint="default"/>
+        <w:sz w:val="20"/>
+      </w:rPr>
+    </w:lvl>
+    <w:lvl w:ilvl="4" w:tentative="1">
+      <w:start w:val="1"/>
+      <w:numFmt w:val="bullet"/>
+      <w:lvlText w:val=""/>
+      <w:lvlJc w:val="left"/>
+      <w:pPr>
+        <w:tabs>
+          <w:tab w:val="num" w:pos="3600"/>
+        </w:tabs>
+        <w:ind w:left="3600" w:hanging="360"/>
+      </w:pPr>
+      <w:rPr>
+        <w:rFonts w:ascii="Wingdings" w:hAnsi="Wingdings" w:hint="default"/>
+        <w:sz w:val="20"/>
+      </w:rPr>
+    </w:lvl>
+    <w:lvl w:ilvl="5" w:tentative="1">
+      <w:start w:val="1"/>
+      <w:numFmt w:val="bullet"/>
+      <w:lvlText w:val=""/>
+      <w:lvlJc w:val="left"/>
+      <w:pPr>
+        <w:tabs>
+          <w:tab w:val="num" w:pos="4320"/>
+        </w:tabs>
+        <w:ind w:left="4320" w:hanging="360"/>
+      </w:pPr>
+      <w:rPr>
+        <w:rFonts w:ascii="Wingdings" w:hAnsi="Wingdings" w:hint="default"/>
+        <w:sz w:val="20"/>
+      </w:rPr>
+    </w:lvl>
+    <w:lvl w:ilvl="6" w:tentative="1">
+      <w:start w:val="1"/>
+      <w:numFmt w:val="bullet"/>
+      <w:lvlText w:val=""/>
+      <w:lvlJc w:val="left"/>
+      <w:pPr>
+        <w:tabs>
+          <w:tab w:val="num" w:pos="5040"/>
+        </w:tabs>
+        <w:ind w:left="5040" w:hanging="360"/>
+      </w:pPr>
+      <w:rPr>
+        <w:rFonts w:ascii="Wingdings" w:hAnsi="Wingdings" w:hint="default"/>
+        <w:sz w:val="20"/>
+      </w:rPr>
+    </w:lvl>
+    <w:lvl w:ilvl="7" w:tentative="1">
+      <w:start w:val="1"/>
+      <w:numFmt w:val="bullet"/>
+      <w:lvlText w:val=""/>
+      <w:lvlJc w:val="left"/>
+      <w:pPr>
+        <w:tabs>
+          <w:tab w:val="num" w:pos="5760"/>
+        </w:tabs>
+        <w:ind w:left="5760" w:hanging="360"/>
+      </w:pPr>
+      <w:rPr>
+        <w:rFonts w:ascii="Wingdings" w:hAnsi="Wingdings" w:hint="default"/>
+        <w:sz w:val="20"/>
+      </w:rPr>
+    </w:lvl>
+    <w:lvl w:ilvl="8" w:tentative="1">
+      <w:start w:val="1"/>
+      <w:numFmt w:val="bullet"/>
+      <w:lvlText w:val=""/>
+      <w:lvlJc w:val="left"/>
+      <w:pPr>
+        <w:tabs>
+          <w:tab w:val="num" w:pos="6480"/>
+        </w:tabs>
+        <w:ind w:left="6480" w:hanging="360"/>
+      </w:pPr>
+      <w:rPr>
+        <w:rFonts w:ascii="Wingdings" w:hAnsi="Wingdings" w:hint="default"/>
+        <w:sz w:val="20"/>
+      </w:rPr>
+    </w:lvl>
+  </w:abstractNum>
+  <w:abstractNum w:abstractNumId="15" w15:restartNumberingAfterBreak="0">
+    <w:nsid w:val="51E8736B"/>
+    <w:multiLevelType w:val="multilevel"/>
+    <w:tmpl w:val="284A1DCA"/>
+    <w:lvl w:ilvl="0">
+      <w:start w:val="1"/>
+      <w:numFmt w:val="bullet"/>
+      <w:lvlText w:val=""/>
+      <w:lvlJc w:val="left"/>
+      <w:pPr>
+        <w:tabs>
+          <w:tab w:val="num" w:pos="720"/>
+        </w:tabs>
+        <w:ind w:left="720" w:hanging="360"/>
+      </w:pPr>
+      <w:rPr>
+        <w:rFonts w:ascii="Symbol" w:hAnsi="Symbol" w:hint="default"/>
+        <w:sz w:val="20"/>
+      </w:rPr>
+    </w:lvl>
+    <w:lvl w:ilvl="1" w:tentative="1">
+      <w:start w:val="1"/>
+      <w:numFmt w:val="bullet"/>
+      <w:lvlText w:val="o"/>
+      <w:lvlJc w:val="left"/>
+      <w:pPr>
+        <w:tabs>
+          <w:tab w:val="num" w:pos="1440"/>
+        </w:tabs>
+        <w:ind w:left="1440" w:hanging="360"/>
+      </w:pPr>
+      <w:rPr>
+        <w:rFonts w:ascii="Courier New" w:hAnsi="Courier New" w:hint="default"/>
+        <w:sz w:val="20"/>
+      </w:rPr>
+    </w:lvl>
+    <w:lvl w:ilvl="2" w:tentative="1">
+      <w:start w:val="1"/>
+      <w:numFmt w:val="bullet"/>
+      <w:lvlText w:val=""/>
+      <w:lvlJc w:val="left"/>
+      <w:pPr>
+        <w:tabs>
+          <w:tab w:val="num" w:pos="2160"/>
+        </w:tabs>
+        <w:ind w:left="2160" w:hanging="360"/>
+      </w:pPr>
+      <w:rPr>
+        <w:rFonts w:ascii="Wingdings" w:hAnsi="Wingdings" w:hint="default"/>
+        <w:sz w:val="20"/>
+      </w:rPr>
+    </w:lvl>
+    <w:lvl w:ilvl="3" w:tentative="1">
+      <w:start w:val="1"/>
+      <w:numFmt w:val="bullet"/>
+      <w:lvlText w:val=""/>
+      <w:lvlJc w:val="left"/>
+      <w:pPr>
+        <w:tabs>
+          <w:tab w:val="num" w:pos="2880"/>
+        </w:tabs>
+        <w:ind w:left="2880" w:hanging="360"/>
+      </w:pPr>
+      <w:rPr>
+        <w:rFonts w:ascii="Wingdings" w:hAnsi="Wingdings" w:hint="default"/>
+        <w:sz w:val="20"/>
+      </w:rPr>
+    </w:lvl>
+    <w:lvl w:ilvl="4" w:tentative="1">
+      <w:start w:val="1"/>
+      <w:numFmt w:val="bullet"/>
+      <w:lvlText w:val=""/>
+      <w:lvlJc w:val="left"/>
+      <w:pPr>
+        <w:tabs>
+          <w:tab w:val="num" w:pos="3600"/>
+        </w:tabs>
+        <w:ind w:left="3600" w:hanging="360"/>
+      </w:pPr>
+      <w:rPr>
+        <w:rFonts w:ascii="Wingdings" w:hAnsi="Wingdings" w:hint="default"/>
+        <w:sz w:val="20"/>
+      </w:rPr>
+    </w:lvl>
+    <w:lvl w:ilvl="5" w:tentative="1">
+      <w:start w:val="1"/>
+      <w:numFmt w:val="bullet"/>
+      <w:lvlText w:val=""/>
+      <w:lvlJc w:val="left"/>
+      <w:pPr>
+        <w:tabs>
+          <w:tab w:val="num" w:pos="4320"/>
+        </w:tabs>
+        <w:ind w:left="4320" w:hanging="360"/>
+      </w:pPr>
+      <w:rPr>
+        <w:rFonts w:ascii="Wingdings" w:hAnsi="Wingdings" w:hint="default"/>
+        <w:sz w:val="20"/>
+      </w:rPr>
+    </w:lvl>
+    <w:lvl w:ilvl="6" w:tentative="1">
+      <w:start w:val="1"/>
+      <w:numFmt w:val="bullet"/>
+      <w:lvlText w:val=""/>
+      <w:lvlJc w:val="left"/>
+      <w:pPr>
+        <w:tabs>
+          <w:tab w:val="num" w:pos="5040"/>
+        </w:tabs>
+        <w:ind w:left="5040" w:hanging="360"/>
+      </w:pPr>
+      <w:rPr>
+        <w:rFonts w:ascii="Wingdings" w:hAnsi="Wingdings" w:hint="default"/>
+        <w:sz w:val="20"/>
+      </w:rPr>
+    </w:lvl>
+    <w:lvl w:ilvl="7" w:tentative="1">
+      <w:start w:val="1"/>
+      <w:numFmt w:val="bullet"/>
+      <w:lvlText w:val=""/>
+      <w:lvlJc w:val="left"/>
+      <w:pPr>
+        <w:tabs>
+          <w:tab w:val="num" w:pos="5760"/>
+        </w:tabs>
+        <w:ind w:left="5760" w:hanging="360"/>
+      </w:pPr>
+      <w:rPr>
+        <w:rFonts w:ascii="Wingdings" w:hAnsi="Wingdings" w:hint="default"/>
+        <w:sz w:val="20"/>
+      </w:rPr>
+    </w:lvl>
+    <w:lvl w:ilvl="8" w:tentative="1">
+      <w:start w:val="1"/>
+      <w:numFmt w:val="bullet"/>
+      <w:lvlText w:val=""/>
+      <w:lvlJc w:val="left"/>
+      <w:pPr>
+        <w:tabs>
+          <w:tab w:val="num" w:pos="6480"/>
+        </w:tabs>
+        <w:ind w:left="6480" w:hanging="360"/>
+      </w:pPr>
+      <w:rPr>
+        <w:rFonts w:ascii="Wingdings" w:hAnsi="Wingdings" w:hint="default"/>
+        <w:sz w:val="20"/>
+      </w:rPr>
+    </w:lvl>
+  </w:abstractNum>
+  <w:abstractNum w:abstractNumId="16" w15:restartNumberingAfterBreak="0">
     <w:nsid w:val="52F96679"/>
     <w:multiLevelType w:val="multilevel"/>
     <w:tmpl w:val="E97CDA4E"/>
@@ -11079,7 +14192,7 @@
       </w:pPr>
     </w:lvl>
   </w:abstractNum>
-  <w:abstractNum w:abstractNumId="12" w15:restartNumberingAfterBreak="0">
+  <w:abstractNum w:abstractNumId="17" w15:restartNumberingAfterBreak="0">
     <w:nsid w:val="5463114B"/>
     <w:multiLevelType w:val="multilevel"/>
     <w:tmpl w:val="26748D0E"/>
@@ -11228,7 +14341,156 @@
       </w:rPr>
     </w:lvl>
   </w:abstractNum>
-  <w:abstractNum w:abstractNumId="13" w15:restartNumberingAfterBreak="0">
+  <w:abstractNum w:abstractNumId="18" w15:restartNumberingAfterBreak="0">
+    <w:nsid w:val="57BC2039"/>
+    <w:multiLevelType w:val="multilevel"/>
+    <w:tmpl w:val="B61CF0D0"/>
+    <w:lvl w:ilvl="0">
+      <w:start w:val="1"/>
+      <w:numFmt w:val="bullet"/>
+      <w:lvlText w:val=""/>
+      <w:lvlJc w:val="left"/>
+      <w:pPr>
+        <w:tabs>
+          <w:tab w:val="num" w:pos="720"/>
+        </w:tabs>
+        <w:ind w:left="720" w:hanging="360"/>
+      </w:pPr>
+      <w:rPr>
+        <w:rFonts w:ascii="Symbol" w:hAnsi="Symbol" w:hint="default"/>
+        <w:sz w:val="20"/>
+      </w:rPr>
+    </w:lvl>
+    <w:lvl w:ilvl="1" w:tentative="1">
+      <w:start w:val="1"/>
+      <w:numFmt w:val="bullet"/>
+      <w:lvlText w:val="o"/>
+      <w:lvlJc w:val="left"/>
+      <w:pPr>
+        <w:tabs>
+          <w:tab w:val="num" w:pos="1440"/>
+        </w:tabs>
+        <w:ind w:left="1440" w:hanging="360"/>
+      </w:pPr>
+      <w:rPr>
+        <w:rFonts w:ascii="Courier New" w:hAnsi="Courier New" w:hint="default"/>
+        <w:sz w:val="20"/>
+      </w:rPr>
+    </w:lvl>
+    <w:lvl w:ilvl="2" w:tentative="1">
+      <w:start w:val="1"/>
+      <w:numFmt w:val="bullet"/>
+      <w:lvlText w:val=""/>
+      <w:lvlJc w:val="left"/>
+      <w:pPr>
+        <w:tabs>
+          <w:tab w:val="num" w:pos="2160"/>
+        </w:tabs>
+        <w:ind w:left="2160" w:hanging="360"/>
+      </w:pPr>
+      <w:rPr>
+        <w:rFonts w:ascii="Wingdings" w:hAnsi="Wingdings" w:hint="default"/>
+        <w:sz w:val="20"/>
+      </w:rPr>
+    </w:lvl>
+    <w:lvl w:ilvl="3" w:tentative="1">
+      <w:start w:val="1"/>
+      <w:numFmt w:val="bullet"/>
+      <w:lvlText w:val=""/>
+      <w:lvlJc w:val="left"/>
+      <w:pPr>
+        <w:tabs>
+          <w:tab w:val="num" w:pos="2880"/>
+        </w:tabs>
+        <w:ind w:left="2880" w:hanging="360"/>
+      </w:pPr>
+      <w:rPr>
+        <w:rFonts w:ascii="Wingdings" w:hAnsi="Wingdings" w:hint="default"/>
+        <w:sz w:val="20"/>
+      </w:rPr>
+    </w:lvl>
+    <w:lvl w:ilvl="4" w:tentative="1">
+      <w:start w:val="1"/>
+      <w:numFmt w:val="bullet"/>
+      <w:lvlText w:val=""/>
+      <w:lvlJc w:val="left"/>
+      <w:pPr>
+        <w:tabs>
+          <w:tab w:val="num" w:pos="3600"/>
+        </w:tabs>
+        <w:ind w:left="3600" w:hanging="360"/>
+      </w:pPr>
+      <w:rPr>
+        <w:rFonts w:ascii="Wingdings" w:hAnsi="Wingdings" w:hint="default"/>
+        <w:sz w:val="20"/>
+      </w:rPr>
+    </w:lvl>
+    <w:lvl w:ilvl="5" w:tentative="1">
+      <w:start w:val="1"/>
+      <w:numFmt w:val="bullet"/>
+      <w:lvlText w:val=""/>
+      <w:lvlJc w:val="left"/>
+      <w:pPr>
+        <w:tabs>
+          <w:tab w:val="num" w:pos="4320"/>
+        </w:tabs>
+        <w:ind w:left="4320" w:hanging="360"/>
+      </w:pPr>
+      <w:rPr>
+        <w:rFonts w:ascii="Wingdings" w:hAnsi="Wingdings" w:hint="default"/>
+        <w:sz w:val="20"/>
+      </w:rPr>
+    </w:lvl>
+    <w:lvl w:ilvl="6" w:tentative="1">
+      <w:start w:val="1"/>
+      <w:numFmt w:val="bullet"/>
+      <w:lvlText w:val=""/>
+      <w:lvlJc w:val="left"/>
+      <w:pPr>
+        <w:tabs>
+          <w:tab w:val="num" w:pos="5040"/>
+        </w:tabs>
+        <w:ind w:left="5040" w:hanging="360"/>
+      </w:pPr>
+      <w:rPr>
+        <w:rFonts w:ascii="Wingdings" w:hAnsi="Wingdings" w:hint="default"/>
+        <w:sz w:val="20"/>
+      </w:rPr>
+    </w:lvl>
+    <w:lvl w:ilvl="7" w:tentative="1">
+      <w:start w:val="1"/>
+      <w:numFmt w:val="bullet"/>
+      <w:lvlText w:val=""/>
+      <w:lvlJc w:val="left"/>
+      <w:pPr>
+        <w:tabs>
+          <w:tab w:val="num" w:pos="5760"/>
+        </w:tabs>
+        <w:ind w:left="5760" w:hanging="360"/>
+      </w:pPr>
+      <w:rPr>
+        <w:rFonts w:ascii="Wingdings" w:hAnsi="Wingdings" w:hint="default"/>
+        <w:sz w:val="20"/>
+      </w:rPr>
+    </w:lvl>
+    <w:lvl w:ilvl="8" w:tentative="1">
+      <w:start w:val="1"/>
+      <w:numFmt w:val="bullet"/>
+      <w:lvlText w:val=""/>
+      <w:lvlJc w:val="left"/>
+      <w:pPr>
+        <w:tabs>
+          <w:tab w:val="num" w:pos="6480"/>
+        </w:tabs>
+        <w:ind w:left="6480" w:hanging="360"/>
+      </w:pPr>
+      <w:rPr>
+        <w:rFonts w:ascii="Wingdings" w:hAnsi="Wingdings" w:hint="default"/>
+        <w:sz w:val="20"/>
+      </w:rPr>
+    </w:lvl>
+  </w:abstractNum>
+  <w:abstractNum w:abstractNumId="19" w15:restartNumberingAfterBreak="0">
     <w:nsid w:val="5B2A341A"/>
     <w:multiLevelType w:val="multilevel"/>
     <w:tmpl w:val="FB047A46"/>
@@ -11377,7 +14639,7 @@
       </w:rPr>
     </w:lvl>
   </w:abstractNum>
-  <w:abstractNum w:abstractNumId="14" w15:restartNumberingAfterBreak="0">
+  <w:abstractNum w:abstractNumId="20" w15:restartNumberingAfterBreak="0">
     <w:nsid w:val="653857EB"/>
     <w:multiLevelType w:val="multilevel"/>
     <w:tmpl w:val="2C087B52"/>
@@ -11526,7 +14788,7 @@
       </w:rPr>
     </w:lvl>
   </w:abstractNum>
-  <w:abstractNum w:abstractNumId="15" w15:restartNumberingAfterBreak="0">
+  <w:abstractNum w:abstractNumId="21" w15:restartNumberingAfterBreak="0">
     <w:nsid w:val="6A00584F"/>
     <w:multiLevelType w:val="multilevel"/>
     <w:tmpl w:val="1902CD8C"/>
@@ -11675,7 +14937,7 @@
       </w:rPr>
     </w:lvl>
   </w:abstractNum>
-  <w:abstractNum w:abstractNumId="16" w15:restartNumberingAfterBreak="0">
+  <w:abstractNum w:abstractNumId="22" w15:restartNumberingAfterBreak="0">
     <w:nsid w:val="758C3B7F"/>
     <w:multiLevelType w:val="multilevel"/>
     <w:tmpl w:val="5B846928"/>
@@ -11824,7 +15086,7 @@
       </w:rPr>
     </w:lvl>
   </w:abstractNum>
-  <w:abstractNum w:abstractNumId="17" w15:restartNumberingAfterBreak="0">
+  <w:abstractNum w:abstractNumId="23" w15:restartNumberingAfterBreak="0">
     <w:nsid w:val="78203CD2"/>
     <w:multiLevelType w:val="multilevel"/>
     <w:tmpl w:val="08E46C22"/>
@@ -11973,7 +15235,7 @@
       </w:rPr>
     </w:lvl>
   </w:abstractNum>
-  <w:abstractNum w:abstractNumId="18" w15:restartNumberingAfterBreak="0">
+  <w:abstractNum w:abstractNumId="24" w15:restartNumberingAfterBreak="0">
     <w:nsid w:val="7C4D5ACE"/>
     <w:multiLevelType w:val="multilevel"/>
     <w:tmpl w:val="922E9BF8"/>
@@ -12086,7 +15348,7 @@
       </w:pPr>
     </w:lvl>
   </w:abstractNum>
-  <w:abstractNum w:abstractNumId="19" w15:restartNumberingAfterBreak="0">
+  <w:abstractNum w:abstractNumId="25" w15:restartNumberingAfterBreak="0">
     <w:nsid w:val="7DF90EDE"/>
     <w:multiLevelType w:val="multilevel"/>
     <w:tmpl w:val="2EAA8AAC"/>
@@ -12235,71 +15497,89 @@
       </w:rPr>
     </w:lvl>
   </w:abstractNum>
-  <w:num w:numId="1" w16cid:durableId="560333908">
+  <w:num w:numId="1">
+    <w:abstractNumId w:val="7"/>
+  </w:num>
+  <w:num w:numId="2">
+    <w:abstractNumId w:val="4"/>
+  </w:num>
+  <w:num w:numId="3">
+    <w:abstractNumId w:val="17"/>
+  </w:num>
+  <w:num w:numId="4">
+    <w:abstractNumId w:val="24"/>
+  </w:num>
+  <w:num w:numId="5">
+    <w:abstractNumId w:val="0"/>
+  </w:num>
+  <w:num w:numId="6">
+    <w:abstractNumId w:val="25"/>
+  </w:num>
+  <w:num w:numId="7">
+    <w:abstractNumId w:val="10"/>
+  </w:num>
+  <w:num w:numId="8">
+    <w:abstractNumId w:val="2"/>
+  </w:num>
+  <w:num w:numId="9">
+    <w:abstractNumId w:val="1"/>
+  </w:num>
+  <w:num w:numId="10">
+    <w:abstractNumId w:val="12"/>
+  </w:num>
+  <w:num w:numId="11">
+    <w:abstractNumId w:val="19"/>
+  </w:num>
+  <w:num w:numId="12">
+    <w:abstractNumId w:val="16"/>
+  </w:num>
+  <w:num w:numId="13">
+    <w:abstractNumId w:val="11"/>
+  </w:num>
+  <w:num w:numId="14">
+    <w:abstractNumId w:val="21"/>
+  </w:num>
+  <w:num w:numId="15">
+    <w:abstractNumId w:val="22"/>
+  </w:num>
+  <w:num w:numId="16">
+    <w:abstractNumId w:val="9"/>
+  </w:num>
+  <w:num w:numId="17">
+    <w:abstractNumId w:val="5"/>
+  </w:num>
+  <w:num w:numId="18">
+    <w:abstractNumId w:val="20"/>
+  </w:num>
+  <w:num w:numId="19">
+    <w:abstractNumId w:val="23"/>
+  </w:num>
+  <w:num w:numId="20">
+    <w:abstractNumId w:val="3"/>
+  </w:num>
+  <w:num w:numId="21">
+    <w:abstractNumId w:val="13"/>
+  </w:num>
+  <w:num w:numId="22">
+    <w:abstractNumId w:val="18"/>
+  </w:num>
+  <w:num w:numId="23">
+    <w:abstractNumId w:val="14"/>
+  </w:num>
+  <w:num w:numId="24">
+    <w:abstractNumId w:val="15"/>
+  </w:num>
+  <w:num w:numId="25">
     <w:abstractNumId w:val="6"/>
   </w:num>
-  <w:num w:numId="2" w16cid:durableId="1886596149">
-    <w:abstractNumId w:val="4"/>
-  </w:num>
-  <w:num w:numId="3" w16cid:durableId="1006131544">
-    <w:abstractNumId w:val="12"/>
-  </w:num>
-  <w:num w:numId="4" w16cid:durableId="498619314">
-    <w:abstractNumId w:val="18"/>
-  </w:num>
-  <w:num w:numId="5" w16cid:durableId="1731728443">
-    <w:abstractNumId w:val="0"/>
-  </w:num>
-  <w:num w:numId="6" w16cid:durableId="294331713">
-    <w:abstractNumId w:val="19"/>
-  </w:num>
-  <w:num w:numId="7" w16cid:durableId="247622318">
+  <w:num w:numId="26">
     <w:abstractNumId w:val="8"/>
-  </w:num>
-  <w:num w:numId="8" w16cid:durableId="1930113366">
-    <w:abstractNumId w:val="2"/>
-  </w:num>
-  <w:num w:numId="9" w16cid:durableId="668751970">
-    <w:abstractNumId w:val="1"/>
-  </w:num>
-  <w:num w:numId="10" w16cid:durableId="920062847">
-    <w:abstractNumId w:val="10"/>
-  </w:num>
-  <w:num w:numId="11" w16cid:durableId="901982479">
-    <w:abstractNumId w:val="13"/>
-  </w:num>
-  <w:num w:numId="12" w16cid:durableId="1596284854">
-    <w:abstractNumId w:val="11"/>
-  </w:num>
-  <w:num w:numId="13" w16cid:durableId="326371858">
-    <w:abstractNumId w:val="9"/>
-  </w:num>
-  <w:num w:numId="14" w16cid:durableId="973024114">
-    <w:abstractNumId w:val="15"/>
-  </w:num>
-  <w:num w:numId="15" w16cid:durableId="503860856">
-    <w:abstractNumId w:val="16"/>
-  </w:num>
-  <w:num w:numId="16" w16cid:durableId="824980729">
-    <w:abstractNumId w:val="7"/>
-  </w:num>
-  <w:num w:numId="17" w16cid:durableId="263390657">
-    <w:abstractNumId w:val="5"/>
-  </w:num>
-  <w:num w:numId="18" w16cid:durableId="919482423">
-    <w:abstractNumId w:val="14"/>
-  </w:num>
-  <w:num w:numId="19" w16cid:durableId="1863742548">
-    <w:abstractNumId w:val="17"/>
-  </w:num>
-  <w:num w:numId="20" w16cid:durableId="662708866">
-    <w:abstractNumId w:val="3"/>
   </w:num>
 </w:numbering>
 </file>
 
 <file path=word/styles.xml><?xml version="1.0" encoding="utf-8"?>
-<w:styles xmlns:mc="http://schemas.openxmlformats.org/markup-compatibility/2006" xmlns:r="http://schemas.openxmlformats.org/officeDocument/2006/relationships" xmlns:w="http://schemas.openxmlformats.org/wordprocessingml/2006/main" xmlns:w14="http://schemas.microsoft.com/office/word/2010/wordml" xmlns:w15="http://schemas.microsoft.com/office/word/2012/wordml" xmlns:w16cex="http://schemas.microsoft.com/office/word/2018/wordml/cex" xmlns:w16cid="http://schemas.microsoft.com/office/word/2016/wordml/cid" xmlns:w16="http://schemas.microsoft.com/office/word/2018/wordml" xmlns:w16du="http://schemas.microsoft.com/office/word/2023/wordml/word16du" xmlns:w16sdtdh="http://schemas.microsoft.com/office/word/2020/wordml/sdtdatahash" xmlns:w16sdtfl="http://schemas.microsoft.com/office/word/2024/wordml/sdtformatlock" xmlns:w16se="http://schemas.microsoft.com/office/word/2015/wordml/symex" mc:Ignorable="w14 w15 w16se w16cid w16 w16cex w16sdtdh w16sdtfl w16du">
+<w:styles xmlns:mc="http://schemas.openxmlformats.org/markup-compatibility/2006" xmlns:r="http://schemas.openxmlformats.org/officeDocument/2006/relationships" xmlns:w="http://schemas.openxmlformats.org/wordprocessingml/2006/main" xmlns:w14="http://schemas.microsoft.com/office/word/2010/wordml" xmlns:w15="http://schemas.microsoft.com/office/word/2012/wordml" xmlns:w16cex="http://schemas.microsoft.com/office/word/2018/wordml/cex" xmlns:w16cid="http://schemas.microsoft.com/office/word/2016/wordml/cid" xmlns:w16="http://schemas.microsoft.com/office/word/2018/wordml" xmlns:w16sdtdh="http://schemas.microsoft.com/office/word/2020/wordml/sdtdatahash" xmlns:w16se="http://schemas.microsoft.com/office/word/2015/wordml/symex" mc:Ignorable="w14 w15 w16se w16cid w16 w16cex w16sdtdh">
   <w:docDefaults>
     <w:rPrDefault>
       <w:rPr>
@@ -12767,6 +16047,7 @@
   <w:style w:type="character" w:default="1" w:styleId="DefaultParagraphFont">
     <w:name w:val="Default Paragraph Font"/>
     <w:uiPriority w:val="1"/>
+    <w:semiHidden/>
     <w:unhideWhenUsed/>
   </w:style>
   <w:style w:type="table" w:default="1" w:styleId="TableNormal">
